--- a/derieux_resume_multipage.docx
+++ b/derieux_resume_multipage.docx
@@ -1,6 +1,6 @@
 
 <file path=word/document.xml><?xml version="1.0" encoding="utf-8"?>
-<w:document xmlns:wpc="http://schemas.microsoft.com/office/word/2010/wordprocessingCanvas" xmlns:cx="http://schemas.microsoft.com/office/drawing/2014/chartex" xmlns:cx1="http://schemas.microsoft.com/office/drawing/2015/9/8/chartex" xmlns:cx2="http://schemas.microsoft.com/office/drawing/2015/10/21/chartex" xmlns:cx3="http://schemas.microsoft.com/office/drawing/2016/5/9/chartex" xmlns:cx4="http://schemas.microsoft.com/office/drawing/2016/5/10/chartex" xmlns:cx5="http://schemas.microsoft.com/office/drawing/2016/5/11/chartex" xmlns:cx6="http://schemas.microsoft.com/office/drawing/2016/5/12/chartex" xmlns:cx7="http://schemas.microsoft.com/office/drawing/2016/5/13/chartex" xmlns:cx8="http://schemas.microsoft.com/office/drawing/2016/5/14/chartex" xmlns:mc="http://schemas.openxmlformats.org/markup-compatibility/2006" xmlns:aink="http://schemas.microsoft.com/office/drawing/2016/ink" xmlns:am3d="http://schemas.microsoft.com/office/drawing/2017/model3d" xmlns:o="urn:schemas-microsoft-com:office:office" xmlns:oel="http://schemas.microsoft.com/office/2019/extlst" xmlns:r="http://schemas.openxmlformats.org/officeDocument/2006/relationships" xmlns:m="http://schemas.openxmlformats.org/officeDocument/2006/math" xmlns:v="urn:schemas-microsoft-com:vml" xmlns:wp14="http://schemas.microsoft.com/office/word/2010/wordprocessingDrawing" xmlns:wp="http://schemas.openxmlformats.org/drawingml/2006/wordprocessingDrawing" xmlns:w10="urn:schemas-microsoft-com:office:word" xmlns:w="http://schemas.openxmlformats.org/wordprocessingml/2006/main" xmlns:w14="http://schemas.microsoft.com/office/word/2010/wordml" xmlns:w15="http://schemas.microsoft.com/office/word/2012/wordml" xmlns:w16cex="http://schemas.microsoft.com/office/word/2018/wordml/cex" xmlns:w16cid="http://schemas.microsoft.com/office/word/2016/wordml/cid" xmlns:w16="http://schemas.microsoft.com/office/word/2018/wordml" xmlns:w16sdtdh="http://schemas.microsoft.com/office/word/2020/wordml/sdtdatahash" xmlns:w16se="http://schemas.microsoft.com/office/word/2015/wordml/symex" xmlns:wpg="http://schemas.microsoft.com/office/word/2010/wordprocessingGroup" xmlns:wpi="http://schemas.microsoft.com/office/word/2010/wordprocessingInk" xmlns:wne="http://schemas.microsoft.com/office/word/2006/wordml" xmlns:wps="http://schemas.microsoft.com/office/word/2010/wordprocessingShape" mc:Ignorable="w14 w15 w16se w16cid w16 w16cex w16sdtdh wp14">
+<w:document xmlns:wpc="http://schemas.microsoft.com/office/word/2010/wordprocessingCanvas" xmlns:cx="http://schemas.microsoft.com/office/drawing/2014/chartex" xmlns:cx1="http://schemas.microsoft.com/office/drawing/2015/9/8/chartex" xmlns:cx2="http://schemas.microsoft.com/office/drawing/2015/10/21/chartex" xmlns:cx3="http://schemas.microsoft.com/office/drawing/2016/5/9/chartex" xmlns:cx4="http://schemas.microsoft.com/office/drawing/2016/5/10/chartex" xmlns:cx5="http://schemas.microsoft.com/office/drawing/2016/5/11/chartex" xmlns:cx6="http://schemas.microsoft.com/office/drawing/2016/5/12/chartex" xmlns:cx7="http://schemas.microsoft.com/office/drawing/2016/5/13/chartex" xmlns:cx8="http://schemas.microsoft.com/office/drawing/2016/5/14/chartex" xmlns:mc="http://schemas.openxmlformats.org/markup-compatibility/2006" xmlns:aink="http://schemas.microsoft.com/office/drawing/2016/ink" xmlns:am3d="http://schemas.microsoft.com/office/drawing/2017/model3d" xmlns:o="urn:schemas-microsoft-com:office:office" xmlns:oel="http://schemas.microsoft.com/office/2019/extlst" xmlns:r="http://schemas.openxmlformats.org/officeDocument/2006/relationships" xmlns:m="http://schemas.openxmlformats.org/officeDocument/2006/math" xmlns:v="urn:schemas-microsoft-com:vml" xmlns:wp14="http://schemas.microsoft.com/office/word/2010/wordprocessingDrawing" xmlns:wp="http://schemas.openxmlformats.org/drawingml/2006/wordprocessingDrawing" xmlns:w10="urn:schemas-microsoft-com:office:word" xmlns:w="http://schemas.openxmlformats.org/wordprocessingml/2006/main" xmlns:w14="http://schemas.microsoft.com/office/word/2010/wordml" xmlns:w15="http://schemas.microsoft.com/office/word/2012/wordml" xmlns:w16cex="http://schemas.microsoft.com/office/word/2018/wordml/cex" xmlns:w16cid="http://schemas.microsoft.com/office/word/2016/wordml/cid" xmlns:w16="http://schemas.microsoft.com/office/word/2018/wordml" xmlns:w16du="http://schemas.microsoft.com/office/word/2023/wordml/word16du" xmlns:w16sdtdh="http://schemas.microsoft.com/office/word/2020/wordml/sdtdatahash" xmlns:w16sdtfl="http://schemas.microsoft.com/office/word/2024/wordml/sdtformatlock" xmlns:w16se="http://schemas.microsoft.com/office/word/2015/wordml/symex" xmlns:wpg="http://schemas.microsoft.com/office/word/2010/wordprocessingGroup" xmlns:wpi="http://schemas.microsoft.com/office/word/2010/wordprocessingInk" xmlns:wne="http://schemas.microsoft.com/office/word/2006/wordml" xmlns:wps="http://schemas.microsoft.com/office/word/2010/wordprocessingShape" mc:Ignorable="w14 w15 w16se w16cid w16 w16cex w16sdtdh w16sdtfl w16du wp14">
   <w:body>
     <w:p>
       <w:pPr>
@@ -258,6 +258,7 @@
                     <w:t xml:space="preserve">LinkedIn: </w:t>
                   </w:r>
                   <w:hyperlink r:id="rId9" w:history="1">
+                    <w:proofErr w:type="spellStart"/>
                     <w:r>
                       <w:rPr>
                         <w:rStyle w:val="Hyperlink"/>
@@ -266,6 +267,7 @@
                       </w:rPr>
                       <w:t>alexderieux</w:t>
                     </w:r>
+                    <w:proofErr w:type="spellEnd"/>
                   </w:hyperlink>
                 </w:p>
               </w:tc>
@@ -375,7 +377,13 @@
               <w:pStyle w:val="Content"/>
             </w:pPr>
             <w:r>
-              <w:t>Ph.D. student and i</w:t>
+              <w:t xml:space="preserve">Ph.D. </w:t>
+            </w:r>
+            <w:r>
+              <w:t>candidate</w:t>
+            </w:r>
+            <w:r>
+              <w:t xml:space="preserve"> and i</w:t>
             </w:r>
             <w:r>
               <w:t xml:space="preserve">ndustry professional </w:t>
@@ -1423,12 +1431,21 @@
                       <w:iCs/>
                     </w:rPr>
                   </w:pPr>
+                  <w:proofErr w:type="spellStart"/>
                   <w:r>
                     <w:rPr>
                       <w:i/>
                       <w:iCs/>
                     </w:rPr>
-                    <w:t>Wireless@VT, Virginia Polytechnic Institute and State University</w:t>
+                    <w:t>Wireless@VT</w:t>
+                  </w:r>
+                  <w:proofErr w:type="spellEnd"/>
+                  <w:r>
+                    <w:rPr>
+                      <w:i/>
+                      <w:iCs/>
+                    </w:rPr>
+                    <w:t>, Virginia Polytechnic Institute and State University</w:t>
                   </w:r>
                 </w:p>
                 <w:p>
@@ -2241,14 +2258,35 @@
             <w:r>
               <w:t>“</w:t>
             </w:r>
-            <w:r>
-              <w:t>eQMARL: Entangled Quantum Multi-Agent Reinforcement Learning for Distributed Cooperation over Quantum Channels</w:t>
+            <w:proofErr w:type="spellStart"/>
+            <w:r>
+              <w:t>eQMARL</w:t>
+            </w:r>
+            <w:proofErr w:type="spellEnd"/>
+            <w:r>
+              <w:t>: Entangled Quantum Multi-Agent Reinforcement Learning for Distributed Cooperation over Quantum Channels</w:t>
             </w:r>
             <w:r>
               <w:t>”</w:t>
             </w:r>
             <w:r>
-              <w:t>, arXiv [quant-ph]. 2024.</w:t>
+              <w:t xml:space="preserve">, </w:t>
+            </w:r>
+            <w:proofErr w:type="spellStart"/>
+            <w:r>
+              <w:t>arXiv</w:t>
+            </w:r>
+            <w:proofErr w:type="spellEnd"/>
+            <w:r>
+              <w:t xml:space="preserve"> [quant-</w:t>
+            </w:r>
+            <w:proofErr w:type="spellStart"/>
+            <w:r>
+              <w:t>ph</w:t>
+            </w:r>
+            <w:proofErr w:type="spellEnd"/>
+            <w:r>
+              <w:t>]. 2024.</w:t>
             </w:r>
             <w:r>
               <w:t xml:space="preserve"> Available: </w:t>
@@ -2284,7 +2322,15 @@
               <w:t>”</w:t>
             </w:r>
             <w:r>
-              <w:t>, arXiv [cs.GT]. 2022.</w:t>
+              <w:t xml:space="preserve">, </w:t>
+            </w:r>
+            <w:proofErr w:type="spellStart"/>
+            <w:r>
+              <w:t>arXiv</w:t>
+            </w:r>
+            <w:proofErr w:type="spellEnd"/>
+            <w:r>
+              <w:t xml:space="preserve"> [cs.GT]. 2022.</w:t>
             </w:r>
             <w:r>
               <w:t xml:space="preserve"> Available: </w:t>
@@ -2308,7 +2354,15 @@
               <w:ind w:left="267" w:hanging="270"/>
             </w:pPr>
             <w:r>
-              <w:t xml:space="preserve">A. C. DeRieux, W. Saad, W. Zuo, R. Budiarto, M. D. Koerniawan, and D. Novitasari, </w:t>
+              <w:t xml:space="preserve">A. C. DeRieux, W. Saad, W. Zuo, R. Budiarto, M. D. </w:t>
+            </w:r>
+            <w:proofErr w:type="spellStart"/>
+            <w:r>
+              <w:t>Koerniawan</w:t>
+            </w:r>
+            <w:proofErr w:type="spellEnd"/>
+            <w:r>
+              <w:t xml:space="preserve">, and D. Novitasari, </w:t>
             </w:r>
             <w:r>
               <w:t>“</w:t>
@@ -2320,12 +2374,22 @@
               <w:t>”</w:t>
             </w:r>
             <w:r>
-              <w:t>, arXiv [</w:t>
-            </w:r>
+              <w:t xml:space="preserve">, </w:t>
+            </w:r>
+            <w:proofErr w:type="spellStart"/>
+            <w:r>
+              <w:t>arXiv</w:t>
+            </w:r>
+            <w:proofErr w:type="spellEnd"/>
+            <w:r>
+              <w:t xml:space="preserve"> [</w:t>
+            </w:r>
+            <w:proofErr w:type="spellStart"/>
             <w:proofErr w:type="gramStart"/>
             <w:r>
               <w:t>cs.LG</w:t>
             </w:r>
+            <w:proofErr w:type="spellEnd"/>
             <w:proofErr w:type="gramEnd"/>
             <w:r>
               <w:t>]. 2022.</w:t>
@@ -2819,8 +2883,18 @@
                         <w:color w:val="7F7F7F" w:themeColor="text1" w:themeTint="80"/>
                         <w:u w:val="none"/>
                       </w:rPr>
-                      <w:t>/alexderieux</w:t>
+                      <w:t>/</w:t>
                     </w:r>
+                    <w:proofErr w:type="spellStart"/>
+                    <w:r>
+                      <w:rPr>
+                        <w:rStyle w:val="Hyperlink"/>
+                        <w:color w:val="7F7F7F" w:themeColor="text1" w:themeTint="80"/>
+                        <w:u w:val="none"/>
+                      </w:rPr>
+                      <w:t>alexderieux</w:t>
+                    </w:r>
+                    <w:proofErr w:type="spellEnd"/>
                   </w:hyperlink>
                 </w:p>
               </w:tc>
@@ -2960,8 +3034,13 @@
                     <w:pStyle w:val="Heading2"/>
                     <w:keepNext w:val="0"/>
                   </w:pPr>
-                  <w:r>
-                    <w:t>SmartStockRL: Intelligent Stock Trading using Traditional and Deep Q-Learning</w:t>
+                  <w:proofErr w:type="spellStart"/>
+                  <w:r>
+                    <w:t>SmartStockRL</w:t>
+                  </w:r>
+                  <w:proofErr w:type="spellEnd"/>
+                  <w:r>
+                    <w:t>: Intelligent Stock Trading using Traditional and Deep Q-Learning</w:t>
                   </w:r>
                 </w:p>
               </w:tc>
@@ -3076,8 +3155,13 @@
                     <w:pStyle w:val="Heading2"/>
                     <w:keepNext w:val="0"/>
                   </w:pPr>
-                  <w:r>
-                    <w:t>LyricAI: Using LSTMs to Write Religious Music</w:t>
+                  <w:proofErr w:type="spellStart"/>
+                  <w:r>
+                    <w:t>LyricAI</w:t>
+                  </w:r>
+                  <w:proofErr w:type="spellEnd"/>
+                  <w:r>
+                    <w:t>: Using LSTMs to Write Religious Music</w:t>
                   </w:r>
                 </w:p>
               </w:tc>
@@ -3486,7 +3570,23 @@
                   </w:r>
                   <w:proofErr w:type="gramEnd"/>
                   <w:r>
-                    <w:t xml:space="preserve"> RTL-SDR receiver system called ‘RadioPi’ to process local FM transmissions. Signal processing algorithms are written in Python using GNURadio API and custom signal blocks. Design elements include the Raspberry Pi, USB RTL-SDR antenna, and breadboard circuitry for user interface.</w:t>
+                    <w:t xml:space="preserve"> RTL-SDR receiver system called ‘</w:t>
+                  </w:r>
+                  <w:proofErr w:type="spellStart"/>
+                  <w:r>
+                    <w:t>RadioPi</w:t>
+                  </w:r>
+                  <w:proofErr w:type="spellEnd"/>
+                  <w:r>
+                    <w:t xml:space="preserve">’ to process local FM transmissions. Signal processing algorithms are written in Python using </w:t>
+                  </w:r>
+                  <w:proofErr w:type="spellStart"/>
+                  <w:r>
+                    <w:t>GNURadio</w:t>
+                  </w:r>
+                  <w:proofErr w:type="spellEnd"/>
+                  <w:r>
+                    <w:t xml:space="preserve"> API and custom signal blocks. Design elements include the Raspberry Pi, USB RTL-SDR antenna, and breadboard circuitry for user interface.</w:t>
                   </w:r>
                 </w:p>
               </w:tc>
@@ -3972,8 +4072,13 @@
                   <w:r>
                     <w:t xml:space="preserve">/ </w:t>
                   </w:r>
-                  <w:r>
-                    <w:t xml:space="preserve">PyTorch </w:t>
+                  <w:proofErr w:type="spellStart"/>
+                  <w:r>
+                    <w:t>PyTorch</w:t>
+                  </w:r>
+                  <w:proofErr w:type="spellEnd"/>
+                  <w:r>
+                    <w:t xml:space="preserve"> </w:t>
                   </w:r>
                   <w:r>
                     <w:t>/</w:t>
@@ -3988,35 +4093,76 @@
                     <w:br/>
                     <w:t xml:space="preserve">/ </w:t>
                   </w:r>
-                  <w:r>
-                    <w:t>Qiskit / Cirq / PennyLane</w:t>
-                  </w:r>
+                  <w:proofErr w:type="spellStart"/>
+                  <w:r>
+                    <w:t>Qiskit</w:t>
+                  </w:r>
+                  <w:proofErr w:type="spellEnd"/>
+                  <w:r>
+                    <w:t xml:space="preserve"> / Cirq / PennyLane / TensorFlow Quantum / Torch Quantum</w:t>
+                  </w:r>
+                  <w:r>
+                    <w:br/>
+                  </w:r>
+                  <w:r>
+                    <w:t xml:space="preserve">/ </w:t>
+                  </w:r>
+                  <w:r>
+                    <w:t xml:space="preserve">NumPy / Pandas / SciPy / Scikit-Learn / Matplotlib / Seaborn / Flask / </w:t>
+                  </w:r>
+                  <w:proofErr w:type="spellStart"/>
+                  <w:r>
+                    <w:t>NetworkX</w:t>
+                  </w:r>
+                  <w:proofErr w:type="spellEnd"/>
+                  <w:r>
+                    <w:t xml:space="preserve"> </w:t>
+                  </w:r>
+                  <w:r>
+                    <w:br/>
+                  </w:r>
+                  <w:r>
+                    <w:t xml:space="preserve">/ </w:t>
+                  </w:r>
+                  <w:proofErr w:type="spellStart"/>
+                  <w:r>
+                    <w:t>BeautifulSoup</w:t>
+                  </w:r>
+                  <w:proofErr w:type="spellEnd"/>
+                  <w:r>
+                    <w:t xml:space="preserve"> / OpenCV / Pillow / </w:t>
+                  </w:r>
+                  <w:proofErr w:type="spellStart"/>
+                  <w:r>
+                    <w:t>PyQt</w:t>
+                  </w:r>
+                  <w:proofErr w:type="spellEnd"/>
                   <w:r>
                     <w:t xml:space="preserve"> / </w:t>
                   </w:r>
-                  <w:r>
-                    <w:t>TensorFlow Quantum</w:t>
-                  </w:r>
+                  <w:proofErr w:type="spellStart"/>
+                  <w:r>
+                    <w:t>Pytest</w:t>
+                  </w:r>
+                  <w:proofErr w:type="spellEnd"/>
                   <w:r>
                     <w:t xml:space="preserve"> / </w:t>
                   </w:r>
-                  <w:r>
-                    <w:t>Torch Quantum</w:t>
-                  </w:r>
-                  <w:r>
-                    <w:br/>
-                  </w:r>
-                  <w:r>
-                    <w:t xml:space="preserve">/ </w:t>
-                  </w:r>
-                  <w:r>
-                    <w:t xml:space="preserve">NumPy / Pandas / SciPy / Scikit-Learn / Matplotlib / Seaborn / Flask / NetworkX </w:t>
-                  </w:r>
-                  <w:r>
-                    <w:br/>
-                  </w:r>
-                  <w:r>
-                    <w:t>/ BeautifulSoup / OpenCV / Pillow / PyQt / Pytest / Pipenv / Pyenv / Requests</w:t>
+                  <w:proofErr w:type="spellStart"/>
+                  <w:r>
+                    <w:t>Pipenv</w:t>
+                  </w:r>
+                  <w:proofErr w:type="spellEnd"/>
+                  <w:r>
+                    <w:t xml:space="preserve"> / </w:t>
+                  </w:r>
+                  <w:proofErr w:type="spellStart"/>
+                  <w:r>
+                    <w:t>Pyenv</w:t>
+                  </w:r>
+                  <w:proofErr w:type="spellEnd"/>
+                  <w:r>
+                    <w:t xml:space="preserve"> / Requests</w:t>
                   </w:r>
                   <w:r>
                     <w:t xml:space="preserve"> </w:t>
@@ -4298,7 +4444,15 @@
                     <w:t>Microservices</w:t>
                   </w:r>
                   <w:r>
-                    <w:t>:  Docker / Singularity / Podman / Kubernetes</w:t>
+                    <w:t xml:space="preserve">:  Docker / Singularity / </w:t>
+                  </w:r>
+                  <w:proofErr w:type="spellStart"/>
+                  <w:r>
+                    <w:t>Podman</w:t>
+                  </w:r>
+                  <w:proofErr w:type="spellEnd"/>
+                  <w:r>
+                    <w:t xml:space="preserve"> / Kubernetes</w:t>
                   </w:r>
                 </w:p>
                 <w:p>
@@ -4357,7 +4511,15 @@
                     <w:t xml:space="preserve"> </w:t>
                   </w:r>
                   <w:r>
-                    <w:t xml:space="preserve"> InfluxDB / MongoDB / MySQL / SQLite </w:t>
+                    <w:t xml:space="preserve"> </w:t>
+                  </w:r>
+                  <w:proofErr w:type="spellStart"/>
+                  <w:r>
+                    <w:t>InfluxDB</w:t>
+                  </w:r>
+                  <w:proofErr w:type="spellEnd"/>
+                  <w:r>
+                    <w:t xml:space="preserve"> / MongoDB / MySQL / SQLite </w:t>
                   </w:r>
                   <w:r>
                     <w:br/>
@@ -4365,8 +4527,13 @@
                   <w:r>
                     <w:t xml:space="preserve">/ </w:t>
                   </w:r>
-                  <w:r>
-                    <w:t xml:space="preserve">GraphQL / </w:t>
+                  <w:proofErr w:type="spellStart"/>
+                  <w:r>
+                    <w:t>GraphQL</w:t>
+                  </w:r>
+                  <w:proofErr w:type="spellEnd"/>
+                  <w:r>
+                    <w:t xml:space="preserve"> / </w:t>
                   </w:r>
                   <w:r>
                     <w:t>Redis</w:t>
@@ -4653,8 +4820,13 @@
               <w:pStyle w:val="Heading2"/>
               <w:ind w:left="-13"/>
             </w:pPr>
-            <w:r>
-              <w:t xml:space="preserve">Eta Kappa Nu </w:t>
+            <w:proofErr w:type="spellStart"/>
+            <w:r>
+              <w:t>Eta</w:t>
+            </w:r>
+            <w:proofErr w:type="spellEnd"/>
+            <w:r>
+              <w:t xml:space="preserve"> Kappa Nu </w:t>
             </w:r>
             <w:r>
               <w:t xml:space="preserve">(Electrical Engineering Honor </w:t>
@@ -4673,140 +4845,143 @@
                 <w:sz w:val="16"/>
                 <w:szCs w:val="24"/>
               </w:rPr>
-              <w:t>[ 2021 – Present ]</w:t>
-            </w:r>
-          </w:p>
-          <w:p>
-            <w:pPr>
-              <w:pStyle w:val="Heading2"/>
-              <w:ind w:left="-13"/>
-            </w:pPr>
+              <w:t xml:space="preserve">[ 2021 – </w:t>
+            </w:r>
             <w:proofErr w:type="gramStart"/>
-            <w:r>
-              <w:t xml:space="preserve">IEEE  </w:t>
-            </w:r>
             <w:r>
               <w:rPr>
                 <w:color w:val="4F81BD" w:themeColor="accent1"/>
                 <w:sz w:val="16"/>
                 <w:szCs w:val="24"/>
               </w:rPr>
-              <w:t>[</w:t>
+              <w:t>Present ]</w:t>
             </w:r>
             <w:proofErr w:type="gramEnd"/>
+          </w:p>
+          <w:p>
+            <w:pPr>
+              <w:pStyle w:val="Heading2"/>
+              <w:ind w:left="-13"/>
+            </w:pPr>
+            <w:proofErr w:type="gramStart"/>
+            <w:r>
+              <w:t xml:space="preserve">IEEE  </w:t>
+            </w:r>
             <w:r>
               <w:rPr>
                 <w:color w:val="4F81BD" w:themeColor="accent1"/>
                 <w:sz w:val="16"/>
                 <w:szCs w:val="24"/>
               </w:rPr>
-              <w:t xml:space="preserve"> 2021 – Present ]</w:t>
-            </w:r>
-          </w:p>
-        </w:tc>
-      </w:tr>
-      <w:tr>
-        <w:tc>
-          <w:tcPr>
-            <w:tcW w:w="458" w:type="pct"/>
-          </w:tcPr>
-          <w:p>
-            <w:pPr>
-              <w:pStyle w:val="Heading1"/>
-              <w:keepNext w:val="0"/>
-              <w:rPr>
-                <w:sz w:val="10"/>
-                <w:szCs w:val="10"/>
-              </w:rPr>
-            </w:pPr>
-          </w:p>
-        </w:tc>
-        <w:tc>
-          <w:tcPr>
-            <w:tcW w:w="86" w:type="pct"/>
-          </w:tcPr>
-          <w:p>
-            <w:pPr>
-              <w:rPr>
-                <w:sz w:val="10"/>
-                <w:szCs w:val="10"/>
-              </w:rPr>
-            </w:pPr>
-          </w:p>
-        </w:tc>
-        <w:tc>
-          <w:tcPr>
-            <w:tcW w:w="4456" w:type="pct"/>
-          </w:tcPr>
-          <w:p>
-            <w:pPr>
-              <w:rPr>
-                <w:sz w:val="10"/>
-                <w:szCs w:val="10"/>
-              </w:rPr>
-            </w:pPr>
-          </w:p>
-        </w:tc>
-      </w:tr>
-      <w:tr>
-        <w:tc>
-          <w:tcPr>
-            <w:tcW w:w="458" w:type="pct"/>
-          </w:tcPr>
-          <w:p>
-            <w:pPr>
-              <w:pStyle w:val="Heading1"/>
-              <w:keepNext w:val="0"/>
-            </w:pPr>
-            <w:r>
-              <w:t>Honors &amp; Awards</w:t>
-            </w:r>
-          </w:p>
-        </w:tc>
-        <w:tc>
-          <w:tcPr>
-            <w:tcW w:w="86" w:type="pct"/>
-          </w:tcPr>
-          <w:p/>
-        </w:tc>
-        <w:tc>
-          <w:tcPr>
-            <w:tcW w:w="4456" w:type="pct"/>
-          </w:tcPr>
-          <w:p>
-            <w:pPr>
-              <w:pStyle w:val="Heading2"/>
-              <w:ind w:left="-13"/>
-            </w:pPr>
-            <w:r>
-              <w:t xml:space="preserve">Bradley </w:t>
-            </w:r>
-            <w:proofErr w:type="gramStart"/>
-            <w:r>
-              <w:t>Fellowship</w:t>
-            </w:r>
-            <w:r>
-              <w:t xml:space="preserve"> </w:t>
-            </w:r>
-            <w:r>
-              <w:t xml:space="preserve"> </w:t>
-            </w:r>
+              <w:t>[</w:t>
+            </w:r>
+            <w:proofErr w:type="gramEnd"/>
             <w:r>
               <w:rPr>
                 <w:color w:val="4F81BD" w:themeColor="accent1"/>
                 <w:sz w:val="16"/>
                 <w:szCs w:val="24"/>
               </w:rPr>
-              <w:t>[</w:t>
-            </w:r>
-            <w:proofErr w:type="gramEnd"/>
+              <w:t xml:space="preserve"> 2021 – </w:t>
+            </w:r>
+            <w:proofErr w:type="gramStart"/>
             <w:r>
               <w:rPr>
                 <w:color w:val="4F81BD" w:themeColor="accent1"/>
                 <w:sz w:val="16"/>
                 <w:szCs w:val="24"/>
               </w:rPr>
-              <w:t xml:space="preserve"> 202</w:t>
+              <w:t>Present ]</w:t>
+            </w:r>
+            <w:proofErr w:type="gramEnd"/>
+          </w:p>
+        </w:tc>
+      </w:tr>
+      <w:tr>
+        <w:tc>
+          <w:tcPr>
+            <w:tcW w:w="458" w:type="pct"/>
+          </w:tcPr>
+          <w:p>
+            <w:pPr>
+              <w:pStyle w:val="Heading1"/>
+              <w:keepNext w:val="0"/>
+              <w:rPr>
+                <w:sz w:val="10"/>
+                <w:szCs w:val="10"/>
+              </w:rPr>
+            </w:pPr>
+          </w:p>
+        </w:tc>
+        <w:tc>
+          <w:tcPr>
+            <w:tcW w:w="86" w:type="pct"/>
+          </w:tcPr>
+          <w:p>
+            <w:pPr>
+              <w:rPr>
+                <w:sz w:val="10"/>
+                <w:szCs w:val="10"/>
+              </w:rPr>
+            </w:pPr>
+          </w:p>
+        </w:tc>
+        <w:tc>
+          <w:tcPr>
+            <w:tcW w:w="4456" w:type="pct"/>
+          </w:tcPr>
+          <w:p>
+            <w:pPr>
+              <w:rPr>
+                <w:sz w:val="10"/>
+                <w:szCs w:val="10"/>
+              </w:rPr>
+            </w:pPr>
+          </w:p>
+        </w:tc>
+      </w:tr>
+      <w:tr>
+        <w:tc>
+          <w:tcPr>
+            <w:tcW w:w="458" w:type="pct"/>
+          </w:tcPr>
+          <w:p>
+            <w:pPr>
+              <w:pStyle w:val="Heading1"/>
+              <w:keepNext w:val="0"/>
+            </w:pPr>
+            <w:r>
+              <w:t>Honors &amp; Awards</w:t>
+            </w:r>
+          </w:p>
+        </w:tc>
+        <w:tc>
+          <w:tcPr>
+            <w:tcW w:w="86" w:type="pct"/>
+          </w:tcPr>
+          <w:p/>
+        </w:tc>
+        <w:tc>
+          <w:tcPr>
+            <w:tcW w:w="4456" w:type="pct"/>
+          </w:tcPr>
+          <w:p>
+            <w:pPr>
+              <w:pStyle w:val="Heading2"/>
+              <w:ind w:left="-13"/>
+            </w:pPr>
+            <w:r>
+              <w:t xml:space="preserve">Bradley </w:t>
+            </w:r>
+            <w:proofErr w:type="gramStart"/>
+            <w:r>
+              <w:t>Fellowship</w:t>
+            </w:r>
+            <w:r>
+              <w:t xml:space="preserve"> </w:t>
+            </w:r>
+            <w:r>
+              <w:t xml:space="preserve"> </w:t>
             </w:r>
             <w:r>
               <w:rPr>
@@ -4814,16 +4989,43 @@
                 <w:sz w:val="16"/>
                 <w:szCs w:val="24"/>
               </w:rPr>
-              <w:t>2</w:t>
-            </w:r>
+              <w:t>[</w:t>
+            </w:r>
+            <w:proofErr w:type="gramEnd"/>
             <w:r>
               <w:rPr>
                 <w:color w:val="4F81BD" w:themeColor="accent1"/>
                 <w:sz w:val="16"/>
                 <w:szCs w:val="24"/>
               </w:rPr>
-              <w:t xml:space="preserve"> – Present ]</w:t>
-            </w:r>
+              <w:t xml:space="preserve"> 202</w:t>
+            </w:r>
+            <w:r>
+              <w:rPr>
+                <w:color w:val="4F81BD" w:themeColor="accent1"/>
+                <w:sz w:val="16"/>
+                <w:szCs w:val="24"/>
+              </w:rPr>
+              <w:t>2</w:t>
+            </w:r>
+            <w:r>
+              <w:rPr>
+                <w:color w:val="4F81BD" w:themeColor="accent1"/>
+                <w:sz w:val="16"/>
+                <w:szCs w:val="24"/>
+              </w:rPr>
+              <w:t xml:space="preserve"> – </w:t>
+            </w:r>
+            <w:proofErr w:type="gramStart"/>
+            <w:r>
+              <w:rPr>
+                <w:color w:val="4F81BD" w:themeColor="accent1"/>
+                <w:sz w:val="16"/>
+                <w:szCs w:val="24"/>
+              </w:rPr>
+              <w:t>Present ]</w:t>
+            </w:r>
+            <w:proofErr w:type="gramEnd"/>
           </w:p>
           <w:p>
             <w:pPr>
@@ -5775,7 +5977,7 @@
 </file>
 
 <file path=word/endnotes.xml><?xml version="1.0" encoding="utf-8"?>
-<w:endnotes xmlns:wpc="http://schemas.microsoft.com/office/word/2010/wordprocessingCanvas" xmlns:cx="http://schemas.microsoft.com/office/drawing/2014/chartex" xmlns:cx1="http://schemas.microsoft.com/office/drawing/2015/9/8/chartex" xmlns:cx2="http://schemas.microsoft.com/office/drawing/2015/10/21/chartex" xmlns:cx3="http://schemas.microsoft.com/office/drawing/2016/5/9/chartex" xmlns:cx4="http://schemas.microsoft.com/office/drawing/2016/5/10/chartex" xmlns:cx5="http://schemas.microsoft.com/office/drawing/2016/5/11/chartex" xmlns:cx6="http://schemas.microsoft.com/office/drawing/2016/5/12/chartex" xmlns:cx7="http://schemas.microsoft.com/office/drawing/2016/5/13/chartex" xmlns:cx8="http://schemas.microsoft.com/office/drawing/2016/5/14/chartex" xmlns:mc="http://schemas.openxmlformats.org/markup-compatibility/2006" xmlns:aink="http://schemas.microsoft.com/office/drawing/2016/ink" xmlns:am3d="http://schemas.microsoft.com/office/drawing/2017/model3d" xmlns:o="urn:schemas-microsoft-com:office:office" xmlns:oel="http://schemas.microsoft.com/office/2019/extlst" xmlns:r="http://schemas.openxmlformats.org/officeDocument/2006/relationships" xmlns:m="http://schemas.openxmlformats.org/officeDocument/2006/math" xmlns:v="urn:schemas-microsoft-com:vml" xmlns:wp14="http://schemas.microsoft.com/office/word/2010/wordprocessingDrawing" xmlns:wp="http://schemas.openxmlformats.org/drawingml/2006/wordprocessingDrawing" xmlns:w10="urn:schemas-microsoft-com:office:word" xmlns:w="http://schemas.openxmlformats.org/wordprocessingml/2006/main" xmlns:w14="http://schemas.microsoft.com/office/word/2010/wordml" xmlns:w15="http://schemas.microsoft.com/office/word/2012/wordml" xmlns:w16cex="http://schemas.microsoft.com/office/word/2018/wordml/cex" xmlns:w16cid="http://schemas.microsoft.com/office/word/2016/wordml/cid" xmlns:w16="http://schemas.microsoft.com/office/word/2018/wordml" xmlns:w16sdtdh="http://schemas.microsoft.com/office/word/2020/wordml/sdtdatahash" xmlns:w16se="http://schemas.microsoft.com/office/word/2015/wordml/symex" xmlns:wpg="http://schemas.microsoft.com/office/word/2010/wordprocessingGroup" xmlns:wpi="http://schemas.microsoft.com/office/word/2010/wordprocessingInk" xmlns:wne="http://schemas.microsoft.com/office/word/2006/wordml" xmlns:wps="http://schemas.microsoft.com/office/word/2010/wordprocessingShape" mc:Ignorable="w14 w15 w16se w16cid w16 w16cex w16sdtdh wp14">
+<w:endnotes xmlns:wpc="http://schemas.microsoft.com/office/word/2010/wordprocessingCanvas" xmlns:cx="http://schemas.microsoft.com/office/drawing/2014/chartex" xmlns:cx1="http://schemas.microsoft.com/office/drawing/2015/9/8/chartex" xmlns:cx2="http://schemas.microsoft.com/office/drawing/2015/10/21/chartex" xmlns:cx3="http://schemas.microsoft.com/office/drawing/2016/5/9/chartex" xmlns:cx4="http://schemas.microsoft.com/office/drawing/2016/5/10/chartex" xmlns:cx5="http://schemas.microsoft.com/office/drawing/2016/5/11/chartex" xmlns:cx6="http://schemas.microsoft.com/office/drawing/2016/5/12/chartex" xmlns:cx7="http://schemas.microsoft.com/office/drawing/2016/5/13/chartex" xmlns:cx8="http://schemas.microsoft.com/office/drawing/2016/5/14/chartex" xmlns:mc="http://schemas.openxmlformats.org/markup-compatibility/2006" xmlns:aink="http://schemas.microsoft.com/office/drawing/2016/ink" xmlns:am3d="http://schemas.microsoft.com/office/drawing/2017/model3d" xmlns:o="urn:schemas-microsoft-com:office:office" xmlns:oel="http://schemas.microsoft.com/office/2019/extlst" xmlns:r="http://schemas.openxmlformats.org/officeDocument/2006/relationships" xmlns:m="http://schemas.openxmlformats.org/officeDocument/2006/math" xmlns:v="urn:schemas-microsoft-com:vml" xmlns:wp14="http://schemas.microsoft.com/office/word/2010/wordprocessingDrawing" xmlns:wp="http://schemas.openxmlformats.org/drawingml/2006/wordprocessingDrawing" xmlns:w10="urn:schemas-microsoft-com:office:word" xmlns:w="http://schemas.openxmlformats.org/wordprocessingml/2006/main" xmlns:w14="http://schemas.microsoft.com/office/word/2010/wordml" xmlns:w15="http://schemas.microsoft.com/office/word/2012/wordml" xmlns:w16cex="http://schemas.microsoft.com/office/word/2018/wordml/cex" xmlns:w16cid="http://schemas.microsoft.com/office/word/2016/wordml/cid" xmlns:w16="http://schemas.microsoft.com/office/word/2018/wordml" xmlns:w16du="http://schemas.microsoft.com/office/word/2023/wordml/word16du" xmlns:w16sdtdh="http://schemas.microsoft.com/office/word/2020/wordml/sdtdatahash" xmlns:w16sdtfl="http://schemas.microsoft.com/office/word/2024/wordml/sdtformatlock" xmlns:w16se="http://schemas.microsoft.com/office/word/2015/wordml/symex" xmlns:wpg="http://schemas.microsoft.com/office/word/2010/wordprocessingGroup" xmlns:wpi="http://schemas.microsoft.com/office/word/2010/wordprocessingInk" xmlns:wne="http://schemas.microsoft.com/office/word/2006/wordml" xmlns:wps="http://schemas.microsoft.com/office/word/2010/wordprocessingShape" mc:Ignorable="w14 w15 w16se w16cid w16 w16cex w16sdtdh w16sdtfl w16du wp14">
   <w:endnote w:type="separator" w:id="-1">
     <w:p>
       <w:r>
@@ -5794,7 +5996,7 @@
 </file>
 
 <file path=word/footnotes.xml><?xml version="1.0" encoding="utf-8"?>
-<w:footnotes xmlns:wpc="http://schemas.microsoft.com/office/word/2010/wordprocessingCanvas" xmlns:cx="http://schemas.microsoft.com/office/drawing/2014/chartex" xmlns:cx1="http://schemas.microsoft.com/office/drawing/2015/9/8/chartex" xmlns:cx2="http://schemas.microsoft.com/office/drawing/2015/10/21/chartex" xmlns:cx3="http://schemas.microsoft.com/office/drawing/2016/5/9/chartex" xmlns:cx4="http://schemas.microsoft.com/office/drawing/2016/5/10/chartex" xmlns:cx5="http://schemas.microsoft.com/office/drawing/2016/5/11/chartex" xmlns:cx6="http://schemas.microsoft.com/office/drawing/2016/5/12/chartex" xmlns:cx7="http://schemas.microsoft.com/office/drawing/2016/5/13/chartex" xmlns:cx8="http://schemas.microsoft.com/office/drawing/2016/5/14/chartex" xmlns:mc="http://schemas.openxmlformats.org/markup-compatibility/2006" xmlns:aink="http://schemas.microsoft.com/office/drawing/2016/ink" xmlns:am3d="http://schemas.microsoft.com/office/drawing/2017/model3d" xmlns:o="urn:schemas-microsoft-com:office:office" xmlns:oel="http://schemas.microsoft.com/office/2019/extlst" xmlns:r="http://schemas.openxmlformats.org/officeDocument/2006/relationships" xmlns:m="http://schemas.openxmlformats.org/officeDocument/2006/math" xmlns:v="urn:schemas-microsoft-com:vml" xmlns:wp14="http://schemas.microsoft.com/office/word/2010/wordprocessingDrawing" xmlns:wp="http://schemas.openxmlformats.org/drawingml/2006/wordprocessingDrawing" xmlns:w10="urn:schemas-microsoft-com:office:word" xmlns:w="http://schemas.openxmlformats.org/wordprocessingml/2006/main" xmlns:w14="http://schemas.microsoft.com/office/word/2010/wordml" xmlns:w15="http://schemas.microsoft.com/office/word/2012/wordml" xmlns:w16cex="http://schemas.microsoft.com/office/word/2018/wordml/cex" xmlns:w16cid="http://schemas.microsoft.com/office/word/2016/wordml/cid" xmlns:w16="http://schemas.microsoft.com/office/word/2018/wordml" xmlns:w16sdtdh="http://schemas.microsoft.com/office/word/2020/wordml/sdtdatahash" xmlns:w16se="http://schemas.microsoft.com/office/word/2015/wordml/symex" xmlns:wpg="http://schemas.microsoft.com/office/word/2010/wordprocessingGroup" xmlns:wpi="http://schemas.microsoft.com/office/word/2010/wordprocessingInk" xmlns:wne="http://schemas.microsoft.com/office/word/2006/wordml" xmlns:wps="http://schemas.microsoft.com/office/word/2010/wordprocessingShape" mc:Ignorable="w14 w15 w16se w16cid w16 w16cex w16sdtdh wp14">
+<w:footnotes xmlns:wpc="http://schemas.microsoft.com/office/word/2010/wordprocessingCanvas" xmlns:cx="http://schemas.microsoft.com/office/drawing/2014/chartex" xmlns:cx1="http://schemas.microsoft.com/office/drawing/2015/9/8/chartex" xmlns:cx2="http://schemas.microsoft.com/office/drawing/2015/10/21/chartex" xmlns:cx3="http://schemas.microsoft.com/office/drawing/2016/5/9/chartex" xmlns:cx4="http://schemas.microsoft.com/office/drawing/2016/5/10/chartex" xmlns:cx5="http://schemas.microsoft.com/office/drawing/2016/5/11/chartex" xmlns:cx6="http://schemas.microsoft.com/office/drawing/2016/5/12/chartex" xmlns:cx7="http://schemas.microsoft.com/office/drawing/2016/5/13/chartex" xmlns:cx8="http://schemas.microsoft.com/office/drawing/2016/5/14/chartex" xmlns:mc="http://schemas.openxmlformats.org/markup-compatibility/2006" xmlns:aink="http://schemas.microsoft.com/office/drawing/2016/ink" xmlns:am3d="http://schemas.microsoft.com/office/drawing/2017/model3d" xmlns:o="urn:schemas-microsoft-com:office:office" xmlns:oel="http://schemas.microsoft.com/office/2019/extlst" xmlns:r="http://schemas.openxmlformats.org/officeDocument/2006/relationships" xmlns:m="http://schemas.openxmlformats.org/officeDocument/2006/math" xmlns:v="urn:schemas-microsoft-com:vml" xmlns:wp14="http://schemas.microsoft.com/office/word/2010/wordprocessingDrawing" xmlns:wp="http://schemas.openxmlformats.org/drawingml/2006/wordprocessingDrawing" xmlns:w10="urn:schemas-microsoft-com:office:word" xmlns:w="http://schemas.openxmlformats.org/wordprocessingml/2006/main" xmlns:w14="http://schemas.microsoft.com/office/word/2010/wordml" xmlns:w15="http://schemas.microsoft.com/office/word/2012/wordml" xmlns:w16cex="http://schemas.microsoft.com/office/word/2018/wordml/cex" xmlns:w16cid="http://schemas.microsoft.com/office/word/2016/wordml/cid" xmlns:w16="http://schemas.microsoft.com/office/word/2018/wordml" xmlns:w16du="http://schemas.microsoft.com/office/word/2023/wordml/word16du" xmlns:w16sdtdh="http://schemas.microsoft.com/office/word/2020/wordml/sdtdatahash" xmlns:w16sdtfl="http://schemas.microsoft.com/office/word/2024/wordml/sdtformatlock" xmlns:w16se="http://schemas.microsoft.com/office/word/2015/wordml/symex" xmlns:wpg="http://schemas.microsoft.com/office/word/2010/wordprocessingGroup" xmlns:wpi="http://schemas.microsoft.com/office/word/2010/wordprocessingInk" xmlns:wne="http://schemas.microsoft.com/office/word/2006/wordml" xmlns:wps="http://schemas.microsoft.com/office/word/2010/wordprocessingShape" mc:Ignorable="w14 w15 w16se w16cid w16 w16cex w16sdtdh w16sdtfl w16du wp14">
   <w:footnote w:type="separator" w:id="-1">
     <w:p>
       <w:r>
@@ -5813,7 +6015,7 @@
 </file>
 
 <file path=word/header1.xml><?xml version="1.0" encoding="utf-8"?>
-<w:hdr xmlns:wpc="http://schemas.microsoft.com/office/word/2010/wordprocessingCanvas" xmlns:cx="http://schemas.microsoft.com/office/drawing/2014/chartex" xmlns:cx1="http://schemas.microsoft.com/office/drawing/2015/9/8/chartex" xmlns:cx2="http://schemas.microsoft.com/office/drawing/2015/10/21/chartex" xmlns:cx3="http://schemas.microsoft.com/office/drawing/2016/5/9/chartex" xmlns:cx4="http://schemas.microsoft.com/office/drawing/2016/5/10/chartex" xmlns:cx5="http://schemas.microsoft.com/office/drawing/2016/5/11/chartex" xmlns:cx6="http://schemas.microsoft.com/office/drawing/2016/5/12/chartex" xmlns:cx7="http://schemas.microsoft.com/office/drawing/2016/5/13/chartex" xmlns:cx8="http://schemas.microsoft.com/office/drawing/2016/5/14/chartex" xmlns:mc="http://schemas.openxmlformats.org/markup-compatibility/2006" xmlns:aink="http://schemas.microsoft.com/office/drawing/2016/ink" xmlns:am3d="http://schemas.microsoft.com/office/drawing/2017/model3d" xmlns:o="urn:schemas-microsoft-com:office:office" xmlns:oel="http://schemas.microsoft.com/office/2019/extlst" xmlns:r="http://schemas.openxmlformats.org/officeDocument/2006/relationships" xmlns:m="http://schemas.openxmlformats.org/officeDocument/2006/math" xmlns:v="urn:schemas-microsoft-com:vml" xmlns:wp14="http://schemas.microsoft.com/office/word/2010/wordprocessingDrawing" xmlns:wp="http://schemas.openxmlformats.org/drawingml/2006/wordprocessingDrawing" xmlns:w10="urn:schemas-microsoft-com:office:word" xmlns:w="http://schemas.openxmlformats.org/wordprocessingml/2006/main" xmlns:w14="http://schemas.microsoft.com/office/word/2010/wordml" xmlns:w15="http://schemas.microsoft.com/office/word/2012/wordml" xmlns:w16cex="http://schemas.microsoft.com/office/word/2018/wordml/cex" xmlns:w16cid="http://schemas.microsoft.com/office/word/2016/wordml/cid" xmlns:w16="http://schemas.microsoft.com/office/word/2018/wordml" xmlns:w16sdtdh="http://schemas.microsoft.com/office/word/2020/wordml/sdtdatahash" xmlns:w16se="http://schemas.microsoft.com/office/word/2015/wordml/symex" xmlns:wpg="http://schemas.microsoft.com/office/word/2010/wordprocessingGroup" xmlns:wpi="http://schemas.microsoft.com/office/word/2010/wordprocessingInk" xmlns:wne="http://schemas.microsoft.com/office/word/2006/wordml" xmlns:wps="http://schemas.microsoft.com/office/word/2010/wordprocessingShape" mc:Ignorable="w14 w15 w16se w16cid w16 w16cex w16sdtdh wp14">
+<w:hdr xmlns:wpc="http://schemas.microsoft.com/office/word/2010/wordprocessingCanvas" xmlns:cx="http://schemas.microsoft.com/office/drawing/2014/chartex" xmlns:cx1="http://schemas.microsoft.com/office/drawing/2015/9/8/chartex" xmlns:cx2="http://schemas.microsoft.com/office/drawing/2015/10/21/chartex" xmlns:cx3="http://schemas.microsoft.com/office/drawing/2016/5/9/chartex" xmlns:cx4="http://schemas.microsoft.com/office/drawing/2016/5/10/chartex" xmlns:cx5="http://schemas.microsoft.com/office/drawing/2016/5/11/chartex" xmlns:cx6="http://schemas.microsoft.com/office/drawing/2016/5/12/chartex" xmlns:cx7="http://schemas.microsoft.com/office/drawing/2016/5/13/chartex" xmlns:cx8="http://schemas.microsoft.com/office/drawing/2016/5/14/chartex" xmlns:mc="http://schemas.openxmlformats.org/markup-compatibility/2006" xmlns:aink="http://schemas.microsoft.com/office/drawing/2016/ink" xmlns:am3d="http://schemas.microsoft.com/office/drawing/2017/model3d" xmlns:o="urn:schemas-microsoft-com:office:office" xmlns:oel="http://schemas.microsoft.com/office/2019/extlst" xmlns:r="http://schemas.openxmlformats.org/officeDocument/2006/relationships" xmlns:m="http://schemas.openxmlformats.org/officeDocument/2006/math" xmlns:v="urn:schemas-microsoft-com:vml" xmlns:wp14="http://schemas.microsoft.com/office/word/2010/wordprocessingDrawing" xmlns:wp="http://schemas.openxmlformats.org/drawingml/2006/wordprocessingDrawing" xmlns:w10="urn:schemas-microsoft-com:office:word" xmlns:w="http://schemas.openxmlformats.org/wordprocessingml/2006/main" xmlns:w14="http://schemas.microsoft.com/office/word/2010/wordml" xmlns:w15="http://schemas.microsoft.com/office/word/2012/wordml" xmlns:w16cex="http://schemas.microsoft.com/office/word/2018/wordml/cex" xmlns:w16cid="http://schemas.microsoft.com/office/word/2016/wordml/cid" xmlns:w16="http://schemas.microsoft.com/office/word/2018/wordml" xmlns:w16du="http://schemas.microsoft.com/office/word/2023/wordml/word16du" xmlns:w16sdtdh="http://schemas.microsoft.com/office/word/2020/wordml/sdtdatahash" xmlns:w16sdtfl="http://schemas.microsoft.com/office/word/2024/wordml/sdtformatlock" xmlns:w16se="http://schemas.microsoft.com/office/word/2015/wordml/symex" xmlns:wpg="http://schemas.microsoft.com/office/word/2010/wordprocessingGroup" xmlns:wpi="http://schemas.microsoft.com/office/word/2010/wordprocessingInk" xmlns:wne="http://schemas.microsoft.com/office/word/2006/wordml" xmlns:wps="http://schemas.microsoft.com/office/word/2010/wordprocessingShape" mc:Ignorable="w14 w15 w16se w16cid w16 w16cex w16sdtdh w16sdtfl w16du wp14">
   <w:p>
     <w:pPr>
       <w:pStyle w:val="Header"/>
@@ -5879,7 +6081,7 @@
 </file>
 
 <file path=word/numbering.xml><?xml version="1.0" encoding="utf-8"?>
-<w:numbering xmlns:wpc="http://schemas.microsoft.com/office/word/2010/wordprocessingCanvas" xmlns:cx="http://schemas.microsoft.com/office/drawing/2014/chartex" xmlns:cx1="http://schemas.microsoft.com/office/drawing/2015/9/8/chartex" xmlns:cx2="http://schemas.microsoft.com/office/drawing/2015/10/21/chartex" xmlns:cx3="http://schemas.microsoft.com/office/drawing/2016/5/9/chartex" xmlns:cx4="http://schemas.microsoft.com/office/drawing/2016/5/10/chartex" xmlns:cx5="http://schemas.microsoft.com/office/drawing/2016/5/11/chartex" xmlns:cx6="http://schemas.microsoft.com/office/drawing/2016/5/12/chartex" xmlns:cx7="http://schemas.microsoft.com/office/drawing/2016/5/13/chartex" xmlns:cx8="http://schemas.microsoft.com/office/drawing/2016/5/14/chartex" xmlns:mc="http://schemas.openxmlformats.org/markup-compatibility/2006" xmlns:aink="http://schemas.microsoft.com/office/drawing/2016/ink" xmlns:am3d="http://schemas.microsoft.com/office/drawing/2017/model3d" xmlns:o="urn:schemas-microsoft-com:office:office" xmlns:oel="http://schemas.microsoft.com/office/2019/extlst" xmlns:r="http://schemas.openxmlformats.org/officeDocument/2006/relationships" xmlns:m="http://schemas.openxmlformats.org/officeDocument/2006/math" xmlns:v="urn:schemas-microsoft-com:vml" xmlns:wp14="http://schemas.microsoft.com/office/word/2010/wordprocessingDrawing" xmlns:wp="http://schemas.openxmlformats.org/drawingml/2006/wordprocessingDrawing" xmlns:w10="urn:schemas-microsoft-com:office:word" xmlns:w="http://schemas.openxmlformats.org/wordprocessingml/2006/main" xmlns:w14="http://schemas.microsoft.com/office/word/2010/wordml" xmlns:w15="http://schemas.microsoft.com/office/word/2012/wordml" xmlns:w16cex="http://schemas.microsoft.com/office/word/2018/wordml/cex" xmlns:w16cid="http://schemas.microsoft.com/office/word/2016/wordml/cid" xmlns:w16="http://schemas.microsoft.com/office/word/2018/wordml" xmlns:w16sdtdh="http://schemas.microsoft.com/office/word/2020/wordml/sdtdatahash" xmlns:w16se="http://schemas.microsoft.com/office/word/2015/wordml/symex" xmlns:wpg="http://schemas.microsoft.com/office/word/2010/wordprocessingGroup" xmlns:wpi="http://schemas.microsoft.com/office/word/2010/wordprocessingInk" xmlns:wne="http://schemas.microsoft.com/office/word/2006/wordml" xmlns:wps="http://schemas.microsoft.com/office/word/2010/wordprocessingShape" mc:Ignorable="w14 w15 w16se w16cid w16 w16cex w16sdtdh wp14">
+<w:numbering xmlns:wpc="http://schemas.microsoft.com/office/word/2010/wordprocessingCanvas" xmlns:cx="http://schemas.microsoft.com/office/drawing/2014/chartex" xmlns:cx1="http://schemas.microsoft.com/office/drawing/2015/9/8/chartex" xmlns:cx2="http://schemas.microsoft.com/office/drawing/2015/10/21/chartex" xmlns:cx3="http://schemas.microsoft.com/office/drawing/2016/5/9/chartex" xmlns:cx4="http://schemas.microsoft.com/office/drawing/2016/5/10/chartex" xmlns:cx5="http://schemas.microsoft.com/office/drawing/2016/5/11/chartex" xmlns:cx6="http://schemas.microsoft.com/office/drawing/2016/5/12/chartex" xmlns:cx7="http://schemas.microsoft.com/office/drawing/2016/5/13/chartex" xmlns:cx8="http://schemas.microsoft.com/office/drawing/2016/5/14/chartex" xmlns:mc="http://schemas.openxmlformats.org/markup-compatibility/2006" xmlns:aink="http://schemas.microsoft.com/office/drawing/2016/ink" xmlns:am3d="http://schemas.microsoft.com/office/drawing/2017/model3d" xmlns:o="urn:schemas-microsoft-com:office:office" xmlns:oel="http://schemas.microsoft.com/office/2019/extlst" xmlns:r="http://schemas.openxmlformats.org/officeDocument/2006/relationships" xmlns:m="http://schemas.openxmlformats.org/officeDocument/2006/math" xmlns:v="urn:schemas-microsoft-com:vml" xmlns:wp14="http://schemas.microsoft.com/office/word/2010/wordprocessingDrawing" xmlns:wp="http://schemas.openxmlformats.org/drawingml/2006/wordprocessingDrawing" xmlns:w10="urn:schemas-microsoft-com:office:word" xmlns:w="http://schemas.openxmlformats.org/wordprocessingml/2006/main" xmlns:w14="http://schemas.microsoft.com/office/word/2010/wordml" xmlns:w15="http://schemas.microsoft.com/office/word/2012/wordml" xmlns:w16cex="http://schemas.microsoft.com/office/word/2018/wordml/cex" xmlns:w16cid="http://schemas.microsoft.com/office/word/2016/wordml/cid" xmlns:w16="http://schemas.microsoft.com/office/word/2018/wordml" xmlns:w16du="http://schemas.microsoft.com/office/word/2023/wordml/word16du" xmlns:w16sdtdh="http://schemas.microsoft.com/office/word/2020/wordml/sdtdatahash" xmlns:w16sdtfl="http://schemas.microsoft.com/office/word/2024/wordml/sdtformatlock" xmlns:w16se="http://schemas.microsoft.com/office/word/2015/wordml/symex" xmlns:wpg="http://schemas.microsoft.com/office/word/2010/wordprocessingGroup" xmlns:wpi="http://schemas.microsoft.com/office/word/2010/wordprocessingInk" xmlns:wne="http://schemas.microsoft.com/office/word/2006/wordml" xmlns:wps="http://schemas.microsoft.com/office/word/2010/wordprocessingShape" mc:Ignorable="w14 w15 w16se w16cid w16 w16cex w16sdtdh w16sdtfl w16du wp14">
   <w:abstractNum w:abstractNumId="0" w15:restartNumberingAfterBreak="0">
     <w:nsid w:val="FFFFFF1D"/>
     <w:multiLevelType w:val="multilevel"/>
@@ -7143,7 +7345,7 @@
 </file>
 
 <file path=word/styles.xml><?xml version="1.0" encoding="utf-8"?>
-<w:styles xmlns:mc="http://schemas.openxmlformats.org/markup-compatibility/2006" xmlns:r="http://schemas.openxmlformats.org/officeDocument/2006/relationships" xmlns:w="http://schemas.openxmlformats.org/wordprocessingml/2006/main" xmlns:w14="http://schemas.microsoft.com/office/word/2010/wordml" xmlns:w15="http://schemas.microsoft.com/office/word/2012/wordml" xmlns:w16cex="http://schemas.microsoft.com/office/word/2018/wordml/cex" xmlns:w16cid="http://schemas.microsoft.com/office/word/2016/wordml/cid" xmlns:w16="http://schemas.microsoft.com/office/word/2018/wordml" xmlns:w16sdtdh="http://schemas.microsoft.com/office/word/2020/wordml/sdtdatahash" xmlns:w16se="http://schemas.microsoft.com/office/word/2015/wordml/symex" mc:Ignorable="w14 w15 w16se w16cid w16 w16cex w16sdtdh">
+<w:styles xmlns:mc="http://schemas.openxmlformats.org/markup-compatibility/2006" xmlns:r="http://schemas.openxmlformats.org/officeDocument/2006/relationships" xmlns:w="http://schemas.openxmlformats.org/wordprocessingml/2006/main" xmlns:w14="http://schemas.microsoft.com/office/word/2010/wordml" xmlns:w15="http://schemas.microsoft.com/office/word/2012/wordml" xmlns:w16cex="http://schemas.microsoft.com/office/word/2018/wordml/cex" xmlns:w16cid="http://schemas.microsoft.com/office/word/2016/wordml/cid" xmlns:w16="http://schemas.microsoft.com/office/word/2018/wordml" xmlns:w16du="http://schemas.microsoft.com/office/word/2023/wordml/word16du" xmlns:w16sdtdh="http://schemas.microsoft.com/office/word/2020/wordml/sdtdatahash" xmlns:w16sdtfl="http://schemas.microsoft.com/office/word/2024/wordml/sdtformatlock" xmlns:w16se="http://schemas.microsoft.com/office/word/2015/wordml/symex" mc:Ignorable="w14 w15 w16se w16cid w16 w16cex w16sdtdh w16sdtfl w16du">
   <w:docDefaults>
     <w:rPrDefault>
       <w:rPr>
@@ -7919,7 +8121,7 @@
 </file>
 
 <file path=word/glossary/document.xml><?xml version="1.0" encoding="utf-8"?>
-<w:glossaryDocument xmlns:wpc="http://schemas.microsoft.com/office/word/2010/wordprocessingCanvas" xmlns:cx="http://schemas.microsoft.com/office/drawing/2014/chartex" xmlns:cx1="http://schemas.microsoft.com/office/drawing/2015/9/8/chartex" xmlns:cx2="http://schemas.microsoft.com/office/drawing/2015/10/21/chartex" xmlns:cx3="http://schemas.microsoft.com/office/drawing/2016/5/9/chartex" xmlns:cx4="http://schemas.microsoft.com/office/drawing/2016/5/10/chartex" xmlns:cx5="http://schemas.microsoft.com/office/drawing/2016/5/11/chartex" xmlns:cx6="http://schemas.microsoft.com/office/drawing/2016/5/12/chartex" xmlns:cx7="http://schemas.microsoft.com/office/drawing/2016/5/13/chartex" xmlns:cx8="http://schemas.microsoft.com/office/drawing/2016/5/14/chartex" xmlns:mc="http://schemas.openxmlformats.org/markup-compatibility/2006" xmlns:aink="http://schemas.microsoft.com/office/drawing/2016/ink" xmlns:am3d="http://schemas.microsoft.com/office/drawing/2017/model3d" xmlns:o="urn:schemas-microsoft-com:office:office" xmlns:oel="http://schemas.microsoft.com/office/2019/extlst" xmlns:r="http://schemas.openxmlformats.org/officeDocument/2006/relationships" xmlns:m="http://schemas.openxmlformats.org/officeDocument/2006/math" xmlns:v="urn:schemas-microsoft-com:vml" xmlns:wp14="http://schemas.microsoft.com/office/word/2010/wordprocessingDrawing" xmlns:wp="http://schemas.openxmlformats.org/drawingml/2006/wordprocessingDrawing" xmlns:w10="urn:schemas-microsoft-com:office:word" xmlns:w="http://schemas.openxmlformats.org/wordprocessingml/2006/main" xmlns:w14="http://schemas.microsoft.com/office/word/2010/wordml" xmlns:w15="http://schemas.microsoft.com/office/word/2012/wordml" xmlns:w16cex="http://schemas.microsoft.com/office/word/2018/wordml/cex" xmlns:w16cid="http://schemas.microsoft.com/office/word/2016/wordml/cid" xmlns:w16="http://schemas.microsoft.com/office/word/2018/wordml" xmlns:w16sdtdh="http://schemas.microsoft.com/office/word/2020/wordml/sdtdatahash" xmlns:w16se="http://schemas.microsoft.com/office/word/2015/wordml/symex" xmlns:wpg="http://schemas.microsoft.com/office/word/2010/wordprocessingGroup" xmlns:wpi="http://schemas.microsoft.com/office/word/2010/wordprocessingInk" xmlns:wne="http://schemas.microsoft.com/office/word/2006/wordml" xmlns:wps="http://schemas.microsoft.com/office/word/2010/wordprocessingShape" mc:Ignorable="w14 w15 w16se w16cid w16 w16cex w16sdtdh wp14">
+<w:glossaryDocument xmlns:wpc="http://schemas.microsoft.com/office/word/2010/wordprocessingCanvas" xmlns:cx="http://schemas.microsoft.com/office/drawing/2014/chartex" xmlns:cx1="http://schemas.microsoft.com/office/drawing/2015/9/8/chartex" xmlns:cx2="http://schemas.microsoft.com/office/drawing/2015/10/21/chartex" xmlns:cx3="http://schemas.microsoft.com/office/drawing/2016/5/9/chartex" xmlns:cx4="http://schemas.microsoft.com/office/drawing/2016/5/10/chartex" xmlns:cx5="http://schemas.microsoft.com/office/drawing/2016/5/11/chartex" xmlns:cx6="http://schemas.microsoft.com/office/drawing/2016/5/12/chartex" xmlns:cx7="http://schemas.microsoft.com/office/drawing/2016/5/13/chartex" xmlns:cx8="http://schemas.microsoft.com/office/drawing/2016/5/14/chartex" xmlns:mc="http://schemas.openxmlformats.org/markup-compatibility/2006" xmlns:aink="http://schemas.microsoft.com/office/drawing/2016/ink" xmlns:am3d="http://schemas.microsoft.com/office/drawing/2017/model3d" xmlns:o="urn:schemas-microsoft-com:office:office" xmlns:oel="http://schemas.microsoft.com/office/2019/extlst" xmlns:r="http://schemas.openxmlformats.org/officeDocument/2006/relationships" xmlns:m="http://schemas.openxmlformats.org/officeDocument/2006/math" xmlns:v="urn:schemas-microsoft-com:vml" xmlns:wp14="http://schemas.microsoft.com/office/word/2010/wordprocessingDrawing" xmlns:wp="http://schemas.openxmlformats.org/drawingml/2006/wordprocessingDrawing" xmlns:w10="urn:schemas-microsoft-com:office:word" xmlns:w="http://schemas.openxmlformats.org/wordprocessingml/2006/main" xmlns:w14="http://schemas.microsoft.com/office/word/2010/wordml" xmlns:w15="http://schemas.microsoft.com/office/word/2012/wordml" xmlns:w16cex="http://schemas.microsoft.com/office/word/2018/wordml/cex" xmlns:w16cid="http://schemas.microsoft.com/office/word/2016/wordml/cid" xmlns:w16="http://schemas.microsoft.com/office/word/2018/wordml" xmlns:w16du="http://schemas.microsoft.com/office/word/2023/wordml/word16du" xmlns:w16sdtdh="http://schemas.microsoft.com/office/word/2020/wordml/sdtdatahash" xmlns:w16sdtfl="http://schemas.microsoft.com/office/word/2024/wordml/sdtformatlock" xmlns:w16se="http://schemas.microsoft.com/office/word/2015/wordml/symex" xmlns:wpg="http://schemas.microsoft.com/office/word/2010/wordprocessingGroup" xmlns:wpi="http://schemas.microsoft.com/office/word/2010/wordprocessingInk" xmlns:wne="http://schemas.microsoft.com/office/word/2006/wordml" xmlns:wps="http://schemas.microsoft.com/office/word/2010/wordprocessingShape" mc:Ignorable="w14 w15 w16se w16cid w16 w16cex w16sdtdh w16sdtfl w16du wp14">
   <w:docParts>
     <w:docPart>
       <w:docPartPr>
@@ -8004,7 +8206,7 @@
 </file>
 
 <file path=word/glossary/fontTable.xml><?xml version="1.0" encoding="utf-8"?>
-<w:fonts xmlns:mc="http://schemas.openxmlformats.org/markup-compatibility/2006" xmlns:r="http://schemas.openxmlformats.org/officeDocument/2006/relationships" xmlns:w="http://schemas.openxmlformats.org/wordprocessingml/2006/main" xmlns:w14="http://schemas.microsoft.com/office/word/2010/wordml" xmlns:w15="http://schemas.microsoft.com/office/word/2012/wordml" xmlns:w16cex="http://schemas.microsoft.com/office/word/2018/wordml/cex" xmlns:w16cid="http://schemas.microsoft.com/office/word/2016/wordml/cid" xmlns:w16="http://schemas.microsoft.com/office/word/2018/wordml" xmlns:w16sdtdh="http://schemas.microsoft.com/office/word/2020/wordml/sdtdatahash" xmlns:w16se="http://schemas.microsoft.com/office/word/2015/wordml/symex" mc:Ignorable="w14 w15 w16se w16cid w16 w16cex w16sdtdh">
+<w:fonts xmlns:mc="http://schemas.openxmlformats.org/markup-compatibility/2006" xmlns:r="http://schemas.openxmlformats.org/officeDocument/2006/relationships" xmlns:w="http://schemas.openxmlformats.org/wordprocessingml/2006/main" xmlns:w14="http://schemas.microsoft.com/office/word/2010/wordml" xmlns:w15="http://schemas.microsoft.com/office/word/2012/wordml" xmlns:w16cex="http://schemas.microsoft.com/office/word/2018/wordml/cex" xmlns:w16cid="http://schemas.microsoft.com/office/word/2016/wordml/cid" xmlns:w16="http://schemas.microsoft.com/office/word/2018/wordml" xmlns:w16du="http://schemas.microsoft.com/office/word/2023/wordml/word16du" xmlns:w16sdtdh="http://schemas.microsoft.com/office/word/2020/wordml/sdtdatahash" xmlns:w16sdtfl="http://schemas.microsoft.com/office/word/2024/wordml/sdtformatlock" xmlns:w16se="http://schemas.microsoft.com/office/word/2015/wordml/symex" mc:Ignorable="w14 w15 w16se w16cid w16 w16cex w16sdtdh w16sdtfl w16du">
   <w:font w:name="Symbol">
     <w:panose1 w:val="05050102010706020507"/>
     <w:charset w:val="02"/>
@@ -8109,7 +8311,7 @@
 </file>
 
 <file path=word/glossary/settings.xml><?xml version="1.0" encoding="utf-8"?>
-<w:settings xmlns:mc="http://schemas.openxmlformats.org/markup-compatibility/2006" xmlns:o="urn:schemas-microsoft-com:office:office" xmlns:r="http://schemas.openxmlformats.org/officeDocument/2006/relationships" xmlns:m="http://schemas.openxmlformats.org/officeDocument/2006/math" xmlns:v="urn:schemas-microsoft-com:vml" xmlns:w10="urn:schemas-microsoft-com:office:word" xmlns:w="http://schemas.openxmlformats.org/wordprocessingml/2006/main" xmlns:w14="http://schemas.microsoft.com/office/word/2010/wordml" xmlns:w15="http://schemas.microsoft.com/office/word/2012/wordml" xmlns:w16cex="http://schemas.microsoft.com/office/word/2018/wordml/cex" xmlns:w16cid="http://schemas.microsoft.com/office/word/2016/wordml/cid" xmlns:w16="http://schemas.microsoft.com/office/word/2018/wordml" xmlns:w16sdtdh="http://schemas.microsoft.com/office/word/2020/wordml/sdtdatahash" xmlns:w16se="http://schemas.microsoft.com/office/word/2015/wordml/symex" xmlns:sl="http://schemas.openxmlformats.org/schemaLibrary/2006/main" mc:Ignorable="w14 w15 w16se w16cid w16 w16cex w16sdtdh">
+<w:settings xmlns:mc="http://schemas.openxmlformats.org/markup-compatibility/2006" xmlns:o="urn:schemas-microsoft-com:office:office" xmlns:r="http://schemas.openxmlformats.org/officeDocument/2006/relationships" xmlns:m="http://schemas.openxmlformats.org/officeDocument/2006/math" xmlns:v="urn:schemas-microsoft-com:vml" xmlns:w10="urn:schemas-microsoft-com:office:word" xmlns:w="http://schemas.openxmlformats.org/wordprocessingml/2006/main" xmlns:w14="http://schemas.microsoft.com/office/word/2010/wordml" xmlns:w15="http://schemas.microsoft.com/office/word/2012/wordml" xmlns:w16cex="http://schemas.microsoft.com/office/word/2018/wordml/cex" xmlns:w16cid="http://schemas.microsoft.com/office/word/2016/wordml/cid" xmlns:w16="http://schemas.microsoft.com/office/word/2018/wordml" xmlns:w16du="http://schemas.microsoft.com/office/word/2023/wordml/word16du" xmlns:w16sdtdh="http://schemas.microsoft.com/office/word/2020/wordml/sdtdatahash" xmlns:w16sdtfl="http://schemas.microsoft.com/office/word/2024/wordml/sdtformatlock" xmlns:w16se="http://schemas.microsoft.com/office/word/2015/wordml/symex" xmlns:sl="http://schemas.openxmlformats.org/schemaLibrary/2006/main" mc:Ignorable="w14 w15 w16se w16cid w16 w16cex w16sdtdh w16sdtfl w16du">
   <w:view w:val="normal"/>
   <w:defaultTabStop w:val="720"/>
   <w:characterSpacingControl w:val="doNotCompress"/>
@@ -8139,12 +8341,14 @@
     <w:rsid w:val="00674A94"/>
     <w:rsid w:val="006B5A05"/>
     <w:rsid w:val="006D4195"/>
+    <w:rsid w:val="00741838"/>
     <w:rsid w:val="0075251F"/>
     <w:rsid w:val="007A77FF"/>
     <w:rsid w:val="008341C2"/>
     <w:rsid w:val="008951BE"/>
     <w:rsid w:val="008B0C3B"/>
     <w:rsid w:val="009B4380"/>
+    <w:rsid w:val="00B16D3B"/>
     <w:rsid w:val="00B3182F"/>
     <w:rsid w:val="00B85965"/>
     <w:rsid w:val="00BA4BB8"/>
@@ -8184,7 +8388,7 @@
 </file>
 
 <file path=word/glossary/styles.xml><?xml version="1.0" encoding="utf-8"?>
-<w:styles xmlns:mc="http://schemas.openxmlformats.org/markup-compatibility/2006" xmlns:r="http://schemas.openxmlformats.org/officeDocument/2006/relationships" xmlns:w="http://schemas.openxmlformats.org/wordprocessingml/2006/main" xmlns:w14="http://schemas.microsoft.com/office/word/2010/wordml" xmlns:w15="http://schemas.microsoft.com/office/word/2012/wordml" xmlns:w16cex="http://schemas.microsoft.com/office/word/2018/wordml/cex" xmlns:w16cid="http://schemas.microsoft.com/office/word/2016/wordml/cid" xmlns:w16="http://schemas.microsoft.com/office/word/2018/wordml" xmlns:w16sdtdh="http://schemas.microsoft.com/office/word/2020/wordml/sdtdatahash" xmlns:w16se="http://schemas.microsoft.com/office/word/2015/wordml/symex" mc:Ignorable="w14 w15 w16se w16cid w16 w16cex w16sdtdh">
+<w:styles xmlns:mc="http://schemas.openxmlformats.org/markup-compatibility/2006" xmlns:r="http://schemas.openxmlformats.org/officeDocument/2006/relationships" xmlns:w="http://schemas.openxmlformats.org/wordprocessingml/2006/main" xmlns:w14="http://schemas.microsoft.com/office/word/2010/wordml" xmlns:w15="http://schemas.microsoft.com/office/word/2012/wordml" xmlns:w16cex="http://schemas.microsoft.com/office/word/2018/wordml/cex" xmlns:w16cid="http://schemas.microsoft.com/office/word/2016/wordml/cid" xmlns:w16="http://schemas.microsoft.com/office/word/2018/wordml" xmlns:w16du="http://schemas.microsoft.com/office/word/2023/wordml/word16du" xmlns:w16sdtdh="http://schemas.microsoft.com/office/word/2020/wordml/sdtdatahash" xmlns:w16sdtfl="http://schemas.microsoft.com/office/word/2024/wordml/sdtformatlock" xmlns:w16se="http://schemas.microsoft.com/office/word/2015/wordml/symex" mc:Ignorable="w14 w15 w16se w16cid w16 w16cex w16sdtdh w16sdtfl w16du">
   <w:docDefaults>
     <w:rPrDefault>
       <w:rPr>
@@ -8619,7 +8823,7 @@
 </file>
 
 <file path=word/glossary/webSettings.xml><?xml version="1.0" encoding="utf-8"?>
-<w:webSettings xmlns:mc="http://schemas.openxmlformats.org/markup-compatibility/2006" xmlns:r="http://schemas.openxmlformats.org/officeDocument/2006/relationships" xmlns:w="http://schemas.openxmlformats.org/wordprocessingml/2006/main" xmlns:w14="http://schemas.microsoft.com/office/word/2010/wordml" xmlns:w15="http://schemas.microsoft.com/office/word/2012/wordml" xmlns:w16cex="http://schemas.microsoft.com/office/word/2018/wordml/cex" xmlns:w16cid="http://schemas.microsoft.com/office/word/2016/wordml/cid" xmlns:w16="http://schemas.microsoft.com/office/word/2018/wordml" xmlns:w16sdtdh="http://schemas.microsoft.com/office/word/2020/wordml/sdtdatahash" xmlns:w16se="http://schemas.microsoft.com/office/word/2015/wordml/symex" mc:Ignorable="w14 w15 w16se w16cid w16 w16cex w16sdtdh">
+<w:webSettings xmlns:mc="http://schemas.openxmlformats.org/markup-compatibility/2006" xmlns:r="http://schemas.openxmlformats.org/officeDocument/2006/relationships" xmlns:w="http://schemas.openxmlformats.org/wordprocessingml/2006/main" xmlns:w14="http://schemas.microsoft.com/office/word/2010/wordml" xmlns:w15="http://schemas.microsoft.com/office/word/2012/wordml" xmlns:w16cex="http://schemas.microsoft.com/office/word/2018/wordml/cex" xmlns:w16cid="http://schemas.microsoft.com/office/word/2016/wordml/cid" xmlns:w16="http://schemas.microsoft.com/office/word/2018/wordml" xmlns:w16du="http://schemas.microsoft.com/office/word/2023/wordml/word16du" xmlns:w16sdtdh="http://schemas.microsoft.com/office/word/2020/wordml/sdtdatahash" xmlns:w16sdtfl="http://schemas.microsoft.com/office/word/2024/wordml/sdtformatlock" xmlns:w16se="http://schemas.microsoft.com/office/word/2015/wordml/symex" mc:Ignorable="w14 w15 w16se w16cid w16 w16cex w16sdtdh w16sdtfl w16du">
   <w:allowPNG/>
 </w:webSettings>
 </file>

--- a/derieux_resume_multipage.docx
+++ b/derieux_resume_multipage.docx
@@ -389,22 +389,37 @@
               <w:t xml:space="preserve">ndustry professional </w:t>
             </w:r>
             <w:r>
-              <w:t xml:space="preserve">with research experience in software engineering, machine learning, and communications. </w:t>
-            </w:r>
-            <w:r>
-              <w:t>I</w:t>
-            </w:r>
-            <w:r>
-              <w:t>nterested in the a</w:t>
-            </w:r>
-            <w:r>
-              <w:t xml:space="preserve">pplications of cognitive learning algorithms in their relation to </w:t>
-            </w:r>
-            <w:r>
-              <w:t xml:space="preserve">smart cities, </w:t>
-            </w:r>
-            <w:r>
-              <w:t>wireless communication networks, quantum communications, and quantum machine learning.</w:t>
+              <w:t xml:space="preserve">with research experience in </w:t>
+            </w:r>
+            <w:r>
+              <w:t xml:space="preserve">quantum computing, machine learning, </w:t>
+            </w:r>
+            <w:r>
+              <w:t>software engineering,</w:t>
+            </w:r>
+            <w:r>
+              <w:t xml:space="preserve"> space systems, </w:t>
+            </w:r>
+            <w:r>
+              <w:t xml:space="preserve">and </w:t>
+            </w:r>
+            <w:r>
+              <w:t xml:space="preserve">wireless </w:t>
+            </w:r>
+            <w:r>
+              <w:t xml:space="preserve">communications. </w:t>
+            </w:r>
+            <w:r>
+              <w:t>R</w:t>
+            </w:r>
+            <w:r>
+              <w:t xml:space="preserve">esearch </w:t>
+            </w:r>
+            <w:r>
+              <w:t xml:space="preserve">focus </w:t>
+            </w:r>
+            <w:r>
+              <w:t>on designing quantum-native artificial intelligence systems that leverage unique quantum mechanical properties to facilitate learning and operation naturally within the quantum domain.</w:t>
             </w:r>
           </w:p>
         </w:tc>
@@ -4064,7 +4079,13 @@
                     <w:t>:</w:t>
                   </w:r>
                   <w:r>
-                    <w:t xml:space="preserve">  </w:t>
+                    <w:t xml:space="preserve"> </w:t>
+                  </w:r>
+                  <w:r>
+                    <w:t>JAX / FLAX /</w:t>
+                  </w:r>
+                  <w:r>
+                    <w:t xml:space="preserve"> </w:t>
                   </w:r>
                   <w:r>
                     <w:t xml:space="preserve">TensorFlow </w:t>
@@ -8347,6 +8368,7 @@
     <w:rsid w:val="008341C2"/>
     <w:rsid w:val="008951BE"/>
     <w:rsid w:val="008B0C3B"/>
+    <w:rsid w:val="008D0854"/>
     <w:rsid w:val="009B4380"/>
     <w:rsid w:val="00B16D3B"/>
     <w:rsid w:val="00B3182F"/>
@@ -8361,6 +8383,7 @@
     <w:rsid w:val="00E61DFF"/>
     <w:rsid w:val="00EA0651"/>
     <w:rsid w:val="00EC60A9"/>
+    <w:rsid w:val="00EE20C5"/>
     <w:rsid w:val="00FC2B46"/>
     <w:rsid w:val="00FC7234"/>
     <w:rsid w:val="00FE52AF"/>

--- a/derieux_resume_multipage.docx
+++ b/derieux_resume_multipage.docx
@@ -105,9 +105,9 @@
               <w:gridCol w:w="291"/>
               <w:gridCol w:w="2327"/>
               <w:gridCol w:w="270"/>
-              <w:gridCol w:w="2334"/>
+              <w:gridCol w:w="1615"/>
               <w:gridCol w:w="270"/>
-              <w:gridCol w:w="2250"/>
+              <w:gridCol w:w="2969"/>
               <w:gridCol w:w="367"/>
               <w:gridCol w:w="1691"/>
             </w:tblGrid>
@@ -165,7 +165,7 @@
             <w:tr>
               <w:trPr>
                 <w:gridAfter w:val="2"/>
-                <w:wAfter w:w="1051" w:type="pct"/>
+                <w:wAfter w:w="1050" w:type="pct"/>
               </w:trPr>
               <w:tc>
                 <w:tcPr>
@@ -208,24 +208,29 @@
               </w:tc>
               <w:tc>
                 <w:tcPr>
-                  <w:tcW w:w="1191" w:type="pct"/>
+                  <w:tcW w:w="824" w:type="pct"/>
                 </w:tcPr>
                 <w:p>
                   <w:pPr>
                     <w:pStyle w:val="ContactDetails"/>
                   </w:pPr>
                   <w:r>
-                    <w:t xml:space="preserve">Website: </w:t>
+                    <w:t>GitHub</w:t>
+                  </w:r>
+                  <w:r>
+                    <w:t xml:space="preserve">: </w:t>
                   </w:r>
                   <w:hyperlink r:id="rId8" w:history="1">
+                    <w:proofErr w:type="spellStart"/>
                     <w:r>
                       <w:rPr>
                         <w:rStyle w:val="Hyperlink"/>
                         <w:color w:val="7F7F7F" w:themeColor="text1" w:themeTint="80"/>
                         <w:u w:val="none"/>
                       </w:rPr>
-                      <w:t>zanderman.github.io</w:t>
+                      <w:t>zanderman</w:t>
                     </w:r>
+                    <w:proofErr w:type="spellEnd"/>
                   </w:hyperlink>
                 </w:p>
               </w:tc>
@@ -245,7 +250,7 @@
               </w:tc>
               <w:tc>
                 <w:tcPr>
-                  <w:tcW w:w="1148" w:type="pct"/>
+                  <w:tcW w:w="1515" w:type="pct"/>
                 </w:tcPr>
                 <w:p>
                   <w:pPr>
@@ -410,16 +415,10 @@
               <w:t xml:space="preserve">communications. </w:t>
             </w:r>
             <w:r>
-              <w:t>R</w:t>
-            </w:r>
-            <w:r>
-              <w:t xml:space="preserve">esearch </w:t>
-            </w:r>
-            <w:r>
-              <w:t xml:space="preserve">focus </w:t>
-            </w:r>
-            <w:r>
-              <w:t>on designing quantum-native artificial intelligence systems that leverage unique quantum mechanical properties to facilitate learning and operation naturally within the quantum domain.</w:t>
+              <w:t>Interested in</w:t>
+            </w:r>
+            <w:r>
+              <w:t xml:space="preserve"> designing quantum-native artificial intelligence systems that leverage unique quantum mechanical properties to facilitate learning and operation naturally within the quantum domain.</w:t>
             </w:r>
           </w:p>
         </w:tc>
@@ -2266,54 +2265,113 @@
                 <w:numId w:val="18"/>
               </w:numPr>
               <w:ind w:left="267" w:hanging="270"/>
-            </w:pPr>
-            <w:r>
-              <w:t xml:space="preserve">A. DeRieux and W. Saad, </w:t>
-            </w:r>
-            <w:r>
-              <w:t>“</w:t>
+              <w:rPr>
+                <w:b w:val="0"/>
+                <w:bCs w:val="0"/>
+              </w:rPr>
+            </w:pPr>
+            <w:r>
+              <w:rPr>
+                <w:b w:val="0"/>
+                <w:bCs w:val="0"/>
+              </w:rPr>
+              <w:t>A. DeRieux and W. Saad, “</w:t>
             </w:r>
             <w:proofErr w:type="spellStart"/>
             <w:r>
+              <w:rPr>
+                <w:b w:val="0"/>
+                <w:bCs w:val="0"/>
+              </w:rPr>
               <w:t>eQMARL</w:t>
             </w:r>
             <w:proofErr w:type="spellEnd"/>
             <w:r>
-              <w:t>: Entangled Quantum Multi-Agent Reinforcement Learning for Distributed Cooperation over Quantum Channels</w:t>
-            </w:r>
-            <w:r>
-              <w:t>”</w:t>
-            </w:r>
-            <w:r>
-              <w:t xml:space="preserve">, </w:t>
+              <w:rPr>
+                <w:b w:val="0"/>
+                <w:bCs w:val="0"/>
+              </w:rPr>
+              <w:t xml:space="preserve">: Entangled Quantum Multi-Agent Reinforcement Learning for Distributed Cooperation over Quantum Channels”, </w:t>
+            </w:r>
+            <w:r>
+              <w:rPr>
+                <w:b w:val="0"/>
+                <w:bCs w:val="0"/>
+              </w:rPr>
+              <w:t xml:space="preserve">in Proc. Of </w:t>
+            </w:r>
+            <w:r>
+              <w:rPr>
+                <w:b w:val="0"/>
+                <w:bCs w:val="0"/>
+                <w:i/>
+                <w:iCs/>
+              </w:rPr>
+              <w:t>The Thirteenth International Conference on Learning Representations (ICLR)</w:t>
+            </w:r>
+            <w:r>
+              <w:rPr>
+                <w:b w:val="0"/>
+                <w:bCs w:val="0"/>
+              </w:rPr>
+              <w:t>, Singapore, April 2025.</w:t>
+            </w:r>
+            <w:r>
+              <w:rPr>
+                <w:b w:val="0"/>
+                <w:bCs w:val="0"/>
+              </w:rPr>
+              <w:t xml:space="preserve"> </w:t>
             </w:r>
             <w:proofErr w:type="spellStart"/>
             <w:r>
-              <w:t>arXiv</w:t>
+              <w:rPr>
+                <w:b w:val="0"/>
+                <w:bCs w:val="0"/>
+              </w:rPr>
+              <w:t>doi</w:t>
             </w:r>
             <w:proofErr w:type="spellEnd"/>
             <w:r>
-              <w:t xml:space="preserve"> [quant-</w:t>
-            </w:r>
-            <w:proofErr w:type="spellStart"/>
-            <w:r>
-              <w:t>ph</w:t>
-            </w:r>
-            <w:proofErr w:type="spellEnd"/>
-            <w:r>
-              <w:t>]. 2024.</w:t>
-            </w:r>
-            <w:r>
-              <w:t xml:space="preserve"> Available: </w:t>
+              <w:rPr>
+                <w:b w:val="0"/>
+                <w:bCs w:val="0"/>
+              </w:rPr>
+              <w:t xml:space="preserve">: </w:t>
             </w:r>
             <w:hyperlink r:id="rId10" w:history="1">
               <w:r>
                 <w:rPr>
                   <w:rStyle w:val="Hyperlink"/>
+                  <w:b w:val="0"/>
+                  <w:bCs w:val="0"/>
                 </w:rPr>
-                <w:t>https://arxiv.org/abs/2405.17486</w:t>
+                <w:t>10.48550/a</w:t>
+              </w:r>
+              <w:r>
+                <w:rPr>
+                  <w:rStyle w:val="Hyperlink"/>
+                  <w:b w:val="0"/>
+                  <w:bCs w:val="0"/>
+                </w:rPr>
+                <w:t>r</w:t>
+              </w:r>
+              <w:r>
+                <w:rPr>
+                  <w:rStyle w:val="Hyperlink"/>
+                  <w:b w:val="0"/>
+                  <w:bCs w:val="0"/>
+                </w:rPr>
+                <w:t>Xiv.2405.17486</w:t>
               </w:r>
             </w:hyperlink>
+            <w:r>
+              <w:rPr>
+                <w:b w:val="0"/>
+                <w:bCs w:val="0"/>
+              </w:rPr>
+              <w:t>.</w:t>
+            </w:r>
           </w:p>
           <w:p>
             <w:pPr>
@@ -2323,41 +2381,90 @@
                 <w:numId w:val="18"/>
               </w:numPr>
               <w:ind w:left="267" w:hanging="270"/>
-            </w:pPr>
-            <w:r>
-              <w:t xml:space="preserve">M. Kim, A. DeRieux, and W. Saad, </w:t>
-            </w:r>
-            <w:r>
-              <w:t>“</w:t>
-            </w:r>
-            <w:r>
-              <w:t>A Bargaining Game for Personalized, Energy Efficient Split Learning over Wireless Networks</w:t>
-            </w:r>
-            <w:r>
-              <w:t>”</w:t>
-            </w:r>
-            <w:r>
-              <w:t xml:space="preserve">, </w:t>
+              <w:rPr>
+                <w:b w:val="0"/>
+                <w:bCs w:val="0"/>
+              </w:rPr>
+            </w:pPr>
+            <w:r>
+              <w:rPr>
+                <w:b w:val="0"/>
+                <w:bCs w:val="0"/>
+              </w:rPr>
+              <w:t xml:space="preserve">M. Kim, A. DeRieux, and W. Saad, “A Bargaining Game for Personalized, Energy Efficient Split Learning over Wireless Networks”, </w:t>
+            </w:r>
+            <w:r>
+              <w:rPr>
+                <w:b w:val="0"/>
+                <w:bCs w:val="0"/>
+              </w:rPr>
+              <w:t xml:space="preserve">in </w:t>
+            </w:r>
+            <w:r>
+              <w:rPr>
+                <w:b w:val="0"/>
+                <w:bCs w:val="0"/>
+                <w:i/>
+                <w:iCs/>
+              </w:rPr>
+              <w:t>2023 IEEE Wireless Communications and Networking Conference (WCNC),</w:t>
+            </w:r>
+            <w:r>
+              <w:rPr>
+                <w:b w:val="0"/>
+                <w:bCs w:val="0"/>
+              </w:rPr>
+              <w:t xml:space="preserve"> March 2023, pp. 1-6. </w:t>
             </w:r>
             <w:proofErr w:type="spellStart"/>
             <w:r>
-              <w:t>arXiv</w:t>
+              <w:rPr>
+                <w:b w:val="0"/>
+                <w:bCs w:val="0"/>
+              </w:rPr>
+              <w:t>doi</w:t>
             </w:r>
             <w:proofErr w:type="spellEnd"/>
             <w:r>
-              <w:t xml:space="preserve"> [cs.GT]. 2022.</w:t>
-            </w:r>
-            <w:r>
-              <w:t xml:space="preserve"> Available: </w:t>
+              <w:rPr>
+                <w:b w:val="0"/>
+                <w:bCs w:val="0"/>
+              </w:rPr>
+              <w:t xml:space="preserve">: </w:t>
             </w:r>
             <w:hyperlink r:id="rId11" w:history="1">
               <w:r>
                 <w:rPr>
                   <w:rStyle w:val="Hyperlink"/>
+                  <w:b w:val="0"/>
+                  <w:bCs w:val="0"/>
                 </w:rPr>
-                <w:t>https://arxiv.org/abs/2212.06107</w:t>
+                <w:t>10.1109/WCNC55385.2023</w:t>
+              </w:r>
+              <w:r>
+                <w:rPr>
+                  <w:rStyle w:val="Hyperlink"/>
+                  <w:b w:val="0"/>
+                  <w:bCs w:val="0"/>
+                </w:rPr>
+                <w:t>.</w:t>
+              </w:r>
+              <w:r>
+                <w:rPr>
+                  <w:rStyle w:val="Hyperlink"/>
+                  <w:b w:val="0"/>
+                  <w:bCs w:val="0"/>
+                </w:rPr>
+                <w:t>10118601</w:t>
               </w:r>
             </w:hyperlink>
+            <w:r>
+              <w:rPr>
+                <w:b w:val="0"/>
+                <w:bCs w:val="0"/>
+              </w:rPr>
+              <w:t>.</w:t>
+            </w:r>
           </w:p>
           <w:p>
             <w:pPr>
@@ -2367,59 +2474,85 @@
                 <w:numId w:val="18"/>
               </w:numPr>
               <w:ind w:left="267" w:hanging="270"/>
-            </w:pPr>
-            <w:r>
+              <w:rPr>
+                <w:b w:val="0"/>
+                <w:bCs w:val="0"/>
+              </w:rPr>
+            </w:pPr>
+            <w:r>
+              <w:rPr>
+                <w:b w:val="0"/>
+                <w:bCs w:val="0"/>
+              </w:rPr>
               <w:t xml:space="preserve">A. C. DeRieux, W. Saad, W. Zuo, R. Budiarto, M. D. </w:t>
             </w:r>
             <w:proofErr w:type="spellStart"/>
             <w:r>
+              <w:rPr>
+                <w:b w:val="0"/>
+                <w:bCs w:val="0"/>
+              </w:rPr>
               <w:t>Koerniawan</w:t>
             </w:r>
             <w:proofErr w:type="spellEnd"/>
             <w:r>
-              <w:t xml:space="preserve">, and D. Novitasari, </w:t>
-            </w:r>
-            <w:r>
-              <w:t>“</w:t>
-            </w:r>
-            <w:r>
-              <w:t>A Transformer Framework for Data Fusion and Multi-Task Learning in Smart Cities</w:t>
-            </w:r>
-            <w:r>
-              <w:t>”</w:t>
-            </w:r>
-            <w:r>
-              <w:t xml:space="preserve">, </w:t>
+              <w:rPr>
+                <w:b w:val="0"/>
+                <w:bCs w:val="0"/>
+              </w:rPr>
+              <w:t xml:space="preserve">, and D. Novitasari, “A Transformer Framework for Data Fusion and Multi-Task Learning in Smart Cities”, </w:t>
             </w:r>
             <w:proofErr w:type="spellStart"/>
             <w:r>
+              <w:rPr>
+                <w:b w:val="0"/>
+                <w:bCs w:val="0"/>
+              </w:rPr>
               <w:t>arXiv</w:t>
             </w:r>
             <w:proofErr w:type="spellEnd"/>
             <w:r>
+              <w:rPr>
+                <w:b w:val="0"/>
+                <w:bCs w:val="0"/>
+              </w:rPr>
               <w:t xml:space="preserve"> [</w:t>
             </w:r>
             <w:proofErr w:type="spellStart"/>
             <w:proofErr w:type="gramStart"/>
             <w:r>
+              <w:rPr>
+                <w:b w:val="0"/>
+                <w:bCs w:val="0"/>
+              </w:rPr>
               <w:t>cs.LG</w:t>
             </w:r>
             <w:proofErr w:type="spellEnd"/>
             <w:proofErr w:type="gramEnd"/>
             <w:r>
-              <w:t>]. 2022.</w:t>
-            </w:r>
-            <w:r>
-              <w:t xml:space="preserve"> Available: </w:t>
+              <w:rPr>
+                <w:b w:val="0"/>
+                <w:bCs w:val="0"/>
+              </w:rPr>
+              <w:t xml:space="preserve">]. 2022. Available: </w:t>
             </w:r>
             <w:hyperlink r:id="rId12" w:history="1">
               <w:r>
                 <w:rPr>
                   <w:rStyle w:val="Hyperlink"/>
+                  <w:b w:val="0"/>
+                  <w:bCs w:val="0"/>
                 </w:rPr>
                 <w:t>https://arxiv.org/abs/2211.10506</w:t>
               </w:r>
             </w:hyperlink>
+            <w:r>
+              <w:rPr>
+                <w:b w:val="0"/>
+                <w:bCs w:val="0"/>
+              </w:rPr>
+              <w:t>.</w:t>
+            </w:r>
           </w:p>
           <w:p>
             <w:pPr>
@@ -2431,86 +2564,95 @@
               <w:ind w:left="267" w:hanging="270"/>
             </w:pPr>
             <w:r>
+              <w:rPr>
+                <w:b w:val="0"/>
+                <w:bCs w:val="0"/>
+              </w:rPr>
               <w:t>A. C. DeRieux</w:t>
             </w:r>
             <w:r>
+              <w:rPr>
+                <w:b w:val="0"/>
+                <w:bCs w:val="0"/>
+              </w:rPr>
               <w:t xml:space="preserve">, </w:t>
             </w:r>
             <w:r>
-              <w:t>“</w:t>
-            </w:r>
-            <w:r>
-              <w:t>Transformer Networks for Smart Cities: Framework and Application to Makassar Smart Garden Alleys</w:t>
-            </w:r>
-            <w:r>
-              <w:t>”</w:t>
-            </w:r>
-            <w:r>
+              <w:rPr>
+                <w:b w:val="0"/>
+                <w:bCs w:val="0"/>
+              </w:rPr>
+              <w:t>“Transformer Networks for Smart Cities: Framework and Application to Makassar Smart Garden Alleys”</w:t>
+            </w:r>
+            <w:r>
+              <w:rPr>
+                <w:b w:val="0"/>
+                <w:bCs w:val="0"/>
+              </w:rPr>
               <w:t>,</w:t>
             </w:r>
             <w:r>
+              <w:rPr>
+                <w:b w:val="0"/>
+                <w:bCs w:val="0"/>
+              </w:rPr>
               <w:t xml:space="preserve"> M.S. Thesis, Virginia Tech, Aug. 2022. [Online]. Available: </w:t>
             </w:r>
             <w:hyperlink r:id="rId13" w:history="1">
               <w:r>
                 <w:rPr>
                   <w:rStyle w:val="Hyperlink"/>
+                  <w:b w:val="0"/>
+                  <w:bCs w:val="0"/>
                   <w:u w:val="none"/>
                 </w:rPr>
                 <w:t>http://hdl.handle.net/10919/111788</w:t>
               </w:r>
             </w:hyperlink>
+            <w:r>
+              <w:rPr>
+                <w:b w:val="0"/>
+                <w:bCs w:val="0"/>
+              </w:rPr>
+              <w:t>.</w:t>
+            </w:r>
           </w:p>
         </w:tc>
       </w:tr>
-      <w:tr>
-        <w:trPr>
-          <w:trHeight w:val="48"/>
-        </w:trPr>
-        <w:tc>
-          <w:tcPr>
-            <w:tcW w:w="458" w:type="pct"/>
-          </w:tcPr>
-          <w:p>
-            <w:pPr>
-              <w:pStyle w:val="Heading1"/>
-              <w:keepNext w:val="0"/>
-              <w:rPr>
-                <w:sz w:val="10"/>
-                <w:szCs w:val="20"/>
-              </w:rPr>
-            </w:pPr>
-          </w:p>
-        </w:tc>
-        <w:tc>
-          <w:tcPr>
-            <w:tcW w:w="86" w:type="pct"/>
-          </w:tcPr>
-          <w:p>
-            <w:pPr>
-              <w:rPr>
-                <w:sz w:val="10"/>
-                <w:szCs w:val="20"/>
-              </w:rPr>
-            </w:pPr>
-          </w:p>
-        </w:tc>
-        <w:tc>
-          <w:tcPr>
-            <w:tcW w:w="4456" w:type="pct"/>
-          </w:tcPr>
-          <w:p>
-            <w:pPr>
-              <w:pStyle w:val="Heading2"/>
-              <w:keepNext w:val="0"/>
-              <w:rPr>
-                <w:sz w:val="10"/>
-                <w:szCs w:val="20"/>
-              </w:rPr>
-            </w:pPr>
-          </w:p>
-        </w:tc>
-      </w:tr>
+    </w:tbl>
+    <w:p>
+      <w:r>
+        <w:rPr>
+          <w:b/>
+          <w:bCs/>
+        </w:rPr>
+        <w:br w:type="page"/>
+      </w:r>
+    </w:p>
+    <w:tbl>
+      <w:tblPr>
+        <w:tblStyle w:val="TableGrid"/>
+        <w:tblW w:w="5000" w:type="pct"/>
+        <w:tblBorders>
+          <w:top w:val="none" w:sz="0" w:space="0" w:color="auto"/>
+          <w:left w:val="none" w:sz="0" w:space="0" w:color="auto"/>
+          <w:bottom w:val="none" w:sz="0" w:space="0" w:color="auto"/>
+          <w:right w:val="none" w:sz="0" w:space="0" w:color="auto"/>
+          <w:insideH w:val="none" w:sz="0" w:space="0" w:color="auto"/>
+          <w:insideV w:val="none" w:sz="0" w:space="0" w:color="auto"/>
+        </w:tblBorders>
+        <w:tblLayout w:type="fixed"/>
+        <w:tblCellMar>
+          <w:left w:w="0" w:type="dxa"/>
+          <w:right w:w="0" w:type="dxa"/>
+        </w:tblCellMar>
+        <w:tblLook w:val="04A0" w:firstRow="1" w:lastRow="0" w:firstColumn="1" w:lastColumn="0" w:noHBand="0" w:noVBand="1"/>
+      </w:tblPr>
+      <w:tblGrid>
+        <w:gridCol w:w="989"/>
+        <w:gridCol w:w="186"/>
+        <w:gridCol w:w="9625"/>
+      </w:tblGrid>
       <w:tr>
         <w:trPr>
           <w:trHeight w:val="61"/>
@@ -2525,6 +2667,7 @@
               <w:keepNext w:val="0"/>
             </w:pPr>
             <w:r>
+              <w:lastRenderedPageBreak/>
               <w:t>Research &amp;</w:t>
             </w:r>
           </w:p>
@@ -2539,462 +2682,6 @@
             </w:pPr>
             <w:r>
               <w:t>Projects</w:t>
-            </w:r>
-          </w:p>
-        </w:tc>
-        <w:tc>
-          <w:tcPr>
-            <w:tcW w:w="86" w:type="pct"/>
-          </w:tcPr>
-          <w:p>
-            <w:pPr>
-              <w:rPr>
-                <w:sz w:val="10"/>
-                <w:szCs w:val="10"/>
-              </w:rPr>
-            </w:pPr>
-          </w:p>
-        </w:tc>
-        <w:tc>
-          <w:tcPr>
-            <w:tcW w:w="4456" w:type="pct"/>
-          </w:tcPr>
-          <w:tbl>
-            <w:tblPr>
-              <w:tblStyle w:val="TableGrid"/>
-              <w:tblW w:w="9620" w:type="dxa"/>
-              <w:tblInd w:w="5" w:type="dxa"/>
-              <w:tblBorders>
-                <w:top w:val="none" w:sz="0" w:space="0" w:color="auto"/>
-                <w:left w:val="none" w:sz="0" w:space="0" w:color="auto"/>
-                <w:bottom w:val="none" w:sz="0" w:space="0" w:color="auto"/>
-                <w:right w:val="none" w:sz="0" w:space="0" w:color="auto"/>
-                <w:insideH w:val="none" w:sz="0" w:space="0" w:color="auto"/>
-                <w:insideV w:val="none" w:sz="0" w:space="0" w:color="auto"/>
-              </w:tblBorders>
-              <w:tblLayout w:type="fixed"/>
-              <w:tblCellMar>
-                <w:left w:w="0" w:type="dxa"/>
-                <w:right w:w="0" w:type="dxa"/>
-              </w:tblCellMar>
-              <w:tblLook w:val="04A0" w:firstRow="1" w:lastRow="0" w:firstColumn="1" w:lastColumn="0" w:noHBand="0" w:noVBand="1"/>
-            </w:tblPr>
-            <w:tblGrid>
-              <w:gridCol w:w="8096"/>
-              <w:gridCol w:w="1524"/>
-            </w:tblGrid>
-            <w:tr>
-              <w:tc>
-                <w:tcPr>
-                  <w:tcW w:w="4208" w:type="pct"/>
-                </w:tcPr>
-                <w:p>
-                  <w:pPr>
-                    <w:pStyle w:val="Heading2"/>
-                    <w:keepNext w:val="0"/>
-                  </w:pPr>
-                  <w:r>
-                    <w:t>Smart Garden Alleys</w:t>
-                  </w:r>
-                </w:p>
-              </w:tc>
-              <w:tc>
-                <w:tcPr>
-                  <w:tcW w:w="792" w:type="pct"/>
-                </w:tcPr>
-                <w:p>
-                  <w:pPr>
-                    <w:pStyle w:val="Dates"/>
-                    <w:keepNext w:val="0"/>
-                  </w:pPr>
-                  <w:r>
-                    <w:t>[ 1/2021 – 8/</w:t>
-                  </w:r>
-                  <w:proofErr w:type="gramStart"/>
-                  <w:r>
-                    <w:t>2022 ]</w:t>
-                  </w:r>
-                  <w:proofErr w:type="gramEnd"/>
-                </w:p>
-              </w:tc>
-            </w:tr>
-            <w:tr>
-              <w:tc>
-                <w:tcPr>
-                  <w:tcW w:w="5000" w:type="pct"/>
-                  <w:gridSpan w:val="2"/>
-                </w:tcPr>
-                <w:p>
-                  <w:pPr>
-                    <w:pStyle w:val="Content"/>
-                  </w:pPr>
-                  <w:r>
-                    <w:t xml:space="preserve">Joint effort with Virginia Tech and University of Colorado Boulder. </w:t>
-                  </w:r>
-                  <w:r>
-                    <w:t>Designed</w:t>
-                  </w:r>
-                  <w:r>
-                    <w:t xml:space="preserve"> </w:t>
-                  </w:r>
-                  <w:r>
-                    <w:t>machine learning frameworks with data fusion to grow "smart" garden alleys in Makassar City, Indonesia</w:t>
-                  </w:r>
-                  <w:r>
-                    <w:t xml:space="preserve"> in effort to </w:t>
-                  </w:r>
-                  <w:r>
-                    <w:t xml:space="preserve">bolster </w:t>
-                  </w:r>
-                  <w:r>
-                    <w:t xml:space="preserve">city health, food production, economics, tourism, and </w:t>
-                  </w:r>
-                  <w:r>
-                    <w:t>urban planning.</w:t>
-                  </w:r>
-                </w:p>
-              </w:tc>
-            </w:tr>
-          </w:tbl>
-          <w:p>
-            <w:pPr>
-              <w:tabs>
-                <w:tab w:val="left" w:pos="2560"/>
-              </w:tabs>
-              <w:rPr>
-                <w:sz w:val="10"/>
-                <w:szCs w:val="10"/>
-              </w:rPr>
-            </w:pPr>
-          </w:p>
-        </w:tc>
-      </w:tr>
-      <w:tr>
-        <w:trPr>
-          <w:trHeight w:val="61"/>
-        </w:trPr>
-        <w:tc>
-          <w:tcPr>
-            <w:tcW w:w="458" w:type="pct"/>
-          </w:tcPr>
-          <w:p>
-            <w:pPr>
-              <w:pStyle w:val="Heading1"/>
-              <w:keepNext w:val="0"/>
-            </w:pPr>
-          </w:p>
-        </w:tc>
-        <w:tc>
-          <w:tcPr>
-            <w:tcW w:w="4542" w:type="pct"/>
-            <w:gridSpan w:val="2"/>
-          </w:tcPr>
-          <w:p>
-            <w:pPr>
-              <w:pStyle w:val="AuthorName"/>
-              <w:rPr>
-                <w:sz w:val="48"/>
-              </w:rPr>
-            </w:pPr>
-            <w:r>
-              <w:rPr>
-                <w:sz w:val="48"/>
-              </w:rPr>
-              <w:t xml:space="preserve">&lt; </w:t>
-            </w:r>
-            <w:r>
-              <w:rPr>
-                <w:color w:val="984806" w:themeColor="accent6" w:themeShade="80"/>
-                <w:sz w:val="48"/>
-              </w:rPr>
-              <w:t>Alexander Christian DeRieux</w:t>
-            </w:r>
-            <w:r>
-              <w:rPr>
-                <w:sz w:val="48"/>
-              </w:rPr>
-              <w:t xml:space="preserve"> /&gt;</w:t>
-            </w:r>
-          </w:p>
-          <w:tbl>
-            <w:tblPr>
-              <w:tblStyle w:val="TableGrid"/>
-              <w:tblW w:w="9800" w:type="dxa"/>
-              <w:tblBorders>
-                <w:top w:val="none" w:sz="0" w:space="0" w:color="auto"/>
-                <w:left w:val="none" w:sz="0" w:space="0" w:color="auto"/>
-                <w:bottom w:val="none" w:sz="0" w:space="0" w:color="auto"/>
-                <w:right w:val="none" w:sz="0" w:space="0" w:color="auto"/>
-                <w:insideH w:val="none" w:sz="0" w:space="0" w:color="auto"/>
-                <w:insideV w:val="none" w:sz="0" w:space="0" w:color="auto"/>
-              </w:tblBorders>
-              <w:tblLayout w:type="fixed"/>
-              <w:tblCellMar>
-                <w:left w:w="0" w:type="dxa"/>
-                <w:right w:w="0" w:type="dxa"/>
-              </w:tblCellMar>
-              <w:tblLook w:val="04A0" w:firstRow="1" w:lastRow="0" w:firstColumn="1" w:lastColumn="0" w:noHBand="0" w:noVBand="1"/>
-            </w:tblPr>
-            <w:tblGrid>
-              <w:gridCol w:w="291"/>
-              <w:gridCol w:w="2327"/>
-              <w:gridCol w:w="270"/>
-              <w:gridCol w:w="2334"/>
-              <w:gridCol w:w="270"/>
-              <w:gridCol w:w="2250"/>
-              <w:gridCol w:w="367"/>
-              <w:gridCol w:w="1691"/>
-            </w:tblGrid>
-            <w:tr>
-              <w:tc>
-                <w:tcPr>
-                  <w:tcW w:w="148" w:type="pct"/>
-                </w:tcPr>
-                <w:p>
-                  <w:pPr>
-                    <w:pStyle w:val="ContactDetails"/>
-                    <w:rPr>
-                      <w:color w:val="404040" w:themeColor="text1" w:themeTint="BF"/>
-                      <w:sz w:val="24"/>
-                    </w:rPr>
-                  </w:pPr>
-                </w:p>
-              </w:tc>
-              <w:tc>
-                <w:tcPr>
-                  <w:tcW w:w="3989" w:type="pct"/>
-                  <w:gridSpan w:val="6"/>
-                </w:tcPr>
-                <w:p>
-                  <w:pPr>
-                    <w:pStyle w:val="ContactDetails"/>
-                  </w:pPr>
-                  <w:r>
-                    <w:rPr>
-                      <w:color w:val="1F497D" w:themeColor="text2"/>
-                      <w:sz w:val="24"/>
-                    </w:rPr>
-                    <w:t xml:space="preserve">Scientist + </w:t>
-                  </w:r>
-                  <w:r>
-                    <w:rPr>
-                      <w:color w:val="1F497D" w:themeColor="text2"/>
-                      <w:sz w:val="24"/>
-                    </w:rPr>
-                    <w:t>Engineer + Developer</w:t>
-                  </w:r>
-                </w:p>
-              </w:tc>
-              <w:tc>
-                <w:tcPr>
-                  <w:tcW w:w="863" w:type="pct"/>
-                </w:tcPr>
-                <w:p>
-                  <w:pPr>
-                    <w:pStyle w:val="ContactDetails"/>
-                  </w:pPr>
-                </w:p>
-              </w:tc>
-            </w:tr>
-            <w:tr>
-              <w:trPr>
-                <w:gridAfter w:val="2"/>
-                <w:wAfter w:w="1051" w:type="pct"/>
-              </w:trPr>
-              <w:tc>
-                <w:tcPr>
-                  <w:tcW w:w="148" w:type="pct"/>
-                </w:tcPr>
-                <w:p>
-                  <w:pPr>
-                    <w:pStyle w:val="ContactDetails"/>
-                  </w:pPr>
-                </w:p>
-              </w:tc>
-              <w:tc>
-                <w:tcPr>
-                  <w:tcW w:w="1187" w:type="pct"/>
-                </w:tcPr>
-                <w:p>
-                  <w:pPr>
-                    <w:pStyle w:val="ContactDetails"/>
-                    <w:ind w:right="-7"/>
-                  </w:pPr>
-                  <w:r>
-                    <w:t>alexander.derieux@gmail.com</w:t>
-                  </w:r>
-                </w:p>
-              </w:tc>
-              <w:tc>
-                <w:tcPr>
-                  <w:tcW w:w="138" w:type="pct"/>
-                </w:tcPr>
-                <w:p>
-                  <w:pPr>
-                    <w:pStyle w:val="ContactDetails"/>
-                    <w:ind w:left="-647" w:firstLine="647"/>
-                    <w:jc w:val="center"/>
-                  </w:pPr>
-                  <w:r>
-                    <w:t>•</w:t>
-                  </w:r>
-                </w:p>
-              </w:tc>
-              <w:tc>
-                <w:tcPr>
-                  <w:tcW w:w="1191" w:type="pct"/>
-                </w:tcPr>
-                <w:p>
-                  <w:pPr>
-                    <w:pStyle w:val="ContactDetails"/>
-                  </w:pPr>
-                  <w:r>
-                    <w:t xml:space="preserve">Website: </w:t>
-                  </w:r>
-                  <w:hyperlink r:id="rId14" w:history="1">
-                    <w:r>
-                      <w:rPr>
-                        <w:rStyle w:val="Hyperlink"/>
-                        <w:color w:val="7F7F7F" w:themeColor="text1" w:themeTint="80"/>
-                        <w:u w:val="none"/>
-                      </w:rPr>
-                      <w:t>zanderman.github.io</w:t>
-                    </w:r>
-                  </w:hyperlink>
-                </w:p>
-              </w:tc>
-              <w:tc>
-                <w:tcPr>
-                  <w:tcW w:w="138" w:type="pct"/>
-                </w:tcPr>
-                <w:p>
-                  <w:pPr>
-                    <w:pStyle w:val="ContactDetails"/>
-                    <w:jc w:val="center"/>
-                  </w:pPr>
-                  <w:r>
-                    <w:t>•</w:t>
-                  </w:r>
-                </w:p>
-              </w:tc>
-              <w:tc>
-                <w:tcPr>
-                  <w:tcW w:w="1148" w:type="pct"/>
-                </w:tcPr>
-                <w:p>
-                  <w:pPr>
-                    <w:pStyle w:val="ContactDetails"/>
-                  </w:pPr>
-                  <w:r>
-                    <w:t xml:space="preserve"> </w:t>
-                  </w:r>
-                  <w:r>
-                    <w:t xml:space="preserve">LinkedIn: </w:t>
-                  </w:r>
-                  <w:hyperlink r:id="rId15" w:history="1">
-                    <w:r>
-                      <w:rPr>
-                        <w:rStyle w:val="Hyperlink"/>
-                        <w:color w:val="7F7F7F" w:themeColor="text1" w:themeTint="80"/>
-                        <w:u w:val="none"/>
-                      </w:rPr>
-                      <w:t>/</w:t>
-                    </w:r>
-                    <w:proofErr w:type="spellStart"/>
-                    <w:r>
-                      <w:rPr>
-                        <w:rStyle w:val="Hyperlink"/>
-                        <w:color w:val="7F7F7F" w:themeColor="text1" w:themeTint="80"/>
-                        <w:u w:val="none"/>
-                      </w:rPr>
-                      <w:t>alexderieux</w:t>
-                    </w:r>
-                    <w:proofErr w:type="spellEnd"/>
-                  </w:hyperlink>
-                </w:p>
-              </w:tc>
-            </w:tr>
-          </w:tbl>
-          <w:p>
-            <w:pPr>
-              <w:pStyle w:val="Heading2"/>
-              <w:keepNext w:val="0"/>
-            </w:pPr>
-          </w:p>
-        </w:tc>
-      </w:tr>
-      <w:tr>
-        <w:trPr>
-          <w:trHeight w:val="56"/>
-        </w:trPr>
-        <w:tc>
-          <w:tcPr>
-            <w:tcW w:w="458" w:type="pct"/>
-          </w:tcPr>
-          <w:p>
-            <w:pPr>
-              <w:pStyle w:val="Heading1"/>
-              <w:keepNext w:val="0"/>
-              <w:rPr>
-                <w:sz w:val="10"/>
-                <w:szCs w:val="10"/>
-              </w:rPr>
-            </w:pPr>
-          </w:p>
-        </w:tc>
-        <w:tc>
-          <w:tcPr>
-            <w:tcW w:w="86" w:type="pct"/>
-          </w:tcPr>
-          <w:p>
-            <w:pPr>
-              <w:rPr>
-                <w:sz w:val="10"/>
-                <w:szCs w:val="10"/>
-              </w:rPr>
-            </w:pPr>
-          </w:p>
-        </w:tc>
-        <w:tc>
-          <w:tcPr>
-            <w:tcW w:w="4456" w:type="pct"/>
-          </w:tcPr>
-          <w:p>
-            <w:pPr>
-              <w:pStyle w:val="Heading2"/>
-              <w:keepNext w:val="0"/>
-              <w:rPr>
-                <w:sz w:val="10"/>
-                <w:szCs w:val="10"/>
-              </w:rPr>
-            </w:pPr>
-          </w:p>
-        </w:tc>
-      </w:tr>
-      <w:tr>
-        <w:trPr>
-          <w:trHeight w:val="61"/>
-        </w:trPr>
-        <w:tc>
-          <w:tcPr>
-            <w:tcW w:w="458" w:type="pct"/>
-          </w:tcPr>
-          <w:p>
-            <w:pPr>
-              <w:pStyle w:val="Heading1"/>
-              <w:keepNext w:val="0"/>
-            </w:pPr>
-            <w:r>
-              <w:t>Research &amp;</w:t>
-            </w:r>
-          </w:p>
-          <w:p>
-            <w:pPr>
-              <w:pStyle w:val="Heading1"/>
-              <w:keepNext w:val="0"/>
-            </w:pPr>
-            <w:r>
-              <w:t>Projects Continued</w:t>
             </w:r>
           </w:p>
         </w:tc>
@@ -3051,6 +2738,325 @@
                   </w:pPr>
                   <w:proofErr w:type="spellStart"/>
                   <w:r>
+                    <w:t>eQMARL</w:t>
+                  </w:r>
+                  <w:proofErr w:type="spellEnd"/>
+                  <w:r>
+                    <w:t>: Entangled Quantum Multi-Agent Reinforcement Learning for Distributed Cooperation over Quantum Channels</w:t>
+                  </w:r>
+                </w:p>
+              </w:tc>
+              <w:tc>
+                <w:tcPr>
+                  <w:tcW w:w="794" w:type="pct"/>
+                </w:tcPr>
+                <w:p>
+                  <w:pPr>
+                    <w:pStyle w:val="Dates"/>
+                    <w:keepNext w:val="0"/>
+                  </w:pPr>
+                  <w:r>
+                    <w:t>4 / 2025</w:t>
+                  </w:r>
+                </w:p>
+              </w:tc>
+            </w:tr>
+            <w:tr>
+              <w:tc>
+                <w:tcPr>
+                  <w:tcW w:w="5000" w:type="pct"/>
+                  <w:gridSpan w:val="2"/>
+                </w:tcPr>
+                <w:p>
+                  <w:pPr>
+                    <w:pStyle w:val="Dates"/>
+                    <w:keepNext w:val="0"/>
+                    <w:ind w:left="434" w:hanging="434"/>
+                    <w:jc w:val="left"/>
+                    <w:rPr>
+                      <w:rFonts w:ascii="Helvetica Neue" w:hAnsi="Helvetica Neue"/>
+                      <w:b w:val="0"/>
+                      <w:bCs w:val="0"/>
+                    </w:rPr>
+                  </w:pPr>
+                  <w:r>
+                    <w:rPr>
+                      <w:rFonts w:ascii="Helvetica Neue" w:hAnsi="Helvetica Neue"/>
+                      <w:b w:val="0"/>
+                      <w:bCs w:val="0"/>
+                      <w:color w:val="7F7F7F" w:themeColor="text1" w:themeTint="80"/>
+                    </w:rPr>
+                    <w:t xml:space="preserve">Developed a novel quantum multi-agent reinforcement learning framework for </w:t>
+                  </w:r>
+                  <w:r>
+                    <w:rPr>
+                      <w:rFonts w:ascii="Helvetica Neue" w:hAnsi="Helvetica Neue"/>
+                      <w:b w:val="0"/>
+                      <w:bCs w:val="0"/>
+                      <w:color w:val="7F7F7F" w:themeColor="text1" w:themeTint="80"/>
+                    </w:rPr>
+                    <w:t xml:space="preserve">distributed actor-critic </w:t>
+                  </w:r>
+                  <w:r>
+                    <w:rPr>
+                      <w:rFonts w:ascii="Helvetica Neue" w:hAnsi="Helvetica Neue"/>
+                      <w:b w:val="0"/>
+                      <w:bCs w:val="0"/>
+                      <w:color w:val="7F7F7F" w:themeColor="text1" w:themeTint="80"/>
+                    </w:rPr>
+                    <w:t xml:space="preserve">systems </w:t>
+                  </w:r>
+                  <w:r>
+                    <w:rPr>
+                      <w:rFonts w:ascii="Helvetica Neue" w:hAnsi="Helvetica Neue"/>
+                      <w:b w:val="0"/>
+                      <w:bCs w:val="0"/>
+                      <w:color w:val="7F7F7F" w:themeColor="text1" w:themeTint="80"/>
+                    </w:rPr>
+                    <w:t>that facilitates cooperation over a quantum channel and eliminates local observation sharing via a quantum entangled split critic.</w:t>
+                  </w:r>
+                </w:p>
+              </w:tc>
+            </w:tr>
+            <w:tr>
+              <w:tc>
+                <w:tcPr>
+                  <w:tcW w:w="4206" w:type="pct"/>
+                </w:tcPr>
+                <w:p>
+                  <w:pPr>
+                    <w:pStyle w:val="Heading2"/>
+                    <w:keepNext w:val="0"/>
+                  </w:pPr>
+                  <w:r>
+                    <w:t>A Bargaining Game for Personalized, Energy Efficient Split Learning over Wireless Networks</w:t>
+                  </w:r>
+                </w:p>
+              </w:tc>
+              <w:tc>
+                <w:tcPr>
+                  <w:tcW w:w="794" w:type="pct"/>
+                </w:tcPr>
+                <w:p>
+                  <w:pPr>
+                    <w:pStyle w:val="Dates"/>
+                    <w:keepNext w:val="0"/>
+                  </w:pPr>
+                  <w:r>
+                    <w:t>3 / 2023</w:t>
+                  </w:r>
+                </w:p>
+              </w:tc>
+            </w:tr>
+            <w:tr>
+              <w:tc>
+                <w:tcPr>
+                  <w:tcW w:w="5000" w:type="pct"/>
+                  <w:gridSpan w:val="2"/>
+                </w:tcPr>
+                <w:p>
+                  <w:pPr>
+                    <w:pStyle w:val="Dates"/>
+                    <w:keepNext w:val="0"/>
+                    <w:ind w:left="447" w:hanging="447"/>
+                    <w:jc w:val="left"/>
+                    <w:rPr>
+                      <w:rFonts w:ascii="Helvetica Neue" w:hAnsi="Helvetica Neue"/>
+                      <w:b w:val="0"/>
+                      <w:bCs w:val="0"/>
+                    </w:rPr>
+                  </w:pPr>
+                  <w:r>
+                    <w:rPr>
+                      <w:rFonts w:ascii="Helvetica Neue" w:hAnsi="Helvetica Neue"/>
+                      <w:b w:val="0"/>
+                      <w:bCs w:val="0"/>
+                      <w:color w:val="7F7F7F" w:themeColor="text1" w:themeTint="80"/>
+                    </w:rPr>
+                    <w:t xml:space="preserve">Developed a novel personalized split learning framework </w:t>
+                  </w:r>
+                  <w:r>
+                    <w:rPr>
+                      <w:rFonts w:ascii="Helvetica Neue" w:hAnsi="Helvetica Neue"/>
+                      <w:b w:val="0"/>
+                      <w:bCs w:val="0"/>
+                      <w:color w:val="7F7F7F" w:themeColor="text1" w:themeTint="80"/>
+                    </w:rPr>
+                    <w:t>for choosing the cut layer that can optimize the tradeoff between the energy consumption for computation and wireless transmission, training time, and data privacy</w:t>
+                  </w:r>
+                  <w:r>
+                    <w:rPr>
+                      <w:rFonts w:ascii="Helvetica Neue" w:hAnsi="Helvetica Neue"/>
+                      <w:b w:val="0"/>
+                      <w:bCs w:val="0"/>
+                      <w:color w:val="7F7F7F" w:themeColor="text1" w:themeTint="80"/>
+                    </w:rPr>
+                    <w:t>.</w:t>
+                  </w:r>
+                </w:p>
+              </w:tc>
+            </w:tr>
+            <w:tr>
+              <w:tc>
+                <w:tcPr>
+                  <w:tcW w:w="4206" w:type="pct"/>
+                </w:tcPr>
+                <w:p>
+                  <w:pPr>
+                    <w:pStyle w:val="Heading2"/>
+                    <w:keepNext w:val="0"/>
+                  </w:pPr>
+                  <w:r>
+                    <w:t>Smart Garden Alleys</w:t>
+                  </w:r>
+                </w:p>
+              </w:tc>
+              <w:tc>
+                <w:tcPr>
+                  <w:tcW w:w="794" w:type="pct"/>
+                </w:tcPr>
+                <w:p>
+                  <w:pPr>
+                    <w:pStyle w:val="Dates"/>
+                    <w:keepNext w:val="0"/>
+                  </w:pPr>
+                  <w:r>
+                    <w:t>[ 1/2021 – 8/</w:t>
+                  </w:r>
+                  <w:proofErr w:type="gramStart"/>
+                  <w:r>
+                    <w:t>2022 ]</w:t>
+                  </w:r>
+                  <w:proofErr w:type="gramEnd"/>
+                </w:p>
+              </w:tc>
+            </w:tr>
+            <w:tr>
+              <w:tc>
+                <w:tcPr>
+                  <w:tcW w:w="5000" w:type="pct"/>
+                  <w:gridSpan w:val="2"/>
+                </w:tcPr>
+                <w:p>
+                  <w:pPr>
+                    <w:pStyle w:val="Content"/>
+                  </w:pPr>
+                  <w:r>
+                    <w:t xml:space="preserve">Joint effort with Virginia Tech and University of Colorado Boulder. </w:t>
+                  </w:r>
+                  <w:r>
+                    <w:t>Designed</w:t>
+                  </w:r>
+                  <w:r>
+                    <w:t xml:space="preserve"> </w:t>
+                  </w:r>
+                  <w:r>
+                    <w:t>machine learning frameworks with data fusion to grow "smart" garden alleys in Makassar City, Indonesia</w:t>
+                  </w:r>
+                  <w:r>
+                    <w:t xml:space="preserve"> in effort to </w:t>
+                  </w:r>
+                  <w:r>
+                    <w:t xml:space="preserve">bolster </w:t>
+                  </w:r>
+                  <w:r>
+                    <w:t xml:space="preserve">city health, food production, economics, tourism, and </w:t>
+                  </w:r>
+                  <w:r>
+                    <w:t xml:space="preserve">urban </w:t>
+                  </w:r>
+                  <w:r>
+                    <w:t>planning</w:t>
+                  </w:r>
+                  <w:r>
+                    <w:t>.</w:t>
+                  </w:r>
+                </w:p>
+              </w:tc>
+            </w:tr>
+          </w:tbl>
+          <w:p>
+            <w:pPr>
+              <w:tabs>
+                <w:tab w:val="left" w:pos="2560"/>
+              </w:tabs>
+              <w:rPr>
+                <w:sz w:val="10"/>
+                <w:szCs w:val="10"/>
+              </w:rPr>
+            </w:pPr>
+          </w:p>
+        </w:tc>
+      </w:tr>
+      <w:tr>
+        <w:trPr>
+          <w:trHeight w:val="61"/>
+        </w:trPr>
+        <w:tc>
+          <w:tcPr>
+            <w:tcW w:w="458" w:type="pct"/>
+          </w:tcPr>
+          <w:p>
+            <w:pPr>
+              <w:pStyle w:val="Heading1"/>
+              <w:keepNext w:val="0"/>
+              <w:jc w:val="left"/>
+            </w:pPr>
+          </w:p>
+        </w:tc>
+        <w:tc>
+          <w:tcPr>
+            <w:tcW w:w="86" w:type="pct"/>
+          </w:tcPr>
+          <w:p>
+            <w:pPr>
+              <w:rPr>
+                <w:sz w:val="10"/>
+                <w:szCs w:val="10"/>
+              </w:rPr>
+            </w:pPr>
+          </w:p>
+        </w:tc>
+        <w:tc>
+          <w:tcPr>
+            <w:tcW w:w="4456" w:type="pct"/>
+          </w:tcPr>
+          <w:tbl>
+            <w:tblPr>
+              <w:tblStyle w:val="TableGrid"/>
+              <w:tblW w:w="9620" w:type="dxa"/>
+              <w:tblInd w:w="5" w:type="dxa"/>
+              <w:tblBorders>
+                <w:top w:val="none" w:sz="0" w:space="0" w:color="auto"/>
+                <w:left w:val="none" w:sz="0" w:space="0" w:color="auto"/>
+                <w:bottom w:val="none" w:sz="0" w:space="0" w:color="auto"/>
+                <w:right w:val="none" w:sz="0" w:space="0" w:color="auto"/>
+                <w:insideH w:val="none" w:sz="0" w:space="0" w:color="auto"/>
+                <w:insideV w:val="none" w:sz="0" w:space="0" w:color="auto"/>
+              </w:tblBorders>
+              <w:tblLayout w:type="fixed"/>
+              <w:tblCellMar>
+                <w:left w:w="0" w:type="dxa"/>
+                <w:right w:w="0" w:type="dxa"/>
+              </w:tblCellMar>
+              <w:tblLook w:val="04A0" w:firstRow="1" w:lastRow="0" w:firstColumn="1" w:lastColumn="0" w:noHBand="0" w:noVBand="1"/>
+            </w:tblPr>
+            <w:tblGrid>
+              <w:gridCol w:w="8092"/>
+              <w:gridCol w:w="1528"/>
+            </w:tblGrid>
+            <w:tr>
+              <w:tc>
+                <w:tcPr>
+                  <w:tcW w:w="4206" w:type="pct"/>
+                </w:tcPr>
+                <w:p>
+                  <w:pPr>
+                    <w:pStyle w:val="Heading2"/>
+                    <w:keepNext w:val="0"/>
+                  </w:pPr>
+                  <w:proofErr w:type="spellStart"/>
+                  <w:r>
                     <w:t>SmartStockRL</w:t>
                   </w:r>
                   <w:proofErr w:type="spellEnd"/>
@@ -3452,7 +3458,15 @@
                     <w:pStyle w:val="Content"/>
                   </w:pPr>
                   <w:r>
-                    <w:t xml:space="preserve">Created a wireless off-the-shelf device for interfacing with vehicle OBDII system. Developed companion Linux and mobile application software for wireless data acquisition and interaction. Learned project management, project documentation such as request for proposal, and customer relations from instructors that have extensive backgrounds in the corporate world. </w:t>
+                    <w:t xml:space="preserve">Created a wireless off-the-shelf device for interfacing with vehicle OBDII system. Developed companion Linux and mobile application software for wireless data acquisition and interaction. Learned project management, project documentation such as </w:t>
+                  </w:r>
+                  <w:proofErr w:type="gramStart"/>
+                  <w:r>
+                    <w:t>request</w:t>
+                  </w:r>
+                  <w:proofErr w:type="gramEnd"/>
+                  <w:r>
+                    <w:t xml:space="preserve"> for proposal, and customer relations from instructors that have extensive backgrounds in the corporate world. </w:t>
                   </w:r>
                 </w:p>
               </w:tc>
@@ -4169,6 +4183,9 @@
                   <w:r>
                     <w:t xml:space="preserve"> / </w:t>
                   </w:r>
+                  <w:r>
+                    <w:t xml:space="preserve">UV / </w:t>
+                  </w:r>
                   <w:proofErr w:type="spellStart"/>
                   <w:r>
                     <w:t>Pipenv</w:t>
@@ -4458,6 +4475,19 @@
                     <w:ind w:left="345" w:hanging="164"/>
                   </w:pPr>
                   <w:r>
+                    <w:t>SLURM for high performance computing systems</w:t>
+                  </w:r>
+                </w:p>
+                <w:p>
+                  <w:pPr>
+                    <w:pStyle w:val="Content"/>
+                    <w:numPr>
+                      <w:ilvl w:val="0"/>
+                      <w:numId w:val="12"/>
+                    </w:numPr>
+                    <w:ind w:left="345" w:hanging="164"/>
+                  </w:pPr>
+                  <w:r>
                     <w:rPr>
                       <w:b/>
                       <w:bCs/>
@@ -5312,6 +5342,40 @@
           </w:p>
         </w:tc>
       </w:tr>
+    </w:tbl>
+    <w:p>
+      <w:r>
+        <w:rPr>
+          <w:b/>
+          <w:bCs/>
+        </w:rPr>
+        <w:br w:type="page"/>
+      </w:r>
+    </w:p>
+    <w:tbl>
+      <w:tblPr>
+        <w:tblStyle w:val="TableGrid"/>
+        <w:tblW w:w="5000" w:type="pct"/>
+        <w:tblBorders>
+          <w:top w:val="none" w:sz="0" w:space="0" w:color="auto"/>
+          <w:left w:val="none" w:sz="0" w:space="0" w:color="auto"/>
+          <w:bottom w:val="none" w:sz="0" w:space="0" w:color="auto"/>
+          <w:right w:val="none" w:sz="0" w:space="0" w:color="auto"/>
+          <w:insideH w:val="none" w:sz="0" w:space="0" w:color="auto"/>
+          <w:insideV w:val="none" w:sz="0" w:space="0" w:color="auto"/>
+        </w:tblBorders>
+        <w:tblLayout w:type="fixed"/>
+        <w:tblCellMar>
+          <w:left w:w="0" w:type="dxa"/>
+          <w:right w:w="0" w:type="dxa"/>
+        </w:tblCellMar>
+        <w:tblLook w:val="04A0" w:firstRow="1" w:lastRow="0" w:firstColumn="1" w:lastColumn="0" w:noHBand="0" w:noVBand="1"/>
+      </w:tblPr>
+      <w:tblGrid>
+        <w:gridCol w:w="989"/>
+        <w:gridCol w:w="186"/>
+        <w:gridCol w:w="9625"/>
+      </w:tblGrid>
       <w:tr>
         <w:tc>
           <w:tcPr>
@@ -5328,6 +5392,7 @@
               </w:rPr>
             </w:pPr>
             <w:r>
+              <w:lastRenderedPageBreak/>
               <w:t>Activities &amp; Leadership</w:t>
             </w:r>
           </w:p>
@@ -5570,7 +5635,7 @@
                       <w:sz w:val="16"/>
                       <w:szCs w:val="16"/>
                     </w:rPr>
-                    <w:t>Present</w:t>
+                    <w:t>2024</w:t>
                   </w:r>
                   <w:r>
                     <w:rPr>
@@ -5988,7 +6053,7 @@
       </w:pPr>
     </w:p>
     <w:sectPr>
-      <w:headerReference w:type="even" r:id="rId16"/>
+      <w:headerReference w:type="even" r:id="rId14"/>
       <w:pgSz w:w="12240" w:h="15840"/>
       <w:pgMar w:top="720" w:right="720" w:bottom="720" w:left="720" w:header="720" w:footer="720" w:gutter="0"/>
       <w:cols w:space="720"/>
@@ -8350,6 +8415,7 @@
     <w:rsid w:val="000666D2"/>
     <w:rsid w:val="001078C8"/>
     <w:rsid w:val="001E6351"/>
+    <w:rsid w:val="001F74E1"/>
     <w:rsid w:val="0021737E"/>
     <w:rsid w:val="00230187"/>
     <w:rsid w:val="00302FDA"/>
@@ -8368,7 +8434,6 @@
     <w:rsid w:val="008341C2"/>
     <w:rsid w:val="008951BE"/>
     <w:rsid w:val="008B0C3B"/>
-    <w:rsid w:val="008D0854"/>
     <w:rsid w:val="009B4380"/>
     <w:rsid w:val="00B16D3B"/>
     <w:rsid w:val="00B3182F"/>

--- a/derieux_resume_multipage.docx
+++ b/derieux_resume_multipage.docx
@@ -102,12 +102,12 @@
               <w:tblLook w:val="04A0" w:firstRow="1" w:lastRow="0" w:firstColumn="1" w:lastColumn="0" w:noHBand="0" w:noVBand="1"/>
             </w:tblPr>
             <w:tblGrid>
-              <w:gridCol w:w="291"/>
+              <w:gridCol w:w="290"/>
               <w:gridCol w:w="2327"/>
               <w:gridCol w:w="270"/>
-              <w:gridCol w:w="1615"/>
+              <w:gridCol w:w="1525"/>
               <w:gridCol w:w="270"/>
-              <w:gridCol w:w="2969"/>
+              <w:gridCol w:w="3060"/>
               <w:gridCol w:w="367"/>
               <w:gridCol w:w="1691"/>
             </w:tblGrid>
@@ -208,7 +208,7 @@
               </w:tc>
               <w:tc>
                 <w:tcPr>
-                  <w:tcW w:w="824" w:type="pct"/>
+                  <w:tcW w:w="778" w:type="pct"/>
                 </w:tcPr>
                 <w:p>
                   <w:pPr>
@@ -250,7 +250,7 @@
               </w:tc>
               <w:tc>
                 <w:tcPr>
-                  <w:tcW w:w="1515" w:type="pct"/>
+                  <w:tcW w:w="1561" w:type="pct"/>
                 </w:tcPr>
                 <w:p>
                   <w:pPr>
@@ -8415,7 +8415,6 @@
     <w:rsid w:val="000666D2"/>
     <w:rsid w:val="001078C8"/>
     <w:rsid w:val="001E6351"/>
-    <w:rsid w:val="001F74E1"/>
     <w:rsid w:val="0021737E"/>
     <w:rsid w:val="00230187"/>
     <w:rsid w:val="00302FDA"/>
@@ -8437,6 +8436,7 @@
     <w:rsid w:val="009B4380"/>
     <w:rsid w:val="00B16D3B"/>
     <w:rsid w:val="00B3182F"/>
+    <w:rsid w:val="00B479E1"/>
     <w:rsid w:val="00B85965"/>
     <w:rsid w:val="00BA4BB8"/>
     <w:rsid w:val="00BE09F0"/>

--- a/derieux_resume_multipage.docx
+++ b/derieux_resume_multipage.docx
@@ -221,7 +221,6 @@
                     <w:t xml:space="preserve">: </w:t>
                   </w:r>
                   <w:hyperlink r:id="rId8" w:history="1">
-                    <w:proofErr w:type="spellStart"/>
                     <w:r>
                       <w:rPr>
                         <w:rStyle w:val="Hyperlink"/>
@@ -230,7 +229,6 @@
                       </w:rPr>
                       <w:t>zanderman</w:t>
                     </w:r>
-                    <w:proofErr w:type="spellEnd"/>
                   </w:hyperlink>
                 </w:p>
               </w:tc>
@@ -257,13 +255,9 @@
                     <w:pStyle w:val="ContactDetails"/>
                   </w:pPr>
                   <w:r>
-                    <w:t xml:space="preserve"> </w:t>
-                  </w:r>
-                  <w:r>
                     <w:t xml:space="preserve">LinkedIn: </w:t>
                   </w:r>
                   <w:hyperlink r:id="rId9" w:history="1">
-                    <w:proofErr w:type="spellStart"/>
                     <w:r>
                       <w:rPr>
                         <w:rStyle w:val="Hyperlink"/>
@@ -272,7 +266,6 @@
                       </w:rPr>
                       <w:t>alexderieux</w:t>
                     </w:r>
-                    <w:proofErr w:type="spellEnd"/>
                   </w:hyperlink>
                 </w:p>
               </w:tc>
@@ -743,13 +736,8 @@
                     <w:keepNext w:val="0"/>
                   </w:pPr>
                   <w:r>
-                    <w:t xml:space="preserve">[ 8/2022 – </w:t>
-                  </w:r>
-                  <w:proofErr w:type="gramStart"/>
-                  <w:r>
-                    <w:t>Present ]</w:t>
-                  </w:r>
-                  <w:proofErr w:type="gramEnd"/>
+                    <w:t>[ 8/2022 – Present ]</w:t>
+                  </w:r>
                 </w:p>
               </w:tc>
             </w:tr>
@@ -890,13 +878,8 @@
                     <w:keepNext w:val="0"/>
                   </w:pPr>
                   <w:r>
-                    <w:t>[ 1/2021 – 8/</w:t>
-                  </w:r>
-                  <w:proofErr w:type="gramStart"/>
-                  <w:r>
-                    <w:t>2022 ]</w:t>
-                  </w:r>
-                  <w:proofErr w:type="gramEnd"/>
+                    <w:t>[ 1/2021 – 8/2022 ]</w:t>
+                  </w:r>
                 </w:p>
               </w:tc>
             </w:tr>
@@ -1069,13 +1052,8 @@
                     <w:keepNext w:val="0"/>
                   </w:pPr>
                   <w:r>
-                    <w:t>[ 8/2012 – 5/</w:t>
-                  </w:r>
-                  <w:proofErr w:type="gramStart"/>
-                  <w:r>
-                    <w:t>2016 ]</w:t>
-                  </w:r>
-                  <w:proofErr w:type="gramEnd"/>
+                    <w:t>[ 8/2012 – 5/2016 ]</w:t>
+                  </w:r>
                 </w:p>
               </w:tc>
             </w:tr>
@@ -1232,13 +1210,8 @@
                     <w:keepNext w:val="0"/>
                   </w:pPr>
                   <w:r>
-                    <w:t>[ 8/2012 – 12/</w:t>
-                  </w:r>
-                  <w:proofErr w:type="gramStart"/>
-                  <w:r>
-                    <w:t>2016 ]</w:t>
-                  </w:r>
-                  <w:proofErr w:type="gramEnd"/>
+                    <w:t>[ 8/2012 – 12/2016 ]</w:t>
+                  </w:r>
                 </w:p>
               </w:tc>
             </w:tr>
@@ -1421,13 +1394,8 @@
                     <w:keepNext w:val="0"/>
                   </w:pPr>
                   <w:r>
-                    <w:t xml:space="preserve">[ 8/2021 – </w:t>
-                  </w:r>
-                  <w:proofErr w:type="gramStart"/>
-                  <w:r>
-                    <w:t>Present ]</w:t>
-                  </w:r>
-                  <w:proofErr w:type="gramEnd"/>
+                    <w:t>[ 8/2021 – Present ]</w:t>
+                  </w:r>
                 </w:p>
               </w:tc>
             </w:tr>
@@ -1445,21 +1413,12 @@
                       <w:iCs/>
                     </w:rPr>
                   </w:pPr>
-                  <w:proofErr w:type="spellStart"/>
                   <w:r>
                     <w:rPr>
                       <w:i/>
                       <w:iCs/>
                     </w:rPr>
-                    <w:t>Wireless@VT</w:t>
-                  </w:r>
-                  <w:proofErr w:type="spellEnd"/>
-                  <w:r>
-                    <w:rPr>
-                      <w:i/>
-                      <w:iCs/>
-                    </w:rPr>
-                    <w:t>, Virginia Polytechnic Institute and State University</w:t>
+                    <w:t>Wireless@VT, Virginia Polytechnic Institute and State University</w:t>
                   </w:r>
                 </w:p>
                 <w:p>
@@ -1576,16 +1535,11 @@
                     <w:t xml:space="preserve"> </w:t>
                   </w:r>
                   <w:r>
-                    <w:t>05/</w:t>
-                  </w:r>
-                  <w:proofErr w:type="gramStart"/>
-                  <w:r>
-                    <w:t>2023</w:t>
+                    <w:t>05/2023</w:t>
                   </w:r>
                   <w:r>
                     <w:t xml:space="preserve"> ]</w:t>
                   </w:r>
-                  <w:proofErr w:type="gramEnd"/>
                 </w:p>
               </w:tc>
             </w:tr>
@@ -1728,16 +1682,11 @@
                     <w:t xml:space="preserve">[ 2/2017 – </w:t>
                   </w:r>
                   <w:r>
-                    <w:t>9/</w:t>
-                  </w:r>
-                  <w:proofErr w:type="gramStart"/>
-                  <w:r>
-                    <w:t>2024</w:t>
+                    <w:t>9/2024</w:t>
                   </w:r>
                   <w:r>
                     <w:t xml:space="preserve"> ]</w:t>
                   </w:r>
-                  <w:proofErr w:type="gramEnd"/>
                 </w:p>
               </w:tc>
             </w:tr>
@@ -1859,15 +1808,7 @@
                     <w:keepNext w:val="0"/>
                   </w:pPr>
                   <w:r>
-                    <w:t>[ 7/2012 – 2/</w:t>
-                  </w:r>
-                  <w:proofErr w:type="gramStart"/>
-                  <w:r>
-                    <w:t>2017 ]</w:t>
-                  </w:r>
-                  <w:proofErr w:type="gramEnd"/>
-                  <w:r>
-                    <w:t xml:space="preserve"> </w:t>
+                    <w:t xml:space="preserve">[ 7/2012 – 2/2017 ] </w:t>
                   </w:r>
                 </w:p>
               </w:tc>
@@ -1995,13 +1936,8 @@
                     <w:keepNext w:val="0"/>
                   </w:pPr>
                   <w:r>
-                    <w:t>[ 8/2016 – 12/</w:t>
-                  </w:r>
-                  <w:proofErr w:type="gramStart"/>
-                  <w:r>
-                    <w:t>2016 ]</w:t>
-                  </w:r>
-                  <w:proofErr w:type="gramEnd"/>
+                    <w:t>[ 8/2016 – 12/2016 ]</w:t>
+                  </w:r>
                 </w:p>
               </w:tc>
             </w:tr>
@@ -2120,15 +2056,7 @@
                     <w:keepNext w:val="0"/>
                   </w:pPr>
                   <w:r>
-                    <w:t>[ 1/2012 – 5/</w:t>
-                  </w:r>
-                  <w:proofErr w:type="gramStart"/>
-                  <w:r>
-                    <w:t>2012 ]</w:t>
-                  </w:r>
-                  <w:proofErr w:type="gramEnd"/>
-                  <w:r>
-                    <w:t xml:space="preserve"> </w:t>
+                    <w:t xml:space="preserve">[ 1/2012 – 5/2012 ] </w:t>
                   </w:r>
                 </w:p>
               </w:tc>
@@ -2275,23 +2203,7 @@
                 <w:b w:val="0"/>
                 <w:bCs w:val="0"/>
               </w:rPr>
-              <w:t>A. DeRieux and W. Saad, “</w:t>
-            </w:r>
-            <w:proofErr w:type="spellStart"/>
-            <w:r>
-              <w:rPr>
-                <w:b w:val="0"/>
-                <w:bCs w:val="0"/>
-              </w:rPr>
-              <w:t>eQMARL</w:t>
-            </w:r>
-            <w:proofErr w:type="spellEnd"/>
-            <w:r>
-              <w:rPr>
-                <w:b w:val="0"/>
-                <w:bCs w:val="0"/>
-              </w:rPr>
-              <w:t xml:space="preserve">: Entangled Quantum Multi-Agent Reinforcement Learning for Distributed Cooperation over Quantum Channels”, </w:t>
+              <w:t xml:space="preserve">A. DeRieux and W. Saad, “eQMARL: Entangled Quantum Multi-Agent Reinforcement Learning for Distributed Cooperation over Quantum Channels”, </w:t>
             </w:r>
             <w:r>
               <w:rPr>
@@ -2323,21 +2235,12 @@
               </w:rPr>
               <w:t xml:space="preserve"> </w:t>
             </w:r>
-            <w:proofErr w:type="spellStart"/>
             <w:r>
               <w:rPr>
                 <w:b w:val="0"/>
                 <w:bCs w:val="0"/>
               </w:rPr>
-              <w:t>doi</w:t>
-            </w:r>
-            <w:proofErr w:type="spellEnd"/>
-            <w:r>
-              <w:rPr>
-                <w:b w:val="0"/>
-                <w:bCs w:val="0"/>
-              </w:rPr>
-              <w:t xml:space="preserve">: </w:t>
+              <w:t xml:space="preserve">doi: </w:t>
             </w:r>
             <w:hyperlink r:id="rId10" w:history="1">
               <w:r>
@@ -2416,21 +2319,12 @@
               </w:rPr>
               <w:t xml:space="preserve"> March 2023, pp. 1-6. </w:t>
             </w:r>
-            <w:proofErr w:type="spellStart"/>
             <w:r>
               <w:rPr>
                 <w:b w:val="0"/>
                 <w:bCs w:val="0"/>
               </w:rPr>
-              <w:t>doi</w:t>
-            </w:r>
-            <w:proofErr w:type="spellEnd"/>
-            <w:r>
-              <w:rPr>
-                <w:b w:val="0"/>
-                <w:bCs w:val="0"/>
-              </w:rPr>
-              <w:t xml:space="preserve">: </w:t>
+              <w:t xml:space="preserve">doi: </w:t>
             </w:r>
             <w:hyperlink r:id="rId11" w:history="1">
               <w:r>
@@ -2484,57 +2378,7 @@
                 <w:b w:val="0"/>
                 <w:bCs w:val="0"/>
               </w:rPr>
-              <w:t xml:space="preserve">A. C. DeRieux, W. Saad, W. Zuo, R. Budiarto, M. D. </w:t>
-            </w:r>
-            <w:proofErr w:type="spellStart"/>
-            <w:r>
-              <w:rPr>
-                <w:b w:val="0"/>
-                <w:bCs w:val="0"/>
-              </w:rPr>
-              <w:t>Koerniawan</w:t>
-            </w:r>
-            <w:proofErr w:type="spellEnd"/>
-            <w:r>
-              <w:rPr>
-                <w:b w:val="0"/>
-                <w:bCs w:val="0"/>
-              </w:rPr>
-              <w:t xml:space="preserve">, and D. Novitasari, “A Transformer Framework for Data Fusion and Multi-Task Learning in Smart Cities”, </w:t>
-            </w:r>
-            <w:proofErr w:type="spellStart"/>
-            <w:r>
-              <w:rPr>
-                <w:b w:val="0"/>
-                <w:bCs w:val="0"/>
-              </w:rPr>
-              <w:t>arXiv</w:t>
-            </w:r>
-            <w:proofErr w:type="spellEnd"/>
-            <w:r>
-              <w:rPr>
-                <w:b w:val="0"/>
-                <w:bCs w:val="0"/>
-              </w:rPr>
-              <w:t xml:space="preserve"> [</w:t>
-            </w:r>
-            <w:proofErr w:type="spellStart"/>
-            <w:proofErr w:type="gramStart"/>
-            <w:r>
-              <w:rPr>
-                <w:b w:val="0"/>
-                <w:bCs w:val="0"/>
-              </w:rPr>
-              <w:t>cs.LG</w:t>
-            </w:r>
-            <w:proofErr w:type="spellEnd"/>
-            <w:proofErr w:type="gramEnd"/>
-            <w:r>
-              <w:rPr>
-                <w:b w:val="0"/>
-                <w:bCs w:val="0"/>
-              </w:rPr>
-              <w:t xml:space="preserve">]. 2022. Available: </w:t>
+              <w:t xml:space="preserve">A. C. DeRieux, W. Saad, W. Zuo, R. Budiarto, M. D. Koerniawan, and D. Novitasari, “A Transformer Framework for Data Fusion and Multi-Task Learning in Smart Cities”, arXiv [cs.LG]. 2022. Available: </w:t>
             </w:r>
             <w:hyperlink r:id="rId12" w:history="1">
               <w:r>
@@ -2736,13 +2580,8 @@
                     <w:pStyle w:val="Heading2"/>
                     <w:keepNext w:val="0"/>
                   </w:pPr>
-                  <w:proofErr w:type="spellStart"/>
-                  <w:r>
-                    <w:t>eQMARL</w:t>
-                  </w:r>
-                  <w:proofErr w:type="spellEnd"/>
-                  <w:r>
-                    <w:t>: Entangled Quantum Multi-Agent Reinforcement Learning for Distributed Cooperation over Quantum Channels</w:t>
+                  <w:r>
+                    <w:t>eQMARL: Entangled Quantum Multi-Agent Reinforcement Learning for Distributed Cooperation over Quantum Channels</w:t>
                   </w:r>
                 </w:p>
               </w:tc>
@@ -2921,13 +2760,8 @@
                     <w:keepNext w:val="0"/>
                   </w:pPr>
                   <w:r>
-                    <w:t>[ 1/2021 – 8/</w:t>
-                  </w:r>
-                  <w:proofErr w:type="gramStart"/>
-                  <w:r>
-                    <w:t>2022 ]</w:t>
-                  </w:r>
-                  <w:proofErr w:type="gramEnd"/>
+                    <w:t>[ 1/2021 – 8/2022 ]</w:t>
+                  </w:r>
                 </w:p>
               </w:tc>
             </w:tr>
@@ -3055,13 +2889,8 @@
                     <w:pStyle w:val="Heading2"/>
                     <w:keepNext w:val="0"/>
                   </w:pPr>
-                  <w:proofErr w:type="spellStart"/>
-                  <w:r>
-                    <w:t>SmartStockRL</w:t>
-                  </w:r>
-                  <w:proofErr w:type="spellEnd"/>
-                  <w:r>
-                    <w:t>: Intelligent Stock Trading using Traditional and Deep Q-Learning</w:t>
+                  <w:r>
+                    <w:t>SmartStockRL: Intelligent Stock Trading using Traditional and Deep Q-Learning</w:t>
                   </w:r>
                 </w:p>
               </w:tc>
@@ -3075,13 +2904,8 @@
                     <w:keepNext w:val="0"/>
                   </w:pPr>
                   <w:r>
-                    <w:t>[ 10/2021 – 12/</w:t>
-                  </w:r>
-                  <w:proofErr w:type="gramStart"/>
-                  <w:r>
-                    <w:t>2021 ]</w:t>
-                  </w:r>
-                  <w:proofErr w:type="gramEnd"/>
+                    <w:t>[ 10/2021 – 12/2021 ]</w:t>
+                  </w:r>
                 </w:p>
               </w:tc>
             </w:tr>
@@ -3176,13 +3000,8 @@
                     <w:pStyle w:val="Heading2"/>
                     <w:keepNext w:val="0"/>
                   </w:pPr>
-                  <w:proofErr w:type="spellStart"/>
-                  <w:r>
-                    <w:t>LyricAI</w:t>
-                  </w:r>
-                  <w:proofErr w:type="spellEnd"/>
-                  <w:r>
-                    <w:t>: Using LSTMs to Write Religious Music</w:t>
+                  <w:r>
+                    <w:t>LyricAI: Using LSTMs to Write Religious Music</w:t>
                   </w:r>
                 </w:p>
               </w:tc>
@@ -3196,13 +3015,8 @@
                     <w:keepNext w:val="0"/>
                   </w:pPr>
                   <w:r>
-                    <w:t>[ 4/2021 – 5/</w:t>
-                  </w:r>
-                  <w:proofErr w:type="gramStart"/>
-                  <w:r>
-                    <w:t>2021 ]</w:t>
-                  </w:r>
-                  <w:proofErr w:type="gramEnd"/>
+                    <w:t>[ 4/2021 – 5/2021 ]</w:t>
+                  </w:r>
                 </w:p>
               </w:tc>
             </w:tr>
@@ -3312,13 +3126,8 @@
                     <w:keepNext w:val="0"/>
                   </w:pPr>
                   <w:r>
-                    <w:t>[ 8/2016 – 12/</w:t>
-                  </w:r>
-                  <w:proofErr w:type="gramStart"/>
-                  <w:r>
-                    <w:t>2016 ]</w:t>
-                  </w:r>
-                  <w:proofErr w:type="gramEnd"/>
+                    <w:t>[ 8/2016 – 12/2016 ]</w:t>
+                  </w:r>
                 </w:p>
               </w:tc>
             </w:tr>
@@ -3434,15 +3243,7 @@
                     <w:keepNext w:val="0"/>
                   </w:pPr>
                   <w:r>
-                    <w:t>[ 8/2015 – 5/</w:t>
-                  </w:r>
-                  <w:proofErr w:type="gramStart"/>
-                  <w:r>
-                    <w:t>2016 ]</w:t>
-                  </w:r>
-                  <w:proofErr w:type="gramEnd"/>
-                  <w:r>
-                    <w:t xml:space="preserve"> </w:t>
+                    <w:t xml:space="preserve">[ 8/2015 – 5/2016 ] </w:t>
                   </w:r>
                 </w:p>
               </w:tc>
@@ -3458,15 +3259,7 @@
                     <w:pStyle w:val="Content"/>
                   </w:pPr>
                   <w:r>
-                    <w:t xml:space="preserve">Created a wireless off-the-shelf device for interfacing with vehicle OBDII system. Developed companion Linux and mobile application software for wireless data acquisition and interaction. Learned project management, project documentation such as </w:t>
-                  </w:r>
-                  <w:proofErr w:type="gramStart"/>
-                  <w:r>
-                    <w:t>request</w:t>
-                  </w:r>
-                  <w:proofErr w:type="gramEnd"/>
-                  <w:r>
-                    <w:t xml:space="preserve"> for proposal, and customer relations from instructors that have extensive backgrounds in the corporate world. </w:t>
+                    <w:t xml:space="preserve">Created a wireless off-the-shelf device for interfacing with vehicle OBDII system. Developed companion Linux and mobile application software for wireless data acquisition and interaction. Learned project management, project documentation such as request for proposal, and customer relations from instructors that have extensive backgrounds in the corporate world. </w:t>
                   </w:r>
                 </w:p>
               </w:tc>
@@ -3570,13 +3363,8 @@
                     <w:keepNext w:val="0"/>
                   </w:pPr>
                   <w:r>
-                    <w:t>[ 1/2015 – 5/</w:t>
-                  </w:r>
-                  <w:proofErr w:type="gramStart"/>
-                  <w:r>
-                    <w:t>2015 ]</w:t>
-                  </w:r>
-                  <w:proofErr w:type="gramEnd"/>
+                    <w:t>[ 1/2015 – 5/2015 ]</w:t>
+                  </w:r>
                 </w:p>
               </w:tc>
             </w:tr>
@@ -3591,31 +3379,7 @@
                     <w:pStyle w:val="Content"/>
                   </w:pPr>
                   <w:r>
-                    <w:t xml:space="preserve">Developed </w:t>
-                  </w:r>
-                  <w:proofErr w:type="gramStart"/>
-                  <w:r>
-                    <w:t>a</w:t>
-                  </w:r>
-                  <w:proofErr w:type="gramEnd"/>
-                  <w:r>
-                    <w:t xml:space="preserve"> RTL-SDR receiver system called ‘</w:t>
-                  </w:r>
-                  <w:proofErr w:type="spellStart"/>
-                  <w:r>
-                    <w:t>RadioPi</w:t>
-                  </w:r>
-                  <w:proofErr w:type="spellEnd"/>
-                  <w:r>
-                    <w:t xml:space="preserve">’ to process local FM transmissions. Signal processing algorithms are written in Python using </w:t>
-                  </w:r>
-                  <w:proofErr w:type="spellStart"/>
-                  <w:r>
-                    <w:t>GNURadio</w:t>
-                  </w:r>
-                  <w:proofErr w:type="spellEnd"/>
-                  <w:r>
-                    <w:t xml:space="preserve"> API and custom signal blocks. Design elements include the Raspberry Pi, USB RTL-SDR antenna, and breadboard circuitry for user interface.</w:t>
+                    <w:t>Developed a RTL-SDR receiver system called ‘RadioPi’ to process local FM transmissions. Signal processing algorithms are written in Python using GNURadio API and custom signal blocks. Design elements include the Raspberry Pi, USB RTL-SDR antenna, and breadboard circuitry for user interface.</w:t>
                   </w:r>
                 </w:p>
               </w:tc>
@@ -3719,13 +3483,8 @@
                     <w:keepNext w:val="0"/>
                   </w:pPr>
                   <w:r>
-                    <w:t>[ 7/2015 – 08/</w:t>
-                  </w:r>
-                  <w:proofErr w:type="gramStart"/>
-                  <w:r>
-                    <w:t>2015 ]</w:t>
-                  </w:r>
-                  <w:proofErr w:type="gramEnd"/>
+                    <w:t>[ 7/2015 – 08/2015 ]</w:t>
+                  </w:r>
                 </w:p>
               </w:tc>
             </w:tr>
@@ -4107,100 +3866,42 @@
                   <w:r>
                     <w:t xml:space="preserve">/ </w:t>
                   </w:r>
-                  <w:proofErr w:type="spellStart"/>
-                  <w:r>
-                    <w:t>PyTorch</w:t>
-                  </w:r>
-                  <w:proofErr w:type="spellEnd"/>
+                  <w:r>
+                    <w:t xml:space="preserve">PyTorch </w:t>
+                  </w:r>
+                  <w:r>
+                    <w:t>/</w:t>
+                  </w:r>
                   <w:r>
                     <w:t xml:space="preserve"> </w:t>
                   </w:r>
                   <w:r>
-                    <w:t>/</w:t>
-                  </w:r>
-                  <w:r>
-                    <w:t xml:space="preserve"> </w:t>
-                  </w:r>
-                  <w:r>
                     <w:t xml:space="preserve">Gymnasium </w:t>
                   </w:r>
                   <w:r>
                     <w:br/>
+                    <w:t>/ Qiskit / Cirq / PennyLane / TensorFlow Quantum / Torch Quantum</w:t>
+                  </w:r>
+                  <w:r>
+                    <w:br/>
+                  </w:r>
+                  <w:r>
                     <w:t xml:space="preserve">/ </w:t>
                   </w:r>
-                  <w:proofErr w:type="spellStart"/>
-                  <w:r>
-                    <w:t>Qiskit</w:t>
-                  </w:r>
-                  <w:proofErr w:type="spellEnd"/>
-                  <w:r>
-                    <w:t xml:space="preserve"> / Cirq / PennyLane / TensorFlow Quantum / Torch Quantum</w:t>
+                  <w:r>
+                    <w:t xml:space="preserve">NumPy / Pandas / SciPy / Scikit-Learn / Matplotlib / Seaborn / Flask / NetworkX </w:t>
                   </w:r>
                   <w:r>
                     <w:br/>
                   </w:r>
                   <w:r>
-                    <w:t xml:space="preserve">/ </w:t>
-                  </w:r>
-                  <w:r>
-                    <w:t xml:space="preserve">NumPy / Pandas / SciPy / Scikit-Learn / Matplotlib / Seaborn / Flask / </w:t>
-                  </w:r>
-                  <w:proofErr w:type="spellStart"/>
-                  <w:r>
-                    <w:t>NetworkX</w:t>
-                  </w:r>
-                  <w:proofErr w:type="spellEnd"/>
-                  <w:r>
-                    <w:t xml:space="preserve"> </w:t>
-                  </w:r>
-                  <w:r>
-                    <w:br/>
-                  </w:r>
-                  <w:r>
-                    <w:t xml:space="preserve">/ </w:t>
-                  </w:r>
-                  <w:proofErr w:type="spellStart"/>
-                  <w:r>
-                    <w:t>BeautifulSoup</w:t>
-                  </w:r>
-                  <w:proofErr w:type="spellEnd"/>
-                  <w:r>
-                    <w:t xml:space="preserve"> / OpenCV / Pillow / </w:t>
-                  </w:r>
-                  <w:proofErr w:type="spellStart"/>
-                  <w:r>
-                    <w:t>PyQt</w:t>
-                  </w:r>
-                  <w:proofErr w:type="spellEnd"/>
-                  <w:r>
-                    <w:t xml:space="preserve"> / </w:t>
-                  </w:r>
-                  <w:proofErr w:type="spellStart"/>
-                  <w:r>
-                    <w:t>Pytest</w:t>
-                  </w:r>
-                  <w:proofErr w:type="spellEnd"/>
-                  <w:r>
-                    <w:t xml:space="preserve"> / </w:t>
+                    <w:t xml:space="preserve">/ BeautifulSoup / OpenCV / Pillow / PyQt / Pytest / </w:t>
                   </w:r>
                   <w:r>
                     <w:t xml:space="preserve">UV / </w:t>
                   </w:r>
-                  <w:proofErr w:type="spellStart"/>
-                  <w:r>
-                    <w:t>Pipenv</w:t>
-                  </w:r>
-                  <w:proofErr w:type="spellEnd"/>
-                  <w:r>
-                    <w:t xml:space="preserve"> / </w:t>
-                  </w:r>
-                  <w:proofErr w:type="spellStart"/>
-                  <w:r>
-                    <w:t>Pyenv</w:t>
-                  </w:r>
-                  <w:proofErr w:type="spellEnd"/>
-                  <w:r>
-                    <w:t xml:space="preserve"> / Requests</w:t>
+                  <w:r>
+                    <w:t>Pipenv / Pyenv / Requests</w:t>
                   </w:r>
                   <w:r>
                     <w:t xml:space="preserve"> </w:t>
@@ -4495,15 +4196,7 @@
                     <w:t>Microservices</w:t>
                   </w:r>
                   <w:r>
-                    <w:t xml:space="preserve">:  Docker / Singularity / </w:t>
-                  </w:r>
-                  <w:proofErr w:type="spellStart"/>
-                  <w:r>
-                    <w:t>Podman</w:t>
-                  </w:r>
-                  <w:proofErr w:type="spellEnd"/>
-                  <w:r>
-                    <w:t xml:space="preserve"> / Kubernetes</w:t>
+                    <w:t>:  Docker / Singularity / Podman / Kubernetes</w:t>
                   </w:r>
                 </w:p>
                 <w:p>
@@ -4562,15 +4255,7 @@
                     <w:t xml:space="preserve"> </w:t>
                   </w:r>
                   <w:r>
-                    <w:t xml:space="preserve"> </w:t>
-                  </w:r>
-                  <w:proofErr w:type="spellStart"/>
-                  <w:r>
-                    <w:t>InfluxDB</w:t>
-                  </w:r>
-                  <w:proofErr w:type="spellEnd"/>
-                  <w:r>
-                    <w:t xml:space="preserve"> / MongoDB / MySQL / SQLite </w:t>
+                    <w:t xml:space="preserve"> InfluxDB / MongoDB / MySQL / SQLite </w:t>
                   </w:r>
                   <w:r>
                     <w:br/>
@@ -4578,13 +4263,8 @@
                   <w:r>
                     <w:t xml:space="preserve">/ </w:t>
                   </w:r>
-                  <w:proofErr w:type="spellStart"/>
-                  <w:r>
-                    <w:t>GraphQL</w:t>
-                  </w:r>
-                  <w:proofErr w:type="spellEnd"/>
-                  <w:r>
-                    <w:t xml:space="preserve"> / </w:t>
+                  <w:r>
+                    <w:t xml:space="preserve">GraphQL / </w:t>
                   </w:r>
                   <w:r>
                     <w:t>Redis</w:t>
@@ -4871,50 +4551,29 @@
               <w:pStyle w:val="Heading2"/>
               <w:ind w:left="-13"/>
             </w:pPr>
-            <w:proofErr w:type="spellStart"/>
             <w:r>
-              <w:t>Eta</w:t>
-            </w:r>
-            <w:proofErr w:type="spellEnd"/>
-            <w:r>
-              <w:t xml:space="preserve"> Kappa Nu </w:t>
+              <w:t xml:space="preserve">Eta Kappa Nu </w:t>
             </w:r>
             <w:r>
-              <w:t xml:space="preserve">(Electrical Engineering Honor </w:t>
-            </w:r>
-            <w:proofErr w:type="gramStart"/>
-            <w:r>
-              <w:t>Society</w:t>
+              <w:t>(Electrical Engineering Honor Society</w:t>
             </w:r>
             <w:r>
               <w:t xml:space="preserve">)   </w:t>
             </w:r>
-            <w:proofErr w:type="gramEnd"/>
             <w:r>
               <w:rPr>
                 <w:color w:val="4F81BD" w:themeColor="accent1"/>
                 <w:sz w:val="16"/>
                 <w:szCs w:val="24"/>
               </w:rPr>
-              <w:t xml:space="preserve">[ 2021 – </w:t>
+              <w:t>[ 2021 – Present ]</w:t>
             </w:r>
-            <w:proofErr w:type="gramStart"/>
-            <w:r>
-              <w:rPr>
-                <w:color w:val="4F81BD" w:themeColor="accent1"/>
-                <w:sz w:val="16"/>
-                <w:szCs w:val="24"/>
-              </w:rPr>
-              <w:t>Present ]</w:t>
-            </w:r>
-            <w:proofErr w:type="gramEnd"/>
           </w:p>
           <w:p>
             <w:pPr>
               <w:pStyle w:val="Heading2"/>
               <w:ind w:left="-13"/>
             </w:pPr>
-            <w:proofErr w:type="gramStart"/>
             <w:r>
               <w:t xml:space="preserve">IEEE  </w:t>
             </w:r>
@@ -4924,27 +4583,8 @@
                 <w:sz w:val="16"/>
                 <w:szCs w:val="24"/>
               </w:rPr>
-              <w:t>[</w:t>
+              <w:t>[ 2021 – Present ]</w:t>
             </w:r>
-            <w:proofErr w:type="gramEnd"/>
-            <w:r>
-              <w:rPr>
-                <w:color w:val="4F81BD" w:themeColor="accent1"/>
-                <w:sz w:val="16"/>
-                <w:szCs w:val="24"/>
-              </w:rPr>
-              <w:t xml:space="preserve"> 2021 – </w:t>
-            </w:r>
-            <w:proofErr w:type="gramStart"/>
-            <w:r>
-              <w:rPr>
-                <w:color w:val="4F81BD" w:themeColor="accent1"/>
-                <w:sz w:val="16"/>
-                <w:szCs w:val="24"/>
-              </w:rPr>
-              <w:t>Present ]</w:t>
-            </w:r>
-            <w:proofErr w:type="gramEnd"/>
           </w:p>
         </w:tc>
       </w:tr>
@@ -5022,11 +4662,7 @@
               <w:ind w:left="-13"/>
             </w:pPr>
             <w:r>
-              <w:t xml:space="preserve">Bradley </w:t>
-            </w:r>
-            <w:proofErr w:type="gramStart"/>
-            <w:r>
-              <w:t>Fellowship</w:t>
+              <w:t>Bradley Fellowship</w:t>
             </w:r>
             <w:r>
               <w:t xml:space="preserve"> </w:t>
@@ -5040,16 +4676,15 @@
                 <w:sz w:val="16"/>
                 <w:szCs w:val="24"/>
               </w:rPr>
-              <w:t>[</w:t>
+              <w:t>[ 202</w:t>
             </w:r>
-            <w:proofErr w:type="gramEnd"/>
             <w:r>
               <w:rPr>
                 <w:color w:val="4F81BD" w:themeColor="accent1"/>
                 <w:sz w:val="16"/>
                 <w:szCs w:val="24"/>
               </w:rPr>
-              <w:t xml:space="preserve"> 202</w:t>
+              <w:t>2</w:t>
             </w:r>
             <w:r>
               <w:rPr>
@@ -5057,26 +4692,8 @@
                 <w:sz w:val="16"/>
                 <w:szCs w:val="24"/>
               </w:rPr>
-              <w:t>2</w:t>
+              <w:t xml:space="preserve"> – Present ]</w:t>
             </w:r>
-            <w:r>
-              <w:rPr>
-                <w:color w:val="4F81BD" w:themeColor="accent1"/>
-                <w:sz w:val="16"/>
-                <w:szCs w:val="24"/>
-              </w:rPr>
-              <w:t xml:space="preserve"> – </w:t>
-            </w:r>
-            <w:proofErr w:type="gramStart"/>
-            <w:r>
-              <w:rPr>
-                <w:color w:val="4F81BD" w:themeColor="accent1"/>
-                <w:sz w:val="16"/>
-                <w:szCs w:val="24"/>
-              </w:rPr>
-              <w:t>Present ]</w:t>
-            </w:r>
-            <w:proofErr w:type="gramEnd"/>
           </w:p>
           <w:p>
             <w:pPr>
@@ -5477,7 +5094,6 @@
                     </w:rPr>
                     <w:t xml:space="preserve"> – </w:t>
                   </w:r>
-                  <w:proofErr w:type="gramStart"/>
                   <w:r>
                     <w:rPr>
                       <w:color w:val="4F81BD" w:themeColor="accent1"/>
@@ -5492,16 +5108,7 @@
                       <w:sz w:val="16"/>
                       <w:szCs w:val="16"/>
                     </w:rPr>
-                    <w:t xml:space="preserve"> ]</w:t>
-                  </w:r>
-                  <w:proofErr w:type="gramEnd"/>
-                  <w:r>
-                    <w:rPr>
-                      <w:color w:val="4F81BD" w:themeColor="accent1"/>
-                      <w:sz w:val="16"/>
-                      <w:szCs w:val="16"/>
-                    </w:rPr>
-                    <w:t xml:space="preserve"> </w:t>
+                    <w:t xml:space="preserve"> ] </w:t>
                   </w:r>
                   <w:r>
                     <w:rPr>
@@ -5628,7 +5235,6 @@
                     </w:rPr>
                     <w:t xml:space="preserve"> – </w:t>
                   </w:r>
-                  <w:proofErr w:type="gramStart"/>
                   <w:r>
                     <w:rPr>
                       <w:color w:val="4F81BD" w:themeColor="accent1"/>
@@ -5645,7 +5251,6 @@
                     </w:rPr>
                     <w:t xml:space="preserve"> ]</w:t>
                   </w:r>
-                  <w:proofErr w:type="gramEnd"/>
                   <w:r>
                     <w:rPr>
                       <w:color w:val="4F81BD" w:themeColor="accent1"/>
@@ -5820,25 +5425,7 @@
                       <w:sz w:val="16"/>
                       <w:szCs w:val="16"/>
                     </w:rPr>
-                    <w:t xml:space="preserve">[ 2013 – </w:t>
-                  </w:r>
-                  <w:proofErr w:type="gramStart"/>
-                  <w:r>
-                    <w:rPr>
-                      <w:color w:val="4F81BD" w:themeColor="accent1"/>
-                      <w:sz w:val="16"/>
-                      <w:szCs w:val="16"/>
-                    </w:rPr>
-                    <w:t>2014 ]</w:t>
-                  </w:r>
-                  <w:proofErr w:type="gramEnd"/>
-                  <w:r>
-                    <w:rPr>
-                      <w:color w:val="4F81BD" w:themeColor="accent1"/>
-                      <w:sz w:val="16"/>
-                      <w:szCs w:val="16"/>
-                    </w:rPr>
-                    <w:t xml:space="preserve"> </w:t>
+                    <w:t xml:space="preserve">[ 2013 – 2014 ] </w:t>
                   </w:r>
                   <w:r>
                     <w:rPr>
@@ -8433,10 +8020,10 @@
     <w:rsid w:val="008341C2"/>
     <w:rsid w:val="008951BE"/>
     <w:rsid w:val="008B0C3B"/>
+    <w:rsid w:val="00920774"/>
     <w:rsid w:val="009B4380"/>
     <w:rsid w:val="00B16D3B"/>
     <w:rsid w:val="00B3182F"/>
-    <w:rsid w:val="00B479E1"/>
     <w:rsid w:val="00B85965"/>
     <w:rsid w:val="00BA4BB8"/>
     <w:rsid w:val="00BE09F0"/>

--- a/derieux_resume_multipage.docx
+++ b/derieux_resume_multipage.docx
@@ -2249,23 +2249,7 @@
                   <w:b w:val="0"/>
                   <w:bCs w:val="0"/>
                 </w:rPr>
-                <w:t>10.48550/a</w:t>
-              </w:r>
-              <w:r>
-                <w:rPr>
-                  <w:rStyle w:val="Hyperlink"/>
-                  <w:b w:val="0"/>
-                  <w:bCs w:val="0"/>
-                </w:rPr>
-                <w:t>r</w:t>
-              </w:r>
-              <w:r>
-                <w:rPr>
-                  <w:rStyle w:val="Hyperlink"/>
-                  <w:b w:val="0"/>
-                  <w:bCs w:val="0"/>
-                </w:rPr>
-                <w:t>Xiv.2405.17486</w:t>
+                <w:t>10.48550/arXiv.2405.17486</w:t>
               </w:r>
             </w:hyperlink>
             <w:r>
@@ -2317,14 +2301,28 @@
                 <w:b w:val="0"/>
                 <w:bCs w:val="0"/>
               </w:rPr>
-              <w:t xml:space="preserve"> March 2023, pp. 1-6. </w:t>
+              <w:t xml:space="preserve"> </w:t>
             </w:r>
             <w:r>
               <w:rPr>
                 <w:b w:val="0"/>
                 <w:bCs w:val="0"/>
               </w:rPr>
-              <w:t xml:space="preserve">doi: </w:t>
+              <w:t>Glasgow, United Kingdom</w:t>
+            </w:r>
+            <w:r>
+              <w:rPr>
+                <w:b w:val="0"/>
+                <w:bCs w:val="0"/>
+              </w:rPr>
+              <w:t xml:space="preserve">, </w:t>
+            </w:r>
+            <w:r>
+              <w:rPr>
+                <w:b w:val="0"/>
+                <w:bCs w:val="0"/>
+              </w:rPr>
+              <w:t xml:space="preserve">March 2023, pp. 1-6. doi: </w:t>
             </w:r>
             <w:hyperlink r:id="rId11" w:history="1">
               <w:r>
@@ -2333,23 +2331,7 @@
                   <w:b w:val="0"/>
                   <w:bCs w:val="0"/>
                 </w:rPr>
-                <w:t>10.1109/WCNC55385.2023</w:t>
-              </w:r>
-              <w:r>
-                <w:rPr>
-                  <w:rStyle w:val="Hyperlink"/>
-                  <w:b w:val="0"/>
-                  <w:bCs w:val="0"/>
-                </w:rPr>
-                <w:t>.</w:t>
-              </w:r>
-              <w:r>
-                <w:rPr>
-                  <w:rStyle w:val="Hyperlink"/>
-                  <w:b w:val="0"/>
-                  <w:bCs w:val="0"/>
-                </w:rPr>
-                <w:t>10118601</w:t>
+                <w:t>10.1109/WCNC55385.2023.10118601</w:t>
               </w:r>
             </w:hyperlink>
             <w:r>
@@ -2712,16 +2694,7 @@
                       <w:bCs w:val="0"/>
                       <w:color w:val="7F7F7F" w:themeColor="text1" w:themeTint="80"/>
                     </w:rPr>
-                    <w:t xml:space="preserve">Developed a novel personalized split learning framework </w:t>
-                  </w:r>
-                  <w:r>
-                    <w:rPr>
-                      <w:rFonts w:ascii="Helvetica Neue" w:hAnsi="Helvetica Neue"/>
-                      <w:b w:val="0"/>
-                      <w:bCs w:val="0"/>
-                      <w:color w:val="7F7F7F" w:themeColor="text1" w:themeTint="80"/>
-                    </w:rPr>
-                    <w:t>for choosing the cut layer that can optimize the tradeoff between the energy consumption for computation and wireless transmission, training time, and data privacy</w:t>
+                    <w:t>Developed a novel personalized split learning framework for choosing the cut layer that can optimize the tradeoff between the energy consumption for computation and wireless transmission, training time, and data privacy</w:t>
                   </w:r>
                   <w:r>
                     <w:rPr>
@@ -8000,6 +7973,7 @@
     <w:rsidRoot w:val="009B4380"/>
     <w:rsid w:val="00016ABB"/>
     <w:rsid w:val="000666D2"/>
+    <w:rsid w:val="00095F4B"/>
     <w:rsid w:val="001078C8"/>
     <w:rsid w:val="001E6351"/>
     <w:rsid w:val="0021737E"/>

--- a/derieux_resume_multipage.docx
+++ b/derieux_resume_multipage.docx
@@ -221,14 +221,18 @@
                     <w:t xml:space="preserve">: </w:t>
                   </w:r>
                   <w:hyperlink r:id="rId8" w:history="1">
+                    <w:proofErr w:type="spellStart"/>
                     <w:r>
                       <w:rPr>
                         <w:rStyle w:val="Hyperlink"/>
+                        <w:i/>
+                        <w:iCs/>
                         <w:color w:val="7F7F7F" w:themeColor="text1" w:themeTint="80"/>
                         <w:u w:val="none"/>
                       </w:rPr>
                       <w:t>zanderman</w:t>
                     </w:r>
+                    <w:proofErr w:type="spellEnd"/>
                   </w:hyperlink>
                 </w:p>
               </w:tc>
@@ -258,14 +262,18 @@
                     <w:t xml:space="preserve">LinkedIn: </w:t>
                   </w:r>
                   <w:hyperlink r:id="rId9" w:history="1">
+                    <w:proofErr w:type="spellStart"/>
                     <w:r>
                       <w:rPr>
                         <w:rStyle w:val="Hyperlink"/>
+                        <w:i/>
+                        <w:iCs/>
                         <w:color w:val="7F7F7F" w:themeColor="text1" w:themeTint="80"/>
                         <w:u w:val="none"/>
                       </w:rPr>
                       <w:t>alexderieux</w:t>
                     </w:r>
+                    <w:proofErr w:type="spellEnd"/>
                   </w:hyperlink>
                 </w:p>
               </w:tc>
@@ -399,6 +407,9 @@
               <w:t xml:space="preserve"> space systems, </w:t>
             </w:r>
             <w:r>
+              <w:t xml:space="preserve">game theory, </w:t>
+            </w:r>
+            <w:r>
               <w:t xml:space="preserve">and </w:t>
             </w:r>
             <w:r>
@@ -411,7 +422,19 @@
               <w:t>Interested in</w:t>
             </w:r>
             <w:r>
-              <w:t xml:space="preserve"> designing quantum-native artificial intelligence systems that leverage unique quantum mechanical properties to facilitate learning and operation naturally within the quantum domain.</w:t>
+              <w:t xml:space="preserve"> designing quantum-native artificial intelligence systems that </w:t>
+            </w:r>
+            <w:r>
+              <w:t xml:space="preserve">naturally </w:t>
+            </w:r>
+            <w:r>
+              <w:t>leverage unique</w:t>
+            </w:r>
+            <w:r>
+              <w:t>ly</w:t>
+            </w:r>
+            <w:r>
+              <w:t xml:space="preserve"> quantum properties to facilitate learning and operation within the quantum domain.</w:t>
             </w:r>
           </w:p>
         </w:tc>
@@ -1413,12 +1436,21 @@
                       <w:iCs/>
                     </w:rPr>
                   </w:pPr>
+                  <w:proofErr w:type="spellStart"/>
                   <w:r>
                     <w:rPr>
                       <w:i/>
                       <w:iCs/>
                     </w:rPr>
-                    <w:t>Wireless@VT, Virginia Polytechnic Institute and State University</w:t>
+                    <w:t>Wireless@VT</w:t>
+                  </w:r>
+                  <w:proofErr w:type="spellEnd"/>
+                  <w:r>
+                    <w:rPr>
+                      <w:i/>
+                      <w:iCs/>
+                    </w:rPr>
+                    <w:t>, Virginia Polytechnic Institute and State University</w:t>
                   </w:r>
                 </w:p>
                 <w:p>
@@ -1426,10 +1458,39 @@
                     <w:pStyle w:val="Content"/>
                   </w:pPr>
                   <w:r>
-                    <w:t>Machine Learning research with applications to areas of smart cities, wireless communications, optimization, game theory, and quantum information theory.</w:t>
-                  </w:r>
-                  <w:r>
-                    <w:t xml:space="preserve"> Developing architectures and techniques to facilitate heterogeneous multi-task learning (HMTL) in smart garden alleys with diverse data sources. Designing time-series forecasting models in TensorFlow using the Transformer “attention” architecture to predict plant growth as a function of meteorological data.</w:t>
+                    <w:t xml:space="preserve">Quantum machine learning research with a focus on </w:t>
+                  </w:r>
+                  <w:r>
+                    <w:t>designing quantum-native artificial intelligence systems that leverage unique quantum mechanical properties to facilitate learning and operation naturally within the quantum domain.</w:t>
+                  </w:r>
+                </w:p>
+                <w:p>
+                  <w:pPr>
+                    <w:pStyle w:val="Content"/>
+                  </w:pPr>
+                  <w:r>
+                    <w:t xml:space="preserve">Classical </w:t>
+                  </w:r>
+                  <w:r>
+                    <w:t>m</w:t>
+                  </w:r>
+                  <w:r>
+                    <w:t xml:space="preserve">achine Learning research with applications to areas of smart cities, wireless communications, optimization, </w:t>
+                  </w:r>
+                  <w:r>
+                    <w:t xml:space="preserve">and </w:t>
+                  </w:r>
+                  <w:r>
+                    <w:t>game theory.</w:t>
+                  </w:r>
+                  <w:r>
+                    <w:t xml:space="preserve"> </w:t>
+                  </w:r>
+                  <w:r>
+                    <w:t>Developed</w:t>
+                  </w:r>
+                  <w:r>
+                    <w:t xml:space="preserve"> architectures and techniques to facilitate heterogeneous multi-task learning (HMTL) in smart garden alleys with diverse data sources.</w:t>
                   </w:r>
                 </w:p>
               </w:tc>
@@ -2203,15 +2264,25 @@
                 <w:b w:val="0"/>
                 <w:bCs w:val="0"/>
               </w:rPr>
-              <w:t xml:space="preserve">A. DeRieux and W. Saad, “eQMARL: Entangled Quantum Multi-Agent Reinforcement Learning for Distributed Cooperation over Quantum Channels”, </w:t>
-            </w:r>
+              <w:t>A. DeRieux and W. Saad, “</w:t>
+            </w:r>
+            <w:proofErr w:type="spellStart"/>
             <w:r>
               <w:rPr>
                 <w:b w:val="0"/>
                 <w:bCs w:val="0"/>
               </w:rPr>
-              <w:t xml:space="preserve">in Proc. Of </w:t>
-            </w:r>
+              <w:t>QnRL</w:t>
+            </w:r>
+            <w:proofErr w:type="spellEnd"/>
+            <w:r>
+              <w:rPr>
+                <w:b w:val="0"/>
+                <w:bCs w:val="0"/>
+              </w:rPr>
+              <w:t xml:space="preserve">: Quantum-Native Reinforcement Learning”, June 2026, </w:t>
+            </w:r>
+            <w:proofErr w:type="spellStart"/>
             <w:r>
               <w:rPr>
                 <w:b w:val="0"/>
@@ -2219,30 +2290,133 @@
                 <w:i/>
                 <w:iCs/>
               </w:rPr>
-              <w:t>The Thirteenth International Conference on Learning Representations (ICLR)</w:t>
-            </w:r>
+              <w:t>arXiv</w:t>
+            </w:r>
+            <w:proofErr w:type="spellEnd"/>
             <w:r>
               <w:rPr>
                 <w:b w:val="0"/>
                 <w:bCs w:val="0"/>
               </w:rPr>
-              <w:t>, Singapore, April 2025.</w:t>
-            </w:r>
+              <w:t xml:space="preserve">: arXiv:2606.08276. </w:t>
+            </w:r>
+            <w:proofErr w:type="spellStart"/>
             <w:r>
               <w:rPr>
                 <w:b w:val="0"/>
                 <w:bCs w:val="0"/>
               </w:rPr>
-              <w:t xml:space="preserve"> </w:t>
-            </w:r>
+              <w:t>doi</w:t>
+            </w:r>
+            <w:proofErr w:type="spellEnd"/>
             <w:r>
               <w:rPr>
                 <w:b w:val="0"/>
                 <w:bCs w:val="0"/>
               </w:rPr>
-              <w:t xml:space="preserve">doi: </w:t>
+              <w:t xml:space="preserve">: </w:t>
             </w:r>
             <w:hyperlink r:id="rId10" w:history="1">
+              <w:r>
+                <w:rPr>
+                  <w:rStyle w:val="Hyperlink"/>
+                  <w:b w:val="0"/>
+                  <w:bCs w:val="0"/>
+                </w:rPr>
+                <w:t>10.48550/arXiv.2606.08276</w:t>
+              </w:r>
+            </w:hyperlink>
+            <w:r>
+              <w:rPr>
+                <w:b w:val="0"/>
+                <w:bCs w:val="0"/>
+              </w:rPr>
+              <w:t>.</w:t>
+            </w:r>
+          </w:p>
+          <w:p>
+            <w:pPr>
+              <w:pStyle w:val="Heading2"/>
+              <w:numPr>
+                <w:ilvl w:val="0"/>
+                <w:numId w:val="18"/>
+              </w:numPr>
+              <w:ind w:left="267" w:hanging="270"/>
+              <w:rPr>
+                <w:b w:val="0"/>
+                <w:bCs w:val="0"/>
+              </w:rPr>
+            </w:pPr>
+            <w:r>
+              <w:rPr>
+                <w:b w:val="0"/>
+                <w:bCs w:val="0"/>
+              </w:rPr>
+              <w:t>A. DeRieux and W. Saad, “</w:t>
+            </w:r>
+            <w:proofErr w:type="spellStart"/>
+            <w:r>
+              <w:rPr>
+                <w:b w:val="0"/>
+                <w:bCs w:val="0"/>
+              </w:rPr>
+              <w:t>eQMARL</w:t>
+            </w:r>
+            <w:proofErr w:type="spellEnd"/>
+            <w:r>
+              <w:rPr>
+                <w:b w:val="0"/>
+                <w:bCs w:val="0"/>
+              </w:rPr>
+              <w:t xml:space="preserve">: Entangled Quantum Multi-Agent Reinforcement Learning for Distributed Cooperation over Quantum Channels”, </w:t>
+            </w:r>
+            <w:r>
+              <w:rPr>
+                <w:b w:val="0"/>
+                <w:bCs w:val="0"/>
+              </w:rPr>
+              <w:t xml:space="preserve">in Proc. Of </w:t>
+            </w:r>
+            <w:r>
+              <w:rPr>
+                <w:b w:val="0"/>
+                <w:bCs w:val="0"/>
+                <w:i/>
+                <w:iCs/>
+              </w:rPr>
+              <w:t>The Thirteenth International Conference on Learning Representations (ICLR)</w:t>
+            </w:r>
+            <w:r>
+              <w:rPr>
+                <w:b w:val="0"/>
+                <w:bCs w:val="0"/>
+              </w:rPr>
+              <w:t>, Singapore, April 2025.</w:t>
+            </w:r>
+            <w:r>
+              <w:rPr>
+                <w:b w:val="0"/>
+                <w:bCs w:val="0"/>
+              </w:rPr>
+              <w:t xml:space="preserve"> </w:t>
+            </w:r>
+            <w:proofErr w:type="spellStart"/>
+            <w:r>
+              <w:rPr>
+                <w:b w:val="0"/>
+                <w:bCs w:val="0"/>
+              </w:rPr>
+              <w:t>doi</w:t>
+            </w:r>
+            <w:proofErr w:type="spellEnd"/>
+            <w:r>
+              <w:rPr>
+                <w:b w:val="0"/>
+                <w:bCs w:val="0"/>
+              </w:rPr>
+              <w:t xml:space="preserve">: </w:t>
+            </w:r>
+            <w:hyperlink r:id="rId11" w:history="1">
               <w:r>
                 <w:rPr>
                   <w:rStyle w:val="Hyperlink"/>
@@ -2322,9 +2496,25 @@
                 <w:b w:val="0"/>
                 <w:bCs w:val="0"/>
               </w:rPr>
-              <w:t xml:space="preserve">March 2023, pp. 1-6. doi: </w:t>
-            </w:r>
-            <w:hyperlink r:id="rId11" w:history="1">
+              <w:t xml:space="preserve">March 2023, pp. 1-6. </w:t>
+            </w:r>
+            <w:proofErr w:type="spellStart"/>
+            <w:r>
+              <w:rPr>
+                <w:b w:val="0"/>
+                <w:bCs w:val="0"/>
+              </w:rPr>
+              <w:t>doi</w:t>
+            </w:r>
+            <w:proofErr w:type="spellEnd"/>
+            <w:r>
+              <w:rPr>
+                <w:b w:val="0"/>
+                <w:bCs w:val="0"/>
+              </w:rPr>
+              <w:t xml:space="preserve">: </w:t>
+            </w:r>
+            <w:hyperlink r:id="rId12" w:history="1">
               <w:r>
                 <w:rPr>
                   <w:rStyle w:val="Hyperlink"/>
@@ -2360,16 +2550,99 @@
                 <w:b w:val="0"/>
                 <w:bCs w:val="0"/>
               </w:rPr>
-              <w:t xml:space="preserve">A. C. DeRieux, W. Saad, W. Zuo, R. Budiarto, M. D. Koerniawan, and D. Novitasari, “A Transformer Framework for Data Fusion and Multi-Task Learning in Smart Cities”, arXiv [cs.LG]. 2022. Available: </w:t>
-            </w:r>
-            <w:hyperlink r:id="rId12" w:history="1">
+              <w:t xml:space="preserve">A. C. DeRieux, W. Saad, W. Zuo, R. Budiarto, M. D. </w:t>
+            </w:r>
+            <w:proofErr w:type="spellStart"/>
+            <w:r>
+              <w:rPr>
+                <w:b w:val="0"/>
+                <w:bCs w:val="0"/>
+              </w:rPr>
+              <w:t>Koerniawan</w:t>
+            </w:r>
+            <w:proofErr w:type="spellEnd"/>
+            <w:r>
+              <w:rPr>
+                <w:b w:val="0"/>
+                <w:bCs w:val="0"/>
+              </w:rPr>
+              <w:t xml:space="preserve">, and D. Novitasari, “A Transformer Framework for Data Fusion and Multi-Task Learning in Smart Cities”, </w:t>
+            </w:r>
+            <w:r>
+              <w:rPr>
+                <w:b w:val="0"/>
+                <w:bCs w:val="0"/>
+              </w:rPr>
+              <w:t xml:space="preserve">Nov. </w:t>
+            </w:r>
+            <w:r>
+              <w:rPr>
+                <w:b w:val="0"/>
+                <w:bCs w:val="0"/>
+              </w:rPr>
+              <w:t>2022</w:t>
+            </w:r>
+            <w:r>
+              <w:rPr>
+                <w:b w:val="0"/>
+                <w:bCs w:val="0"/>
+              </w:rPr>
+              <w:t>,</w:t>
+            </w:r>
+            <w:r>
+              <w:rPr>
+                <w:b w:val="0"/>
+                <w:bCs w:val="0"/>
+              </w:rPr>
+              <w:t xml:space="preserve"> </w:t>
+            </w:r>
+            <w:proofErr w:type="spellStart"/>
+            <w:r>
+              <w:rPr>
+                <w:b w:val="0"/>
+                <w:bCs w:val="0"/>
+              </w:rPr>
+              <w:t>arXiv</w:t>
+            </w:r>
+            <w:proofErr w:type="spellEnd"/>
+            <w:r>
+              <w:rPr>
+                <w:b w:val="0"/>
+                <w:bCs w:val="0"/>
+              </w:rPr>
+              <w:t>: arXiv:2211.10506</w:t>
+            </w:r>
+            <w:r>
+              <w:rPr>
+                <w:b w:val="0"/>
+                <w:bCs w:val="0"/>
+              </w:rPr>
+              <w:t xml:space="preserve">. </w:t>
+            </w:r>
+            <w:proofErr w:type="spellStart"/>
+            <w:r>
+              <w:rPr>
+                <w:b w:val="0"/>
+                <w:bCs w:val="0"/>
+              </w:rPr>
+              <w:t>doi</w:t>
+            </w:r>
+            <w:proofErr w:type="spellEnd"/>
+            <w:r>
+              <w:rPr>
+                <w:b w:val="0"/>
+                <w:bCs w:val="0"/>
+              </w:rPr>
+              <w:t xml:space="preserve">: </w:t>
+            </w:r>
+            <w:hyperlink r:id="rId13" w:history="1">
               <w:r>
                 <w:rPr>
                   <w:rStyle w:val="Hyperlink"/>
                   <w:b w:val="0"/>
                   <w:bCs w:val="0"/>
                 </w:rPr>
-                <w:t>https://arxiv.org/abs/2211.10506</w:t>
+                <w:t>10.48550/arXiv.2211.10506</w:t>
               </w:r>
             </w:hyperlink>
             <w:r>
@@ -2422,15 +2695,28 @@
                 <w:b w:val="0"/>
                 <w:bCs w:val="0"/>
               </w:rPr>
-              <w:t xml:space="preserve"> M.S. Thesis, Virginia Tech, Aug. 2022. [Online]. Available: </w:t>
-            </w:r>
-            <w:hyperlink r:id="rId13" w:history="1">
+              <w:t xml:space="preserve"> M.S. Thesis, Virginia Tech, Aug. 2022</w:t>
+            </w:r>
+            <w:r>
+              <w:rPr>
+                <w:b w:val="0"/>
+                <w:bCs w:val="0"/>
+              </w:rPr>
+              <w:t>,</w:t>
+            </w:r>
+            <w:r>
+              <w:rPr>
+                <w:b w:val="0"/>
+                <w:bCs w:val="0"/>
+              </w:rPr>
+              <w:t xml:space="preserve"> Available: </w:t>
+            </w:r>
+            <w:hyperlink r:id="rId14" w:history="1">
               <w:r>
                 <w:rPr>
                   <w:rStyle w:val="Hyperlink"/>
                   <w:b w:val="0"/>
                   <w:bCs w:val="0"/>
-                  <w:u w:val="none"/>
                 </w:rPr>
                 <w:t>http://hdl.handle.net/10919/111788</w:t>
               </w:r>
@@ -2446,15 +2732,7 @@
         </w:tc>
       </w:tr>
     </w:tbl>
-    <w:p>
-      <w:r>
-        <w:rPr>
-          <w:b/>
-          <w:bCs/>
-        </w:rPr>
-        <w:br w:type="page"/>
-      </w:r>
-    </w:p>
+    <w:p/>
     <w:tbl>
       <w:tblPr>
         <w:tblStyle w:val="TableGrid"/>
@@ -2493,7 +2771,6 @@
               <w:keepNext w:val="0"/>
             </w:pPr>
             <w:r>
-              <w:lastRenderedPageBreak/>
               <w:t>Research &amp;</w:t>
             </w:r>
           </w:p>
@@ -2562,8 +2839,13 @@
                     <w:pStyle w:val="Heading2"/>
                     <w:keepNext w:val="0"/>
                   </w:pPr>
-                  <w:r>
-                    <w:t>eQMARL: Entangled Quantum Multi-Agent Reinforcement Learning for Distributed Cooperation over Quantum Channels</w:t>
+                  <w:proofErr w:type="spellStart"/>
+                  <w:r>
+                    <w:t>QnRL</w:t>
+                  </w:r>
+                  <w:proofErr w:type="spellEnd"/>
+                  <w:r>
+                    <w:t>: Quantum-Native Reinforcement Learning</w:t>
                   </w:r>
                 </w:p>
               </w:tc>
@@ -2577,7 +2859,13 @@
                     <w:keepNext w:val="0"/>
                   </w:pPr>
                   <w:r>
-                    <w:t>4 / 2025</w:t>
+                    <w:t xml:space="preserve">[ </w:t>
+                  </w:r>
+                  <w:r>
+                    <w:t>6 / 2026</w:t>
+                  </w:r>
+                  <w:r>
+                    <w:t xml:space="preserve"> ]</w:t>
                   </w:r>
                 </w:p>
               </w:tc>
@@ -2598,6 +2886,7 @@
                       <w:rFonts w:ascii="Helvetica Neue" w:hAnsi="Helvetica Neue"/>
                       <w:b w:val="0"/>
                       <w:bCs w:val="0"/>
+                      <w:color w:val="7F7F7F" w:themeColor="text1" w:themeTint="80"/>
                     </w:rPr>
                   </w:pPr>
                   <w:r>
@@ -2607,7 +2896,7 @@
                       <w:bCs w:val="0"/>
                       <w:color w:val="7F7F7F" w:themeColor="text1" w:themeTint="80"/>
                     </w:rPr>
-                    <w:t xml:space="preserve">Developed a novel quantum multi-agent reinforcement learning framework for </w:t>
+                    <w:t>Developed a novel</w:t>
                   </w:r>
                   <w:r>
                     <w:rPr>
@@ -2616,7 +2905,7 @@
                       <w:bCs w:val="0"/>
                       <w:color w:val="7F7F7F" w:themeColor="text1" w:themeTint="80"/>
                     </w:rPr>
-                    <w:t xml:space="preserve">distributed actor-critic </w:t>
+                    <w:t xml:space="preserve"> </w:t>
                   </w:r>
                   <w:r>
                     <w:rPr>
@@ -2625,8 +2914,9 @@
                       <w:bCs w:val="0"/>
                       <w:color w:val="7F7F7F" w:themeColor="text1" w:themeTint="80"/>
                     </w:rPr>
-                    <w:t xml:space="preserve">systems </w:t>
-                  </w:r>
+                    <w:t>a novel framework dubbed quantum-native reinforcement learning (</w:t>
+                  </w:r>
+                  <w:proofErr w:type="spellStart"/>
                   <w:r>
                     <w:rPr>
                       <w:rFonts w:ascii="Helvetica Neue" w:hAnsi="Helvetica Neue"/>
@@ -2634,7 +2924,131 @@
                       <w:bCs w:val="0"/>
                       <w:color w:val="7F7F7F" w:themeColor="text1" w:themeTint="80"/>
                     </w:rPr>
-                    <w:t>that facilitates cooperation over a quantum channel and eliminates local observation sharing via a quantum entangled split critic.</w:t>
+                    <w:t>QnRL</w:t>
+                  </w:r>
+                  <w:proofErr w:type="spellEnd"/>
+                  <w:r>
+                    <w:rPr>
+                      <w:rFonts w:ascii="Helvetica Neue" w:hAnsi="Helvetica Neue"/>
+                      <w:b w:val="0"/>
+                      <w:bCs w:val="0"/>
+                      <w:color w:val="7F7F7F" w:themeColor="text1" w:themeTint="80"/>
+                    </w:rPr>
+                    <w:t>) that natively learn</w:t>
+                  </w:r>
+                  <w:r>
+                    <w:rPr>
+                      <w:rFonts w:ascii="Helvetica Neue" w:hAnsi="Helvetica Neue"/>
+                      <w:b w:val="0"/>
+                      <w:bCs w:val="0"/>
+                      <w:color w:val="7F7F7F" w:themeColor="text1" w:themeTint="80"/>
+                    </w:rPr>
+                    <w:t>s</w:t>
+                  </w:r>
+                  <w:r>
+                    <w:rPr>
+                      <w:rFonts w:ascii="Helvetica Neue" w:hAnsi="Helvetica Neue"/>
+                      <w:b w:val="0"/>
+                      <w:bCs w:val="0"/>
+                      <w:color w:val="7F7F7F" w:themeColor="text1" w:themeTint="80"/>
+                    </w:rPr>
+                    <w:t xml:space="preserve"> conditional distributions naturally in Hilbert space via superimposed and entangled quantum states</w:t>
+                  </w:r>
+                  <w:r>
+                    <w:rPr>
+                      <w:rFonts w:ascii="Helvetica Neue" w:hAnsi="Helvetica Neue"/>
+                      <w:b w:val="0"/>
+                      <w:bCs w:val="0"/>
+                      <w:color w:val="7F7F7F" w:themeColor="text1" w:themeTint="80"/>
+                    </w:rPr>
+                    <w:t xml:space="preserve">, and </w:t>
+                  </w:r>
+                  <w:r>
+                    <w:rPr>
+                      <w:rFonts w:ascii="Helvetica Neue" w:hAnsi="Helvetica Neue"/>
+                      <w:b w:val="0"/>
+                      <w:bCs w:val="0"/>
+                      <w:color w:val="7F7F7F" w:themeColor="text1" w:themeTint="80"/>
+                    </w:rPr>
+                    <w:t>a novel</w:t>
+                  </w:r>
+                  <w:r>
+                    <w:rPr>
+                      <w:rFonts w:ascii="Helvetica Neue" w:hAnsi="Helvetica Neue"/>
+                      <w:b w:val="0"/>
+                      <w:bCs w:val="0"/>
+                      <w:color w:val="7F7F7F" w:themeColor="text1" w:themeTint="80"/>
+                    </w:rPr>
+                    <w:t xml:space="preserve"> </w:t>
+                  </w:r>
+                  <w:r>
+                    <w:rPr>
+                      <w:rFonts w:ascii="Helvetica Neue" w:hAnsi="Helvetica Neue"/>
+                      <w:b w:val="0"/>
+                      <w:bCs w:val="0"/>
+                      <w:color w:val="7F7F7F" w:themeColor="text1" w:themeTint="80"/>
+                    </w:rPr>
+                    <w:t>quantum amplitude kickback (</w:t>
+                  </w:r>
+                  <w:proofErr w:type="spellStart"/>
+                  <w:r>
+                    <w:rPr>
+                      <w:rFonts w:ascii="Helvetica Neue" w:hAnsi="Helvetica Neue"/>
+                      <w:b w:val="0"/>
+                      <w:bCs w:val="0"/>
+                      <w:color w:val="7F7F7F" w:themeColor="text1" w:themeTint="80"/>
+                    </w:rPr>
+                    <w:t>QuAK</w:t>
+                  </w:r>
+                  <w:proofErr w:type="spellEnd"/>
+                  <w:r>
+                    <w:rPr>
+                      <w:rFonts w:ascii="Helvetica Neue" w:hAnsi="Helvetica Neue"/>
+                      <w:b w:val="0"/>
+                      <w:bCs w:val="0"/>
+                      <w:color w:val="7F7F7F" w:themeColor="text1" w:themeTint="80"/>
+                    </w:rPr>
+                    <w:t>) algorithm that enables comparing the n-</w:t>
+                  </w:r>
+                  <w:proofErr w:type="spellStart"/>
+                  <w:r>
+                    <w:rPr>
+                      <w:rFonts w:ascii="Helvetica Neue" w:hAnsi="Helvetica Neue"/>
+                      <w:b w:val="0"/>
+                      <w:bCs w:val="0"/>
+                      <w:color w:val="7F7F7F" w:themeColor="text1" w:themeTint="80"/>
+                    </w:rPr>
+                    <w:t>th</w:t>
+                  </w:r>
+                  <w:proofErr w:type="spellEnd"/>
+                  <w:r>
+                    <w:rPr>
+                      <w:rFonts w:ascii="Helvetica Neue" w:hAnsi="Helvetica Neue"/>
+                      <w:b w:val="0"/>
+                      <w:bCs w:val="0"/>
+                      <w:color w:val="7F7F7F" w:themeColor="text1" w:themeTint="80"/>
+                    </w:rPr>
+                    <w:t xml:space="preserve"> power of the m-</w:t>
+                  </w:r>
+                  <w:proofErr w:type="spellStart"/>
+                  <w:r>
+                    <w:rPr>
+                      <w:rFonts w:ascii="Helvetica Neue" w:hAnsi="Helvetica Neue"/>
+                      <w:b w:val="0"/>
+                      <w:bCs w:val="0"/>
+                      <w:color w:val="7F7F7F" w:themeColor="text1" w:themeTint="80"/>
+                    </w:rPr>
+                    <w:t>th</w:t>
+                  </w:r>
+                  <w:proofErr w:type="spellEnd"/>
+                  <w:r>
+                    <w:rPr>
+                      <w:rFonts w:ascii="Helvetica Neue" w:hAnsi="Helvetica Neue"/>
+                      <w:b w:val="0"/>
+                      <w:bCs w:val="0"/>
+                      <w:color w:val="7F7F7F" w:themeColor="text1" w:themeTint="80"/>
+                    </w:rPr>
+                    <w:t xml:space="preserve"> moment of multiple superimposed distributions.</w:t>
                   </w:r>
                 </w:p>
               </w:tc>
@@ -2649,8 +3063,13 @@
                     <w:pStyle w:val="Heading2"/>
                     <w:keepNext w:val="0"/>
                   </w:pPr>
-                  <w:r>
-                    <w:t>A Bargaining Game for Personalized, Energy Efficient Split Learning over Wireless Networks</w:t>
+                  <w:proofErr w:type="spellStart"/>
+                  <w:r>
+                    <w:t>eQMARL</w:t>
+                  </w:r>
+                  <w:proofErr w:type="spellEnd"/>
+                  <w:r>
+                    <w:t>: Entangled Quantum Multi-Agent Reinforcement Learning for Distributed Cooperation over Quantum Channels</w:t>
                   </w:r>
                 </w:p>
               </w:tc>
@@ -2664,7 +3083,106 @@
                     <w:keepNext w:val="0"/>
                   </w:pPr>
                   <w:r>
+                    <w:t xml:space="preserve">[ </w:t>
+                  </w:r>
+                  <w:r>
+                    <w:t>4 / 2025</w:t>
+                  </w:r>
+                  <w:r>
+                    <w:t xml:space="preserve"> ]</w:t>
+                  </w:r>
+                </w:p>
+              </w:tc>
+            </w:tr>
+            <w:tr>
+              <w:tc>
+                <w:tcPr>
+                  <w:tcW w:w="5000" w:type="pct"/>
+                  <w:gridSpan w:val="2"/>
+                </w:tcPr>
+                <w:p>
+                  <w:pPr>
+                    <w:pStyle w:val="Dates"/>
+                    <w:keepNext w:val="0"/>
+                    <w:ind w:left="434" w:hanging="434"/>
+                    <w:jc w:val="left"/>
+                    <w:rPr>
+                      <w:rFonts w:ascii="Helvetica Neue" w:hAnsi="Helvetica Neue"/>
+                      <w:b w:val="0"/>
+                      <w:bCs w:val="0"/>
+                    </w:rPr>
+                  </w:pPr>
+                  <w:r>
+                    <w:rPr>
+                      <w:rFonts w:ascii="Helvetica Neue" w:hAnsi="Helvetica Neue"/>
+                      <w:b w:val="0"/>
+                      <w:bCs w:val="0"/>
+                      <w:color w:val="7F7F7F" w:themeColor="text1" w:themeTint="80"/>
+                    </w:rPr>
+                    <w:t xml:space="preserve">Developed a novel quantum multi-agent reinforcement learning framework for </w:t>
+                  </w:r>
+                  <w:r>
+                    <w:rPr>
+                      <w:rFonts w:ascii="Helvetica Neue" w:hAnsi="Helvetica Neue"/>
+                      <w:b w:val="0"/>
+                      <w:bCs w:val="0"/>
+                      <w:color w:val="7F7F7F" w:themeColor="text1" w:themeTint="80"/>
+                    </w:rPr>
+                    <w:t xml:space="preserve">distributed actor-critic </w:t>
+                  </w:r>
+                  <w:r>
+                    <w:rPr>
+                      <w:rFonts w:ascii="Helvetica Neue" w:hAnsi="Helvetica Neue"/>
+                      <w:b w:val="0"/>
+                      <w:bCs w:val="0"/>
+                      <w:color w:val="7F7F7F" w:themeColor="text1" w:themeTint="80"/>
+                    </w:rPr>
+                    <w:t xml:space="preserve">systems </w:t>
+                  </w:r>
+                  <w:r>
+                    <w:rPr>
+                      <w:rFonts w:ascii="Helvetica Neue" w:hAnsi="Helvetica Neue"/>
+                      <w:b w:val="0"/>
+                      <w:bCs w:val="0"/>
+                      <w:color w:val="7F7F7F" w:themeColor="text1" w:themeTint="80"/>
+                    </w:rPr>
+                    <w:t>that facilitates cooperation over a quantum channel and eliminates local observation sharing via a quantum entangled split critic.</w:t>
+                  </w:r>
+                </w:p>
+              </w:tc>
+            </w:tr>
+            <w:tr>
+              <w:tc>
+                <w:tcPr>
+                  <w:tcW w:w="4206" w:type="pct"/>
+                </w:tcPr>
+                <w:p>
+                  <w:pPr>
+                    <w:pStyle w:val="Heading2"/>
+                    <w:keepNext w:val="0"/>
+                  </w:pPr>
+                  <w:r>
+                    <w:t>A Bargaining Game for Personalized, Energy Efficient Split Learning over Wireless Networks</w:t>
+                  </w:r>
+                </w:p>
+              </w:tc>
+              <w:tc>
+                <w:tcPr>
+                  <w:tcW w:w="794" w:type="pct"/>
+                </w:tcPr>
+                <w:p>
+                  <w:pPr>
+                    <w:pStyle w:val="Dates"/>
+                    <w:keepNext w:val="0"/>
+                  </w:pPr>
+                  <w:r>
+                    <w:t xml:space="preserve">[ </w:t>
+                  </w:r>
+                  <w:r>
                     <w:t>3 / 2023</w:t>
+                  </w:r>
+                  <w:r>
+                    <w:t xml:space="preserve"> ]</w:t>
                   </w:r>
                 </w:p>
               </w:tc>
@@ -2862,8 +3380,13 @@
                     <w:pStyle w:val="Heading2"/>
                     <w:keepNext w:val="0"/>
                   </w:pPr>
-                  <w:r>
-                    <w:t>SmartStockRL: Intelligent Stock Trading using Traditional and Deep Q-Learning</w:t>
+                  <w:proofErr w:type="spellStart"/>
+                  <w:r>
+                    <w:t>SmartStockRL</w:t>
+                  </w:r>
+                  <w:proofErr w:type="spellEnd"/>
+                  <w:r>
+                    <w:t>: Intelligent Stock Trading using Traditional and Deep Q-Learning</w:t>
                   </w:r>
                 </w:p>
               </w:tc>
@@ -2973,8 +3496,13 @@
                     <w:pStyle w:val="Heading2"/>
                     <w:keepNext w:val="0"/>
                   </w:pPr>
-                  <w:r>
-                    <w:t>LyricAI: Using LSTMs to Write Religious Music</w:t>
+                  <w:proofErr w:type="spellStart"/>
+                  <w:r>
+                    <w:t>LyricAI</w:t>
+                  </w:r>
+                  <w:proofErr w:type="spellEnd"/>
+                  <w:r>
+                    <w:t>: Using LSTMs to Write Religious Music</w:t>
                   </w:r>
                 </w:p>
               </w:tc>
@@ -3352,7 +3880,23 @@
                     <w:pStyle w:val="Content"/>
                   </w:pPr>
                   <w:r>
-                    <w:t>Developed a RTL-SDR receiver system called ‘RadioPi’ to process local FM transmissions. Signal processing algorithms are written in Python using GNURadio API and custom signal blocks. Design elements include the Raspberry Pi, USB RTL-SDR antenna, and breadboard circuitry for user interface.</w:t>
+                    <w:t>Developed a RTL-SDR receiver system called ‘</w:t>
+                  </w:r>
+                  <w:proofErr w:type="spellStart"/>
+                  <w:r>
+                    <w:t>RadioPi</w:t>
+                  </w:r>
+                  <w:proofErr w:type="spellEnd"/>
+                  <w:r>
+                    <w:t xml:space="preserve">’ to process local FM transmissions. Signal processing algorithms are written in Python using </w:t>
+                  </w:r>
+                  <w:proofErr w:type="spellStart"/>
+                  <w:r>
+                    <w:t>GNURadio</w:t>
+                  </w:r>
+                  <w:proofErr w:type="spellEnd"/>
+                  <w:r>
+                    <w:t xml:space="preserve"> API and custom signal blocks. Design elements include the Raspberry Pi, USB RTL-SDR antenna, and breadboard circuitry for user interface.</w:t>
                   </w:r>
                 </w:p>
               </w:tc>
@@ -3759,6 +4303,12 @@
                   <w:r>
                     <w:t>Rust</w:t>
                   </w:r>
+                  <w:r>
+                    <w:t xml:space="preserve"> / </w:t>
+                  </w:r>
+                  <w:r>
+                    <w:t>Go</w:t>
+                  </w:r>
                 </w:p>
                 <w:p>
                   <w:pPr>
@@ -3770,7 +4320,7 @@
                     <w:ind w:left="345" w:hanging="164"/>
                   </w:pPr>
                   <w:r>
-                    <w:t>Go</w:t>
+                    <w:t>Fortran</w:t>
                   </w:r>
                 </w:p>
                 <w:p>
@@ -3783,19 +4333,6 @@
                     <w:ind w:left="345" w:hanging="164"/>
                   </w:pPr>
                   <w:r>
-                    <w:t>Fortran</w:t>
-                  </w:r>
-                </w:p>
-                <w:p>
-                  <w:pPr>
-                    <w:pStyle w:val="Content"/>
-                    <w:numPr>
-                      <w:ilvl w:val="0"/>
-                      <w:numId w:val="12"/>
-                    </w:numPr>
-                    <w:ind w:left="345" w:hanging="164"/>
-                  </w:pPr>
-                  <w:r>
                     <w:t>LaTeX</w:t>
                   </w:r>
                 </w:p>
@@ -3839,8 +4376,13 @@
                   <w:r>
                     <w:t xml:space="preserve">/ </w:t>
                   </w:r>
-                  <w:r>
-                    <w:t xml:space="preserve">PyTorch </w:t>
+                  <w:proofErr w:type="spellStart"/>
+                  <w:r>
+                    <w:t>PyTorch</w:t>
+                  </w:r>
+                  <w:proofErr w:type="spellEnd"/>
+                  <w:r>
+                    <w:t xml:space="preserve"> </w:t>
                   </w:r>
                   <w:r>
                     <w:t>/</w:t>
@@ -3853,7 +4395,21 @@
                   </w:r>
                   <w:r>
                     <w:br/>
-                    <w:t>/ Qiskit / Cirq / PennyLane / TensorFlow Quantum / Torch Quantum</w:t>
+                    <w:t xml:space="preserve">/ </w:t>
+                  </w:r>
+                  <w:r>
+                    <w:t xml:space="preserve">PennyLane </w:t>
+                  </w:r>
+                  <w:r>
+                    <w:t xml:space="preserve">/ </w:t>
+                  </w:r>
+                  <w:proofErr w:type="spellStart"/>
+                  <w:r>
+                    <w:t>Qiskit</w:t>
+                  </w:r>
+                  <w:proofErr w:type="spellEnd"/>
+                  <w:r>
+                    <w:t xml:space="preserve"> / Cirq / TensorFlow Quantum / Torch Quantum</w:t>
                   </w:r>
                   <w:r>
                     <w:br/>
@@ -3862,19 +4418,64 @@
                     <w:t xml:space="preserve">/ </w:t>
                   </w:r>
                   <w:r>
-                    <w:t xml:space="preserve">NumPy / Pandas / SciPy / Scikit-Learn / Matplotlib / Seaborn / Flask / NetworkX </w:t>
+                    <w:t xml:space="preserve">NumPy / Pandas / SciPy / Scikit-Learn / Matplotlib / Seaborn / Flask / </w:t>
+                  </w:r>
+                  <w:proofErr w:type="spellStart"/>
+                  <w:r>
+                    <w:t>NetworkX</w:t>
+                  </w:r>
+                  <w:proofErr w:type="spellEnd"/>
+                  <w:r>
+                    <w:t xml:space="preserve"> </w:t>
                   </w:r>
                   <w:r>
                     <w:br/>
                   </w:r>
                   <w:r>
-                    <w:t xml:space="preserve">/ BeautifulSoup / OpenCV / Pillow / PyQt / Pytest / </w:t>
+                    <w:t xml:space="preserve">/ </w:t>
+                  </w:r>
+                  <w:proofErr w:type="spellStart"/>
+                  <w:r>
+                    <w:t>BeautifulSoup</w:t>
+                  </w:r>
+                  <w:proofErr w:type="spellEnd"/>
+                  <w:r>
+                    <w:t xml:space="preserve"> / OpenCV / Pillow / </w:t>
+                  </w:r>
+                  <w:proofErr w:type="spellStart"/>
+                  <w:r>
+                    <w:t>PyQt</w:t>
+                  </w:r>
+                  <w:proofErr w:type="spellEnd"/>
+                  <w:r>
+                    <w:t xml:space="preserve"> / </w:t>
+                  </w:r>
+                  <w:proofErr w:type="spellStart"/>
+                  <w:r>
+                    <w:t>Pytest</w:t>
+                  </w:r>
+                  <w:proofErr w:type="spellEnd"/>
+                  <w:r>
+                    <w:t xml:space="preserve"> / </w:t>
                   </w:r>
                   <w:r>
                     <w:t xml:space="preserve">UV / </w:t>
                   </w:r>
-                  <w:r>
-                    <w:t>Pipenv / Pyenv / Requests</w:t>
+                  <w:proofErr w:type="spellStart"/>
+                  <w:r>
+                    <w:t>Pipenv</w:t>
+                  </w:r>
+                  <w:proofErr w:type="spellEnd"/>
+                  <w:r>
+                    <w:t xml:space="preserve"> / </w:t>
+                  </w:r>
+                  <w:proofErr w:type="spellStart"/>
+                  <w:r>
+                    <w:t>Pyenv</w:t>
+                  </w:r>
+                  <w:proofErr w:type="spellEnd"/>
+                  <w:r>
+                    <w:t xml:space="preserve"> / Requests</w:t>
                   </w:r>
                   <w:r>
                     <w:t xml:space="preserve"> </w:t>
@@ -4075,8 +4676,8 @@
               <w:tblLook w:val="04A0" w:firstRow="1" w:lastRow="0" w:firstColumn="1" w:lastColumn="0" w:noHBand="0" w:noVBand="1"/>
             </w:tblPr>
             <w:tblGrid>
-              <w:gridCol w:w="4840"/>
-              <w:gridCol w:w="4781"/>
+              <w:gridCol w:w="5484"/>
+              <w:gridCol w:w="4137"/>
               <w:gridCol w:w="4326"/>
             </w:tblGrid>
             <w:tr>
@@ -4086,7 +4687,7 @@
               </w:trPr>
               <w:tc>
                 <w:tcPr>
-                  <w:tcW w:w="1735" w:type="pct"/>
+                  <w:tcW w:w="1966" w:type="pct"/>
                 </w:tcPr>
                 <w:p>
                   <w:pPr>
@@ -4112,7 +4713,7 @@
               </w:tc>
               <w:tc>
                 <w:tcPr>
-                  <w:tcW w:w="1714" w:type="pct"/>
+                  <w:tcW w:w="1483" w:type="pct"/>
                 </w:tcPr>
                 <w:p>
                   <w:pPr>
@@ -4137,7 +4738,7 @@
               </w:trPr>
               <w:tc>
                 <w:tcPr>
-                  <w:tcW w:w="1735" w:type="pct"/>
+                  <w:tcW w:w="1966" w:type="pct"/>
                 </w:tcPr>
                 <w:p>
                   <w:pPr>
@@ -4169,7 +4770,15 @@
                     <w:t>Microservices</w:t>
                   </w:r>
                   <w:r>
-                    <w:t>:  Docker / Singularity / Podman / Kubernetes</w:t>
+                    <w:t xml:space="preserve">:  Docker / Singularity / </w:t>
+                  </w:r>
+                  <w:proofErr w:type="spellStart"/>
+                  <w:r>
+                    <w:t>Podman</w:t>
+                  </w:r>
+                  <w:proofErr w:type="spellEnd"/>
+                  <w:r>
+                    <w:t xml:space="preserve"> / Kubernetes</w:t>
                   </w:r>
                 </w:p>
                 <w:p>
@@ -4222,22 +4831,23 @@
                     <w:t>Databases</w:t>
                   </w:r>
                   <w:r>
-                    <w:t>:</w:t>
-                  </w:r>
-                  <w:r>
-                    <w:t xml:space="preserve"> </w:t>
-                  </w:r>
-                  <w:r>
-                    <w:t xml:space="preserve"> InfluxDB / MongoDB / MySQL / SQLite </w:t>
-                  </w:r>
-                  <w:r>
-                    <w:br/>
-                  </w:r>
-                  <w:r>
-                    <w:t xml:space="preserve">/ </w:t>
-                  </w:r>
-                  <w:r>
-                    <w:t xml:space="preserve">GraphQL / </w:t>
+                    <w:t xml:space="preserve">: </w:t>
+                  </w:r>
+                  <w:proofErr w:type="spellStart"/>
+                  <w:r>
+                    <w:t>InfluxDB</w:t>
+                  </w:r>
+                  <w:proofErr w:type="spellEnd"/>
+                  <w:r>
+                    <w:t xml:space="preserve"> / MongoDB / MySQL / SQLite / </w:t>
+                  </w:r>
+                  <w:proofErr w:type="spellStart"/>
+                  <w:r>
+                    <w:t>GraphQL</w:t>
+                  </w:r>
+                  <w:proofErr w:type="spellEnd"/>
+                  <w:r>
+                    <w:t xml:space="preserve"> / </w:t>
                   </w:r>
                   <w:r>
                     <w:t>Redis</w:t>
@@ -4253,6 +4863,9 @@
                     <w:ind w:left="345" w:hanging="164"/>
                   </w:pPr>
                   <w:r>
+                    <w:t xml:space="preserve">TCP / UDP </w:t>
+                  </w:r>
+                  <w:r>
                     <w:t>Networking</w:t>
                   </w:r>
                 </w:p>
@@ -4323,7 +4936,7 @@
               </w:tc>
               <w:tc>
                 <w:tcPr>
-                  <w:tcW w:w="3265" w:type="pct"/>
+                  <w:tcW w:w="3034" w:type="pct"/>
                   <w:gridSpan w:val="2"/>
                 </w:tcPr>
                 <w:p>
@@ -4414,7 +5027,13 @@
                     <w:t>Raspberry Pi / Arduino</w:t>
                   </w:r>
                   <w:r>
-                    <w:t xml:space="preserve"> / STM32</w:t>
+                    <w:t xml:space="preserve"> </w:t>
+                  </w:r>
+                  <w:r>
+                    <w:br/>
+                  </w:r>
+                  <w:r>
+                    <w:t>/ STM32</w:t>
                   </w:r>
                   <w:r>
                     <w:t xml:space="preserve"> / PIC32</w:t>
@@ -4524,8 +5143,13 @@
               <w:pStyle w:val="Heading2"/>
               <w:ind w:left="-13"/>
             </w:pPr>
-            <w:r>
-              <w:t xml:space="preserve">Eta Kappa Nu </w:t>
+            <w:proofErr w:type="spellStart"/>
+            <w:r>
+              <w:t>Eta</w:t>
+            </w:r>
+            <w:proofErr w:type="spellEnd"/>
+            <w:r>
+              <w:t xml:space="preserve"> Kappa Nu </w:t>
             </w:r>
             <w:r>
               <w:t>(Electrical Engineering Honor Society</w:t>
@@ -4889,59 +5513,8 @@
           </w:p>
         </w:tc>
       </w:tr>
-      <w:tr>
-        <w:tc>
-          <w:tcPr>
-            <w:tcW w:w="458" w:type="pct"/>
-          </w:tcPr>
-          <w:p>
-            <w:pPr>
-              <w:pStyle w:val="Heading1"/>
-              <w:keepNext w:val="0"/>
-              <w:rPr>
-                <w:sz w:val="10"/>
-                <w:szCs w:val="10"/>
-              </w:rPr>
-            </w:pPr>
-          </w:p>
-        </w:tc>
-        <w:tc>
-          <w:tcPr>
-            <w:tcW w:w="86" w:type="pct"/>
-          </w:tcPr>
-          <w:p>
-            <w:pPr>
-              <w:rPr>
-                <w:sz w:val="10"/>
-                <w:szCs w:val="10"/>
-              </w:rPr>
-            </w:pPr>
-          </w:p>
-        </w:tc>
-        <w:tc>
-          <w:tcPr>
-            <w:tcW w:w="4456" w:type="pct"/>
-          </w:tcPr>
-          <w:p>
-            <w:pPr>
-              <w:rPr>
-                <w:sz w:val="10"/>
-                <w:szCs w:val="10"/>
-              </w:rPr>
-            </w:pPr>
-          </w:p>
-        </w:tc>
-      </w:tr>
     </w:tbl>
-    <w:p>
-      <w:r>
-        <w:rPr>
-          <w:b/>
-          <w:bCs/>
-        </w:rPr>
-        <w:br w:type="page"/>
-      </w:r>
-    </w:p>
+    <w:p/>
     <w:tbl>
       <w:tblPr>
         <w:tblStyle w:val="TableGrid"/>
@@ -4982,7 +5555,6 @@
               </w:rPr>
             </w:pPr>
             <w:r>
-              <w:lastRenderedPageBreak/>
               <w:t>Activities &amp; Leadership</w:t>
             </w:r>
           </w:p>
@@ -5613,7 +6185,7 @@
       </w:pPr>
     </w:p>
     <w:sectPr>
-      <w:headerReference w:type="even" r:id="rId14"/>
+      <w:headerReference w:type="even" r:id="rId15"/>
       <w:pgSz w:w="12240" w:h="15840"/>
       <w:pgMar w:top="720" w:right="720" w:bottom="720" w:left="720" w:header="720" w:footer="720" w:gutter="0"/>
       <w:cols w:space="720"/>
@@ -7436,7 +8008,6 @@
   <w:style w:type="character" w:default="1" w:styleId="DefaultParagraphFont">
     <w:name w:val="Default Paragraph Font"/>
     <w:uiPriority w:val="1"/>
-    <w:semiHidden/>
     <w:unhideWhenUsed/>
   </w:style>
   <w:style w:type="table" w:default="1" w:styleId="TableNormal">
@@ -7982,6 +8553,7 @@
     <w:rsid w:val="0032046F"/>
     <w:rsid w:val="003A5844"/>
     <w:rsid w:val="004724DF"/>
+    <w:rsid w:val="004B2B15"/>
     <w:rsid w:val="004B72E9"/>
     <w:rsid w:val="004E6208"/>
     <w:rsid w:val="0053687F"/>
@@ -7995,6 +8567,7 @@
     <w:rsid w:val="008951BE"/>
     <w:rsid w:val="008B0C3B"/>
     <w:rsid w:val="00920774"/>
+    <w:rsid w:val="00963654"/>
     <w:rsid w:val="009B4380"/>
     <w:rsid w:val="00B16D3B"/>
     <w:rsid w:val="00B3182F"/>

--- a/derieux_resume_multipage.docx
+++ b/derieux_resume_multipage.docx
@@ -221,7 +221,6 @@
                     <w:t xml:space="preserve">: </w:t>
                   </w:r>
                   <w:hyperlink r:id="rId8" w:history="1">
-                    <w:proofErr w:type="spellStart"/>
                     <w:r>
                       <w:rPr>
                         <w:rStyle w:val="Hyperlink"/>
@@ -232,7 +231,6 @@
                       </w:rPr>
                       <w:t>zanderman</w:t>
                     </w:r>
-                    <w:proofErr w:type="spellEnd"/>
                   </w:hyperlink>
                 </w:p>
               </w:tc>
@@ -262,7 +260,6 @@
                     <w:t xml:space="preserve">LinkedIn: </w:t>
                   </w:r>
                   <w:hyperlink r:id="rId9" w:history="1">
-                    <w:proofErr w:type="spellStart"/>
                     <w:r>
                       <w:rPr>
                         <w:rStyle w:val="Hyperlink"/>
@@ -273,7 +270,6 @@
                       </w:rPr>
                       <w:t>alexderieux</w:t>
                     </w:r>
-                    <w:proofErr w:type="spellEnd"/>
                   </w:hyperlink>
                 </w:p>
               </w:tc>
@@ -1436,21 +1432,12 @@
                       <w:iCs/>
                     </w:rPr>
                   </w:pPr>
-                  <w:proofErr w:type="spellStart"/>
                   <w:r>
                     <w:rPr>
                       <w:i/>
                       <w:iCs/>
                     </w:rPr>
-                    <w:t>Wireless@VT</w:t>
-                  </w:r>
-                  <w:proofErr w:type="spellEnd"/>
-                  <w:r>
-                    <w:rPr>
-                      <w:i/>
-                      <w:iCs/>
-                    </w:rPr>
-                    <w:t>, Virginia Polytechnic Institute and State University</w:t>
+                    <w:t>Wireless@VT, Virginia Polytechnic Institute and State University</w:t>
                   </w:r>
                 </w:p>
                 <w:p>
@@ -2264,25 +2251,8 @@
                 <w:b w:val="0"/>
                 <w:bCs w:val="0"/>
               </w:rPr>
-              <w:t>A. DeRieux and W. Saad, “</w:t>
-            </w:r>
-            <w:proofErr w:type="spellStart"/>
-            <w:r>
-              <w:rPr>
-                <w:b w:val="0"/>
-                <w:bCs w:val="0"/>
-              </w:rPr>
-              <w:t>QnRL</w:t>
-            </w:r>
-            <w:proofErr w:type="spellEnd"/>
-            <w:r>
-              <w:rPr>
-                <w:b w:val="0"/>
-                <w:bCs w:val="0"/>
-              </w:rPr>
-              <w:t xml:space="preserve">: Quantum-Native Reinforcement Learning”, June 2026, </w:t>
-            </w:r>
-            <w:proofErr w:type="spellStart"/>
+              <w:t xml:space="preserve">A. DeRieux and W. Saad, “QnRL: Quantum-Native Reinforcement Learning”, June 2026, </w:t>
+            </w:r>
             <w:r>
               <w:rPr>
                 <w:b w:val="0"/>
@@ -2292,29 +2262,12 @@
               </w:rPr>
               <w:t>arXiv</w:t>
             </w:r>
-            <w:proofErr w:type="spellEnd"/>
             <w:r>
               <w:rPr>
                 <w:b w:val="0"/>
                 <w:bCs w:val="0"/>
               </w:rPr>
-              <w:t xml:space="preserve">: arXiv:2606.08276. </w:t>
-            </w:r>
-            <w:proofErr w:type="spellStart"/>
-            <w:r>
-              <w:rPr>
-                <w:b w:val="0"/>
-                <w:bCs w:val="0"/>
-              </w:rPr>
-              <w:t>doi</w:t>
-            </w:r>
-            <w:proofErr w:type="spellEnd"/>
-            <w:r>
-              <w:rPr>
-                <w:b w:val="0"/>
-                <w:bCs w:val="0"/>
-              </w:rPr>
-              <w:t xml:space="preserve">: </w:t>
+              <w:t xml:space="preserve">: arXiv:2606.08276. doi: </w:t>
             </w:r>
             <w:hyperlink r:id="rId10" w:history="1">
               <w:r>
@@ -2352,23 +2305,7 @@
                 <w:b w:val="0"/>
                 <w:bCs w:val="0"/>
               </w:rPr>
-              <w:t>A. DeRieux and W. Saad, “</w:t>
-            </w:r>
-            <w:proofErr w:type="spellStart"/>
-            <w:r>
-              <w:rPr>
-                <w:b w:val="0"/>
-                <w:bCs w:val="0"/>
-              </w:rPr>
-              <w:t>eQMARL</w:t>
-            </w:r>
-            <w:proofErr w:type="spellEnd"/>
-            <w:r>
-              <w:rPr>
-                <w:b w:val="0"/>
-                <w:bCs w:val="0"/>
-              </w:rPr>
-              <w:t xml:space="preserve">: Entangled Quantum Multi-Agent Reinforcement Learning for Distributed Cooperation over Quantum Channels”, </w:t>
+              <w:t xml:space="preserve">A. DeRieux and W. Saad, “eQMARL: Entangled Quantum Multi-Agent Reinforcement Learning for Distributed Cooperation over Quantum Channels”, </w:t>
             </w:r>
             <w:r>
               <w:rPr>
@@ -2400,21 +2337,12 @@
               </w:rPr>
               <w:t xml:space="preserve"> </w:t>
             </w:r>
-            <w:proofErr w:type="spellStart"/>
             <w:r>
               <w:rPr>
                 <w:b w:val="0"/>
                 <w:bCs w:val="0"/>
               </w:rPr>
-              <w:t>doi</w:t>
-            </w:r>
-            <w:proofErr w:type="spellEnd"/>
-            <w:r>
-              <w:rPr>
-                <w:b w:val="0"/>
-                <w:bCs w:val="0"/>
-              </w:rPr>
-              <w:t xml:space="preserve">: </w:t>
+              <w:t xml:space="preserve">doi: </w:t>
             </w:r>
             <w:hyperlink r:id="rId11" w:history="1">
               <w:r>
@@ -2496,23 +2424,7 @@
                 <w:b w:val="0"/>
                 <w:bCs w:val="0"/>
               </w:rPr>
-              <w:t xml:space="preserve">March 2023, pp. 1-6. </w:t>
-            </w:r>
-            <w:proofErr w:type="spellStart"/>
-            <w:r>
-              <w:rPr>
-                <w:b w:val="0"/>
-                <w:bCs w:val="0"/>
-              </w:rPr>
-              <w:t>doi</w:t>
-            </w:r>
-            <w:proofErr w:type="spellEnd"/>
-            <w:r>
-              <w:rPr>
-                <w:b w:val="0"/>
-                <w:bCs w:val="0"/>
-              </w:rPr>
-              <w:t xml:space="preserve">: </w:t>
+              <w:t xml:space="preserve">March 2023, pp. 1-6. doi: </w:t>
             </w:r>
             <w:hyperlink r:id="rId12" w:history="1">
               <w:r>
@@ -2550,90 +2462,56 @@
                 <w:b w:val="0"/>
                 <w:bCs w:val="0"/>
               </w:rPr>
-              <w:t xml:space="preserve">A. C. DeRieux, W. Saad, W. Zuo, R. Budiarto, M. D. </w:t>
-            </w:r>
-            <w:proofErr w:type="spellStart"/>
+              <w:t xml:space="preserve">A. C. DeRieux, W. Saad, W. Zuo, R. Budiarto, M. D. Koerniawan, and D. Novitasari, “A Transformer Framework for Data Fusion and Multi-Task Learning in Smart Cities”, </w:t>
+            </w:r>
             <w:r>
               <w:rPr>
                 <w:b w:val="0"/>
                 <w:bCs w:val="0"/>
               </w:rPr>
-              <w:t>Koerniawan</w:t>
-            </w:r>
-            <w:proofErr w:type="spellEnd"/>
+              <w:t xml:space="preserve">Nov. </w:t>
+            </w:r>
             <w:r>
               <w:rPr>
                 <w:b w:val="0"/>
                 <w:bCs w:val="0"/>
               </w:rPr>
-              <w:t xml:space="preserve">, and D. Novitasari, “A Transformer Framework for Data Fusion and Multi-Task Learning in Smart Cities”, </w:t>
+              <w:t>2022</w:t>
             </w:r>
             <w:r>
               <w:rPr>
                 <w:b w:val="0"/>
                 <w:bCs w:val="0"/>
               </w:rPr>
-              <w:t xml:space="preserve">Nov. </w:t>
+              <w:t>,</w:t>
             </w:r>
             <w:r>
               <w:rPr>
                 <w:b w:val="0"/>
                 <w:bCs w:val="0"/>
               </w:rPr>
-              <w:t>2022</w:t>
+              <w:t xml:space="preserve"> </w:t>
             </w:r>
             <w:r>
               <w:rPr>
                 <w:b w:val="0"/>
                 <w:bCs w:val="0"/>
               </w:rPr>
-              <w:t>,</w:t>
+              <w:t>arXiv: arXiv:2211.10506</w:t>
             </w:r>
             <w:r>
               <w:rPr>
                 <w:b w:val="0"/>
                 <w:bCs w:val="0"/>
               </w:rPr>
-              <w:t xml:space="preserve"> </w:t>
-            </w:r>
-            <w:proofErr w:type="spellStart"/>
+              <w:t xml:space="preserve">. </w:t>
+            </w:r>
             <w:r>
               <w:rPr>
                 <w:b w:val="0"/>
                 <w:bCs w:val="0"/>
               </w:rPr>
-              <w:t>arXiv</w:t>
-            </w:r>
-            <w:proofErr w:type="spellEnd"/>
-            <w:r>
-              <w:rPr>
-                <w:b w:val="0"/>
-                <w:bCs w:val="0"/>
-              </w:rPr>
-              <w:t>: arXiv:2211.10506</w:t>
-            </w:r>
-            <w:r>
-              <w:rPr>
-                <w:b w:val="0"/>
-                <w:bCs w:val="0"/>
-              </w:rPr>
-              <w:t xml:space="preserve">. </w:t>
-            </w:r>
-            <w:proofErr w:type="spellStart"/>
-            <w:r>
-              <w:rPr>
-                <w:b w:val="0"/>
-                <w:bCs w:val="0"/>
-              </w:rPr>
-              <w:t>doi</w:t>
-            </w:r>
-            <w:proofErr w:type="spellEnd"/>
-            <w:r>
-              <w:rPr>
-                <w:b w:val="0"/>
-                <w:bCs w:val="0"/>
-              </w:rPr>
-              <w:t xml:space="preserve">: </w:t>
+              <w:t xml:space="preserve">doi: </w:t>
             </w:r>
             <w:hyperlink r:id="rId13" w:history="1">
               <w:r>
@@ -2839,13 +2717,8 @@
                     <w:pStyle w:val="Heading2"/>
                     <w:keepNext w:val="0"/>
                   </w:pPr>
-                  <w:proofErr w:type="spellStart"/>
-                  <w:r>
-                    <w:t>QnRL</w:t>
-                  </w:r>
-                  <w:proofErr w:type="spellEnd"/>
-                  <w:r>
-                    <w:t>: Quantum-Native Reinforcement Learning</w:t>
+                  <w:r>
+                    <w:t>QnRL: Quantum-Native Reinforcement Learning</w:t>
                   </w:r>
                 </w:p>
               </w:tc>
@@ -2896,7 +2769,52 @@
                       <w:bCs w:val="0"/>
                       <w:color w:val="7F7F7F" w:themeColor="text1" w:themeTint="80"/>
                     </w:rPr>
-                    <w:t>Developed a novel</w:t>
+                    <w:t xml:space="preserve">Developed </w:t>
+                  </w:r>
+                  <w:r>
+                    <w:rPr>
+                      <w:rFonts w:ascii="Helvetica Neue" w:hAnsi="Helvetica Neue"/>
+                      <w:b w:val="0"/>
+                      <w:bCs w:val="0"/>
+                      <w:color w:val="7F7F7F" w:themeColor="text1" w:themeTint="80"/>
+                    </w:rPr>
+                    <w:t>a novel framework dubbed quantum-native reinforcement learning (QnRL) that natively learn</w:t>
+                  </w:r>
+                  <w:r>
+                    <w:rPr>
+                      <w:rFonts w:ascii="Helvetica Neue" w:hAnsi="Helvetica Neue"/>
+                      <w:b w:val="0"/>
+                      <w:bCs w:val="0"/>
+                      <w:color w:val="7F7F7F" w:themeColor="text1" w:themeTint="80"/>
+                    </w:rPr>
+                    <w:t>s</w:t>
+                  </w:r>
+                  <w:r>
+                    <w:rPr>
+                      <w:rFonts w:ascii="Helvetica Neue" w:hAnsi="Helvetica Neue"/>
+                      <w:b w:val="0"/>
+                      <w:bCs w:val="0"/>
+                      <w:color w:val="7F7F7F" w:themeColor="text1" w:themeTint="80"/>
+                    </w:rPr>
+                    <w:t xml:space="preserve"> conditional distributions naturally in Hilbert space via superimposed and entangled quantum states</w:t>
+                  </w:r>
+                  <w:r>
+                    <w:rPr>
+                      <w:rFonts w:ascii="Helvetica Neue" w:hAnsi="Helvetica Neue"/>
+                      <w:b w:val="0"/>
+                      <w:bCs w:val="0"/>
+                      <w:color w:val="7F7F7F" w:themeColor="text1" w:themeTint="80"/>
+                    </w:rPr>
+                    <w:t xml:space="preserve">, and </w:t>
+                  </w:r>
+                  <w:r>
+                    <w:rPr>
+                      <w:rFonts w:ascii="Helvetica Neue" w:hAnsi="Helvetica Neue"/>
+                      <w:b w:val="0"/>
+                      <w:bCs w:val="0"/>
+                      <w:color w:val="7F7F7F" w:themeColor="text1" w:themeTint="80"/>
+                    </w:rPr>
+                    <w:t>a novel</w:t>
                   </w:r>
                   <w:r>
                     <w:rPr>
@@ -2914,141 +2832,7 @@
                       <w:bCs w:val="0"/>
                       <w:color w:val="7F7F7F" w:themeColor="text1" w:themeTint="80"/>
                     </w:rPr>
-                    <w:t>a novel framework dubbed quantum-native reinforcement learning (</w:t>
-                  </w:r>
-                  <w:proofErr w:type="spellStart"/>
-                  <w:r>
-                    <w:rPr>
-                      <w:rFonts w:ascii="Helvetica Neue" w:hAnsi="Helvetica Neue"/>
-                      <w:b w:val="0"/>
-                      <w:bCs w:val="0"/>
-                      <w:color w:val="7F7F7F" w:themeColor="text1" w:themeTint="80"/>
-                    </w:rPr>
-                    <w:t>QnRL</w:t>
-                  </w:r>
-                  <w:proofErr w:type="spellEnd"/>
-                  <w:r>
-                    <w:rPr>
-                      <w:rFonts w:ascii="Helvetica Neue" w:hAnsi="Helvetica Neue"/>
-                      <w:b w:val="0"/>
-                      <w:bCs w:val="0"/>
-                      <w:color w:val="7F7F7F" w:themeColor="text1" w:themeTint="80"/>
-                    </w:rPr>
-                    <w:t>) that natively learn</w:t>
-                  </w:r>
-                  <w:r>
-                    <w:rPr>
-                      <w:rFonts w:ascii="Helvetica Neue" w:hAnsi="Helvetica Neue"/>
-                      <w:b w:val="0"/>
-                      <w:bCs w:val="0"/>
-                      <w:color w:val="7F7F7F" w:themeColor="text1" w:themeTint="80"/>
-                    </w:rPr>
-                    <w:t>s</w:t>
-                  </w:r>
-                  <w:r>
-                    <w:rPr>
-                      <w:rFonts w:ascii="Helvetica Neue" w:hAnsi="Helvetica Neue"/>
-                      <w:b w:val="0"/>
-                      <w:bCs w:val="0"/>
-                      <w:color w:val="7F7F7F" w:themeColor="text1" w:themeTint="80"/>
-                    </w:rPr>
-                    <w:t xml:space="preserve"> conditional distributions naturally in Hilbert space via superimposed and entangled quantum states</w:t>
-                  </w:r>
-                  <w:r>
-                    <w:rPr>
-                      <w:rFonts w:ascii="Helvetica Neue" w:hAnsi="Helvetica Neue"/>
-                      <w:b w:val="0"/>
-                      <w:bCs w:val="0"/>
-                      <w:color w:val="7F7F7F" w:themeColor="text1" w:themeTint="80"/>
-                    </w:rPr>
-                    <w:t xml:space="preserve">, and </w:t>
-                  </w:r>
-                  <w:r>
-                    <w:rPr>
-                      <w:rFonts w:ascii="Helvetica Neue" w:hAnsi="Helvetica Neue"/>
-                      <w:b w:val="0"/>
-                      <w:bCs w:val="0"/>
-                      <w:color w:val="7F7F7F" w:themeColor="text1" w:themeTint="80"/>
-                    </w:rPr>
-                    <w:t>a novel</w:t>
-                  </w:r>
-                  <w:r>
-                    <w:rPr>
-                      <w:rFonts w:ascii="Helvetica Neue" w:hAnsi="Helvetica Neue"/>
-                      <w:b w:val="0"/>
-                      <w:bCs w:val="0"/>
-                      <w:color w:val="7F7F7F" w:themeColor="text1" w:themeTint="80"/>
-                    </w:rPr>
-                    <w:t xml:space="preserve"> </w:t>
-                  </w:r>
-                  <w:r>
-                    <w:rPr>
-                      <w:rFonts w:ascii="Helvetica Neue" w:hAnsi="Helvetica Neue"/>
-                      <w:b w:val="0"/>
-                      <w:bCs w:val="0"/>
-                      <w:color w:val="7F7F7F" w:themeColor="text1" w:themeTint="80"/>
-                    </w:rPr>
-                    <w:t>quantum amplitude kickback (</w:t>
-                  </w:r>
-                  <w:proofErr w:type="spellStart"/>
-                  <w:r>
-                    <w:rPr>
-                      <w:rFonts w:ascii="Helvetica Neue" w:hAnsi="Helvetica Neue"/>
-                      <w:b w:val="0"/>
-                      <w:bCs w:val="0"/>
-                      <w:color w:val="7F7F7F" w:themeColor="text1" w:themeTint="80"/>
-                    </w:rPr>
-                    <w:t>QuAK</w:t>
-                  </w:r>
-                  <w:proofErr w:type="spellEnd"/>
-                  <w:r>
-                    <w:rPr>
-                      <w:rFonts w:ascii="Helvetica Neue" w:hAnsi="Helvetica Neue"/>
-                      <w:b w:val="0"/>
-                      <w:bCs w:val="0"/>
-                      <w:color w:val="7F7F7F" w:themeColor="text1" w:themeTint="80"/>
-                    </w:rPr>
-                    <w:t>) algorithm that enables comparing the n-</w:t>
-                  </w:r>
-                  <w:proofErr w:type="spellStart"/>
-                  <w:r>
-                    <w:rPr>
-                      <w:rFonts w:ascii="Helvetica Neue" w:hAnsi="Helvetica Neue"/>
-                      <w:b w:val="0"/>
-                      <w:bCs w:val="0"/>
-                      <w:color w:val="7F7F7F" w:themeColor="text1" w:themeTint="80"/>
-                    </w:rPr>
-                    <w:t>th</w:t>
-                  </w:r>
-                  <w:proofErr w:type="spellEnd"/>
-                  <w:r>
-                    <w:rPr>
-                      <w:rFonts w:ascii="Helvetica Neue" w:hAnsi="Helvetica Neue"/>
-                      <w:b w:val="0"/>
-                      <w:bCs w:val="0"/>
-                      <w:color w:val="7F7F7F" w:themeColor="text1" w:themeTint="80"/>
-                    </w:rPr>
-                    <w:t xml:space="preserve"> power of the m-</w:t>
-                  </w:r>
-                  <w:proofErr w:type="spellStart"/>
-                  <w:r>
-                    <w:rPr>
-                      <w:rFonts w:ascii="Helvetica Neue" w:hAnsi="Helvetica Neue"/>
-                      <w:b w:val="0"/>
-                      <w:bCs w:val="0"/>
-                      <w:color w:val="7F7F7F" w:themeColor="text1" w:themeTint="80"/>
-                    </w:rPr>
-                    <w:t>th</w:t>
-                  </w:r>
-                  <w:proofErr w:type="spellEnd"/>
-                  <w:r>
-                    <w:rPr>
-                      <w:rFonts w:ascii="Helvetica Neue" w:hAnsi="Helvetica Neue"/>
-                      <w:b w:val="0"/>
-                      <w:bCs w:val="0"/>
-                      <w:color w:val="7F7F7F" w:themeColor="text1" w:themeTint="80"/>
-                    </w:rPr>
-                    <w:t xml:space="preserve"> moment of multiple superimposed distributions.</w:t>
+                    <w:t>quantum amplitude kickback (QuAK) algorithm that enables comparing the n-th power of the m-th moment of multiple superimposed distributions.</w:t>
                   </w:r>
                 </w:p>
               </w:tc>
@@ -3063,13 +2847,8 @@
                     <w:pStyle w:val="Heading2"/>
                     <w:keepNext w:val="0"/>
                   </w:pPr>
-                  <w:proofErr w:type="spellStart"/>
-                  <w:r>
-                    <w:t>eQMARL</w:t>
-                  </w:r>
-                  <w:proofErr w:type="spellEnd"/>
-                  <w:r>
-                    <w:t>: Entangled Quantum Multi-Agent Reinforcement Learning for Distributed Cooperation over Quantum Channels</w:t>
+                  <w:r>
+                    <w:t>eQMARL: Entangled Quantum Multi-Agent Reinforcement Learning for Distributed Cooperation over Quantum Channels</w:t>
                   </w:r>
                 </w:p>
               </w:tc>
@@ -3380,13 +3159,8 @@
                     <w:pStyle w:val="Heading2"/>
                     <w:keepNext w:val="0"/>
                   </w:pPr>
-                  <w:proofErr w:type="spellStart"/>
-                  <w:r>
-                    <w:t>SmartStockRL</w:t>
-                  </w:r>
-                  <w:proofErr w:type="spellEnd"/>
-                  <w:r>
-                    <w:t>: Intelligent Stock Trading using Traditional and Deep Q-Learning</w:t>
+                  <w:r>
+                    <w:t>SmartStockRL: Intelligent Stock Trading using Traditional and Deep Q-Learning</w:t>
                   </w:r>
                 </w:p>
               </w:tc>
@@ -3496,13 +3270,8 @@
                     <w:pStyle w:val="Heading2"/>
                     <w:keepNext w:val="0"/>
                   </w:pPr>
-                  <w:proofErr w:type="spellStart"/>
-                  <w:r>
-                    <w:t>LyricAI</w:t>
-                  </w:r>
-                  <w:proofErr w:type="spellEnd"/>
-                  <w:r>
-                    <w:t>: Using LSTMs to Write Religious Music</w:t>
+                  <w:r>
+                    <w:t>LyricAI: Using LSTMs to Write Religious Music</w:t>
                   </w:r>
                 </w:p>
               </w:tc>
@@ -3880,23 +3649,7 @@
                     <w:pStyle w:val="Content"/>
                   </w:pPr>
                   <w:r>
-                    <w:t>Developed a RTL-SDR receiver system called ‘</w:t>
-                  </w:r>
-                  <w:proofErr w:type="spellStart"/>
-                  <w:r>
-                    <w:t>RadioPi</w:t>
-                  </w:r>
-                  <w:proofErr w:type="spellEnd"/>
-                  <w:r>
-                    <w:t xml:space="preserve">’ to process local FM transmissions. Signal processing algorithms are written in Python using </w:t>
-                  </w:r>
-                  <w:proofErr w:type="spellStart"/>
-                  <w:r>
-                    <w:t>GNURadio</w:t>
-                  </w:r>
-                  <w:proofErr w:type="spellEnd"/>
-                  <w:r>
-                    <w:t xml:space="preserve"> API and custom signal blocks. Design elements include the Raspberry Pi, USB RTL-SDR antenna, and breadboard circuitry for user interface.</w:t>
+                    <w:t>Developed a RTL-SDR receiver system called ‘RadioPi’ to process local FM transmissions. Signal processing algorithms are written in Python using GNURadio API and custom signal blocks. Design elements include the Raspberry Pi, USB RTL-SDR antenna, and breadboard circuitry for user interface.</w:t>
                   </w:r>
                 </w:p>
               </w:tc>
@@ -4376,13 +4129,8 @@
                   <w:r>
                     <w:t xml:space="preserve">/ </w:t>
                   </w:r>
-                  <w:proofErr w:type="spellStart"/>
-                  <w:r>
-                    <w:t>PyTorch</w:t>
-                  </w:r>
-                  <w:proofErr w:type="spellEnd"/>
-                  <w:r>
-                    <w:t xml:space="preserve"> </w:t>
+                  <w:r>
+                    <w:t xml:space="preserve">PyTorch </w:t>
                   </w:r>
                   <w:r>
                     <w:t>/</w:t>
@@ -4398,84 +4146,31 @@
                     <w:t xml:space="preserve">/ </w:t>
                   </w:r>
                   <w:r>
-                    <w:t xml:space="preserve">PennyLane </w:t>
+                    <w:t xml:space="preserve">PennyLane / </w:t>
+                  </w:r>
+                  <w:r>
+                    <w:t>Qiskit / Cirq / TensorFlow Quantum / Torch Quantum</w:t>
+                  </w:r>
+                  <w:r>
+                    <w:br/>
                   </w:r>
                   <w:r>
                     <w:t xml:space="preserve">/ </w:t>
                   </w:r>
-                  <w:proofErr w:type="spellStart"/>
-                  <w:r>
-                    <w:t>Qiskit</w:t>
-                  </w:r>
-                  <w:proofErr w:type="spellEnd"/>
-                  <w:r>
-                    <w:t xml:space="preserve"> / Cirq / TensorFlow Quantum / Torch Quantum</w:t>
+                  <w:r>
+                    <w:t xml:space="preserve">NumPy / Pandas / SciPy / Scikit-Learn / Matplotlib / Seaborn / Flask / NetworkX </w:t>
                   </w:r>
                   <w:r>
                     <w:br/>
                   </w:r>
                   <w:r>
-                    <w:t xml:space="preserve">/ </w:t>
-                  </w:r>
-                  <w:r>
-                    <w:t xml:space="preserve">NumPy / Pandas / SciPy / Scikit-Learn / Matplotlib / Seaborn / Flask / </w:t>
-                  </w:r>
-                  <w:proofErr w:type="spellStart"/>
-                  <w:r>
-                    <w:t>NetworkX</w:t>
-                  </w:r>
-                  <w:proofErr w:type="spellEnd"/>
-                  <w:r>
-                    <w:t xml:space="preserve"> </w:t>
-                  </w:r>
-                  <w:r>
-                    <w:br/>
-                  </w:r>
-                  <w:r>
-                    <w:t xml:space="preserve">/ </w:t>
-                  </w:r>
-                  <w:proofErr w:type="spellStart"/>
-                  <w:r>
-                    <w:t>BeautifulSoup</w:t>
-                  </w:r>
-                  <w:proofErr w:type="spellEnd"/>
-                  <w:r>
-                    <w:t xml:space="preserve"> / OpenCV / Pillow / </w:t>
-                  </w:r>
-                  <w:proofErr w:type="spellStart"/>
-                  <w:r>
-                    <w:t>PyQt</w:t>
-                  </w:r>
-                  <w:proofErr w:type="spellEnd"/>
-                  <w:r>
-                    <w:t xml:space="preserve"> / </w:t>
-                  </w:r>
-                  <w:proofErr w:type="spellStart"/>
-                  <w:r>
-                    <w:t>Pytest</w:t>
-                  </w:r>
-                  <w:proofErr w:type="spellEnd"/>
-                  <w:r>
-                    <w:t xml:space="preserve"> / </w:t>
+                    <w:t xml:space="preserve">/ BeautifulSoup / OpenCV / Pillow / PyQt / Pytest / </w:t>
                   </w:r>
                   <w:r>
                     <w:t xml:space="preserve">UV / </w:t>
                   </w:r>
-                  <w:proofErr w:type="spellStart"/>
-                  <w:r>
-                    <w:t>Pipenv</w:t>
-                  </w:r>
-                  <w:proofErr w:type="spellEnd"/>
-                  <w:r>
-                    <w:t xml:space="preserve"> / </w:t>
-                  </w:r>
-                  <w:proofErr w:type="spellStart"/>
-                  <w:r>
-                    <w:t>Pyenv</w:t>
-                  </w:r>
-                  <w:proofErr w:type="spellEnd"/>
-                  <w:r>
-                    <w:t xml:space="preserve"> / Requests</w:t>
+                  <w:r>
+                    <w:t>Pipenv / Pyenv / Requests</w:t>
                   </w:r>
                   <w:r>
                     <w:t xml:space="preserve"> </w:t>
@@ -4770,15 +4465,7 @@
                     <w:t>Microservices</w:t>
                   </w:r>
                   <w:r>
-                    <w:t xml:space="preserve">:  Docker / Singularity / </w:t>
-                  </w:r>
-                  <w:proofErr w:type="spellStart"/>
-                  <w:r>
-                    <w:t>Podman</w:t>
-                  </w:r>
-                  <w:proofErr w:type="spellEnd"/>
-                  <w:r>
-                    <w:t xml:space="preserve"> / Kubernetes</w:t>
+                    <w:t>:  Docker / Singularity / Podman / Kubernetes</w:t>
                   </w:r>
                 </w:p>
                 <w:p>
@@ -4831,23 +4518,10 @@
                     <w:t>Databases</w:t>
                   </w:r>
                   <w:r>
-                    <w:t xml:space="preserve">: </w:t>
-                  </w:r>
-                  <w:proofErr w:type="spellStart"/>
-                  <w:r>
-                    <w:t>InfluxDB</w:t>
-                  </w:r>
-                  <w:proofErr w:type="spellEnd"/>
-                  <w:r>
-                    <w:t xml:space="preserve"> / MongoDB / MySQL / SQLite / </w:t>
-                  </w:r>
-                  <w:proofErr w:type="spellStart"/>
-                  <w:r>
-                    <w:t>GraphQL</w:t>
-                  </w:r>
-                  <w:proofErr w:type="spellEnd"/>
-                  <w:r>
-                    <w:t xml:space="preserve"> / </w:t>
+                    <w:t xml:space="preserve">: InfluxDB / MongoDB / MySQL / SQLite / </w:t>
+                  </w:r>
+                  <w:r>
+                    <w:t xml:space="preserve">GraphQL / </w:t>
                   </w:r>
                   <w:r>
                     <w:t>Redis</w:t>
@@ -5143,13 +4817,8 @@
               <w:pStyle w:val="Heading2"/>
               <w:ind w:left="-13"/>
             </w:pPr>
-            <w:proofErr w:type="spellStart"/>
-            <w:r>
-              <w:t>Eta</w:t>
-            </w:r>
-            <w:proofErr w:type="spellEnd"/>
-            <w:r>
-              <w:t xml:space="preserve"> Kappa Nu </w:t>
+            <w:r>
+              <w:t xml:space="preserve">Eta Kappa Nu </w:t>
             </w:r>
             <w:r>
               <w:t>(Electrical Engineering Honor Society</w:t>
@@ -8008,6 +7677,7 @@
   <w:style w:type="character" w:default="1" w:styleId="DefaultParagraphFont">
     <w:name w:val="Default Paragraph Font"/>
     <w:uiPriority w:val="1"/>
+    <w:semiHidden/>
     <w:unhideWhenUsed/>
   </w:style>
   <w:style w:type="table" w:default="1" w:styleId="TableNormal">
@@ -8548,6 +8218,7 @@
     <w:rsid w:val="001078C8"/>
     <w:rsid w:val="001E6351"/>
     <w:rsid w:val="0021737E"/>
+    <w:rsid w:val="002250DA"/>
     <w:rsid w:val="00230187"/>
     <w:rsid w:val="00302FDA"/>
     <w:rsid w:val="0032046F"/>

--- a/derieux_resume_multipage.docx
+++ b/derieux_resume_multipage.docx
@@ -64,9 +64,10 @@
             </w:pPr>
             <w:r>
               <w:rPr>
+                <w:rFonts w:hint="eastAsia"/>
                 <w:sz w:val="48"/>
               </w:rPr>
-              <w:t xml:space="preserve">&lt; </w:t>
+              <w:t>￨</w:t>
             </w:r>
             <w:r>
               <w:rPr>
@@ -79,7 +80,7 @@
               <w:rPr>
                 <w:sz w:val="48"/>
               </w:rPr>
-              <w:t xml:space="preserve"> /&gt;</w:t>
+              <w:sym w:font="Symbol" w:char="F0F1"/>
             </w:r>
           </w:p>
           <w:tbl>
@@ -221,6 +222,7 @@
                     <w:t xml:space="preserve">: </w:t>
                   </w:r>
                   <w:hyperlink r:id="rId8" w:history="1">
+                    <w:proofErr w:type="spellStart"/>
                     <w:r>
                       <w:rPr>
                         <w:rStyle w:val="Hyperlink"/>
@@ -231,6 +233,7 @@
                       </w:rPr>
                       <w:t>zanderman</w:t>
                     </w:r>
+                    <w:proofErr w:type="spellEnd"/>
                   </w:hyperlink>
                 </w:p>
               </w:tc>
@@ -260,6 +263,7 @@
                     <w:t xml:space="preserve">LinkedIn: </w:t>
                   </w:r>
                   <w:hyperlink r:id="rId9" w:history="1">
+                    <w:proofErr w:type="spellStart"/>
                     <w:r>
                       <w:rPr>
                         <w:rStyle w:val="Hyperlink"/>
@@ -270,6 +274,7 @@
                       </w:rPr>
                       <w:t>alexderieux</w:t>
                     </w:r>
+                    <w:proofErr w:type="spellEnd"/>
                   </w:hyperlink>
                 </w:p>
               </w:tc>
@@ -755,8 +760,13 @@
                     <w:keepNext w:val="0"/>
                   </w:pPr>
                   <w:r>
-                    <w:t>[ 8/2022 – Present ]</w:t>
-                  </w:r>
+                    <w:t xml:space="preserve">[ 8/2022 – </w:t>
+                  </w:r>
+                  <w:proofErr w:type="gramStart"/>
+                  <w:r>
+                    <w:t>Present ]</w:t>
+                  </w:r>
+                  <w:proofErr w:type="gramEnd"/>
                 </w:p>
               </w:tc>
             </w:tr>
@@ -897,8 +907,13 @@
                     <w:keepNext w:val="0"/>
                   </w:pPr>
                   <w:r>
-                    <w:t>[ 1/2021 – 8/2022 ]</w:t>
-                  </w:r>
+                    <w:t>[ 1/2021 – 8/</w:t>
+                  </w:r>
+                  <w:proofErr w:type="gramStart"/>
+                  <w:r>
+                    <w:t>2022 ]</w:t>
+                  </w:r>
+                  <w:proofErr w:type="gramEnd"/>
                 </w:p>
               </w:tc>
             </w:tr>
@@ -1071,8 +1086,13 @@
                     <w:keepNext w:val="0"/>
                   </w:pPr>
                   <w:r>
-                    <w:t>[ 8/2012 – 5/2016 ]</w:t>
-                  </w:r>
+                    <w:t>[ 8/2012 – 5/</w:t>
+                  </w:r>
+                  <w:proofErr w:type="gramStart"/>
+                  <w:r>
+                    <w:t>2016 ]</w:t>
+                  </w:r>
+                  <w:proofErr w:type="gramEnd"/>
                 </w:p>
               </w:tc>
             </w:tr>
@@ -1229,8 +1249,13 @@
                     <w:keepNext w:val="0"/>
                   </w:pPr>
                   <w:r>
-                    <w:t>[ 8/2012 – 12/2016 ]</w:t>
-                  </w:r>
+                    <w:t>[ 8/2012 – 12/</w:t>
+                  </w:r>
+                  <w:proofErr w:type="gramStart"/>
+                  <w:r>
+                    <w:t>2016 ]</w:t>
+                  </w:r>
+                  <w:proofErr w:type="gramEnd"/>
                 </w:p>
               </w:tc>
             </w:tr>
@@ -1413,8 +1438,13 @@
                     <w:keepNext w:val="0"/>
                   </w:pPr>
                   <w:r>
-                    <w:t>[ 8/2021 – Present ]</w:t>
-                  </w:r>
+                    <w:t xml:space="preserve">[ 8/2021 – </w:t>
+                  </w:r>
+                  <w:proofErr w:type="gramStart"/>
+                  <w:r>
+                    <w:t>Present ]</w:t>
+                  </w:r>
+                  <w:proofErr w:type="gramEnd"/>
                 </w:p>
               </w:tc>
             </w:tr>
@@ -1432,12 +1462,21 @@
                       <w:iCs/>
                     </w:rPr>
                   </w:pPr>
+                  <w:proofErr w:type="spellStart"/>
                   <w:r>
                     <w:rPr>
                       <w:i/>
                       <w:iCs/>
                     </w:rPr>
-                    <w:t>Wireless@VT, Virginia Polytechnic Institute and State University</w:t>
+                    <w:t>Wireless@VT</w:t>
+                  </w:r>
+                  <w:proofErr w:type="spellEnd"/>
+                  <w:r>
+                    <w:rPr>
+                      <w:i/>
+                      <w:iCs/>
+                    </w:rPr>
+                    <w:t>, Virginia Polytechnic Institute and State University</w:t>
                   </w:r>
                 </w:p>
                 <w:p>
@@ -1583,11 +1622,16 @@
                     <w:t xml:space="preserve"> </w:t>
                   </w:r>
                   <w:r>
-                    <w:t>05/2023</w:t>
+                    <w:t>05/</w:t>
+                  </w:r>
+                  <w:proofErr w:type="gramStart"/>
+                  <w:r>
+                    <w:t>2023</w:t>
                   </w:r>
                   <w:r>
                     <w:t xml:space="preserve"> ]</w:t>
                   </w:r>
+                  <w:proofErr w:type="gramEnd"/>
                 </w:p>
               </w:tc>
             </w:tr>
@@ -1730,11 +1774,16 @@
                     <w:t xml:space="preserve">[ 2/2017 – </w:t>
                   </w:r>
                   <w:r>
-                    <w:t>9/2024</w:t>
+                    <w:t>9/</w:t>
+                  </w:r>
+                  <w:proofErr w:type="gramStart"/>
+                  <w:r>
+                    <w:t>2024</w:t>
                   </w:r>
                   <w:r>
                     <w:t xml:space="preserve"> ]</w:t>
                   </w:r>
+                  <w:proofErr w:type="gramEnd"/>
                 </w:p>
               </w:tc>
             </w:tr>
@@ -1856,7 +1905,15 @@
                     <w:keepNext w:val="0"/>
                   </w:pPr>
                   <w:r>
-                    <w:t xml:space="preserve">[ 7/2012 – 2/2017 ] </w:t>
+                    <w:t>[ 7/2012 – 2/</w:t>
+                  </w:r>
+                  <w:proofErr w:type="gramStart"/>
+                  <w:r>
+                    <w:t>2017 ]</w:t>
+                  </w:r>
+                  <w:proofErr w:type="gramEnd"/>
+                  <w:r>
+                    <w:t xml:space="preserve"> </w:t>
                   </w:r>
                 </w:p>
               </w:tc>
@@ -1984,8 +2041,13 @@
                     <w:keepNext w:val="0"/>
                   </w:pPr>
                   <w:r>
-                    <w:t>[ 8/2016 – 12/2016 ]</w:t>
-                  </w:r>
+                    <w:t>[ 8/2016 – 12/</w:t>
+                  </w:r>
+                  <w:proofErr w:type="gramStart"/>
+                  <w:r>
+                    <w:t>2016 ]</w:t>
+                  </w:r>
+                  <w:proofErr w:type="gramEnd"/>
                 </w:p>
               </w:tc>
             </w:tr>
@@ -2104,7 +2166,15 @@
                     <w:keepNext w:val="0"/>
                   </w:pPr>
                   <w:r>
-                    <w:t xml:space="preserve">[ 1/2012 – 5/2012 ] </w:t>
+                    <w:t>[ 1/2012 – 5/</w:t>
+                  </w:r>
+                  <w:proofErr w:type="gramStart"/>
+                  <w:r>
+                    <w:t>2012 ]</w:t>
+                  </w:r>
+                  <w:proofErr w:type="gramEnd"/>
+                  <w:r>
+                    <w:t xml:space="preserve"> </w:t>
                   </w:r>
                 </w:p>
               </w:tc>
@@ -2251,8 +2321,25 @@
                 <w:b w:val="0"/>
                 <w:bCs w:val="0"/>
               </w:rPr>
-              <w:t xml:space="preserve">A. DeRieux and W. Saad, “QnRL: Quantum-Native Reinforcement Learning”, June 2026, </w:t>
-            </w:r>
+              <w:t>A. DeRieux and W. Saad, “</w:t>
+            </w:r>
+            <w:proofErr w:type="spellStart"/>
+            <w:r>
+              <w:rPr>
+                <w:b w:val="0"/>
+                <w:bCs w:val="0"/>
+              </w:rPr>
+              <w:t>QnRL</w:t>
+            </w:r>
+            <w:proofErr w:type="spellEnd"/>
+            <w:r>
+              <w:rPr>
+                <w:b w:val="0"/>
+                <w:bCs w:val="0"/>
+              </w:rPr>
+              <w:t xml:space="preserve">: Quantum-Native Reinforcement Learning”, June 2026, </w:t>
+            </w:r>
+            <w:proofErr w:type="spellStart"/>
             <w:r>
               <w:rPr>
                 <w:b w:val="0"/>
@@ -2262,12 +2349,29 @@
               </w:rPr>
               <w:t>arXiv</w:t>
             </w:r>
+            <w:proofErr w:type="spellEnd"/>
             <w:r>
               <w:rPr>
                 <w:b w:val="0"/>
                 <w:bCs w:val="0"/>
               </w:rPr>
-              <w:t xml:space="preserve">: arXiv:2606.08276. doi: </w:t>
+              <w:t xml:space="preserve">: arXiv:2606.08276. </w:t>
+            </w:r>
+            <w:proofErr w:type="spellStart"/>
+            <w:r>
+              <w:rPr>
+                <w:b w:val="0"/>
+                <w:bCs w:val="0"/>
+              </w:rPr>
+              <w:t>doi</w:t>
+            </w:r>
+            <w:proofErr w:type="spellEnd"/>
+            <w:r>
+              <w:rPr>
+                <w:b w:val="0"/>
+                <w:bCs w:val="0"/>
+              </w:rPr>
+              <w:t xml:space="preserve">: </w:t>
             </w:r>
             <w:hyperlink r:id="rId10" w:history="1">
               <w:r>
@@ -2305,7 +2409,23 @@
                 <w:b w:val="0"/>
                 <w:bCs w:val="0"/>
               </w:rPr>
-              <w:t xml:space="preserve">A. DeRieux and W. Saad, “eQMARL: Entangled Quantum Multi-Agent Reinforcement Learning for Distributed Cooperation over Quantum Channels”, </w:t>
+              <w:t>A. DeRieux and W. Saad, “</w:t>
+            </w:r>
+            <w:proofErr w:type="spellStart"/>
+            <w:r>
+              <w:rPr>
+                <w:b w:val="0"/>
+                <w:bCs w:val="0"/>
+              </w:rPr>
+              <w:t>eQMARL</w:t>
+            </w:r>
+            <w:proofErr w:type="spellEnd"/>
+            <w:r>
+              <w:rPr>
+                <w:b w:val="0"/>
+                <w:bCs w:val="0"/>
+              </w:rPr>
+              <w:t xml:space="preserve">: Entangled Quantum Multi-Agent Reinforcement Learning for Distributed Cooperation over Quantum Channels”, </w:t>
             </w:r>
             <w:r>
               <w:rPr>
@@ -2337,12 +2457,21 @@
               </w:rPr>
               <w:t xml:space="preserve"> </w:t>
             </w:r>
+            <w:proofErr w:type="spellStart"/>
             <w:r>
               <w:rPr>
                 <w:b w:val="0"/>
                 <w:bCs w:val="0"/>
               </w:rPr>
-              <w:t xml:space="preserve">doi: </w:t>
+              <w:t>doi</w:t>
+            </w:r>
+            <w:proofErr w:type="spellEnd"/>
+            <w:r>
+              <w:rPr>
+                <w:b w:val="0"/>
+                <w:bCs w:val="0"/>
+              </w:rPr>
+              <w:t xml:space="preserve">: </w:t>
             </w:r>
             <w:hyperlink r:id="rId11" w:history="1">
               <w:r>
@@ -2424,7 +2553,23 @@
                 <w:b w:val="0"/>
                 <w:bCs w:val="0"/>
               </w:rPr>
-              <w:t xml:space="preserve">March 2023, pp. 1-6. doi: </w:t>
+              <w:t xml:space="preserve">March 2023, pp. 1-6. </w:t>
+            </w:r>
+            <w:proofErr w:type="spellStart"/>
+            <w:r>
+              <w:rPr>
+                <w:b w:val="0"/>
+                <w:bCs w:val="0"/>
+              </w:rPr>
+              <w:t>doi</w:t>
+            </w:r>
+            <w:proofErr w:type="spellEnd"/>
+            <w:r>
+              <w:rPr>
+                <w:b w:val="0"/>
+                <w:bCs w:val="0"/>
+              </w:rPr>
+              <w:t xml:space="preserve">: </w:t>
             </w:r>
             <w:hyperlink r:id="rId12" w:history="1">
               <w:r>
@@ -2462,56 +2607,90 @@
                 <w:b w:val="0"/>
                 <w:bCs w:val="0"/>
               </w:rPr>
-              <w:t xml:space="preserve">A. C. DeRieux, W. Saad, W. Zuo, R. Budiarto, M. D. Koerniawan, and D. Novitasari, “A Transformer Framework for Data Fusion and Multi-Task Learning in Smart Cities”, </w:t>
-            </w:r>
+              <w:t xml:space="preserve">A. C. DeRieux, W. Saad, W. Zuo, R. Budiarto, M. D. </w:t>
+            </w:r>
+            <w:proofErr w:type="spellStart"/>
             <w:r>
               <w:rPr>
                 <w:b w:val="0"/>
                 <w:bCs w:val="0"/>
               </w:rPr>
-              <w:t xml:space="preserve">Nov. </w:t>
-            </w:r>
+              <w:t>Koerniawan</w:t>
+            </w:r>
+            <w:proofErr w:type="spellEnd"/>
             <w:r>
               <w:rPr>
                 <w:b w:val="0"/>
                 <w:bCs w:val="0"/>
               </w:rPr>
-              <w:t>2022</w:t>
+              <w:t xml:space="preserve">, and D. Novitasari, “A Transformer Framework for Data Fusion and Multi-Task Learning in Smart Cities”, </w:t>
             </w:r>
             <w:r>
               <w:rPr>
                 <w:b w:val="0"/>
                 <w:bCs w:val="0"/>
               </w:rPr>
-              <w:t>,</w:t>
+              <w:t xml:space="preserve">Nov. </w:t>
             </w:r>
             <w:r>
               <w:rPr>
                 <w:b w:val="0"/>
                 <w:bCs w:val="0"/>
               </w:rPr>
-              <w:t xml:space="preserve"> </w:t>
+              <w:t>2022</w:t>
             </w:r>
             <w:r>
               <w:rPr>
                 <w:b w:val="0"/>
                 <w:bCs w:val="0"/>
               </w:rPr>
-              <w:t>arXiv: arXiv:2211.10506</w:t>
+              <w:t>,</w:t>
             </w:r>
             <w:r>
               <w:rPr>
                 <w:b w:val="0"/>
                 <w:bCs w:val="0"/>
               </w:rPr>
-              <w:t xml:space="preserve">. </w:t>
-            </w:r>
+              <w:t xml:space="preserve"> </w:t>
+            </w:r>
+            <w:proofErr w:type="spellStart"/>
             <w:r>
               <w:rPr>
                 <w:b w:val="0"/>
                 <w:bCs w:val="0"/>
               </w:rPr>
-              <w:t xml:space="preserve">doi: </w:t>
+              <w:t>arXiv</w:t>
+            </w:r>
+            <w:proofErr w:type="spellEnd"/>
+            <w:r>
+              <w:rPr>
+                <w:b w:val="0"/>
+                <w:bCs w:val="0"/>
+              </w:rPr>
+              <w:t>: arXiv:2211.10506</w:t>
+            </w:r>
+            <w:r>
+              <w:rPr>
+                <w:b w:val="0"/>
+                <w:bCs w:val="0"/>
+              </w:rPr>
+              <w:t xml:space="preserve">. </w:t>
+            </w:r>
+            <w:proofErr w:type="spellStart"/>
+            <w:r>
+              <w:rPr>
+                <w:b w:val="0"/>
+                <w:bCs w:val="0"/>
+              </w:rPr>
+              <w:t>doi</w:t>
+            </w:r>
+            <w:proofErr w:type="spellEnd"/>
+            <w:r>
+              <w:rPr>
+                <w:b w:val="0"/>
+                <w:bCs w:val="0"/>
+              </w:rPr>
+              <w:t xml:space="preserve">: </w:t>
             </w:r>
             <w:hyperlink r:id="rId13" w:history="1">
               <w:r>
@@ -2717,8 +2896,13 @@
                     <w:pStyle w:val="Heading2"/>
                     <w:keepNext w:val="0"/>
                   </w:pPr>
-                  <w:r>
-                    <w:t>QnRL: Quantum-Native Reinforcement Learning</w:t>
+                  <w:proofErr w:type="spellStart"/>
+                  <w:r>
+                    <w:t>QnRL</w:t>
+                  </w:r>
+                  <w:proofErr w:type="spellEnd"/>
+                  <w:r>
+                    <w:t>: Quantum-Native Reinforcement Learning</w:t>
                   </w:r>
                 </w:p>
               </w:tc>
@@ -2735,11 +2919,16 @@
                     <w:t xml:space="preserve">[ </w:t>
                   </w:r>
                   <w:r>
-                    <w:t>6 / 2026</w:t>
+                    <w:t xml:space="preserve">6 / </w:t>
+                  </w:r>
+                  <w:proofErr w:type="gramStart"/>
+                  <w:r>
+                    <w:t>2026</w:t>
                   </w:r>
                   <w:r>
                     <w:t xml:space="preserve"> ]</w:t>
                   </w:r>
+                  <w:proofErr w:type="gramEnd"/>
                 </w:p>
               </w:tc>
             </w:tr>
@@ -2778,8 +2967,9 @@
                       <w:bCs w:val="0"/>
                       <w:color w:val="7F7F7F" w:themeColor="text1" w:themeTint="80"/>
                     </w:rPr>
-                    <w:t>a novel framework dubbed quantum-native reinforcement learning (QnRL) that natively learn</w:t>
-                  </w:r>
+                    <w:t>a novel framework dubbed quantum-native reinforcement learning (</w:t>
+                  </w:r>
+                  <w:proofErr w:type="spellStart"/>
                   <w:r>
                     <w:rPr>
                       <w:rFonts w:ascii="Helvetica Neue" w:hAnsi="Helvetica Neue"/>
@@ -2787,8 +2977,9 @@
                       <w:bCs w:val="0"/>
                       <w:color w:val="7F7F7F" w:themeColor="text1" w:themeTint="80"/>
                     </w:rPr>
-                    <w:t>s</w:t>
-                  </w:r>
+                    <w:t>QnRL</w:t>
+                  </w:r>
+                  <w:proofErr w:type="spellEnd"/>
                   <w:r>
                     <w:rPr>
                       <w:rFonts w:ascii="Helvetica Neue" w:hAnsi="Helvetica Neue"/>
@@ -2796,7 +2987,7 @@
                       <w:bCs w:val="0"/>
                       <w:color w:val="7F7F7F" w:themeColor="text1" w:themeTint="80"/>
                     </w:rPr>
-                    <w:t xml:space="preserve"> conditional distributions naturally in Hilbert space via superimposed and entangled quantum states</w:t>
+                    <w:t>) that natively learn</w:t>
                   </w:r>
                   <w:r>
                     <w:rPr>
@@ -2805,7 +2996,7 @@
                       <w:bCs w:val="0"/>
                       <w:color w:val="7F7F7F" w:themeColor="text1" w:themeTint="80"/>
                     </w:rPr>
-                    <w:t xml:space="preserve">, and </w:t>
+                    <w:t>s</w:t>
                   </w:r>
                   <w:r>
                     <w:rPr>
@@ -2814,7 +3005,7 @@
                       <w:bCs w:val="0"/>
                       <w:color w:val="7F7F7F" w:themeColor="text1" w:themeTint="80"/>
                     </w:rPr>
-                    <w:t>a novel</w:t>
+                    <w:t xml:space="preserve"> conditional distributions naturally in Hilbert space via superimposed and entangled quantum states</w:t>
                   </w:r>
                   <w:r>
                     <w:rPr>
@@ -2823,7 +3014,7 @@
                       <w:bCs w:val="0"/>
                       <w:color w:val="7F7F7F" w:themeColor="text1" w:themeTint="80"/>
                     </w:rPr>
-                    <w:t xml:space="preserve"> </w:t>
+                    <w:t xml:space="preserve">, and </w:t>
                   </w:r>
                   <w:r>
                     <w:rPr>
@@ -2832,7 +3023,85 @@
                       <w:bCs w:val="0"/>
                       <w:color w:val="7F7F7F" w:themeColor="text1" w:themeTint="80"/>
                     </w:rPr>
-                    <w:t>quantum amplitude kickback (QuAK) algorithm that enables comparing the n-th power of the m-th moment of multiple superimposed distributions.</w:t>
+                    <w:t>a novel</w:t>
+                  </w:r>
+                  <w:r>
+                    <w:rPr>
+                      <w:rFonts w:ascii="Helvetica Neue" w:hAnsi="Helvetica Neue"/>
+                      <w:b w:val="0"/>
+                      <w:bCs w:val="0"/>
+                      <w:color w:val="7F7F7F" w:themeColor="text1" w:themeTint="80"/>
+                    </w:rPr>
+                    <w:t xml:space="preserve"> </w:t>
+                  </w:r>
+                  <w:r>
+                    <w:rPr>
+                      <w:rFonts w:ascii="Helvetica Neue" w:hAnsi="Helvetica Neue"/>
+                      <w:b w:val="0"/>
+                      <w:bCs w:val="0"/>
+                      <w:color w:val="7F7F7F" w:themeColor="text1" w:themeTint="80"/>
+                    </w:rPr>
+                    <w:t>quantum amplitude kickback (</w:t>
+                  </w:r>
+                  <w:proofErr w:type="spellStart"/>
+                  <w:r>
+                    <w:rPr>
+                      <w:rFonts w:ascii="Helvetica Neue" w:hAnsi="Helvetica Neue"/>
+                      <w:b w:val="0"/>
+                      <w:bCs w:val="0"/>
+                      <w:color w:val="7F7F7F" w:themeColor="text1" w:themeTint="80"/>
+                    </w:rPr>
+                    <w:t>QuAK</w:t>
+                  </w:r>
+                  <w:proofErr w:type="spellEnd"/>
+                  <w:r>
+                    <w:rPr>
+                      <w:rFonts w:ascii="Helvetica Neue" w:hAnsi="Helvetica Neue"/>
+                      <w:b w:val="0"/>
+                      <w:bCs w:val="0"/>
+                      <w:color w:val="7F7F7F" w:themeColor="text1" w:themeTint="80"/>
+                    </w:rPr>
+                    <w:t>) algorithm that enables comparing the n-</w:t>
+                  </w:r>
+                  <w:proofErr w:type="spellStart"/>
+                  <w:r>
+                    <w:rPr>
+                      <w:rFonts w:ascii="Helvetica Neue" w:hAnsi="Helvetica Neue"/>
+                      <w:b w:val="0"/>
+                      <w:bCs w:val="0"/>
+                      <w:color w:val="7F7F7F" w:themeColor="text1" w:themeTint="80"/>
+                    </w:rPr>
+                    <w:t>th</w:t>
+                  </w:r>
+                  <w:proofErr w:type="spellEnd"/>
+                  <w:r>
+                    <w:rPr>
+                      <w:rFonts w:ascii="Helvetica Neue" w:hAnsi="Helvetica Neue"/>
+                      <w:b w:val="0"/>
+                      <w:bCs w:val="0"/>
+                      <w:color w:val="7F7F7F" w:themeColor="text1" w:themeTint="80"/>
+                    </w:rPr>
+                    <w:t xml:space="preserve"> power of the m-</w:t>
+                  </w:r>
+                  <w:proofErr w:type="spellStart"/>
+                  <w:r>
+                    <w:rPr>
+                      <w:rFonts w:ascii="Helvetica Neue" w:hAnsi="Helvetica Neue"/>
+                      <w:b w:val="0"/>
+                      <w:bCs w:val="0"/>
+                      <w:color w:val="7F7F7F" w:themeColor="text1" w:themeTint="80"/>
+                    </w:rPr>
+                    <w:t>th</w:t>
+                  </w:r>
+                  <w:proofErr w:type="spellEnd"/>
+                  <w:r>
+                    <w:rPr>
+                      <w:rFonts w:ascii="Helvetica Neue" w:hAnsi="Helvetica Neue"/>
+                      <w:b w:val="0"/>
+                      <w:bCs w:val="0"/>
+                      <w:color w:val="7F7F7F" w:themeColor="text1" w:themeTint="80"/>
+                    </w:rPr>
+                    <w:t xml:space="preserve"> moment of multiple superimposed distributions.</w:t>
                   </w:r>
                 </w:p>
               </w:tc>
@@ -2847,8 +3116,13 @@
                     <w:pStyle w:val="Heading2"/>
                     <w:keepNext w:val="0"/>
                   </w:pPr>
-                  <w:r>
-                    <w:t>eQMARL: Entangled Quantum Multi-Agent Reinforcement Learning for Distributed Cooperation over Quantum Channels</w:t>
+                  <w:proofErr w:type="spellStart"/>
+                  <w:r>
+                    <w:t>eQMARL</w:t>
+                  </w:r>
+                  <w:proofErr w:type="spellEnd"/>
+                  <w:r>
+                    <w:t>: Entangled Quantum Multi-Agent Reinforcement Learning for Distributed Cooperation over Quantum Channels</w:t>
                   </w:r>
                 </w:p>
               </w:tc>
@@ -2865,11 +3139,16 @@
                     <w:t xml:space="preserve">[ </w:t>
                   </w:r>
                   <w:r>
-                    <w:t>4 / 2025</w:t>
+                    <w:t xml:space="preserve">4 / </w:t>
+                  </w:r>
+                  <w:proofErr w:type="gramStart"/>
+                  <w:r>
+                    <w:t>2025</w:t>
                   </w:r>
                   <w:r>
                     <w:t xml:space="preserve"> ]</w:t>
                   </w:r>
+                  <w:proofErr w:type="gramEnd"/>
                 </w:p>
               </w:tc>
             </w:tr>
@@ -2958,11 +3237,16 @@
                     <w:t xml:space="preserve">[ </w:t>
                   </w:r>
                   <w:r>
-                    <w:t>3 / 2023</w:t>
+                    <w:t xml:space="preserve">3 / </w:t>
+                  </w:r>
+                  <w:proofErr w:type="gramStart"/>
+                  <w:r>
+                    <w:t>2023</w:t>
                   </w:r>
                   <w:r>
                     <w:t xml:space="preserve"> ]</w:t>
                   </w:r>
+                  <w:proofErr w:type="gramEnd"/>
                 </w:p>
               </w:tc>
             </w:tr>
@@ -3030,8 +3314,13 @@
                     <w:keepNext w:val="0"/>
                   </w:pPr>
                   <w:r>
-                    <w:t>[ 1/2021 – 8/2022 ]</w:t>
-                  </w:r>
+                    <w:t>[ 1/2021 – 8/</w:t>
+                  </w:r>
+                  <w:proofErr w:type="gramStart"/>
+                  <w:r>
+                    <w:t>2022 ]</w:t>
+                  </w:r>
+                  <w:proofErr w:type="gramEnd"/>
                 </w:p>
               </w:tc>
             </w:tr>
@@ -3159,8 +3448,13 @@
                     <w:pStyle w:val="Heading2"/>
                     <w:keepNext w:val="0"/>
                   </w:pPr>
-                  <w:r>
-                    <w:t>SmartStockRL: Intelligent Stock Trading using Traditional and Deep Q-Learning</w:t>
+                  <w:proofErr w:type="spellStart"/>
+                  <w:r>
+                    <w:t>SmartStockRL</w:t>
+                  </w:r>
+                  <w:proofErr w:type="spellEnd"/>
+                  <w:r>
+                    <w:t>: Intelligent Stock Trading using Traditional and Deep Q-Learning</w:t>
                   </w:r>
                 </w:p>
               </w:tc>
@@ -3174,8 +3468,13 @@
                     <w:keepNext w:val="0"/>
                   </w:pPr>
                   <w:r>
-                    <w:t>[ 10/2021 – 12/2021 ]</w:t>
-                  </w:r>
+                    <w:t>[ 10/2021 – 12/</w:t>
+                  </w:r>
+                  <w:proofErr w:type="gramStart"/>
+                  <w:r>
+                    <w:t>2021 ]</w:t>
+                  </w:r>
+                  <w:proofErr w:type="gramEnd"/>
                 </w:p>
               </w:tc>
             </w:tr>
@@ -3270,8 +3569,13 @@
                     <w:pStyle w:val="Heading2"/>
                     <w:keepNext w:val="0"/>
                   </w:pPr>
-                  <w:r>
-                    <w:t>LyricAI: Using LSTMs to Write Religious Music</w:t>
+                  <w:proofErr w:type="spellStart"/>
+                  <w:r>
+                    <w:t>LyricAI</w:t>
+                  </w:r>
+                  <w:proofErr w:type="spellEnd"/>
+                  <w:r>
+                    <w:t>: Using LSTMs to Write Religious Music</w:t>
                   </w:r>
                 </w:p>
               </w:tc>
@@ -3285,8 +3589,13 @@
                     <w:keepNext w:val="0"/>
                   </w:pPr>
                   <w:r>
-                    <w:t>[ 4/2021 – 5/2021 ]</w:t>
-                  </w:r>
+                    <w:t>[ 4/2021 – 5/</w:t>
+                  </w:r>
+                  <w:proofErr w:type="gramStart"/>
+                  <w:r>
+                    <w:t>2021 ]</w:t>
+                  </w:r>
+                  <w:proofErr w:type="gramEnd"/>
                 </w:p>
               </w:tc>
             </w:tr>
@@ -3396,8 +3705,13 @@
                     <w:keepNext w:val="0"/>
                   </w:pPr>
                   <w:r>
-                    <w:t>[ 8/2016 – 12/2016 ]</w:t>
-                  </w:r>
+                    <w:t>[ 8/2016 – 12/</w:t>
+                  </w:r>
+                  <w:proofErr w:type="gramStart"/>
+                  <w:r>
+                    <w:t>2016 ]</w:t>
+                  </w:r>
+                  <w:proofErr w:type="gramEnd"/>
                 </w:p>
               </w:tc>
             </w:tr>
@@ -3513,7 +3827,15 @@
                     <w:keepNext w:val="0"/>
                   </w:pPr>
                   <w:r>
-                    <w:t xml:space="preserve">[ 8/2015 – 5/2016 ] </w:t>
+                    <w:t>[ 8/2015 – 5/</w:t>
+                  </w:r>
+                  <w:proofErr w:type="gramStart"/>
+                  <w:r>
+                    <w:t>2016 ]</w:t>
+                  </w:r>
+                  <w:proofErr w:type="gramEnd"/>
+                  <w:r>
+                    <w:t xml:space="preserve"> </w:t>
                   </w:r>
                 </w:p>
               </w:tc>
@@ -3529,7 +3851,15 @@
                     <w:pStyle w:val="Content"/>
                   </w:pPr>
                   <w:r>
-                    <w:t xml:space="preserve">Created a wireless off-the-shelf device for interfacing with vehicle OBDII system. Developed companion Linux and mobile application software for wireless data acquisition and interaction. Learned project management, project documentation such as request for proposal, and customer relations from instructors that have extensive backgrounds in the corporate world. </w:t>
+                    <w:t xml:space="preserve">Created a wireless off-the-shelf device for interfacing with vehicle OBDII system. Developed companion Linux and mobile application software for wireless data acquisition and interaction. Learned project management, project documentation such as </w:t>
+                  </w:r>
+                  <w:proofErr w:type="gramStart"/>
+                  <w:r>
+                    <w:t>request</w:t>
+                  </w:r>
+                  <w:proofErr w:type="gramEnd"/>
+                  <w:r>
+                    <w:t xml:space="preserve"> for proposal, and customer relations from instructors that have extensive backgrounds in the corporate world. </w:t>
                   </w:r>
                 </w:p>
               </w:tc>
@@ -3633,8 +3963,13 @@
                     <w:keepNext w:val="0"/>
                   </w:pPr>
                   <w:r>
-                    <w:t>[ 1/2015 – 5/2015 ]</w:t>
-                  </w:r>
+                    <w:t>[ 1/2015 – 5/</w:t>
+                  </w:r>
+                  <w:proofErr w:type="gramStart"/>
+                  <w:r>
+                    <w:t>2015 ]</w:t>
+                  </w:r>
+                  <w:proofErr w:type="gramEnd"/>
                 </w:p>
               </w:tc>
             </w:tr>
@@ -3649,7 +3984,31 @@
                     <w:pStyle w:val="Content"/>
                   </w:pPr>
                   <w:r>
-                    <w:t>Developed a RTL-SDR receiver system called ‘RadioPi’ to process local FM transmissions. Signal processing algorithms are written in Python using GNURadio API and custom signal blocks. Design elements include the Raspberry Pi, USB RTL-SDR antenna, and breadboard circuitry for user interface.</w:t>
+                    <w:t xml:space="preserve">Developed </w:t>
+                  </w:r>
+                  <w:proofErr w:type="gramStart"/>
+                  <w:r>
+                    <w:t>a</w:t>
+                  </w:r>
+                  <w:proofErr w:type="gramEnd"/>
+                  <w:r>
+                    <w:t xml:space="preserve"> RTL-SDR receiver system called ‘</w:t>
+                  </w:r>
+                  <w:proofErr w:type="spellStart"/>
+                  <w:r>
+                    <w:t>RadioPi</w:t>
+                  </w:r>
+                  <w:proofErr w:type="spellEnd"/>
+                  <w:r>
+                    <w:t xml:space="preserve">’ to process local FM transmissions. Signal processing algorithms are written in Python using </w:t>
+                  </w:r>
+                  <w:proofErr w:type="spellStart"/>
+                  <w:r>
+                    <w:t>GNURadio</w:t>
+                  </w:r>
+                  <w:proofErr w:type="spellEnd"/>
+                  <w:r>
+                    <w:t xml:space="preserve"> API and custom signal blocks. Design elements include the Raspberry Pi, USB RTL-SDR antenna, and breadboard circuitry for user interface.</w:t>
                   </w:r>
                 </w:p>
               </w:tc>
@@ -3753,8 +4112,13 @@
                     <w:keepNext w:val="0"/>
                   </w:pPr>
                   <w:r>
-                    <w:t>[ 7/2015 – 08/2015 ]</w:t>
-                  </w:r>
+                    <w:t>[ 7/2015 – 08/</w:t>
+                  </w:r>
+                  <w:proofErr w:type="gramStart"/>
+                  <w:r>
+                    <w:t>2015 ]</w:t>
+                  </w:r>
+                  <w:proofErr w:type="gramEnd"/>
                 </w:p>
               </w:tc>
             </w:tr>
@@ -3772,7 +4136,13 @@
                     <w:pStyle w:val="Content"/>
                   </w:pPr>
                   <w:r>
-                    <w:t>Developed ‘Velo’, an Android mobile and wearable application that navigates exclusively using onboard GPS modules, thus bypassing the need for wireless data. Users can logon using Facebook and store their routes to local SQLite and online SQL databases using AWS. Crash detection is implemented using onboard gyroscope and accelerometer sensors, notifying a set of emergency contacts of your situation upon detection of the crash.</w:t>
+                    <w:t>Developed ‘Velo’, an Android mobile and wearable application that navigates exclusively using onboard GPS modules, thus bypassing the need for wireless data. Users can log</w:t>
+                  </w:r>
+                  <w:r>
+                    <w:t xml:space="preserve"> </w:t>
+                  </w:r>
+                  <w:r>
+                    <w:t>on using Facebook and store their routes to local SQLite and online SQL databases using AWS. Crash detection is implemented using onboard gyroscope and accelerometer sensors, notifying a set of emergency contacts of your situation upon detection of the crash.</w:t>
                   </w:r>
                 </w:p>
               </w:tc>
@@ -4129,8 +4499,13 @@
                   <w:r>
                     <w:t xml:space="preserve">/ </w:t>
                   </w:r>
-                  <w:r>
-                    <w:t xml:space="preserve">PyTorch </w:t>
+                  <w:proofErr w:type="spellStart"/>
+                  <w:r>
+                    <w:t>PyTorch</w:t>
+                  </w:r>
+                  <w:proofErr w:type="spellEnd"/>
+                  <w:r>
+                    <w:t xml:space="preserve"> </w:t>
                   </w:r>
                   <w:r>
                     <w:t>/</w:t>
@@ -4148,8 +4523,13 @@
                   <w:r>
                     <w:t xml:space="preserve">PennyLane / </w:t>
                   </w:r>
-                  <w:r>
-                    <w:t>Qiskit / Cirq / TensorFlow Quantum / Torch Quantum</w:t>
+                  <w:proofErr w:type="spellStart"/>
+                  <w:r>
+                    <w:t>Qiskit</w:t>
+                  </w:r>
+                  <w:proofErr w:type="spellEnd"/>
+                  <w:r>
+                    <w:t xml:space="preserve"> / Cirq / TensorFlow Quantum / Torch Quantum</w:t>
                   </w:r>
                   <w:r>
                     <w:br/>
@@ -4158,19 +4538,64 @@
                     <w:t xml:space="preserve">/ </w:t>
                   </w:r>
                   <w:r>
-                    <w:t xml:space="preserve">NumPy / Pandas / SciPy / Scikit-Learn / Matplotlib / Seaborn / Flask / NetworkX </w:t>
+                    <w:t xml:space="preserve">NumPy / Pandas / SciPy / Scikit-Learn / Matplotlib / Seaborn / Flask / </w:t>
+                  </w:r>
+                  <w:proofErr w:type="spellStart"/>
+                  <w:r>
+                    <w:t>NetworkX</w:t>
+                  </w:r>
+                  <w:proofErr w:type="spellEnd"/>
+                  <w:r>
+                    <w:t xml:space="preserve"> </w:t>
                   </w:r>
                   <w:r>
                     <w:br/>
                   </w:r>
                   <w:r>
-                    <w:t xml:space="preserve">/ BeautifulSoup / OpenCV / Pillow / PyQt / Pytest / </w:t>
+                    <w:t xml:space="preserve">/ </w:t>
+                  </w:r>
+                  <w:proofErr w:type="spellStart"/>
+                  <w:r>
+                    <w:t>BeautifulSoup</w:t>
+                  </w:r>
+                  <w:proofErr w:type="spellEnd"/>
+                  <w:r>
+                    <w:t xml:space="preserve"> / OpenCV / Pillow / </w:t>
+                  </w:r>
+                  <w:proofErr w:type="spellStart"/>
+                  <w:r>
+                    <w:t>PyQt</w:t>
+                  </w:r>
+                  <w:proofErr w:type="spellEnd"/>
+                  <w:r>
+                    <w:t xml:space="preserve"> / </w:t>
+                  </w:r>
+                  <w:proofErr w:type="spellStart"/>
+                  <w:r>
+                    <w:t>Pytest</w:t>
+                  </w:r>
+                  <w:proofErr w:type="spellEnd"/>
+                  <w:r>
+                    <w:t xml:space="preserve"> / </w:t>
                   </w:r>
                   <w:r>
                     <w:t xml:space="preserve">UV / </w:t>
                   </w:r>
-                  <w:r>
-                    <w:t>Pipenv / Pyenv / Requests</w:t>
+                  <w:proofErr w:type="spellStart"/>
+                  <w:r>
+                    <w:t>Pipenv</w:t>
+                  </w:r>
+                  <w:proofErr w:type="spellEnd"/>
+                  <w:r>
+                    <w:t xml:space="preserve"> / </w:t>
+                  </w:r>
+                  <w:proofErr w:type="spellStart"/>
+                  <w:r>
+                    <w:t>Pyenv</w:t>
+                  </w:r>
+                  <w:proofErr w:type="spellEnd"/>
+                  <w:r>
+                    <w:t xml:space="preserve"> / Requests</w:t>
                   </w:r>
                   <w:r>
                     <w:t xml:space="preserve"> </w:t>
@@ -4465,7 +4890,15 @@
                     <w:t>Microservices</w:t>
                   </w:r>
                   <w:r>
-                    <w:t>:  Docker / Singularity / Podman / Kubernetes</w:t>
+                    <w:t xml:space="preserve">:  Docker / Singularity / </w:t>
+                  </w:r>
+                  <w:proofErr w:type="spellStart"/>
+                  <w:r>
+                    <w:t>Podman</w:t>
+                  </w:r>
+                  <w:proofErr w:type="spellEnd"/>
+                  <w:r>
+                    <w:t xml:space="preserve"> / Kubernetes</w:t>
                   </w:r>
                 </w:p>
                 <w:p>
@@ -4518,10 +4951,23 @@
                     <w:t>Databases</w:t>
                   </w:r>
                   <w:r>
-                    <w:t xml:space="preserve">: InfluxDB / MongoDB / MySQL / SQLite / </w:t>
-                  </w:r>
-                  <w:r>
-                    <w:t xml:space="preserve">GraphQL / </w:t>
+                    <w:t xml:space="preserve">: </w:t>
+                  </w:r>
+                  <w:proofErr w:type="spellStart"/>
+                  <w:r>
+                    <w:t>InfluxDB</w:t>
+                  </w:r>
+                  <w:proofErr w:type="spellEnd"/>
+                  <w:r>
+                    <w:t xml:space="preserve"> / MongoDB / MySQL / SQLite / </w:t>
+                  </w:r>
+                  <w:proofErr w:type="spellStart"/>
+                  <w:r>
+                    <w:t>GraphQL</w:t>
+                  </w:r>
+                  <w:proofErr w:type="spellEnd"/>
+                  <w:r>
+                    <w:t xml:space="preserve"> / </w:t>
                   </w:r>
                   <w:r>
                     <w:t>Redis</w:t>
@@ -4817,124 +5263,52 @@
               <w:pStyle w:val="Heading2"/>
               <w:ind w:left="-13"/>
             </w:pPr>
-            <w:r>
-              <w:t xml:space="preserve">Eta Kappa Nu </w:t>
-            </w:r>
-            <w:r>
-              <w:t>(Electrical Engineering Honor Society</w:t>
+            <w:proofErr w:type="spellStart"/>
+            <w:r>
+              <w:t>Eta</w:t>
+            </w:r>
+            <w:proofErr w:type="spellEnd"/>
+            <w:r>
+              <w:t xml:space="preserve"> Kappa Nu </w:t>
+            </w:r>
+            <w:r>
+              <w:t xml:space="preserve">(Electrical Engineering Honor </w:t>
+            </w:r>
+            <w:proofErr w:type="gramStart"/>
+            <w:r>
+              <w:t>Society</w:t>
             </w:r>
             <w:r>
               <w:t xml:space="preserve">)   </w:t>
             </w:r>
+            <w:proofErr w:type="gramEnd"/>
             <w:r>
               <w:rPr>
                 <w:color w:val="4F81BD" w:themeColor="accent1"/>
                 <w:sz w:val="16"/>
                 <w:szCs w:val="24"/>
               </w:rPr>
-              <w:t>[ 2021 – Present ]</w:t>
-            </w:r>
-          </w:p>
-          <w:p>
-            <w:pPr>
-              <w:pStyle w:val="Heading2"/>
-              <w:ind w:left="-13"/>
-            </w:pPr>
-            <w:r>
-              <w:t xml:space="preserve">IEEE  </w:t>
-            </w:r>
+              <w:t xml:space="preserve">[ 2021 – </w:t>
+            </w:r>
+            <w:proofErr w:type="gramStart"/>
             <w:r>
               <w:rPr>
                 <w:color w:val="4F81BD" w:themeColor="accent1"/>
                 <w:sz w:val="16"/>
                 <w:szCs w:val="24"/>
               </w:rPr>
-              <w:t>[ 2021 – Present ]</w:t>
-            </w:r>
-          </w:p>
-        </w:tc>
-      </w:tr>
-      <w:tr>
-        <w:tc>
-          <w:tcPr>
-            <w:tcW w:w="458" w:type="pct"/>
-          </w:tcPr>
-          <w:p>
-            <w:pPr>
-              <w:pStyle w:val="Heading1"/>
-              <w:keepNext w:val="0"/>
-              <w:rPr>
-                <w:sz w:val="10"/>
-                <w:szCs w:val="10"/>
-              </w:rPr>
-            </w:pPr>
-          </w:p>
-        </w:tc>
-        <w:tc>
-          <w:tcPr>
-            <w:tcW w:w="86" w:type="pct"/>
-          </w:tcPr>
-          <w:p>
-            <w:pPr>
-              <w:rPr>
-                <w:sz w:val="10"/>
-                <w:szCs w:val="10"/>
-              </w:rPr>
-            </w:pPr>
-          </w:p>
-        </w:tc>
-        <w:tc>
-          <w:tcPr>
-            <w:tcW w:w="4456" w:type="pct"/>
-          </w:tcPr>
-          <w:p>
-            <w:pPr>
-              <w:rPr>
-                <w:sz w:val="10"/>
-                <w:szCs w:val="10"/>
-              </w:rPr>
-            </w:pPr>
-          </w:p>
-        </w:tc>
-      </w:tr>
-      <w:tr>
-        <w:tc>
-          <w:tcPr>
-            <w:tcW w:w="458" w:type="pct"/>
-          </w:tcPr>
-          <w:p>
-            <w:pPr>
-              <w:pStyle w:val="Heading1"/>
-              <w:keepNext w:val="0"/>
-            </w:pPr>
-            <w:r>
-              <w:t>Honors &amp; Awards</w:t>
-            </w:r>
-          </w:p>
-        </w:tc>
-        <w:tc>
-          <w:tcPr>
-            <w:tcW w:w="86" w:type="pct"/>
-          </w:tcPr>
-          <w:p/>
-        </w:tc>
-        <w:tc>
-          <w:tcPr>
-            <w:tcW w:w="4456" w:type="pct"/>
-          </w:tcPr>
+              <w:t>Present ]</w:t>
+            </w:r>
+            <w:proofErr w:type="gramEnd"/>
+          </w:p>
           <w:p>
             <w:pPr>
               <w:pStyle w:val="Heading2"/>
               <w:ind w:left="-13"/>
             </w:pPr>
-            <w:r>
-              <w:t>Bradley Fellowship</w:t>
-            </w:r>
-            <w:r>
-              <w:t xml:space="preserve"> </w:t>
-            </w:r>
-            <w:r>
-              <w:t xml:space="preserve"> </w:t>
+            <w:proofErr w:type="gramStart"/>
+            <w:r>
+              <w:t xml:space="preserve">IEEE  </w:t>
             </w:r>
             <w:r>
               <w:rPr>
@@ -4942,24 +5316,163 @@
                 <w:sz w:val="16"/>
                 <w:szCs w:val="24"/>
               </w:rPr>
-              <w:t>[ 202</w:t>
-            </w:r>
+              <w:t>[</w:t>
+            </w:r>
+            <w:proofErr w:type="gramEnd"/>
             <w:r>
               <w:rPr>
                 <w:color w:val="4F81BD" w:themeColor="accent1"/>
                 <w:sz w:val="16"/>
                 <w:szCs w:val="24"/>
               </w:rPr>
-              <w:t>2</w:t>
-            </w:r>
+              <w:t xml:space="preserve"> 2021 – </w:t>
+            </w:r>
+            <w:proofErr w:type="gramStart"/>
             <w:r>
               <w:rPr>
                 <w:color w:val="4F81BD" w:themeColor="accent1"/>
                 <w:sz w:val="16"/>
                 <w:szCs w:val="24"/>
               </w:rPr>
-              <w:t xml:space="preserve"> – Present ]</w:t>
-            </w:r>
+              <w:t>Present ]</w:t>
+            </w:r>
+            <w:proofErr w:type="gramEnd"/>
+          </w:p>
+        </w:tc>
+      </w:tr>
+      <w:tr>
+        <w:tc>
+          <w:tcPr>
+            <w:tcW w:w="458" w:type="pct"/>
+          </w:tcPr>
+          <w:p>
+            <w:pPr>
+              <w:pStyle w:val="Heading1"/>
+              <w:keepNext w:val="0"/>
+              <w:rPr>
+                <w:sz w:val="10"/>
+                <w:szCs w:val="10"/>
+              </w:rPr>
+            </w:pPr>
+          </w:p>
+        </w:tc>
+        <w:tc>
+          <w:tcPr>
+            <w:tcW w:w="86" w:type="pct"/>
+          </w:tcPr>
+          <w:p>
+            <w:pPr>
+              <w:rPr>
+                <w:sz w:val="10"/>
+                <w:szCs w:val="10"/>
+              </w:rPr>
+            </w:pPr>
+          </w:p>
+        </w:tc>
+        <w:tc>
+          <w:tcPr>
+            <w:tcW w:w="4456" w:type="pct"/>
+          </w:tcPr>
+          <w:p>
+            <w:pPr>
+              <w:rPr>
+                <w:sz w:val="10"/>
+                <w:szCs w:val="10"/>
+              </w:rPr>
+            </w:pPr>
+          </w:p>
+        </w:tc>
+      </w:tr>
+      <w:tr>
+        <w:tc>
+          <w:tcPr>
+            <w:tcW w:w="458" w:type="pct"/>
+          </w:tcPr>
+          <w:p>
+            <w:pPr>
+              <w:pStyle w:val="Heading1"/>
+              <w:keepNext w:val="0"/>
+            </w:pPr>
+            <w:r>
+              <w:t>Honors &amp; Awards</w:t>
+            </w:r>
+          </w:p>
+        </w:tc>
+        <w:tc>
+          <w:tcPr>
+            <w:tcW w:w="86" w:type="pct"/>
+          </w:tcPr>
+          <w:p/>
+        </w:tc>
+        <w:tc>
+          <w:tcPr>
+            <w:tcW w:w="4456" w:type="pct"/>
+          </w:tcPr>
+          <w:p>
+            <w:pPr>
+              <w:pStyle w:val="Heading2"/>
+              <w:ind w:left="-13"/>
+            </w:pPr>
+            <w:r>
+              <w:t>Bradley Fellowship</w:t>
+            </w:r>
+            <w:r>
+              <w:t xml:space="preserve">, </w:t>
+            </w:r>
+            <w:r>
+              <w:rPr>
+                <w:b w:val="0"/>
+                <w:bCs w:val="0"/>
+              </w:rPr>
+              <w:t>Virginia Tech</w:t>
+            </w:r>
+            <w:r>
+              <w:t xml:space="preserve">, </w:t>
+            </w:r>
+            <w:r>
+              <w:rPr>
+                <w:b w:val="0"/>
+                <w:bCs w:val="0"/>
+              </w:rPr>
+              <w:t>Department of Electrical and Computer Engineering</w:t>
+            </w:r>
+            <w:r>
+              <w:t xml:space="preserve"> </w:t>
+            </w:r>
+            <w:r>
+              <w:rPr>
+                <w:color w:val="4F81BD" w:themeColor="accent1"/>
+                <w:sz w:val="16"/>
+                <w:szCs w:val="24"/>
+              </w:rPr>
+              <w:t>[ 202</w:t>
+            </w:r>
+            <w:r>
+              <w:rPr>
+                <w:color w:val="4F81BD" w:themeColor="accent1"/>
+                <w:sz w:val="16"/>
+                <w:szCs w:val="24"/>
+              </w:rPr>
+              <w:t>2</w:t>
+            </w:r>
+            <w:r>
+              <w:rPr>
+                <w:color w:val="4F81BD" w:themeColor="accent1"/>
+                <w:sz w:val="16"/>
+                <w:szCs w:val="24"/>
+              </w:rPr>
+              <w:t xml:space="preserve"> – </w:t>
+            </w:r>
+            <w:proofErr w:type="gramStart"/>
+            <w:r>
+              <w:rPr>
+                <w:color w:val="4F81BD" w:themeColor="accent1"/>
+                <w:sz w:val="16"/>
+                <w:szCs w:val="24"/>
+              </w:rPr>
+              <w:t>Present ]</w:t>
+            </w:r>
+            <w:proofErr w:type="gramEnd"/>
           </w:p>
           <w:p>
             <w:pPr>
@@ -5308,6 +5821,7 @@
                     </w:rPr>
                     <w:t xml:space="preserve"> – </w:t>
                   </w:r>
+                  <w:proofErr w:type="gramStart"/>
                   <w:r>
                     <w:rPr>
                       <w:color w:val="4F81BD" w:themeColor="accent1"/>
@@ -5322,7 +5836,16 @@
                       <w:sz w:val="16"/>
                       <w:szCs w:val="16"/>
                     </w:rPr>
-                    <w:t xml:space="preserve"> ] </w:t>
+                    <w:t xml:space="preserve"> ]</w:t>
+                  </w:r>
+                  <w:proofErr w:type="gramEnd"/>
+                  <w:r>
+                    <w:rPr>
+                      <w:color w:val="4F81BD" w:themeColor="accent1"/>
+                      <w:sz w:val="16"/>
+                      <w:szCs w:val="16"/>
+                    </w:rPr>
+                    <w:t xml:space="preserve"> </w:t>
                   </w:r>
                   <w:r>
                     <w:rPr>
@@ -5423,7 +5946,28 @@
                     <w:keepNext w:val="0"/>
                   </w:pPr>
                   <w:r>
-                    <w:t xml:space="preserve">Church AV, IT, and Experience Teams </w:t>
+                    <w:t>Church A</w:t>
+                  </w:r>
+                  <w:r>
+                    <w:t>udio-</w:t>
+                  </w:r>
+                  <w:r>
+                    <w:t>V</w:t>
+                  </w:r>
+                  <w:r>
+                    <w:t>isual</w:t>
+                  </w:r>
+                  <w:r>
+                    <w:t xml:space="preserve"> (AV)</w:t>
+                  </w:r>
+                  <w:r>
+                    <w:t xml:space="preserve">, </w:t>
+                  </w:r>
+                  <w:r>
+                    <w:t>Information Technology (IT)</w:t>
+                  </w:r>
+                  <w:r>
+                    <w:t xml:space="preserve">, and Experience Teams </w:t>
                   </w:r>
                   <w:r>
                     <w:rPr>
@@ -5449,6 +5993,7 @@
                     </w:rPr>
                     <w:t xml:space="preserve"> – </w:t>
                   </w:r>
+                  <w:proofErr w:type="gramStart"/>
                   <w:r>
                     <w:rPr>
                       <w:color w:val="4F81BD" w:themeColor="accent1"/>
@@ -5465,6 +6010,7 @@
                     </w:rPr>
                     <w:t xml:space="preserve"> ]</w:t>
                   </w:r>
+                  <w:proofErr w:type="gramEnd"/>
                   <w:r>
                     <w:rPr>
                       <w:color w:val="4F81BD" w:themeColor="accent1"/>
@@ -5511,7 +6057,7 @@
                       <w:sz w:val="16"/>
                       <w:szCs w:val="16"/>
                     </w:rPr>
-                    <w:t xml:space="preserve">on the </w:t>
+                    <w:t xml:space="preserve">to serve </w:t>
                   </w:r>
                   <w:r>
                     <w:rPr>
@@ -5521,7 +6067,7 @@
                       <w:sz w:val="16"/>
                       <w:szCs w:val="16"/>
                     </w:rPr>
-                    <w:t>AV</w:t>
+                    <w:t xml:space="preserve">on the </w:t>
                   </w:r>
                   <w:r>
                     <w:rPr>
@@ -5531,7 +6077,7 @@
                       <w:sz w:val="16"/>
                       <w:szCs w:val="16"/>
                     </w:rPr>
-                    <w:t xml:space="preserve">, </w:t>
+                    <w:t>AV</w:t>
                   </w:r>
                   <w:r>
                     <w:rPr>
@@ -5541,7 +6087,7 @@
                       <w:sz w:val="16"/>
                       <w:szCs w:val="16"/>
                     </w:rPr>
-                    <w:t>IT</w:t>
+                    <w:t xml:space="preserve">, </w:t>
                   </w:r>
                   <w:r>
                     <w:rPr>
@@ -5551,10 +6097,17 @@
                       <w:sz w:val="16"/>
                       <w:szCs w:val="16"/>
                     </w:rPr>
+                    <w:t>IT</w:t>
+                  </w:r>
+                  <w:r>
+                    <w:rPr>
+                      <w:b w:val="0"/>
+                      <w:bCs w:val="0"/>
+                      <w:color w:val="7F7F7F" w:themeColor="text1" w:themeTint="80"/>
+                      <w:sz w:val="16"/>
+                      <w:szCs w:val="16"/>
+                    </w:rPr>
                     <w:t>, and experience teams.</w:t>
-                  </w:r>
-                  <w:r>
-                    <w:t xml:space="preserve">  </w:t>
                   </w:r>
                 </w:p>
               </w:tc>
@@ -5639,7 +6192,25 @@
                       <w:sz w:val="16"/>
                       <w:szCs w:val="16"/>
                     </w:rPr>
-                    <w:t xml:space="preserve">[ 2013 – 2014 ] </w:t>
+                    <w:t xml:space="preserve">[ 2013 – </w:t>
+                  </w:r>
+                  <w:proofErr w:type="gramStart"/>
+                  <w:r>
+                    <w:rPr>
+                      <w:color w:val="4F81BD" w:themeColor="accent1"/>
+                      <w:sz w:val="16"/>
+                      <w:szCs w:val="16"/>
+                    </w:rPr>
+                    <w:t>2014 ]</w:t>
+                  </w:r>
+                  <w:proofErr w:type="gramEnd"/>
+                  <w:r>
+                    <w:rPr>
+                      <w:color w:val="4F81BD" w:themeColor="accent1"/>
+                      <w:sz w:val="16"/>
+                      <w:szCs w:val="16"/>
+                    </w:rPr>
+                    <w:t xml:space="preserve"> </w:t>
                   </w:r>
                   <w:r>
                     <w:rPr>
@@ -5751,7 +6322,18 @@
                       <w:sz w:val="16"/>
                       <w:szCs w:val="16"/>
                     </w:rPr>
-                    <w:t>Belgium, Canada, France, Germany, Mexico, Netherlands, U.S. &amp; Hawaii</w:t>
+                    <w:t>Singapore, B</w:t>
+                  </w:r>
+                  <w:r>
+                    <w:rPr>
+                      <w:rFonts w:ascii="Helvetica Neue" w:hAnsi="Helvetica Neue"/>
+                      <w:b w:val="0"/>
+                      <w:bCs w:val="0"/>
+                      <w:color w:val="7F7F7F" w:themeColor="text1" w:themeTint="80"/>
+                      <w:sz w:val="16"/>
+                      <w:szCs w:val="16"/>
+                    </w:rPr>
+                    <w:t>elgium, Canada, France, Germany, Mexico, Netherlands, U.S. &amp; Hawaii</w:t>
                   </w:r>
                 </w:p>
               </w:tc>
@@ -8218,12 +8800,12 @@
     <w:rsid w:val="001078C8"/>
     <w:rsid w:val="001E6351"/>
     <w:rsid w:val="0021737E"/>
-    <w:rsid w:val="002250DA"/>
     <w:rsid w:val="00230187"/>
     <w:rsid w:val="00302FDA"/>
     <w:rsid w:val="0032046F"/>
     <w:rsid w:val="003A5844"/>
     <w:rsid w:val="004724DF"/>
+    <w:rsid w:val="004A4065"/>
     <w:rsid w:val="004B2B15"/>
     <w:rsid w:val="004B72E9"/>
     <w:rsid w:val="004E6208"/>

--- a/derieux_resume_multipage.docx
+++ b/derieux_resume_multipage.docx
@@ -9,6 +9,137 @@
           <w:szCs w:val="2"/>
         </w:rPr>
       </w:pPr>
+      <w:r>
+        <w:rPr>
+          <w:noProof/>
+          <w:sz w:val="2"/>
+          <w:szCs w:val="2"/>
+        </w:rPr>
+        <w:drawing>
+          <wp:anchor distT="0" distB="0" distL="114300" distR="114300" simplePos="0" relativeHeight="251656192" behindDoc="0" locked="0" layoutInCell="1" allowOverlap="1" wp14:anchorId="5A7EC8B1" wp14:editId="13B7FE2D">
+            <wp:simplePos x="0" y="0"/>
+            <wp:positionH relativeFrom="column">
+              <wp:posOffset>6121400</wp:posOffset>
+            </wp:positionH>
+            <wp:positionV relativeFrom="paragraph">
+              <wp:posOffset>-8467</wp:posOffset>
+            </wp:positionV>
+            <wp:extent cx="763058" cy="763058"/>
+            <wp:effectExtent l="0" t="0" r="0" b="0"/>
+            <wp:wrapNone/>
+            <wp:docPr id="1921455873" name="Picture 7">
+              <a:hlinkClick xmlns:a="http://schemas.openxmlformats.org/drawingml/2006/main" r:id="rId8"/>
+              <a:extLst xmlns:a="http://schemas.openxmlformats.org/drawingml/2006/main">
+                <a:ext uri="{FF2B5EF4-FFF2-40B4-BE49-F238E27FC236}">
+                  <a16:creationId xmlns:a16="http://schemas.microsoft.com/office/drawing/2014/main" id="{56B23A86-56E0-68C0-97BA-FF1E7EF0F85B}"/>
+                </a:ext>
+              </a:extLst>
+            </wp:docPr>
+            <wp:cNvGraphicFramePr>
+              <a:graphicFrameLocks xmlns:a="http://schemas.openxmlformats.org/drawingml/2006/main" noChangeAspect="1"/>
+            </wp:cNvGraphicFramePr>
+            <a:graphic xmlns:a="http://schemas.openxmlformats.org/drawingml/2006/main">
+              <a:graphicData uri="http://schemas.openxmlformats.org/drawingml/2006/picture">
+                <pic:pic xmlns:pic="http://schemas.openxmlformats.org/drawingml/2006/picture">
+                  <pic:nvPicPr>
+                    <pic:cNvPr id="1921455873" name="Picture 7">
+                      <a:hlinkClick r:id="rId8"/>
+                      <a:extLst>
+                        <a:ext uri="{FF2B5EF4-FFF2-40B4-BE49-F238E27FC236}">
+                          <a16:creationId xmlns:a16="http://schemas.microsoft.com/office/drawing/2014/main" id="{56B23A86-56E0-68C0-97BA-FF1E7EF0F85B}"/>
+                        </a:ext>
+                      </a:extLst>
+                    </pic:cNvPr>
+                    <pic:cNvPicPr>
+                      <a:picLocks noChangeAspect="1"/>
+                    </pic:cNvPicPr>
+                  </pic:nvPicPr>
+                  <pic:blipFill>
+                    <a:blip r:embed="rId9"/>
+                    <a:stretch>
+                      <a:fillRect/>
+                    </a:stretch>
+                  </pic:blipFill>
+                  <pic:spPr>
+                    <a:xfrm>
+                      <a:off x="0" y="0"/>
+                      <a:ext cx="763058" cy="763058"/>
+                    </a:xfrm>
+                    <a:prstGeom prst="rect">
+                      <a:avLst/>
+                    </a:prstGeom>
+                  </pic:spPr>
+                </pic:pic>
+              </a:graphicData>
+            </a:graphic>
+          </wp:anchor>
+        </w:drawing>
+      </w:r>
+      <w:r>
+        <w:rPr>
+          <w:noProof/>
+          <w:sz w:val="2"/>
+          <w:szCs w:val="2"/>
+        </w:rPr>
+        <w:drawing>
+          <wp:anchor distT="0" distB="0" distL="114300" distR="114300" simplePos="0" relativeHeight="251662336" behindDoc="0" locked="0" layoutInCell="1" allowOverlap="1" wp14:anchorId="0ED92676" wp14:editId="21B8F5D9">
+            <wp:simplePos x="0" y="0"/>
+            <wp:positionH relativeFrom="column">
+              <wp:posOffset>5147733</wp:posOffset>
+            </wp:positionH>
+            <wp:positionV relativeFrom="paragraph">
+              <wp:posOffset>-8467</wp:posOffset>
+            </wp:positionV>
+            <wp:extent cx="763694" cy="763694"/>
+            <wp:effectExtent l="0" t="0" r="0" b="0"/>
+            <wp:wrapNone/>
+            <wp:docPr id="744899699" name="Picture 7">
+              <a:hlinkClick xmlns:a="http://schemas.openxmlformats.org/drawingml/2006/main" r:id="rId10"/>
+              <a:extLst xmlns:a="http://schemas.openxmlformats.org/drawingml/2006/main">
+                <a:ext uri="{FF2B5EF4-FFF2-40B4-BE49-F238E27FC236}">
+                  <a16:creationId xmlns:a16="http://schemas.microsoft.com/office/drawing/2014/main" id="{990593A1-F077-06CF-5AE3-E6DD28C4C006}"/>
+                </a:ext>
+              </a:extLst>
+            </wp:docPr>
+            <wp:cNvGraphicFramePr>
+              <a:graphicFrameLocks xmlns:a="http://schemas.openxmlformats.org/drawingml/2006/main" noChangeAspect="1"/>
+            </wp:cNvGraphicFramePr>
+            <a:graphic xmlns:a="http://schemas.openxmlformats.org/drawingml/2006/main">
+              <a:graphicData uri="http://schemas.openxmlformats.org/drawingml/2006/picture">
+                <pic:pic xmlns:pic="http://schemas.openxmlformats.org/drawingml/2006/picture">
+                  <pic:nvPicPr>
+                    <pic:cNvPr id="744899699" name="Picture 7">
+                      <a:hlinkClick r:id="rId10"/>
+                      <a:extLst>
+                        <a:ext uri="{FF2B5EF4-FFF2-40B4-BE49-F238E27FC236}">
+                          <a16:creationId xmlns:a16="http://schemas.microsoft.com/office/drawing/2014/main" id="{990593A1-F077-06CF-5AE3-E6DD28C4C006}"/>
+                        </a:ext>
+                      </a:extLst>
+                    </pic:cNvPr>
+                    <pic:cNvPicPr>
+                      <a:picLocks noChangeAspect="1"/>
+                    </pic:cNvPicPr>
+                  </pic:nvPicPr>
+                  <pic:blipFill>
+                    <a:blip r:embed="rId11"/>
+                    <a:srcRect/>
+                    <a:stretch/>
+                  </pic:blipFill>
+                  <pic:spPr>
+                    <a:xfrm>
+                      <a:off x="0" y="0"/>
+                      <a:ext cx="763694" cy="763694"/>
+                    </a:xfrm>
+                    <a:prstGeom prst="rect">
+                      <a:avLst/>
+                    </a:prstGeom>
+                  </pic:spPr>
+                </pic:pic>
+              </a:graphicData>
+            </a:graphic>
+          </wp:anchor>
+        </w:drawing>
+      </w:r>
     </w:p>
     <w:tbl>
       <w:tblPr>
@@ -62,6 +193,295 @@
                 <w:sz w:val="48"/>
               </w:rPr>
             </w:pPr>
+            <w:r>
+              <w:rPr>
+                <w:rFonts w:hint="eastAsia"/>
+                <w:noProof/>
+                <w:sz w:val="48"/>
+              </w:rPr>
+              <mc:AlternateContent>
+                <mc:Choice Requires="wpg">
+                  <w:drawing>
+                    <wp:anchor distT="0" distB="0" distL="114300" distR="114300" simplePos="0" relativeHeight="251657216" behindDoc="0" locked="0" layoutInCell="1" allowOverlap="1" wp14:anchorId="4C8668DA" wp14:editId="0371C09B">
+                      <wp:simplePos x="0" y="0"/>
+                      <wp:positionH relativeFrom="column">
+                        <wp:posOffset>5773367</wp:posOffset>
+                      </wp:positionH>
+                      <wp:positionV relativeFrom="paragraph">
+                        <wp:posOffset>269832</wp:posOffset>
+                      </wp:positionV>
+                      <wp:extent cx="199525" cy="194160"/>
+                      <wp:effectExtent l="0" t="0" r="3810" b="0"/>
+                      <wp:wrapNone/>
+                      <wp:docPr id="268812719" name="Group 30">
+                        <a:extLst xmlns:a="http://schemas.openxmlformats.org/drawingml/2006/main">
+                          <a:ext uri="{FF2B5EF4-FFF2-40B4-BE49-F238E27FC236}">
+                            <a16:creationId xmlns:a16="http://schemas.microsoft.com/office/drawing/2014/main" id="{1E2CF48E-83B2-B942-3E78-521E46C8ED6B}"/>
+                          </a:ext>
+                        </a:extLst>
+                      </wp:docPr>
+                      <wp:cNvGraphicFramePr/>
+                      <a:graphic xmlns:a="http://schemas.openxmlformats.org/drawingml/2006/main">
+                        <a:graphicData uri="http://schemas.microsoft.com/office/word/2010/wordprocessingGroup">
+                          <wpg:wgp>
+                            <wpg:cNvGrpSpPr/>
+                            <wpg:grpSpPr>
+                              <a:xfrm>
+                                <a:off x="0" y="0"/>
+                                <a:ext cx="199525" cy="194160"/>
+                                <a:chOff x="554000" y="572642"/>
+                                <a:chExt cx="379689" cy="369479"/>
+                              </a:xfrm>
+                            </wpg:grpSpPr>
+                            <wps:wsp>
+                              <wps:cNvPr id="765305771" name="Rounded Rectangle 765305771">
+                                <a:extLst>
+                                  <a:ext uri="{FF2B5EF4-FFF2-40B4-BE49-F238E27FC236}">
+                                    <a16:creationId xmlns:a16="http://schemas.microsoft.com/office/drawing/2014/main" id="{096354F1-F1B6-A1D2-ACFD-C01BBAB0E105}"/>
+                                  </a:ext>
+                                </a:extLst>
+                              </wps:cNvPr>
+                              <wps:cNvSpPr/>
+                              <wps:spPr>
+                                <a:xfrm>
+                                  <a:off x="562854" y="579677"/>
+                                  <a:ext cx="349250" cy="349250"/>
+                                </a:xfrm>
+                                <a:prstGeom prst="roundRect">
+                                  <a:avLst>
+                                    <a:gd name="adj" fmla="val 7806"/>
+                                  </a:avLst>
+                                </a:prstGeom>
+                                <a:solidFill>
+                                  <a:schemeClr val="bg1"/>
+                                </a:solidFill>
+                                <a:ln>
+                                  <a:noFill/>
+                                </a:ln>
+                              </wps:spPr>
+                              <wps:style>
+                                <a:lnRef idx="2">
+                                  <a:schemeClr val="accent1">
+                                    <a:shade val="15000"/>
+                                  </a:schemeClr>
+                                </a:lnRef>
+                                <a:fillRef idx="1">
+                                  <a:schemeClr val="accent1"/>
+                                </a:fillRef>
+                                <a:effectRef idx="0">
+                                  <a:schemeClr val="accent1"/>
+                                </a:effectRef>
+                                <a:fontRef idx="minor">
+                                  <a:schemeClr val="lt1"/>
+                                </a:fontRef>
+                              </wps:style>
+                              <wps:bodyPr rtlCol="0" anchor="ctr"/>
+                            </wps:wsp>
+                            <pic:pic xmlns:pic="http://schemas.openxmlformats.org/drawingml/2006/picture">
+                              <pic:nvPicPr>
+                                <pic:cNvPr id="758647372" name="Picture 758647372" descr="A blue and black logo&#10;&#10;AI-generated content may be incorrect.">
+                                  <a:hlinkClick r:id="rId8"/>
+                                  <a:extLst>
+                                    <a:ext uri="{FF2B5EF4-FFF2-40B4-BE49-F238E27FC236}">
+                                      <a16:creationId xmlns:a16="http://schemas.microsoft.com/office/drawing/2014/main" id="{BAD4061B-FC26-49D6-F9FC-EE8660A0BCA6}"/>
+                                    </a:ext>
+                                  </a:extLst>
+                                </pic:cNvPr>
+                                <pic:cNvPicPr>
+                                  <a:picLocks noChangeAspect="1"/>
+                                </pic:cNvPicPr>
+                              </pic:nvPicPr>
+                              <pic:blipFill>
+                                <a:blip r:embed="rId12">
+                                  <a:extLst>
+                                    <a:ext uri="{28A0092B-C50C-407E-A947-70E740481C1C}">
+                                      <a14:useLocalDpi xmlns:a14="http://schemas.microsoft.com/office/drawing/2010/main" val="0"/>
+                                    </a:ext>
+                                  </a:extLst>
+                                </a:blip>
+                                <a:srcRect l="1" r="12786"/>
+                                <a:stretch/>
+                              </pic:blipFill>
+                              <pic:spPr>
+                                <a:xfrm>
+                                  <a:off x="554000" y="572642"/>
+                                  <a:ext cx="379689" cy="369479"/>
+                                </a:xfrm>
+                                <a:prstGeom prst="rect">
+                                  <a:avLst/>
+                                </a:prstGeom>
+                              </pic:spPr>
+                            </pic:pic>
+                          </wpg:wgp>
+                        </a:graphicData>
+                      </a:graphic>
+                    </wp:anchor>
+                  </w:drawing>
+                </mc:Choice>
+                <mc:Fallback>
+                  <w:pict>
+                    <v:group w14:anchorId="4488EF41" id="Group 30" o:spid="_x0000_s1026" style="position:absolute;margin-left:454.6pt;margin-top:21.25pt;width:15.7pt;height:15.3pt;z-index:251657216" coordorigin="5540,5726" coordsize="3796,3694" o:gfxdata="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">
+                      <v:roundrect id="Rounded Rectangle 765305771" o:spid="_x0000_s1027" style="position:absolute;left:5628;top:5796;width:3493;height:3493;visibility:visible;mso-wrap-style:square;v-text-anchor:middle" arcsize="5115f" o:gfxdata="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" fillcolor="white [3212]" stroked="f" strokeweight="2pt"/>
+                      <v:shapetype id="_x0000_t75" coordsize="21600,21600" o:spt="75" o:preferrelative="t" path="m@4@5l@4@11@9@11@9@5xe" filled="f" stroked="f">
+                        <v:stroke joinstyle="miter"/>
+                        <v:formulas>
+                          <v:f eqn="if lineDrawn pixelLineWidth 0"/>
+                          <v:f eqn="sum @0 1 0"/>
+                          <v:f eqn="sum 0 0 @1"/>
+                          <v:f eqn="prod @2 1 2"/>
+                          <v:f eqn="prod @3 21600 pixelWidth"/>
+                          <v:f eqn="prod @3 21600 pixelHeight"/>
+                          <v:f eqn="sum @0 0 1"/>
+                          <v:f eqn="prod @6 1 2"/>
+                          <v:f eqn="prod @7 21600 pixelWidth"/>
+                          <v:f eqn="sum @8 21600 0"/>
+                          <v:f eqn="prod @7 21600 pixelHeight"/>
+                          <v:f eqn="sum @10 21600 0"/>
+                        </v:formulas>
+                        <v:path o:extrusionok="f" gradientshapeok="t" o:connecttype="rect"/>
+                        <o:lock v:ext="edit" aspectratio="t"/>
+                      </v:shapetype>
+                      <v:shape id="Picture 758647372" o:spid="_x0000_s1028" type="#_x0000_t75" alt="A blue and black logo&#10;&#10;AI-generated content may be incorrect." href="http://www.linkedin.com/in/alexderieux" style="position:absolute;left:5540;top:5726;width:3796;height:3695;visibility:visible;mso-wrap-style:square" o:gfxdata="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" o:button="t">
+                        <v:fill o:detectmouseclick="t"/>
+                        <v:imagedata r:id="rId13" o:title="A blue and black logo&#10;&#10;AI-generated content may be incorrect" cropleft="1f" cropright="8379f"/>
+                      </v:shape>
+                    </v:group>
+                  </w:pict>
+                </mc:Fallback>
+              </mc:AlternateContent>
+            </w:r>
+            <w:r>
+              <w:rPr>
+                <w:rFonts w:hint="eastAsia"/>
+                <w:noProof/>
+                <w:sz w:val="48"/>
+              </w:rPr>
+              <mc:AlternateContent>
+                <mc:Choice Requires="wpg">
+                  <w:drawing>
+                    <wp:anchor distT="0" distB="0" distL="114300" distR="114300" simplePos="0" relativeHeight="251663360" behindDoc="0" locked="0" layoutInCell="1" allowOverlap="1" wp14:anchorId="16EC93EA" wp14:editId="0BA67B8C">
+                      <wp:simplePos x="0" y="0"/>
+                      <wp:positionH relativeFrom="column">
+                        <wp:posOffset>4804244</wp:posOffset>
+                      </wp:positionH>
+                      <wp:positionV relativeFrom="paragraph">
+                        <wp:posOffset>261454</wp:posOffset>
+                      </wp:positionV>
+                      <wp:extent cx="199196" cy="201370"/>
+                      <wp:effectExtent l="0" t="0" r="4445" b="1905"/>
+                      <wp:wrapNone/>
+                      <wp:docPr id="1766758233" name="Group 9">
+                        <a:extLst xmlns:a="http://schemas.openxmlformats.org/drawingml/2006/main">
+                          <a:ext uri="{FF2B5EF4-FFF2-40B4-BE49-F238E27FC236}">
+                            <a16:creationId xmlns:a16="http://schemas.microsoft.com/office/drawing/2014/main" id="{34E33E46-E1D7-BB82-9054-7418858EB9DC}"/>
+                          </a:ext>
+                        </a:extLst>
+                      </wp:docPr>
+                      <wp:cNvGraphicFramePr/>
+                      <a:graphic xmlns:a="http://schemas.openxmlformats.org/drawingml/2006/main">
+                        <a:graphicData uri="http://schemas.microsoft.com/office/word/2010/wordprocessingGroup">
+                          <wpg:wgp>
+                            <wpg:cNvGrpSpPr/>
+                            <wpg:grpSpPr>
+                              <a:xfrm>
+                                <a:off x="0" y="0"/>
+                                <a:ext cx="199196" cy="201370"/>
+                                <a:chOff x="554484" y="558799"/>
+                                <a:chExt cx="448269" cy="453161"/>
+                              </a:xfrm>
+                            </wpg:grpSpPr>
+                            <wps:wsp>
+                              <wps:cNvPr id="408776455" name="Oval 408776455">
+                                <a:hlinkClick r:id="rId14"/>
+                                <a:extLst>
+                                  <a:ext uri="{FF2B5EF4-FFF2-40B4-BE49-F238E27FC236}">
+                                    <a16:creationId xmlns:a16="http://schemas.microsoft.com/office/drawing/2014/main" id="{07129037-BA94-1163-CC4E-89CB63A549C8}"/>
+                                  </a:ext>
+                                </a:extLst>
+                              </wps:cNvPr>
+                              <wps:cNvSpPr/>
+                              <wps:spPr bwMode="auto">
+                                <a:xfrm>
+                                  <a:off x="554485" y="563692"/>
+                                  <a:ext cx="448268" cy="448268"/>
+                                </a:xfrm>
+                                <a:prstGeom prst="ellipse">
+                                  <a:avLst/>
+                                </a:prstGeom>
+                                <a:solidFill>
+                                  <a:schemeClr val="bg1"/>
+                                </a:solidFill>
+                                <a:ln w="9525" cap="flat" cmpd="sng" algn="ctr">
+                                  <a:noFill/>
+                                  <a:prstDash val="solid"/>
+                                  <a:round/>
+                                  <a:headEnd type="none" w="med" len="med"/>
+                                  <a:tailEnd type="none" w="med" len="med"/>
+                                </a:ln>
+                                <a:effectLst/>
+                              </wps:spPr>
+                              <wps:bodyPr vert="horz" wrap="square" lIns="91440" tIns="45720" rIns="91440" bIns="45720" numCol="1" rtlCol="0" anchor="t" anchorCtr="0" compatLnSpc="1">
+                                <a:prstTxWarp prst="textNoShape">
+                                  <a:avLst/>
+                                </a:prstTxWarp>
+                              </wps:bodyPr>
+                            </wps:wsp>
+                            <pic:pic xmlns:pic="http://schemas.openxmlformats.org/drawingml/2006/picture">
+                              <pic:nvPicPr>
+                                <pic:cNvPr id="580215447" name="Graphic 11">
+                                  <a:hlinkClick r:id="rId14"/>
+                                  <a:extLst>
+                                    <a:ext uri="{FF2B5EF4-FFF2-40B4-BE49-F238E27FC236}">
+                                      <a16:creationId xmlns:a16="http://schemas.microsoft.com/office/drawing/2014/main" id="{550183DF-4147-F79C-C0FB-0AEC76A456F2}"/>
+                                    </a:ext>
+                                  </a:extLst>
+                                </pic:cNvPr>
+                                <pic:cNvPicPr>
+                                  <a:picLocks noChangeAspect="1"/>
+                                </pic:cNvPicPr>
+                              </pic:nvPicPr>
+                              <pic:blipFill>
+                                <a:blip r:embed="rId15">
+                                  <a:extLst>
+                                    <a:ext uri="{96DAC541-7B7A-43D3-8B79-37D633B846F1}">
+                                      <asvg:svgBlip xmlns:asvg="http://schemas.microsoft.com/office/drawing/2016/SVG/main" r:embed="rId16"/>
+                                    </a:ext>
+                                  </a:extLst>
+                                </a:blip>
+                                <a:srcRect/>
+                                <a:stretch/>
+                              </pic:blipFill>
+                              <pic:spPr>
+                                <a:xfrm>
+                                  <a:off x="554484" y="558799"/>
+                                  <a:ext cx="448269" cy="442128"/>
+                                </a:xfrm>
+                                <a:prstGeom prst="rect">
+                                  <a:avLst/>
+                                </a:prstGeom>
+                              </pic:spPr>
+                            </pic:pic>
+                          </wpg:wgp>
+                        </a:graphicData>
+                      </a:graphic>
+                    </wp:anchor>
+                  </w:drawing>
+                </mc:Choice>
+                <mc:Fallback>
+                  <w:pict>
+                    <v:group w14:anchorId="092FB33D" id="Group 9" o:spid="_x0000_s1026" style="position:absolute;margin-left:378.3pt;margin-top:20.6pt;width:15.7pt;height:15.85pt;z-index:251663360" coordorigin="5544,5587" coordsize="4482,4531" o:gfxdata="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">
+                      <v:oval id="Oval 408776455" o:spid="_x0000_s1027" href="https://github.com/news-vt/eqmarl" style="position:absolute;left:5544;top:5636;width:4483;height:4483;visibility:visible;mso-wrap-style:square;v-text-anchor:top" o:gfxdata="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" o:button="t" fillcolor="white [3212]" stroked="f">
+                        <v:fill o:detectmouseclick="t"/>
+                      </v:oval>
+                      <v:shape id="Graphic 11" o:spid="_x0000_s1028" type="#_x0000_t75" href="https://github.com/news-vt/eqmarl" style="position:absolute;left:5544;top:5587;width:4483;height:4422;visibility:visible;mso-wrap-style:square" o:gfxdata="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" o:button="t">
+                        <v:fill o:detectmouseclick="t"/>
+                        <v:imagedata r:id="rId17" o:title=""/>
+                      </v:shape>
+                    </v:group>
+                  </w:pict>
+                </mc:Fallback>
+              </mc:AlternateContent>
+            </w:r>
             <w:r>
               <w:rPr>
                 <w:rFonts w:hint="eastAsia"/>
@@ -221,7 +641,7 @@
                   <w:r>
                     <w:t xml:space="preserve">: </w:t>
                   </w:r>
-                  <w:hyperlink r:id="rId8" w:history="1">
+                  <w:hyperlink r:id="rId18" w:history="1">
                     <w:proofErr w:type="spellStart"/>
                     <w:r>
                       <w:rPr>
@@ -262,7 +682,7 @@
                   <w:r>
                     <w:t xml:space="preserve">LinkedIn: </w:t>
                   </w:r>
-                  <w:hyperlink r:id="rId9" w:history="1">
+                  <w:hyperlink r:id="rId19" w:history="1">
                     <w:proofErr w:type="spellStart"/>
                     <w:r>
                       <w:rPr>
@@ -2373,7 +2793,7 @@
               </w:rPr>
               <w:t xml:space="preserve">: </w:t>
             </w:r>
-            <w:hyperlink r:id="rId10" w:history="1">
+            <w:hyperlink r:id="rId20" w:history="1">
               <w:r>
                 <w:rPr>
                   <w:rStyle w:val="Hyperlink"/>
@@ -2473,7 +2893,7 @@
               </w:rPr>
               <w:t xml:space="preserve">: </w:t>
             </w:r>
-            <w:hyperlink r:id="rId11" w:history="1">
+            <w:hyperlink r:id="rId21" w:history="1">
               <w:r>
                 <w:rPr>
                   <w:rStyle w:val="Hyperlink"/>
@@ -2571,7 +2991,7 @@
               </w:rPr>
               <w:t xml:space="preserve">: </w:t>
             </w:r>
-            <w:hyperlink r:id="rId12" w:history="1">
+            <w:hyperlink r:id="rId22" w:history="1">
               <w:r>
                 <w:rPr>
                   <w:rStyle w:val="Hyperlink"/>
@@ -2692,7 +3112,7 @@
               </w:rPr>
               <w:t xml:space="preserve">: </w:t>
             </w:r>
-            <w:hyperlink r:id="rId13" w:history="1">
+            <w:hyperlink r:id="rId23" w:history="1">
               <w:r>
                 <w:rPr>
                   <w:rStyle w:val="Hyperlink"/>
@@ -2768,7 +3188,7 @@
               </w:rPr>
               <w:t xml:space="preserve"> Available: </w:t>
             </w:r>
-            <w:hyperlink r:id="rId14" w:history="1">
+            <w:hyperlink r:id="rId24" w:history="1">
               <w:r>
                 <w:rPr>
                   <w:rStyle w:val="Hyperlink"/>
@@ -6436,7 +6856,7 @@
       </w:pPr>
     </w:p>
     <w:sectPr>
-      <w:headerReference w:type="even" r:id="rId15"/>
+      <w:headerReference w:type="even" r:id="rId25"/>
       <w:pgSz w:w="12240" w:h="15840"/>
       <w:pgMar w:top="720" w:right="720" w:bottom="720" w:left="720" w:header="720" w:footer="720" w:gutter="0"/>
       <w:cols w:space="720"/>
@@ -8826,6 +9246,7 @@
     <w:rsid w:val="00B3182F"/>
     <w:rsid w:val="00B85965"/>
     <w:rsid w:val="00BA4BB8"/>
+    <w:rsid w:val="00BD312B"/>
     <w:rsid w:val="00BE09F0"/>
     <w:rsid w:val="00BF3AAB"/>
     <w:rsid w:val="00C055D2"/>

--- a/derieux_resume_multipage.docx
+++ b/derieux_resume_multipage.docx
@@ -16,7 +16,7 @@
           <w:szCs w:val="2"/>
         </w:rPr>
         <w:drawing>
-          <wp:anchor distT="0" distB="0" distL="114300" distR="114300" simplePos="0" relativeHeight="251656192" behindDoc="0" locked="0" layoutInCell="1" allowOverlap="1" wp14:anchorId="5A7EC8B1" wp14:editId="13B7FE2D">
+          <wp:anchor distT="0" distB="0" distL="114300" distR="114300" simplePos="0" relativeHeight="251656192" behindDoc="0" locked="0" layoutInCell="1" allowOverlap="1" wp14:anchorId="5A7EC8B1" wp14:editId="2E1F5A4F">
             <wp:simplePos x="0" y="0"/>
             <wp:positionH relativeFrom="column">
               <wp:posOffset>6121400</wp:posOffset>
@@ -82,7 +82,7 @@
           <w:szCs w:val="2"/>
         </w:rPr>
         <w:drawing>
-          <wp:anchor distT="0" distB="0" distL="114300" distR="114300" simplePos="0" relativeHeight="251662336" behindDoc="0" locked="0" layoutInCell="1" allowOverlap="1" wp14:anchorId="0ED92676" wp14:editId="21B8F5D9">
+          <wp:anchor distT="0" distB="0" distL="114300" distR="114300" simplePos="0" relativeHeight="251662336" behindDoc="0" locked="0" layoutInCell="1" allowOverlap="1" wp14:anchorId="0ED92676" wp14:editId="5B311372">
             <wp:simplePos x="0" y="0"/>
             <wp:positionH relativeFrom="column">
               <wp:posOffset>5147733</wp:posOffset>
@@ -202,7 +202,7 @@
               <mc:AlternateContent>
                 <mc:Choice Requires="wpg">
                   <w:drawing>
-                    <wp:anchor distT="0" distB="0" distL="114300" distR="114300" simplePos="0" relativeHeight="251657216" behindDoc="0" locked="0" layoutInCell="1" allowOverlap="1" wp14:anchorId="4C8668DA" wp14:editId="0371C09B">
+                    <wp:anchor distT="0" distB="0" distL="114300" distR="114300" simplePos="0" relativeHeight="251657216" behindDoc="0" locked="0" layoutInCell="1" allowOverlap="1" wp14:anchorId="4C8668DA" wp14:editId="03D850DC">
                       <wp:simplePos x="0" y="0"/>
                       <wp:positionH relativeFrom="column">
                         <wp:posOffset>5773367</wp:posOffset>
@@ -320,7 +320,7 @@
                 </mc:Choice>
                 <mc:Fallback>
                   <w:pict>
-                    <v:group w14:anchorId="4488EF41" id="Group 30" o:spid="_x0000_s1026" style="position:absolute;margin-left:454.6pt;margin-top:21.25pt;width:15.7pt;height:15.3pt;z-index:251657216" coordorigin="5540,5726" coordsize="3796,3694" o:gfxdata="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">
+                    <v:group w14:anchorId="5DA800E8" id="Group 30" o:spid="_x0000_s1026" style="position:absolute;margin-left:454.6pt;margin-top:21.25pt;width:15.7pt;height:15.3pt;z-index:251657216" coordorigin="5540,5726" coordsize="3796,3694" o:gfxdata="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">
                       <v:roundrect id="Rounded Rectangle 765305771" o:spid="_x0000_s1027" style="position:absolute;left:5628;top:5796;width:3493;height:3493;visibility:visible;mso-wrap-style:square;v-text-anchor:middle" arcsize="5115f" o:gfxdata="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" fillcolor="white [3212]" stroked="f" strokeweight="2pt"/>
                       <v:shapetype id="_x0000_t75" coordsize="21600,21600" o:spt="75" o:preferrelative="t" path="m@4@5l@4@11@9@11@9@5xe" filled="f" stroked="f">
                         <v:stroke joinstyle="miter"/>
@@ -469,7 +469,7 @@
                 </mc:Choice>
                 <mc:Fallback>
                   <w:pict>
-                    <v:group w14:anchorId="092FB33D" id="Group 9" o:spid="_x0000_s1026" style="position:absolute;margin-left:378.3pt;margin-top:20.6pt;width:15.7pt;height:15.85pt;z-index:251663360" coordorigin="5544,5587" coordsize="4482,4531" o:gfxdata="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">
+                    <v:group w14:anchorId="28889E60" id="Group 9" o:spid="_x0000_s1026" style="position:absolute;margin-left:378.3pt;margin-top:20.6pt;width:15.7pt;height:15.85pt;z-index:251663360" coordorigin="5544,5587" coordsize="4482,4531" o:gfxdata="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">
                       <v:oval id="Oval 408776455" o:spid="_x0000_s1027" href="https://github.com/news-vt/eqmarl" style="position:absolute;left:5544;top:5636;width:4483;height:4483;visibility:visible;mso-wrap-style:square;v-text-anchor:top" o:gfxdata="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" o:button="t" fillcolor="white [3212]" stroked="f">
                         <v:fill o:detectmouseclick="t"/>
                       </v:oval>
@@ -5814,7 +5814,16 @@
               <w:keepNext w:val="0"/>
             </w:pPr>
             <w:r>
-              <w:t>Honors &amp; Awards</w:t>
+              <w:t xml:space="preserve">Fellowships, </w:t>
+            </w:r>
+            <w:r>
+              <w:t>Honors</w:t>
+            </w:r>
+            <w:r>
+              <w:t>, &amp;</w:t>
+            </w:r>
+            <w:r>
+              <w:t xml:space="preserve"> Awards</w:t>
             </w:r>
           </w:p>
         </w:tc>
@@ -5848,6 +5857,16 @@
             </w:r>
             <w:r>
               <w:t xml:space="preserve">, </w:t>
+            </w:r>
+            <w:r>
+              <w:rPr>
+                <w:b w:val="0"/>
+                <w:bCs w:val="0"/>
+              </w:rPr>
+              <w:t>Bradley</w:t>
+            </w:r>
+            <w:r>
+              <w:t xml:space="preserve"> </w:t>
             </w:r>
             <w:r>
               <w:rPr>
@@ -9217,6 +9236,7 @@
     <w:rsid w:val="00016ABB"/>
     <w:rsid w:val="000666D2"/>
     <w:rsid w:val="00095F4B"/>
+    <w:rsid w:val="0010548F"/>
     <w:rsid w:val="001078C8"/>
     <w:rsid w:val="001E6351"/>
     <w:rsid w:val="0021737E"/>
@@ -9246,7 +9266,6 @@
     <w:rsid w:val="00B3182F"/>
     <w:rsid w:val="00B85965"/>
     <w:rsid w:val="00BA4BB8"/>
-    <w:rsid w:val="00BD312B"/>
     <w:rsid w:val="00BE09F0"/>
     <w:rsid w:val="00BF3AAB"/>
     <w:rsid w:val="00C055D2"/>

--- a/derieux_resume_multipage.docx
+++ b/derieux_resume_multipage.docx
@@ -320,7 +320,7 @@
                 </mc:Choice>
                 <mc:Fallback>
                   <w:pict>
-                    <v:group w14:anchorId="5DA800E8" id="Group 30" o:spid="_x0000_s1026" style="position:absolute;margin-left:454.6pt;margin-top:21.25pt;width:15.7pt;height:15.3pt;z-index:251657216" coordorigin="5540,5726" coordsize="3796,3694" o:gfxdata="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">
+                    <v:group w14:anchorId="694525FD" id="Group 30" o:spid="_x0000_s1026" style="position:absolute;margin-left:454.6pt;margin-top:21.25pt;width:15.7pt;height:15.3pt;z-index:251657216" coordorigin="5540,5726" coordsize="3796,3694" o:gfxdata="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">
                       <v:roundrect id="Rounded Rectangle 765305771" o:spid="_x0000_s1027" style="position:absolute;left:5628;top:5796;width:3493;height:3493;visibility:visible;mso-wrap-style:square;v-text-anchor:middle" arcsize="5115f" o:gfxdata="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" fillcolor="white [3212]" stroked="f" strokeweight="2pt"/>
                       <v:shapetype id="_x0000_t75" coordsize="21600,21600" o:spt="75" o:preferrelative="t" path="m@4@5l@4@11@9@11@9@5xe" filled="f" stroked="f">
                         <v:stroke joinstyle="miter"/>
@@ -469,7 +469,7 @@
                 </mc:Choice>
                 <mc:Fallback>
                   <w:pict>
-                    <v:group w14:anchorId="28889E60" id="Group 9" o:spid="_x0000_s1026" style="position:absolute;margin-left:378.3pt;margin-top:20.6pt;width:15.7pt;height:15.85pt;z-index:251663360" coordorigin="5544,5587" coordsize="4482,4531" o:gfxdata="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">
+                    <v:group w14:anchorId="2B2ACB91" id="Group 9" o:spid="_x0000_s1026" style="position:absolute;margin-left:378.3pt;margin-top:20.6pt;width:15.7pt;height:15.85pt;z-index:251663360" coordorigin="5544,5587" coordsize="4482,4531" o:gfxdata="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">
                       <v:oval id="Oval 408776455" o:spid="_x0000_s1027" href="https://github.com/news-vt/eqmarl" style="position:absolute;left:5544;top:5636;width:4483;height:4483;visibility:visible;mso-wrap-style:square;v-text-anchor:top" o:gfxdata="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" o:button="t" fillcolor="white [3212]" stroked="f">
                         <v:fill o:detectmouseclick="t"/>
                       </v:oval>
@@ -1182,9 +1182,15 @@
                   <w:r>
                     <w:t xml:space="preserve">[ 8/2022 – </w:t>
                   </w:r>
+                  <w:r>
+                    <w:t>Expected 12/</w:t>
+                  </w:r>
                   <w:proofErr w:type="gramStart"/>
                   <w:r>
-                    <w:t>Present ]</w:t>
+                    <w:t>2026</w:t>
+                  </w:r>
+                  <w:r>
+                    <w:t xml:space="preserve"> ]</w:t>
                   </w:r>
                   <w:proofErr w:type="gramEnd"/>
                 </w:p>
@@ -9236,7 +9242,6 @@
     <w:rsid w:val="00016ABB"/>
     <w:rsid w:val="000666D2"/>
     <w:rsid w:val="00095F4B"/>
-    <w:rsid w:val="0010548F"/>
     <w:rsid w:val="001078C8"/>
     <w:rsid w:val="001E6351"/>
     <w:rsid w:val="0021737E"/>
@@ -9264,6 +9269,7 @@
     <w:rsid w:val="009B4380"/>
     <w:rsid w:val="00B16D3B"/>
     <w:rsid w:val="00B3182F"/>
+    <w:rsid w:val="00B703D7"/>
     <w:rsid w:val="00B85965"/>
     <w:rsid w:val="00BA4BB8"/>
     <w:rsid w:val="00BE09F0"/>

--- a/derieux_resume_multipage.docx
+++ b/derieux_resume_multipage.docx
@@ -320,7 +320,7 @@
                 </mc:Choice>
                 <mc:Fallback>
                   <w:pict>
-                    <v:group w14:anchorId="694525FD" id="Group 30" o:spid="_x0000_s1026" style="position:absolute;margin-left:454.6pt;margin-top:21.25pt;width:15.7pt;height:15.3pt;z-index:251657216" coordorigin="5540,5726" coordsize="3796,3694" o:gfxdata="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">
+                    <v:group w14:anchorId="1AFBC57D" id="Group 30" o:spid="_x0000_s1026" style="position:absolute;margin-left:454.6pt;margin-top:21.25pt;width:15.7pt;height:15.3pt;z-index:251657216" coordorigin="5540,5726" coordsize="3796,3694" o:gfxdata="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">
                       <v:roundrect id="Rounded Rectangle 765305771" o:spid="_x0000_s1027" style="position:absolute;left:5628;top:5796;width:3493;height:3493;visibility:visible;mso-wrap-style:square;v-text-anchor:middle" arcsize="5115f" o:gfxdata="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" fillcolor="white [3212]" stroked="f" strokeweight="2pt"/>
                       <v:shapetype id="_x0000_t75" coordsize="21600,21600" o:spt="75" o:preferrelative="t" path="m@4@5l@4@11@9@11@9@5xe" filled="f" stroked="f">
                         <v:stroke joinstyle="miter"/>
@@ -469,7 +469,7 @@
                 </mc:Choice>
                 <mc:Fallback>
                   <w:pict>
-                    <v:group w14:anchorId="2B2ACB91" id="Group 9" o:spid="_x0000_s1026" style="position:absolute;margin-left:378.3pt;margin-top:20.6pt;width:15.7pt;height:15.85pt;z-index:251663360" coordorigin="5544,5587" coordsize="4482,4531" o:gfxdata="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">
+                    <v:group w14:anchorId="768D95E8" id="Group 9" o:spid="_x0000_s1026" style="position:absolute;margin-left:378.3pt;margin-top:20.6pt;width:15.7pt;height:15.85pt;z-index:251663360" coordorigin="5544,5587" coordsize="4482,4531" o:gfxdata="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">
                       <v:oval id="Oval 408776455" o:spid="_x0000_s1027" href="https://github.com/news-vt/eqmarl" style="position:absolute;left:5544;top:5636;width:4483;height:4483;visibility:visible;mso-wrap-style:square;v-text-anchor:top" o:gfxdata="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" o:button="t" fillcolor="white [3212]" stroked="f">
                         <v:fill o:detectmouseclick="t"/>
                       </v:oval>
@@ -1494,6 +1494,12 @@
                     </w:rPr>
                     <w:t>cum laud</w:t>
                   </w:r>
+                  <w:r>
+                    <w:rPr>
+                      <w:i/>
+                    </w:rPr>
+                    <w:t>e</w:t>
+                  </w:r>
                 </w:p>
               </w:tc>
               <w:tc>
@@ -1656,6 +1662,12 @@
                       <w:i/>
                     </w:rPr>
                     <w:t xml:space="preserve"> – cum laud</w:t>
+                  </w:r>
+                  <w:r>
+                    <w:rPr>
+                      <w:i/>
+                    </w:rPr>
+                    <w:t>e</w:t>
                   </w:r>
                 </w:p>
               </w:tc>
@@ -9269,7 +9281,7 @@
     <w:rsid w:val="009B4380"/>
     <w:rsid w:val="00B16D3B"/>
     <w:rsid w:val="00B3182F"/>
-    <w:rsid w:val="00B703D7"/>
+    <w:rsid w:val="00B67F5F"/>
     <w:rsid w:val="00B85965"/>
     <w:rsid w:val="00BA4BB8"/>
     <w:rsid w:val="00BE09F0"/>

--- a/derieux_resume_multipage.docx
+++ b/derieux_resume_multipage.docx
@@ -494,7 +494,21 @@
                 <w:color w:val="984806" w:themeColor="accent6" w:themeShade="80"/>
                 <w:sz w:val="48"/>
               </w:rPr>
-              <w:t>Alexander Christian DeRieux</w:t>
+              <w:t>Alexander</w:t>
+            </w:r>
+            <w:r>
+              <w:rPr>
+                <w:color w:val="984806" w:themeColor="accent6" w:themeShade="80"/>
+                <w:sz w:val="48"/>
+              </w:rPr>
+              <w:t xml:space="preserve"> </w:t>
+            </w:r>
+            <w:r>
+              <w:rPr>
+                <w:color w:val="984806" w:themeColor="accent6" w:themeShade="80"/>
+                <w:sz w:val="48"/>
+              </w:rPr>
+              <w:t>DeRieux</w:t>
             </w:r>
             <w:r>
               <w:rPr>
@@ -642,7 +656,6 @@
                     <w:t xml:space="preserve">: </w:t>
                   </w:r>
                   <w:hyperlink r:id="rId18" w:history="1">
-                    <w:proofErr w:type="spellStart"/>
                     <w:r>
                       <w:rPr>
                         <w:rStyle w:val="Hyperlink"/>
@@ -653,7 +666,6 @@
                       </w:rPr>
                       <w:t>zanderman</w:t>
                     </w:r>
-                    <w:proofErr w:type="spellEnd"/>
                   </w:hyperlink>
                 </w:p>
               </w:tc>
@@ -683,7 +695,6 @@
                     <w:t xml:space="preserve">LinkedIn: </w:t>
                   </w:r>
                   <w:hyperlink r:id="rId19" w:history="1">
-                    <w:proofErr w:type="spellStart"/>
                     <w:r>
                       <w:rPr>
                         <w:rStyle w:val="Hyperlink"/>
@@ -694,7 +705,6 @@
                       </w:rPr>
                       <w:t>alexderieux</w:t>
                     </w:r>
-                    <w:proofErr w:type="spellEnd"/>
                   </w:hyperlink>
                 </w:p>
               </w:tc>
@@ -1183,16 +1193,11 @@
                     <w:t xml:space="preserve">[ 8/2022 – </w:t>
                   </w:r>
                   <w:r>
-                    <w:t>Expected 12/</w:t>
-                  </w:r>
-                  <w:proofErr w:type="gramStart"/>
-                  <w:r>
-                    <w:t>2026</w:t>
+                    <w:t>Expected 12/2026</w:t>
                   </w:r>
                   <w:r>
                     <w:t xml:space="preserve"> ]</w:t>
                   </w:r>
-                  <w:proofErr w:type="gramEnd"/>
                 </w:p>
               </w:tc>
             </w:tr>
@@ -1333,13 +1338,8 @@
                     <w:keepNext w:val="0"/>
                   </w:pPr>
                   <w:r>
-                    <w:t>[ 1/2021 – 8/</w:t>
-                  </w:r>
-                  <w:proofErr w:type="gramStart"/>
-                  <w:r>
-                    <w:t>2022 ]</w:t>
-                  </w:r>
-                  <w:proofErr w:type="gramEnd"/>
+                    <w:t>[ 1/2021 – 8/2022 ]</w:t>
+                  </w:r>
                 </w:p>
               </w:tc>
             </w:tr>
@@ -1518,13 +1518,8 @@
                     <w:keepNext w:val="0"/>
                   </w:pPr>
                   <w:r>
-                    <w:t>[ 8/2012 – 5/</w:t>
-                  </w:r>
-                  <w:proofErr w:type="gramStart"/>
-                  <w:r>
-                    <w:t>2016 ]</w:t>
-                  </w:r>
-                  <w:proofErr w:type="gramEnd"/>
+                    <w:t>[ 8/2012 – 5/2016 ]</w:t>
+                  </w:r>
                 </w:p>
               </w:tc>
             </w:tr>
@@ -1687,13 +1682,8 @@
                     <w:keepNext w:val="0"/>
                   </w:pPr>
                   <w:r>
-                    <w:t>[ 8/2012 – 12/</w:t>
-                  </w:r>
-                  <w:proofErr w:type="gramStart"/>
-                  <w:r>
-                    <w:t>2016 ]</w:t>
-                  </w:r>
-                  <w:proofErr w:type="gramEnd"/>
+                    <w:t>[ 8/2012 – 12/2016 ]</w:t>
+                  </w:r>
                 </w:p>
               </w:tc>
             </w:tr>
@@ -1876,13 +1866,8 @@
                     <w:keepNext w:val="0"/>
                   </w:pPr>
                   <w:r>
-                    <w:t xml:space="preserve">[ 8/2021 – </w:t>
-                  </w:r>
-                  <w:proofErr w:type="gramStart"/>
-                  <w:r>
-                    <w:t>Present ]</w:t>
-                  </w:r>
-                  <w:proofErr w:type="gramEnd"/>
+                    <w:t>[ 8/2021 – Present ]</w:t>
+                  </w:r>
                 </w:p>
               </w:tc>
             </w:tr>
@@ -1900,21 +1885,12 @@
                       <w:iCs/>
                     </w:rPr>
                   </w:pPr>
-                  <w:proofErr w:type="spellStart"/>
                   <w:r>
                     <w:rPr>
                       <w:i/>
                       <w:iCs/>
                     </w:rPr>
-                    <w:t>Wireless@VT</w:t>
-                  </w:r>
-                  <w:proofErr w:type="spellEnd"/>
-                  <w:r>
-                    <w:rPr>
-                      <w:i/>
-                      <w:iCs/>
-                    </w:rPr>
-                    <w:t>, Virginia Polytechnic Institute and State University</w:t>
+                    <w:t>Wireless@VT, Virginia Polytechnic Institute and State University</w:t>
                   </w:r>
                 </w:p>
                 <w:p>
@@ -2060,16 +2036,11 @@
                     <w:t xml:space="preserve"> </w:t>
                   </w:r>
                   <w:r>
-                    <w:t>05/</w:t>
-                  </w:r>
-                  <w:proofErr w:type="gramStart"/>
-                  <w:r>
-                    <w:t>2023</w:t>
+                    <w:t>05/2023</w:t>
                   </w:r>
                   <w:r>
                     <w:t xml:space="preserve"> ]</w:t>
                   </w:r>
-                  <w:proofErr w:type="gramEnd"/>
                 </w:p>
               </w:tc>
             </w:tr>
@@ -2212,16 +2183,11 @@
                     <w:t xml:space="preserve">[ 2/2017 – </w:t>
                   </w:r>
                   <w:r>
-                    <w:t>9/</w:t>
-                  </w:r>
-                  <w:proofErr w:type="gramStart"/>
-                  <w:r>
-                    <w:t>2024</w:t>
+                    <w:t>9/2024</w:t>
                   </w:r>
                   <w:r>
                     <w:t xml:space="preserve"> ]</w:t>
                   </w:r>
-                  <w:proofErr w:type="gramEnd"/>
                 </w:p>
               </w:tc>
             </w:tr>
@@ -2343,15 +2309,7 @@
                     <w:keepNext w:val="0"/>
                   </w:pPr>
                   <w:r>
-                    <w:t>[ 7/2012 – 2/</w:t>
-                  </w:r>
-                  <w:proofErr w:type="gramStart"/>
-                  <w:r>
-                    <w:t>2017 ]</w:t>
-                  </w:r>
-                  <w:proofErr w:type="gramEnd"/>
-                  <w:r>
-                    <w:t xml:space="preserve"> </w:t>
+                    <w:t xml:space="preserve">[ 7/2012 – 2/2017 ] </w:t>
                   </w:r>
                 </w:p>
               </w:tc>
@@ -2479,13 +2437,8 @@
                     <w:keepNext w:val="0"/>
                   </w:pPr>
                   <w:r>
-                    <w:t>[ 8/2016 – 12/</w:t>
-                  </w:r>
-                  <w:proofErr w:type="gramStart"/>
-                  <w:r>
-                    <w:t>2016 ]</w:t>
-                  </w:r>
-                  <w:proofErr w:type="gramEnd"/>
+                    <w:t>[ 8/2016 – 12/2016 ]</w:t>
+                  </w:r>
                 </w:p>
               </w:tc>
             </w:tr>
@@ -2604,15 +2557,7 @@
                     <w:keepNext w:val="0"/>
                   </w:pPr>
                   <w:r>
-                    <w:t>[ 1/2012 – 5/</w:t>
-                  </w:r>
-                  <w:proofErr w:type="gramStart"/>
-                  <w:r>
-                    <w:t>2012 ]</w:t>
-                  </w:r>
-                  <w:proofErr w:type="gramEnd"/>
-                  <w:r>
-                    <w:t xml:space="preserve"> </w:t>
+                    <w:t xml:space="preserve">[ 1/2012 – 5/2012 ] </w:t>
                   </w:r>
                 </w:p>
               </w:tc>
@@ -2759,25 +2704,8 @@
                 <w:b w:val="0"/>
                 <w:bCs w:val="0"/>
               </w:rPr>
-              <w:t>A. DeRieux and W. Saad, “</w:t>
-            </w:r>
-            <w:proofErr w:type="spellStart"/>
-            <w:r>
-              <w:rPr>
-                <w:b w:val="0"/>
-                <w:bCs w:val="0"/>
-              </w:rPr>
-              <w:t>QnRL</w:t>
-            </w:r>
-            <w:proofErr w:type="spellEnd"/>
-            <w:r>
-              <w:rPr>
-                <w:b w:val="0"/>
-                <w:bCs w:val="0"/>
-              </w:rPr>
-              <w:t xml:space="preserve">: Quantum-Native Reinforcement Learning”, June 2026, </w:t>
-            </w:r>
-            <w:proofErr w:type="spellStart"/>
+              <w:t xml:space="preserve">A. DeRieux and W. Saad, “QnRL: Quantum-Native Reinforcement Learning”, June 2026, </w:t>
+            </w:r>
             <w:r>
               <w:rPr>
                 <w:b w:val="0"/>
@@ -2787,29 +2715,12 @@
               </w:rPr>
               <w:t>arXiv</w:t>
             </w:r>
-            <w:proofErr w:type="spellEnd"/>
             <w:r>
               <w:rPr>
                 <w:b w:val="0"/>
                 <w:bCs w:val="0"/>
               </w:rPr>
-              <w:t xml:space="preserve">: arXiv:2606.08276. </w:t>
-            </w:r>
-            <w:proofErr w:type="spellStart"/>
-            <w:r>
-              <w:rPr>
-                <w:b w:val="0"/>
-                <w:bCs w:val="0"/>
-              </w:rPr>
-              <w:t>doi</w:t>
-            </w:r>
-            <w:proofErr w:type="spellEnd"/>
-            <w:r>
-              <w:rPr>
-                <w:b w:val="0"/>
-                <w:bCs w:val="0"/>
-              </w:rPr>
-              <w:t xml:space="preserve">: </w:t>
+              <w:t xml:space="preserve">: arXiv:2606.08276. doi: </w:t>
             </w:r>
             <w:hyperlink r:id="rId20" w:history="1">
               <w:r>
@@ -2847,23 +2758,7 @@
                 <w:b w:val="0"/>
                 <w:bCs w:val="0"/>
               </w:rPr>
-              <w:t>A. DeRieux and W. Saad, “</w:t>
-            </w:r>
-            <w:proofErr w:type="spellStart"/>
-            <w:r>
-              <w:rPr>
-                <w:b w:val="0"/>
-                <w:bCs w:val="0"/>
-              </w:rPr>
-              <w:t>eQMARL</w:t>
-            </w:r>
-            <w:proofErr w:type="spellEnd"/>
-            <w:r>
-              <w:rPr>
-                <w:b w:val="0"/>
-                <w:bCs w:val="0"/>
-              </w:rPr>
-              <w:t xml:space="preserve">: Entangled Quantum Multi-Agent Reinforcement Learning for Distributed Cooperation over Quantum Channels”, </w:t>
+              <w:t xml:space="preserve">A. DeRieux and W. Saad, “eQMARL: Entangled Quantum Multi-Agent Reinforcement Learning for Distributed Cooperation over Quantum Channels”, </w:t>
             </w:r>
             <w:r>
               <w:rPr>
@@ -2895,21 +2790,12 @@
               </w:rPr>
               <w:t xml:space="preserve"> </w:t>
             </w:r>
-            <w:proofErr w:type="spellStart"/>
             <w:r>
               <w:rPr>
                 <w:b w:val="0"/>
                 <w:bCs w:val="0"/>
               </w:rPr>
-              <w:t>doi</w:t>
-            </w:r>
-            <w:proofErr w:type="spellEnd"/>
-            <w:r>
-              <w:rPr>
-                <w:b w:val="0"/>
-                <w:bCs w:val="0"/>
-              </w:rPr>
-              <w:t xml:space="preserve">: </w:t>
+              <w:t xml:space="preserve">doi: </w:t>
             </w:r>
             <w:hyperlink r:id="rId21" w:history="1">
               <w:r>
@@ -2991,23 +2877,7 @@
                 <w:b w:val="0"/>
                 <w:bCs w:val="0"/>
               </w:rPr>
-              <w:t xml:space="preserve">March 2023, pp. 1-6. </w:t>
-            </w:r>
-            <w:proofErr w:type="spellStart"/>
-            <w:r>
-              <w:rPr>
-                <w:b w:val="0"/>
-                <w:bCs w:val="0"/>
-              </w:rPr>
-              <w:t>doi</w:t>
-            </w:r>
-            <w:proofErr w:type="spellEnd"/>
-            <w:r>
-              <w:rPr>
-                <w:b w:val="0"/>
-                <w:bCs w:val="0"/>
-              </w:rPr>
-              <w:t xml:space="preserve">: </w:t>
+              <w:t xml:space="preserve">March 2023, pp. 1-6. doi: </w:t>
             </w:r>
             <w:hyperlink r:id="rId22" w:history="1">
               <w:r>
@@ -3045,90 +2915,56 @@
                 <w:b w:val="0"/>
                 <w:bCs w:val="0"/>
               </w:rPr>
-              <w:t xml:space="preserve">A. C. DeRieux, W. Saad, W. Zuo, R. Budiarto, M. D. </w:t>
-            </w:r>
-            <w:proofErr w:type="spellStart"/>
+              <w:t xml:space="preserve">A. C. DeRieux, W. Saad, W. Zuo, R. Budiarto, M. D. Koerniawan, and D. Novitasari, “A Transformer Framework for Data Fusion and Multi-Task Learning in Smart Cities”, </w:t>
+            </w:r>
             <w:r>
               <w:rPr>
                 <w:b w:val="0"/>
                 <w:bCs w:val="0"/>
               </w:rPr>
-              <w:t>Koerniawan</w:t>
-            </w:r>
-            <w:proofErr w:type="spellEnd"/>
+              <w:t xml:space="preserve">Nov. </w:t>
+            </w:r>
             <w:r>
               <w:rPr>
                 <w:b w:val="0"/>
                 <w:bCs w:val="0"/>
               </w:rPr>
-              <w:t xml:space="preserve">, and D. Novitasari, “A Transformer Framework for Data Fusion and Multi-Task Learning in Smart Cities”, </w:t>
+              <w:t>2022</w:t>
             </w:r>
             <w:r>
               <w:rPr>
                 <w:b w:val="0"/>
                 <w:bCs w:val="0"/>
               </w:rPr>
-              <w:t xml:space="preserve">Nov. </w:t>
+              <w:t>,</w:t>
             </w:r>
             <w:r>
               <w:rPr>
                 <w:b w:val="0"/>
                 <w:bCs w:val="0"/>
               </w:rPr>
-              <w:t>2022</w:t>
+              <w:t xml:space="preserve"> </w:t>
             </w:r>
             <w:r>
               <w:rPr>
                 <w:b w:val="0"/>
                 <w:bCs w:val="0"/>
               </w:rPr>
-              <w:t>,</w:t>
+              <w:t>arXiv: arXiv:2211.10506</w:t>
             </w:r>
             <w:r>
               <w:rPr>
                 <w:b w:val="0"/>
                 <w:bCs w:val="0"/>
               </w:rPr>
-              <w:t xml:space="preserve"> </w:t>
-            </w:r>
-            <w:proofErr w:type="spellStart"/>
+              <w:t xml:space="preserve">. </w:t>
+            </w:r>
             <w:r>
               <w:rPr>
                 <w:b w:val="0"/>
                 <w:bCs w:val="0"/>
               </w:rPr>
-              <w:t>arXiv</w:t>
-            </w:r>
-            <w:proofErr w:type="spellEnd"/>
-            <w:r>
-              <w:rPr>
-                <w:b w:val="0"/>
-                <w:bCs w:val="0"/>
-              </w:rPr>
-              <w:t>: arXiv:2211.10506</w:t>
-            </w:r>
-            <w:r>
-              <w:rPr>
-                <w:b w:val="0"/>
-                <w:bCs w:val="0"/>
-              </w:rPr>
-              <w:t xml:space="preserve">. </w:t>
-            </w:r>
-            <w:proofErr w:type="spellStart"/>
-            <w:r>
-              <w:rPr>
-                <w:b w:val="0"/>
-                <w:bCs w:val="0"/>
-              </w:rPr>
-              <w:t>doi</w:t>
-            </w:r>
-            <w:proofErr w:type="spellEnd"/>
-            <w:r>
-              <w:rPr>
-                <w:b w:val="0"/>
-                <w:bCs w:val="0"/>
-              </w:rPr>
-              <w:t xml:space="preserve">: </w:t>
+              <w:t xml:space="preserve">doi: </w:t>
             </w:r>
             <w:hyperlink r:id="rId23" w:history="1">
               <w:r>
@@ -3334,13 +3170,8 @@
                     <w:pStyle w:val="Heading2"/>
                     <w:keepNext w:val="0"/>
                   </w:pPr>
-                  <w:proofErr w:type="spellStart"/>
-                  <w:r>
-                    <w:t>QnRL</w:t>
-                  </w:r>
-                  <w:proofErr w:type="spellEnd"/>
-                  <w:r>
-                    <w:t>: Quantum-Native Reinforcement Learning</w:t>
+                  <w:r>
+                    <w:t>QnRL: Quantum-Native Reinforcement Learning</w:t>
                   </w:r>
                 </w:p>
               </w:tc>
@@ -3357,16 +3188,11 @@
                     <w:t xml:space="preserve">[ </w:t>
                   </w:r>
                   <w:r>
-                    <w:t xml:space="preserve">6 / </w:t>
-                  </w:r>
-                  <w:proofErr w:type="gramStart"/>
-                  <w:r>
-                    <w:t>2026</w:t>
+                    <w:t>6 / 2026</w:t>
                   </w:r>
                   <w:r>
                     <w:t xml:space="preserve"> ]</w:t>
                   </w:r>
-                  <w:proofErr w:type="gramEnd"/>
                 </w:p>
               </w:tc>
             </w:tr>
@@ -3405,27 +3231,7 @@
                       <w:bCs w:val="0"/>
                       <w:color w:val="7F7F7F" w:themeColor="text1" w:themeTint="80"/>
                     </w:rPr>
-                    <w:t>a novel framework dubbed quantum-native reinforcement learning (</w:t>
-                  </w:r>
-                  <w:proofErr w:type="spellStart"/>
-                  <w:r>
-                    <w:rPr>
-                      <w:rFonts w:ascii="Helvetica Neue" w:hAnsi="Helvetica Neue"/>
-                      <w:b w:val="0"/>
-                      <w:bCs w:val="0"/>
-                      <w:color w:val="7F7F7F" w:themeColor="text1" w:themeTint="80"/>
-                    </w:rPr>
-                    <w:t>QnRL</w:t>
-                  </w:r>
-                  <w:proofErr w:type="spellEnd"/>
-                  <w:r>
-                    <w:rPr>
-                      <w:rFonts w:ascii="Helvetica Neue" w:hAnsi="Helvetica Neue"/>
-                      <w:b w:val="0"/>
-                      <w:bCs w:val="0"/>
-                      <w:color w:val="7F7F7F" w:themeColor="text1" w:themeTint="80"/>
-                    </w:rPr>
-                    <w:t>) that natively learn</w:t>
+                    <w:t>a novel framework dubbed quantum-native reinforcement learning (QnRL) that natively learn</w:t>
                   </w:r>
                   <w:r>
                     <w:rPr>
@@ -3479,67 +3285,7 @@
                       <w:bCs w:val="0"/>
                       <w:color w:val="7F7F7F" w:themeColor="text1" w:themeTint="80"/>
                     </w:rPr>
-                    <w:t>quantum amplitude kickback (</w:t>
-                  </w:r>
-                  <w:proofErr w:type="spellStart"/>
-                  <w:r>
-                    <w:rPr>
-                      <w:rFonts w:ascii="Helvetica Neue" w:hAnsi="Helvetica Neue"/>
-                      <w:b w:val="0"/>
-                      <w:bCs w:val="0"/>
-                      <w:color w:val="7F7F7F" w:themeColor="text1" w:themeTint="80"/>
-                    </w:rPr>
-                    <w:t>QuAK</w:t>
-                  </w:r>
-                  <w:proofErr w:type="spellEnd"/>
-                  <w:r>
-                    <w:rPr>
-                      <w:rFonts w:ascii="Helvetica Neue" w:hAnsi="Helvetica Neue"/>
-                      <w:b w:val="0"/>
-                      <w:bCs w:val="0"/>
-                      <w:color w:val="7F7F7F" w:themeColor="text1" w:themeTint="80"/>
-                    </w:rPr>
-                    <w:t>) algorithm that enables comparing the n-</w:t>
-                  </w:r>
-                  <w:proofErr w:type="spellStart"/>
-                  <w:r>
-                    <w:rPr>
-                      <w:rFonts w:ascii="Helvetica Neue" w:hAnsi="Helvetica Neue"/>
-                      <w:b w:val="0"/>
-                      <w:bCs w:val="0"/>
-                      <w:color w:val="7F7F7F" w:themeColor="text1" w:themeTint="80"/>
-                    </w:rPr>
-                    <w:t>th</w:t>
-                  </w:r>
-                  <w:proofErr w:type="spellEnd"/>
-                  <w:r>
-                    <w:rPr>
-                      <w:rFonts w:ascii="Helvetica Neue" w:hAnsi="Helvetica Neue"/>
-                      <w:b w:val="0"/>
-                      <w:bCs w:val="0"/>
-                      <w:color w:val="7F7F7F" w:themeColor="text1" w:themeTint="80"/>
-                    </w:rPr>
-                    <w:t xml:space="preserve"> power of the m-</w:t>
-                  </w:r>
-                  <w:proofErr w:type="spellStart"/>
-                  <w:r>
-                    <w:rPr>
-                      <w:rFonts w:ascii="Helvetica Neue" w:hAnsi="Helvetica Neue"/>
-                      <w:b w:val="0"/>
-                      <w:bCs w:val="0"/>
-                      <w:color w:val="7F7F7F" w:themeColor="text1" w:themeTint="80"/>
-                    </w:rPr>
-                    <w:t>th</w:t>
-                  </w:r>
-                  <w:proofErr w:type="spellEnd"/>
-                  <w:r>
-                    <w:rPr>
-                      <w:rFonts w:ascii="Helvetica Neue" w:hAnsi="Helvetica Neue"/>
-                      <w:b w:val="0"/>
-                      <w:bCs w:val="0"/>
-                      <w:color w:val="7F7F7F" w:themeColor="text1" w:themeTint="80"/>
-                    </w:rPr>
-                    <w:t xml:space="preserve"> moment of multiple superimposed distributions.</w:t>
+                    <w:t>quantum amplitude kickback (QuAK) algorithm that enables comparing the n-th power of the m-th moment of multiple superimposed distributions.</w:t>
                   </w:r>
                 </w:p>
               </w:tc>
@@ -3554,13 +3300,8 @@
                     <w:pStyle w:val="Heading2"/>
                     <w:keepNext w:val="0"/>
                   </w:pPr>
-                  <w:proofErr w:type="spellStart"/>
-                  <w:r>
-                    <w:t>eQMARL</w:t>
-                  </w:r>
-                  <w:proofErr w:type="spellEnd"/>
-                  <w:r>
-                    <w:t>: Entangled Quantum Multi-Agent Reinforcement Learning for Distributed Cooperation over Quantum Channels</w:t>
+                  <w:r>
+                    <w:t>eQMARL: Entangled Quantum Multi-Agent Reinforcement Learning for Distributed Cooperation over Quantum Channels</w:t>
                   </w:r>
                 </w:p>
               </w:tc>
@@ -3577,16 +3318,11 @@
                     <w:t xml:space="preserve">[ </w:t>
                   </w:r>
                   <w:r>
-                    <w:t xml:space="preserve">4 / </w:t>
-                  </w:r>
-                  <w:proofErr w:type="gramStart"/>
-                  <w:r>
-                    <w:t>2025</w:t>
+                    <w:t>4 / 2025</w:t>
                   </w:r>
                   <w:r>
                     <w:t xml:space="preserve"> ]</w:t>
                   </w:r>
-                  <w:proofErr w:type="gramEnd"/>
                 </w:p>
               </w:tc>
             </w:tr>
@@ -3675,16 +3411,11 @@
                     <w:t xml:space="preserve">[ </w:t>
                   </w:r>
                   <w:r>
-                    <w:t xml:space="preserve">3 / </w:t>
-                  </w:r>
-                  <w:proofErr w:type="gramStart"/>
-                  <w:r>
-                    <w:t>2023</w:t>
+                    <w:t>3 / 2023</w:t>
                   </w:r>
                   <w:r>
                     <w:t xml:space="preserve"> ]</w:t>
                   </w:r>
-                  <w:proofErr w:type="gramEnd"/>
                 </w:p>
               </w:tc>
             </w:tr>
@@ -3752,13 +3483,8 @@
                     <w:keepNext w:val="0"/>
                   </w:pPr>
                   <w:r>
-                    <w:t>[ 1/2021 – 8/</w:t>
-                  </w:r>
-                  <w:proofErr w:type="gramStart"/>
-                  <w:r>
-                    <w:t>2022 ]</w:t>
-                  </w:r>
-                  <w:proofErr w:type="gramEnd"/>
+                    <w:t>[ 1/2021 – 8/2022 ]</w:t>
+                  </w:r>
                 </w:p>
               </w:tc>
             </w:tr>
@@ -3886,13 +3612,8 @@
                     <w:pStyle w:val="Heading2"/>
                     <w:keepNext w:val="0"/>
                   </w:pPr>
-                  <w:proofErr w:type="spellStart"/>
-                  <w:r>
-                    <w:t>SmartStockRL</w:t>
-                  </w:r>
-                  <w:proofErr w:type="spellEnd"/>
-                  <w:r>
-                    <w:t>: Intelligent Stock Trading using Traditional and Deep Q-Learning</w:t>
+                  <w:r>
+                    <w:t>SmartStockRL: Intelligent Stock Trading using Traditional and Deep Q-Learning</w:t>
                   </w:r>
                 </w:p>
               </w:tc>
@@ -3906,13 +3627,8 @@
                     <w:keepNext w:val="0"/>
                   </w:pPr>
                   <w:r>
-                    <w:t>[ 10/2021 – 12/</w:t>
-                  </w:r>
-                  <w:proofErr w:type="gramStart"/>
-                  <w:r>
-                    <w:t>2021 ]</w:t>
-                  </w:r>
-                  <w:proofErr w:type="gramEnd"/>
+                    <w:t>[ 10/2021 – 12/2021 ]</w:t>
+                  </w:r>
                 </w:p>
               </w:tc>
             </w:tr>
@@ -4007,13 +3723,8 @@
                     <w:pStyle w:val="Heading2"/>
                     <w:keepNext w:val="0"/>
                   </w:pPr>
-                  <w:proofErr w:type="spellStart"/>
-                  <w:r>
-                    <w:t>LyricAI</w:t>
-                  </w:r>
-                  <w:proofErr w:type="spellEnd"/>
-                  <w:r>
-                    <w:t>: Using LSTMs to Write Religious Music</w:t>
+                  <w:r>
+                    <w:t>LyricAI: Using LSTMs to Write Religious Music</w:t>
                   </w:r>
                 </w:p>
               </w:tc>
@@ -4027,13 +3738,8 @@
                     <w:keepNext w:val="0"/>
                   </w:pPr>
                   <w:r>
-                    <w:t>[ 4/2021 – 5/</w:t>
-                  </w:r>
-                  <w:proofErr w:type="gramStart"/>
-                  <w:r>
-                    <w:t>2021 ]</w:t>
-                  </w:r>
-                  <w:proofErr w:type="gramEnd"/>
+                    <w:t>[ 4/2021 – 5/2021 ]</w:t>
+                  </w:r>
                 </w:p>
               </w:tc>
             </w:tr>
@@ -4143,13 +3849,8 @@
                     <w:keepNext w:val="0"/>
                   </w:pPr>
                   <w:r>
-                    <w:t>[ 8/2016 – 12/</w:t>
-                  </w:r>
-                  <w:proofErr w:type="gramStart"/>
-                  <w:r>
-                    <w:t>2016 ]</w:t>
-                  </w:r>
-                  <w:proofErr w:type="gramEnd"/>
+                    <w:t>[ 8/2016 – 12/2016 ]</w:t>
+                  </w:r>
                 </w:p>
               </w:tc>
             </w:tr>
@@ -4265,15 +3966,7 @@
                     <w:keepNext w:val="0"/>
                   </w:pPr>
                   <w:r>
-                    <w:t>[ 8/2015 – 5/</w:t>
-                  </w:r>
-                  <w:proofErr w:type="gramStart"/>
-                  <w:r>
-                    <w:t>2016 ]</w:t>
-                  </w:r>
-                  <w:proofErr w:type="gramEnd"/>
-                  <w:r>
-                    <w:t xml:space="preserve"> </w:t>
+                    <w:t xml:space="preserve">[ 8/2015 – 5/2016 ] </w:t>
                   </w:r>
                 </w:p>
               </w:tc>
@@ -4289,15 +3982,7 @@
                     <w:pStyle w:val="Content"/>
                   </w:pPr>
                   <w:r>
-                    <w:t xml:space="preserve">Created a wireless off-the-shelf device for interfacing with vehicle OBDII system. Developed companion Linux and mobile application software for wireless data acquisition and interaction. Learned project management, project documentation such as </w:t>
-                  </w:r>
-                  <w:proofErr w:type="gramStart"/>
-                  <w:r>
-                    <w:t>request</w:t>
-                  </w:r>
-                  <w:proofErr w:type="gramEnd"/>
-                  <w:r>
-                    <w:t xml:space="preserve"> for proposal, and customer relations from instructors that have extensive backgrounds in the corporate world. </w:t>
+                    <w:t xml:space="preserve">Created a wireless off-the-shelf device for interfacing with vehicle OBDII system. Developed companion Linux and mobile application software for wireless data acquisition and interaction. Learned project management, project documentation such as request for proposal, and customer relations from instructors that have extensive backgrounds in the corporate world. </w:t>
                   </w:r>
                 </w:p>
               </w:tc>
@@ -4401,13 +4086,8 @@
                     <w:keepNext w:val="0"/>
                   </w:pPr>
                   <w:r>
-                    <w:t>[ 1/2015 – 5/</w:t>
-                  </w:r>
-                  <w:proofErr w:type="gramStart"/>
-                  <w:r>
-                    <w:t>2015 ]</w:t>
-                  </w:r>
-                  <w:proofErr w:type="gramEnd"/>
+                    <w:t>[ 1/2015 – 5/2015 ]</w:t>
+                  </w:r>
                 </w:p>
               </w:tc>
             </w:tr>
@@ -4422,31 +4102,7 @@
                     <w:pStyle w:val="Content"/>
                   </w:pPr>
                   <w:r>
-                    <w:t xml:space="preserve">Developed </w:t>
-                  </w:r>
-                  <w:proofErr w:type="gramStart"/>
-                  <w:r>
-                    <w:t>a</w:t>
-                  </w:r>
-                  <w:proofErr w:type="gramEnd"/>
-                  <w:r>
-                    <w:t xml:space="preserve"> RTL-SDR receiver system called ‘</w:t>
-                  </w:r>
-                  <w:proofErr w:type="spellStart"/>
-                  <w:r>
-                    <w:t>RadioPi</w:t>
-                  </w:r>
-                  <w:proofErr w:type="spellEnd"/>
-                  <w:r>
-                    <w:t xml:space="preserve">’ to process local FM transmissions. Signal processing algorithms are written in Python using </w:t>
-                  </w:r>
-                  <w:proofErr w:type="spellStart"/>
-                  <w:r>
-                    <w:t>GNURadio</w:t>
-                  </w:r>
-                  <w:proofErr w:type="spellEnd"/>
-                  <w:r>
-                    <w:t xml:space="preserve"> API and custom signal blocks. Design elements include the Raspberry Pi, USB RTL-SDR antenna, and breadboard circuitry for user interface.</w:t>
+                    <w:t>Developed a RTL-SDR receiver system called ‘RadioPi’ to process local FM transmissions. Signal processing algorithms are written in Python using GNURadio API and custom signal blocks. Design elements include the Raspberry Pi, USB RTL-SDR antenna, and breadboard circuitry for user interface.</w:t>
                   </w:r>
                 </w:p>
               </w:tc>
@@ -4550,13 +4206,8 @@
                     <w:keepNext w:val="0"/>
                   </w:pPr>
                   <w:r>
-                    <w:t>[ 7/2015 – 08/</w:t>
-                  </w:r>
-                  <w:proofErr w:type="gramStart"/>
-                  <w:r>
-                    <w:t>2015 ]</w:t>
-                  </w:r>
-                  <w:proofErr w:type="gramEnd"/>
+                    <w:t>[ 7/2015 – 08/2015 ]</w:t>
+                  </w:r>
                 </w:p>
               </w:tc>
             </w:tr>
@@ -4937,13 +4588,8 @@
                   <w:r>
                     <w:t xml:space="preserve">/ </w:t>
                   </w:r>
-                  <w:proofErr w:type="spellStart"/>
-                  <w:r>
-                    <w:t>PyTorch</w:t>
-                  </w:r>
-                  <w:proofErr w:type="spellEnd"/>
-                  <w:r>
-                    <w:t xml:space="preserve"> </w:t>
+                  <w:r>
+                    <w:t xml:space="preserve">PyTorch </w:t>
                   </w:r>
                   <w:r>
                     <w:t>/</w:t>
@@ -4961,13 +4607,8 @@
                   <w:r>
                     <w:t xml:space="preserve">PennyLane / </w:t>
                   </w:r>
-                  <w:proofErr w:type="spellStart"/>
-                  <w:r>
-                    <w:t>Qiskit</w:t>
-                  </w:r>
-                  <w:proofErr w:type="spellEnd"/>
-                  <w:r>
-                    <w:t xml:space="preserve"> / Cirq / TensorFlow Quantum / Torch Quantum</w:t>
+                  <w:r>
+                    <w:t>Qiskit / Cirq / TensorFlow Quantum / Torch Quantum</w:t>
                   </w:r>
                   <w:r>
                     <w:br/>
@@ -4976,64 +4617,19 @@
                     <w:t xml:space="preserve">/ </w:t>
                   </w:r>
                   <w:r>
-                    <w:t xml:space="preserve">NumPy / Pandas / SciPy / Scikit-Learn / Matplotlib / Seaborn / Flask / </w:t>
-                  </w:r>
-                  <w:proofErr w:type="spellStart"/>
-                  <w:r>
-                    <w:t>NetworkX</w:t>
-                  </w:r>
-                  <w:proofErr w:type="spellEnd"/>
-                  <w:r>
-                    <w:t xml:space="preserve"> </w:t>
+                    <w:t xml:space="preserve">NumPy / Pandas / SciPy / Scikit-Learn / Matplotlib / Seaborn / Flask / NetworkX </w:t>
                   </w:r>
                   <w:r>
                     <w:br/>
                   </w:r>
                   <w:r>
-                    <w:t xml:space="preserve">/ </w:t>
-                  </w:r>
-                  <w:proofErr w:type="spellStart"/>
-                  <w:r>
-                    <w:t>BeautifulSoup</w:t>
-                  </w:r>
-                  <w:proofErr w:type="spellEnd"/>
-                  <w:r>
-                    <w:t xml:space="preserve"> / OpenCV / Pillow / </w:t>
-                  </w:r>
-                  <w:proofErr w:type="spellStart"/>
-                  <w:r>
-                    <w:t>PyQt</w:t>
-                  </w:r>
-                  <w:proofErr w:type="spellEnd"/>
-                  <w:r>
-                    <w:t xml:space="preserve"> / </w:t>
-                  </w:r>
-                  <w:proofErr w:type="spellStart"/>
-                  <w:r>
-                    <w:t>Pytest</w:t>
-                  </w:r>
-                  <w:proofErr w:type="spellEnd"/>
-                  <w:r>
-                    <w:t xml:space="preserve"> / </w:t>
+                    <w:t xml:space="preserve">/ BeautifulSoup / OpenCV / Pillow / PyQt / Pytest / </w:t>
                   </w:r>
                   <w:r>
                     <w:t xml:space="preserve">UV / </w:t>
                   </w:r>
-                  <w:proofErr w:type="spellStart"/>
-                  <w:r>
-                    <w:t>Pipenv</w:t>
-                  </w:r>
-                  <w:proofErr w:type="spellEnd"/>
-                  <w:r>
-                    <w:t xml:space="preserve"> / </w:t>
-                  </w:r>
-                  <w:proofErr w:type="spellStart"/>
-                  <w:r>
-                    <w:t>Pyenv</w:t>
-                  </w:r>
-                  <w:proofErr w:type="spellEnd"/>
-                  <w:r>
-                    <w:t xml:space="preserve"> / Requests</w:t>
+                  <w:r>
+                    <w:t>Pipenv / Pyenv / Requests</w:t>
                   </w:r>
                   <w:r>
                     <w:t xml:space="preserve"> </w:t>
@@ -5328,15 +4924,7 @@
                     <w:t>Microservices</w:t>
                   </w:r>
                   <w:r>
-                    <w:t xml:space="preserve">:  Docker / Singularity / </w:t>
-                  </w:r>
-                  <w:proofErr w:type="spellStart"/>
-                  <w:r>
-                    <w:t>Podman</w:t>
-                  </w:r>
-                  <w:proofErr w:type="spellEnd"/>
-                  <w:r>
-                    <w:t xml:space="preserve"> / Kubernetes</w:t>
+                    <w:t>:  Docker / Singularity / Podman / Kubernetes</w:t>
                   </w:r>
                 </w:p>
                 <w:p>
@@ -5389,23 +4977,10 @@
                     <w:t>Databases</w:t>
                   </w:r>
                   <w:r>
-                    <w:t xml:space="preserve">: </w:t>
-                  </w:r>
-                  <w:proofErr w:type="spellStart"/>
-                  <w:r>
-                    <w:t>InfluxDB</w:t>
-                  </w:r>
-                  <w:proofErr w:type="spellEnd"/>
-                  <w:r>
-                    <w:t xml:space="preserve"> / MongoDB / MySQL / SQLite / </w:t>
-                  </w:r>
-                  <w:proofErr w:type="spellStart"/>
-                  <w:r>
-                    <w:t>GraphQL</w:t>
-                  </w:r>
-                  <w:proofErr w:type="spellEnd"/>
-                  <w:r>
-                    <w:t xml:space="preserve"> / </w:t>
+                    <w:t xml:space="preserve">: InfluxDB / MongoDB / MySQL / SQLite / </w:t>
+                  </w:r>
+                  <w:r>
+                    <w:t xml:space="preserve">GraphQL / </w:t>
                   </w:r>
                   <w:r>
                     <w:t>Redis</w:t>
@@ -5701,52 +5276,160 @@
               <w:pStyle w:val="Heading2"/>
               <w:ind w:left="-13"/>
             </w:pPr>
-            <w:proofErr w:type="spellStart"/>
-            <w:r>
-              <w:t>Eta</w:t>
-            </w:r>
-            <w:proofErr w:type="spellEnd"/>
-            <w:r>
-              <w:t xml:space="preserve"> Kappa Nu </w:t>
-            </w:r>
-            <w:r>
-              <w:t xml:space="preserve">(Electrical Engineering Honor </w:t>
-            </w:r>
-            <w:proofErr w:type="gramStart"/>
-            <w:r>
-              <w:t>Society</w:t>
+            <w:r>
+              <w:t xml:space="preserve">Eta Kappa Nu </w:t>
+            </w:r>
+            <w:r>
+              <w:t>(Electrical Engineering Honor Society</w:t>
             </w:r>
             <w:r>
               <w:t xml:space="preserve">)   </w:t>
             </w:r>
-            <w:proofErr w:type="gramEnd"/>
             <w:r>
               <w:rPr>
                 <w:color w:val="4F81BD" w:themeColor="accent1"/>
                 <w:sz w:val="16"/>
                 <w:szCs w:val="24"/>
               </w:rPr>
-              <w:t xml:space="preserve">[ 2021 – </w:t>
-            </w:r>
-            <w:proofErr w:type="gramStart"/>
+              <w:t>[ 2021 – Present ]</w:t>
+            </w:r>
+          </w:p>
+          <w:p>
+            <w:pPr>
+              <w:pStyle w:val="Heading2"/>
+              <w:ind w:left="-13"/>
+            </w:pPr>
+            <w:r>
+              <w:t xml:space="preserve">IEEE  </w:t>
+            </w:r>
             <w:r>
               <w:rPr>
                 <w:color w:val="4F81BD" w:themeColor="accent1"/>
                 <w:sz w:val="16"/>
                 <w:szCs w:val="24"/>
               </w:rPr>
-              <w:t>Present ]</w:t>
-            </w:r>
-            <w:proofErr w:type="gramEnd"/>
-          </w:p>
+              <w:t>[ 2021 – Present ]</w:t>
+            </w:r>
+          </w:p>
+        </w:tc>
+      </w:tr>
+      <w:tr>
+        <w:tc>
+          <w:tcPr>
+            <w:tcW w:w="458" w:type="pct"/>
+          </w:tcPr>
+          <w:p>
+            <w:pPr>
+              <w:pStyle w:val="Heading1"/>
+              <w:keepNext w:val="0"/>
+              <w:rPr>
+                <w:sz w:val="10"/>
+                <w:szCs w:val="10"/>
+              </w:rPr>
+            </w:pPr>
+          </w:p>
+        </w:tc>
+        <w:tc>
+          <w:tcPr>
+            <w:tcW w:w="86" w:type="pct"/>
+          </w:tcPr>
+          <w:p>
+            <w:pPr>
+              <w:rPr>
+                <w:sz w:val="10"/>
+                <w:szCs w:val="10"/>
+              </w:rPr>
+            </w:pPr>
+          </w:p>
+        </w:tc>
+        <w:tc>
+          <w:tcPr>
+            <w:tcW w:w="4456" w:type="pct"/>
+          </w:tcPr>
+          <w:p>
+            <w:pPr>
+              <w:rPr>
+                <w:sz w:val="10"/>
+                <w:szCs w:val="10"/>
+              </w:rPr>
+            </w:pPr>
+          </w:p>
+        </w:tc>
+      </w:tr>
+      <w:tr>
+        <w:tc>
+          <w:tcPr>
+            <w:tcW w:w="458" w:type="pct"/>
+          </w:tcPr>
+          <w:p>
+            <w:pPr>
+              <w:pStyle w:val="Heading1"/>
+              <w:keepNext w:val="0"/>
+            </w:pPr>
+            <w:r>
+              <w:t xml:space="preserve">Fellowships, </w:t>
+            </w:r>
+            <w:r>
+              <w:t>Honors</w:t>
+            </w:r>
+            <w:r>
+              <w:t>, &amp;</w:t>
+            </w:r>
+            <w:r>
+              <w:t xml:space="preserve"> Awards</w:t>
+            </w:r>
+          </w:p>
+        </w:tc>
+        <w:tc>
+          <w:tcPr>
+            <w:tcW w:w="86" w:type="pct"/>
+          </w:tcPr>
+          <w:p/>
+        </w:tc>
+        <w:tc>
+          <w:tcPr>
+            <w:tcW w:w="4456" w:type="pct"/>
+          </w:tcPr>
           <w:p>
             <w:pPr>
               <w:pStyle w:val="Heading2"/>
               <w:ind w:left="-13"/>
             </w:pPr>
-            <w:proofErr w:type="gramStart"/>
-            <w:r>
-              <w:t xml:space="preserve">IEEE  </w:t>
+            <w:r>
+              <w:t>Bradley Fellowship</w:t>
+            </w:r>
+            <w:r>
+              <w:t xml:space="preserve">, </w:t>
+            </w:r>
+            <w:r>
+              <w:rPr>
+                <w:b w:val="0"/>
+                <w:bCs w:val="0"/>
+              </w:rPr>
+              <w:t>Virginia Tech</w:t>
+            </w:r>
+            <w:r>
+              <w:t xml:space="preserve">, </w:t>
+            </w:r>
+            <w:r>
+              <w:rPr>
+                <w:b w:val="0"/>
+                <w:bCs w:val="0"/>
+              </w:rPr>
+              <w:t>Bradley</w:t>
+            </w:r>
+            <w:r>
+              <w:t xml:space="preserve"> </w:t>
+            </w:r>
+            <w:r>
+              <w:rPr>
+                <w:b w:val="0"/>
+                <w:bCs w:val="0"/>
+              </w:rPr>
+              <w:t>Department of Electrical and Computer Engineering</w:t>
+            </w:r>
+            <w:r>
+              <w:t xml:space="preserve"> </w:t>
             </w:r>
             <w:r>
               <w:rPr>
@@ -5754,182 +5437,24 @@
                 <w:sz w:val="16"/>
                 <w:szCs w:val="24"/>
               </w:rPr>
-              <w:t>[</w:t>
-            </w:r>
-            <w:proofErr w:type="gramEnd"/>
+              <w:t>[ 202</w:t>
+            </w:r>
             <w:r>
               <w:rPr>
                 <w:color w:val="4F81BD" w:themeColor="accent1"/>
                 <w:sz w:val="16"/>
                 <w:szCs w:val="24"/>
               </w:rPr>
-              <w:t xml:space="preserve"> 2021 – </w:t>
-            </w:r>
-            <w:proofErr w:type="gramStart"/>
+              <w:t>2</w:t>
+            </w:r>
             <w:r>
               <w:rPr>
                 <w:color w:val="4F81BD" w:themeColor="accent1"/>
                 <w:sz w:val="16"/>
                 <w:szCs w:val="24"/>
               </w:rPr>
-              <w:t>Present ]</w:t>
-            </w:r>
-            <w:proofErr w:type="gramEnd"/>
-          </w:p>
-        </w:tc>
-      </w:tr>
-      <w:tr>
-        <w:tc>
-          <w:tcPr>
-            <w:tcW w:w="458" w:type="pct"/>
-          </w:tcPr>
-          <w:p>
-            <w:pPr>
-              <w:pStyle w:val="Heading1"/>
-              <w:keepNext w:val="0"/>
-              <w:rPr>
-                <w:sz w:val="10"/>
-                <w:szCs w:val="10"/>
-              </w:rPr>
-            </w:pPr>
-          </w:p>
-        </w:tc>
-        <w:tc>
-          <w:tcPr>
-            <w:tcW w:w="86" w:type="pct"/>
-          </w:tcPr>
-          <w:p>
-            <w:pPr>
-              <w:rPr>
-                <w:sz w:val="10"/>
-                <w:szCs w:val="10"/>
-              </w:rPr>
-            </w:pPr>
-          </w:p>
-        </w:tc>
-        <w:tc>
-          <w:tcPr>
-            <w:tcW w:w="4456" w:type="pct"/>
-          </w:tcPr>
-          <w:p>
-            <w:pPr>
-              <w:rPr>
-                <w:sz w:val="10"/>
-                <w:szCs w:val="10"/>
-              </w:rPr>
-            </w:pPr>
-          </w:p>
-        </w:tc>
-      </w:tr>
-      <w:tr>
-        <w:tc>
-          <w:tcPr>
-            <w:tcW w:w="458" w:type="pct"/>
-          </w:tcPr>
-          <w:p>
-            <w:pPr>
-              <w:pStyle w:val="Heading1"/>
-              <w:keepNext w:val="0"/>
-            </w:pPr>
-            <w:r>
-              <w:t xml:space="preserve">Fellowships, </w:t>
-            </w:r>
-            <w:r>
-              <w:t>Honors</w:t>
-            </w:r>
-            <w:r>
-              <w:t>, &amp;</w:t>
-            </w:r>
-            <w:r>
-              <w:t xml:space="preserve"> Awards</w:t>
-            </w:r>
-          </w:p>
-        </w:tc>
-        <w:tc>
-          <w:tcPr>
-            <w:tcW w:w="86" w:type="pct"/>
-          </w:tcPr>
-          <w:p/>
-        </w:tc>
-        <w:tc>
-          <w:tcPr>
-            <w:tcW w:w="4456" w:type="pct"/>
-          </w:tcPr>
-          <w:p>
-            <w:pPr>
-              <w:pStyle w:val="Heading2"/>
-              <w:ind w:left="-13"/>
-            </w:pPr>
-            <w:r>
-              <w:t>Bradley Fellowship</w:t>
-            </w:r>
-            <w:r>
-              <w:t xml:space="preserve">, </w:t>
-            </w:r>
-            <w:r>
-              <w:rPr>
-                <w:b w:val="0"/>
-                <w:bCs w:val="0"/>
-              </w:rPr>
-              <w:t>Virginia Tech</w:t>
-            </w:r>
-            <w:r>
-              <w:t xml:space="preserve">, </w:t>
-            </w:r>
-            <w:r>
-              <w:rPr>
-                <w:b w:val="0"/>
-                <w:bCs w:val="0"/>
-              </w:rPr>
-              <w:t>Bradley</w:t>
-            </w:r>
-            <w:r>
-              <w:t xml:space="preserve"> </w:t>
-            </w:r>
-            <w:r>
-              <w:rPr>
-                <w:b w:val="0"/>
-                <w:bCs w:val="0"/>
-              </w:rPr>
-              <w:t>Department of Electrical and Computer Engineering</w:t>
-            </w:r>
-            <w:r>
-              <w:t xml:space="preserve"> </w:t>
-            </w:r>
-            <w:r>
-              <w:rPr>
-                <w:color w:val="4F81BD" w:themeColor="accent1"/>
-                <w:sz w:val="16"/>
-                <w:szCs w:val="24"/>
-              </w:rPr>
-              <w:t>[ 202</w:t>
-            </w:r>
-            <w:r>
-              <w:rPr>
-                <w:color w:val="4F81BD" w:themeColor="accent1"/>
-                <w:sz w:val="16"/>
-                <w:szCs w:val="24"/>
-              </w:rPr>
-              <w:t>2</w:t>
-            </w:r>
-            <w:r>
-              <w:rPr>
-                <w:color w:val="4F81BD" w:themeColor="accent1"/>
-                <w:sz w:val="16"/>
-                <w:szCs w:val="24"/>
-              </w:rPr>
-              <w:t xml:space="preserve"> – </w:t>
-            </w:r>
-            <w:proofErr w:type="gramStart"/>
-            <w:r>
-              <w:rPr>
-                <w:color w:val="4F81BD" w:themeColor="accent1"/>
-                <w:sz w:val="16"/>
-                <w:szCs w:val="24"/>
-              </w:rPr>
-              <w:t>Present ]</w:t>
-            </w:r>
-            <w:proofErr w:type="gramEnd"/>
+              <w:t xml:space="preserve"> – Present ]</w:t>
+            </w:r>
           </w:p>
           <w:p>
             <w:pPr>
@@ -6278,7 +5803,6 @@
                     </w:rPr>
                     <w:t xml:space="preserve"> – </w:t>
                   </w:r>
-                  <w:proofErr w:type="gramStart"/>
                   <w:r>
                     <w:rPr>
                       <w:color w:val="4F81BD" w:themeColor="accent1"/>
@@ -6293,16 +5817,7 @@
                       <w:sz w:val="16"/>
                       <w:szCs w:val="16"/>
                     </w:rPr>
-                    <w:t xml:space="preserve"> ]</w:t>
-                  </w:r>
-                  <w:proofErr w:type="gramEnd"/>
-                  <w:r>
-                    <w:rPr>
-                      <w:color w:val="4F81BD" w:themeColor="accent1"/>
-                      <w:sz w:val="16"/>
-                      <w:szCs w:val="16"/>
-                    </w:rPr>
-                    <w:t xml:space="preserve"> </w:t>
+                    <w:t xml:space="preserve"> ] </w:t>
                   </w:r>
                   <w:r>
                     <w:rPr>
@@ -6450,7 +5965,6 @@
                     </w:rPr>
                     <w:t xml:space="preserve"> – </w:t>
                   </w:r>
-                  <w:proofErr w:type="gramStart"/>
                   <w:r>
                     <w:rPr>
                       <w:color w:val="4F81BD" w:themeColor="accent1"/>
@@ -6467,7 +5981,6 @@
                     </w:rPr>
                     <w:t xml:space="preserve"> ]</w:t>
                   </w:r>
-                  <w:proofErr w:type="gramEnd"/>
                   <w:r>
                     <w:rPr>
                       <w:color w:val="4F81BD" w:themeColor="accent1"/>
@@ -6649,25 +6162,7 @@
                       <w:sz w:val="16"/>
                       <w:szCs w:val="16"/>
                     </w:rPr>
-                    <w:t xml:space="preserve">[ 2013 – </w:t>
-                  </w:r>
-                  <w:proofErr w:type="gramStart"/>
-                  <w:r>
-                    <w:rPr>
-                      <w:color w:val="4F81BD" w:themeColor="accent1"/>
-                      <w:sz w:val="16"/>
-                      <w:szCs w:val="16"/>
-                    </w:rPr>
-                    <w:t>2014 ]</w:t>
-                  </w:r>
-                  <w:proofErr w:type="gramEnd"/>
-                  <w:r>
-                    <w:rPr>
-                      <w:color w:val="4F81BD" w:themeColor="accent1"/>
-                      <w:sz w:val="16"/>
-                      <w:szCs w:val="16"/>
-                    </w:rPr>
-                    <w:t xml:space="preserve"> </w:t>
+                    <w:t xml:space="preserve">[ 2013 – 2014 ] </w:t>
                   </w:r>
                   <w:r>
                     <w:rPr>
@@ -9290,6 +8785,7 @@
     <w:rsid w:val="00C135B0"/>
     <w:rsid w:val="00CA3FC5"/>
     <w:rsid w:val="00CC0A20"/>
+    <w:rsid w:val="00E16A43"/>
     <w:rsid w:val="00E61DFF"/>
     <w:rsid w:val="00EA0651"/>
     <w:rsid w:val="00EC60A9"/>

--- a/derieux_resume_multipage.docx
+++ b/derieux_resume_multipage.docx
@@ -4424,7 +4424,7 @@
                       <w:ilvl w:val="0"/>
                       <w:numId w:val="12"/>
                     </w:numPr>
-                    <w:ind w:left="345" w:hanging="164"/>
+                    <w:ind w:left="245" w:hanging="164"/>
                   </w:pPr>
                   <w:r>
                     <w:t>Python</w:t>
@@ -4437,7 +4437,7 @@
                       <w:ilvl w:val="0"/>
                       <w:numId w:val="12"/>
                     </w:numPr>
-                    <w:ind w:left="345" w:hanging="164"/>
+                    <w:ind w:left="245" w:hanging="164"/>
                   </w:pPr>
                   <w:r>
                     <w:t>C / C++</w:t>
@@ -4453,7 +4453,7 @@
                       <w:ilvl w:val="0"/>
                       <w:numId w:val="12"/>
                     </w:numPr>
-                    <w:ind w:left="345" w:hanging="164"/>
+                    <w:ind w:left="245" w:hanging="164"/>
                   </w:pPr>
                   <w:r>
                     <w:t>MATLAB</w:t>
@@ -4466,7 +4466,7 @@
                       <w:ilvl w:val="0"/>
                       <w:numId w:val="12"/>
                     </w:numPr>
-                    <w:ind w:left="345" w:hanging="164"/>
+                    <w:ind w:left="245" w:hanging="164"/>
                   </w:pPr>
                   <w:r>
                     <w:t xml:space="preserve">JavaScript / </w:t>
@@ -4497,7 +4497,7 @@
                       <w:ilvl w:val="0"/>
                       <w:numId w:val="12"/>
                     </w:numPr>
-                    <w:ind w:left="345" w:hanging="164"/>
+                    <w:ind w:left="245" w:hanging="164"/>
                   </w:pPr>
                   <w:r>
                     <w:t>Java</w:t>
@@ -4510,7 +4510,7 @@
                       <w:ilvl w:val="0"/>
                       <w:numId w:val="12"/>
                     </w:numPr>
-                    <w:ind w:left="345" w:hanging="164"/>
+                    <w:ind w:left="245" w:hanging="164"/>
                   </w:pPr>
                   <w:r>
                     <w:t>Rust</w:t>
@@ -4529,7 +4529,7 @@
                       <w:ilvl w:val="0"/>
                       <w:numId w:val="12"/>
                     </w:numPr>
-                    <w:ind w:left="345" w:hanging="164"/>
+                    <w:ind w:left="245" w:hanging="164"/>
                   </w:pPr>
                   <w:r>
                     <w:t>Fortran</w:t>
@@ -4542,7 +4542,7 @@
                       <w:ilvl w:val="0"/>
                       <w:numId w:val="12"/>
                     </w:numPr>
-                    <w:ind w:left="345" w:hanging="164"/>
+                    <w:ind w:left="245" w:hanging="164"/>
                   </w:pPr>
                   <w:r>
                     <w:t>LaTeX</w:t>
@@ -4561,7 +4561,7 @@
                       <w:ilvl w:val="0"/>
                       <w:numId w:val="12"/>
                     </w:numPr>
-                    <w:ind w:left="368" w:hanging="187"/>
+                    <w:ind w:left="278" w:hanging="187"/>
                   </w:pPr>
                   <w:r>
                     <w:rPr>
@@ -4648,7 +4648,7 @@
                       <w:ilvl w:val="0"/>
                       <w:numId w:val="12"/>
                     </w:numPr>
-                    <w:ind w:left="368" w:hanging="187"/>
+                    <w:ind w:left="278" w:hanging="187"/>
                   </w:pPr>
                   <w:r>
                     <w:rPr>
@@ -4691,7 +4691,7 @@
                       <w:ilvl w:val="0"/>
                       <w:numId w:val="12"/>
                     </w:numPr>
-                    <w:ind w:left="368" w:hanging="187"/>
+                    <w:ind w:left="278" w:hanging="187"/>
                   </w:pPr>
                   <w:r>
                     <w:t>Grafana</w:t>
@@ -4704,7 +4704,7 @@
                       <w:ilvl w:val="0"/>
                       <w:numId w:val="12"/>
                     </w:numPr>
-                    <w:ind w:left="368" w:hanging="187"/>
+                    <w:ind w:left="278" w:hanging="187"/>
                   </w:pPr>
                   <w:r>
                     <w:t>Canvas LMS</w:t>
@@ -4901,7 +4901,7 @@
                       <w:ilvl w:val="0"/>
                       <w:numId w:val="12"/>
                     </w:numPr>
-                    <w:ind w:left="345" w:hanging="164"/>
+                    <w:ind w:left="245" w:hanging="164"/>
                   </w:pPr>
                   <w:r>
                     <w:t>SLURM for high performance computing systems</w:t>
@@ -4914,7 +4914,7 @@
                       <w:ilvl w:val="0"/>
                       <w:numId w:val="12"/>
                     </w:numPr>
-                    <w:ind w:left="345" w:hanging="164"/>
+                    <w:ind w:left="245" w:hanging="164"/>
                   </w:pPr>
                   <w:r>
                     <w:rPr>
@@ -4934,7 +4934,7 @@
                       <w:ilvl w:val="0"/>
                       <w:numId w:val="12"/>
                     </w:numPr>
-                    <w:ind w:left="345" w:hanging="164"/>
+                    <w:ind w:left="245" w:hanging="164"/>
                   </w:pPr>
                   <w:r>
                     <w:t>Continuous Integration and Continuous Delivery (CI/CD)</w:t>
@@ -4947,7 +4947,7 @@
                       <w:ilvl w:val="0"/>
                       <w:numId w:val="12"/>
                     </w:numPr>
-                    <w:ind w:left="345" w:hanging="164"/>
+                    <w:ind w:left="245" w:hanging="164"/>
                   </w:pPr>
                   <w:r>
                     <w:rPr>
@@ -4967,7 +4967,7 @@
                       <w:ilvl w:val="0"/>
                       <w:numId w:val="12"/>
                     </w:numPr>
-                    <w:ind w:left="345" w:hanging="164"/>
+                    <w:ind w:left="245" w:hanging="164"/>
                   </w:pPr>
                   <w:r>
                     <w:rPr>
@@ -4993,7 +4993,7 @@
                       <w:ilvl w:val="0"/>
                       <w:numId w:val="12"/>
                     </w:numPr>
-                    <w:ind w:left="345" w:hanging="164"/>
+                    <w:ind w:left="245" w:hanging="164"/>
                   </w:pPr>
                   <w:r>
                     <w:t xml:space="preserve">TCP / UDP </w:t>
@@ -5009,7 +5009,7 @@
                       <w:ilvl w:val="0"/>
                       <w:numId w:val="12"/>
                     </w:numPr>
-                    <w:ind w:left="345" w:hanging="164"/>
+                    <w:ind w:left="245" w:hanging="164"/>
                   </w:pPr>
                   <w:r>
                     <w:rPr>
@@ -5019,51 +5019,32 @@
                     <w:t>Operating Systems</w:t>
                   </w:r>
                   <w:r>
-                    <w:t xml:space="preserve">: </w:t>
-                  </w:r>
-                  <w:r>
-                    <w:t>Linu</w:t>
-                  </w:r>
-                  <w:r>
-                    <w:t xml:space="preserve">x / </w:t>
-                  </w:r>
-                  <w:r>
-                    <w:t>macOS</w:t>
-                  </w:r>
-                  <w:r>
-                    <w:t xml:space="preserve"> / </w:t>
-                  </w:r>
-                  <w:r>
-                    <w:t>Windows</w:t>
-                  </w:r>
-                </w:p>
-                <w:p>
-                  <w:pPr>
-                    <w:pStyle w:val="Content"/>
-                    <w:numPr>
-                      <w:ilvl w:val="0"/>
-                      <w:numId w:val="12"/>
-                    </w:numPr>
-                    <w:ind w:left="345" w:hanging="164"/>
-                  </w:pPr>
-                  <w:r>
                     <w:rPr>
                       <w:b/>
                       <w:bCs/>
                     </w:rPr>
-                    <w:t>Apps</w:t>
+                    <w:t xml:space="preserve"> &amp; Apps</w:t>
                   </w:r>
                   <w:r>
                     <w:t xml:space="preserve">: </w:t>
                   </w:r>
                   <w:r>
-                    <w:t>iO</w:t>
-                  </w:r>
-                  <w:r>
-                    <w:t xml:space="preserve">S / </w:t>
-                  </w:r>
-                  <w:r>
-                    <w:t>Android</w:t>
+                    <w:t>Linu</w:t>
+                  </w:r>
+                  <w:r>
+                    <w:t xml:space="preserve">x / </w:t>
+                  </w:r>
+                  <w:r>
+                    <w:t>macOS</w:t>
+                  </w:r>
+                  <w:r>
+                    <w:t xml:space="preserve"> / </w:t>
+                  </w:r>
+                  <w:r>
+                    <w:t>Windows</w:t>
+                  </w:r>
+                  <w:r>
+                    <w:t xml:space="preserve"> / iOS / Android</w:t>
                   </w:r>
                 </w:p>
               </w:tc>
@@ -5079,7 +5060,7 @@
                       <w:ilvl w:val="0"/>
                       <w:numId w:val="12"/>
                     </w:numPr>
-                    <w:ind w:left="365" w:hanging="198"/>
+                    <w:ind w:left="280" w:hanging="198"/>
                   </w:pPr>
                   <w:r>
                     <w:t>Soldering</w:t>
@@ -5092,7 +5073,7 @@
                       <w:ilvl w:val="0"/>
                       <w:numId w:val="12"/>
                     </w:numPr>
-                    <w:ind w:left="365" w:hanging="198"/>
+                    <w:ind w:left="280" w:hanging="198"/>
                   </w:pPr>
                   <w:r>
                     <w:t>Breadboarding</w:t>
@@ -5105,7 +5086,7 @@
                       <w:ilvl w:val="0"/>
                       <w:numId w:val="12"/>
                     </w:numPr>
-                    <w:ind w:left="365" w:hanging="198"/>
+                    <w:ind w:left="280" w:hanging="198"/>
                   </w:pPr>
                   <w:r>
                     <w:t>Eagle PCB design</w:t>
@@ -5118,7 +5099,7 @@
                       <w:ilvl w:val="0"/>
                       <w:numId w:val="12"/>
                     </w:numPr>
-                    <w:ind w:left="365" w:hanging="198"/>
+                    <w:ind w:left="280" w:hanging="198"/>
                   </w:pPr>
                   <w:r>
                     <w:t>Digital signal processing (DSP)</w:t>
@@ -5131,7 +5112,7 @@
                       <w:ilvl w:val="0"/>
                       <w:numId w:val="12"/>
                     </w:numPr>
-                    <w:ind w:left="365" w:hanging="198"/>
+                    <w:ind w:left="280" w:hanging="198"/>
                   </w:pPr>
                   <w:r>
                     <w:t>Software-defined radio (SDR)</w:t>
@@ -5144,7 +5125,7 @@
                       <w:ilvl w:val="0"/>
                       <w:numId w:val="12"/>
                     </w:numPr>
-                    <w:ind w:left="365" w:hanging="198"/>
+                    <w:ind w:left="280" w:hanging="198"/>
                   </w:pPr>
                   <w:r>
                     <w:rPr>
@@ -5280,10 +5261,16 @@
               <w:t xml:space="preserve">Eta Kappa Nu </w:t>
             </w:r>
             <w:r>
-              <w:t>(Electrical Engineering Honor Society</w:t>
-            </w:r>
-            <w:r>
-              <w:t xml:space="preserve">)   </w:t>
+              <w:t>(</w:t>
+            </w:r>
+            <w:r>
+              <w:t xml:space="preserve">IEEE </w:t>
+            </w:r>
+            <w:r>
+              <w:t>Honor Society</w:t>
+            </w:r>
+            <w:r>
+              <w:t xml:space="preserve">)  </w:t>
             </w:r>
             <w:r>
               <w:rPr>
@@ -5365,8 +5352,158 @@
             <w:pPr>
               <w:pStyle w:val="Heading1"/>
               <w:keepNext w:val="0"/>
-            </w:pPr>
-            <w:r>
+              <w:rPr>
+                <w:sz w:val="10"/>
+                <w:szCs w:val="10"/>
+              </w:rPr>
+            </w:pPr>
+            <w:r>
+              <w:rPr>
+                <w:sz w:val="17"/>
+                <w:szCs w:val="17"/>
+              </w:rPr>
+              <w:t>Service</w:t>
+            </w:r>
+            <w:r>
+              <w:rPr>
+                <w:sz w:val="17"/>
+                <w:szCs w:val="17"/>
+              </w:rPr>
+              <w:t xml:space="preserve"> </w:t>
+            </w:r>
+          </w:p>
+        </w:tc>
+        <w:tc>
+          <w:tcPr>
+            <w:tcW w:w="86" w:type="pct"/>
+          </w:tcPr>
+          <w:p>
+            <w:pPr>
+              <w:rPr>
+                <w:sz w:val="10"/>
+                <w:szCs w:val="10"/>
+              </w:rPr>
+            </w:pPr>
+          </w:p>
+        </w:tc>
+        <w:tc>
+          <w:tcPr>
+            <w:tcW w:w="4456" w:type="pct"/>
+          </w:tcPr>
+          <w:p>
+            <w:pPr>
+              <w:pStyle w:val="Heading2"/>
+              <w:keepNext w:val="0"/>
+            </w:pPr>
+            <w:r>
+              <w:t>Reviewer</w:t>
+            </w:r>
+          </w:p>
+          <w:p>
+            <w:pPr>
+              <w:pStyle w:val="Content"/>
+              <w:numPr>
+                <w:ilvl w:val="0"/>
+                <w:numId w:val="12"/>
+              </w:numPr>
+              <w:ind w:left="245" w:hanging="164"/>
+            </w:pPr>
+            <w:r>
+              <w:t>IEEE Transactions on Artificial Intelligence (TAI)</w:t>
+            </w:r>
+          </w:p>
+          <w:p>
+            <w:pPr>
+              <w:pStyle w:val="Content"/>
+              <w:numPr>
+                <w:ilvl w:val="0"/>
+                <w:numId w:val="12"/>
+              </w:numPr>
+              <w:ind w:left="245" w:hanging="164"/>
+            </w:pPr>
+            <w:r>
+              <w:t>IEEE Transactions on Mobile Computing (TMC)</w:t>
+            </w:r>
+          </w:p>
+          <w:p>
+            <w:pPr>
+              <w:pStyle w:val="Content"/>
+              <w:numPr>
+                <w:ilvl w:val="0"/>
+                <w:numId w:val="12"/>
+              </w:numPr>
+              <w:ind w:left="245" w:hanging="164"/>
+            </w:pPr>
+            <w:r>
+              <w:t>IEEE Transactions on Machine Learning in Communications and Networking (TMLCN)</w:t>
+            </w:r>
+          </w:p>
+          <w:p>
+            <w:pPr>
+              <w:pStyle w:val="Content"/>
+              <w:numPr>
+                <w:ilvl w:val="0"/>
+                <w:numId w:val="12"/>
+              </w:numPr>
+              <w:ind w:left="245" w:hanging="164"/>
+            </w:pPr>
+            <w:r>
+              <w:t>IEEE International Conference on Quantum Computing and Engineering (QCE)</w:t>
+            </w:r>
+          </w:p>
+          <w:p>
+            <w:pPr>
+              <w:pStyle w:val="Content"/>
+              <w:numPr>
+                <w:ilvl w:val="0"/>
+                <w:numId w:val="12"/>
+              </w:numPr>
+              <w:ind w:left="245" w:hanging="164"/>
+            </w:pPr>
+            <w:r>
+              <w:t>IEEE Middle East Conference on Communications and Networking (MECOM)</w:t>
+            </w:r>
+          </w:p>
+          <w:p>
+            <w:pPr>
+              <w:pStyle w:val="Content"/>
+              <w:numPr>
+                <w:ilvl w:val="0"/>
+                <w:numId w:val="12"/>
+              </w:numPr>
+              <w:ind w:left="245" w:hanging="164"/>
+            </w:pPr>
+            <w:r>
+              <w:t>IEEE International Symposium on Personal, Indoor and Mobile Radio Communications (PIMRC)</w:t>
+            </w:r>
+          </w:p>
+          <w:p>
+            <w:pPr>
+              <w:pStyle w:val="Content"/>
+              <w:numPr>
+                <w:ilvl w:val="0"/>
+                <w:numId w:val="12"/>
+              </w:numPr>
+              <w:ind w:left="245" w:hanging="164"/>
+            </w:pPr>
+            <w:r>
+              <w:t>IEEE International Performance Computing and Communications Conference (IPCC)</w:t>
+            </w:r>
+          </w:p>
+        </w:tc>
+      </w:tr>
+      <w:tr>
+        <w:tc>
+          <w:tcPr>
+            <w:tcW w:w="458" w:type="pct"/>
+          </w:tcPr>
+          <w:p>
+            <w:pPr>
+              <w:pStyle w:val="Heading1"/>
+              <w:keepNext w:val="0"/>
+            </w:pPr>
+            <w:r>
+              <w:lastRenderedPageBreak/>
               <w:t xml:space="preserve">Fellowships, </w:t>
             </w:r>
             <w:r>
@@ -5677,32 +5814,51 @@
           </w:p>
         </w:tc>
       </w:tr>
-    </w:tbl>
-    <w:p/>
-    <w:tbl>
-      <w:tblPr>
-        <w:tblStyle w:val="TableGrid"/>
-        <w:tblW w:w="5000" w:type="pct"/>
-        <w:tblBorders>
-          <w:top w:val="none" w:sz="0" w:space="0" w:color="auto"/>
-          <w:left w:val="none" w:sz="0" w:space="0" w:color="auto"/>
-          <w:bottom w:val="none" w:sz="0" w:space="0" w:color="auto"/>
-          <w:right w:val="none" w:sz="0" w:space="0" w:color="auto"/>
-          <w:insideH w:val="none" w:sz="0" w:space="0" w:color="auto"/>
-          <w:insideV w:val="none" w:sz="0" w:space="0" w:color="auto"/>
-        </w:tblBorders>
-        <w:tblLayout w:type="fixed"/>
-        <w:tblCellMar>
-          <w:left w:w="0" w:type="dxa"/>
-          <w:right w:w="0" w:type="dxa"/>
-        </w:tblCellMar>
-        <w:tblLook w:val="04A0" w:firstRow="1" w:lastRow="0" w:firstColumn="1" w:lastColumn="0" w:noHBand="0" w:noVBand="1"/>
-      </w:tblPr>
-      <w:tblGrid>
-        <w:gridCol w:w="989"/>
-        <w:gridCol w:w="186"/>
-        <w:gridCol w:w="9625"/>
-      </w:tblGrid>
+      <w:tr>
+        <w:tc>
+          <w:tcPr>
+            <w:tcW w:w="458" w:type="pct"/>
+          </w:tcPr>
+          <w:p>
+            <w:pPr>
+              <w:pStyle w:val="Heading1"/>
+              <w:keepNext w:val="0"/>
+              <w:rPr>
+                <w:sz w:val="10"/>
+                <w:szCs w:val="10"/>
+              </w:rPr>
+            </w:pPr>
+          </w:p>
+        </w:tc>
+        <w:tc>
+          <w:tcPr>
+            <w:tcW w:w="86" w:type="pct"/>
+          </w:tcPr>
+          <w:p>
+            <w:pPr>
+              <w:rPr>
+                <w:sz w:val="10"/>
+                <w:szCs w:val="10"/>
+              </w:rPr>
+            </w:pPr>
+          </w:p>
+        </w:tc>
+        <w:tc>
+          <w:tcPr>
+            <w:tcW w:w="4456" w:type="pct"/>
+          </w:tcPr>
+          <w:p>
+            <w:pPr>
+              <w:pStyle w:val="Heading2"/>
+              <w:ind w:left="-13"/>
+              <w:rPr>
+                <w:sz w:val="10"/>
+                <w:szCs w:val="10"/>
+              </w:rPr>
+            </w:pPr>
+          </w:p>
+        </w:tc>
+      </w:tr>
       <w:tr>
         <w:tc>
           <w:tcPr>
@@ -5713,14 +5869,287 @@
             <w:pPr>
               <w:pStyle w:val="Heading1"/>
               <w:keepNext w:val="0"/>
+            </w:pPr>
+            <w:r>
+              <w:t>Activities &amp; Leadership</w:t>
+            </w:r>
+          </w:p>
+        </w:tc>
+        <w:tc>
+          <w:tcPr>
+            <w:tcW w:w="86" w:type="pct"/>
+          </w:tcPr>
+          <w:p/>
+        </w:tc>
+        <w:tc>
+          <w:tcPr>
+            <w:tcW w:w="4456" w:type="pct"/>
+          </w:tcPr>
+          <w:p>
+            <w:pPr>
+              <w:pStyle w:val="Heading2"/>
+              <w:ind w:left="-13"/>
+            </w:pPr>
+            <w:r>
+              <w:t xml:space="preserve">Chi Alpha Campus </w:t>
+            </w:r>
+            <w:r>
+              <w:t>Ministries</w:t>
+            </w:r>
+            <w:r>
+              <w:t xml:space="preserve"> </w:t>
+            </w:r>
+            <w:r>
+              <w:rPr>
+                <w:color w:val="4F81BD" w:themeColor="accent1"/>
+                <w:sz w:val="16"/>
+                <w:szCs w:val="16"/>
+              </w:rPr>
+              <w:t>[ 201</w:t>
+            </w:r>
+            <w:r>
+              <w:rPr>
+                <w:color w:val="4F81BD" w:themeColor="accent1"/>
+                <w:sz w:val="16"/>
+                <w:szCs w:val="16"/>
+              </w:rPr>
+              <w:t>2</w:t>
+            </w:r>
+            <w:r>
+              <w:rPr>
+                <w:color w:val="4F81BD" w:themeColor="accent1"/>
+                <w:sz w:val="16"/>
+                <w:szCs w:val="16"/>
+              </w:rPr>
+              <w:t xml:space="preserve"> – </w:t>
+            </w:r>
+            <w:r>
+              <w:rPr>
+                <w:color w:val="4F81BD" w:themeColor="accent1"/>
+                <w:sz w:val="16"/>
+                <w:szCs w:val="16"/>
+              </w:rPr>
+              <w:t>2023</w:t>
+            </w:r>
+            <w:r>
+              <w:rPr>
+                <w:color w:val="4F81BD" w:themeColor="accent1"/>
+                <w:sz w:val="16"/>
+                <w:szCs w:val="16"/>
+              </w:rPr>
+              <w:t xml:space="preserve"> ] </w:t>
+            </w:r>
+            <w:r>
+              <w:rPr>
+                <w:color w:val="4F81BD" w:themeColor="accent1"/>
+                <w:sz w:val="16"/>
+                <w:szCs w:val="16"/>
+              </w:rPr>
+              <w:t xml:space="preserve"> </w:t>
+            </w:r>
+            <w:r>
+              <w:rPr>
+                <w:rFonts w:ascii="Helvetica Neue" w:hAnsi="Helvetica Neue"/>
+                <w:b w:val="0"/>
+                <w:bCs w:val="0"/>
+                <w:color w:val="7F7F7F" w:themeColor="text1" w:themeTint="80"/>
+                <w:sz w:val="16"/>
+                <w:szCs w:val="16"/>
+              </w:rPr>
+              <w:t xml:space="preserve">Co-led life groups of 8+ students and organized </w:t>
+            </w:r>
+            <w:r>
+              <w:rPr>
+                <w:rFonts w:ascii="Helvetica Neue" w:hAnsi="Helvetica Neue"/>
+                <w:b w:val="0"/>
+                <w:bCs w:val="0"/>
+                <w:color w:val="7F7F7F" w:themeColor="text1" w:themeTint="80"/>
+                <w:sz w:val="16"/>
+                <w:szCs w:val="16"/>
+              </w:rPr>
+              <w:t xml:space="preserve">multi-group </w:t>
+            </w:r>
+            <w:r>
+              <w:rPr>
+                <w:rFonts w:ascii="Helvetica Neue" w:hAnsi="Helvetica Neue"/>
+                <w:b w:val="0"/>
+                <w:bCs w:val="0"/>
+                <w:color w:val="7F7F7F" w:themeColor="text1" w:themeTint="80"/>
+                <w:sz w:val="16"/>
+                <w:szCs w:val="16"/>
+              </w:rPr>
+              <w:t>events within the ministry.</w:t>
+            </w:r>
+          </w:p>
+        </w:tc>
+      </w:tr>
+      <w:tr>
+        <w:tc>
+          <w:tcPr>
+            <w:tcW w:w="458" w:type="pct"/>
+            <w:vMerge/>
+          </w:tcPr>
+          <w:p>
+            <w:pPr>
+              <w:pStyle w:val="Heading1"/>
+              <w:keepNext w:val="0"/>
+            </w:pPr>
+          </w:p>
+        </w:tc>
+        <w:tc>
+          <w:tcPr>
+            <w:tcW w:w="86" w:type="pct"/>
+          </w:tcPr>
+          <w:p/>
+        </w:tc>
+        <w:tc>
+          <w:tcPr>
+            <w:tcW w:w="4456" w:type="pct"/>
+          </w:tcPr>
+          <w:p>
+            <w:pPr>
+              <w:pStyle w:val="Heading2"/>
+              <w:ind w:left="-13"/>
+            </w:pPr>
+            <w:r>
+              <w:t xml:space="preserve">Church Audio-Visual (AV), Information Technology (IT), and Experience Teams </w:t>
+            </w:r>
+            <w:r>
+              <w:rPr>
+                <w:color w:val="4F81BD" w:themeColor="accent1"/>
+                <w:sz w:val="16"/>
+                <w:szCs w:val="16"/>
+              </w:rPr>
+              <w:t>[ 20</w:t>
+            </w:r>
+            <w:r>
+              <w:rPr>
+                <w:color w:val="4F81BD" w:themeColor="accent1"/>
+                <w:sz w:val="16"/>
+                <w:szCs w:val="16"/>
+              </w:rPr>
+              <w:t>20</w:t>
+            </w:r>
+            <w:r>
+              <w:rPr>
+                <w:color w:val="4F81BD" w:themeColor="accent1"/>
+                <w:sz w:val="16"/>
+                <w:szCs w:val="16"/>
+              </w:rPr>
+              <w:t xml:space="preserve"> – </w:t>
+            </w:r>
+            <w:r>
+              <w:rPr>
+                <w:color w:val="4F81BD" w:themeColor="accent1"/>
+                <w:sz w:val="16"/>
+                <w:szCs w:val="16"/>
+              </w:rPr>
+              <w:t>2024</w:t>
+            </w:r>
+            <w:r>
+              <w:rPr>
+                <w:color w:val="4F81BD" w:themeColor="accent1"/>
+                <w:sz w:val="16"/>
+                <w:szCs w:val="16"/>
+              </w:rPr>
+              <w:t xml:space="preserve"> ]</w:t>
+            </w:r>
+            <w:r>
+              <w:rPr>
+                <w:color w:val="4F81BD" w:themeColor="accent1"/>
+                <w:sz w:val="16"/>
+                <w:szCs w:val="16"/>
+              </w:rPr>
+              <w:t xml:space="preserve">  </w:t>
+            </w:r>
+            <w:r>
+              <w:rPr>
+                <w:rFonts w:ascii="Helvetica Neue" w:hAnsi="Helvetica Neue"/>
+                <w:b w:val="0"/>
+                <w:bCs w:val="0"/>
+                <w:color w:val="7F7F7F" w:themeColor="text1" w:themeTint="80"/>
+                <w:sz w:val="16"/>
+                <w:szCs w:val="16"/>
+              </w:rPr>
+              <w:t>Volunteer at my local church to serve on the AV, IT, and experience teams.</w:t>
+            </w:r>
+          </w:p>
+        </w:tc>
+      </w:tr>
+      <w:tr>
+        <w:tc>
+          <w:tcPr>
+            <w:tcW w:w="458" w:type="pct"/>
+            <w:vMerge/>
+          </w:tcPr>
+          <w:p>
+            <w:pPr>
+              <w:pStyle w:val="Heading1"/>
+              <w:keepNext w:val="0"/>
+            </w:pPr>
+          </w:p>
+        </w:tc>
+        <w:tc>
+          <w:tcPr>
+            <w:tcW w:w="86" w:type="pct"/>
+          </w:tcPr>
+          <w:p/>
+        </w:tc>
+        <w:tc>
+          <w:tcPr>
+            <w:tcW w:w="4456" w:type="pct"/>
+          </w:tcPr>
+          <w:p>
+            <w:pPr>
+              <w:pStyle w:val="Heading2"/>
+              <w:ind w:left="-13"/>
+            </w:pPr>
+            <w:r>
+              <w:t xml:space="preserve">Virginia Tech Fencing Club </w:t>
+            </w:r>
+            <w:r>
+              <w:rPr>
+                <w:color w:val="4F81BD" w:themeColor="accent1"/>
+                <w:sz w:val="16"/>
+                <w:szCs w:val="16"/>
+              </w:rPr>
+              <w:t xml:space="preserve">[ 2013 – 2014 ] </w:t>
+            </w:r>
+            <w:r>
+              <w:rPr>
+                <w:color w:val="4F81BD" w:themeColor="accent1"/>
+                <w:sz w:val="16"/>
+                <w:szCs w:val="16"/>
+              </w:rPr>
+              <w:t xml:space="preserve"> </w:t>
+            </w:r>
+            <w:r>
+              <w:rPr>
+                <w:b w:val="0"/>
+                <w:bCs w:val="0"/>
+                <w:color w:val="7F7F7F" w:themeColor="text1" w:themeTint="80"/>
+                <w:sz w:val="16"/>
+                <w:szCs w:val="16"/>
+              </w:rPr>
+              <w:t>Trained in the Epee fencing style and competed in tournaments.</w:t>
+            </w:r>
+          </w:p>
+        </w:tc>
+      </w:tr>
+      <w:tr>
+        <w:tc>
+          <w:tcPr>
+            <w:tcW w:w="458" w:type="pct"/>
+          </w:tcPr>
+          <w:p>
+            <w:pPr>
+              <w:pStyle w:val="Heading1"/>
+              <w:keepNext w:val="0"/>
               <w:rPr>
                 <w:sz w:val="10"/>
                 <w:szCs w:val="10"/>
               </w:rPr>
             </w:pPr>
-            <w:r>
-              <w:t>Activities &amp; Leadership</w:t>
-            </w:r>
           </w:p>
         </w:tc>
         <w:tc>
@@ -5740,112 +6169,10 @@
           <w:tcPr>
             <w:tcW w:w="4456" w:type="pct"/>
           </w:tcPr>
-          <w:tbl>
-            <w:tblPr>
-              <w:tblStyle w:val="TableGrid"/>
-              <w:tblW w:w="9630" w:type="dxa"/>
-              <w:tblLayout w:type="fixed"/>
-              <w:tblCellMar>
-                <w:left w:w="0" w:type="dxa"/>
-                <w:right w:w="0" w:type="dxa"/>
-              </w:tblCellMar>
-              <w:tblLook w:val="04A0" w:firstRow="1" w:lastRow="0" w:firstColumn="1" w:lastColumn="0" w:noHBand="0" w:noVBand="1"/>
-            </w:tblPr>
-            <w:tblGrid>
-              <w:gridCol w:w="9630"/>
-            </w:tblGrid>
-            <w:tr>
-              <w:tc>
-                <w:tcPr>
-                  <w:tcW w:w="5000" w:type="pct"/>
-                  <w:tcBorders>
-                    <w:top w:val="nil"/>
-                    <w:left w:val="nil"/>
-                    <w:bottom w:val="nil"/>
-                    <w:right w:val="nil"/>
-                  </w:tcBorders>
-                </w:tcPr>
-                <w:p>
-                  <w:pPr>
-                    <w:pStyle w:val="Heading2"/>
-                    <w:keepNext w:val="0"/>
-                  </w:pPr>
-                  <w:r>
-                    <w:t xml:space="preserve">Chi Alpha Campus </w:t>
-                  </w:r>
-                  <w:r>
-                    <w:t>Ministries</w:t>
-                  </w:r>
-                  <w:r>
-                    <w:t xml:space="preserve"> </w:t>
-                  </w:r>
-                  <w:r>
-                    <w:rPr>
-                      <w:color w:val="4F81BD" w:themeColor="accent1"/>
-                      <w:sz w:val="16"/>
-                      <w:szCs w:val="16"/>
-                    </w:rPr>
-                    <w:t>[ 201</w:t>
-                  </w:r>
-                  <w:r>
-                    <w:rPr>
-                      <w:color w:val="4F81BD" w:themeColor="accent1"/>
-                      <w:sz w:val="16"/>
-                      <w:szCs w:val="16"/>
-                    </w:rPr>
-                    <w:t>2</w:t>
-                  </w:r>
-                  <w:r>
-                    <w:rPr>
-                      <w:color w:val="4F81BD" w:themeColor="accent1"/>
-                      <w:sz w:val="16"/>
-                      <w:szCs w:val="16"/>
-                    </w:rPr>
-                    <w:t xml:space="preserve"> – </w:t>
-                  </w:r>
-                  <w:r>
-                    <w:rPr>
-                      <w:color w:val="4F81BD" w:themeColor="accent1"/>
-                      <w:sz w:val="16"/>
-                      <w:szCs w:val="16"/>
-                    </w:rPr>
-                    <w:t>2023</w:t>
-                  </w:r>
-                  <w:r>
-                    <w:rPr>
-                      <w:color w:val="4F81BD" w:themeColor="accent1"/>
-                      <w:sz w:val="16"/>
-                      <w:szCs w:val="16"/>
-                    </w:rPr>
-                    <w:t xml:space="preserve"> ] </w:t>
-                  </w:r>
-                  <w:r>
-                    <w:rPr>
-                      <w:color w:val="4F81BD" w:themeColor="accent1"/>
-                      <w:sz w:val="16"/>
-                      <w:szCs w:val="16"/>
-                    </w:rPr>
-                    <w:t xml:space="preserve"> </w:t>
-                  </w:r>
-                  <w:r>
-                    <w:rPr>
-                      <w:b w:val="0"/>
-                      <w:bCs w:val="0"/>
-                      <w:color w:val="7F7F7F" w:themeColor="text1" w:themeTint="80"/>
-                      <w:sz w:val="16"/>
-                      <w:szCs w:val="16"/>
-                    </w:rPr>
-                    <w:t>Co-led life groups of 8+ students and organized events with other groups within the ministry.</w:t>
-                  </w:r>
-                  <w:r>
-                    <w:t xml:space="preserve">  </w:t>
-                  </w:r>
-                </w:p>
-              </w:tc>
-            </w:tr>
-          </w:tbl>
-          <w:p>
-            <w:pPr>
+          <w:p>
+            <w:pPr>
+              <w:pStyle w:val="Heading2"/>
+              <w:ind w:left="-13"/>
               <w:rPr>
                 <w:sz w:val="10"/>
                 <w:szCs w:val="10"/>
@@ -5858,246 +6185,66 @@
         <w:tc>
           <w:tcPr>
             <w:tcW w:w="458" w:type="pct"/>
-            <w:vMerge/>
+            <w:vMerge w:val="restart"/>
           </w:tcPr>
           <w:p>
             <w:pPr>
               <w:pStyle w:val="Heading1"/>
               <w:keepNext w:val="0"/>
             </w:pPr>
+            <w:r>
+              <w:t>Hobbies &amp; Interests</w:t>
+            </w:r>
           </w:p>
         </w:tc>
         <w:tc>
           <w:tcPr>
             <w:tcW w:w="86" w:type="pct"/>
           </w:tcPr>
-          <w:p>
-            <w:pPr>
-              <w:rPr>
-                <w:sz w:val="10"/>
-                <w:szCs w:val="10"/>
-              </w:rPr>
-            </w:pPr>
-          </w:p>
+          <w:p/>
         </w:tc>
         <w:tc>
           <w:tcPr>
             <w:tcW w:w="4456" w:type="pct"/>
           </w:tcPr>
-          <w:tbl>
-            <w:tblPr>
-              <w:tblStyle w:val="TableGrid"/>
-              <w:tblW w:w="9630" w:type="dxa"/>
-              <w:tblLayout w:type="fixed"/>
-              <w:tblCellMar>
-                <w:left w:w="0" w:type="dxa"/>
-                <w:right w:w="0" w:type="dxa"/>
-              </w:tblCellMar>
-              <w:tblLook w:val="04A0" w:firstRow="1" w:lastRow="0" w:firstColumn="1" w:lastColumn="0" w:noHBand="0" w:noVBand="1"/>
-            </w:tblPr>
-            <w:tblGrid>
-              <w:gridCol w:w="9630"/>
-            </w:tblGrid>
-            <w:tr>
-              <w:trPr>
-                <w:trHeight w:val="56"/>
-              </w:trPr>
-              <w:tc>
-                <w:tcPr>
-                  <w:tcW w:w="5000" w:type="pct"/>
-                  <w:tcBorders>
-                    <w:top w:val="nil"/>
-                    <w:left w:val="nil"/>
-                    <w:bottom w:val="nil"/>
-                    <w:right w:val="nil"/>
-                  </w:tcBorders>
-                </w:tcPr>
-                <w:p>
-                  <w:pPr>
-                    <w:pStyle w:val="Heading2"/>
-                    <w:keepNext w:val="0"/>
-                  </w:pPr>
-                  <w:r>
-                    <w:t>Church A</w:t>
-                  </w:r>
-                  <w:r>
-                    <w:t>udio-</w:t>
-                  </w:r>
-                  <w:r>
-                    <w:t>V</w:t>
-                  </w:r>
-                  <w:r>
-                    <w:t>isual</w:t>
-                  </w:r>
-                  <w:r>
-                    <w:t xml:space="preserve"> (AV)</w:t>
-                  </w:r>
-                  <w:r>
-                    <w:t xml:space="preserve">, </w:t>
-                  </w:r>
-                  <w:r>
-                    <w:t>Information Technology (IT)</w:t>
-                  </w:r>
-                  <w:r>
-                    <w:t xml:space="preserve">, and Experience Teams </w:t>
-                  </w:r>
-                  <w:r>
-                    <w:rPr>
-                      <w:color w:val="4F81BD" w:themeColor="accent1"/>
-                      <w:sz w:val="16"/>
-                      <w:szCs w:val="16"/>
-                    </w:rPr>
-                    <w:t>[ 20</w:t>
-                  </w:r>
-                  <w:r>
-                    <w:rPr>
-                      <w:color w:val="4F81BD" w:themeColor="accent1"/>
-                      <w:sz w:val="16"/>
-                      <w:szCs w:val="16"/>
-                    </w:rPr>
-                    <w:t>20</w:t>
-                  </w:r>
-                  <w:r>
-                    <w:rPr>
-                      <w:color w:val="4F81BD" w:themeColor="accent1"/>
-                      <w:sz w:val="16"/>
-                      <w:szCs w:val="16"/>
-                    </w:rPr>
-                    <w:t xml:space="preserve"> – </w:t>
-                  </w:r>
-                  <w:r>
-                    <w:rPr>
-                      <w:color w:val="4F81BD" w:themeColor="accent1"/>
-                      <w:sz w:val="16"/>
-                      <w:szCs w:val="16"/>
-                    </w:rPr>
-                    <w:t>2024</w:t>
-                  </w:r>
-                  <w:r>
-                    <w:rPr>
-                      <w:color w:val="4F81BD" w:themeColor="accent1"/>
-                      <w:sz w:val="16"/>
-                      <w:szCs w:val="16"/>
-                    </w:rPr>
-                    <w:t xml:space="preserve"> ]</w:t>
-                  </w:r>
-                  <w:r>
-                    <w:rPr>
-                      <w:color w:val="4F81BD" w:themeColor="accent1"/>
-                      <w:sz w:val="16"/>
-                      <w:szCs w:val="16"/>
-                    </w:rPr>
-                    <w:t xml:space="preserve">  </w:t>
-                  </w:r>
-                  <w:r>
-                    <w:rPr>
-                      <w:b w:val="0"/>
-                      <w:bCs w:val="0"/>
-                      <w:color w:val="7F7F7F" w:themeColor="text1" w:themeTint="80"/>
-                      <w:sz w:val="16"/>
-                      <w:szCs w:val="16"/>
-                    </w:rPr>
-                    <w:t>Volunteer</w:t>
-                  </w:r>
-                  <w:r>
-                    <w:rPr>
-                      <w:b w:val="0"/>
-                      <w:bCs w:val="0"/>
-                      <w:color w:val="7F7F7F" w:themeColor="text1" w:themeTint="80"/>
-                      <w:sz w:val="16"/>
-                      <w:szCs w:val="16"/>
-                    </w:rPr>
-                    <w:t xml:space="preserve"> </w:t>
-                  </w:r>
-                  <w:r>
-                    <w:rPr>
-                      <w:b w:val="0"/>
-                      <w:bCs w:val="0"/>
-                      <w:color w:val="7F7F7F" w:themeColor="text1" w:themeTint="80"/>
-                      <w:sz w:val="16"/>
-                      <w:szCs w:val="16"/>
-                    </w:rPr>
-                    <w:t xml:space="preserve">at my local church </w:t>
-                  </w:r>
-                  <w:r>
-                    <w:rPr>
-                      <w:b w:val="0"/>
-                      <w:bCs w:val="0"/>
-                      <w:color w:val="7F7F7F" w:themeColor="text1" w:themeTint="80"/>
-                      <w:sz w:val="16"/>
-                      <w:szCs w:val="16"/>
-                    </w:rPr>
-                    <w:t xml:space="preserve">to serve </w:t>
-                  </w:r>
-                  <w:r>
-                    <w:rPr>
-                      <w:b w:val="0"/>
-                      <w:bCs w:val="0"/>
-                      <w:color w:val="7F7F7F" w:themeColor="text1" w:themeTint="80"/>
-                      <w:sz w:val="16"/>
-                      <w:szCs w:val="16"/>
-                    </w:rPr>
-                    <w:t xml:space="preserve">on the </w:t>
-                  </w:r>
-                  <w:r>
-                    <w:rPr>
-                      <w:b w:val="0"/>
-                      <w:bCs w:val="0"/>
-                      <w:color w:val="7F7F7F" w:themeColor="text1" w:themeTint="80"/>
-                      <w:sz w:val="16"/>
-                      <w:szCs w:val="16"/>
-                    </w:rPr>
-                    <w:t>AV</w:t>
-                  </w:r>
-                  <w:r>
-                    <w:rPr>
-                      <w:b w:val="0"/>
-                      <w:bCs w:val="0"/>
-                      <w:color w:val="7F7F7F" w:themeColor="text1" w:themeTint="80"/>
-                      <w:sz w:val="16"/>
-                      <w:szCs w:val="16"/>
-                    </w:rPr>
-                    <w:t xml:space="preserve">, </w:t>
-                  </w:r>
-                  <w:r>
-                    <w:rPr>
-                      <w:b w:val="0"/>
-                      <w:bCs w:val="0"/>
-                      <w:color w:val="7F7F7F" w:themeColor="text1" w:themeTint="80"/>
-                      <w:sz w:val="16"/>
-                      <w:szCs w:val="16"/>
-                    </w:rPr>
-                    <w:t>IT</w:t>
-                  </w:r>
-                  <w:r>
-                    <w:rPr>
-                      <w:b w:val="0"/>
-                      <w:bCs w:val="0"/>
-                      <w:color w:val="7F7F7F" w:themeColor="text1" w:themeTint="80"/>
-                      <w:sz w:val="16"/>
-                      <w:szCs w:val="16"/>
-                    </w:rPr>
-                    <w:t>, and experience teams.</w:t>
-                  </w:r>
-                </w:p>
-              </w:tc>
-            </w:tr>
-          </w:tbl>
           <w:p>
             <w:pPr>
               <w:pStyle w:val="Heading2"/>
-              <w:keepNext w:val="0"/>
-            </w:pPr>
+              <w:ind w:left="-13"/>
+            </w:pPr>
+            <w:r>
+              <w:t xml:space="preserve">World Travel: </w:t>
+            </w:r>
+            <w:r>
+              <w:rPr>
+                <w:rFonts w:ascii="Helvetica Neue" w:hAnsi="Helvetica Neue"/>
+                <w:b w:val="0"/>
+                <w:bCs w:val="0"/>
+                <w:color w:val="7F7F7F" w:themeColor="text1" w:themeTint="80"/>
+                <w:sz w:val="16"/>
+                <w:szCs w:val="16"/>
+              </w:rPr>
+              <w:t>Singapore, B</w:t>
+            </w:r>
+            <w:r>
+              <w:rPr>
+                <w:rFonts w:ascii="Helvetica Neue" w:hAnsi="Helvetica Neue"/>
+                <w:b w:val="0"/>
+                <w:bCs w:val="0"/>
+                <w:color w:val="7F7F7F" w:themeColor="text1" w:themeTint="80"/>
+                <w:sz w:val="16"/>
+                <w:szCs w:val="16"/>
+              </w:rPr>
+              <w:t>elgium, Canada, France, Germany, Mexico, Netherlands, U.S. &amp; Hawaii</w:t>
+            </w:r>
           </w:p>
         </w:tc>
       </w:tr>
       <w:tr>
-        <w:trPr>
-          <w:trHeight w:val="324"/>
-        </w:trPr>
         <w:tc>
           <w:tcPr>
             <w:tcW w:w="458" w:type="pct"/>
+            <w:vMerge/>
           </w:tcPr>
           <w:p>
             <w:pPr>
@@ -6110,87 +6257,34 @@
           <w:tcPr>
             <w:tcW w:w="86" w:type="pct"/>
           </w:tcPr>
-          <w:p>
-            <w:pPr>
-              <w:rPr>
-                <w:sz w:val="10"/>
-                <w:szCs w:val="10"/>
-              </w:rPr>
-            </w:pPr>
-          </w:p>
+          <w:p/>
         </w:tc>
         <w:tc>
           <w:tcPr>
             <w:tcW w:w="4456" w:type="pct"/>
           </w:tcPr>
-          <w:tbl>
-            <w:tblPr>
-              <w:tblStyle w:val="TableGrid"/>
-              <w:tblW w:w="9709" w:type="dxa"/>
-              <w:tblLayout w:type="fixed"/>
-              <w:tblCellMar>
-                <w:left w:w="0" w:type="dxa"/>
-                <w:right w:w="0" w:type="dxa"/>
-              </w:tblCellMar>
-              <w:tblLook w:val="04A0" w:firstRow="1" w:lastRow="0" w:firstColumn="1" w:lastColumn="0" w:noHBand="0" w:noVBand="1"/>
-            </w:tblPr>
-            <w:tblGrid>
-              <w:gridCol w:w="9709"/>
-            </w:tblGrid>
-            <w:tr>
-              <w:tc>
-                <w:tcPr>
-                  <w:tcW w:w="5000" w:type="pct"/>
-                  <w:tcBorders>
-                    <w:top w:val="nil"/>
-                    <w:left w:val="nil"/>
-                    <w:bottom w:val="nil"/>
-                    <w:right w:val="nil"/>
-                  </w:tcBorders>
-                </w:tcPr>
-                <w:p>
-                  <w:pPr>
-                    <w:pStyle w:val="Heading2"/>
-                    <w:keepNext w:val="0"/>
-                  </w:pPr>
-                  <w:r>
-                    <w:t xml:space="preserve">Virginia Tech Fencing Club </w:t>
-                  </w:r>
-                  <w:r>
-                    <w:rPr>
-                      <w:color w:val="4F81BD" w:themeColor="accent1"/>
-                      <w:sz w:val="16"/>
-                      <w:szCs w:val="16"/>
-                    </w:rPr>
-                    <w:t xml:space="preserve">[ 2013 – 2014 ] </w:t>
-                  </w:r>
-                  <w:r>
-                    <w:rPr>
-                      <w:color w:val="4F81BD" w:themeColor="accent1"/>
-                      <w:sz w:val="16"/>
-                      <w:szCs w:val="16"/>
-                    </w:rPr>
-                    <w:t xml:space="preserve"> </w:t>
-                  </w:r>
-                  <w:r>
-                    <w:rPr>
-                      <w:b w:val="0"/>
-                      <w:bCs w:val="0"/>
-                      <w:color w:val="7F7F7F" w:themeColor="text1" w:themeTint="80"/>
-                      <w:sz w:val="16"/>
-                      <w:szCs w:val="16"/>
-                    </w:rPr>
-                    <w:t>Trained in the Epee fencing style and competed in tournaments.</w:t>
-                  </w:r>
-                </w:p>
-              </w:tc>
-            </w:tr>
-          </w:tbl>
           <w:p>
             <w:pPr>
               <w:pStyle w:val="Heading2"/>
-              <w:keepNext w:val="0"/>
-            </w:pPr>
+              <w:ind w:left="-13"/>
+            </w:pPr>
+            <w:r>
+              <w:t>Porsche Enthusiast:</w:t>
+            </w:r>
+            <w:r>
+              <w:t xml:space="preserve"> </w:t>
+            </w:r>
+            <w:r>
+              <w:rPr>
+                <w:rFonts w:ascii="Helvetica Neue" w:hAnsi="Helvetica Neue"/>
+                <w:b w:val="0"/>
+                <w:bCs w:val="0"/>
+                <w:color w:val="7F7F7F" w:themeColor="text1" w:themeTint="80"/>
+                <w:sz w:val="16"/>
+                <w:szCs w:val="16"/>
+              </w:rPr>
+              <w:t>Lover of Porsche sports cars and mechanics</w:t>
+            </w:r>
           </w:p>
         </w:tc>
       </w:tr>
@@ -6198,183 +6292,44 @@
         <w:tc>
           <w:tcPr>
             <w:tcW w:w="458" w:type="pct"/>
+            <w:vMerge/>
           </w:tcPr>
           <w:p>
             <w:pPr>
               <w:pStyle w:val="Heading1"/>
               <w:keepNext w:val="0"/>
             </w:pPr>
-            <w:r>
-              <w:t>Hobbies &amp; Interests</w:t>
-            </w:r>
           </w:p>
         </w:tc>
         <w:tc>
           <w:tcPr>
             <w:tcW w:w="86" w:type="pct"/>
           </w:tcPr>
-          <w:p>
-            <w:pPr>
-              <w:rPr>
-                <w:sz w:val="10"/>
-                <w:szCs w:val="10"/>
-              </w:rPr>
-            </w:pPr>
-          </w:p>
+          <w:p/>
         </w:tc>
         <w:tc>
           <w:tcPr>
             <w:tcW w:w="4456" w:type="pct"/>
           </w:tcPr>
-          <w:tbl>
-            <w:tblPr>
-              <w:tblStyle w:val="TableGrid"/>
-              <w:tblW w:w="9630" w:type="dxa"/>
-              <w:tblBorders>
-                <w:top w:val="none" w:sz="0" w:space="0" w:color="auto"/>
-                <w:left w:val="none" w:sz="0" w:space="0" w:color="auto"/>
-                <w:bottom w:val="none" w:sz="0" w:space="0" w:color="auto"/>
-                <w:right w:val="none" w:sz="0" w:space="0" w:color="auto"/>
-                <w:insideH w:val="none" w:sz="0" w:space="0" w:color="auto"/>
-                <w:insideV w:val="none" w:sz="0" w:space="0" w:color="auto"/>
-              </w:tblBorders>
-              <w:tblLayout w:type="fixed"/>
-              <w:tblCellMar>
-                <w:left w:w="0" w:type="dxa"/>
-                <w:right w:w="0" w:type="dxa"/>
-              </w:tblCellMar>
-              <w:tblLook w:val="04A0" w:firstRow="1" w:lastRow="0" w:firstColumn="1" w:lastColumn="0" w:noHBand="0" w:noVBand="1"/>
-            </w:tblPr>
-            <w:tblGrid>
-              <w:gridCol w:w="9530"/>
-              <w:gridCol w:w="100"/>
-            </w:tblGrid>
-            <w:tr>
-              <w:tc>
-                <w:tcPr>
-                  <w:tcW w:w="4948" w:type="pct"/>
-                </w:tcPr>
-                <w:p>
-                  <w:pPr>
-                    <w:pStyle w:val="Heading2"/>
-                    <w:keepNext w:val="0"/>
-                  </w:pPr>
-                  <w:r>
-                    <w:t>World Travel</w:t>
-                  </w:r>
-                  <w:r>
-                    <w:t xml:space="preserve">: </w:t>
-                  </w:r>
-                  <w:r>
-                    <w:rPr>
-                      <w:rFonts w:ascii="Helvetica Neue" w:hAnsi="Helvetica Neue"/>
-                      <w:b w:val="0"/>
-                      <w:bCs w:val="0"/>
-                      <w:color w:val="7F7F7F" w:themeColor="text1" w:themeTint="80"/>
-                      <w:sz w:val="16"/>
-                      <w:szCs w:val="16"/>
-                    </w:rPr>
-                    <w:t>Singapore, B</w:t>
-                  </w:r>
-                  <w:r>
-                    <w:rPr>
-                      <w:rFonts w:ascii="Helvetica Neue" w:hAnsi="Helvetica Neue"/>
-                      <w:b w:val="0"/>
-                      <w:bCs w:val="0"/>
-                      <w:color w:val="7F7F7F" w:themeColor="text1" w:themeTint="80"/>
-                      <w:sz w:val="16"/>
-                      <w:szCs w:val="16"/>
-                    </w:rPr>
-                    <w:t>elgium, Canada, France, Germany, Mexico, Netherlands, U.S. &amp; Hawaii</w:t>
-                  </w:r>
-                </w:p>
-              </w:tc>
-              <w:tc>
-                <w:tcPr>
-                  <w:tcW w:w="52" w:type="pct"/>
-                </w:tcPr>
-                <w:p>
-                  <w:pPr>
-                    <w:pStyle w:val="Dates"/>
-                    <w:keepNext w:val="0"/>
-                  </w:pPr>
-                </w:p>
-              </w:tc>
-            </w:tr>
-            <w:tr>
-              <w:tc>
-                <w:tcPr>
-                  <w:tcW w:w="5000" w:type="pct"/>
-                  <w:gridSpan w:val="2"/>
-                </w:tcPr>
-                <w:p>
-                  <w:pPr>
-                    <w:pStyle w:val="Content"/>
-                  </w:pPr>
-                  <w:r>
-                    <w:rPr>
-                      <w:b/>
-                      <w:bCs/>
-                      <w:color w:val="0F243E" w:themeColor="text2" w:themeShade="80"/>
-                    </w:rPr>
-                    <w:t>Porsche Enthusiast:</w:t>
-                  </w:r>
-                  <w:r>
-                    <w:t xml:space="preserve"> </w:t>
-                  </w:r>
-                  <w:r>
-                    <w:t>Lover of Porsche sports cars and mechanics</w:t>
-                  </w:r>
-                </w:p>
-              </w:tc>
-            </w:tr>
-            <w:tr>
-              <w:tc>
-                <w:tcPr>
-                  <w:tcW w:w="5000" w:type="pct"/>
-                  <w:gridSpan w:val="2"/>
-                </w:tcPr>
-                <w:p>
-                  <w:pPr>
-                    <w:pStyle w:val="Content"/>
-                    <w:rPr>
-                      <w:b/>
-                      <w:bCs/>
-                      <w:color w:val="0F243E" w:themeColor="text2" w:themeShade="80"/>
-                    </w:rPr>
-                  </w:pPr>
-                  <w:r>
-                    <w:rPr>
-                      <w:b/>
-                      <w:bCs/>
-                      <w:color w:val="0F243E" w:themeColor="text2" w:themeShade="80"/>
-                    </w:rPr>
-                    <w:t xml:space="preserve">Dancing: </w:t>
-                  </w:r>
-                  <w:r>
-                    <w:t xml:space="preserve">Intermediate level dance </w:t>
-                  </w:r>
-                  <w:r>
-                    <w:t xml:space="preserve">skill with passion for </w:t>
-                  </w:r>
-                  <w:r>
-                    <w:t>Latin</w:t>
-                  </w:r>
-                  <w:r>
-                    <w:t xml:space="preserve">, </w:t>
-                  </w:r>
-                  <w:r>
-                    <w:t>Swing, and Ballroom styles.</w:t>
-                  </w:r>
-                </w:p>
-              </w:tc>
-            </w:tr>
-          </w:tbl>
           <w:p>
             <w:pPr>
               <w:pStyle w:val="Heading2"/>
-              <w:keepNext w:val="0"/>
-            </w:pPr>
+              <w:ind w:left="-13"/>
+            </w:pPr>
+            <w:r>
+              <w:t xml:space="preserve">Dancing: </w:t>
+            </w:r>
+            <w:r>
+              <w:rPr>
+                <w:rFonts w:ascii="Helvetica Neue" w:hAnsi="Helvetica Neue"/>
+                <w:b w:val="0"/>
+                <w:bCs w:val="0"/>
+                <w:color w:val="7F7F7F" w:themeColor="text1" w:themeTint="80"/>
+                <w:sz w:val="16"/>
+                <w:szCs w:val="16"/>
+              </w:rPr>
+              <w:t>Intermediate level dance skill with passion for Latin, Swing, and Ballroom styles.</w:t>
+            </w:r>
           </w:p>
         </w:tc>
       </w:tr>
@@ -8211,7 +8166,6 @@
   <w:style w:type="character" w:default="1" w:styleId="DefaultParagraphFont">
     <w:name w:val="Default Paragraph Font"/>
     <w:uiPriority w:val="1"/>
-    <w:semiHidden/>
     <w:unhideWhenUsed/>
   </w:style>
   <w:style w:type="table" w:default="1" w:styleId="TableNormal">
@@ -8755,6 +8709,7 @@
     <w:rsid w:val="00230187"/>
     <w:rsid w:val="00302FDA"/>
     <w:rsid w:val="0032046F"/>
+    <w:rsid w:val="00320509"/>
     <w:rsid w:val="003A5844"/>
     <w:rsid w:val="004724DF"/>
     <w:rsid w:val="004A4065"/>

--- a/derieux_resume_multipage.docx
+++ b/derieux_resume_multipage.docx
@@ -161,8 +161,8 @@
         <w:tblLook w:val="04A0" w:firstRow="1" w:lastRow="0" w:firstColumn="1" w:lastColumn="0" w:noHBand="0" w:noVBand="1"/>
       </w:tblPr>
       <w:tblGrid>
-        <w:gridCol w:w="989"/>
-        <w:gridCol w:w="186"/>
+        <w:gridCol w:w="1009"/>
+        <w:gridCol w:w="166"/>
         <w:gridCol w:w="9625"/>
       </w:tblGrid>
       <w:tr>
@@ -171,7 +171,7 @@
         </w:trPr>
         <w:tc>
           <w:tcPr>
-            <w:tcW w:w="458" w:type="pct"/>
+            <w:tcW w:w="467" w:type="pct"/>
           </w:tcPr>
           <w:p>
             <w:pPr>
@@ -183,7 +183,7 @@
         </w:tc>
         <w:tc>
           <w:tcPr>
-            <w:tcW w:w="4542" w:type="pct"/>
+            <w:tcW w:w="4533" w:type="pct"/>
             <w:gridSpan w:val="2"/>
           </w:tcPr>
           <w:p>
@@ -656,6 +656,7 @@
                     <w:t xml:space="preserve">: </w:t>
                   </w:r>
                   <w:hyperlink r:id="rId18" w:history="1">
+                    <w:proofErr w:type="spellStart"/>
                     <w:r>
                       <w:rPr>
                         <w:rStyle w:val="Hyperlink"/>
@@ -666,6 +667,7 @@
                       </w:rPr>
                       <w:t>zanderman</w:t>
                     </w:r>
+                    <w:proofErr w:type="spellEnd"/>
                   </w:hyperlink>
                 </w:p>
               </w:tc>
@@ -695,6 +697,7 @@
                     <w:t xml:space="preserve">LinkedIn: </w:t>
                   </w:r>
                   <w:hyperlink r:id="rId19" w:history="1">
+                    <w:proofErr w:type="spellStart"/>
                     <w:r>
                       <w:rPr>
                         <w:rStyle w:val="Hyperlink"/>
@@ -705,6 +708,7 @@
                       </w:rPr>
                       <w:t>alexderieux</w:t>
                     </w:r>
+                    <w:proofErr w:type="spellEnd"/>
                   </w:hyperlink>
                 </w:p>
               </w:tc>
@@ -725,7 +729,7 @@
         </w:trPr>
         <w:tc>
           <w:tcPr>
-            <w:tcW w:w="458" w:type="pct"/>
+            <w:tcW w:w="467" w:type="pct"/>
           </w:tcPr>
           <w:p>
             <w:pPr>
@@ -740,7 +744,7 @@
         </w:tc>
         <w:tc>
           <w:tcPr>
-            <w:tcW w:w="86" w:type="pct"/>
+            <w:tcW w:w="77" w:type="pct"/>
           </w:tcPr>
           <w:p>
             <w:pPr>
@@ -776,7 +780,7 @@
         </w:trPr>
         <w:tc>
           <w:tcPr>
-            <w:tcW w:w="458" w:type="pct"/>
+            <w:tcW w:w="467" w:type="pct"/>
           </w:tcPr>
           <w:p>
             <w:pPr>
@@ -794,7 +798,7 @@
         </w:tc>
         <w:tc>
           <w:tcPr>
-            <w:tcW w:w="86" w:type="pct"/>
+            <w:tcW w:w="77" w:type="pct"/>
           </w:tcPr>
           <w:p>
             <w:pPr>
@@ -876,7 +880,7 @@
         </w:trPr>
         <w:tc>
           <w:tcPr>
-            <w:tcW w:w="458" w:type="pct"/>
+            <w:tcW w:w="467" w:type="pct"/>
           </w:tcPr>
           <w:p>
             <w:pPr>
@@ -891,7 +895,7 @@
         </w:tc>
         <w:tc>
           <w:tcPr>
-            <w:tcW w:w="86" w:type="pct"/>
+            <w:tcW w:w="77" w:type="pct"/>
           </w:tcPr>
           <w:p>
             <w:pPr>
@@ -927,7 +931,7 @@
         </w:trPr>
         <w:tc>
           <w:tcPr>
-            <w:tcW w:w="458" w:type="pct"/>
+            <w:tcW w:w="467" w:type="pct"/>
           </w:tcPr>
           <w:p>
             <w:pPr>
@@ -945,7 +949,7 @@
         </w:tc>
         <w:tc>
           <w:tcPr>
-            <w:tcW w:w="86" w:type="pct"/>
+            <w:tcW w:w="77" w:type="pct"/>
           </w:tcPr>
           <w:p>
             <w:pPr>
@@ -1051,7 +1055,7 @@
         </w:trPr>
         <w:tc>
           <w:tcPr>
-            <w:tcW w:w="458" w:type="pct"/>
+            <w:tcW w:w="467" w:type="pct"/>
           </w:tcPr>
           <w:p>
             <w:pPr>
@@ -1066,7 +1070,7 @@
         </w:tc>
         <w:tc>
           <w:tcPr>
-            <w:tcW w:w="86" w:type="pct"/>
+            <w:tcW w:w="77" w:type="pct"/>
           </w:tcPr>
           <w:p>
             <w:pPr>
@@ -1102,7 +1106,7 @@
         </w:trPr>
         <w:tc>
           <w:tcPr>
-            <w:tcW w:w="458" w:type="pct"/>
+            <w:tcW w:w="467" w:type="pct"/>
           </w:tcPr>
           <w:p>
             <w:pPr>
@@ -1116,7 +1120,7 @@
         </w:tc>
         <w:tc>
           <w:tcPr>
-            <w:tcW w:w="86" w:type="pct"/>
+            <w:tcW w:w="77" w:type="pct"/>
           </w:tcPr>
           <w:p>
             <w:pPr>
@@ -1172,6 +1176,16 @@
                     </w:rPr>
                     <w:t>Electrical Engineering</w:t>
                   </w:r>
+                  <w:r>
+                    <w:t xml:space="preserve"> – </w:t>
+                  </w:r>
+                  <w:r>
+                    <w:rPr>
+                      <w:i/>
+                      <w:iCs/>
+                    </w:rPr>
+                    <w:t>Bradley Fellow</w:t>
+                  </w:r>
                 </w:p>
               </w:tc>
               <w:tc>
@@ -1193,11 +1207,16 @@
                     <w:t xml:space="preserve">[ 8/2022 – </w:t>
                   </w:r>
                   <w:r>
-                    <w:t>Expected 12/2026</w:t>
+                    <w:t>Expected 12/</w:t>
+                  </w:r>
+                  <w:proofErr w:type="gramStart"/>
+                  <w:r>
+                    <w:t>2026</w:t>
                   </w:r>
                   <w:r>
                     <w:t xml:space="preserve"> ]</w:t>
                   </w:r>
+                  <w:proofErr w:type="gramEnd"/>
                 </w:p>
               </w:tc>
             </w:tr>
@@ -1226,6 +1245,46 @@
                     <w:pStyle w:val="Content"/>
                   </w:pPr>
                   <w:r>
+                    <w:t>Dissertation Title: “</w:t>
+                  </w:r>
+                  <w:r>
+                    <w:t>Quantum</w:t>
+                  </w:r>
+                  <w:r>
+                    <w:t>-</w:t>
+                  </w:r>
+                  <w:r>
+                    <w:t>Native Artificial Intelligence: Architectures and</w:t>
+                  </w:r>
+                  <w:r>
+                    <w:t xml:space="preserve"> </w:t>
+                  </w:r>
+                  <w:r>
+                    <w:t>Algorithms</w:t>
+                  </w:r>
+                  <w:r>
+                    <w:t>”</w:t>
+                  </w:r>
+                </w:p>
+                <w:p>
+                  <w:pPr>
+                    <w:pStyle w:val="Content"/>
+                  </w:pPr>
+                  <w:r>
+                    <w:t>Dissertation Committee: Walid Saad (</w:t>
+                  </w:r>
+                  <w:r>
+                    <w:t>c</w:t>
+                  </w:r>
+                  <w:r>
+                    <w:t>hair), Harpreet Dhillon, Jeffrey Reed, Jamie Sikora, Wayne Scales</w:t>
+                  </w:r>
+                </w:p>
+                <w:p>
+                  <w:pPr>
+                    <w:pStyle w:val="Content"/>
+                  </w:pPr>
+                  <w:r>
                     <w:t xml:space="preserve">GPA: </w:t>
                   </w:r>
                   <w:r>
@@ -1249,7 +1308,7 @@
         </w:trPr>
         <w:tc>
           <w:tcPr>
-            <w:tcW w:w="458" w:type="pct"/>
+            <w:tcW w:w="467" w:type="pct"/>
           </w:tcPr>
           <w:p>
             <w:pPr>
@@ -1264,7 +1323,7 @@
         </w:tc>
         <w:tc>
           <w:tcPr>
-            <w:tcW w:w="86" w:type="pct"/>
+            <w:tcW w:w="77" w:type="pct"/>
           </w:tcPr>
           <w:p>
             <w:pPr>
@@ -1338,8 +1397,13 @@
                     <w:keepNext w:val="0"/>
                   </w:pPr>
                   <w:r>
-                    <w:t>[ 1/2021 – 8/2022 ]</w:t>
-                  </w:r>
+                    <w:t>[ 1/2021 – 8/</w:t>
+                  </w:r>
+                  <w:proofErr w:type="gramStart"/>
+                  <w:r>
+                    <w:t>2022 ]</w:t>
+                  </w:r>
+                  <w:proofErr w:type="gramEnd"/>
                 </w:p>
               </w:tc>
             </w:tr>
@@ -1368,6 +1432,40 @@
                     <w:pStyle w:val="Content"/>
                   </w:pPr>
                   <w:r>
+                    <w:t>Thesis Title: “</w:t>
+                  </w:r>
+                  <w:r>
+                    <w:t>Transformer Networks for Smart Cities: Framework and</w:t>
+                  </w:r>
+                  <w:r>
+                    <w:t xml:space="preserve"> </w:t>
+                  </w:r>
+                  <w:r>
+                    <w:t>Application to Makassar Smart Garden Alleys</w:t>
+                  </w:r>
+                  <w:r>
+                    <w:t>”</w:t>
+                  </w:r>
+                </w:p>
+                <w:p>
+                  <w:pPr>
+                    <w:pStyle w:val="Content"/>
+                  </w:pPr>
+                  <w:r>
+                    <w:t>Thesis Committee: Walid Saad (</w:t>
+                  </w:r>
+                  <w:r>
+                    <w:t>c</w:t>
+                  </w:r>
+                  <w:r>
+                    <w:t>hair), Harpreet Dhillon, Thinh Doan</w:t>
+                  </w:r>
+                </w:p>
+                <w:p>
+                  <w:pPr>
+                    <w:pStyle w:val="Content"/>
+                  </w:pPr>
+                  <w:r>
                     <w:t xml:space="preserve">GPA: </w:t>
                   </w:r>
                   <w:r>
@@ -1398,7 +1496,7 @@
         </w:trPr>
         <w:tc>
           <w:tcPr>
-            <w:tcW w:w="458" w:type="pct"/>
+            <w:tcW w:w="467" w:type="pct"/>
           </w:tcPr>
           <w:p>
             <w:pPr>
@@ -1409,7 +1507,7 @@
         </w:tc>
         <w:tc>
           <w:tcPr>
-            <w:tcW w:w="86" w:type="pct"/>
+            <w:tcW w:w="77" w:type="pct"/>
           </w:tcPr>
           <w:p>
             <w:pPr>
@@ -1518,8 +1616,13 @@
                     <w:keepNext w:val="0"/>
                   </w:pPr>
                   <w:r>
-                    <w:t>[ 8/2012 – 5/2016 ]</w:t>
-                  </w:r>
+                    <w:t>[ 8/2012 – 5/</w:t>
+                  </w:r>
+                  <w:proofErr w:type="gramStart"/>
+                  <w:r>
+                    <w:t>2016 ]</w:t>
+                  </w:r>
+                  <w:proofErr w:type="gramEnd"/>
                 </w:p>
               </w:tc>
             </w:tr>
@@ -1571,7 +1674,7 @@
         </w:trPr>
         <w:tc>
           <w:tcPr>
-            <w:tcW w:w="458" w:type="pct"/>
+            <w:tcW w:w="467" w:type="pct"/>
           </w:tcPr>
           <w:p>
             <w:pPr>
@@ -1582,7 +1685,7 @@
         </w:tc>
         <w:tc>
           <w:tcPr>
-            <w:tcW w:w="86" w:type="pct"/>
+            <w:tcW w:w="77" w:type="pct"/>
           </w:tcPr>
           <w:p>
             <w:pPr>
@@ -1682,8 +1785,13 @@
                     <w:keepNext w:val="0"/>
                   </w:pPr>
                   <w:r>
-                    <w:t>[ 8/2012 – 12/2016 ]</w:t>
-                  </w:r>
+                    <w:t>[ 8/2012 – 12/</w:t>
+                  </w:r>
+                  <w:proofErr w:type="gramStart"/>
+                  <w:r>
+                    <w:t>2016 ]</w:t>
+                  </w:r>
+                  <w:proofErr w:type="gramEnd"/>
                 </w:p>
               </w:tc>
             </w:tr>
@@ -1735,7 +1843,7 @@
         </w:trPr>
         <w:tc>
           <w:tcPr>
-            <w:tcW w:w="458" w:type="pct"/>
+            <w:tcW w:w="467" w:type="pct"/>
           </w:tcPr>
           <w:p>
             <w:pPr>
@@ -1749,7 +1857,7 @@
         </w:tc>
         <w:tc>
           <w:tcPr>
-            <w:tcW w:w="86" w:type="pct"/>
+            <w:tcW w:w="77" w:type="pct"/>
           </w:tcPr>
           <w:p>
             <w:pPr>
@@ -1787,7 +1895,7 @@
         </w:trPr>
         <w:tc>
           <w:tcPr>
-            <w:tcW w:w="458" w:type="pct"/>
+            <w:tcW w:w="467" w:type="pct"/>
           </w:tcPr>
           <w:p>
             <w:pPr>
@@ -1804,7 +1912,7 @@
         </w:tc>
         <w:tc>
           <w:tcPr>
-            <w:tcW w:w="86" w:type="pct"/>
+            <w:tcW w:w="77" w:type="pct"/>
           </w:tcPr>
           <w:p>
             <w:pPr>
@@ -1866,8 +1974,13 @@
                     <w:keepNext w:val="0"/>
                   </w:pPr>
                   <w:r>
-                    <w:t>[ 8/2021 – Present ]</w:t>
-                  </w:r>
+                    <w:t xml:space="preserve">[ 8/2021 – </w:t>
+                  </w:r>
+                  <w:proofErr w:type="gramStart"/>
+                  <w:r>
+                    <w:t>Present ]</w:t>
+                  </w:r>
+                  <w:proofErr w:type="gramEnd"/>
                 </w:p>
               </w:tc>
             </w:tr>
@@ -1885,12 +1998,21 @@
                       <w:iCs/>
                     </w:rPr>
                   </w:pPr>
+                  <w:proofErr w:type="spellStart"/>
                   <w:r>
                     <w:rPr>
                       <w:i/>
                       <w:iCs/>
                     </w:rPr>
-                    <w:t>Wireless@VT, Virginia Polytechnic Institute and State University</w:t>
+                    <w:t>Wireless@VT</w:t>
+                  </w:r>
+                  <w:proofErr w:type="spellEnd"/>
+                  <w:r>
+                    <w:rPr>
+                      <w:i/>
+                      <w:iCs/>
+                    </w:rPr>
+                    <w:t>, Virginia Polytechnic Institute and State University</w:t>
                   </w:r>
                 </w:p>
                 <w:p>
@@ -1954,7 +2076,7 @@
         </w:trPr>
         <w:tc>
           <w:tcPr>
-            <w:tcW w:w="458" w:type="pct"/>
+            <w:tcW w:w="467" w:type="pct"/>
           </w:tcPr>
           <w:p>
             <w:pPr>
@@ -1965,7 +2087,7 @@
         </w:tc>
         <w:tc>
           <w:tcPr>
-            <w:tcW w:w="86" w:type="pct"/>
+            <w:tcW w:w="77" w:type="pct"/>
           </w:tcPr>
           <w:p>
             <w:pPr>
@@ -2036,11 +2158,16 @@
                     <w:t xml:space="preserve"> </w:t>
                   </w:r>
                   <w:r>
-                    <w:t>05/2023</w:t>
+                    <w:t>05/</w:t>
+                  </w:r>
+                  <w:proofErr w:type="gramStart"/>
+                  <w:r>
+                    <w:t>2023</w:t>
                   </w:r>
                   <w:r>
                     <w:t xml:space="preserve"> ]</w:t>
                   </w:r>
+                  <w:proofErr w:type="gramEnd"/>
                 </w:p>
               </w:tc>
             </w:tr>
@@ -2107,7 +2234,7 @@
         </w:trPr>
         <w:tc>
           <w:tcPr>
-            <w:tcW w:w="458" w:type="pct"/>
+            <w:tcW w:w="467" w:type="pct"/>
           </w:tcPr>
           <w:p>
             <w:pPr>
@@ -2118,7 +2245,7 @@
         </w:tc>
         <w:tc>
           <w:tcPr>
-            <w:tcW w:w="86" w:type="pct"/>
+            <w:tcW w:w="77" w:type="pct"/>
           </w:tcPr>
           <w:p>
             <w:pPr>
@@ -2183,11 +2310,16 @@
                     <w:t xml:space="preserve">[ 2/2017 – </w:t>
                   </w:r>
                   <w:r>
-                    <w:t>9/2024</w:t>
+                    <w:t>9/</w:t>
+                  </w:r>
+                  <w:proofErr w:type="gramStart"/>
+                  <w:r>
+                    <w:t>2024</w:t>
                   </w:r>
                   <w:r>
                     <w:t xml:space="preserve"> ]</w:t>
                   </w:r>
+                  <w:proofErr w:type="gramEnd"/>
                 </w:p>
               </w:tc>
             </w:tr>
@@ -2202,7 +2334,7 @@
                     <w:pStyle w:val="Location"/>
                   </w:pPr>
                   <w:r>
-                    <w:t xml:space="preserve">U.S. Naval Research Laboratory (NRL), Washington DC, TS/SCI clearance </w:t>
+                    <w:t>U.S. Naval Research Laboratory (NRL), Washington DC, TS/SCI clearance</w:t>
                   </w:r>
                 </w:p>
                 <w:p>
@@ -2236,7 +2368,7 @@
         </w:trPr>
         <w:tc>
           <w:tcPr>
-            <w:tcW w:w="458" w:type="pct"/>
+            <w:tcW w:w="467" w:type="pct"/>
           </w:tcPr>
           <w:p>
             <w:pPr>
@@ -2247,7 +2379,7 @@
         </w:tc>
         <w:tc>
           <w:tcPr>
-            <w:tcW w:w="86" w:type="pct"/>
+            <w:tcW w:w="77" w:type="pct"/>
           </w:tcPr>
           <w:p>
             <w:pPr>
@@ -2309,7 +2441,15 @@
                     <w:keepNext w:val="0"/>
                   </w:pPr>
                   <w:r>
-                    <w:t xml:space="preserve">[ 7/2012 – 2/2017 ] </w:t>
+                    <w:t>[ 7/2012 – 2/</w:t>
+                  </w:r>
+                  <w:proofErr w:type="gramStart"/>
+                  <w:r>
+                    <w:t>2017 ]</w:t>
+                  </w:r>
+                  <w:proofErr w:type="gramEnd"/>
+                  <w:r>
+                    <w:t xml:space="preserve"> </w:t>
                   </w:r>
                 </w:p>
               </w:tc>
@@ -2325,7 +2465,7 @@
                     <w:pStyle w:val="Location"/>
                   </w:pPr>
                   <w:r>
-                    <w:t xml:space="preserve">U.S. Naval Research Laboratory (NRL), Washington DC, Secret clearance </w:t>
+                    <w:t>U.S. Naval Research Laboratory (NRL), Washington DC, Secret clearance</w:t>
                   </w:r>
                 </w:p>
                 <w:p>
@@ -2336,14 +2476,6 @@
                     <w:t>Created an off-the-shelf system for high altitude naval vessel tracking. Designed image processing algorithms to identify naval vessels and their location using Python and OpenCV. Wrote technical documentation and how-to guides for various projects.</w:t>
                   </w:r>
                 </w:p>
-                <w:p>
-                  <w:pPr>
-                    <w:pStyle w:val="Content"/>
-                  </w:pPr>
-                  <w:r>
-                    <w:t>Developed alternative modes of satellite propulsion using natural and induced magnetic fields. Created custom payload deployment systems for small satellites. Designed an off-the-shelf system for controlling robotic arms used in spacecraft docking and other tele-operation applications.</w:t>
-                  </w:r>
-                </w:p>
               </w:tc>
             </w:tr>
           </w:tbl>
@@ -2361,7 +2493,7 @@
         </w:trPr>
         <w:tc>
           <w:tcPr>
-            <w:tcW w:w="458" w:type="pct"/>
+            <w:tcW w:w="467" w:type="pct"/>
           </w:tcPr>
           <w:p>
             <w:pPr>
@@ -2372,7 +2504,7 @@
         </w:tc>
         <w:tc>
           <w:tcPr>
-            <w:tcW w:w="86" w:type="pct"/>
+            <w:tcW w:w="77" w:type="pct"/>
           </w:tcPr>
           <w:p>
             <w:pPr>
@@ -2406,16 +2538,13 @@
               <w:tblLook w:val="04A0" w:firstRow="1" w:lastRow="0" w:firstColumn="1" w:lastColumn="0" w:noHBand="0" w:noVBand="1"/>
             </w:tblPr>
             <w:tblGrid>
-              <w:gridCol w:w="7463"/>
-              <w:gridCol w:w="2167"/>
+              <w:gridCol w:w="8324"/>
+              <w:gridCol w:w="1306"/>
             </w:tblGrid>
             <w:tr>
-              <w:trPr>
-                <w:trHeight w:val="251"/>
-              </w:trPr>
               <w:tc>
                 <w:tcPr>
-                  <w:tcW w:w="3875" w:type="pct"/>
+                  <w:tcW w:w="4322" w:type="pct"/>
                 </w:tcPr>
                 <w:p>
                   <w:pPr>
@@ -2423,13 +2552,16 @@
                     <w:keepNext w:val="0"/>
                   </w:pPr>
                   <w:r>
-                    <w:t>Resident Advisor</w:t>
+                    <w:t>Science and Engineering Apprenticeship Program (SEAP)</w:t>
+                  </w:r>
+                  <w:r>
+                    <w:t>, American Society for Engineering Education (ASEE)</w:t>
                   </w:r>
                 </w:p>
               </w:tc>
               <w:tc>
                 <w:tcPr>
-                  <w:tcW w:w="1125" w:type="pct"/>
+                  <w:tcW w:w="678" w:type="pct"/>
                 </w:tcPr>
                 <w:p>
                   <w:pPr>
@@ -2437,128 +2569,37 @@
                     <w:keepNext w:val="0"/>
                   </w:pPr>
                   <w:r>
-                    <w:t>[ 8/2016 – 12/2016 ]</w:t>
-                  </w:r>
-                </w:p>
-              </w:tc>
-            </w:tr>
-            <w:tr>
-              <w:tc>
-                <w:tcPr>
-                  <w:tcW w:w="5000" w:type="pct"/>
-                  <w:gridSpan w:val="2"/>
-                </w:tcPr>
-                <w:p>
-                  <w:pPr>
-                    <w:pStyle w:val="Content"/>
-                  </w:pPr>
-                  <w:r>
-                    <w:rPr>
-                      <w:i/>
-                    </w:rPr>
-                    <w:t>Virginia Polytechnic Institute and State University</w:t>
-                  </w:r>
-                </w:p>
-                <w:p>
-                  <w:pPr>
-                    <w:pStyle w:val="Content"/>
-                  </w:pPr>
-                  <w:r>
-                    <w:t>Managed a residence hall floor of 37 undergraduate students. Scheduled and coordinated weekly events among residential staff and residents of multiple hall communities. Resolved conflicts amongst residents and residential staff. Documented nightly hall inspections and important student conduct information.</w:t>
-                  </w:r>
-                </w:p>
-              </w:tc>
-            </w:tr>
-          </w:tbl>
-          <w:p>
-            <w:pPr>
-              <w:pStyle w:val="Heading2"/>
-              <w:keepNext w:val="0"/>
-            </w:pPr>
-          </w:p>
-        </w:tc>
-      </w:tr>
-      <w:tr>
-        <w:trPr>
-          <w:trHeight w:val="61"/>
-        </w:trPr>
-        <w:tc>
-          <w:tcPr>
-            <w:tcW w:w="458" w:type="pct"/>
-          </w:tcPr>
-          <w:p>
-            <w:pPr>
-              <w:pStyle w:val="Heading1"/>
-              <w:keepNext w:val="0"/>
-            </w:pPr>
-          </w:p>
-        </w:tc>
-        <w:tc>
-          <w:tcPr>
-            <w:tcW w:w="86" w:type="pct"/>
-          </w:tcPr>
-          <w:p>
-            <w:pPr>
-              <w:rPr>
-                <w:sz w:val="10"/>
-              </w:rPr>
-            </w:pPr>
-          </w:p>
-        </w:tc>
-        <w:tc>
-          <w:tcPr>
-            <w:tcW w:w="4456" w:type="pct"/>
-          </w:tcPr>
-          <w:tbl>
-            <w:tblPr>
-              <w:tblStyle w:val="TableGrid"/>
-              <w:tblW w:w="9630" w:type="dxa"/>
-              <w:tblBorders>
-                <w:top w:val="none" w:sz="0" w:space="0" w:color="auto"/>
-                <w:left w:val="none" w:sz="0" w:space="0" w:color="auto"/>
-                <w:bottom w:val="none" w:sz="0" w:space="0" w:color="auto"/>
-                <w:right w:val="none" w:sz="0" w:space="0" w:color="auto"/>
-                <w:insideH w:val="none" w:sz="0" w:space="0" w:color="auto"/>
-                <w:insideV w:val="none" w:sz="0" w:space="0" w:color="auto"/>
-              </w:tblBorders>
-              <w:tblLayout w:type="fixed"/>
-              <w:tblCellMar>
-                <w:left w:w="0" w:type="dxa"/>
-                <w:right w:w="0" w:type="dxa"/>
-              </w:tblCellMar>
-              <w:tblLook w:val="04A0" w:firstRow="1" w:lastRow="0" w:firstColumn="1" w:lastColumn="0" w:noHBand="0" w:noVBand="1"/>
-            </w:tblPr>
-            <w:tblGrid>
-              <w:gridCol w:w="7463"/>
-              <w:gridCol w:w="2167"/>
-            </w:tblGrid>
-            <w:tr>
-              <w:tc>
-                <w:tcPr>
-                  <w:tcW w:w="3875" w:type="pct"/>
-                </w:tcPr>
-                <w:p>
-                  <w:pPr>
-                    <w:pStyle w:val="Heading2"/>
-                    <w:keepNext w:val="0"/>
-                  </w:pPr>
-                  <w:r>
-                    <w:t>Academic Tutor</w:t>
-                  </w:r>
-                </w:p>
-              </w:tc>
-              <w:tc>
-                <w:tcPr>
-                  <w:tcW w:w="1125" w:type="pct"/>
-                </w:tcPr>
-                <w:p>
-                  <w:pPr>
-                    <w:pStyle w:val="Dates"/>
-                    <w:keepNext w:val="0"/>
-                  </w:pPr>
-                  <w:r>
-                    <w:t xml:space="preserve">[ 1/2012 – 5/2012 ] </w:t>
-                  </w:r>
+                    <w:t xml:space="preserve">[ </w:t>
+                  </w:r>
+                  <w:r>
+                    <w:t>6</w:t>
+                  </w:r>
+                  <w:r>
+                    <w:t>/201</w:t>
+                  </w:r>
+                  <w:r>
+                    <w:t>0</w:t>
+                  </w:r>
+                  <w:r>
+                    <w:t xml:space="preserve"> – </w:t>
+                  </w:r>
+                  <w:r>
+                    <w:t>7</w:t>
+                  </w:r>
+                  <w:r>
+                    <w:t>/</w:t>
+                  </w:r>
+                  <w:proofErr w:type="gramStart"/>
+                  <w:r>
+                    <w:t>20</w:t>
+                  </w:r>
+                  <w:r>
+                    <w:t>12</w:t>
+                  </w:r>
+                  <w:r>
+                    <w:t xml:space="preserve"> ]</w:t>
+                  </w:r>
+                  <w:proofErr w:type="gramEnd"/>
                 </w:p>
               </w:tc>
             </w:tr>
@@ -2573,7 +2614,10 @@
                     <w:pStyle w:val="Location"/>
                   </w:pPr>
                   <w:r>
-                    <w:t>Tutoring Services, Germanna Community College, Fredericksburg, VA</w:t>
+                    <w:t>U.S. Naval Research Laboratory (NRL), Washington D</w:t>
+                  </w:r>
+                  <w:r>
+                    <w:t>C</w:t>
                   </w:r>
                 </w:p>
                 <w:p>
@@ -2581,7 +2625,13 @@
                     <w:pStyle w:val="Content"/>
                   </w:pPr>
                   <w:r>
-                    <w:t>Developed bookkeeping and interpersonal skills by working in a tutoring office at the community college. Tutored all academic levels in the subjects of Math, English, Physics, Chemistry, Computer Programming, French, and Economics.</w:t>
+                    <w:t>Participated in 3 consecutive 8-week summer internships</w:t>
+                  </w:r>
+                  <w:r>
+                    <w:t xml:space="preserve">. </w:t>
+                  </w:r>
+                  <w:r>
+                    <w:t>Developed alternative modes of satellite propulsion using natural and induced magnetic fields. Created custom payload deployment systems for small satellites. Designed an off-the-shelf system for controlling robotic arms used in spacecraft docking and other tele-operation applications.</w:t>
                   </w:r>
                 </w:p>
               </w:tc>
@@ -2601,7 +2651,7 @@
         </w:trPr>
         <w:tc>
           <w:tcPr>
-            <w:tcW w:w="458" w:type="pct"/>
+            <w:tcW w:w="467" w:type="pct"/>
           </w:tcPr>
           <w:p>
             <w:pPr>
@@ -2616,7 +2666,7 @@
         </w:tc>
         <w:tc>
           <w:tcPr>
-            <w:tcW w:w="86" w:type="pct"/>
+            <w:tcW w:w="77" w:type="pct"/>
           </w:tcPr>
           <w:p>
             <w:pPr>
@@ -2657,7 +2707,7 @@
         </w:trPr>
         <w:tc>
           <w:tcPr>
-            <w:tcW w:w="458" w:type="pct"/>
+            <w:tcW w:w="467" w:type="pct"/>
           </w:tcPr>
           <w:p>
             <w:pPr>
@@ -2671,7 +2721,7 @@
         </w:tc>
         <w:tc>
           <w:tcPr>
-            <w:tcW w:w="86" w:type="pct"/>
+            <w:tcW w:w="77" w:type="pct"/>
           </w:tcPr>
           <w:p>
             <w:pPr>
@@ -2689,23 +2739,41 @@
           <w:p>
             <w:pPr>
               <w:pStyle w:val="Heading2"/>
+              <w:keepNext w:val="0"/>
               <w:numPr>
                 <w:ilvl w:val="0"/>
                 <w:numId w:val="18"/>
               </w:numPr>
-              <w:ind w:left="267" w:hanging="270"/>
-              <w:rPr>
-                <w:b w:val="0"/>
-                <w:bCs w:val="0"/>
-              </w:rPr>
-            </w:pPr>
-            <w:r>
-              <w:rPr>
-                <w:b w:val="0"/>
-                <w:bCs w:val="0"/>
-              </w:rPr>
-              <w:t xml:space="preserve">A. DeRieux and W. Saad, “QnRL: Quantum-Native Reinforcement Learning”, June 2026, </w:t>
-            </w:r>
+              <w:ind w:left="266" w:hanging="272"/>
+              <w:rPr>
+                <w:b w:val="0"/>
+                <w:bCs w:val="0"/>
+              </w:rPr>
+            </w:pPr>
+            <w:r>
+              <w:rPr>
+                <w:b w:val="0"/>
+                <w:bCs w:val="0"/>
+              </w:rPr>
+              <w:t>A. DeRieux and W. Saad, “</w:t>
+            </w:r>
+            <w:proofErr w:type="spellStart"/>
+            <w:r>
+              <w:rPr>
+                <w:b w:val="0"/>
+                <w:bCs w:val="0"/>
+              </w:rPr>
+              <w:t>QnRL</w:t>
+            </w:r>
+            <w:proofErr w:type="spellEnd"/>
+            <w:r>
+              <w:rPr>
+                <w:b w:val="0"/>
+                <w:bCs w:val="0"/>
+              </w:rPr>
+              <w:t xml:space="preserve">: Quantum-Native Reinforcement Learning”, June 2026, </w:t>
+            </w:r>
+            <w:proofErr w:type="spellStart"/>
             <w:r>
               <w:rPr>
                 <w:b w:val="0"/>
@@ -2715,12 +2783,29 @@
               </w:rPr>
               <w:t>arXiv</w:t>
             </w:r>
-            <w:r>
-              <w:rPr>
-                <w:b w:val="0"/>
-                <w:bCs w:val="0"/>
-              </w:rPr>
-              <w:t xml:space="preserve">: arXiv:2606.08276. doi: </w:t>
+            <w:proofErr w:type="spellEnd"/>
+            <w:r>
+              <w:rPr>
+                <w:b w:val="0"/>
+                <w:bCs w:val="0"/>
+              </w:rPr>
+              <w:t xml:space="preserve">: arXiv:2606.08276. </w:t>
+            </w:r>
+            <w:proofErr w:type="spellStart"/>
+            <w:r>
+              <w:rPr>
+                <w:b w:val="0"/>
+                <w:bCs w:val="0"/>
+              </w:rPr>
+              <w:t>doi</w:t>
+            </w:r>
+            <w:proofErr w:type="spellEnd"/>
+            <w:r>
+              <w:rPr>
+                <w:b w:val="0"/>
+                <w:bCs w:val="0"/>
+              </w:rPr>
+              <w:t xml:space="preserve">: </w:t>
             </w:r>
             <w:hyperlink r:id="rId20" w:history="1">
               <w:r>
@@ -2743,22 +2828,39 @@
           <w:p>
             <w:pPr>
               <w:pStyle w:val="Heading2"/>
+              <w:keepNext w:val="0"/>
               <w:numPr>
                 <w:ilvl w:val="0"/>
                 <w:numId w:val="18"/>
               </w:numPr>
-              <w:ind w:left="267" w:hanging="270"/>
-              <w:rPr>
-                <w:b w:val="0"/>
-                <w:bCs w:val="0"/>
-              </w:rPr>
-            </w:pPr>
-            <w:r>
-              <w:rPr>
-                <w:b w:val="0"/>
-                <w:bCs w:val="0"/>
-              </w:rPr>
-              <w:t xml:space="preserve">A. DeRieux and W. Saad, “eQMARL: Entangled Quantum Multi-Agent Reinforcement Learning for Distributed Cooperation over Quantum Channels”, </w:t>
+              <w:ind w:left="266" w:hanging="272"/>
+              <w:rPr>
+                <w:b w:val="0"/>
+                <w:bCs w:val="0"/>
+              </w:rPr>
+            </w:pPr>
+            <w:r>
+              <w:rPr>
+                <w:b w:val="0"/>
+                <w:bCs w:val="0"/>
+              </w:rPr>
+              <w:t>A. DeRieux and W. Saad, “</w:t>
+            </w:r>
+            <w:proofErr w:type="spellStart"/>
+            <w:r>
+              <w:rPr>
+                <w:b w:val="0"/>
+                <w:bCs w:val="0"/>
+              </w:rPr>
+              <w:t>eQMARL</w:t>
+            </w:r>
+            <w:proofErr w:type="spellEnd"/>
+            <w:r>
+              <w:rPr>
+                <w:b w:val="0"/>
+                <w:bCs w:val="0"/>
+              </w:rPr>
+              <w:t xml:space="preserve">: Entangled Quantum Multi-Agent Reinforcement Learning for Distributed Cooperation over Quantum Channels”, </w:t>
             </w:r>
             <w:r>
               <w:rPr>
@@ -2790,12 +2892,21 @@
               </w:rPr>
               <w:t xml:space="preserve"> </w:t>
             </w:r>
-            <w:r>
-              <w:rPr>
-                <w:b w:val="0"/>
-                <w:bCs w:val="0"/>
-              </w:rPr>
-              <w:t xml:space="preserve">doi: </w:t>
+            <w:proofErr w:type="spellStart"/>
+            <w:r>
+              <w:rPr>
+                <w:b w:val="0"/>
+                <w:bCs w:val="0"/>
+              </w:rPr>
+              <w:t>doi</w:t>
+            </w:r>
+            <w:proofErr w:type="spellEnd"/>
+            <w:r>
+              <w:rPr>
+                <w:b w:val="0"/>
+                <w:bCs w:val="0"/>
+              </w:rPr>
+              <w:t xml:space="preserve">: </w:t>
             </w:r>
             <w:hyperlink r:id="rId21" w:history="1">
               <w:r>
@@ -2818,11 +2929,12 @@
           <w:p>
             <w:pPr>
               <w:pStyle w:val="Heading2"/>
+              <w:keepNext w:val="0"/>
               <w:numPr>
                 <w:ilvl w:val="0"/>
                 <w:numId w:val="18"/>
               </w:numPr>
-              <w:ind w:left="267" w:hanging="270"/>
+              <w:ind w:left="266" w:hanging="272"/>
               <w:rPr>
                 <w:b w:val="0"/>
                 <w:bCs w:val="0"/>
@@ -2877,7 +2989,23 @@
                 <w:b w:val="0"/>
                 <w:bCs w:val="0"/>
               </w:rPr>
-              <w:t xml:space="preserve">March 2023, pp. 1-6. doi: </w:t>
+              <w:t xml:space="preserve">March 2023, pp. 1-6. </w:t>
+            </w:r>
+            <w:proofErr w:type="spellStart"/>
+            <w:r>
+              <w:rPr>
+                <w:b w:val="0"/>
+                <w:bCs w:val="0"/>
+              </w:rPr>
+              <w:t>doi</w:t>
+            </w:r>
+            <w:proofErr w:type="spellEnd"/>
+            <w:r>
+              <w:rPr>
+                <w:b w:val="0"/>
+                <w:bCs w:val="0"/>
+              </w:rPr>
+              <w:t xml:space="preserve">: </w:t>
             </w:r>
             <w:hyperlink r:id="rId22" w:history="1">
               <w:r>
@@ -2900,22 +3028,39 @@
           <w:p>
             <w:pPr>
               <w:pStyle w:val="Heading2"/>
+              <w:keepNext w:val="0"/>
               <w:numPr>
                 <w:ilvl w:val="0"/>
                 <w:numId w:val="18"/>
               </w:numPr>
-              <w:ind w:left="267" w:hanging="270"/>
-              <w:rPr>
-                <w:b w:val="0"/>
-                <w:bCs w:val="0"/>
-              </w:rPr>
-            </w:pPr>
-            <w:r>
-              <w:rPr>
-                <w:b w:val="0"/>
-                <w:bCs w:val="0"/>
-              </w:rPr>
-              <w:t xml:space="preserve">A. C. DeRieux, W. Saad, W. Zuo, R. Budiarto, M. D. Koerniawan, and D. Novitasari, “A Transformer Framework for Data Fusion and Multi-Task Learning in Smart Cities”, </w:t>
+              <w:ind w:left="266" w:hanging="272"/>
+              <w:rPr>
+                <w:b w:val="0"/>
+                <w:bCs w:val="0"/>
+              </w:rPr>
+            </w:pPr>
+            <w:r>
+              <w:rPr>
+                <w:b w:val="0"/>
+                <w:bCs w:val="0"/>
+              </w:rPr>
+              <w:t xml:space="preserve">A. C. DeRieux, W. Saad, W. Zuo, R. Budiarto, M. D. </w:t>
+            </w:r>
+            <w:proofErr w:type="spellStart"/>
+            <w:r>
+              <w:rPr>
+                <w:b w:val="0"/>
+                <w:bCs w:val="0"/>
+              </w:rPr>
+              <w:t>Koerniawan</w:t>
+            </w:r>
+            <w:proofErr w:type="spellEnd"/>
+            <w:r>
+              <w:rPr>
+                <w:b w:val="0"/>
+                <w:bCs w:val="0"/>
+              </w:rPr>
+              <w:t xml:space="preserve">, and D. Novitasari, “A Transformer Framework for Data Fusion and Multi-Task Learning in Smart Cities”, </w:t>
             </w:r>
             <w:r>
               <w:rPr>
@@ -2945,12 +3090,21 @@
               </w:rPr>
               <w:t xml:space="preserve"> </w:t>
             </w:r>
-            <w:r>
-              <w:rPr>
-                <w:b w:val="0"/>
-                <w:bCs w:val="0"/>
-              </w:rPr>
-              <w:t>arXiv: arXiv:2211.10506</w:t>
+            <w:proofErr w:type="spellStart"/>
+            <w:r>
+              <w:rPr>
+                <w:b w:val="0"/>
+                <w:bCs w:val="0"/>
+              </w:rPr>
+              <w:t>arXiv</w:t>
+            </w:r>
+            <w:proofErr w:type="spellEnd"/>
+            <w:r>
+              <w:rPr>
+                <w:b w:val="0"/>
+                <w:bCs w:val="0"/>
+              </w:rPr>
+              <w:t>: arXiv:2211.10506</w:t>
             </w:r>
             <w:r>
               <w:rPr>
@@ -2959,12 +3113,21 @@
               </w:rPr>
               <w:t xml:space="preserve">. </w:t>
             </w:r>
-            <w:r>
-              <w:rPr>
-                <w:b w:val="0"/>
-                <w:bCs w:val="0"/>
-              </w:rPr>
-              <w:t xml:space="preserve">doi: </w:t>
+            <w:proofErr w:type="spellStart"/>
+            <w:r>
+              <w:rPr>
+                <w:b w:val="0"/>
+                <w:bCs w:val="0"/>
+              </w:rPr>
+              <w:t>doi</w:t>
+            </w:r>
+            <w:proofErr w:type="spellEnd"/>
+            <w:r>
+              <w:rPr>
+                <w:b w:val="0"/>
+                <w:bCs w:val="0"/>
+              </w:rPr>
+              <w:t xml:space="preserve">: </w:t>
             </w:r>
             <w:hyperlink r:id="rId23" w:history="1">
               <w:r>
@@ -2987,11 +3150,12 @@
           <w:p>
             <w:pPr>
               <w:pStyle w:val="Heading2"/>
+              <w:keepNext w:val="0"/>
               <w:numPr>
                 <w:ilvl w:val="0"/>
                 <w:numId w:val="18"/>
               </w:numPr>
-              <w:ind w:left="267" w:hanging="270"/>
+              <w:ind w:left="266" w:hanging="272"/>
             </w:pPr>
             <w:r>
               <w:rPr>
@@ -3062,49 +3226,64 @@
           </w:p>
         </w:tc>
       </w:tr>
-    </w:tbl>
-    <w:p/>
-    <w:tbl>
-      <w:tblPr>
-        <w:tblStyle w:val="TableGrid"/>
-        <w:tblW w:w="5000" w:type="pct"/>
-        <w:tblBorders>
-          <w:top w:val="none" w:sz="0" w:space="0" w:color="auto"/>
-          <w:left w:val="none" w:sz="0" w:space="0" w:color="auto"/>
-          <w:bottom w:val="none" w:sz="0" w:space="0" w:color="auto"/>
-          <w:right w:val="none" w:sz="0" w:space="0" w:color="auto"/>
-          <w:insideH w:val="none" w:sz="0" w:space="0" w:color="auto"/>
-          <w:insideV w:val="none" w:sz="0" w:space="0" w:color="auto"/>
-        </w:tblBorders>
-        <w:tblLayout w:type="fixed"/>
-        <w:tblCellMar>
-          <w:left w:w="0" w:type="dxa"/>
-          <w:right w:w="0" w:type="dxa"/>
-        </w:tblCellMar>
-        <w:tblLook w:val="04A0" w:firstRow="1" w:lastRow="0" w:firstColumn="1" w:lastColumn="0" w:noHBand="0" w:noVBand="1"/>
-      </w:tblPr>
-      <w:tblGrid>
-        <w:gridCol w:w="989"/>
-        <w:gridCol w:w="186"/>
-        <w:gridCol w:w="9625"/>
-      </w:tblGrid>
       <w:tr>
         <w:trPr>
-          <w:trHeight w:val="61"/>
+          <w:trHeight w:val="98"/>
         </w:trPr>
         <w:tc>
           <w:tcPr>
-            <w:tcW w:w="458" w:type="pct"/>
+            <w:tcW w:w="467" w:type="pct"/>
           </w:tcPr>
           <w:p>
             <w:pPr>
               <w:pStyle w:val="Heading1"/>
               <w:keepNext w:val="0"/>
-            </w:pPr>
-            <w:r>
-              <w:t>Research &amp;</w:t>
-            </w:r>
-          </w:p>
+              <w:rPr>
+                <w:sz w:val="10"/>
+                <w:szCs w:val="10"/>
+              </w:rPr>
+            </w:pPr>
+          </w:p>
+        </w:tc>
+        <w:tc>
+          <w:tcPr>
+            <w:tcW w:w="77" w:type="pct"/>
+          </w:tcPr>
+          <w:p>
+            <w:pPr>
+              <w:rPr>
+                <w:sz w:val="10"/>
+                <w:szCs w:val="10"/>
+              </w:rPr>
+            </w:pPr>
+          </w:p>
+        </w:tc>
+        <w:tc>
+          <w:tcPr>
+            <w:tcW w:w="4456" w:type="pct"/>
+          </w:tcPr>
+          <w:p>
+            <w:pPr>
+              <w:pStyle w:val="Heading2"/>
+              <w:keepNext w:val="0"/>
+              <w:rPr>
+                <w:b w:val="0"/>
+                <w:bCs w:val="0"/>
+                <w:sz w:val="10"/>
+                <w:szCs w:val="10"/>
+              </w:rPr>
+            </w:pPr>
+          </w:p>
+        </w:tc>
+      </w:tr>
+      <w:tr>
+        <w:trPr>
+          <w:trHeight w:val="98"/>
+        </w:trPr>
+        <w:tc>
+          <w:tcPr>
+            <w:tcW w:w="467" w:type="pct"/>
+          </w:tcPr>
           <w:p>
             <w:pPr>
               <w:pStyle w:val="Heading1"/>
@@ -3114,6 +3293,1968 @@
                 <w:szCs w:val="10"/>
               </w:rPr>
             </w:pPr>
+          </w:p>
+        </w:tc>
+        <w:tc>
+          <w:tcPr>
+            <w:tcW w:w="77" w:type="pct"/>
+          </w:tcPr>
+          <w:p>
+            <w:pPr>
+              <w:rPr>
+                <w:sz w:val="10"/>
+                <w:szCs w:val="10"/>
+              </w:rPr>
+            </w:pPr>
+          </w:p>
+        </w:tc>
+        <w:tc>
+          <w:tcPr>
+            <w:tcW w:w="4456" w:type="pct"/>
+          </w:tcPr>
+          <w:p>
+            <w:pPr>
+              <w:pStyle w:val="Heading2"/>
+              <w:keepNext w:val="0"/>
+              <w:rPr>
+                <w:b w:val="0"/>
+                <w:bCs w:val="0"/>
+                <w:sz w:val="10"/>
+                <w:szCs w:val="10"/>
+              </w:rPr>
+            </w:pPr>
+          </w:p>
+        </w:tc>
+      </w:tr>
+      <w:tr>
+        <w:trPr>
+          <w:trHeight w:val="98"/>
+        </w:trPr>
+        <w:tc>
+          <w:tcPr>
+            <w:tcW w:w="467" w:type="pct"/>
+          </w:tcPr>
+          <w:p>
+            <w:pPr>
+              <w:pStyle w:val="Heading1"/>
+              <w:keepNext w:val="0"/>
+              <w:rPr>
+                <w:sz w:val="10"/>
+                <w:szCs w:val="10"/>
+              </w:rPr>
+            </w:pPr>
+            <w:r>
+              <w:lastRenderedPageBreak/>
+              <w:t>Speaking Engagements</w:t>
+            </w:r>
+          </w:p>
+        </w:tc>
+        <w:tc>
+          <w:tcPr>
+            <w:tcW w:w="77" w:type="pct"/>
+          </w:tcPr>
+          <w:p>
+            <w:pPr>
+              <w:rPr>
+                <w:sz w:val="10"/>
+                <w:szCs w:val="10"/>
+              </w:rPr>
+            </w:pPr>
+          </w:p>
+        </w:tc>
+        <w:tc>
+          <w:tcPr>
+            <w:tcW w:w="4456" w:type="pct"/>
+          </w:tcPr>
+          <w:p>
+            <w:pPr>
+              <w:pStyle w:val="Heading2"/>
+              <w:keepNext w:val="0"/>
+              <w:numPr>
+                <w:ilvl w:val="0"/>
+                <w:numId w:val="21"/>
+              </w:numPr>
+              <w:ind w:left="245" w:hanging="245"/>
+              <w:rPr>
+                <w:b w:val="0"/>
+                <w:bCs w:val="0"/>
+              </w:rPr>
+            </w:pPr>
+            <w:r>
+              <w:rPr>
+                <w:b w:val="0"/>
+                <w:bCs w:val="0"/>
+              </w:rPr>
+              <w:t xml:space="preserve">Rising Star </w:t>
+            </w:r>
+            <w:proofErr w:type="gramStart"/>
+            <w:r>
+              <w:rPr>
+                <w:b w:val="0"/>
+                <w:bCs w:val="0"/>
+              </w:rPr>
+              <w:t xml:space="preserve">Seminar  </w:t>
+            </w:r>
+            <w:r>
+              <w:rPr>
+                <w:color w:val="4F81BD" w:themeColor="accent1"/>
+                <w:sz w:val="16"/>
+                <w:szCs w:val="16"/>
+              </w:rPr>
+              <w:t>[</w:t>
+            </w:r>
+            <w:proofErr w:type="gramEnd"/>
+            <w:r>
+              <w:rPr>
+                <w:color w:val="4F81BD" w:themeColor="accent1"/>
+                <w:sz w:val="16"/>
+                <w:szCs w:val="16"/>
+              </w:rPr>
+              <w:t xml:space="preserve"> </w:t>
+            </w:r>
+            <w:proofErr w:type="gramStart"/>
+            <w:r>
+              <w:rPr>
+                <w:color w:val="4F81BD" w:themeColor="accent1"/>
+                <w:sz w:val="16"/>
+                <w:szCs w:val="16"/>
+              </w:rPr>
+              <w:t>2026</w:t>
+            </w:r>
+            <w:r>
+              <w:rPr>
+                <w:color w:val="4F81BD" w:themeColor="accent1"/>
+                <w:sz w:val="16"/>
+                <w:szCs w:val="16"/>
+              </w:rPr>
+              <w:t xml:space="preserve"> ]</w:t>
+            </w:r>
+            <w:proofErr w:type="gramEnd"/>
+            <w:r>
+              <w:rPr>
+                <w:color w:val="4F81BD" w:themeColor="accent1"/>
+                <w:sz w:val="16"/>
+                <w:szCs w:val="16"/>
+              </w:rPr>
+              <w:t xml:space="preserve">  </w:t>
+            </w:r>
+            <w:r>
+              <w:rPr>
+                <w:rFonts w:ascii="Helvetica Neue" w:hAnsi="Helvetica Neue"/>
+                <w:b w:val="0"/>
+                <w:bCs w:val="0"/>
+                <w:color w:val="7F7F7F" w:themeColor="text1" w:themeTint="80"/>
+                <w:sz w:val="16"/>
+                <w:szCs w:val="16"/>
+              </w:rPr>
+              <w:t>Ge</w:t>
+            </w:r>
+            <w:r>
+              <w:rPr>
+                <w:rFonts w:ascii="Helvetica Neue" w:hAnsi="Helvetica Neue"/>
+                <w:b w:val="0"/>
+                <w:bCs w:val="0"/>
+                <w:color w:val="7F7F7F" w:themeColor="text1" w:themeTint="80"/>
+                <w:sz w:val="16"/>
+                <w:szCs w:val="16"/>
+              </w:rPr>
+              <w:t>o</w:t>
+            </w:r>
+            <w:r>
+              <w:rPr>
+                <w:rFonts w:ascii="Helvetica Neue" w:hAnsi="Helvetica Neue"/>
+                <w:b w:val="0"/>
+                <w:bCs w:val="0"/>
+                <w:color w:val="7F7F7F" w:themeColor="text1" w:themeTint="80"/>
+                <w:sz w:val="16"/>
+                <w:szCs w:val="16"/>
+              </w:rPr>
+              <w:t>rge Mason University, Fairfax, VA</w:t>
+            </w:r>
+          </w:p>
+          <w:p>
+            <w:pPr>
+              <w:pStyle w:val="Heading2"/>
+              <w:keepNext w:val="0"/>
+              <w:numPr>
+                <w:ilvl w:val="0"/>
+                <w:numId w:val="21"/>
+              </w:numPr>
+              <w:ind w:left="245" w:hanging="245"/>
+              <w:rPr>
+                <w:b w:val="0"/>
+                <w:bCs w:val="0"/>
+              </w:rPr>
+            </w:pPr>
+            <w:r>
+              <w:rPr>
+                <w:b w:val="0"/>
+                <w:bCs w:val="0"/>
+              </w:rPr>
+              <w:t xml:space="preserve">Advantage Austria </w:t>
+            </w:r>
+            <w:proofErr w:type="gramStart"/>
+            <w:r>
+              <w:rPr>
+                <w:b w:val="0"/>
+                <w:bCs w:val="0"/>
+              </w:rPr>
+              <w:t xml:space="preserve">Delegation  </w:t>
+            </w:r>
+            <w:r>
+              <w:rPr>
+                <w:color w:val="4F81BD" w:themeColor="accent1"/>
+                <w:sz w:val="16"/>
+                <w:szCs w:val="16"/>
+              </w:rPr>
+              <w:t>[</w:t>
+            </w:r>
+            <w:proofErr w:type="gramEnd"/>
+            <w:r>
+              <w:rPr>
+                <w:color w:val="4F81BD" w:themeColor="accent1"/>
+                <w:sz w:val="16"/>
+                <w:szCs w:val="16"/>
+              </w:rPr>
+              <w:t xml:space="preserve"> </w:t>
+            </w:r>
+            <w:proofErr w:type="gramStart"/>
+            <w:r>
+              <w:rPr>
+                <w:color w:val="4F81BD" w:themeColor="accent1"/>
+                <w:sz w:val="16"/>
+                <w:szCs w:val="16"/>
+              </w:rPr>
+              <w:t>2026</w:t>
+            </w:r>
+            <w:r>
+              <w:rPr>
+                <w:color w:val="4F81BD" w:themeColor="accent1"/>
+                <w:sz w:val="16"/>
+                <w:szCs w:val="16"/>
+              </w:rPr>
+              <w:t xml:space="preserve"> ]</w:t>
+            </w:r>
+            <w:proofErr w:type="gramEnd"/>
+            <w:r>
+              <w:rPr>
+                <w:color w:val="4F81BD" w:themeColor="accent1"/>
+                <w:sz w:val="16"/>
+                <w:szCs w:val="16"/>
+              </w:rPr>
+              <w:t xml:space="preserve">  </w:t>
+            </w:r>
+            <w:r>
+              <w:rPr>
+                <w:rFonts w:ascii="Helvetica Neue" w:hAnsi="Helvetica Neue"/>
+                <w:b w:val="0"/>
+                <w:bCs w:val="0"/>
+                <w:color w:val="7F7F7F" w:themeColor="text1" w:themeTint="80"/>
+                <w:sz w:val="16"/>
+                <w:szCs w:val="16"/>
+              </w:rPr>
+              <w:t>Virginia Tech Institute for Advanced Computing, Alexandria, VA</w:t>
+            </w:r>
+          </w:p>
+          <w:p>
+            <w:pPr>
+              <w:pStyle w:val="Heading2"/>
+              <w:keepNext w:val="0"/>
+              <w:numPr>
+                <w:ilvl w:val="0"/>
+                <w:numId w:val="21"/>
+              </w:numPr>
+              <w:ind w:left="245" w:hanging="245"/>
+              <w:rPr>
+                <w:b w:val="0"/>
+                <w:bCs w:val="0"/>
+              </w:rPr>
+            </w:pPr>
+            <w:r>
+              <w:rPr>
+                <w:b w:val="0"/>
+                <w:bCs w:val="0"/>
+              </w:rPr>
+              <w:t xml:space="preserve">ICEX Digital Innovator </w:t>
+            </w:r>
+            <w:proofErr w:type="gramStart"/>
+            <w:r>
+              <w:rPr>
+                <w:b w:val="0"/>
+                <w:bCs w:val="0"/>
+              </w:rPr>
+              <w:t xml:space="preserve">Accelerator  </w:t>
+            </w:r>
+            <w:r>
+              <w:rPr>
+                <w:color w:val="4F81BD" w:themeColor="accent1"/>
+                <w:sz w:val="16"/>
+                <w:szCs w:val="16"/>
+              </w:rPr>
+              <w:t>[</w:t>
+            </w:r>
+            <w:proofErr w:type="gramEnd"/>
+            <w:r>
+              <w:rPr>
+                <w:color w:val="4F81BD" w:themeColor="accent1"/>
+                <w:sz w:val="16"/>
+                <w:szCs w:val="16"/>
+              </w:rPr>
+              <w:t xml:space="preserve"> </w:t>
+            </w:r>
+            <w:proofErr w:type="gramStart"/>
+            <w:r>
+              <w:rPr>
+                <w:color w:val="4F81BD" w:themeColor="accent1"/>
+                <w:sz w:val="16"/>
+                <w:szCs w:val="16"/>
+              </w:rPr>
+              <w:t>2026</w:t>
+            </w:r>
+            <w:r>
+              <w:rPr>
+                <w:color w:val="4F81BD" w:themeColor="accent1"/>
+                <w:sz w:val="16"/>
+                <w:szCs w:val="16"/>
+              </w:rPr>
+              <w:t xml:space="preserve"> ]</w:t>
+            </w:r>
+            <w:proofErr w:type="gramEnd"/>
+            <w:r>
+              <w:rPr>
+                <w:color w:val="4F81BD" w:themeColor="accent1"/>
+                <w:sz w:val="16"/>
+                <w:szCs w:val="16"/>
+              </w:rPr>
+              <w:t xml:space="preserve">  </w:t>
+            </w:r>
+            <w:r>
+              <w:rPr>
+                <w:rFonts w:ascii="Helvetica Neue" w:hAnsi="Helvetica Neue"/>
+                <w:b w:val="0"/>
+                <w:bCs w:val="0"/>
+                <w:color w:val="7F7F7F" w:themeColor="text1" w:themeTint="80"/>
+                <w:sz w:val="16"/>
+                <w:szCs w:val="16"/>
+              </w:rPr>
+              <w:t>Virginia Tech Institute for Advanced Computing, Alexandria, VA</w:t>
+            </w:r>
+          </w:p>
+          <w:p>
+            <w:pPr>
+              <w:pStyle w:val="Heading2"/>
+              <w:keepNext w:val="0"/>
+              <w:numPr>
+                <w:ilvl w:val="0"/>
+                <w:numId w:val="21"/>
+              </w:numPr>
+              <w:ind w:left="245" w:hanging="245"/>
+              <w:rPr>
+                <w:b w:val="0"/>
+                <w:bCs w:val="0"/>
+              </w:rPr>
+            </w:pPr>
+            <w:r>
+              <w:rPr>
+                <w:b w:val="0"/>
+                <w:bCs w:val="0"/>
+              </w:rPr>
+              <w:t xml:space="preserve">Virginia Tech </w:t>
+            </w:r>
+            <w:r>
+              <w:rPr>
+                <w:b w:val="0"/>
+                <w:bCs w:val="0"/>
+              </w:rPr>
+              <w:t xml:space="preserve">Bradley </w:t>
+            </w:r>
+            <w:r>
+              <w:rPr>
+                <w:b w:val="0"/>
+                <w:bCs w:val="0"/>
+              </w:rPr>
+              <w:t xml:space="preserve">Fellowship </w:t>
+            </w:r>
+            <w:proofErr w:type="gramStart"/>
+            <w:r>
+              <w:rPr>
+                <w:b w:val="0"/>
+                <w:bCs w:val="0"/>
+              </w:rPr>
+              <w:t>Banquet</w:t>
+            </w:r>
+            <w:r>
+              <w:rPr>
+                <w:b w:val="0"/>
+                <w:bCs w:val="0"/>
+              </w:rPr>
+              <w:t xml:space="preserve">  </w:t>
+            </w:r>
+            <w:r>
+              <w:rPr>
+                <w:color w:val="4F81BD" w:themeColor="accent1"/>
+                <w:sz w:val="16"/>
+                <w:szCs w:val="16"/>
+              </w:rPr>
+              <w:t>[</w:t>
+            </w:r>
+            <w:proofErr w:type="gramEnd"/>
+            <w:r>
+              <w:rPr>
+                <w:color w:val="4F81BD" w:themeColor="accent1"/>
+                <w:sz w:val="16"/>
+                <w:szCs w:val="16"/>
+              </w:rPr>
+              <w:t xml:space="preserve"> </w:t>
+            </w:r>
+            <w:proofErr w:type="gramStart"/>
+            <w:r>
+              <w:rPr>
+                <w:color w:val="4F81BD" w:themeColor="accent1"/>
+                <w:sz w:val="16"/>
+                <w:szCs w:val="16"/>
+              </w:rPr>
+              <w:t>2026</w:t>
+            </w:r>
+            <w:r>
+              <w:rPr>
+                <w:color w:val="4F81BD" w:themeColor="accent1"/>
+                <w:sz w:val="16"/>
+                <w:szCs w:val="16"/>
+              </w:rPr>
+              <w:t xml:space="preserve"> ]</w:t>
+            </w:r>
+            <w:proofErr w:type="gramEnd"/>
+            <w:r>
+              <w:rPr>
+                <w:color w:val="4F81BD" w:themeColor="accent1"/>
+                <w:sz w:val="16"/>
+                <w:szCs w:val="16"/>
+              </w:rPr>
+              <w:t xml:space="preserve">  </w:t>
+            </w:r>
+            <w:r>
+              <w:rPr>
+                <w:rFonts w:ascii="Helvetica Neue" w:hAnsi="Helvetica Neue"/>
+                <w:b w:val="0"/>
+                <w:bCs w:val="0"/>
+                <w:color w:val="7F7F7F" w:themeColor="text1" w:themeTint="80"/>
+                <w:sz w:val="16"/>
+                <w:szCs w:val="16"/>
+              </w:rPr>
+              <w:t>Virginia Tech, Blacksburg, VA</w:t>
+            </w:r>
+          </w:p>
+          <w:p>
+            <w:pPr>
+              <w:pStyle w:val="Heading2"/>
+              <w:keepNext w:val="0"/>
+              <w:numPr>
+                <w:ilvl w:val="0"/>
+                <w:numId w:val="21"/>
+              </w:numPr>
+              <w:ind w:left="245" w:hanging="245"/>
+            </w:pPr>
+            <w:r>
+              <w:rPr>
+                <w:b w:val="0"/>
+                <w:bCs w:val="0"/>
+              </w:rPr>
+              <w:t xml:space="preserve">Quantum </w:t>
+            </w:r>
+            <w:r>
+              <w:rPr>
+                <w:b w:val="0"/>
+                <w:bCs w:val="0"/>
+              </w:rPr>
+              <w:t xml:space="preserve">and Artificial Intelligence </w:t>
+            </w:r>
+            <w:r>
+              <w:rPr>
+                <w:b w:val="0"/>
+                <w:bCs w:val="0"/>
+              </w:rPr>
+              <w:t xml:space="preserve">Research </w:t>
+            </w:r>
+            <w:proofErr w:type="gramStart"/>
+            <w:r>
+              <w:rPr>
+                <w:b w:val="0"/>
+                <w:bCs w:val="0"/>
+              </w:rPr>
+              <w:t xml:space="preserve">Presentations  </w:t>
+            </w:r>
+            <w:r>
+              <w:rPr>
+                <w:color w:val="4F81BD" w:themeColor="accent1"/>
+                <w:sz w:val="16"/>
+                <w:szCs w:val="16"/>
+              </w:rPr>
+              <w:t>[</w:t>
+            </w:r>
+            <w:proofErr w:type="gramEnd"/>
+            <w:r>
+              <w:rPr>
+                <w:color w:val="4F81BD" w:themeColor="accent1"/>
+                <w:sz w:val="16"/>
+                <w:szCs w:val="16"/>
+              </w:rPr>
+              <w:t xml:space="preserve"> </w:t>
+            </w:r>
+            <w:proofErr w:type="gramStart"/>
+            <w:r>
+              <w:rPr>
+                <w:color w:val="4F81BD" w:themeColor="accent1"/>
+                <w:sz w:val="16"/>
+                <w:szCs w:val="16"/>
+              </w:rPr>
+              <w:t>2023</w:t>
+            </w:r>
+            <w:r>
+              <w:rPr>
+                <w:color w:val="4F81BD" w:themeColor="accent1"/>
+                <w:sz w:val="16"/>
+                <w:szCs w:val="16"/>
+              </w:rPr>
+              <w:t xml:space="preserve">  –</w:t>
+            </w:r>
+            <w:proofErr w:type="gramEnd"/>
+            <w:r>
+              <w:rPr>
+                <w:color w:val="4F81BD" w:themeColor="accent1"/>
+                <w:sz w:val="16"/>
+                <w:szCs w:val="16"/>
+              </w:rPr>
+              <w:t xml:space="preserve"> </w:t>
+            </w:r>
+            <w:proofErr w:type="gramStart"/>
+            <w:r>
+              <w:rPr>
+                <w:color w:val="4F81BD" w:themeColor="accent1"/>
+                <w:sz w:val="16"/>
+                <w:szCs w:val="16"/>
+              </w:rPr>
+              <w:t xml:space="preserve">Present </w:t>
+            </w:r>
+            <w:r>
+              <w:rPr>
+                <w:color w:val="4F81BD" w:themeColor="accent1"/>
+                <w:sz w:val="16"/>
+                <w:szCs w:val="16"/>
+              </w:rPr>
+              <w:t>]</w:t>
+            </w:r>
+            <w:proofErr w:type="gramEnd"/>
+            <w:r>
+              <w:rPr>
+                <w:color w:val="4F81BD" w:themeColor="accent1"/>
+                <w:sz w:val="16"/>
+                <w:szCs w:val="16"/>
+              </w:rPr>
+              <w:t xml:space="preserve">  </w:t>
+            </w:r>
+            <w:r>
+              <w:rPr>
+                <w:rFonts w:ascii="Helvetica Neue" w:hAnsi="Helvetica Neue"/>
+                <w:b w:val="0"/>
+                <w:bCs w:val="0"/>
+                <w:color w:val="7F7F7F" w:themeColor="text1" w:themeTint="80"/>
+                <w:sz w:val="16"/>
+                <w:szCs w:val="16"/>
+              </w:rPr>
+              <w:t>Alexandria, VA; Arlington, VA; Blacksburg, VA</w:t>
+            </w:r>
+          </w:p>
+          <w:p>
+            <w:pPr>
+              <w:pStyle w:val="Heading2"/>
+              <w:keepNext w:val="0"/>
+              <w:numPr>
+                <w:ilvl w:val="0"/>
+                <w:numId w:val="21"/>
+              </w:numPr>
+              <w:ind w:left="245" w:hanging="245"/>
+            </w:pPr>
+            <w:r>
+              <w:rPr>
+                <w:b w:val="0"/>
+                <w:bCs w:val="0"/>
+              </w:rPr>
+              <w:t xml:space="preserve">Fellowship </w:t>
+            </w:r>
+            <w:proofErr w:type="gramStart"/>
+            <w:r>
+              <w:rPr>
+                <w:b w:val="0"/>
+                <w:bCs w:val="0"/>
+              </w:rPr>
+              <w:t>Panels</w:t>
+            </w:r>
+            <w:r>
+              <w:rPr>
+                <w:b w:val="0"/>
+                <w:bCs w:val="0"/>
+              </w:rPr>
+              <w:t xml:space="preserve">  </w:t>
+            </w:r>
+            <w:r>
+              <w:rPr>
+                <w:color w:val="4F81BD" w:themeColor="accent1"/>
+                <w:sz w:val="16"/>
+                <w:szCs w:val="16"/>
+              </w:rPr>
+              <w:t>[</w:t>
+            </w:r>
+            <w:proofErr w:type="gramEnd"/>
+            <w:r>
+              <w:rPr>
+                <w:color w:val="4F81BD" w:themeColor="accent1"/>
+                <w:sz w:val="16"/>
+                <w:szCs w:val="16"/>
+              </w:rPr>
+              <w:t xml:space="preserve"> </w:t>
+            </w:r>
+            <w:r>
+              <w:rPr>
+                <w:color w:val="4F81BD" w:themeColor="accent1"/>
+                <w:sz w:val="16"/>
+                <w:szCs w:val="16"/>
+              </w:rPr>
+              <w:t>2022</w:t>
+            </w:r>
+            <w:r>
+              <w:rPr>
+                <w:color w:val="4F81BD" w:themeColor="accent1"/>
+                <w:sz w:val="16"/>
+                <w:szCs w:val="16"/>
+              </w:rPr>
+              <w:t xml:space="preserve"> – </w:t>
+            </w:r>
+            <w:proofErr w:type="gramStart"/>
+            <w:r>
+              <w:rPr>
+                <w:color w:val="4F81BD" w:themeColor="accent1"/>
+                <w:sz w:val="16"/>
+                <w:szCs w:val="16"/>
+              </w:rPr>
+              <w:t xml:space="preserve">Present </w:t>
+            </w:r>
+            <w:r>
+              <w:rPr>
+                <w:color w:val="4F81BD" w:themeColor="accent1"/>
+                <w:sz w:val="16"/>
+                <w:szCs w:val="16"/>
+              </w:rPr>
+              <w:t>]</w:t>
+            </w:r>
+            <w:proofErr w:type="gramEnd"/>
+            <w:r>
+              <w:rPr>
+                <w:color w:val="4F81BD" w:themeColor="accent1"/>
+                <w:sz w:val="16"/>
+                <w:szCs w:val="16"/>
+              </w:rPr>
+              <w:t xml:space="preserve">  </w:t>
+            </w:r>
+            <w:r>
+              <w:rPr>
+                <w:rFonts w:ascii="Helvetica Neue" w:hAnsi="Helvetica Neue"/>
+                <w:b w:val="0"/>
+                <w:bCs w:val="0"/>
+                <w:color w:val="7F7F7F" w:themeColor="text1" w:themeTint="80"/>
+                <w:sz w:val="16"/>
+                <w:szCs w:val="16"/>
+              </w:rPr>
+              <w:t>Alexandria, VA; Arlington, VA; Blacksburg, VA</w:t>
+            </w:r>
+          </w:p>
+          <w:p>
+            <w:pPr>
+              <w:pStyle w:val="Heading2"/>
+              <w:keepNext w:val="0"/>
+              <w:numPr>
+                <w:ilvl w:val="0"/>
+                <w:numId w:val="21"/>
+              </w:numPr>
+              <w:ind w:left="245" w:hanging="245"/>
+              <w:rPr>
+                <w:b w:val="0"/>
+                <w:bCs w:val="0"/>
+              </w:rPr>
+            </w:pPr>
+            <w:r>
+              <w:rPr>
+                <w:b w:val="0"/>
+                <w:bCs w:val="0"/>
+              </w:rPr>
+              <w:t xml:space="preserve">Ukraine </w:t>
+            </w:r>
+            <w:proofErr w:type="gramStart"/>
+            <w:r>
+              <w:rPr>
+                <w:b w:val="0"/>
+                <w:bCs w:val="0"/>
+              </w:rPr>
+              <w:t xml:space="preserve">Delegation  </w:t>
+            </w:r>
+            <w:r>
+              <w:rPr>
+                <w:color w:val="4F81BD" w:themeColor="accent1"/>
+                <w:sz w:val="16"/>
+                <w:szCs w:val="16"/>
+              </w:rPr>
+              <w:t>[</w:t>
+            </w:r>
+            <w:proofErr w:type="gramEnd"/>
+            <w:r>
+              <w:rPr>
+                <w:color w:val="4F81BD" w:themeColor="accent1"/>
+                <w:sz w:val="16"/>
+                <w:szCs w:val="16"/>
+              </w:rPr>
+              <w:t xml:space="preserve"> </w:t>
+            </w:r>
+            <w:proofErr w:type="gramStart"/>
+            <w:r>
+              <w:rPr>
+                <w:color w:val="4F81BD" w:themeColor="accent1"/>
+                <w:sz w:val="16"/>
+                <w:szCs w:val="16"/>
+              </w:rPr>
+              <w:t>2025</w:t>
+            </w:r>
+            <w:r>
+              <w:rPr>
+                <w:color w:val="4F81BD" w:themeColor="accent1"/>
+                <w:sz w:val="16"/>
+                <w:szCs w:val="16"/>
+              </w:rPr>
+              <w:t xml:space="preserve"> ]</w:t>
+            </w:r>
+            <w:proofErr w:type="gramEnd"/>
+            <w:r>
+              <w:rPr>
+                <w:color w:val="4F81BD" w:themeColor="accent1"/>
+                <w:sz w:val="16"/>
+                <w:szCs w:val="16"/>
+              </w:rPr>
+              <w:t xml:space="preserve">  </w:t>
+            </w:r>
+            <w:r>
+              <w:rPr>
+                <w:rFonts w:ascii="Helvetica Neue" w:hAnsi="Helvetica Neue"/>
+                <w:b w:val="0"/>
+                <w:bCs w:val="0"/>
+                <w:color w:val="7F7F7F" w:themeColor="text1" w:themeTint="80"/>
+                <w:sz w:val="16"/>
+                <w:szCs w:val="16"/>
+              </w:rPr>
+              <w:t>Virginia Tech Institute for Advanced Computing, Alexandria, VA</w:t>
+            </w:r>
+          </w:p>
+          <w:p>
+            <w:pPr>
+              <w:pStyle w:val="Heading2"/>
+              <w:keepNext w:val="0"/>
+              <w:numPr>
+                <w:ilvl w:val="0"/>
+                <w:numId w:val="21"/>
+              </w:numPr>
+              <w:ind w:left="245" w:hanging="245"/>
+              <w:rPr>
+                <w:b w:val="0"/>
+                <w:bCs w:val="0"/>
+              </w:rPr>
+            </w:pPr>
+            <w:r>
+              <w:rPr>
+                <w:b w:val="0"/>
+                <w:bCs w:val="0"/>
+              </w:rPr>
+              <w:t xml:space="preserve">Taiwan </w:t>
+            </w:r>
+            <w:proofErr w:type="gramStart"/>
+            <w:r>
+              <w:rPr>
+                <w:b w:val="0"/>
+                <w:bCs w:val="0"/>
+              </w:rPr>
+              <w:t xml:space="preserve">Delegation  </w:t>
+            </w:r>
+            <w:r>
+              <w:rPr>
+                <w:color w:val="4F81BD" w:themeColor="accent1"/>
+                <w:sz w:val="16"/>
+                <w:szCs w:val="16"/>
+              </w:rPr>
+              <w:t>[</w:t>
+            </w:r>
+            <w:proofErr w:type="gramEnd"/>
+            <w:r>
+              <w:rPr>
+                <w:color w:val="4F81BD" w:themeColor="accent1"/>
+                <w:sz w:val="16"/>
+                <w:szCs w:val="16"/>
+              </w:rPr>
+              <w:t xml:space="preserve"> </w:t>
+            </w:r>
+            <w:proofErr w:type="gramStart"/>
+            <w:r>
+              <w:rPr>
+                <w:color w:val="4F81BD" w:themeColor="accent1"/>
+                <w:sz w:val="16"/>
+                <w:szCs w:val="16"/>
+              </w:rPr>
+              <w:t>2025</w:t>
+            </w:r>
+            <w:r>
+              <w:rPr>
+                <w:color w:val="4F81BD" w:themeColor="accent1"/>
+                <w:sz w:val="16"/>
+                <w:szCs w:val="16"/>
+              </w:rPr>
+              <w:t xml:space="preserve"> ]</w:t>
+            </w:r>
+            <w:proofErr w:type="gramEnd"/>
+            <w:r>
+              <w:rPr>
+                <w:color w:val="4F81BD" w:themeColor="accent1"/>
+                <w:sz w:val="16"/>
+                <w:szCs w:val="16"/>
+              </w:rPr>
+              <w:t xml:space="preserve">  </w:t>
+            </w:r>
+            <w:r>
+              <w:rPr>
+                <w:rFonts w:ascii="Helvetica Neue" w:hAnsi="Helvetica Neue"/>
+                <w:b w:val="0"/>
+                <w:bCs w:val="0"/>
+                <w:color w:val="7F7F7F" w:themeColor="text1" w:themeTint="80"/>
+                <w:sz w:val="16"/>
+                <w:szCs w:val="16"/>
+              </w:rPr>
+              <w:t>Virginia Tech Institute for Advanced Computing, Alexandria, VA</w:t>
+            </w:r>
+          </w:p>
+          <w:p>
+            <w:pPr>
+              <w:pStyle w:val="Heading2"/>
+              <w:keepNext w:val="0"/>
+              <w:numPr>
+                <w:ilvl w:val="0"/>
+                <w:numId w:val="21"/>
+              </w:numPr>
+              <w:ind w:left="245" w:hanging="245"/>
+              <w:rPr>
+                <w:b w:val="0"/>
+                <w:bCs w:val="0"/>
+              </w:rPr>
+            </w:pPr>
+            <w:r>
+              <w:rPr>
+                <w:b w:val="0"/>
+                <w:bCs w:val="0"/>
+              </w:rPr>
+              <w:t>International Conference on Learning Representations (</w:t>
+            </w:r>
+            <w:proofErr w:type="gramStart"/>
+            <w:r>
+              <w:rPr>
+                <w:b w:val="0"/>
+                <w:bCs w:val="0"/>
+              </w:rPr>
+              <w:t xml:space="preserve">ICLR)  </w:t>
+            </w:r>
+            <w:r>
+              <w:rPr>
+                <w:color w:val="4F81BD" w:themeColor="accent1"/>
+                <w:sz w:val="16"/>
+                <w:szCs w:val="16"/>
+              </w:rPr>
+              <w:t>[</w:t>
+            </w:r>
+            <w:proofErr w:type="gramEnd"/>
+            <w:r>
+              <w:rPr>
+                <w:color w:val="4F81BD" w:themeColor="accent1"/>
+                <w:sz w:val="16"/>
+                <w:szCs w:val="16"/>
+              </w:rPr>
+              <w:t xml:space="preserve"> </w:t>
+            </w:r>
+            <w:proofErr w:type="gramStart"/>
+            <w:r>
+              <w:rPr>
+                <w:color w:val="4F81BD" w:themeColor="accent1"/>
+                <w:sz w:val="16"/>
+                <w:szCs w:val="16"/>
+              </w:rPr>
+              <w:t>2025</w:t>
+            </w:r>
+            <w:r>
+              <w:rPr>
+                <w:color w:val="4F81BD" w:themeColor="accent1"/>
+                <w:sz w:val="16"/>
+                <w:szCs w:val="16"/>
+              </w:rPr>
+              <w:t xml:space="preserve"> ]</w:t>
+            </w:r>
+            <w:proofErr w:type="gramEnd"/>
+            <w:r>
+              <w:rPr>
+                <w:color w:val="4F81BD" w:themeColor="accent1"/>
+                <w:sz w:val="16"/>
+                <w:szCs w:val="16"/>
+              </w:rPr>
+              <w:t xml:space="preserve">  </w:t>
+            </w:r>
+            <w:r>
+              <w:rPr>
+                <w:rFonts w:ascii="Helvetica Neue" w:hAnsi="Helvetica Neue"/>
+                <w:b w:val="0"/>
+                <w:bCs w:val="0"/>
+                <w:color w:val="7F7F7F" w:themeColor="text1" w:themeTint="80"/>
+                <w:sz w:val="16"/>
+                <w:szCs w:val="16"/>
+              </w:rPr>
+              <w:t>Singapore</w:t>
+            </w:r>
+          </w:p>
+          <w:p>
+            <w:pPr>
+              <w:pStyle w:val="Heading2"/>
+              <w:keepNext w:val="0"/>
+              <w:numPr>
+                <w:ilvl w:val="0"/>
+                <w:numId w:val="21"/>
+              </w:numPr>
+              <w:ind w:left="245" w:hanging="245"/>
+              <w:rPr>
+                <w:b w:val="0"/>
+                <w:bCs w:val="0"/>
+              </w:rPr>
+            </w:pPr>
+            <w:r>
+              <w:rPr>
+                <w:b w:val="0"/>
+                <w:bCs w:val="0"/>
+              </w:rPr>
+              <w:t xml:space="preserve">Virginia Tech </w:t>
+            </w:r>
+            <w:r>
+              <w:rPr>
+                <w:b w:val="0"/>
+                <w:bCs w:val="0"/>
+              </w:rPr>
+              <w:t>Institute for Advanced Computing</w:t>
+            </w:r>
+            <w:r>
+              <w:rPr>
+                <w:b w:val="0"/>
+                <w:bCs w:val="0"/>
+              </w:rPr>
+              <w:t xml:space="preserve"> </w:t>
+            </w:r>
+            <w:r>
+              <w:rPr>
+                <w:b w:val="0"/>
+                <w:bCs w:val="0"/>
+              </w:rPr>
+              <w:t>Showcase</w:t>
+            </w:r>
+            <w:r>
+              <w:rPr>
+                <w:b w:val="0"/>
+                <w:bCs w:val="0"/>
+              </w:rPr>
+              <w:t xml:space="preserve"> </w:t>
+            </w:r>
+            <w:proofErr w:type="gramStart"/>
+            <w:r>
+              <w:rPr>
+                <w:b w:val="0"/>
+                <w:bCs w:val="0"/>
+              </w:rPr>
+              <w:t>Events</w:t>
+            </w:r>
+            <w:r>
+              <w:rPr>
+                <w:b w:val="0"/>
+                <w:bCs w:val="0"/>
+              </w:rPr>
+              <w:t xml:space="preserve">  </w:t>
+            </w:r>
+            <w:r>
+              <w:rPr>
+                <w:color w:val="4F81BD" w:themeColor="accent1"/>
+                <w:sz w:val="16"/>
+                <w:szCs w:val="16"/>
+              </w:rPr>
+              <w:t>[</w:t>
+            </w:r>
+            <w:proofErr w:type="gramEnd"/>
+            <w:r>
+              <w:rPr>
+                <w:color w:val="4F81BD" w:themeColor="accent1"/>
+                <w:sz w:val="16"/>
+                <w:szCs w:val="16"/>
+              </w:rPr>
+              <w:t xml:space="preserve"> </w:t>
+            </w:r>
+            <w:proofErr w:type="gramStart"/>
+            <w:r>
+              <w:rPr>
+                <w:color w:val="4F81BD" w:themeColor="accent1"/>
+                <w:sz w:val="16"/>
+                <w:szCs w:val="16"/>
+              </w:rPr>
+              <w:t>2025</w:t>
+            </w:r>
+            <w:r>
+              <w:rPr>
+                <w:color w:val="4F81BD" w:themeColor="accent1"/>
+                <w:sz w:val="16"/>
+                <w:szCs w:val="16"/>
+              </w:rPr>
+              <w:t xml:space="preserve"> ]</w:t>
+            </w:r>
+            <w:proofErr w:type="gramEnd"/>
+            <w:r>
+              <w:rPr>
+                <w:color w:val="4F81BD" w:themeColor="accent1"/>
+                <w:sz w:val="16"/>
+                <w:szCs w:val="16"/>
+              </w:rPr>
+              <w:t xml:space="preserve">  </w:t>
+            </w:r>
+            <w:r>
+              <w:rPr>
+                <w:rFonts w:ascii="Helvetica Neue" w:hAnsi="Helvetica Neue"/>
+                <w:b w:val="0"/>
+                <w:bCs w:val="0"/>
+                <w:color w:val="7F7F7F" w:themeColor="text1" w:themeTint="80"/>
+                <w:sz w:val="16"/>
+                <w:szCs w:val="16"/>
+              </w:rPr>
+              <w:t>Alexandria, VA</w:t>
+            </w:r>
+          </w:p>
+          <w:p>
+            <w:pPr>
+              <w:pStyle w:val="Heading2"/>
+              <w:keepNext w:val="0"/>
+              <w:numPr>
+                <w:ilvl w:val="0"/>
+                <w:numId w:val="21"/>
+              </w:numPr>
+              <w:ind w:left="245" w:hanging="245"/>
+              <w:rPr>
+                <w:b w:val="0"/>
+                <w:bCs w:val="0"/>
+              </w:rPr>
+            </w:pPr>
+            <w:r>
+              <w:rPr>
+                <w:b w:val="0"/>
+                <w:bCs w:val="0"/>
+              </w:rPr>
+              <w:t>AWS Quantum Networks Workshop (</w:t>
+            </w:r>
+            <w:proofErr w:type="gramStart"/>
+            <w:r>
+              <w:rPr>
+                <w:b w:val="0"/>
+                <w:bCs w:val="0"/>
+              </w:rPr>
+              <w:t xml:space="preserve">QNW)  </w:t>
+            </w:r>
+            <w:r>
+              <w:rPr>
+                <w:color w:val="4F81BD" w:themeColor="accent1"/>
+                <w:sz w:val="16"/>
+                <w:szCs w:val="16"/>
+              </w:rPr>
+              <w:t>[</w:t>
+            </w:r>
+            <w:proofErr w:type="gramEnd"/>
+            <w:r>
+              <w:rPr>
+                <w:color w:val="4F81BD" w:themeColor="accent1"/>
+                <w:sz w:val="16"/>
+                <w:szCs w:val="16"/>
+              </w:rPr>
+              <w:t xml:space="preserve"> </w:t>
+            </w:r>
+            <w:proofErr w:type="gramStart"/>
+            <w:r>
+              <w:rPr>
+                <w:color w:val="4F81BD" w:themeColor="accent1"/>
+                <w:sz w:val="16"/>
+                <w:szCs w:val="16"/>
+              </w:rPr>
+              <w:t>2023</w:t>
+            </w:r>
+            <w:r>
+              <w:rPr>
+                <w:color w:val="4F81BD" w:themeColor="accent1"/>
+                <w:sz w:val="16"/>
+                <w:szCs w:val="16"/>
+              </w:rPr>
+              <w:t xml:space="preserve"> ]</w:t>
+            </w:r>
+            <w:proofErr w:type="gramEnd"/>
+            <w:r>
+              <w:rPr>
+                <w:color w:val="4F81BD" w:themeColor="accent1"/>
+                <w:sz w:val="16"/>
+                <w:szCs w:val="16"/>
+              </w:rPr>
+              <w:t xml:space="preserve">  </w:t>
+            </w:r>
+            <w:r>
+              <w:rPr>
+                <w:rFonts w:ascii="Helvetica Neue" w:hAnsi="Helvetica Neue"/>
+                <w:b w:val="0"/>
+                <w:bCs w:val="0"/>
+                <w:color w:val="7F7F7F" w:themeColor="text1" w:themeTint="80"/>
+                <w:sz w:val="16"/>
+                <w:szCs w:val="16"/>
+              </w:rPr>
+              <w:t>Beverly, MA</w:t>
+            </w:r>
+          </w:p>
+          <w:p>
+            <w:pPr>
+              <w:pStyle w:val="Heading2"/>
+              <w:keepNext w:val="0"/>
+              <w:numPr>
+                <w:ilvl w:val="0"/>
+                <w:numId w:val="21"/>
+              </w:numPr>
+              <w:ind w:left="245" w:hanging="245"/>
+            </w:pPr>
+            <w:r>
+              <w:rPr>
+                <w:b w:val="0"/>
+                <w:bCs w:val="0"/>
+              </w:rPr>
+              <w:t>C-Tech</w:t>
+            </w:r>
+            <w:r>
+              <w:rPr>
+                <w:b w:val="0"/>
+                <w:bCs w:val="0"/>
+                <w:vertAlign w:val="superscript"/>
+              </w:rPr>
+              <w:t>2</w:t>
+            </w:r>
+            <w:r>
+              <w:rPr>
+                <w:b w:val="0"/>
+                <w:bCs w:val="0"/>
+              </w:rPr>
+              <w:t xml:space="preserve"> </w:t>
+            </w:r>
+            <w:proofErr w:type="gramStart"/>
+            <w:r>
+              <w:rPr>
+                <w:b w:val="0"/>
+                <w:bCs w:val="0"/>
+              </w:rPr>
+              <w:t xml:space="preserve">Workshop  </w:t>
+            </w:r>
+            <w:r>
+              <w:rPr>
+                <w:color w:val="4F81BD" w:themeColor="accent1"/>
+                <w:sz w:val="16"/>
+                <w:szCs w:val="16"/>
+              </w:rPr>
+              <w:t>[</w:t>
+            </w:r>
+            <w:proofErr w:type="gramEnd"/>
+            <w:r>
+              <w:rPr>
+                <w:color w:val="4F81BD" w:themeColor="accent1"/>
+                <w:sz w:val="16"/>
+                <w:szCs w:val="16"/>
+              </w:rPr>
+              <w:t xml:space="preserve"> </w:t>
+            </w:r>
+            <w:proofErr w:type="gramStart"/>
+            <w:r>
+              <w:rPr>
+                <w:color w:val="4F81BD" w:themeColor="accent1"/>
+                <w:sz w:val="16"/>
+                <w:szCs w:val="16"/>
+              </w:rPr>
+              <w:t>2022</w:t>
+            </w:r>
+            <w:r>
+              <w:rPr>
+                <w:color w:val="4F81BD" w:themeColor="accent1"/>
+                <w:sz w:val="16"/>
+                <w:szCs w:val="16"/>
+              </w:rPr>
+              <w:t xml:space="preserve"> ]</w:t>
+            </w:r>
+            <w:proofErr w:type="gramEnd"/>
+            <w:r>
+              <w:rPr>
+                <w:color w:val="4F81BD" w:themeColor="accent1"/>
+                <w:sz w:val="16"/>
+                <w:szCs w:val="16"/>
+              </w:rPr>
+              <w:t xml:space="preserve">  </w:t>
+            </w:r>
+            <w:r>
+              <w:rPr>
+                <w:rFonts w:ascii="Helvetica Neue" w:hAnsi="Helvetica Neue"/>
+                <w:b w:val="0"/>
+                <w:bCs w:val="0"/>
+                <w:color w:val="7F7F7F" w:themeColor="text1" w:themeTint="80"/>
+                <w:sz w:val="16"/>
+                <w:szCs w:val="16"/>
+              </w:rPr>
+              <w:t>Virginia Tech, Blacksburg, VA</w:t>
+            </w:r>
+          </w:p>
+          <w:p>
+            <w:pPr>
+              <w:pStyle w:val="Heading2"/>
+              <w:keepNext w:val="0"/>
+              <w:numPr>
+                <w:ilvl w:val="0"/>
+                <w:numId w:val="21"/>
+              </w:numPr>
+              <w:ind w:left="245" w:hanging="245"/>
+              <w:rPr>
+                <w:b w:val="0"/>
+                <w:bCs w:val="0"/>
+              </w:rPr>
+            </w:pPr>
+            <w:r>
+              <w:rPr>
+                <w:b w:val="0"/>
+                <w:bCs w:val="0"/>
+              </w:rPr>
+              <w:t xml:space="preserve">International Laser Ranging Service (ILRS) Technical </w:t>
+            </w:r>
+            <w:proofErr w:type="gramStart"/>
+            <w:r>
+              <w:rPr>
+                <w:b w:val="0"/>
+                <w:bCs w:val="0"/>
+              </w:rPr>
+              <w:t xml:space="preserve">Workshop  </w:t>
+            </w:r>
+            <w:r>
+              <w:rPr>
+                <w:color w:val="4F81BD" w:themeColor="accent1"/>
+                <w:sz w:val="16"/>
+                <w:szCs w:val="16"/>
+              </w:rPr>
+              <w:t>[</w:t>
+            </w:r>
+            <w:proofErr w:type="gramEnd"/>
+            <w:r>
+              <w:rPr>
+                <w:color w:val="4F81BD" w:themeColor="accent1"/>
+                <w:sz w:val="16"/>
+                <w:szCs w:val="16"/>
+              </w:rPr>
+              <w:t xml:space="preserve"> </w:t>
+            </w:r>
+            <w:proofErr w:type="gramStart"/>
+            <w:r>
+              <w:rPr>
+                <w:color w:val="4F81BD" w:themeColor="accent1"/>
+                <w:sz w:val="16"/>
+                <w:szCs w:val="16"/>
+              </w:rPr>
+              <w:t>2019</w:t>
+            </w:r>
+            <w:r>
+              <w:rPr>
+                <w:color w:val="4F81BD" w:themeColor="accent1"/>
+                <w:sz w:val="16"/>
+                <w:szCs w:val="16"/>
+              </w:rPr>
+              <w:t xml:space="preserve"> ]</w:t>
+            </w:r>
+            <w:proofErr w:type="gramEnd"/>
+            <w:r>
+              <w:rPr>
+                <w:color w:val="4F81BD" w:themeColor="accent1"/>
+                <w:sz w:val="16"/>
+                <w:szCs w:val="16"/>
+              </w:rPr>
+              <w:t xml:space="preserve">  </w:t>
+            </w:r>
+            <w:r>
+              <w:rPr>
+                <w:rFonts w:ascii="Helvetica Neue" w:hAnsi="Helvetica Neue"/>
+                <w:b w:val="0"/>
+                <w:bCs w:val="0"/>
+                <w:color w:val="7F7F7F" w:themeColor="text1" w:themeTint="80"/>
+                <w:sz w:val="16"/>
+                <w:szCs w:val="16"/>
+              </w:rPr>
+              <w:t>Stuttgart, Germany</w:t>
+            </w:r>
+          </w:p>
+          <w:p>
+            <w:pPr>
+              <w:pStyle w:val="Heading2"/>
+              <w:keepNext w:val="0"/>
+              <w:numPr>
+                <w:ilvl w:val="0"/>
+                <w:numId w:val="21"/>
+              </w:numPr>
+              <w:ind w:left="245" w:hanging="245"/>
+              <w:rPr>
+                <w:b w:val="0"/>
+                <w:bCs w:val="0"/>
+              </w:rPr>
+            </w:pPr>
+            <w:r>
+              <w:rPr>
+                <w:b w:val="0"/>
+                <w:bCs w:val="0"/>
+              </w:rPr>
+              <w:t xml:space="preserve">NRL Research Presentations and Performance </w:t>
+            </w:r>
+            <w:proofErr w:type="gramStart"/>
+            <w:r>
+              <w:rPr>
+                <w:b w:val="0"/>
+                <w:bCs w:val="0"/>
+              </w:rPr>
+              <w:t xml:space="preserve">Reviews  </w:t>
+            </w:r>
+            <w:r>
+              <w:rPr>
+                <w:color w:val="4F81BD" w:themeColor="accent1"/>
+                <w:sz w:val="16"/>
+                <w:szCs w:val="16"/>
+              </w:rPr>
+              <w:t>[</w:t>
+            </w:r>
+            <w:proofErr w:type="gramEnd"/>
+            <w:r>
+              <w:rPr>
+                <w:color w:val="4F81BD" w:themeColor="accent1"/>
+                <w:sz w:val="16"/>
+                <w:szCs w:val="16"/>
+              </w:rPr>
+              <w:t xml:space="preserve"> 2012</w:t>
+            </w:r>
+            <w:r>
+              <w:rPr>
+                <w:color w:val="4F81BD" w:themeColor="accent1"/>
+                <w:sz w:val="16"/>
+                <w:szCs w:val="24"/>
+              </w:rPr>
+              <w:t xml:space="preserve"> – </w:t>
+            </w:r>
+            <w:proofErr w:type="gramStart"/>
+            <w:r>
+              <w:rPr>
+                <w:color w:val="4F81BD" w:themeColor="accent1"/>
+                <w:sz w:val="16"/>
+                <w:szCs w:val="16"/>
+              </w:rPr>
+              <w:t>2024 ]</w:t>
+            </w:r>
+            <w:proofErr w:type="gramEnd"/>
+            <w:r>
+              <w:rPr>
+                <w:color w:val="4F81BD" w:themeColor="accent1"/>
+                <w:sz w:val="16"/>
+                <w:szCs w:val="16"/>
+              </w:rPr>
+              <w:t xml:space="preserve">  </w:t>
+            </w:r>
+            <w:r>
+              <w:rPr>
+                <w:rFonts w:ascii="Helvetica Neue" w:hAnsi="Helvetica Neue"/>
+                <w:b w:val="0"/>
+                <w:bCs w:val="0"/>
+                <w:color w:val="7F7F7F" w:themeColor="text1" w:themeTint="80"/>
+                <w:sz w:val="16"/>
+                <w:szCs w:val="16"/>
+              </w:rPr>
+              <w:t>Washington, DC</w:t>
+            </w:r>
+          </w:p>
+        </w:tc>
+      </w:tr>
+      <w:tr>
+        <w:trPr>
+          <w:trHeight w:val="98"/>
+        </w:trPr>
+        <w:tc>
+          <w:tcPr>
+            <w:tcW w:w="467" w:type="pct"/>
+          </w:tcPr>
+          <w:p>
+            <w:pPr>
+              <w:pStyle w:val="Heading1"/>
+              <w:keepNext w:val="0"/>
+              <w:rPr>
+                <w:sz w:val="10"/>
+                <w:szCs w:val="10"/>
+              </w:rPr>
+            </w:pPr>
+          </w:p>
+        </w:tc>
+        <w:tc>
+          <w:tcPr>
+            <w:tcW w:w="77" w:type="pct"/>
+          </w:tcPr>
+          <w:p>
+            <w:pPr>
+              <w:rPr>
+                <w:sz w:val="10"/>
+                <w:szCs w:val="10"/>
+              </w:rPr>
+            </w:pPr>
+          </w:p>
+        </w:tc>
+        <w:tc>
+          <w:tcPr>
+            <w:tcW w:w="4456" w:type="pct"/>
+          </w:tcPr>
+          <w:p>
+            <w:pPr>
+              <w:pStyle w:val="Heading2"/>
+              <w:keepNext w:val="0"/>
+              <w:rPr>
+                <w:b w:val="0"/>
+                <w:bCs w:val="0"/>
+                <w:sz w:val="10"/>
+                <w:szCs w:val="10"/>
+              </w:rPr>
+            </w:pPr>
+          </w:p>
+        </w:tc>
+      </w:tr>
+      <w:tr>
+        <w:trPr>
+          <w:trHeight w:val="98"/>
+        </w:trPr>
+        <w:tc>
+          <w:tcPr>
+            <w:tcW w:w="467" w:type="pct"/>
+          </w:tcPr>
+          <w:p>
+            <w:pPr>
+              <w:pStyle w:val="Heading1"/>
+              <w:keepNext w:val="0"/>
+              <w:rPr>
+                <w:sz w:val="10"/>
+                <w:szCs w:val="10"/>
+              </w:rPr>
+            </w:pPr>
+            <w:r>
+              <w:rPr>
+                <w:sz w:val="17"/>
+                <w:szCs w:val="17"/>
+              </w:rPr>
+              <w:t>Professional Service</w:t>
+            </w:r>
+            <w:r>
+              <w:rPr>
+                <w:sz w:val="17"/>
+                <w:szCs w:val="17"/>
+              </w:rPr>
+              <w:t xml:space="preserve"> </w:t>
+            </w:r>
+          </w:p>
+        </w:tc>
+        <w:tc>
+          <w:tcPr>
+            <w:tcW w:w="77" w:type="pct"/>
+          </w:tcPr>
+          <w:p>
+            <w:pPr>
+              <w:rPr>
+                <w:sz w:val="10"/>
+                <w:szCs w:val="10"/>
+              </w:rPr>
+            </w:pPr>
+          </w:p>
+        </w:tc>
+        <w:tc>
+          <w:tcPr>
+            <w:tcW w:w="4456" w:type="pct"/>
+          </w:tcPr>
+          <w:p>
+            <w:pPr>
+              <w:pStyle w:val="Heading2"/>
+              <w:keepNext w:val="0"/>
+            </w:pPr>
+            <w:r>
+              <w:t>Reviewer</w:t>
+            </w:r>
+          </w:p>
+          <w:p>
+            <w:pPr>
+              <w:pStyle w:val="Content"/>
+              <w:numPr>
+                <w:ilvl w:val="0"/>
+                <w:numId w:val="12"/>
+              </w:numPr>
+              <w:ind w:left="245" w:hanging="164"/>
+            </w:pPr>
+            <w:r>
+              <w:t>IEEE Transactions on Artificial Intelligence (TAI)</w:t>
+            </w:r>
+          </w:p>
+          <w:p>
+            <w:pPr>
+              <w:pStyle w:val="Content"/>
+              <w:numPr>
+                <w:ilvl w:val="0"/>
+                <w:numId w:val="12"/>
+              </w:numPr>
+              <w:ind w:left="245" w:hanging="164"/>
+            </w:pPr>
+            <w:r>
+              <w:t>IEEE Transactions on Mobile Computing (TMC)</w:t>
+            </w:r>
+          </w:p>
+          <w:p>
+            <w:pPr>
+              <w:pStyle w:val="Content"/>
+              <w:numPr>
+                <w:ilvl w:val="0"/>
+                <w:numId w:val="12"/>
+              </w:numPr>
+              <w:ind w:left="245" w:hanging="164"/>
+            </w:pPr>
+            <w:r>
+              <w:t>IEEE Transactions on Machine Learning in Communications and Networking (TMLCN)</w:t>
+            </w:r>
+          </w:p>
+          <w:p>
+            <w:pPr>
+              <w:pStyle w:val="Content"/>
+              <w:numPr>
+                <w:ilvl w:val="0"/>
+                <w:numId w:val="12"/>
+              </w:numPr>
+              <w:ind w:left="245" w:hanging="164"/>
+            </w:pPr>
+            <w:r>
+              <w:t>IEEE International Conference on Quantum Computing and Engineering (QCE)</w:t>
+            </w:r>
+          </w:p>
+          <w:p>
+            <w:pPr>
+              <w:pStyle w:val="Content"/>
+              <w:numPr>
+                <w:ilvl w:val="0"/>
+                <w:numId w:val="12"/>
+              </w:numPr>
+              <w:ind w:left="245" w:hanging="164"/>
+            </w:pPr>
+            <w:r>
+              <w:t>IEEE Middle East Conference on Communications and Networking (MECOM)</w:t>
+            </w:r>
+          </w:p>
+          <w:p>
+            <w:pPr>
+              <w:pStyle w:val="Content"/>
+              <w:numPr>
+                <w:ilvl w:val="0"/>
+                <w:numId w:val="12"/>
+              </w:numPr>
+              <w:ind w:left="245" w:hanging="164"/>
+            </w:pPr>
+            <w:r>
+              <w:t>IEEE International Symposium on Personal, Indoor and Mobile Radio Communications (PIMRC)</w:t>
+            </w:r>
+          </w:p>
+          <w:p>
+            <w:pPr>
+              <w:pStyle w:val="Content"/>
+              <w:numPr>
+                <w:ilvl w:val="0"/>
+                <w:numId w:val="12"/>
+              </w:numPr>
+              <w:ind w:left="245" w:hanging="164"/>
+            </w:pPr>
+            <w:r>
+              <w:t>IEEE International Performance Computing and Communications Conference (IPCC)</w:t>
+            </w:r>
+          </w:p>
+          <w:p>
+            <w:pPr>
+              <w:pStyle w:val="Heading2"/>
+              <w:keepNext w:val="0"/>
+            </w:pPr>
+            <w:r>
+              <w:t xml:space="preserve">University and Department </w:t>
+            </w:r>
+            <w:proofErr w:type="gramStart"/>
+            <w:r>
+              <w:t>Tours</w:t>
+            </w:r>
+            <w:r>
+              <w:rPr>
+                <w:b w:val="0"/>
+                <w:bCs w:val="0"/>
+              </w:rPr>
+              <w:t xml:space="preserve">  </w:t>
+            </w:r>
+            <w:r>
+              <w:rPr>
+                <w:color w:val="4F81BD" w:themeColor="accent1"/>
+                <w:sz w:val="16"/>
+                <w:szCs w:val="16"/>
+              </w:rPr>
+              <w:t>[</w:t>
+            </w:r>
+            <w:proofErr w:type="gramEnd"/>
+            <w:r>
+              <w:rPr>
+                <w:color w:val="4F81BD" w:themeColor="accent1"/>
+                <w:sz w:val="16"/>
+                <w:szCs w:val="16"/>
+              </w:rPr>
+              <w:t xml:space="preserve"> </w:t>
+            </w:r>
+            <w:proofErr w:type="gramStart"/>
+            <w:r>
+              <w:rPr>
+                <w:color w:val="4F81BD" w:themeColor="accent1"/>
+                <w:sz w:val="16"/>
+                <w:szCs w:val="16"/>
+              </w:rPr>
+              <w:t>2021</w:t>
+            </w:r>
+            <w:r>
+              <w:rPr>
+                <w:color w:val="4F81BD" w:themeColor="accent1"/>
+                <w:sz w:val="16"/>
+                <w:szCs w:val="16"/>
+              </w:rPr>
+              <w:t xml:space="preserve">  –</w:t>
+            </w:r>
+            <w:proofErr w:type="gramEnd"/>
+            <w:r>
+              <w:rPr>
+                <w:color w:val="4F81BD" w:themeColor="accent1"/>
+                <w:sz w:val="16"/>
+                <w:szCs w:val="16"/>
+              </w:rPr>
+              <w:t xml:space="preserve"> </w:t>
+            </w:r>
+            <w:proofErr w:type="gramStart"/>
+            <w:r>
+              <w:rPr>
+                <w:color w:val="4F81BD" w:themeColor="accent1"/>
+                <w:sz w:val="16"/>
+                <w:szCs w:val="16"/>
+              </w:rPr>
+              <w:t xml:space="preserve">Present </w:t>
+            </w:r>
+            <w:r>
+              <w:rPr>
+                <w:color w:val="4F81BD" w:themeColor="accent1"/>
+                <w:sz w:val="16"/>
+                <w:szCs w:val="16"/>
+              </w:rPr>
+              <w:t>]</w:t>
+            </w:r>
+            <w:proofErr w:type="gramEnd"/>
+            <w:r>
+              <w:rPr>
+                <w:color w:val="4F81BD" w:themeColor="accent1"/>
+                <w:sz w:val="16"/>
+                <w:szCs w:val="16"/>
+              </w:rPr>
+              <w:t xml:space="preserve">  </w:t>
+            </w:r>
+            <w:r>
+              <w:rPr>
+                <w:rFonts w:ascii="Helvetica Neue" w:hAnsi="Helvetica Neue"/>
+                <w:b w:val="0"/>
+                <w:bCs w:val="0"/>
+                <w:color w:val="7F7F7F" w:themeColor="text1" w:themeTint="80"/>
+                <w:sz w:val="16"/>
+                <w:szCs w:val="16"/>
+              </w:rPr>
+              <w:t>Alexandria, VA; Arlington, VA; Blacksburg, VA</w:t>
+            </w:r>
+          </w:p>
+          <w:p>
+            <w:pPr>
+              <w:pStyle w:val="Heading2"/>
+              <w:keepNext w:val="0"/>
+            </w:pPr>
+            <w:r>
+              <w:t>Tutoring</w:t>
+            </w:r>
+            <w:r>
+              <w:rPr>
+                <w:b w:val="0"/>
+                <w:bCs w:val="0"/>
+              </w:rPr>
+              <w:t xml:space="preserve"> via </w:t>
+            </w:r>
+            <w:proofErr w:type="spellStart"/>
+            <w:r>
+              <w:rPr>
+                <w:b w:val="0"/>
+                <w:bCs w:val="0"/>
+              </w:rPr>
+              <w:t>Eta</w:t>
+            </w:r>
+            <w:proofErr w:type="spellEnd"/>
+            <w:r>
+              <w:rPr>
+                <w:b w:val="0"/>
+                <w:bCs w:val="0"/>
+              </w:rPr>
+              <w:t xml:space="preserve"> Kappa </w:t>
+            </w:r>
+            <w:proofErr w:type="gramStart"/>
+            <w:r>
+              <w:rPr>
+                <w:b w:val="0"/>
+                <w:bCs w:val="0"/>
+              </w:rPr>
+              <w:t xml:space="preserve">Nu  </w:t>
+            </w:r>
+            <w:r>
+              <w:rPr>
+                <w:color w:val="4F81BD" w:themeColor="accent1"/>
+                <w:sz w:val="16"/>
+                <w:szCs w:val="16"/>
+              </w:rPr>
+              <w:t>[</w:t>
+            </w:r>
+            <w:proofErr w:type="gramEnd"/>
+            <w:r>
+              <w:rPr>
+                <w:color w:val="4F81BD" w:themeColor="accent1"/>
+                <w:sz w:val="16"/>
+                <w:szCs w:val="16"/>
+              </w:rPr>
+              <w:t xml:space="preserve"> </w:t>
+            </w:r>
+            <w:proofErr w:type="gramStart"/>
+            <w:r>
+              <w:rPr>
+                <w:color w:val="4F81BD" w:themeColor="accent1"/>
+                <w:sz w:val="16"/>
+                <w:szCs w:val="16"/>
+              </w:rPr>
+              <w:t>2021</w:t>
+            </w:r>
+            <w:r>
+              <w:rPr>
+                <w:color w:val="4F81BD" w:themeColor="accent1"/>
+                <w:sz w:val="16"/>
+                <w:szCs w:val="16"/>
+              </w:rPr>
+              <w:t xml:space="preserve"> ]</w:t>
+            </w:r>
+            <w:proofErr w:type="gramEnd"/>
+            <w:r>
+              <w:rPr>
+                <w:color w:val="4F81BD" w:themeColor="accent1"/>
+                <w:sz w:val="16"/>
+                <w:szCs w:val="16"/>
+              </w:rPr>
+              <w:t xml:space="preserve">  </w:t>
+            </w:r>
+            <w:r>
+              <w:rPr>
+                <w:rFonts w:ascii="Helvetica Neue" w:hAnsi="Helvetica Neue"/>
+                <w:b w:val="0"/>
+                <w:bCs w:val="0"/>
+                <w:color w:val="7F7F7F" w:themeColor="text1" w:themeTint="80"/>
+                <w:sz w:val="16"/>
+                <w:szCs w:val="16"/>
+              </w:rPr>
+              <w:t>Electrical and Computer Engineering, Computer Science, and other varied non-technical subjects.</w:t>
+            </w:r>
+          </w:p>
+          <w:p>
+            <w:pPr>
+              <w:pStyle w:val="Heading2"/>
+              <w:keepNext w:val="0"/>
+              <w:rPr>
+                <w:b w:val="0"/>
+                <w:bCs w:val="0"/>
+                <w:sz w:val="10"/>
+                <w:szCs w:val="10"/>
+              </w:rPr>
+            </w:pPr>
+            <w:r>
+              <w:t xml:space="preserve">Peer </w:t>
+            </w:r>
+            <w:proofErr w:type="gramStart"/>
+            <w:r>
+              <w:t xml:space="preserve">Mentorship  </w:t>
+            </w:r>
+            <w:r>
+              <w:rPr>
+                <w:color w:val="4F81BD" w:themeColor="accent1"/>
+                <w:sz w:val="16"/>
+                <w:szCs w:val="16"/>
+              </w:rPr>
+              <w:t>[</w:t>
+            </w:r>
+            <w:proofErr w:type="gramEnd"/>
+            <w:r>
+              <w:rPr>
+                <w:color w:val="4F81BD" w:themeColor="accent1"/>
+                <w:sz w:val="16"/>
+                <w:szCs w:val="16"/>
+              </w:rPr>
+              <w:t xml:space="preserve"> </w:t>
+            </w:r>
+            <w:proofErr w:type="gramStart"/>
+            <w:r>
+              <w:rPr>
+                <w:color w:val="4F81BD" w:themeColor="accent1"/>
+                <w:sz w:val="16"/>
+                <w:szCs w:val="16"/>
+              </w:rPr>
+              <w:t>2021</w:t>
+            </w:r>
+            <w:r>
+              <w:rPr>
+                <w:color w:val="4F81BD" w:themeColor="accent1"/>
+                <w:sz w:val="16"/>
+                <w:szCs w:val="16"/>
+              </w:rPr>
+              <w:t xml:space="preserve">  –</w:t>
+            </w:r>
+            <w:proofErr w:type="gramEnd"/>
+            <w:r>
+              <w:rPr>
+                <w:color w:val="4F81BD" w:themeColor="accent1"/>
+                <w:sz w:val="16"/>
+                <w:szCs w:val="16"/>
+              </w:rPr>
+              <w:t xml:space="preserve"> </w:t>
+            </w:r>
+            <w:proofErr w:type="gramStart"/>
+            <w:r>
+              <w:rPr>
+                <w:color w:val="4F81BD" w:themeColor="accent1"/>
+                <w:sz w:val="16"/>
+                <w:szCs w:val="16"/>
+              </w:rPr>
+              <w:t xml:space="preserve">Present </w:t>
+            </w:r>
+            <w:r>
+              <w:rPr>
+                <w:color w:val="4F81BD" w:themeColor="accent1"/>
+                <w:sz w:val="16"/>
+                <w:szCs w:val="16"/>
+              </w:rPr>
+              <w:t>]</w:t>
+            </w:r>
+            <w:proofErr w:type="gramEnd"/>
+            <w:r>
+              <w:rPr>
+                <w:color w:val="4F81BD" w:themeColor="accent1"/>
+                <w:sz w:val="16"/>
+                <w:szCs w:val="16"/>
+              </w:rPr>
+              <w:t xml:space="preserve">  </w:t>
+            </w:r>
+            <w:r>
+              <w:rPr>
+                <w:rFonts w:ascii="Helvetica Neue" w:hAnsi="Helvetica Neue"/>
+                <w:b w:val="0"/>
+                <w:bCs w:val="0"/>
+                <w:color w:val="7F7F7F" w:themeColor="text1" w:themeTint="80"/>
+                <w:sz w:val="16"/>
+                <w:szCs w:val="16"/>
+              </w:rPr>
+              <w:t>Research direction, academic planning, software development and deployment, dataset management, high-performance computing and Linux system tutorials, presentation and paper reviews, etc.</w:t>
+            </w:r>
+          </w:p>
+        </w:tc>
+      </w:tr>
+      <w:tr>
+        <w:trPr>
+          <w:trHeight w:val="98"/>
+        </w:trPr>
+        <w:tc>
+          <w:tcPr>
+            <w:tcW w:w="467" w:type="pct"/>
+          </w:tcPr>
+          <w:p>
+            <w:pPr>
+              <w:pStyle w:val="Heading1"/>
+              <w:keepNext w:val="0"/>
+              <w:rPr>
+                <w:sz w:val="10"/>
+                <w:szCs w:val="10"/>
+              </w:rPr>
+            </w:pPr>
+          </w:p>
+        </w:tc>
+        <w:tc>
+          <w:tcPr>
+            <w:tcW w:w="77" w:type="pct"/>
+          </w:tcPr>
+          <w:p>
+            <w:pPr>
+              <w:rPr>
+                <w:sz w:val="10"/>
+                <w:szCs w:val="10"/>
+              </w:rPr>
+            </w:pPr>
+          </w:p>
+        </w:tc>
+        <w:tc>
+          <w:tcPr>
+            <w:tcW w:w="4456" w:type="pct"/>
+          </w:tcPr>
+          <w:p>
+            <w:pPr>
+              <w:pStyle w:val="Heading2"/>
+              <w:keepNext w:val="0"/>
+              <w:rPr>
+                <w:b w:val="0"/>
+                <w:bCs w:val="0"/>
+                <w:sz w:val="10"/>
+                <w:szCs w:val="10"/>
+              </w:rPr>
+            </w:pPr>
+          </w:p>
+        </w:tc>
+      </w:tr>
+      <w:tr>
+        <w:trPr>
+          <w:trHeight w:val="98"/>
+        </w:trPr>
+        <w:tc>
+          <w:tcPr>
+            <w:tcW w:w="467" w:type="pct"/>
+          </w:tcPr>
+          <w:p>
+            <w:pPr>
+              <w:pStyle w:val="Heading1"/>
+              <w:keepNext w:val="0"/>
+            </w:pPr>
+            <w:r>
+              <w:t>Research &amp;</w:t>
+            </w:r>
+          </w:p>
+          <w:p>
+            <w:pPr>
+              <w:pStyle w:val="Heading1"/>
+              <w:keepNext w:val="0"/>
+            </w:pPr>
             <w:r>
               <w:t>Projects</w:t>
             </w:r>
@@ -3121,7 +5262,7 @@
         </w:tc>
         <w:tc>
           <w:tcPr>
-            <w:tcW w:w="86" w:type="pct"/>
+            <w:tcW w:w="77" w:type="pct"/>
           </w:tcPr>
           <w:p>
             <w:pPr>
@@ -3170,8 +5311,13 @@
                     <w:pStyle w:val="Heading2"/>
                     <w:keepNext w:val="0"/>
                   </w:pPr>
-                  <w:r>
-                    <w:t>QnRL: Quantum-Native Reinforcement Learning</w:t>
+                  <w:proofErr w:type="spellStart"/>
+                  <w:r>
+                    <w:t>QnRL</w:t>
+                  </w:r>
+                  <w:proofErr w:type="spellEnd"/>
+                  <w:r>
+                    <w:t>: Quantum-Native Reinforcement Learning</w:t>
                   </w:r>
                 </w:p>
               </w:tc>
@@ -3185,14 +5331,13 @@
                     <w:keepNext w:val="0"/>
                   </w:pPr>
                   <w:r>
-                    <w:t xml:space="preserve">[ </w:t>
-                  </w:r>
-                  <w:r>
-                    <w:t>6 / 2026</w:t>
-                  </w:r>
-                  <w:r>
-                    <w:t xml:space="preserve"> ]</w:t>
-                  </w:r>
+                    <w:t xml:space="preserve">[ 6 / </w:t>
+                  </w:r>
+                  <w:proofErr w:type="gramStart"/>
+                  <w:r>
+                    <w:t>2026 ]</w:t>
+                  </w:r>
+                  <w:proofErr w:type="gramEnd"/>
                 </w:p>
               </w:tc>
             </w:tr>
@@ -3231,7 +5376,27 @@
                       <w:bCs w:val="0"/>
                       <w:color w:val="7F7F7F" w:themeColor="text1" w:themeTint="80"/>
                     </w:rPr>
-                    <w:t>a novel framework dubbed quantum-native reinforcement learning (QnRL) that natively learn</w:t>
+                    <w:t>a novel framework dubbed quantum-native reinforcement learning (</w:t>
+                  </w:r>
+                  <w:proofErr w:type="spellStart"/>
+                  <w:r>
+                    <w:rPr>
+                      <w:rFonts w:ascii="Helvetica Neue" w:hAnsi="Helvetica Neue"/>
+                      <w:b w:val="0"/>
+                      <w:bCs w:val="0"/>
+                      <w:color w:val="7F7F7F" w:themeColor="text1" w:themeTint="80"/>
+                    </w:rPr>
+                    <w:t>QnRL</w:t>
+                  </w:r>
+                  <w:proofErr w:type="spellEnd"/>
+                  <w:r>
+                    <w:rPr>
+                      <w:rFonts w:ascii="Helvetica Neue" w:hAnsi="Helvetica Neue"/>
+                      <w:b w:val="0"/>
+                      <w:bCs w:val="0"/>
+                      <w:color w:val="7F7F7F" w:themeColor="text1" w:themeTint="80"/>
+                    </w:rPr>
+                    <w:t>) that natively learn</w:t>
                   </w:r>
                   <w:r>
                     <w:rPr>
@@ -3285,65 +5450,9 @@
                       <w:bCs w:val="0"/>
                       <w:color w:val="7F7F7F" w:themeColor="text1" w:themeTint="80"/>
                     </w:rPr>
-                    <w:t>quantum amplitude kickback (QuAK) algorithm that enables comparing the n-th power of the m-th moment of multiple superimposed distributions.</w:t>
-                  </w:r>
-                </w:p>
-              </w:tc>
-            </w:tr>
-            <w:tr>
-              <w:tc>
-                <w:tcPr>
-                  <w:tcW w:w="4206" w:type="pct"/>
-                </w:tcPr>
-                <w:p>
-                  <w:pPr>
-                    <w:pStyle w:val="Heading2"/>
-                    <w:keepNext w:val="0"/>
-                  </w:pPr>
-                  <w:r>
-                    <w:t>eQMARL: Entangled Quantum Multi-Agent Reinforcement Learning for Distributed Cooperation over Quantum Channels</w:t>
-                  </w:r>
-                </w:p>
-              </w:tc>
-              <w:tc>
-                <w:tcPr>
-                  <w:tcW w:w="794" w:type="pct"/>
-                </w:tcPr>
-                <w:p>
-                  <w:pPr>
-                    <w:pStyle w:val="Dates"/>
-                    <w:keepNext w:val="0"/>
-                  </w:pPr>
-                  <w:r>
-                    <w:t xml:space="preserve">[ </w:t>
-                  </w:r>
-                  <w:r>
-                    <w:t>4 / 2025</w:t>
-                  </w:r>
-                  <w:r>
-                    <w:t xml:space="preserve"> ]</w:t>
-                  </w:r>
-                </w:p>
-              </w:tc>
-            </w:tr>
-            <w:tr>
-              <w:tc>
-                <w:tcPr>
-                  <w:tcW w:w="5000" w:type="pct"/>
-                  <w:gridSpan w:val="2"/>
-                </w:tcPr>
-                <w:p>
-                  <w:pPr>
-                    <w:pStyle w:val="Dates"/>
-                    <w:keepNext w:val="0"/>
-                    <w:ind w:left="434" w:hanging="434"/>
-                    <w:jc w:val="left"/>
-                    <w:rPr>
-                      <w:rFonts w:ascii="Helvetica Neue" w:hAnsi="Helvetica Neue"/>
-                      <w:b w:val="0"/>
-                      <w:bCs w:val="0"/>
-                    </w:rPr>
-                  </w:pPr>
+                    <w:t>quantum amplitude kickback (</w:t>
+                  </w:r>
+                  <w:proofErr w:type="spellStart"/>
                   <w:r>
                     <w:rPr>
                       <w:rFonts w:ascii="Helvetica Neue" w:hAnsi="Helvetica Neue"/>
@@ -3351,8 +5460,9 @@
                       <w:bCs w:val="0"/>
                       <w:color w:val="7F7F7F" w:themeColor="text1" w:themeTint="80"/>
                     </w:rPr>
-                    <w:t xml:space="preserve">Developed a novel quantum multi-agent reinforcement learning framework for </w:t>
-                  </w:r>
+                    <w:t>QuAK</w:t>
+                  </w:r>
+                  <w:proofErr w:type="spellEnd"/>
                   <w:r>
                     <w:rPr>
                       <w:rFonts w:ascii="Helvetica Neue" w:hAnsi="Helvetica Neue"/>
@@ -3360,8 +5470,9 @@
                       <w:bCs w:val="0"/>
                       <w:color w:val="7F7F7F" w:themeColor="text1" w:themeTint="80"/>
                     </w:rPr>
-                    <w:t xml:space="preserve">distributed actor-critic </w:t>
-                  </w:r>
+                    <w:t>) algorithm that enables comparing the n-</w:t>
+                  </w:r>
+                  <w:proofErr w:type="spellStart"/>
                   <w:r>
                     <w:rPr>
                       <w:rFonts w:ascii="Helvetica Neue" w:hAnsi="Helvetica Neue"/>
@@ -3369,8 +5480,9 @@
                       <w:bCs w:val="0"/>
                       <w:color w:val="7F7F7F" w:themeColor="text1" w:themeTint="80"/>
                     </w:rPr>
-                    <w:t xml:space="preserve">systems </w:t>
-                  </w:r>
+                    <w:t>th</w:t>
+                  </w:r>
+                  <w:proofErr w:type="spellEnd"/>
                   <w:r>
                     <w:rPr>
                       <w:rFonts w:ascii="Helvetica Neue" w:hAnsi="Helvetica Neue"/>
@@ -3378,65 +5490,9 @@
                       <w:bCs w:val="0"/>
                       <w:color w:val="7F7F7F" w:themeColor="text1" w:themeTint="80"/>
                     </w:rPr>
-                    <w:t>that facilitates cooperation over a quantum channel and eliminates local observation sharing via a quantum entangled split critic.</w:t>
-                  </w:r>
-                </w:p>
-              </w:tc>
-            </w:tr>
-            <w:tr>
-              <w:tc>
-                <w:tcPr>
-                  <w:tcW w:w="4206" w:type="pct"/>
-                </w:tcPr>
-                <w:p>
-                  <w:pPr>
-                    <w:pStyle w:val="Heading2"/>
-                    <w:keepNext w:val="0"/>
-                  </w:pPr>
-                  <w:r>
-                    <w:t>A Bargaining Game for Personalized, Energy Efficient Split Learning over Wireless Networks</w:t>
-                  </w:r>
-                </w:p>
-              </w:tc>
-              <w:tc>
-                <w:tcPr>
-                  <w:tcW w:w="794" w:type="pct"/>
-                </w:tcPr>
-                <w:p>
-                  <w:pPr>
-                    <w:pStyle w:val="Dates"/>
-                    <w:keepNext w:val="0"/>
-                  </w:pPr>
-                  <w:r>
-                    <w:t xml:space="preserve">[ </w:t>
-                  </w:r>
-                  <w:r>
-                    <w:t>3 / 2023</w:t>
-                  </w:r>
-                  <w:r>
-                    <w:t xml:space="preserve"> ]</w:t>
-                  </w:r>
-                </w:p>
-              </w:tc>
-            </w:tr>
-            <w:tr>
-              <w:tc>
-                <w:tcPr>
-                  <w:tcW w:w="5000" w:type="pct"/>
-                  <w:gridSpan w:val="2"/>
-                </w:tcPr>
-                <w:p>
-                  <w:pPr>
-                    <w:pStyle w:val="Dates"/>
-                    <w:keepNext w:val="0"/>
-                    <w:ind w:left="447" w:hanging="447"/>
-                    <w:jc w:val="left"/>
-                    <w:rPr>
-                      <w:rFonts w:ascii="Helvetica Neue" w:hAnsi="Helvetica Neue"/>
-                      <w:b w:val="0"/>
-                      <w:bCs w:val="0"/>
-                    </w:rPr>
-                  </w:pPr>
+                    <w:t xml:space="preserve"> power of the m-</w:t>
+                  </w:r>
+                  <w:proofErr w:type="spellStart"/>
                   <w:r>
                     <w:rPr>
                       <w:rFonts w:ascii="Helvetica Neue" w:hAnsi="Helvetica Neue"/>
@@ -3444,8 +5500,9 @@
                       <w:bCs w:val="0"/>
                       <w:color w:val="7F7F7F" w:themeColor="text1" w:themeTint="80"/>
                     </w:rPr>
-                    <w:t>Developed a novel personalized split learning framework for choosing the cut layer that can optimize the tradeoff between the energy consumption for computation and wireless transmission, training time, and data privacy</w:t>
-                  </w:r>
+                    <w:t>th</w:t>
+                  </w:r>
+                  <w:proofErr w:type="spellEnd"/>
                   <w:r>
                     <w:rPr>
                       <w:rFonts w:ascii="Helvetica Neue" w:hAnsi="Helvetica Neue"/>
@@ -3453,80 +5510,7 @@
                       <w:bCs w:val="0"/>
                       <w:color w:val="7F7F7F" w:themeColor="text1" w:themeTint="80"/>
                     </w:rPr>
-                    <w:t>.</w:t>
-                  </w:r>
-                </w:p>
-              </w:tc>
-            </w:tr>
-            <w:tr>
-              <w:tc>
-                <w:tcPr>
-                  <w:tcW w:w="4206" w:type="pct"/>
-                </w:tcPr>
-                <w:p>
-                  <w:pPr>
-                    <w:pStyle w:val="Heading2"/>
-                    <w:keepNext w:val="0"/>
-                  </w:pPr>
-                  <w:r>
-                    <w:t>Smart Garden Alleys</w:t>
-                  </w:r>
-                </w:p>
-              </w:tc>
-              <w:tc>
-                <w:tcPr>
-                  <w:tcW w:w="794" w:type="pct"/>
-                </w:tcPr>
-                <w:p>
-                  <w:pPr>
-                    <w:pStyle w:val="Dates"/>
-                    <w:keepNext w:val="0"/>
-                  </w:pPr>
-                  <w:r>
-                    <w:t>[ 1/2021 – 8/2022 ]</w:t>
-                  </w:r>
-                </w:p>
-              </w:tc>
-            </w:tr>
-            <w:tr>
-              <w:tc>
-                <w:tcPr>
-                  <w:tcW w:w="5000" w:type="pct"/>
-                  <w:gridSpan w:val="2"/>
-                </w:tcPr>
-                <w:p>
-                  <w:pPr>
-                    <w:pStyle w:val="Content"/>
-                  </w:pPr>
-                  <w:r>
-                    <w:t xml:space="preserve">Joint effort with Virginia Tech and University of Colorado Boulder. </w:t>
-                  </w:r>
-                  <w:r>
-                    <w:t>Designed</w:t>
-                  </w:r>
-                  <w:r>
-                    <w:t xml:space="preserve"> </w:t>
-                  </w:r>
-                  <w:r>
-                    <w:t>machine learning frameworks with data fusion to grow "smart" garden alleys in Makassar City, Indonesia</w:t>
-                  </w:r>
-                  <w:r>
-                    <w:t xml:space="preserve"> in effort to </w:t>
-                  </w:r>
-                  <w:r>
-                    <w:t xml:space="preserve">bolster </w:t>
-                  </w:r>
-                  <w:r>
-                    <w:t xml:space="preserve">city health, food production, economics, tourism, and </w:t>
-                  </w:r>
-                  <w:r>
-                    <w:t xml:space="preserve">urban </w:t>
-                  </w:r>
-                  <w:r>
-                    <w:t>planning</w:t>
-                  </w:r>
-                  <w:r>
-                    <w:t>.</w:t>
+                    <w:t xml:space="preserve"> moment of multiple superimposed distributions.</w:t>
                   </w:r>
                 </w:p>
               </w:tc>
@@ -3534,12 +5518,11 @@
           </w:tbl>
           <w:p>
             <w:pPr>
-              <w:tabs>
-                <w:tab w:val="left" w:pos="2560"/>
-              </w:tabs>
-              <w:rPr>
-                <w:sz w:val="10"/>
-                <w:szCs w:val="10"/>
+              <w:pStyle w:val="Heading2"/>
+              <w:keepNext w:val="0"/>
+              <w:rPr>
+                <w:b w:val="0"/>
+                <w:bCs w:val="0"/>
               </w:rPr>
             </w:pPr>
           </w:p>
@@ -3547,23 +5530,22 @@
       </w:tr>
       <w:tr>
         <w:trPr>
-          <w:trHeight w:val="61"/>
+          <w:trHeight w:val="98"/>
         </w:trPr>
         <w:tc>
           <w:tcPr>
-            <w:tcW w:w="458" w:type="pct"/>
+            <w:tcW w:w="467" w:type="pct"/>
           </w:tcPr>
           <w:p>
             <w:pPr>
               <w:pStyle w:val="Heading1"/>
               <w:keepNext w:val="0"/>
-              <w:jc w:val="left"/>
-            </w:pPr>
-          </w:p>
-        </w:tc>
-        <w:tc>
-          <w:tcPr>
-            <w:tcW w:w="86" w:type="pct"/>
+            </w:pPr>
+          </w:p>
+        </w:tc>
+        <w:tc>
+          <w:tcPr>
+            <w:tcW w:w="77" w:type="pct"/>
           </w:tcPr>
           <w:p>
             <w:pPr>
@@ -3612,8 +5594,13 @@
                     <w:pStyle w:val="Heading2"/>
                     <w:keepNext w:val="0"/>
                   </w:pPr>
-                  <w:r>
-                    <w:t>SmartStockRL: Intelligent Stock Trading using Traditional and Deep Q-Learning</w:t>
+                  <w:proofErr w:type="spellStart"/>
+                  <w:r>
+                    <w:t>eQMARL</w:t>
+                  </w:r>
+                  <w:proofErr w:type="spellEnd"/>
+                  <w:r>
+                    <w:t>: Entangled Quantum Multi-Agent Reinforcement Learning for Distributed Cooperation over Quantum Channels</w:t>
                   </w:r>
                 </w:p>
               </w:tc>
@@ -3627,8 +5614,309 @@
                     <w:keepNext w:val="0"/>
                   </w:pPr>
                   <w:r>
-                    <w:t>[ 10/2021 – 12/2021 ]</w:t>
-                  </w:r>
+                    <w:t xml:space="preserve">[ 4 / </w:t>
+                  </w:r>
+                  <w:proofErr w:type="gramStart"/>
+                  <w:r>
+                    <w:t>2025 ]</w:t>
+                  </w:r>
+                  <w:proofErr w:type="gramEnd"/>
+                </w:p>
+              </w:tc>
+            </w:tr>
+            <w:tr>
+              <w:tc>
+                <w:tcPr>
+                  <w:tcW w:w="5000" w:type="pct"/>
+                  <w:gridSpan w:val="2"/>
+                </w:tcPr>
+                <w:p>
+                  <w:pPr>
+                    <w:pStyle w:val="Dates"/>
+                    <w:keepNext w:val="0"/>
+                    <w:ind w:left="434" w:hanging="434"/>
+                    <w:jc w:val="left"/>
+                    <w:rPr>
+                      <w:rFonts w:ascii="Helvetica Neue" w:hAnsi="Helvetica Neue"/>
+                      <w:b w:val="0"/>
+                      <w:bCs w:val="0"/>
+                    </w:rPr>
+                  </w:pPr>
+                  <w:r>
+                    <w:rPr>
+                      <w:rFonts w:ascii="Helvetica Neue" w:hAnsi="Helvetica Neue"/>
+                      <w:b w:val="0"/>
+                      <w:bCs w:val="0"/>
+                      <w:color w:val="7F7F7F" w:themeColor="text1" w:themeTint="80"/>
+                    </w:rPr>
+                    <w:t xml:space="preserve">Developed a novel quantum multi-agent reinforcement learning framework for </w:t>
+                  </w:r>
+                  <w:r>
+                    <w:rPr>
+                      <w:rFonts w:ascii="Helvetica Neue" w:hAnsi="Helvetica Neue"/>
+                      <w:b w:val="0"/>
+                      <w:bCs w:val="0"/>
+                      <w:color w:val="7F7F7F" w:themeColor="text1" w:themeTint="80"/>
+                    </w:rPr>
+                    <w:t xml:space="preserve">distributed actor-critic </w:t>
+                  </w:r>
+                  <w:r>
+                    <w:rPr>
+                      <w:rFonts w:ascii="Helvetica Neue" w:hAnsi="Helvetica Neue"/>
+                      <w:b w:val="0"/>
+                      <w:bCs w:val="0"/>
+                      <w:color w:val="7F7F7F" w:themeColor="text1" w:themeTint="80"/>
+                    </w:rPr>
+                    <w:t xml:space="preserve">systems </w:t>
+                  </w:r>
+                  <w:r>
+                    <w:rPr>
+                      <w:rFonts w:ascii="Helvetica Neue" w:hAnsi="Helvetica Neue"/>
+                      <w:b w:val="0"/>
+                      <w:bCs w:val="0"/>
+                      <w:color w:val="7F7F7F" w:themeColor="text1" w:themeTint="80"/>
+                    </w:rPr>
+                    <w:t>that facilitates cooperation over a quantum channel and eliminates local observation sharing via a quantum entangled split critic.</w:t>
+                  </w:r>
+                </w:p>
+              </w:tc>
+            </w:tr>
+          </w:tbl>
+          <w:p>
+            <w:pPr>
+              <w:pStyle w:val="Heading2"/>
+              <w:keepNext w:val="0"/>
+            </w:pPr>
+          </w:p>
+        </w:tc>
+      </w:tr>
+      <w:tr>
+        <w:trPr>
+          <w:trHeight w:val="98"/>
+        </w:trPr>
+        <w:tc>
+          <w:tcPr>
+            <w:tcW w:w="467" w:type="pct"/>
+          </w:tcPr>
+          <w:p>
+            <w:pPr>
+              <w:pStyle w:val="Heading1"/>
+              <w:keepNext w:val="0"/>
+            </w:pPr>
+          </w:p>
+        </w:tc>
+        <w:tc>
+          <w:tcPr>
+            <w:tcW w:w="77" w:type="pct"/>
+          </w:tcPr>
+          <w:p>
+            <w:pPr>
+              <w:rPr>
+                <w:sz w:val="10"/>
+                <w:szCs w:val="10"/>
+              </w:rPr>
+            </w:pPr>
+          </w:p>
+        </w:tc>
+        <w:tc>
+          <w:tcPr>
+            <w:tcW w:w="4456" w:type="pct"/>
+          </w:tcPr>
+          <w:tbl>
+            <w:tblPr>
+              <w:tblStyle w:val="TableGrid"/>
+              <w:tblW w:w="9620" w:type="dxa"/>
+              <w:tblInd w:w="5" w:type="dxa"/>
+              <w:tblBorders>
+                <w:top w:val="none" w:sz="0" w:space="0" w:color="auto"/>
+                <w:left w:val="none" w:sz="0" w:space="0" w:color="auto"/>
+                <w:bottom w:val="none" w:sz="0" w:space="0" w:color="auto"/>
+                <w:right w:val="none" w:sz="0" w:space="0" w:color="auto"/>
+                <w:insideH w:val="none" w:sz="0" w:space="0" w:color="auto"/>
+                <w:insideV w:val="none" w:sz="0" w:space="0" w:color="auto"/>
+              </w:tblBorders>
+              <w:tblLayout w:type="fixed"/>
+              <w:tblCellMar>
+                <w:left w:w="0" w:type="dxa"/>
+                <w:right w:w="0" w:type="dxa"/>
+              </w:tblCellMar>
+              <w:tblLook w:val="04A0" w:firstRow="1" w:lastRow="0" w:firstColumn="1" w:lastColumn="0" w:noHBand="0" w:noVBand="1"/>
+            </w:tblPr>
+            <w:tblGrid>
+              <w:gridCol w:w="8092"/>
+              <w:gridCol w:w="1528"/>
+            </w:tblGrid>
+            <w:tr>
+              <w:tc>
+                <w:tcPr>
+                  <w:tcW w:w="4206" w:type="pct"/>
+                </w:tcPr>
+                <w:p>
+                  <w:pPr>
+                    <w:pStyle w:val="Heading2"/>
+                    <w:keepNext w:val="0"/>
+                  </w:pPr>
+                  <w:r>
+                    <w:t>A Bargaining Game for Personalized, Energy Efficient Split Learning over Wireless Networks</w:t>
+                  </w:r>
+                </w:p>
+              </w:tc>
+              <w:tc>
+                <w:tcPr>
+                  <w:tcW w:w="794" w:type="pct"/>
+                </w:tcPr>
+                <w:p>
+                  <w:pPr>
+                    <w:pStyle w:val="Dates"/>
+                    <w:keepNext w:val="0"/>
+                  </w:pPr>
+                  <w:r>
+                    <w:t xml:space="preserve">[ 3 / </w:t>
+                  </w:r>
+                  <w:proofErr w:type="gramStart"/>
+                  <w:r>
+                    <w:t>2023 ]</w:t>
+                  </w:r>
+                  <w:proofErr w:type="gramEnd"/>
+                </w:p>
+              </w:tc>
+            </w:tr>
+            <w:tr>
+              <w:tc>
+                <w:tcPr>
+                  <w:tcW w:w="5000" w:type="pct"/>
+                  <w:gridSpan w:val="2"/>
+                </w:tcPr>
+                <w:p>
+                  <w:pPr>
+                    <w:pStyle w:val="Dates"/>
+                    <w:keepNext w:val="0"/>
+                    <w:ind w:left="447" w:hanging="447"/>
+                    <w:jc w:val="left"/>
+                    <w:rPr>
+                      <w:rFonts w:ascii="Helvetica Neue" w:hAnsi="Helvetica Neue"/>
+                      <w:b w:val="0"/>
+                      <w:bCs w:val="0"/>
+                    </w:rPr>
+                  </w:pPr>
+                  <w:r>
+                    <w:rPr>
+                      <w:rFonts w:ascii="Helvetica Neue" w:hAnsi="Helvetica Neue"/>
+                      <w:b w:val="0"/>
+                      <w:bCs w:val="0"/>
+                      <w:color w:val="7F7F7F" w:themeColor="text1" w:themeTint="80"/>
+                    </w:rPr>
+                    <w:t>Developed a novel personalized split learning framework for choosing the cut layer that can optimize the tradeoff between the energy consumption for computation and wireless transmission, training time, and data privacy</w:t>
+                  </w:r>
+                  <w:r>
+                    <w:rPr>
+                      <w:rFonts w:ascii="Helvetica Neue" w:hAnsi="Helvetica Neue"/>
+                      <w:b w:val="0"/>
+                      <w:bCs w:val="0"/>
+                      <w:color w:val="7F7F7F" w:themeColor="text1" w:themeTint="80"/>
+                    </w:rPr>
+                    <w:t>.</w:t>
+                  </w:r>
+                </w:p>
+              </w:tc>
+            </w:tr>
+          </w:tbl>
+          <w:p>
+            <w:pPr>
+              <w:pStyle w:val="Heading2"/>
+              <w:keepNext w:val="0"/>
+            </w:pPr>
+          </w:p>
+        </w:tc>
+      </w:tr>
+      <w:tr>
+        <w:trPr>
+          <w:trHeight w:val="98"/>
+        </w:trPr>
+        <w:tc>
+          <w:tcPr>
+            <w:tcW w:w="467" w:type="pct"/>
+          </w:tcPr>
+          <w:p>
+            <w:pPr>
+              <w:pStyle w:val="Heading1"/>
+              <w:keepNext w:val="0"/>
+            </w:pPr>
+          </w:p>
+        </w:tc>
+        <w:tc>
+          <w:tcPr>
+            <w:tcW w:w="77" w:type="pct"/>
+          </w:tcPr>
+          <w:p>
+            <w:pPr>
+              <w:rPr>
+                <w:sz w:val="10"/>
+                <w:szCs w:val="10"/>
+              </w:rPr>
+            </w:pPr>
+          </w:p>
+        </w:tc>
+        <w:tc>
+          <w:tcPr>
+            <w:tcW w:w="4456" w:type="pct"/>
+          </w:tcPr>
+          <w:tbl>
+            <w:tblPr>
+              <w:tblStyle w:val="TableGrid"/>
+              <w:tblW w:w="9620" w:type="dxa"/>
+              <w:tblInd w:w="5" w:type="dxa"/>
+              <w:tblBorders>
+                <w:top w:val="none" w:sz="0" w:space="0" w:color="auto"/>
+                <w:left w:val="none" w:sz="0" w:space="0" w:color="auto"/>
+                <w:bottom w:val="none" w:sz="0" w:space="0" w:color="auto"/>
+                <w:right w:val="none" w:sz="0" w:space="0" w:color="auto"/>
+                <w:insideH w:val="none" w:sz="0" w:space="0" w:color="auto"/>
+                <w:insideV w:val="none" w:sz="0" w:space="0" w:color="auto"/>
+              </w:tblBorders>
+              <w:tblLayout w:type="fixed"/>
+              <w:tblCellMar>
+                <w:left w:w="0" w:type="dxa"/>
+                <w:right w:w="0" w:type="dxa"/>
+              </w:tblCellMar>
+              <w:tblLook w:val="04A0" w:firstRow="1" w:lastRow="0" w:firstColumn="1" w:lastColumn="0" w:noHBand="0" w:noVBand="1"/>
+            </w:tblPr>
+            <w:tblGrid>
+              <w:gridCol w:w="8092"/>
+              <w:gridCol w:w="1528"/>
+            </w:tblGrid>
+            <w:tr>
+              <w:tc>
+                <w:tcPr>
+                  <w:tcW w:w="4206" w:type="pct"/>
+                </w:tcPr>
+                <w:p>
+                  <w:pPr>
+                    <w:pStyle w:val="Heading2"/>
+                    <w:keepNext w:val="0"/>
+                  </w:pPr>
+                  <w:r>
+                    <w:t>Smart Garden Alleys</w:t>
+                  </w:r>
+                </w:p>
+              </w:tc>
+              <w:tc>
+                <w:tcPr>
+                  <w:tcW w:w="794" w:type="pct"/>
+                </w:tcPr>
+                <w:p>
+                  <w:pPr>
+                    <w:pStyle w:val="Dates"/>
+                    <w:keepNext w:val="0"/>
+                  </w:pPr>
+                  <w:r>
+                    <w:t>[ 1/2021 – 8/</w:t>
+                  </w:r>
+                  <w:proofErr w:type="gramStart"/>
+                  <w:r>
+                    <w:t>2022 ]</w:t>
+                  </w:r>
+                  <w:proofErr w:type="gramEnd"/>
                 </w:p>
               </w:tc>
             </w:tr>
@@ -3643,7 +5931,28 @@
                     <w:pStyle w:val="Content"/>
                   </w:pPr>
                   <w:r>
-                    <w:t>Research effort exploring the application of traditional and deep Q-learning Reinforcement Learning (RL) algorithms in dynamic stock trading environments. Developed both model-based and model-free Q-learning algorithms in conjunction with a custom stock simulation environment in OpenAI Gym.</w:t>
+                    <w:t xml:space="preserve">Joint effort with Virginia Tech and University of Colorado Boulder. Designed </w:t>
+                  </w:r>
+                  <w:r>
+                    <w:t>machine learning frameworks with data fusion to grow "smart" garden alleys in Makassar City, Indonesia</w:t>
+                  </w:r>
+                  <w:r>
+                    <w:t xml:space="preserve"> in effort to </w:t>
+                  </w:r>
+                  <w:r>
+                    <w:t xml:space="preserve">bolster </w:t>
+                  </w:r>
+                  <w:r>
+                    <w:t xml:space="preserve">city health, food production, economics, tourism, and </w:t>
+                  </w:r>
+                  <w:r>
+                    <w:t xml:space="preserve">urban </w:t>
+                  </w:r>
+                  <w:r>
+                    <w:t>planning</w:t>
+                  </w:r>
+                  <w:r>
+                    <w:t>.</w:t>
                   </w:r>
                 </w:p>
               </w:tc>
@@ -3659,11 +5968,11 @@
       </w:tr>
       <w:tr>
         <w:trPr>
-          <w:trHeight w:val="61"/>
+          <w:trHeight w:val="98"/>
         </w:trPr>
         <w:tc>
           <w:tcPr>
-            <w:tcW w:w="458" w:type="pct"/>
+            <w:tcW w:w="467" w:type="pct"/>
           </w:tcPr>
           <w:p>
             <w:pPr>
@@ -3674,7 +5983,128 @@
         </w:tc>
         <w:tc>
           <w:tcPr>
-            <w:tcW w:w="86" w:type="pct"/>
+            <w:tcW w:w="77" w:type="pct"/>
+          </w:tcPr>
+          <w:p>
+            <w:pPr>
+              <w:rPr>
+                <w:sz w:val="10"/>
+                <w:szCs w:val="10"/>
+              </w:rPr>
+            </w:pPr>
+          </w:p>
+        </w:tc>
+        <w:tc>
+          <w:tcPr>
+            <w:tcW w:w="4456" w:type="pct"/>
+          </w:tcPr>
+          <w:tbl>
+            <w:tblPr>
+              <w:tblStyle w:val="TableGrid"/>
+              <w:tblW w:w="9620" w:type="dxa"/>
+              <w:tblInd w:w="5" w:type="dxa"/>
+              <w:tblBorders>
+                <w:top w:val="none" w:sz="0" w:space="0" w:color="auto"/>
+                <w:left w:val="none" w:sz="0" w:space="0" w:color="auto"/>
+                <w:bottom w:val="none" w:sz="0" w:space="0" w:color="auto"/>
+                <w:right w:val="none" w:sz="0" w:space="0" w:color="auto"/>
+                <w:insideH w:val="none" w:sz="0" w:space="0" w:color="auto"/>
+                <w:insideV w:val="none" w:sz="0" w:space="0" w:color="auto"/>
+              </w:tblBorders>
+              <w:tblLayout w:type="fixed"/>
+              <w:tblCellMar>
+                <w:left w:w="0" w:type="dxa"/>
+                <w:right w:w="0" w:type="dxa"/>
+              </w:tblCellMar>
+              <w:tblLook w:val="04A0" w:firstRow="1" w:lastRow="0" w:firstColumn="1" w:lastColumn="0" w:noHBand="0" w:noVBand="1"/>
+            </w:tblPr>
+            <w:tblGrid>
+              <w:gridCol w:w="8092"/>
+              <w:gridCol w:w="1528"/>
+            </w:tblGrid>
+            <w:tr>
+              <w:tc>
+                <w:tcPr>
+                  <w:tcW w:w="4206" w:type="pct"/>
+                </w:tcPr>
+                <w:p>
+                  <w:pPr>
+                    <w:pStyle w:val="Heading2"/>
+                    <w:keepNext w:val="0"/>
+                  </w:pPr>
+                  <w:proofErr w:type="spellStart"/>
+                  <w:r>
+                    <w:t>SmartStockRL</w:t>
+                  </w:r>
+                  <w:proofErr w:type="spellEnd"/>
+                  <w:r>
+                    <w:t>: Intelligent Stock Trading using Traditional and Deep Q-Learning</w:t>
+                  </w:r>
+                </w:p>
+              </w:tc>
+              <w:tc>
+                <w:tcPr>
+                  <w:tcW w:w="794" w:type="pct"/>
+                </w:tcPr>
+                <w:p>
+                  <w:pPr>
+                    <w:pStyle w:val="Dates"/>
+                    <w:keepNext w:val="0"/>
+                  </w:pPr>
+                  <w:r>
+                    <w:t>[ 10/2021 – 12/</w:t>
+                  </w:r>
+                  <w:proofErr w:type="gramStart"/>
+                  <w:r>
+                    <w:t>2021 ]</w:t>
+                  </w:r>
+                  <w:proofErr w:type="gramEnd"/>
+                </w:p>
+              </w:tc>
+            </w:tr>
+            <w:tr>
+              <w:tc>
+                <w:tcPr>
+                  <w:tcW w:w="5000" w:type="pct"/>
+                  <w:gridSpan w:val="2"/>
+                </w:tcPr>
+                <w:p>
+                  <w:pPr>
+                    <w:pStyle w:val="Content"/>
+                  </w:pPr>
+                  <w:r>
+                    <w:t>Research effort exploring the application of traditional and deep Q-learning Reinforcement Learning (RL) algorithms in dynamic stock trading environments. Developed both model-based and model-free Q-learning algorithms in conjunction with a custom stock simulation environment in OpenAI Gym.</w:t>
+                  </w:r>
+                </w:p>
+              </w:tc>
+            </w:tr>
+          </w:tbl>
+          <w:p>
+            <w:pPr>
+              <w:pStyle w:val="Heading2"/>
+              <w:keepNext w:val="0"/>
+            </w:pPr>
+          </w:p>
+        </w:tc>
+      </w:tr>
+      <w:tr>
+        <w:trPr>
+          <w:trHeight w:val="98"/>
+        </w:trPr>
+        <w:tc>
+          <w:tcPr>
+            <w:tcW w:w="467" w:type="pct"/>
+          </w:tcPr>
+          <w:p>
+            <w:pPr>
+              <w:pStyle w:val="Heading1"/>
+              <w:keepNext w:val="0"/>
+            </w:pPr>
+          </w:p>
+        </w:tc>
+        <w:tc>
+          <w:tcPr>
+            <w:tcW w:w="77" w:type="pct"/>
           </w:tcPr>
           <w:p>
             <w:pPr>
@@ -3723,8 +6153,13 @@
                     <w:pStyle w:val="Heading2"/>
                     <w:keepNext w:val="0"/>
                   </w:pPr>
-                  <w:r>
-                    <w:t>LyricAI: Using LSTMs to Write Religious Music</w:t>
+                  <w:proofErr w:type="spellStart"/>
+                  <w:r>
+                    <w:t>LyricAI</w:t>
+                  </w:r>
+                  <w:proofErr w:type="spellEnd"/>
+                  <w:r>
+                    <w:t>: Using LSTMs to Write Religious Music</w:t>
                   </w:r>
                 </w:p>
               </w:tc>
@@ -3738,8 +6173,13 @@
                     <w:keepNext w:val="0"/>
                   </w:pPr>
                   <w:r>
-                    <w:t>[ 4/2021 – 5/2021 ]</w:t>
-                  </w:r>
+                    <w:t>[ 4/2021 – 5/</w:t>
+                  </w:r>
+                  <w:proofErr w:type="gramStart"/>
+                  <w:r>
+                    <w:t>2021 ]</w:t>
+                  </w:r>
+                  <w:proofErr w:type="gramEnd"/>
                 </w:p>
               </w:tc>
             </w:tr>
@@ -3770,11 +6210,11 @@
       </w:tr>
       <w:tr>
         <w:trPr>
-          <w:trHeight w:val="61"/>
+          <w:trHeight w:val="98"/>
         </w:trPr>
         <w:tc>
           <w:tcPr>
-            <w:tcW w:w="458" w:type="pct"/>
+            <w:tcW w:w="467" w:type="pct"/>
           </w:tcPr>
           <w:p>
             <w:pPr>
@@ -3785,7 +6225,7 @@
         </w:tc>
         <w:tc>
           <w:tcPr>
-            <w:tcW w:w="86" w:type="pct"/>
+            <w:tcW w:w="77" w:type="pct"/>
           </w:tcPr>
           <w:p>
             <w:pPr>
@@ -3849,8 +6289,13 @@
                     <w:keepNext w:val="0"/>
                   </w:pPr>
                   <w:r>
-                    <w:t>[ 8/2016 – 12/2016 ]</w:t>
-                  </w:r>
+                    <w:t>[ 8/2016 – 12/</w:t>
+                  </w:r>
+                  <w:proofErr w:type="gramStart"/>
+                  <w:r>
+                    <w:t>2016 ]</w:t>
+                  </w:r>
+                  <w:proofErr w:type="gramEnd"/>
                 </w:p>
               </w:tc>
             </w:tr>
@@ -3881,11 +6326,11 @@
       </w:tr>
       <w:tr>
         <w:trPr>
-          <w:trHeight w:val="61"/>
+          <w:trHeight w:val="98"/>
         </w:trPr>
         <w:tc>
           <w:tcPr>
-            <w:tcW w:w="458" w:type="pct"/>
+            <w:tcW w:w="467" w:type="pct"/>
           </w:tcPr>
           <w:p>
             <w:pPr>
@@ -3893,16 +6338,10 @@
               <w:keepNext w:val="0"/>
             </w:pPr>
           </w:p>
-          <w:p>
-            <w:pPr>
-              <w:pStyle w:val="Heading1"/>
-              <w:keepNext w:val="0"/>
-            </w:pPr>
-          </w:p>
-        </w:tc>
-        <w:tc>
-          <w:tcPr>
-            <w:tcW w:w="86" w:type="pct"/>
+        </w:tc>
+        <w:tc>
+          <w:tcPr>
+            <w:tcW w:w="77" w:type="pct"/>
           </w:tcPr>
           <w:p>
             <w:pPr>
@@ -3966,7 +6405,15 @@
                     <w:keepNext w:val="0"/>
                   </w:pPr>
                   <w:r>
-                    <w:t xml:space="preserve">[ 8/2015 – 5/2016 ] </w:t>
+                    <w:t>[ 8/2015 – 5/</w:t>
+                  </w:r>
+                  <w:proofErr w:type="gramStart"/>
+                  <w:r>
+                    <w:t>2016 ]</w:t>
+                  </w:r>
+                  <w:proofErr w:type="gramEnd"/>
+                  <w:r>
+                    <w:t xml:space="preserve"> </w:t>
                   </w:r>
                 </w:p>
               </w:tc>
@@ -3982,7 +6429,15 @@
                     <w:pStyle w:val="Content"/>
                   </w:pPr>
                   <w:r>
-                    <w:t xml:space="preserve">Created a wireless off-the-shelf device for interfacing with vehicle OBDII system. Developed companion Linux and mobile application software for wireless data acquisition and interaction. Learned project management, project documentation such as request for proposal, and customer relations from instructors that have extensive backgrounds in the corporate world. </w:t>
+                    <w:t xml:space="preserve">Created a wireless off-the-shelf device for interfacing with vehicle OBDII system. Developed companion Linux and mobile application software for wireless data acquisition and interaction. Learned project management, project documentation such as </w:t>
+                  </w:r>
+                  <w:proofErr w:type="gramStart"/>
+                  <w:r>
+                    <w:t>request</w:t>
+                  </w:r>
+                  <w:proofErr w:type="gramEnd"/>
+                  <w:r>
+                    <w:t xml:space="preserve"> for proposal, and customer relations from instructors that have extensive backgrounds in the corporate world. </w:t>
                   </w:r>
                 </w:p>
               </w:tc>
@@ -3990,22 +6445,19 @@
           </w:tbl>
           <w:p>
             <w:pPr>
-              <w:pStyle w:val="Element"/>
+              <w:pStyle w:val="Heading2"/>
               <w:keepNext w:val="0"/>
-              <w:rPr>
-                <w:rFonts w:asciiTheme="majorHAnsi" w:hAnsiTheme="majorHAnsi"/>
-              </w:rPr>
             </w:pPr>
           </w:p>
         </w:tc>
       </w:tr>
       <w:tr>
         <w:trPr>
-          <w:trHeight w:val="61"/>
+          <w:trHeight w:val="98"/>
         </w:trPr>
         <w:tc>
           <w:tcPr>
-            <w:tcW w:w="458" w:type="pct"/>
+            <w:tcW w:w="467" w:type="pct"/>
           </w:tcPr>
           <w:p>
             <w:pPr>
@@ -4016,7 +6468,7 @@
         </w:tc>
         <w:tc>
           <w:tcPr>
-            <w:tcW w:w="86" w:type="pct"/>
+            <w:tcW w:w="77" w:type="pct"/>
           </w:tcPr>
           <w:p>
             <w:pPr>
@@ -4086,8 +6538,13 @@
                     <w:keepNext w:val="0"/>
                   </w:pPr>
                   <w:r>
-                    <w:t>[ 1/2015 – 5/2015 ]</w:t>
-                  </w:r>
+                    <w:t>[ 1/2015 – 5/</w:t>
+                  </w:r>
+                  <w:proofErr w:type="gramStart"/>
+                  <w:r>
+                    <w:t>2015 ]</w:t>
+                  </w:r>
+                  <w:proofErr w:type="gramEnd"/>
                 </w:p>
               </w:tc>
             </w:tr>
@@ -4102,7 +6559,31 @@
                     <w:pStyle w:val="Content"/>
                   </w:pPr>
                   <w:r>
-                    <w:t>Developed a RTL-SDR receiver system called ‘RadioPi’ to process local FM transmissions. Signal processing algorithms are written in Python using GNURadio API and custom signal blocks. Design elements include the Raspberry Pi, USB RTL-SDR antenna, and breadboard circuitry for user interface.</w:t>
+                    <w:t xml:space="preserve">Developed </w:t>
+                  </w:r>
+                  <w:proofErr w:type="gramStart"/>
+                  <w:r>
+                    <w:t>a</w:t>
+                  </w:r>
+                  <w:proofErr w:type="gramEnd"/>
+                  <w:r>
+                    <w:t xml:space="preserve"> RTL-SDR receiver system called ‘</w:t>
+                  </w:r>
+                  <w:proofErr w:type="spellStart"/>
+                  <w:r>
+                    <w:t>RadioPi</w:t>
+                  </w:r>
+                  <w:proofErr w:type="spellEnd"/>
+                  <w:r>
+                    <w:t xml:space="preserve">’ to process local FM transmissions. Signal processing algorithms are written in Python using </w:t>
+                  </w:r>
+                  <w:proofErr w:type="spellStart"/>
+                  <w:r>
+                    <w:t>GNURadio</w:t>
+                  </w:r>
+                  <w:proofErr w:type="spellEnd"/>
+                  <w:r>
+                    <w:t xml:space="preserve"> API and custom signal blocks. Design elements include the Raspberry Pi, USB RTL-SDR antenna, and breadboard circuitry for user interface.</w:t>
                   </w:r>
                 </w:p>
               </w:tc>
@@ -4110,22 +6591,19 @@
           </w:tbl>
           <w:p>
             <w:pPr>
-              <w:pStyle w:val="Element"/>
+              <w:pStyle w:val="Heading2"/>
               <w:keepNext w:val="0"/>
-              <w:rPr>
-                <w:rFonts w:asciiTheme="majorHAnsi" w:hAnsiTheme="majorHAnsi"/>
-              </w:rPr>
             </w:pPr>
           </w:p>
         </w:tc>
       </w:tr>
       <w:tr>
         <w:trPr>
-          <w:trHeight w:val="61"/>
+          <w:trHeight w:val="98"/>
         </w:trPr>
         <w:tc>
           <w:tcPr>
-            <w:tcW w:w="458" w:type="pct"/>
+            <w:tcW w:w="467" w:type="pct"/>
           </w:tcPr>
           <w:p>
             <w:pPr>
@@ -4136,7 +6614,7 @@
         </w:tc>
         <w:tc>
           <w:tcPr>
-            <w:tcW w:w="86" w:type="pct"/>
+            <w:tcW w:w="77" w:type="pct"/>
           </w:tcPr>
           <w:p>
             <w:pPr>
@@ -4206,8 +6684,13 @@
                     <w:keepNext w:val="0"/>
                   </w:pPr>
                   <w:r>
-                    <w:t>[ 7/2015 – 08/2015 ]</w:t>
-                  </w:r>
+                    <w:t>[ 7/2015 – 08/</w:t>
+                  </w:r>
+                  <w:proofErr w:type="gramStart"/>
+                  <w:r>
+                    <w:t>2015 ]</w:t>
+                  </w:r>
+                  <w:proofErr w:type="gramEnd"/>
                 </w:p>
               </w:tc>
             </w:tr>
@@ -4225,13 +6708,7 @@
                     <w:pStyle w:val="Content"/>
                   </w:pPr>
                   <w:r>
-                    <w:t>Developed ‘Velo’, an Android mobile and wearable application that navigates exclusively using onboard GPS modules, thus bypassing the need for wireless data. Users can log</w:t>
-                  </w:r>
-                  <w:r>
-                    <w:t xml:space="preserve"> </w:t>
-                  </w:r>
-                  <w:r>
-                    <w:t>on using Facebook and store their routes to local SQLite and online SQL databases using AWS. Crash detection is implemented using onboard gyroscope and accelerometer sensors, notifying a set of emergency contacts of your situation upon detection of the crash.</w:t>
+                    <w:t>Developed ‘Velo’, an Android mobile and wearable application that navigates exclusively using onboard GPS modules, thus bypassing the need for wireless data. Users can log on using Facebook and store their routes to local SQLite and online SQL databases using AWS. Crash detection is implemented using onboard gyroscope and accelerometer sensors, notifying a set of emergency contacts of your situation upon detection of the crash.</w:t>
                   </w:r>
                 </w:p>
               </w:tc>
@@ -4239,22 +6716,19 @@
           </w:tbl>
           <w:p>
             <w:pPr>
-              <w:pStyle w:val="Element"/>
+              <w:pStyle w:val="Heading2"/>
               <w:keepNext w:val="0"/>
-              <w:rPr>
-                <w:rFonts w:asciiTheme="majorHAnsi" w:hAnsiTheme="majorHAnsi"/>
-              </w:rPr>
             </w:pPr>
           </w:p>
         </w:tc>
       </w:tr>
       <w:tr>
         <w:trPr>
-          <w:trHeight w:val="61"/>
+          <w:trHeight w:val="98"/>
         </w:trPr>
         <w:tc>
           <w:tcPr>
-            <w:tcW w:w="458" w:type="pct"/>
+            <w:tcW w:w="467" w:type="pct"/>
           </w:tcPr>
           <w:p>
             <w:pPr>
@@ -4269,7 +6743,7 @@
         </w:tc>
         <w:tc>
           <w:tcPr>
-            <w:tcW w:w="86" w:type="pct"/>
+            <w:tcW w:w="77" w:type="pct"/>
           </w:tcPr>
           <w:p>
             <w:pPr>
@@ -4286,9 +6760,8 @@
           </w:tcPr>
           <w:p>
             <w:pPr>
-              <w:tabs>
-                <w:tab w:val="left" w:pos="2560"/>
-              </w:tabs>
+              <w:pStyle w:val="Heading2"/>
+              <w:keepNext w:val="0"/>
               <w:rPr>
                 <w:sz w:val="10"/>
                 <w:szCs w:val="10"/>
@@ -4299,11 +6772,11 @@
       </w:tr>
       <w:tr>
         <w:trPr>
-          <w:trHeight w:val="1304"/>
+          <w:trHeight w:val="98"/>
         </w:trPr>
         <w:tc>
           <w:tcPr>
-            <w:tcW w:w="458" w:type="pct"/>
+            <w:tcW w:w="467" w:type="pct"/>
           </w:tcPr>
           <w:p>
             <w:pPr>
@@ -4311,13 +6784,14 @@
               <w:keepNext w:val="0"/>
             </w:pPr>
             <w:r>
+              <w:lastRenderedPageBreak/>
               <w:t>Skills &amp; Abilities</w:t>
             </w:r>
           </w:p>
         </w:tc>
         <w:tc>
           <w:tcPr>
-            <w:tcW w:w="86" w:type="pct"/>
+            <w:tcW w:w="77" w:type="pct"/>
           </w:tcPr>
           <w:p>
             <w:pPr>
@@ -4398,13 +6872,7 @@
                     <w:rPr>
                       <w:rFonts w:asciiTheme="majorHAnsi" w:hAnsiTheme="majorHAnsi"/>
                     </w:rPr>
-                    <w:t>APIs / Frameworks / Packages</w:t>
-                  </w:r>
-                  <w:r>
-                    <w:rPr>
-                      <w:rFonts w:asciiTheme="majorHAnsi" w:hAnsiTheme="majorHAnsi"/>
-                    </w:rPr>
-                    <w:t xml:space="preserve"> / Tools</w:t>
+                    <w:t>APIs / Frameworks / Packages / Tools</w:t>
                   </w:r>
                 </w:p>
               </w:tc>
@@ -4440,10 +6908,7 @@
                     <w:ind w:left="245" w:hanging="164"/>
                   </w:pPr>
                   <w:r>
-                    <w:t>C / C++</w:t>
-                  </w:r>
-                  <w:r>
-                    <w:t xml:space="preserve"> / C#</w:t>
+                    <w:t>C / C++ / C#</w:t>
                   </w:r>
                 </w:p>
                 <w:p>
@@ -4469,25 +6934,7 @@
                     <w:ind w:left="245" w:hanging="164"/>
                   </w:pPr>
                   <w:r>
-                    <w:t xml:space="preserve">JavaScript / </w:t>
-                  </w:r>
-                  <w:r>
-                    <w:t>Type</w:t>
-                  </w:r>
-                  <w:r>
-                    <w:t>S</w:t>
-                  </w:r>
-                  <w:r>
-                    <w:t xml:space="preserve">cript / </w:t>
-                  </w:r>
-                  <w:r>
-                    <w:t>HTML</w:t>
-                  </w:r>
-                  <w:r>
-                    <w:t xml:space="preserve"> / </w:t>
-                  </w:r>
-                  <w:r>
-                    <w:t>CSS</w:t>
+                    <w:t>JavaScript / TypeScript / HTML / CSS</w:t>
                   </w:r>
                 </w:p>
                 <w:p>
@@ -4513,13 +6960,7 @@
                     <w:ind w:left="245" w:hanging="164"/>
                   </w:pPr>
                   <w:r>
-                    <w:t>Rust</w:t>
-                  </w:r>
-                  <w:r>
-                    <w:t xml:space="preserve"> / </w:t>
-                  </w:r>
-                  <w:r>
-                    <w:t>Go</w:t>
+                    <w:t>Rust / Go</w:t>
                   </w:r>
                 </w:p>
                 <w:p>
@@ -4571,73 +7012,86 @@
                     <w:t>Python packages</w:t>
                   </w:r>
                   <w:r>
-                    <w:t>:</w:t>
-                  </w:r>
+                    <w:t xml:space="preserve">: JAX / FLAX / TensorFlow / </w:t>
+                  </w:r>
+                  <w:proofErr w:type="spellStart"/>
+                  <w:r>
+                    <w:t>PyTorch</w:t>
+                  </w:r>
+                  <w:proofErr w:type="spellEnd"/>
+                  <w:r>
+                    <w:t xml:space="preserve"> / Gymnasium </w:t>
+                  </w:r>
+                  <w:r>
+                    <w:br/>
+                    <w:t xml:space="preserve">/ PennyLane / </w:t>
+                  </w:r>
+                  <w:proofErr w:type="spellStart"/>
+                  <w:r>
+                    <w:t>Qiskit</w:t>
+                  </w:r>
+                  <w:proofErr w:type="spellEnd"/>
+                  <w:r>
+                    <w:t xml:space="preserve"> / Cirq / TensorFlow Quantum / Torch Quantum</w:t>
+                  </w:r>
+                  <w:r>
+                    <w:br/>
+                    <w:t xml:space="preserve">/ NumPy / Pandas / SciPy / Scikit-Learn / Matplotlib / Seaborn / Flask / </w:t>
+                  </w:r>
+                  <w:proofErr w:type="spellStart"/>
+                  <w:r>
+                    <w:t>NetworkX</w:t>
+                  </w:r>
+                  <w:proofErr w:type="spellEnd"/>
                   <w:r>
                     <w:t xml:space="preserve"> </w:t>
-                  </w:r>
-                  <w:r>
-                    <w:t>JAX / FLAX /</w:t>
-                  </w:r>
-                  <w:r>
-                    <w:t xml:space="preserve"> </w:t>
-                  </w:r>
-                  <w:r>
-                    <w:t xml:space="preserve">TensorFlow </w:t>
-                  </w:r>
-                  <w:r>
-                    <w:t xml:space="preserve">/ </w:t>
-                  </w:r>
-                  <w:r>
-                    <w:t xml:space="preserve">PyTorch </w:t>
-                  </w:r>
-                  <w:r>
-                    <w:t>/</w:t>
-                  </w:r>
-                  <w:r>
-                    <w:t xml:space="preserve"> </w:t>
-                  </w:r>
-                  <w:r>
-                    <w:t xml:space="preserve">Gymnasium </w:t>
                   </w:r>
                   <w:r>
                     <w:br/>
                     <w:t xml:space="preserve">/ </w:t>
                   </w:r>
-                  <w:r>
-                    <w:t xml:space="preserve">PennyLane / </w:t>
-                  </w:r>
-                  <w:r>
-                    <w:t>Qiskit / Cirq / TensorFlow Quantum / Torch Quantum</w:t>
+                  <w:proofErr w:type="spellStart"/>
+                  <w:r>
+                    <w:t>BeautifulSoup</w:t>
+                  </w:r>
+                  <w:proofErr w:type="spellEnd"/>
+                  <w:r>
+                    <w:t xml:space="preserve"> / OpenCV / Pillow / </w:t>
+                  </w:r>
+                  <w:proofErr w:type="spellStart"/>
+                  <w:r>
+                    <w:t>PyQt</w:t>
+                  </w:r>
+                  <w:proofErr w:type="spellEnd"/>
+                  <w:r>
+                    <w:t xml:space="preserve"> / </w:t>
+                  </w:r>
+                  <w:proofErr w:type="spellStart"/>
+                  <w:r>
+                    <w:t>Pytest</w:t>
+                  </w:r>
+                  <w:proofErr w:type="spellEnd"/>
+                  <w:r>
+                    <w:t xml:space="preserve"> / UV / </w:t>
+                  </w:r>
+                  <w:proofErr w:type="spellStart"/>
+                  <w:r>
+                    <w:t>Pipenv</w:t>
+                  </w:r>
+                  <w:proofErr w:type="spellEnd"/>
+                  <w:r>
+                    <w:t xml:space="preserve"> / </w:t>
+                  </w:r>
+                  <w:proofErr w:type="spellStart"/>
+                  <w:r>
+                    <w:t>Pyenv</w:t>
+                  </w:r>
+                  <w:proofErr w:type="spellEnd"/>
+                  <w:r>
+                    <w:t xml:space="preserve"> / Requests </w:t>
                   </w:r>
                   <w:r>
                     <w:br/>
-                  </w:r>
-                  <w:r>
-                    <w:t xml:space="preserve">/ </w:t>
-                  </w:r>
-                  <w:r>
-                    <w:t xml:space="preserve">NumPy / Pandas / SciPy / Scikit-Learn / Matplotlib / Seaborn / Flask / NetworkX </w:t>
-                  </w:r>
-                  <w:r>
-                    <w:br/>
-                  </w:r>
-                  <w:r>
-                    <w:t xml:space="preserve">/ BeautifulSoup / OpenCV / Pillow / PyQt / Pytest / </w:t>
-                  </w:r>
-                  <w:r>
-                    <w:t xml:space="preserve">UV / </w:t>
-                  </w:r>
-                  <w:r>
-                    <w:t>Pipenv / Pyenv / Requests</w:t>
-                  </w:r>
-                  <w:r>
-                    <w:t xml:space="preserve"> </w:t>
-                  </w:r>
-                  <w:r>
-                    <w:br/>
-                  </w:r>
-                  <w:r>
                     <w:t>/ etc.</w:t>
                   </w:r>
                 </w:p>
@@ -4655,14 +7109,7 @@
                       <w:b/>
                       <w:bCs/>
                     </w:rPr>
-                    <w:t>Web</w:t>
-                  </w:r>
-                  <w:r>
-                    <w:rPr>
-                      <w:b/>
-                      <w:bCs/>
-                    </w:rPr>
-                    <w:t>app</w:t>
+                    <w:t>Webapp</w:t>
                   </w:r>
                   <w:r>
                     <w:rPr>
@@ -4672,16 +7119,7 @@
                     <w:t xml:space="preserve"> packages</w:t>
                   </w:r>
                   <w:r>
-                    <w:t>:</w:t>
-                  </w:r>
-                  <w:r>
-                    <w:t xml:space="preserve">  </w:t>
-                  </w:r>
-                  <w:r>
-                    <w:t>React.js / Electron.js / Cesium.js</w:t>
-                  </w:r>
-                  <w:r>
-                    <w:t xml:space="preserve"> / Bootstrap</w:t>
+                    <w:t>:  React.js / Electron.js / Cesium.js / Bootstrap</w:t>
                   </w:r>
                 </w:p>
                 <w:p>
@@ -4715,22 +7153,19 @@
           </w:tbl>
           <w:p>
             <w:pPr>
-              <w:pStyle w:val="Element"/>
+              <w:pStyle w:val="Heading2"/>
               <w:keepNext w:val="0"/>
-              <w:rPr>
-                <w:rFonts w:asciiTheme="majorHAnsi" w:hAnsiTheme="majorHAnsi"/>
-              </w:rPr>
             </w:pPr>
           </w:p>
         </w:tc>
       </w:tr>
       <w:tr>
         <w:trPr>
-          <w:trHeight w:val="67"/>
+          <w:trHeight w:val="98"/>
         </w:trPr>
         <w:tc>
           <w:tcPr>
-            <w:tcW w:w="458" w:type="pct"/>
+            <w:tcW w:w="467" w:type="pct"/>
           </w:tcPr>
           <w:p>
             <w:pPr>
@@ -4745,7 +7180,7 @@
         </w:tc>
         <w:tc>
           <w:tcPr>
-            <w:tcW w:w="86" w:type="pct"/>
+            <w:tcW w:w="77" w:type="pct"/>
           </w:tcPr>
           <w:p>
             <w:pPr>
@@ -4762,10 +7197,9 @@
           </w:tcPr>
           <w:p>
             <w:pPr>
-              <w:pStyle w:val="Element"/>
+              <w:pStyle w:val="Heading2"/>
               <w:keepNext w:val="0"/>
               <w:rPr>
-                <w:rFonts w:asciiTheme="majorHAnsi" w:hAnsiTheme="majorHAnsi"/>
                 <w:sz w:val="10"/>
                 <w:szCs w:val="10"/>
               </w:rPr>
@@ -4775,26 +7209,22 @@
       </w:tr>
       <w:tr>
         <w:trPr>
-          <w:trHeight w:val="1304"/>
+          <w:trHeight w:val="98"/>
         </w:trPr>
         <w:tc>
           <w:tcPr>
-            <w:tcW w:w="458" w:type="pct"/>
+            <w:tcW w:w="467" w:type="pct"/>
           </w:tcPr>
           <w:p>
             <w:pPr>
               <w:pStyle w:val="Heading1"/>
               <w:keepNext w:val="0"/>
-              <w:rPr>
-                <w:sz w:val="10"/>
-                <w:szCs w:val="10"/>
-              </w:rPr>
-            </w:pPr>
-          </w:p>
-        </w:tc>
-        <w:tc>
-          <w:tcPr>
-            <w:tcW w:w="86" w:type="pct"/>
+            </w:pPr>
+          </w:p>
+        </w:tc>
+        <w:tc>
+          <w:tcPr>
+            <w:tcW w:w="77" w:type="pct"/>
           </w:tcPr>
           <w:p>
             <w:pPr>
@@ -4855,13 +7285,7 @@
                     <w:rPr>
                       <w:rFonts w:asciiTheme="majorHAnsi" w:hAnsiTheme="majorHAnsi"/>
                     </w:rPr>
-                    <w:t>Software</w:t>
-                  </w:r>
-                  <w:r>
-                    <w:rPr>
-                      <w:rFonts w:asciiTheme="majorHAnsi" w:hAnsiTheme="majorHAnsi"/>
-                    </w:rPr>
-                    <w:t xml:space="preserve"> Skills</w:t>
+                    <w:t>Software Skills</w:t>
                   </w:r>
                 </w:p>
               </w:tc>
@@ -4924,7 +7348,15 @@
                     <w:t>Microservices</w:t>
                   </w:r>
                   <w:r>
-                    <w:t>:  Docker / Singularity / Podman / Kubernetes</w:t>
+                    <w:t xml:space="preserve">:  Docker / Singularity / </w:t>
+                  </w:r>
+                  <w:proofErr w:type="spellStart"/>
+                  <w:r>
+                    <w:t>Podman</w:t>
+                  </w:r>
+                  <w:proofErr w:type="spellEnd"/>
+                  <w:r>
+                    <w:t xml:space="preserve"> / Kubernetes</w:t>
                   </w:r>
                 </w:p>
                 <w:p>
@@ -4977,13 +7409,23 @@
                     <w:t>Databases</w:t>
                   </w:r>
                   <w:r>
-                    <w:t xml:space="preserve">: InfluxDB / MongoDB / MySQL / SQLite / </w:t>
-                  </w:r>
-                  <w:r>
-                    <w:t xml:space="preserve">GraphQL / </w:t>
-                  </w:r>
-                  <w:r>
-                    <w:t>Redis</w:t>
+                    <w:t xml:space="preserve">: </w:t>
+                  </w:r>
+                  <w:proofErr w:type="spellStart"/>
+                  <w:r>
+                    <w:t>InfluxDB</w:t>
+                  </w:r>
+                  <w:proofErr w:type="spellEnd"/>
+                  <w:r>
+                    <w:t xml:space="preserve"> / MongoDB / MySQL / SQLite / </w:t>
+                  </w:r>
+                  <w:proofErr w:type="spellStart"/>
+                  <w:r>
+                    <w:t>GraphQL</w:t>
+                  </w:r>
+                  <w:proofErr w:type="spellEnd"/>
+                  <w:r>
+                    <w:t xml:space="preserve"> / Redis</w:t>
                   </w:r>
                 </w:p>
                 <w:p>
@@ -4996,10 +7438,7 @@
                     <w:ind w:left="245" w:hanging="164"/>
                   </w:pPr>
                   <w:r>
-                    <w:t xml:space="preserve">TCP / UDP </w:t>
-                  </w:r>
-                  <w:r>
-                    <w:t>Networking</w:t>
+                    <w:t>TCP / UDP Networking</w:t>
                   </w:r>
                 </w:p>
                 <w:p>
@@ -5026,25 +7465,7 @@
                     <w:t xml:space="preserve"> &amp; Apps</w:t>
                   </w:r>
                   <w:r>
-                    <w:t xml:space="preserve">: </w:t>
-                  </w:r>
-                  <w:r>
-                    <w:t>Linu</w:t>
-                  </w:r>
-                  <w:r>
-                    <w:t xml:space="preserve">x / </w:t>
-                  </w:r>
-                  <w:r>
-                    <w:t>macOS</w:t>
-                  </w:r>
-                  <w:r>
-                    <w:t xml:space="preserve"> / </w:t>
-                  </w:r>
-                  <w:r>
-                    <w:t>Windows</w:t>
-                  </w:r>
-                  <w:r>
-                    <w:t xml:space="preserve"> / iOS / Android</w:t>
+                    <w:t>: Linux / macOS / Windows / iOS / Android</w:t>
                   </w:r>
                 </w:p>
               </w:tc>
@@ -5135,22 +7556,11 @@
                     <w:t>Microcontrollers</w:t>
                   </w:r>
                   <w:r>
-                    <w:t xml:space="preserve">: </w:t>
-                  </w:r>
-                  <w:r>
-                    <w:t>Raspberry Pi / Arduino</w:t>
-                  </w:r>
-                  <w:r>
-                    <w:t xml:space="preserve"> </w:t>
+                    <w:t>: Raspberry Pi / Arduino / STM32</w:t>
                   </w:r>
                   <w:r>
                     <w:br/>
-                  </w:r>
-                  <w:r>
-                    <w:t>/ STM32</w:t>
-                  </w:r>
-                  <w:r>
-                    <w:t xml:space="preserve"> / PIC32</w:t>
+                    <w:t>/ PIC32</w:t>
                   </w:r>
                 </w:p>
               </w:tc>
@@ -5158,9 +7568,24 @@
           </w:tbl>
           <w:p>
             <w:pPr>
-              <w:tabs>
-                <w:tab w:val="left" w:pos="2560"/>
-              </w:tabs>
+              <w:pStyle w:val="Heading2"/>
+              <w:keepNext w:val="0"/>
+            </w:pPr>
+          </w:p>
+        </w:tc>
+      </w:tr>
+      <w:tr>
+        <w:trPr>
+          <w:trHeight w:val="98"/>
+        </w:trPr>
+        <w:tc>
+          <w:tcPr>
+            <w:tcW w:w="467" w:type="pct"/>
+          </w:tcPr>
+          <w:p>
+            <w:pPr>
+              <w:pStyle w:val="Heading1"/>
+              <w:keepNext w:val="0"/>
               <w:rPr>
                 <w:sz w:val="10"/>
                 <w:szCs w:val="10"/>
@@ -5168,11 +7593,42 @@
             </w:pPr>
           </w:p>
         </w:tc>
+        <w:tc>
+          <w:tcPr>
+            <w:tcW w:w="77" w:type="pct"/>
+          </w:tcPr>
+          <w:p>
+            <w:pPr>
+              <w:rPr>
+                <w:sz w:val="10"/>
+                <w:szCs w:val="10"/>
+              </w:rPr>
+            </w:pPr>
+          </w:p>
+        </w:tc>
+        <w:tc>
+          <w:tcPr>
+            <w:tcW w:w="4456" w:type="pct"/>
+          </w:tcPr>
+          <w:p>
+            <w:pPr>
+              <w:pStyle w:val="Heading2"/>
+              <w:keepNext w:val="0"/>
+              <w:rPr>
+                <w:sz w:val="10"/>
+                <w:szCs w:val="10"/>
+              </w:rPr>
+            </w:pPr>
+          </w:p>
+        </w:tc>
       </w:tr>
       <w:tr>
-        <w:tc>
-          <w:tcPr>
-            <w:tcW w:w="458" w:type="pct"/>
+        <w:trPr>
+          <w:trHeight w:val="98"/>
+        </w:trPr>
+        <w:tc>
+          <w:tcPr>
+            <w:tcW w:w="467" w:type="pct"/>
           </w:tcPr>
           <w:p>
             <w:pPr>
@@ -5183,11 +7639,18 @@
                 <w:szCs w:val="10"/>
               </w:rPr>
             </w:pPr>
-          </w:p>
-        </w:tc>
-        <w:tc>
-          <w:tcPr>
-            <w:tcW w:w="86" w:type="pct"/>
+            <w:r>
+              <w:rPr>
+                <w:sz w:val="17"/>
+                <w:szCs w:val="17"/>
+              </w:rPr>
+              <w:t>Professional Organizations</w:t>
+            </w:r>
+          </w:p>
+        </w:tc>
+        <w:tc>
+          <w:tcPr>
+            <w:tcW w:w="77" w:type="pct"/>
           </w:tcPr>
           <w:p>
             <w:pPr>
@@ -5204,44 +7667,117 @@
           </w:tcPr>
           <w:p>
             <w:pPr>
+              <w:pStyle w:val="Heading2"/>
+              <w:ind w:left="-13"/>
+            </w:pPr>
+            <w:proofErr w:type="spellStart"/>
+            <w:r>
+              <w:t>Eta</w:t>
+            </w:r>
+            <w:proofErr w:type="spellEnd"/>
+            <w:r>
+              <w:t xml:space="preserve"> Kappa Nu </w:t>
+            </w:r>
+            <w:r>
+              <w:t>(</w:t>
+            </w:r>
+            <w:r>
+              <w:t xml:space="preserve">IEEE </w:t>
+            </w:r>
+            <w:r>
+              <w:t xml:space="preserve">Honor </w:t>
+            </w:r>
+            <w:proofErr w:type="gramStart"/>
+            <w:r>
+              <w:t>Society</w:t>
+            </w:r>
+            <w:r>
+              <w:t xml:space="preserve">)  </w:t>
+            </w:r>
+            <w:r>
+              <w:rPr>
+                <w:color w:val="4F81BD" w:themeColor="accent1"/>
+                <w:sz w:val="16"/>
+                <w:szCs w:val="24"/>
+              </w:rPr>
+              <w:t>[</w:t>
+            </w:r>
+            <w:proofErr w:type="gramEnd"/>
+            <w:r>
+              <w:rPr>
+                <w:color w:val="4F81BD" w:themeColor="accent1"/>
+                <w:sz w:val="16"/>
+                <w:szCs w:val="24"/>
+              </w:rPr>
+              <w:t xml:space="preserve"> 2021 – </w:t>
+            </w:r>
+            <w:proofErr w:type="gramStart"/>
+            <w:r>
+              <w:rPr>
+                <w:color w:val="4F81BD" w:themeColor="accent1"/>
+                <w:sz w:val="16"/>
+                <w:szCs w:val="24"/>
+              </w:rPr>
+              <w:t>Present ]</w:t>
+            </w:r>
+            <w:proofErr w:type="gramEnd"/>
+          </w:p>
+          <w:p>
+            <w:pPr>
+              <w:pStyle w:val="Heading2"/>
+              <w:keepNext w:val="0"/>
               <w:rPr>
                 <w:sz w:val="10"/>
                 <w:szCs w:val="10"/>
               </w:rPr>
             </w:pPr>
+            <w:proofErr w:type="gramStart"/>
+            <w:r>
+              <w:t xml:space="preserve">IEEE  </w:t>
+            </w:r>
+            <w:r>
+              <w:rPr>
+                <w:color w:val="4F81BD" w:themeColor="accent1"/>
+                <w:sz w:val="16"/>
+                <w:szCs w:val="24"/>
+              </w:rPr>
+              <w:t>[</w:t>
+            </w:r>
+            <w:proofErr w:type="gramEnd"/>
+            <w:r>
+              <w:rPr>
+                <w:color w:val="4F81BD" w:themeColor="accent1"/>
+                <w:sz w:val="16"/>
+                <w:szCs w:val="24"/>
+              </w:rPr>
+              <w:t xml:space="preserve"> 2021 – </w:t>
+            </w:r>
+            <w:proofErr w:type="gramStart"/>
+            <w:r>
+              <w:rPr>
+                <w:color w:val="4F81BD" w:themeColor="accent1"/>
+                <w:sz w:val="16"/>
+                <w:szCs w:val="24"/>
+              </w:rPr>
+              <w:t>Present ]</w:t>
+            </w:r>
+            <w:proofErr w:type="gramEnd"/>
           </w:p>
         </w:tc>
       </w:tr>
       <w:tr>
-        <w:tc>
-          <w:tcPr>
-            <w:tcW w:w="458" w:type="pct"/>
+        <w:trPr>
+          <w:trHeight w:val="98"/>
+        </w:trPr>
+        <w:tc>
+          <w:tcPr>
+            <w:tcW w:w="467" w:type="pct"/>
           </w:tcPr>
           <w:p>
             <w:pPr>
               <w:pStyle w:val="Heading1"/>
               <w:keepNext w:val="0"/>
               <w:rPr>
-                <w:sz w:val="17"/>
-                <w:szCs w:val="17"/>
-              </w:rPr>
-            </w:pPr>
-            <w:r>
-              <w:rPr>
-                <w:sz w:val="17"/>
-                <w:szCs w:val="17"/>
-              </w:rPr>
-              <w:t>Professional Organizations</w:t>
-            </w:r>
-          </w:p>
-        </w:tc>
-        <w:tc>
-          <w:tcPr>
-            <w:tcW w:w="86" w:type="pct"/>
-          </w:tcPr>
-          <w:p>
-            <w:pPr>
-              <w:rPr>
                 <w:sz w:val="10"/>
                 <w:szCs w:val="10"/>
               </w:rPr>
@@ -5250,6 +7786,72 @@
         </w:tc>
         <w:tc>
           <w:tcPr>
+            <w:tcW w:w="77" w:type="pct"/>
+          </w:tcPr>
+          <w:p>
+            <w:pPr>
+              <w:rPr>
+                <w:sz w:val="10"/>
+                <w:szCs w:val="10"/>
+              </w:rPr>
+            </w:pPr>
+          </w:p>
+        </w:tc>
+        <w:tc>
+          <w:tcPr>
+            <w:tcW w:w="4456" w:type="pct"/>
+          </w:tcPr>
+          <w:p>
+            <w:pPr>
+              <w:pStyle w:val="Heading2"/>
+              <w:keepNext w:val="0"/>
+              <w:rPr>
+                <w:sz w:val="10"/>
+                <w:szCs w:val="10"/>
+              </w:rPr>
+            </w:pPr>
+          </w:p>
+        </w:tc>
+      </w:tr>
+      <w:tr>
+        <w:trPr>
+          <w:trHeight w:val="98"/>
+        </w:trPr>
+        <w:tc>
+          <w:tcPr>
+            <w:tcW w:w="467" w:type="pct"/>
+          </w:tcPr>
+          <w:p>
+            <w:pPr>
+              <w:pStyle w:val="Heading1"/>
+              <w:keepNext w:val="0"/>
+            </w:pPr>
+            <w:r>
+              <w:t>Fellowships, Honors</w:t>
+            </w:r>
+            <w:r>
+              <w:t xml:space="preserve"> </w:t>
+            </w:r>
+            <w:r>
+              <w:t>&amp; Awards</w:t>
+            </w:r>
+          </w:p>
+        </w:tc>
+        <w:tc>
+          <w:tcPr>
+            <w:tcW w:w="77" w:type="pct"/>
+          </w:tcPr>
+          <w:p>
+            <w:pPr>
+              <w:rPr>
+                <w:sz w:val="10"/>
+                <w:szCs w:val="10"/>
+              </w:rPr>
+            </w:pPr>
+          </w:p>
+        </w:tc>
+        <w:tc>
+          <w:tcPr>
             <w:tcW w:w="4456" w:type="pct"/>
           </w:tcPr>
           <w:p>
@@ -5258,19 +7860,48 @@
               <w:ind w:left="-13"/>
             </w:pPr>
             <w:r>
-              <w:t xml:space="preserve">Eta Kappa Nu </w:t>
-            </w:r>
-            <w:r>
-              <w:t>(</w:t>
-            </w:r>
-            <w:r>
-              <w:t xml:space="preserve">IEEE </w:t>
-            </w:r>
-            <w:r>
-              <w:t>Honor Society</w:t>
-            </w:r>
-            <w:r>
-              <w:t xml:space="preserve">)  </w:t>
+              <w:t xml:space="preserve">Bradley Fellowship, </w:t>
+            </w:r>
+            <w:r>
+              <w:rPr>
+                <w:b w:val="0"/>
+                <w:bCs w:val="0"/>
+              </w:rPr>
+              <w:t>Virginia Tech</w:t>
+            </w:r>
+            <w:r>
+              <w:t xml:space="preserve">, </w:t>
+            </w:r>
+            <w:r>
+              <w:rPr>
+                <w:b w:val="0"/>
+                <w:bCs w:val="0"/>
+              </w:rPr>
+              <w:t>Bradley</w:t>
+            </w:r>
+            <w:r>
+              <w:t xml:space="preserve"> </w:t>
+            </w:r>
+            <w:r>
+              <w:rPr>
+                <w:b w:val="0"/>
+                <w:bCs w:val="0"/>
+              </w:rPr>
+              <w:t xml:space="preserve">Department of Electrical and Computer </w:t>
+            </w:r>
+            <w:proofErr w:type="gramStart"/>
+            <w:r>
+              <w:rPr>
+                <w:b w:val="0"/>
+                <w:bCs w:val="0"/>
+              </w:rPr>
+              <w:t>Engineering</w:t>
+            </w:r>
+            <w:r>
+              <w:t xml:space="preserve"> </w:t>
+            </w:r>
+            <w:r>
+              <w:t xml:space="preserve"> </w:t>
             </w:r>
             <w:r>
               <w:rPr>
@@ -5278,295 +7909,16 @@
                 <w:sz w:val="16"/>
                 <w:szCs w:val="24"/>
               </w:rPr>
-              <w:t>[ 2021 – Present ]</w:t>
-            </w:r>
-          </w:p>
-          <w:p>
-            <w:pPr>
-              <w:pStyle w:val="Heading2"/>
-              <w:ind w:left="-13"/>
-            </w:pPr>
-            <w:r>
-              <w:t xml:space="preserve">IEEE  </w:t>
-            </w:r>
+              <w:t>[</w:t>
+            </w:r>
+            <w:proofErr w:type="gramEnd"/>
             <w:r>
               <w:rPr>
                 <w:color w:val="4F81BD" w:themeColor="accent1"/>
                 <w:sz w:val="16"/>
                 <w:szCs w:val="24"/>
               </w:rPr>
-              <w:t>[ 2021 – Present ]</w:t>
-            </w:r>
-          </w:p>
-        </w:tc>
-      </w:tr>
-      <w:tr>
-        <w:tc>
-          <w:tcPr>
-            <w:tcW w:w="458" w:type="pct"/>
-          </w:tcPr>
-          <w:p>
-            <w:pPr>
-              <w:pStyle w:val="Heading1"/>
-              <w:keepNext w:val="0"/>
-              <w:rPr>
-                <w:sz w:val="10"/>
-                <w:szCs w:val="10"/>
-              </w:rPr>
-            </w:pPr>
-          </w:p>
-        </w:tc>
-        <w:tc>
-          <w:tcPr>
-            <w:tcW w:w="86" w:type="pct"/>
-          </w:tcPr>
-          <w:p>
-            <w:pPr>
-              <w:rPr>
-                <w:sz w:val="10"/>
-                <w:szCs w:val="10"/>
-              </w:rPr>
-            </w:pPr>
-          </w:p>
-        </w:tc>
-        <w:tc>
-          <w:tcPr>
-            <w:tcW w:w="4456" w:type="pct"/>
-          </w:tcPr>
-          <w:p>
-            <w:pPr>
-              <w:rPr>
-                <w:sz w:val="10"/>
-                <w:szCs w:val="10"/>
-              </w:rPr>
-            </w:pPr>
-          </w:p>
-        </w:tc>
-      </w:tr>
-      <w:tr>
-        <w:tc>
-          <w:tcPr>
-            <w:tcW w:w="458" w:type="pct"/>
-          </w:tcPr>
-          <w:p>
-            <w:pPr>
-              <w:pStyle w:val="Heading1"/>
-              <w:keepNext w:val="0"/>
-              <w:rPr>
-                <w:sz w:val="10"/>
-                <w:szCs w:val="10"/>
-              </w:rPr>
-            </w:pPr>
-            <w:r>
-              <w:rPr>
-                <w:sz w:val="17"/>
-                <w:szCs w:val="17"/>
-              </w:rPr>
-              <w:t>Service</w:t>
-            </w:r>
-            <w:r>
-              <w:rPr>
-                <w:sz w:val="17"/>
-                <w:szCs w:val="17"/>
-              </w:rPr>
-              <w:t xml:space="preserve"> </w:t>
-            </w:r>
-          </w:p>
-        </w:tc>
-        <w:tc>
-          <w:tcPr>
-            <w:tcW w:w="86" w:type="pct"/>
-          </w:tcPr>
-          <w:p>
-            <w:pPr>
-              <w:rPr>
-                <w:sz w:val="10"/>
-                <w:szCs w:val="10"/>
-              </w:rPr>
-            </w:pPr>
-          </w:p>
-        </w:tc>
-        <w:tc>
-          <w:tcPr>
-            <w:tcW w:w="4456" w:type="pct"/>
-          </w:tcPr>
-          <w:p>
-            <w:pPr>
-              <w:pStyle w:val="Heading2"/>
-              <w:keepNext w:val="0"/>
-            </w:pPr>
-            <w:r>
-              <w:t>Reviewer</w:t>
-            </w:r>
-          </w:p>
-          <w:p>
-            <w:pPr>
-              <w:pStyle w:val="Content"/>
-              <w:numPr>
-                <w:ilvl w:val="0"/>
-                <w:numId w:val="12"/>
-              </w:numPr>
-              <w:ind w:left="245" w:hanging="164"/>
-            </w:pPr>
-            <w:r>
-              <w:t>IEEE Transactions on Artificial Intelligence (TAI)</w:t>
-            </w:r>
-          </w:p>
-          <w:p>
-            <w:pPr>
-              <w:pStyle w:val="Content"/>
-              <w:numPr>
-                <w:ilvl w:val="0"/>
-                <w:numId w:val="12"/>
-              </w:numPr>
-              <w:ind w:left="245" w:hanging="164"/>
-            </w:pPr>
-            <w:r>
-              <w:t>IEEE Transactions on Mobile Computing (TMC)</w:t>
-            </w:r>
-          </w:p>
-          <w:p>
-            <w:pPr>
-              <w:pStyle w:val="Content"/>
-              <w:numPr>
-                <w:ilvl w:val="0"/>
-                <w:numId w:val="12"/>
-              </w:numPr>
-              <w:ind w:left="245" w:hanging="164"/>
-            </w:pPr>
-            <w:r>
-              <w:t>IEEE Transactions on Machine Learning in Communications and Networking (TMLCN)</w:t>
-            </w:r>
-          </w:p>
-          <w:p>
-            <w:pPr>
-              <w:pStyle w:val="Content"/>
-              <w:numPr>
-                <w:ilvl w:val="0"/>
-                <w:numId w:val="12"/>
-              </w:numPr>
-              <w:ind w:left="245" w:hanging="164"/>
-            </w:pPr>
-            <w:r>
-              <w:t>IEEE International Conference on Quantum Computing and Engineering (QCE)</w:t>
-            </w:r>
-          </w:p>
-          <w:p>
-            <w:pPr>
-              <w:pStyle w:val="Content"/>
-              <w:numPr>
-                <w:ilvl w:val="0"/>
-                <w:numId w:val="12"/>
-              </w:numPr>
-              <w:ind w:left="245" w:hanging="164"/>
-            </w:pPr>
-            <w:r>
-              <w:t>IEEE Middle East Conference on Communications and Networking (MECOM)</w:t>
-            </w:r>
-          </w:p>
-          <w:p>
-            <w:pPr>
-              <w:pStyle w:val="Content"/>
-              <w:numPr>
-                <w:ilvl w:val="0"/>
-                <w:numId w:val="12"/>
-              </w:numPr>
-              <w:ind w:left="245" w:hanging="164"/>
-            </w:pPr>
-            <w:r>
-              <w:t>IEEE International Symposium on Personal, Indoor and Mobile Radio Communications (PIMRC)</w:t>
-            </w:r>
-          </w:p>
-          <w:p>
-            <w:pPr>
-              <w:pStyle w:val="Content"/>
-              <w:numPr>
-                <w:ilvl w:val="0"/>
-                <w:numId w:val="12"/>
-              </w:numPr>
-              <w:ind w:left="245" w:hanging="164"/>
-            </w:pPr>
-            <w:r>
-              <w:t>IEEE International Performance Computing and Communications Conference (IPCC)</w:t>
-            </w:r>
-          </w:p>
-        </w:tc>
-      </w:tr>
-      <w:tr>
-        <w:tc>
-          <w:tcPr>
-            <w:tcW w:w="458" w:type="pct"/>
-          </w:tcPr>
-          <w:p>
-            <w:pPr>
-              <w:pStyle w:val="Heading1"/>
-              <w:keepNext w:val="0"/>
-            </w:pPr>
-            <w:r>
-              <w:lastRenderedPageBreak/>
-              <w:t xml:space="preserve">Fellowships, </w:t>
-            </w:r>
-            <w:r>
-              <w:t>Honors</w:t>
-            </w:r>
-            <w:r>
-              <w:t>, &amp;</w:t>
-            </w:r>
-            <w:r>
-              <w:t xml:space="preserve"> Awards</w:t>
-            </w:r>
-          </w:p>
-        </w:tc>
-        <w:tc>
-          <w:tcPr>
-            <w:tcW w:w="86" w:type="pct"/>
-          </w:tcPr>
-          <w:p/>
-        </w:tc>
-        <w:tc>
-          <w:tcPr>
-            <w:tcW w:w="4456" w:type="pct"/>
-          </w:tcPr>
-          <w:p>
-            <w:pPr>
-              <w:pStyle w:val="Heading2"/>
-              <w:ind w:left="-13"/>
-            </w:pPr>
-            <w:r>
-              <w:t>Bradley Fellowship</w:t>
-            </w:r>
-            <w:r>
-              <w:t xml:space="preserve">, </w:t>
-            </w:r>
-            <w:r>
-              <w:rPr>
-                <w:b w:val="0"/>
-                <w:bCs w:val="0"/>
-              </w:rPr>
-              <w:t>Virginia Tech</w:t>
-            </w:r>
-            <w:r>
-              <w:t xml:space="preserve">, </w:t>
-            </w:r>
-            <w:r>
-              <w:rPr>
-                <w:b w:val="0"/>
-                <w:bCs w:val="0"/>
-              </w:rPr>
-              <w:t>Bradley</w:t>
-            </w:r>
-            <w:r>
-              <w:t xml:space="preserve"> </w:t>
-            </w:r>
-            <w:r>
-              <w:rPr>
-                <w:b w:val="0"/>
-                <w:bCs w:val="0"/>
-              </w:rPr>
-              <w:t>Department of Electrical and Computer Engineering</w:t>
-            </w:r>
-            <w:r>
-              <w:t xml:space="preserve"> </w:t>
+              <w:t xml:space="preserve"> 202</w:t>
             </w:r>
             <w:r>
               <w:rPr>
@@ -5574,7 +7926,7 @@
                 <w:sz w:val="16"/>
                 <w:szCs w:val="24"/>
               </w:rPr>
-              <w:t>[ 202</w:t>
+              <w:t>2</w:t>
             </w:r>
             <w:r>
               <w:rPr>
@@ -5582,16 +7934,18 @@
                 <w:sz w:val="16"/>
                 <w:szCs w:val="24"/>
               </w:rPr>
-              <w:t>2</w:t>
-            </w:r>
+              <w:t xml:space="preserve"> – </w:t>
+            </w:r>
+            <w:proofErr w:type="gramStart"/>
             <w:r>
               <w:rPr>
                 <w:color w:val="4F81BD" w:themeColor="accent1"/>
                 <w:sz w:val="16"/>
                 <w:szCs w:val="24"/>
               </w:rPr>
-              <w:t xml:space="preserve"> – Present ]</w:t>
-            </w:r>
+              <w:t>Present ]</w:t>
+            </w:r>
+            <w:proofErr w:type="gramEnd"/>
           </w:p>
           <w:p>
             <w:pPr>
@@ -5642,33 +7996,7 @@
                 <w:sz w:val="16"/>
                 <w:szCs w:val="16"/>
               </w:rPr>
-              <w:t>Fall 2013, Spring 2014, Spring 2015*, Fall 2015, Spring 2016*, Fall 2016*</w:t>
-            </w:r>
-            <w:r>
-              <w:rPr>
-                <w:rFonts w:ascii="Helvetica Neue" w:hAnsi="Helvetica Neue"/>
-                <w:b w:val="0"/>
-                <w:bCs w:val="0"/>
-                <w:i/>
-                <w:iCs/>
-                <w:color w:val="7F7F7F" w:themeColor="text1" w:themeTint="80"/>
-                <w:sz w:val="16"/>
-                <w:szCs w:val="16"/>
-              </w:rPr>
-              <w:t>, where</w:t>
-            </w:r>
-            <w:r>
-              <w:rPr>
-                <w:rFonts w:ascii="Helvetica Neue" w:hAnsi="Helvetica Neue"/>
-                <w:b w:val="0"/>
-                <w:bCs w:val="0"/>
-                <w:i/>
-                <w:iCs/>
-                <w:color w:val="7F7F7F" w:themeColor="text1" w:themeTint="80"/>
-                <w:sz w:val="16"/>
-                <w:szCs w:val="16"/>
-              </w:rPr>
-              <w:t xml:space="preserve"> (*) = with distinction</w:t>
+              <w:t>Fall 2013, Spring 2014, Spring 2015*, Fall 2015, Spring 2016*, Fall 2016*, where (*) = with distinction</w:t>
             </w:r>
           </w:p>
           <w:p>
@@ -5780,26 +8108,6 @@
               </w:numPr>
               <w:ind w:left="174" w:hanging="180"/>
               <w:rPr>
-                <w:b w:val="0"/>
-                <w:bCs w:val="0"/>
-                <w:color w:val="7F7F7F" w:themeColor="text1" w:themeTint="80"/>
-                <w:sz w:val="16"/>
-                <w:szCs w:val="16"/>
-              </w:rPr>
-            </w:pPr>
-            <w:r>
-              <w:rPr>
-                <w:rFonts w:ascii="Helvetica Neue" w:hAnsi="Helvetica Neue"/>
-                <w:b w:val="0"/>
-                <w:bCs w:val="0"/>
-                <w:color w:val="7F7F7F" w:themeColor="text1" w:themeTint="80"/>
-                <w:sz w:val="16"/>
-                <w:szCs w:val="16"/>
-              </w:rPr>
-              <w:t xml:space="preserve">Germanna Community College: </w:t>
-            </w:r>
-            <w:r>
-              <w:rPr>
                 <w:rFonts w:ascii="Helvetica Neue" w:hAnsi="Helvetica Neue"/>
                 <w:b w:val="0"/>
                 <w:bCs w:val="0"/>
@@ -5809,15 +8117,204 @@
                 <w:sz w:val="16"/>
                 <w:szCs w:val="16"/>
               </w:rPr>
+            </w:pPr>
+            <w:r>
+              <w:rPr>
+                <w:rFonts w:ascii="Helvetica Neue" w:hAnsi="Helvetica Neue"/>
+                <w:b w:val="0"/>
+                <w:bCs w:val="0"/>
+                <w:color w:val="7F7F7F" w:themeColor="text1" w:themeTint="80"/>
+                <w:sz w:val="16"/>
+                <w:szCs w:val="16"/>
+              </w:rPr>
+              <w:t xml:space="preserve">Germanna Community College: </w:t>
+            </w:r>
+            <w:r>
+              <w:rPr>
+                <w:rFonts w:ascii="Helvetica Neue" w:hAnsi="Helvetica Neue"/>
+                <w:b w:val="0"/>
+                <w:bCs w:val="0"/>
+                <w:i/>
+                <w:iCs/>
+                <w:color w:val="7F7F7F" w:themeColor="text1" w:themeTint="80"/>
+                <w:sz w:val="16"/>
+                <w:szCs w:val="16"/>
+              </w:rPr>
               <w:t>Fall 2010</w:t>
+            </w:r>
+          </w:p>
+          <w:p>
+            <w:pPr>
+              <w:pStyle w:val="Heading2"/>
+              <w:keepNext w:val="0"/>
+            </w:pPr>
+            <w:r>
+              <w:t>SEAP, ASEE</w:t>
+            </w:r>
+          </w:p>
+          <w:p>
+            <w:pPr>
+              <w:pStyle w:val="Heading2"/>
+              <w:keepNext w:val="0"/>
+              <w:numPr>
+                <w:ilvl w:val="0"/>
+                <w:numId w:val="19"/>
+              </w:numPr>
+              <w:ind w:left="174" w:hanging="180"/>
+              <w:rPr>
+                <w:rFonts w:ascii="Helvetica Neue" w:hAnsi="Helvetica Neue"/>
+                <w:b w:val="0"/>
+                <w:bCs w:val="0"/>
+                <w:i/>
+                <w:iCs/>
+                <w:color w:val="7F7F7F" w:themeColor="text1" w:themeTint="80"/>
+                <w:sz w:val="16"/>
+                <w:szCs w:val="16"/>
+              </w:rPr>
+            </w:pPr>
+            <w:r>
+              <w:rPr>
+                <w:rFonts w:ascii="Helvetica Neue" w:hAnsi="Helvetica Neue"/>
+                <w:b w:val="0"/>
+                <w:bCs w:val="0"/>
+                <w:color w:val="7F7F7F" w:themeColor="text1" w:themeTint="80"/>
+                <w:sz w:val="16"/>
+                <w:szCs w:val="16"/>
+              </w:rPr>
+              <w:t>201</w:t>
+            </w:r>
+            <w:r>
+              <w:rPr>
+                <w:rFonts w:ascii="Helvetica Neue" w:hAnsi="Helvetica Neue"/>
+                <w:b w:val="0"/>
+                <w:bCs w:val="0"/>
+                <w:color w:val="7F7F7F" w:themeColor="text1" w:themeTint="80"/>
+                <w:sz w:val="16"/>
+                <w:szCs w:val="16"/>
+              </w:rPr>
+              <w:t>1</w:t>
+            </w:r>
+            <w:r>
+              <w:rPr>
+                <w:rFonts w:ascii="Helvetica Neue" w:hAnsi="Helvetica Neue"/>
+                <w:b w:val="0"/>
+                <w:bCs w:val="0"/>
+                <w:color w:val="7F7F7F" w:themeColor="text1" w:themeTint="80"/>
+                <w:sz w:val="16"/>
+                <w:szCs w:val="16"/>
+              </w:rPr>
+              <w:t xml:space="preserve"> – </w:t>
+            </w:r>
+            <w:r>
+              <w:rPr>
+                <w:rFonts w:ascii="Helvetica Neue" w:hAnsi="Helvetica Neue"/>
+                <w:b w:val="0"/>
+                <w:bCs w:val="0"/>
+                <w:color w:val="7F7F7F" w:themeColor="text1" w:themeTint="80"/>
+                <w:sz w:val="16"/>
+                <w:szCs w:val="16"/>
+              </w:rPr>
+              <w:t>2</w:t>
+            </w:r>
+            <w:r>
+              <w:rPr>
+                <w:rFonts w:ascii="Helvetica Neue" w:hAnsi="Helvetica Neue"/>
+                <w:b w:val="0"/>
+                <w:bCs w:val="0"/>
+                <w:color w:val="7F7F7F" w:themeColor="text1" w:themeTint="80"/>
+                <w:sz w:val="16"/>
+                <w:szCs w:val="16"/>
+                <w:vertAlign w:val="superscript"/>
+              </w:rPr>
+              <w:t>nd</w:t>
+            </w:r>
+            <w:r>
+              <w:rPr>
+                <w:rFonts w:ascii="Helvetica Neue" w:hAnsi="Helvetica Neue"/>
+                <w:b w:val="0"/>
+                <w:bCs w:val="0"/>
+                <w:color w:val="7F7F7F" w:themeColor="text1" w:themeTint="80"/>
+                <w:sz w:val="16"/>
+                <w:szCs w:val="16"/>
+              </w:rPr>
+              <w:t xml:space="preserve"> </w:t>
+            </w:r>
+            <w:r>
+              <w:rPr>
+                <w:rFonts w:ascii="Helvetica Neue" w:hAnsi="Helvetica Neue"/>
+                <w:b w:val="0"/>
+                <w:bCs w:val="0"/>
+                <w:color w:val="7F7F7F" w:themeColor="text1" w:themeTint="80"/>
+                <w:sz w:val="16"/>
+                <w:szCs w:val="16"/>
+              </w:rPr>
+              <w:t>Place Intern Project Presentation Award, Space Systems</w:t>
+            </w:r>
+          </w:p>
+          <w:p>
+            <w:pPr>
+              <w:pStyle w:val="Heading2"/>
+              <w:keepNext w:val="0"/>
+              <w:numPr>
+                <w:ilvl w:val="0"/>
+                <w:numId w:val="19"/>
+              </w:numPr>
+              <w:ind w:left="174" w:hanging="180"/>
+              <w:rPr>
+                <w:rFonts w:ascii="Helvetica Neue" w:hAnsi="Helvetica Neue"/>
+                <w:b w:val="0"/>
+                <w:bCs w:val="0"/>
+                <w:i/>
+                <w:iCs/>
+                <w:color w:val="7F7F7F" w:themeColor="text1" w:themeTint="80"/>
+                <w:sz w:val="16"/>
+                <w:szCs w:val="16"/>
+              </w:rPr>
+            </w:pPr>
+            <w:r>
+              <w:rPr>
+                <w:rFonts w:ascii="Helvetica Neue" w:hAnsi="Helvetica Neue"/>
+                <w:b w:val="0"/>
+                <w:bCs w:val="0"/>
+                <w:color w:val="7F7F7F" w:themeColor="text1" w:themeTint="80"/>
+                <w:sz w:val="16"/>
+                <w:szCs w:val="16"/>
+              </w:rPr>
+              <w:t>2010 – 1</w:t>
+            </w:r>
+            <w:r>
+              <w:rPr>
+                <w:rFonts w:ascii="Helvetica Neue" w:hAnsi="Helvetica Neue"/>
+                <w:b w:val="0"/>
+                <w:bCs w:val="0"/>
+                <w:color w:val="7F7F7F" w:themeColor="text1" w:themeTint="80"/>
+                <w:sz w:val="16"/>
+                <w:szCs w:val="16"/>
+                <w:vertAlign w:val="superscript"/>
+              </w:rPr>
+              <w:t>st</w:t>
+            </w:r>
+            <w:r>
+              <w:rPr>
+                <w:rFonts w:ascii="Helvetica Neue" w:hAnsi="Helvetica Neue"/>
+                <w:b w:val="0"/>
+                <w:bCs w:val="0"/>
+                <w:color w:val="7F7F7F" w:themeColor="text1" w:themeTint="80"/>
+                <w:sz w:val="16"/>
+                <w:szCs w:val="16"/>
+              </w:rPr>
+              <w:t xml:space="preserve"> Place Intern Project Presentation Award, Space Systems</w:t>
             </w:r>
           </w:p>
         </w:tc>
       </w:tr>
       <w:tr>
-        <w:tc>
-          <w:tcPr>
-            <w:tcW w:w="458" w:type="pct"/>
+        <w:trPr>
+          <w:trHeight w:val="98"/>
+        </w:trPr>
+        <w:tc>
+          <w:tcPr>
+            <w:tcW w:w="467" w:type="pct"/>
           </w:tcPr>
           <w:p>
             <w:pPr>
@@ -5832,7 +8329,7 @@
         </w:tc>
         <w:tc>
           <w:tcPr>
-            <w:tcW w:w="86" w:type="pct"/>
+            <w:tcW w:w="77" w:type="pct"/>
           </w:tcPr>
           <w:p>
             <w:pPr>
@@ -5850,7 +8347,7 @@
           <w:p>
             <w:pPr>
               <w:pStyle w:val="Heading2"/>
-              <w:ind w:left="-13"/>
+              <w:keepNext w:val="0"/>
               <w:rPr>
                 <w:sz w:val="10"/>
                 <w:szCs w:val="10"/>
@@ -5860,10 +8357,12 @@
         </w:tc>
       </w:tr>
       <w:tr>
-        <w:tc>
-          <w:tcPr>
-            <w:tcW w:w="458" w:type="pct"/>
-            <w:vMerge w:val="restart"/>
+        <w:trPr>
+          <w:trHeight w:val="98"/>
+        </w:trPr>
+        <w:tc>
+          <w:tcPr>
+            <w:tcW w:w="467" w:type="pct"/>
           </w:tcPr>
           <w:p>
             <w:pPr>
@@ -5871,15 +8370,22 @@
               <w:keepNext w:val="0"/>
             </w:pPr>
             <w:r>
-              <w:t>Activities &amp; Leadership</w:t>
-            </w:r>
-          </w:p>
-        </w:tc>
-        <w:tc>
-          <w:tcPr>
-            <w:tcW w:w="86" w:type="pct"/>
-          </w:tcPr>
-          <w:p/>
+              <w:t>Leadership &amp; Activities</w:t>
+            </w:r>
+          </w:p>
+        </w:tc>
+        <w:tc>
+          <w:tcPr>
+            <w:tcW w:w="77" w:type="pct"/>
+          </w:tcPr>
+          <w:p>
+            <w:pPr>
+              <w:rPr>
+                <w:sz w:val="10"/>
+                <w:szCs w:val="10"/>
+              </w:rPr>
+            </w:pPr>
+          </w:p>
         </w:tc>
         <w:tc>
           <w:tcPr>
@@ -5888,15 +8394,51 @@
           <w:p>
             <w:pPr>
               <w:pStyle w:val="Heading2"/>
-              <w:ind w:left="-13"/>
-            </w:pPr>
-            <w:r>
-              <w:t xml:space="preserve">Chi Alpha Campus </w:t>
-            </w:r>
-            <w:r>
-              <w:t>Ministries</w:t>
-            </w:r>
-            <w:r>
+              <w:keepNext w:val="0"/>
+            </w:pPr>
+            <w:r>
+              <w:t>Resident Advisor</w:t>
+            </w:r>
+            <w:r>
+              <w:rPr>
+                <w:b w:val="0"/>
+                <w:bCs w:val="0"/>
+              </w:rPr>
+              <w:t xml:space="preserve">, </w:t>
+            </w:r>
+            <w:r>
+              <w:rPr>
+                <w:b w:val="0"/>
+                <w:bCs w:val="0"/>
+              </w:rPr>
+              <w:t xml:space="preserve">employment, Virginia </w:t>
+            </w:r>
+            <w:proofErr w:type="gramStart"/>
+            <w:r>
+              <w:rPr>
+                <w:b w:val="0"/>
+                <w:bCs w:val="0"/>
+              </w:rPr>
+              <w:t>Tech</w:t>
+            </w:r>
+            <w:r>
+              <w:t xml:space="preserve">  </w:t>
+            </w:r>
+            <w:r>
+              <w:rPr>
+                <w:color w:val="4F81BD" w:themeColor="accent1"/>
+                <w:sz w:val="16"/>
+                <w:szCs w:val="16"/>
+              </w:rPr>
+              <w:t>[</w:t>
+            </w:r>
+            <w:proofErr w:type="gramEnd"/>
+            <w:r>
+              <w:rPr>
+                <w:color w:val="4F81BD" w:themeColor="accent1"/>
+                <w:sz w:val="16"/>
+                <w:szCs w:val="16"/>
+              </w:rPr>
               <w:t xml:space="preserve"> </w:t>
             </w:r>
             <w:r>
@@ -5905,15 +8447,7 @@
                 <w:sz w:val="16"/>
                 <w:szCs w:val="16"/>
               </w:rPr>
-              <w:t>[ 201</w:t>
-            </w:r>
-            <w:r>
-              <w:rPr>
-                <w:color w:val="4F81BD" w:themeColor="accent1"/>
-                <w:sz w:val="16"/>
-                <w:szCs w:val="16"/>
-              </w:rPr>
-              <w:t>2</w:t>
+              <w:t>8/2016</w:t>
             </w:r>
             <w:r>
               <w:rPr>
@@ -5929,16 +8463,26 @@
                 <w:sz w:val="16"/>
                 <w:szCs w:val="16"/>
               </w:rPr>
-              <w:t>2023</w:t>
-            </w:r>
-            <w:r>
-              <w:rPr>
-                <w:color w:val="4F81BD" w:themeColor="accent1"/>
-                <w:sz w:val="16"/>
-                <w:szCs w:val="16"/>
-              </w:rPr>
-              <w:t xml:space="preserve"> ] </w:t>
-            </w:r>
+              <w:t>12/</w:t>
+            </w:r>
+            <w:proofErr w:type="gramStart"/>
+            <w:r>
+              <w:rPr>
+                <w:color w:val="4F81BD" w:themeColor="accent1"/>
+                <w:sz w:val="16"/>
+                <w:szCs w:val="16"/>
+              </w:rPr>
+              <w:t>2016</w:t>
+            </w:r>
+            <w:r>
+              <w:rPr>
+                <w:color w:val="4F81BD" w:themeColor="accent1"/>
+                <w:sz w:val="16"/>
+                <w:szCs w:val="16"/>
+              </w:rPr>
+              <w:t xml:space="preserve"> ]</w:t>
+            </w:r>
+            <w:proofErr w:type="gramEnd"/>
             <w:r>
               <w:rPr>
                 <w:color w:val="4F81BD" w:themeColor="accent1"/>
@@ -5949,6 +8493,14 @@
             </w:r>
             <w:r>
               <w:rPr>
+                <w:color w:val="4F81BD" w:themeColor="accent1"/>
+                <w:sz w:val="16"/>
+                <w:szCs w:val="16"/>
+              </w:rPr>
+              <w:t xml:space="preserve"> </w:t>
+            </w:r>
+            <w:r>
+              <w:rPr>
                 <w:rFonts w:ascii="Helvetica Neue" w:hAnsi="Helvetica Neue"/>
                 <w:b w:val="0"/>
                 <w:bCs w:val="0"/>
@@ -5956,38 +8508,18 @@
                 <w:sz w:val="16"/>
                 <w:szCs w:val="16"/>
               </w:rPr>
-              <w:t xml:space="preserve">Co-led life groups of 8+ students and organized </w:t>
-            </w:r>
-            <w:r>
-              <w:rPr>
-                <w:rFonts w:ascii="Helvetica Neue" w:hAnsi="Helvetica Neue"/>
-                <w:b w:val="0"/>
-                <w:bCs w:val="0"/>
-                <w:color w:val="7F7F7F" w:themeColor="text1" w:themeTint="80"/>
-                <w:sz w:val="16"/>
-                <w:szCs w:val="16"/>
-              </w:rPr>
-              <w:t xml:space="preserve">multi-group </w:t>
-            </w:r>
-            <w:r>
-              <w:rPr>
-                <w:rFonts w:ascii="Helvetica Neue" w:hAnsi="Helvetica Neue"/>
-                <w:b w:val="0"/>
-                <w:bCs w:val="0"/>
-                <w:color w:val="7F7F7F" w:themeColor="text1" w:themeTint="80"/>
-                <w:sz w:val="16"/>
-                <w:szCs w:val="16"/>
-              </w:rPr>
-              <w:t>events within the ministry.</w:t>
+              <w:t>Managed a residence hall floor of 37 undergraduate students. Scheduled and coordinated weekly events among residential staff and residents of multiple hall communities. Resolved conflicts amongst residents and residential staff. Documented nightly hall inspections and important student conduct information.</w:t>
             </w:r>
           </w:p>
         </w:tc>
       </w:tr>
       <w:tr>
-        <w:tc>
-          <w:tcPr>
-            <w:tcW w:w="458" w:type="pct"/>
-            <w:vMerge/>
+        <w:trPr>
+          <w:trHeight w:val="98"/>
+        </w:trPr>
+        <w:tc>
+          <w:tcPr>
+            <w:tcW w:w="467" w:type="pct"/>
           </w:tcPr>
           <w:p>
             <w:pPr>
@@ -5998,9 +8530,16 @@
         </w:tc>
         <w:tc>
           <w:tcPr>
-            <w:tcW w:w="86" w:type="pct"/>
-          </w:tcPr>
-          <w:p/>
+            <w:tcW w:w="77" w:type="pct"/>
+          </w:tcPr>
+          <w:p>
+            <w:pPr>
+              <w:rPr>
+                <w:sz w:val="10"/>
+                <w:szCs w:val="10"/>
+              </w:rPr>
+            </w:pPr>
+          </w:p>
         </w:tc>
         <w:tc>
           <w:tcPr>
@@ -6009,42 +8548,78 @@
           <w:p>
             <w:pPr>
               <w:pStyle w:val="Heading2"/>
-              <w:ind w:left="-13"/>
-            </w:pPr>
-            <w:r>
-              <w:t xml:space="preserve">Church Audio-Visual (AV), Information Technology (IT), and Experience Teams </w:t>
-            </w:r>
-            <w:r>
-              <w:rPr>
-                <w:color w:val="4F81BD" w:themeColor="accent1"/>
-                <w:sz w:val="16"/>
-                <w:szCs w:val="16"/>
-              </w:rPr>
-              <w:t>[ 20</w:t>
-            </w:r>
-            <w:r>
-              <w:rPr>
-                <w:color w:val="4F81BD" w:themeColor="accent1"/>
-                <w:sz w:val="16"/>
-                <w:szCs w:val="16"/>
-              </w:rPr>
-              <w:t>20</w:t>
-            </w:r>
-            <w:r>
-              <w:rPr>
-                <w:color w:val="4F81BD" w:themeColor="accent1"/>
-                <w:sz w:val="16"/>
-                <w:szCs w:val="16"/>
-              </w:rPr>
-              <w:t xml:space="preserve"> – </w:t>
-            </w:r>
-            <w:r>
-              <w:rPr>
-                <w:color w:val="4F81BD" w:themeColor="accent1"/>
-                <w:sz w:val="16"/>
-                <w:szCs w:val="16"/>
-              </w:rPr>
-              <w:t>2024</w:t>
+              <w:keepNext w:val="0"/>
+            </w:pPr>
+            <w:r>
+              <w:t>Academic Tutor</w:t>
+            </w:r>
+            <w:r>
+              <w:rPr>
+                <w:b w:val="0"/>
+                <w:bCs w:val="0"/>
+              </w:rPr>
+              <w:t xml:space="preserve">, employment, Germanna Community </w:t>
+            </w:r>
+            <w:proofErr w:type="gramStart"/>
+            <w:r>
+              <w:rPr>
+                <w:b w:val="0"/>
+                <w:bCs w:val="0"/>
+              </w:rPr>
+              <w:t>College</w:t>
+            </w:r>
+            <w:r>
+              <w:t xml:space="preserve">  </w:t>
+            </w:r>
+            <w:r>
+              <w:rPr>
+                <w:color w:val="4F81BD" w:themeColor="accent1"/>
+                <w:sz w:val="16"/>
+                <w:szCs w:val="16"/>
+              </w:rPr>
+              <w:t>[</w:t>
+            </w:r>
+            <w:proofErr w:type="gramEnd"/>
+            <w:r>
+              <w:rPr>
+                <w:color w:val="4F81BD" w:themeColor="accent1"/>
+                <w:sz w:val="16"/>
+                <w:szCs w:val="16"/>
+              </w:rPr>
+              <w:t xml:space="preserve"> </w:t>
+            </w:r>
+            <w:r>
+              <w:rPr>
+                <w:color w:val="4F81BD" w:themeColor="accent1"/>
+                <w:sz w:val="16"/>
+                <w:szCs w:val="16"/>
+              </w:rPr>
+              <w:t xml:space="preserve">1/2012 </w:t>
+            </w:r>
+            <w:r>
+              <w:rPr>
+                <w:color w:val="4F81BD" w:themeColor="accent1"/>
+                <w:sz w:val="16"/>
+                <w:szCs w:val="16"/>
+              </w:rPr>
+              <w:t xml:space="preserve">– </w:t>
+            </w:r>
+            <w:r>
+              <w:rPr>
+                <w:color w:val="4F81BD" w:themeColor="accent1"/>
+                <w:sz w:val="16"/>
+                <w:szCs w:val="16"/>
+              </w:rPr>
+              <w:t>5/</w:t>
+            </w:r>
+            <w:proofErr w:type="gramStart"/>
+            <w:r>
+              <w:rPr>
+                <w:color w:val="4F81BD" w:themeColor="accent1"/>
+                <w:sz w:val="16"/>
+                <w:szCs w:val="16"/>
+              </w:rPr>
+              <w:t>2012</w:t>
             </w:r>
             <w:r>
               <w:rPr>
@@ -6054,13 +8629,22 @@
               </w:rPr>
               <w:t xml:space="preserve"> ]</w:t>
             </w:r>
-            <w:r>
-              <w:rPr>
-                <w:color w:val="4F81BD" w:themeColor="accent1"/>
-                <w:sz w:val="16"/>
-                <w:szCs w:val="16"/>
-              </w:rPr>
-              <w:t xml:space="preserve">  </w:t>
+            <w:proofErr w:type="gramEnd"/>
+            <w:r>
+              <w:rPr>
+                <w:color w:val="4F81BD" w:themeColor="accent1"/>
+                <w:sz w:val="16"/>
+                <w:szCs w:val="16"/>
+              </w:rPr>
+              <w:t xml:space="preserve"> </w:t>
+            </w:r>
+            <w:r>
+              <w:rPr>
+                <w:color w:val="4F81BD" w:themeColor="accent1"/>
+                <w:sz w:val="16"/>
+                <w:szCs w:val="16"/>
+              </w:rPr>
+              <w:t xml:space="preserve"> </w:t>
             </w:r>
             <w:r>
               <w:rPr>
@@ -6071,16 +8655,29 @@
                 <w:sz w:val="16"/>
                 <w:szCs w:val="16"/>
               </w:rPr>
-              <w:t>Volunteer at my local church to serve on the AV, IT, and experience teams.</w:t>
+              <w:t>De</w:t>
+            </w:r>
+            <w:r>
+              <w:rPr>
+                <w:rFonts w:ascii="Helvetica Neue" w:hAnsi="Helvetica Neue"/>
+                <w:b w:val="0"/>
+                <w:bCs w:val="0"/>
+                <w:color w:val="7F7F7F" w:themeColor="text1" w:themeTint="80"/>
+                <w:sz w:val="16"/>
+                <w:szCs w:val="16"/>
+              </w:rPr>
+              <w:t>veloped bookkeeping and interpersonal skills by working in a tutoring office at the community college. Tutored all academic levels in the subjects of Math, English, Physics, Chemistry, Computer Programming, French, and Economics.</w:t>
             </w:r>
           </w:p>
         </w:tc>
       </w:tr>
       <w:tr>
-        <w:tc>
-          <w:tcPr>
-            <w:tcW w:w="458" w:type="pct"/>
-            <w:vMerge/>
+        <w:trPr>
+          <w:trHeight w:val="98"/>
+        </w:trPr>
+        <w:tc>
+          <w:tcPr>
+            <w:tcW w:w="467" w:type="pct"/>
           </w:tcPr>
           <w:p>
             <w:pPr>
@@ -6091,9 +8688,16 @@
         </w:tc>
         <w:tc>
           <w:tcPr>
-            <w:tcW w:w="86" w:type="pct"/>
-          </w:tcPr>
-          <w:p/>
+            <w:tcW w:w="77" w:type="pct"/>
+          </w:tcPr>
+          <w:p>
+            <w:pPr>
+              <w:rPr>
+                <w:sz w:val="10"/>
+                <w:szCs w:val="10"/>
+              </w:rPr>
+            </w:pPr>
+          </w:p>
         </w:tc>
         <w:tc>
           <w:tcPr>
@@ -6102,19 +8706,69 @@
           <w:p>
             <w:pPr>
               <w:pStyle w:val="Heading2"/>
-              <w:ind w:left="-13"/>
-            </w:pPr>
-            <w:r>
-              <w:t xml:space="preserve">Virginia Tech Fencing Club </w:t>
-            </w:r>
-            <w:r>
-              <w:rPr>
-                <w:color w:val="4F81BD" w:themeColor="accent1"/>
-                <w:sz w:val="16"/>
-                <w:szCs w:val="16"/>
-              </w:rPr>
-              <w:t xml:space="preserve">[ 2013 – 2014 ] </w:t>
-            </w:r>
+              <w:keepNext w:val="0"/>
+            </w:pPr>
+            <w:r>
+              <w:t xml:space="preserve">Chi Alpha Campus </w:t>
+            </w:r>
+            <w:proofErr w:type="gramStart"/>
+            <w:r>
+              <w:t>Ministries</w:t>
+            </w:r>
+            <w:r>
+              <w:t xml:space="preserve">  </w:t>
+            </w:r>
+            <w:r>
+              <w:rPr>
+                <w:color w:val="4F81BD" w:themeColor="accent1"/>
+                <w:sz w:val="16"/>
+                <w:szCs w:val="16"/>
+              </w:rPr>
+              <w:t>[</w:t>
+            </w:r>
+            <w:proofErr w:type="gramEnd"/>
+            <w:r>
+              <w:rPr>
+                <w:color w:val="4F81BD" w:themeColor="accent1"/>
+                <w:sz w:val="16"/>
+                <w:szCs w:val="16"/>
+              </w:rPr>
+              <w:t xml:space="preserve"> 201</w:t>
+            </w:r>
+            <w:r>
+              <w:rPr>
+                <w:color w:val="4F81BD" w:themeColor="accent1"/>
+                <w:sz w:val="16"/>
+                <w:szCs w:val="16"/>
+              </w:rPr>
+              <w:t>2</w:t>
+            </w:r>
+            <w:r>
+              <w:rPr>
+                <w:color w:val="4F81BD" w:themeColor="accent1"/>
+                <w:sz w:val="16"/>
+                <w:szCs w:val="16"/>
+              </w:rPr>
+              <w:t xml:space="preserve"> – </w:t>
+            </w:r>
+            <w:proofErr w:type="gramStart"/>
+            <w:r>
+              <w:rPr>
+                <w:color w:val="4F81BD" w:themeColor="accent1"/>
+                <w:sz w:val="16"/>
+                <w:szCs w:val="16"/>
+              </w:rPr>
+              <w:t>2023</w:t>
+            </w:r>
+            <w:r>
+              <w:rPr>
+                <w:color w:val="4F81BD" w:themeColor="accent1"/>
+                <w:sz w:val="16"/>
+                <w:szCs w:val="16"/>
+              </w:rPr>
+              <w:t xml:space="preserve"> ]</w:t>
+            </w:r>
+            <w:proofErr w:type="gramEnd"/>
             <w:r>
               <w:rPr>
                 <w:color w:val="4F81BD" w:themeColor="accent1"/>
@@ -6125,26 +8779,69 @@
             </w:r>
             <w:r>
               <w:rPr>
+                <w:color w:val="4F81BD" w:themeColor="accent1"/>
+                <w:sz w:val="16"/>
+                <w:szCs w:val="16"/>
+              </w:rPr>
+              <w:t xml:space="preserve"> </w:t>
+            </w:r>
+            <w:r>
+              <w:rPr>
+                <w:rFonts w:ascii="Helvetica Neue" w:hAnsi="Helvetica Neue"/>
                 <w:b w:val="0"/>
                 <w:bCs w:val="0"/>
                 <w:color w:val="7F7F7F" w:themeColor="text1" w:themeTint="80"/>
                 <w:sz w:val="16"/>
                 <w:szCs w:val="16"/>
               </w:rPr>
-              <w:t>Trained in the Epee fencing style and competed in tournaments.</w:t>
+              <w:t xml:space="preserve">Co-led life groups of 8+ students and organized </w:t>
+            </w:r>
+            <w:r>
+              <w:rPr>
+                <w:rFonts w:ascii="Helvetica Neue" w:hAnsi="Helvetica Neue"/>
+                <w:b w:val="0"/>
+                <w:bCs w:val="0"/>
+                <w:color w:val="7F7F7F" w:themeColor="text1" w:themeTint="80"/>
+                <w:sz w:val="16"/>
+                <w:szCs w:val="16"/>
+              </w:rPr>
+              <w:t xml:space="preserve">multi-group </w:t>
+            </w:r>
+            <w:r>
+              <w:rPr>
+                <w:rFonts w:ascii="Helvetica Neue" w:hAnsi="Helvetica Neue"/>
+                <w:b w:val="0"/>
+                <w:bCs w:val="0"/>
+                <w:color w:val="7F7F7F" w:themeColor="text1" w:themeTint="80"/>
+                <w:sz w:val="16"/>
+                <w:szCs w:val="16"/>
+              </w:rPr>
+              <w:t>events within the ministry.</w:t>
             </w:r>
           </w:p>
         </w:tc>
       </w:tr>
       <w:tr>
-        <w:tc>
-          <w:tcPr>
-            <w:tcW w:w="458" w:type="pct"/>
+        <w:trPr>
+          <w:trHeight w:val="98"/>
+        </w:trPr>
+        <w:tc>
+          <w:tcPr>
+            <w:tcW w:w="467" w:type="pct"/>
           </w:tcPr>
           <w:p>
             <w:pPr>
               <w:pStyle w:val="Heading1"/>
               <w:keepNext w:val="0"/>
+            </w:pPr>
+          </w:p>
+        </w:tc>
+        <w:tc>
+          <w:tcPr>
+            <w:tcW w:w="77" w:type="pct"/>
+          </w:tcPr>
+          <w:p>
+            <w:pPr>
               <w:rPr>
                 <w:sz w:val="10"/>
                 <w:szCs w:val="10"/>
@@ -6154,7 +8851,111 @@
         </w:tc>
         <w:tc>
           <w:tcPr>
-            <w:tcW w:w="86" w:type="pct"/>
+            <w:tcW w:w="4456" w:type="pct"/>
+          </w:tcPr>
+          <w:p>
+            <w:pPr>
+              <w:pStyle w:val="Heading2"/>
+              <w:keepNext w:val="0"/>
+            </w:pPr>
+            <w:r>
+              <w:t xml:space="preserve">Church Audio-Visual (AV), Information Technology (IT), and Experience </w:t>
+            </w:r>
+            <w:proofErr w:type="gramStart"/>
+            <w:r>
+              <w:t xml:space="preserve">Teams  </w:t>
+            </w:r>
+            <w:r>
+              <w:rPr>
+                <w:color w:val="4F81BD" w:themeColor="accent1"/>
+                <w:sz w:val="16"/>
+                <w:szCs w:val="16"/>
+              </w:rPr>
+              <w:t>[</w:t>
+            </w:r>
+            <w:proofErr w:type="gramEnd"/>
+            <w:r>
+              <w:rPr>
+                <w:color w:val="4F81BD" w:themeColor="accent1"/>
+                <w:sz w:val="16"/>
+                <w:szCs w:val="16"/>
+              </w:rPr>
+              <w:t xml:space="preserve"> 20</w:t>
+            </w:r>
+            <w:r>
+              <w:rPr>
+                <w:color w:val="4F81BD" w:themeColor="accent1"/>
+                <w:sz w:val="16"/>
+                <w:szCs w:val="16"/>
+              </w:rPr>
+              <w:t>20</w:t>
+            </w:r>
+            <w:r>
+              <w:rPr>
+                <w:color w:val="4F81BD" w:themeColor="accent1"/>
+                <w:sz w:val="16"/>
+                <w:szCs w:val="16"/>
+              </w:rPr>
+              <w:t xml:space="preserve"> – </w:t>
+            </w:r>
+            <w:proofErr w:type="gramStart"/>
+            <w:r>
+              <w:rPr>
+                <w:color w:val="4F81BD" w:themeColor="accent1"/>
+                <w:sz w:val="16"/>
+                <w:szCs w:val="16"/>
+              </w:rPr>
+              <w:t>2024</w:t>
+            </w:r>
+            <w:r>
+              <w:rPr>
+                <w:color w:val="4F81BD" w:themeColor="accent1"/>
+                <w:sz w:val="16"/>
+                <w:szCs w:val="16"/>
+              </w:rPr>
+              <w:t xml:space="preserve"> ]</w:t>
+            </w:r>
+            <w:proofErr w:type="gramEnd"/>
+            <w:r>
+              <w:rPr>
+                <w:color w:val="4F81BD" w:themeColor="accent1"/>
+                <w:sz w:val="16"/>
+                <w:szCs w:val="16"/>
+              </w:rPr>
+              <w:t xml:space="preserve">  </w:t>
+            </w:r>
+            <w:r>
+              <w:rPr>
+                <w:rFonts w:ascii="Helvetica Neue" w:hAnsi="Helvetica Neue"/>
+                <w:b w:val="0"/>
+                <w:bCs w:val="0"/>
+                <w:color w:val="7F7F7F" w:themeColor="text1" w:themeTint="80"/>
+                <w:sz w:val="16"/>
+                <w:szCs w:val="16"/>
+              </w:rPr>
+              <w:t>Volunteer at my local church to serve on the AV, IT, and experience teams.</w:t>
+            </w:r>
+          </w:p>
+        </w:tc>
+      </w:tr>
+      <w:tr>
+        <w:trPr>
+          <w:trHeight w:val="98"/>
+        </w:trPr>
+        <w:tc>
+          <w:tcPr>
+            <w:tcW w:w="467" w:type="pct"/>
+          </w:tcPr>
+          <w:p>
+            <w:pPr>
+              <w:pStyle w:val="Heading1"/>
+              <w:keepNext w:val="0"/>
+            </w:pPr>
+          </w:p>
+        </w:tc>
+        <w:tc>
+          <w:tcPr>
+            <w:tcW w:w="77" w:type="pct"/>
           </w:tcPr>
           <w:p>
             <w:pPr>
@@ -6172,7 +8973,83 @@
           <w:p>
             <w:pPr>
               <w:pStyle w:val="Heading2"/>
-              <w:ind w:left="-13"/>
+              <w:keepNext w:val="0"/>
+            </w:pPr>
+            <w:r>
+              <w:t xml:space="preserve">Virginia Tech Fencing </w:t>
+            </w:r>
+            <w:proofErr w:type="gramStart"/>
+            <w:r>
+              <w:t xml:space="preserve">Club  </w:t>
+            </w:r>
+            <w:r>
+              <w:rPr>
+                <w:color w:val="4F81BD" w:themeColor="accent1"/>
+                <w:sz w:val="16"/>
+                <w:szCs w:val="16"/>
+              </w:rPr>
+              <w:t>[</w:t>
+            </w:r>
+            <w:proofErr w:type="gramEnd"/>
+            <w:r>
+              <w:rPr>
+                <w:color w:val="4F81BD" w:themeColor="accent1"/>
+                <w:sz w:val="16"/>
+                <w:szCs w:val="16"/>
+              </w:rPr>
+              <w:t xml:space="preserve"> 2013 – </w:t>
+            </w:r>
+            <w:proofErr w:type="gramStart"/>
+            <w:r>
+              <w:rPr>
+                <w:color w:val="4F81BD" w:themeColor="accent1"/>
+                <w:sz w:val="16"/>
+                <w:szCs w:val="16"/>
+              </w:rPr>
+              <w:t>2014 ]</w:t>
+            </w:r>
+            <w:proofErr w:type="gramEnd"/>
+            <w:r>
+              <w:rPr>
+                <w:color w:val="4F81BD" w:themeColor="accent1"/>
+                <w:sz w:val="16"/>
+                <w:szCs w:val="16"/>
+              </w:rPr>
+              <w:t xml:space="preserve"> </w:t>
+            </w:r>
+            <w:r>
+              <w:rPr>
+                <w:color w:val="4F81BD" w:themeColor="accent1"/>
+                <w:sz w:val="16"/>
+                <w:szCs w:val="16"/>
+              </w:rPr>
+              <w:t xml:space="preserve"> </w:t>
+            </w:r>
+            <w:r>
+              <w:rPr>
+                <w:b w:val="0"/>
+                <w:bCs w:val="0"/>
+                <w:color w:val="7F7F7F" w:themeColor="text1" w:themeTint="80"/>
+                <w:sz w:val="16"/>
+                <w:szCs w:val="16"/>
+              </w:rPr>
+              <w:t>Trained in the Epee fencing style and competed in tournaments.</w:t>
+            </w:r>
+          </w:p>
+        </w:tc>
+      </w:tr>
+      <w:tr>
+        <w:trPr>
+          <w:trHeight w:val="98"/>
+        </w:trPr>
+        <w:tc>
+          <w:tcPr>
+            <w:tcW w:w="467" w:type="pct"/>
+          </w:tcPr>
+          <w:p>
+            <w:pPr>
+              <w:pStyle w:val="Heading1"/>
+              <w:keepNext w:val="0"/>
               <w:rPr>
                 <w:sz w:val="10"/>
                 <w:szCs w:val="10"/>
@@ -6180,11 +9057,42 @@
             </w:pPr>
           </w:p>
         </w:tc>
+        <w:tc>
+          <w:tcPr>
+            <w:tcW w:w="77" w:type="pct"/>
+          </w:tcPr>
+          <w:p>
+            <w:pPr>
+              <w:rPr>
+                <w:sz w:val="10"/>
+                <w:szCs w:val="10"/>
+              </w:rPr>
+            </w:pPr>
+          </w:p>
+        </w:tc>
+        <w:tc>
+          <w:tcPr>
+            <w:tcW w:w="4456" w:type="pct"/>
+          </w:tcPr>
+          <w:p>
+            <w:pPr>
+              <w:pStyle w:val="Heading2"/>
+              <w:keepNext w:val="0"/>
+              <w:rPr>
+                <w:sz w:val="10"/>
+                <w:szCs w:val="10"/>
+              </w:rPr>
+            </w:pPr>
+          </w:p>
+        </w:tc>
       </w:tr>
       <w:tr>
-        <w:tc>
-          <w:tcPr>
-            <w:tcW w:w="458" w:type="pct"/>
+        <w:trPr>
+          <w:trHeight w:val="98"/>
+        </w:trPr>
+        <w:tc>
+          <w:tcPr>
+            <w:tcW w:w="467" w:type="pct"/>
             <w:vMerge w:val="restart"/>
           </w:tcPr>
           <w:p>
@@ -6193,15 +9101,22 @@
               <w:keepNext w:val="0"/>
             </w:pPr>
             <w:r>
-              <w:t>Hobbies &amp; Interests</w:t>
-            </w:r>
-          </w:p>
-        </w:tc>
-        <w:tc>
-          <w:tcPr>
-            <w:tcW w:w="86" w:type="pct"/>
-          </w:tcPr>
-          <w:p/>
+              <w:t>Interests &amp; Hobbies</w:t>
+            </w:r>
+          </w:p>
+        </w:tc>
+        <w:tc>
+          <w:tcPr>
+            <w:tcW w:w="77" w:type="pct"/>
+          </w:tcPr>
+          <w:p>
+            <w:pPr>
+              <w:rPr>
+                <w:sz w:val="10"/>
+                <w:szCs w:val="10"/>
+              </w:rPr>
+            </w:pPr>
+          </w:p>
         </w:tc>
         <w:tc>
           <w:tcPr>
@@ -6210,7 +9125,7 @@
           <w:p>
             <w:pPr>
               <w:pStyle w:val="Heading2"/>
-              <w:ind w:left="-13"/>
+              <w:keepNext w:val="0"/>
             </w:pPr>
             <w:r>
               <w:t xml:space="preserve">World Travel: </w:t>
@@ -6236,14 +9151,28 @@
                 <w:szCs w:val="16"/>
               </w:rPr>
               <w:t>elgium, Canada, France, Germany, Mexico, Netherlands, U.S. &amp; Hawaii</w:t>
+            </w:r>
+            <w:r>
+              <w:rPr>
+                <w:rFonts w:ascii="Helvetica Neue" w:hAnsi="Helvetica Neue"/>
+                <w:b w:val="0"/>
+                <w:bCs w:val="0"/>
+                <w:color w:val="7F7F7F" w:themeColor="text1" w:themeTint="80"/>
+                <w:sz w:val="16"/>
+                <w:szCs w:val="16"/>
+              </w:rPr>
+              <w:t>.</w:t>
             </w:r>
           </w:p>
         </w:tc>
       </w:tr>
       <w:tr>
-        <w:tc>
-          <w:tcPr>
-            <w:tcW w:w="458" w:type="pct"/>
+        <w:trPr>
+          <w:trHeight w:val="98"/>
+        </w:trPr>
+        <w:tc>
+          <w:tcPr>
+            <w:tcW w:w="467" w:type="pct"/>
             <w:vMerge/>
           </w:tcPr>
           <w:p>
@@ -6255,9 +9184,16 @@
         </w:tc>
         <w:tc>
           <w:tcPr>
-            <w:tcW w:w="86" w:type="pct"/>
-          </w:tcPr>
-          <w:p/>
+            <w:tcW w:w="77" w:type="pct"/>
+          </w:tcPr>
+          <w:p>
+            <w:pPr>
+              <w:rPr>
+                <w:sz w:val="10"/>
+                <w:szCs w:val="10"/>
+              </w:rPr>
+            </w:pPr>
+          </w:p>
         </w:tc>
         <w:tc>
           <w:tcPr>
@@ -6266,7 +9202,7 @@
           <w:p>
             <w:pPr>
               <w:pStyle w:val="Heading2"/>
-              <w:ind w:left="-13"/>
+              <w:keepNext w:val="0"/>
             </w:pPr>
             <w:r>
               <w:t>Porsche Enthusiast:</w:t>
@@ -6284,15 +9220,28 @@
                 <w:szCs w:val="16"/>
               </w:rPr>
               <w:t>Lover of Porsche sports cars and mechanics</w:t>
+            </w:r>
+            <w:r>
+              <w:rPr>
+                <w:rFonts w:ascii="Helvetica Neue" w:hAnsi="Helvetica Neue"/>
+                <w:b w:val="0"/>
+                <w:bCs w:val="0"/>
+                <w:color w:val="7F7F7F" w:themeColor="text1" w:themeTint="80"/>
+                <w:sz w:val="16"/>
+                <w:szCs w:val="16"/>
+              </w:rPr>
+              <w:t>.</w:t>
             </w:r>
           </w:p>
         </w:tc>
       </w:tr>
       <w:tr>
-        <w:tc>
-          <w:tcPr>
-            <w:tcW w:w="458" w:type="pct"/>
-            <w:vMerge/>
+        <w:trPr>
+          <w:trHeight w:val="98"/>
+        </w:trPr>
+        <w:tc>
+          <w:tcPr>
+            <w:tcW w:w="467" w:type="pct"/>
           </w:tcPr>
           <w:p>
             <w:pPr>
@@ -6303,9 +9252,16 @@
         </w:tc>
         <w:tc>
           <w:tcPr>
-            <w:tcW w:w="86" w:type="pct"/>
-          </w:tcPr>
-          <w:p/>
+            <w:tcW w:w="77" w:type="pct"/>
+          </w:tcPr>
+          <w:p>
+            <w:pPr>
+              <w:rPr>
+                <w:sz w:val="10"/>
+                <w:szCs w:val="10"/>
+              </w:rPr>
+            </w:pPr>
+          </w:p>
         </w:tc>
         <w:tc>
           <w:tcPr>
@@ -6314,7 +9270,75 @@
           <w:p>
             <w:pPr>
               <w:pStyle w:val="Heading2"/>
-              <w:ind w:left="-13"/>
+              <w:keepNext w:val="0"/>
+            </w:pPr>
+            <w:r>
+              <w:t>LEGO</w:t>
+            </w:r>
+            <w:r>
+              <w:t xml:space="preserve"> </w:t>
+            </w:r>
+            <w:r>
+              <w:t>collector and builder</w:t>
+            </w:r>
+            <w:r>
+              <w:t>:</w:t>
+            </w:r>
+            <w:r>
+              <w:rPr>
+                <w:b w:val="0"/>
+                <w:bCs w:val="0"/>
+                <w:color w:val="7F7F7F" w:themeColor="text1" w:themeTint="80"/>
+              </w:rPr>
+              <w:t xml:space="preserve"> </w:t>
+            </w:r>
+            <w:r>
+              <w:rPr>
+                <w:b w:val="0"/>
+                <w:bCs w:val="0"/>
+                <w:color w:val="7F7F7F" w:themeColor="text1" w:themeTint="80"/>
+              </w:rPr>
+              <w:t>Passion for bricks and minifigs.</w:t>
+            </w:r>
+          </w:p>
+        </w:tc>
+      </w:tr>
+      <w:tr>
+        <w:trPr>
+          <w:trHeight w:val="98"/>
+        </w:trPr>
+        <w:tc>
+          <w:tcPr>
+            <w:tcW w:w="467" w:type="pct"/>
+          </w:tcPr>
+          <w:p>
+            <w:pPr>
+              <w:pStyle w:val="Heading1"/>
+              <w:keepNext w:val="0"/>
+            </w:pPr>
+          </w:p>
+        </w:tc>
+        <w:tc>
+          <w:tcPr>
+            <w:tcW w:w="77" w:type="pct"/>
+          </w:tcPr>
+          <w:p>
+            <w:pPr>
+              <w:rPr>
+                <w:sz w:val="10"/>
+                <w:szCs w:val="10"/>
+              </w:rPr>
+            </w:pPr>
+          </w:p>
+        </w:tc>
+        <w:tc>
+          <w:tcPr>
+            <w:tcW w:w="4456" w:type="pct"/>
+          </w:tcPr>
+          <w:p>
+            <w:pPr>
+              <w:pStyle w:val="Heading2"/>
+              <w:keepNext w:val="0"/>
             </w:pPr>
             <w:r>
               <w:t xml:space="preserve">Dancing: </w:t>
@@ -6344,6 +9368,7 @@
     </w:p>
     <w:sectPr>
       <w:headerReference w:type="even" r:id="rId25"/>
+      <w:footerReference w:type="default" r:id="rId26"/>
       <w:pgSz w:w="12240" w:h="15840"/>
       <w:pgMar w:top="720" w:right="720" w:bottom="720" w:left="720" w:header="720" w:footer="720" w:gutter="0"/>
       <w:cols w:space="720"/>
@@ -6369,6 +9394,214 @@
     </w:p>
   </w:endnote>
 </w:endnotes>
+</file>
+
+<file path=word/footer1.xml><?xml version="1.0" encoding="utf-8"?>
+<w:ftr xmlns:wpc="http://schemas.microsoft.com/office/word/2010/wordprocessingCanvas" xmlns:cx="http://schemas.microsoft.com/office/drawing/2014/chartex" xmlns:cx1="http://schemas.microsoft.com/office/drawing/2015/9/8/chartex" xmlns:cx2="http://schemas.microsoft.com/office/drawing/2015/10/21/chartex" xmlns:cx3="http://schemas.microsoft.com/office/drawing/2016/5/9/chartex" xmlns:cx4="http://schemas.microsoft.com/office/drawing/2016/5/10/chartex" xmlns:cx5="http://schemas.microsoft.com/office/drawing/2016/5/11/chartex" xmlns:cx6="http://schemas.microsoft.com/office/drawing/2016/5/12/chartex" xmlns:cx7="http://schemas.microsoft.com/office/drawing/2016/5/13/chartex" xmlns:cx8="http://schemas.microsoft.com/office/drawing/2016/5/14/chartex" xmlns:mc="http://schemas.openxmlformats.org/markup-compatibility/2006" xmlns:aink="http://schemas.microsoft.com/office/drawing/2016/ink" xmlns:am3d="http://schemas.microsoft.com/office/drawing/2017/model3d" xmlns:o="urn:schemas-microsoft-com:office:office" xmlns:oel="http://schemas.microsoft.com/office/2019/extlst" xmlns:r="http://schemas.openxmlformats.org/officeDocument/2006/relationships" xmlns:m="http://schemas.openxmlformats.org/officeDocument/2006/math" xmlns:v="urn:schemas-microsoft-com:vml" xmlns:wp14="http://schemas.microsoft.com/office/word/2010/wordprocessingDrawing" xmlns:wp="http://schemas.openxmlformats.org/drawingml/2006/wordprocessingDrawing" xmlns:w10="urn:schemas-microsoft-com:office:word" xmlns:w="http://schemas.openxmlformats.org/wordprocessingml/2006/main" xmlns:w14="http://schemas.microsoft.com/office/word/2010/wordml" xmlns:w15="http://schemas.microsoft.com/office/word/2012/wordml" xmlns:w16cex="http://schemas.microsoft.com/office/word/2018/wordml/cex" xmlns:w16cid="http://schemas.microsoft.com/office/word/2016/wordml/cid" xmlns:w16="http://schemas.microsoft.com/office/word/2018/wordml" xmlns:w16du="http://schemas.microsoft.com/office/word/2023/wordml/word16du" xmlns:w16sdtdh="http://schemas.microsoft.com/office/word/2020/wordml/sdtdatahash" xmlns:w16sdtfl="http://schemas.microsoft.com/office/word/2024/wordml/sdtformatlock" xmlns:w16se="http://schemas.microsoft.com/office/word/2015/wordml/symex" xmlns:wpg="http://schemas.microsoft.com/office/word/2010/wordprocessingGroup" xmlns:wpi="http://schemas.microsoft.com/office/word/2010/wordprocessingInk" xmlns:wne="http://schemas.microsoft.com/office/word/2006/wordml" xmlns:wps="http://schemas.microsoft.com/office/word/2010/wordprocessingShape" mc:Ignorable="w14 w15 w16se w16cid w16 w16cex w16sdtdh w16sdtfl w16du wp14">
+  <w:p>
+    <w:pPr>
+      <w:pStyle w:val="Footer"/>
+      <w:jc w:val="center"/>
+      <w:rPr>
+        <w:rFonts w:ascii="Helvetica Neue" w:hAnsi="Helvetica Neue"/>
+        <w:color w:val="4F81BD" w:themeColor="accent1"/>
+        <w:sz w:val="16"/>
+        <w:szCs w:val="16"/>
+      </w:rPr>
+    </w:pPr>
+    <w:r>
+      <w:rPr>
+        <w:rFonts w:ascii="Helvetica Neue" w:hAnsi="Helvetica Neue"/>
+        <w:color w:val="984806" w:themeColor="accent6" w:themeShade="80"/>
+        <w:sz w:val="16"/>
+        <w:szCs w:val="16"/>
+      </w:rPr>
+      <w:t>Alexander DeRieux</w:t>
+    </w:r>
+    <w:r>
+      <w:rPr>
+        <w:rFonts w:ascii="Helvetica Neue" w:hAnsi="Helvetica Neue"/>
+        <w:color w:val="4F81BD" w:themeColor="accent1"/>
+        <w:sz w:val="16"/>
+        <w:szCs w:val="16"/>
+      </w:rPr>
+      <w:t xml:space="preserve">  </w:t>
+    </w:r>
+    <w:r>
+      <w:rPr>
+        <w:rFonts w:ascii="Helvetica Neue" w:hAnsi="Helvetica Neue"/>
+        <w:color w:val="4F81BD" w:themeColor="accent1"/>
+        <w:sz w:val="16"/>
+        <w:szCs w:val="16"/>
+      </w:rPr>
+      <w:sym w:font="Symbol" w:char="F0E1"/>
+    </w:r>
+    <w:r>
+      <w:rPr>
+        <w:rFonts w:ascii="Helvetica Neue" w:hAnsi="Helvetica Neue"/>
+        <w:color w:val="4F81BD" w:themeColor="accent1"/>
+        <w:sz w:val="16"/>
+        <w:szCs w:val="16"/>
+      </w:rPr>
+      <w:t xml:space="preserve"> </w:t>
+    </w:r>
+    <w:r>
+      <w:rPr>
+        <w:rFonts w:ascii="Helvetica Neue" w:hAnsi="Helvetica Neue"/>
+        <w:color w:val="4F81BD" w:themeColor="accent1"/>
+        <w:sz w:val="16"/>
+        <w:szCs w:val="16"/>
+      </w:rPr>
+      <w:fldChar w:fldCharType="begin"/>
+    </w:r>
+    <w:r>
+      <w:rPr>
+        <w:rFonts w:ascii="Helvetica Neue" w:hAnsi="Helvetica Neue"/>
+        <w:color w:val="4F81BD" w:themeColor="accent1"/>
+        <w:sz w:val="16"/>
+        <w:szCs w:val="16"/>
+      </w:rPr>
+      <w:instrText xml:space="preserve"> PAGE  \* Arabic  \* MERGEFORMAT </w:instrText>
+    </w:r>
+    <w:r>
+      <w:rPr>
+        <w:rFonts w:ascii="Helvetica Neue" w:hAnsi="Helvetica Neue"/>
+        <w:color w:val="4F81BD" w:themeColor="accent1"/>
+        <w:sz w:val="16"/>
+        <w:szCs w:val="16"/>
+      </w:rPr>
+      <w:fldChar w:fldCharType="separate"/>
+    </w:r>
+    <w:r>
+      <w:rPr>
+        <w:rFonts w:ascii="Helvetica Neue" w:hAnsi="Helvetica Neue"/>
+        <w:noProof/>
+        <w:color w:val="4F81BD" w:themeColor="accent1"/>
+        <w:sz w:val="16"/>
+        <w:szCs w:val="16"/>
+      </w:rPr>
+      <w:t>2</w:t>
+    </w:r>
+    <w:r>
+      <w:rPr>
+        <w:rFonts w:ascii="Helvetica Neue" w:hAnsi="Helvetica Neue"/>
+        <w:color w:val="4F81BD" w:themeColor="accent1"/>
+        <w:sz w:val="16"/>
+        <w:szCs w:val="16"/>
+      </w:rPr>
+      <w:fldChar w:fldCharType="end"/>
+    </w:r>
+    <w:r>
+      <w:rPr>
+        <w:rFonts w:ascii="Helvetica Neue" w:hAnsi="Helvetica Neue"/>
+        <w:color w:val="4F81BD" w:themeColor="accent1"/>
+        <w:sz w:val="16"/>
+        <w:szCs w:val="16"/>
+      </w:rPr>
+      <w:t xml:space="preserve"> </w:t>
+    </w:r>
+    <w:r>
+      <w:rPr>
+        <w:rFonts w:ascii="Helvetica Neue" w:hAnsi="Helvetica Neue"/>
+        <w:color w:val="4F81BD" w:themeColor="accent1"/>
+        <w:sz w:val="16"/>
+        <w:szCs w:val="16"/>
+      </w:rPr>
+      <w:t>|</w:t>
+    </w:r>
+    <w:r>
+      <w:rPr>
+        <w:rFonts w:ascii="Helvetica Neue" w:hAnsi="Helvetica Neue"/>
+        <w:color w:val="4F81BD" w:themeColor="accent1"/>
+        <w:sz w:val="16"/>
+        <w:szCs w:val="16"/>
+      </w:rPr>
+      <w:t xml:space="preserve"> </w:t>
+    </w:r>
+    <w:r>
+      <w:rPr>
+        <w:rFonts w:ascii="Helvetica Neue" w:hAnsi="Helvetica Neue"/>
+        <w:color w:val="4F81BD" w:themeColor="accent1"/>
+        <w:sz w:val="16"/>
+        <w:szCs w:val="16"/>
+      </w:rPr>
+      <w:fldChar w:fldCharType="begin"/>
+    </w:r>
+    <w:r>
+      <w:rPr>
+        <w:rFonts w:ascii="Helvetica Neue" w:hAnsi="Helvetica Neue"/>
+        <w:color w:val="4F81BD" w:themeColor="accent1"/>
+        <w:sz w:val="16"/>
+        <w:szCs w:val="16"/>
+      </w:rPr>
+      <w:instrText xml:space="preserve"> NUMPAGES  \* Arabic  \* MERGEFORMAT </w:instrText>
+    </w:r>
+    <w:r>
+      <w:rPr>
+        <w:rFonts w:ascii="Helvetica Neue" w:hAnsi="Helvetica Neue"/>
+        <w:color w:val="4F81BD" w:themeColor="accent1"/>
+        <w:sz w:val="16"/>
+        <w:szCs w:val="16"/>
+      </w:rPr>
+      <w:fldChar w:fldCharType="separate"/>
+    </w:r>
+    <w:r>
+      <w:rPr>
+        <w:rFonts w:ascii="Helvetica Neue" w:hAnsi="Helvetica Neue"/>
+        <w:noProof/>
+        <w:color w:val="4F81BD" w:themeColor="accent1"/>
+        <w:sz w:val="16"/>
+        <w:szCs w:val="16"/>
+      </w:rPr>
+      <w:t>2</w:t>
+    </w:r>
+    <w:r>
+      <w:rPr>
+        <w:rFonts w:ascii="Helvetica Neue" w:hAnsi="Helvetica Neue"/>
+        <w:color w:val="4F81BD" w:themeColor="accent1"/>
+        <w:sz w:val="16"/>
+        <w:szCs w:val="16"/>
+      </w:rPr>
+      <w:fldChar w:fldCharType="end"/>
+    </w:r>
+    <w:r>
+      <w:rPr>
+        <w:rFonts w:ascii="Helvetica Neue" w:hAnsi="Helvetica Neue"/>
+        <w:color w:val="4F81BD" w:themeColor="accent1"/>
+        <w:sz w:val="16"/>
+        <w:szCs w:val="16"/>
+      </w:rPr>
+      <w:t xml:space="preserve"> </w:t>
+    </w:r>
+    <w:r>
+      <w:rPr>
+        <w:rFonts w:ascii="Helvetica Neue" w:hAnsi="Helvetica Neue"/>
+        <w:color w:val="4F81BD" w:themeColor="accent1"/>
+        <w:sz w:val="16"/>
+        <w:szCs w:val="16"/>
+      </w:rPr>
+      <w:sym w:font="Symbol" w:char="F0F1"/>
+    </w:r>
+    <w:r>
+      <w:rPr>
+        <w:rFonts w:ascii="Helvetica Neue" w:hAnsi="Helvetica Neue"/>
+        <w:color w:val="4F81BD" w:themeColor="accent1"/>
+        <w:sz w:val="16"/>
+        <w:szCs w:val="16"/>
+      </w:rPr>
+      <w:t xml:space="preserve">  </w:t>
+    </w:r>
+    <w:r>
+      <w:rPr>
+        <w:rFonts w:ascii="Helvetica Neue" w:hAnsi="Helvetica Neue"/>
+        <w:color w:val="7F7F7F" w:themeColor="text1" w:themeTint="80"/>
+        <w:sz w:val="16"/>
+        <w:szCs w:val="16"/>
+      </w:rPr>
+      <w:t>Resume</w:t>
+    </w:r>
+  </w:p>
+</w:ftr>
 </file>
 
 <file path=word/footnotes.xml><?xml version="1.0" encoding="utf-8"?>
@@ -6897,6 +10130,119 @@
     </w:lvl>
   </w:abstractNum>
   <w:abstractNum w:abstractNumId="12" w15:restartNumberingAfterBreak="0">
+    <w:nsid w:val="0B2D7B52"/>
+    <w:multiLevelType w:val="hybridMultilevel"/>
+    <w:tmpl w:val="74208ED2"/>
+    <w:lvl w:ilvl="0" w:tplc="04090001">
+      <w:start w:val="1"/>
+      <w:numFmt w:val="bullet"/>
+      <w:lvlText w:val=""/>
+      <w:lvlJc w:val="left"/>
+      <w:pPr>
+        <w:ind w:left="1080" w:hanging="360"/>
+      </w:pPr>
+      <w:rPr>
+        <w:rFonts w:ascii="Symbol" w:hAnsi="Symbol" w:hint="default"/>
+      </w:rPr>
+    </w:lvl>
+    <w:lvl w:ilvl="1" w:tplc="04090003" w:tentative="1">
+      <w:start w:val="1"/>
+      <w:numFmt w:val="bullet"/>
+      <w:lvlText w:val="o"/>
+      <w:lvlJc w:val="left"/>
+      <w:pPr>
+        <w:ind w:left="1800" w:hanging="360"/>
+      </w:pPr>
+      <w:rPr>
+        <w:rFonts w:ascii="Courier New" w:hAnsi="Courier New" w:cs="Courier New" w:hint="default"/>
+      </w:rPr>
+    </w:lvl>
+    <w:lvl w:ilvl="2" w:tplc="04090005" w:tentative="1">
+      <w:start w:val="1"/>
+      <w:numFmt w:val="bullet"/>
+      <w:lvlText w:val=""/>
+      <w:lvlJc w:val="left"/>
+      <w:pPr>
+        <w:ind w:left="2520" w:hanging="360"/>
+      </w:pPr>
+      <w:rPr>
+        <w:rFonts w:ascii="Wingdings" w:hAnsi="Wingdings" w:hint="default"/>
+      </w:rPr>
+    </w:lvl>
+    <w:lvl w:ilvl="3" w:tplc="04090001" w:tentative="1">
+      <w:start w:val="1"/>
+      <w:numFmt w:val="bullet"/>
+      <w:lvlText w:val=""/>
+      <w:lvlJc w:val="left"/>
+      <w:pPr>
+        <w:ind w:left="3240" w:hanging="360"/>
+      </w:pPr>
+      <w:rPr>
+        <w:rFonts w:ascii="Symbol" w:hAnsi="Symbol" w:hint="default"/>
+      </w:rPr>
+    </w:lvl>
+    <w:lvl w:ilvl="4" w:tplc="04090003" w:tentative="1">
+      <w:start w:val="1"/>
+      <w:numFmt w:val="bullet"/>
+      <w:lvlText w:val="o"/>
+      <w:lvlJc w:val="left"/>
+      <w:pPr>
+        <w:ind w:left="3960" w:hanging="360"/>
+      </w:pPr>
+      <w:rPr>
+        <w:rFonts w:ascii="Courier New" w:hAnsi="Courier New" w:cs="Courier New" w:hint="default"/>
+      </w:rPr>
+    </w:lvl>
+    <w:lvl w:ilvl="5" w:tplc="04090005" w:tentative="1">
+      <w:start w:val="1"/>
+      <w:numFmt w:val="bullet"/>
+      <w:lvlText w:val=""/>
+      <w:lvlJc w:val="left"/>
+      <w:pPr>
+        <w:ind w:left="4680" w:hanging="360"/>
+      </w:pPr>
+      <w:rPr>
+        <w:rFonts w:ascii="Wingdings" w:hAnsi="Wingdings" w:hint="default"/>
+      </w:rPr>
+    </w:lvl>
+    <w:lvl w:ilvl="6" w:tplc="04090001" w:tentative="1">
+      <w:start w:val="1"/>
+      <w:numFmt w:val="bullet"/>
+      <w:lvlText w:val=""/>
+      <w:lvlJc w:val="left"/>
+      <w:pPr>
+        <w:ind w:left="5400" w:hanging="360"/>
+      </w:pPr>
+      <w:rPr>
+        <w:rFonts w:ascii="Symbol" w:hAnsi="Symbol" w:hint="default"/>
+      </w:rPr>
+    </w:lvl>
+    <w:lvl w:ilvl="7" w:tplc="04090003" w:tentative="1">
+      <w:start w:val="1"/>
+      <w:numFmt w:val="bullet"/>
+      <w:lvlText w:val="o"/>
+      <w:lvlJc w:val="left"/>
+      <w:pPr>
+        <w:ind w:left="6120" w:hanging="360"/>
+      </w:pPr>
+      <w:rPr>
+        <w:rFonts w:ascii="Courier New" w:hAnsi="Courier New" w:cs="Courier New" w:hint="default"/>
+      </w:rPr>
+    </w:lvl>
+    <w:lvl w:ilvl="8" w:tplc="04090005" w:tentative="1">
+      <w:start w:val="1"/>
+      <w:numFmt w:val="bullet"/>
+      <w:lvlText w:val=""/>
+      <w:lvlJc w:val="left"/>
+      <w:pPr>
+        <w:ind w:left="6840" w:hanging="360"/>
+      </w:pPr>
+      <w:rPr>
+        <w:rFonts w:ascii="Wingdings" w:hAnsi="Wingdings" w:hint="default"/>
+      </w:rPr>
+    </w:lvl>
+  </w:abstractNum>
+  <w:abstractNum w:abstractNumId="13" w15:restartNumberingAfterBreak="0">
     <w:nsid w:val="12F74A06"/>
     <w:multiLevelType w:val="hybridMultilevel"/>
     <w:tmpl w:val="3CE23E76"/>
@@ -7009,7 +10355,7 @@
       </w:rPr>
     </w:lvl>
   </w:abstractNum>
-  <w:abstractNum w:abstractNumId="13" w15:restartNumberingAfterBreak="0">
+  <w:abstractNum w:abstractNumId="14" w15:restartNumberingAfterBreak="0">
     <w:nsid w:val="17E30478"/>
     <w:multiLevelType w:val="hybridMultilevel"/>
     <w:tmpl w:val="613C92E8"/>
@@ -7095,7 +10441,7 @@
       </w:pPr>
     </w:lvl>
   </w:abstractNum>
-  <w:abstractNum w:abstractNumId="14" w15:restartNumberingAfterBreak="0">
+  <w:abstractNum w:abstractNumId="15" w15:restartNumberingAfterBreak="0">
     <w:nsid w:val="22D44EE1"/>
     <w:multiLevelType w:val="hybridMultilevel"/>
     <w:tmpl w:val="90349BDC"/>
@@ -7208,7 +10554,7 @@
       </w:rPr>
     </w:lvl>
   </w:abstractNum>
-  <w:abstractNum w:abstractNumId="15" w15:restartNumberingAfterBreak="0">
+  <w:abstractNum w:abstractNumId="16" w15:restartNumberingAfterBreak="0">
     <w:nsid w:val="25044118"/>
     <w:multiLevelType w:val="hybridMultilevel"/>
     <w:tmpl w:val="E5904856"/>
@@ -7321,7 +10667,7 @@
       </w:rPr>
     </w:lvl>
   </w:abstractNum>
-  <w:abstractNum w:abstractNumId="16" w15:restartNumberingAfterBreak="0">
+  <w:abstractNum w:abstractNumId="17" w15:restartNumberingAfterBreak="0">
     <w:nsid w:val="27727CA7"/>
     <w:multiLevelType w:val="hybridMultilevel"/>
     <w:tmpl w:val="A63CE1B6"/>
@@ -7434,7 +10780,93 @@
       </w:rPr>
     </w:lvl>
   </w:abstractNum>
-  <w:abstractNum w:abstractNumId="17" w15:restartNumberingAfterBreak="0">
+  <w:abstractNum w:abstractNumId="18" w15:restartNumberingAfterBreak="0">
+    <w:nsid w:val="2C306A63"/>
+    <w:multiLevelType w:val="hybridMultilevel"/>
+    <w:tmpl w:val="35905900"/>
+    <w:lvl w:ilvl="0" w:tplc="0409000F">
+      <w:start w:val="1"/>
+      <w:numFmt w:val="decimal"/>
+      <w:lvlText w:val="%1."/>
+      <w:lvlJc w:val="left"/>
+      <w:pPr>
+        <w:ind w:left="720" w:hanging="360"/>
+      </w:pPr>
+    </w:lvl>
+    <w:lvl w:ilvl="1" w:tplc="04090019" w:tentative="1">
+      <w:start w:val="1"/>
+      <w:numFmt w:val="lowerLetter"/>
+      <w:lvlText w:val="%2."/>
+      <w:lvlJc w:val="left"/>
+      <w:pPr>
+        <w:ind w:left="1440" w:hanging="360"/>
+      </w:pPr>
+    </w:lvl>
+    <w:lvl w:ilvl="2" w:tplc="0409001B" w:tentative="1">
+      <w:start w:val="1"/>
+      <w:numFmt w:val="lowerRoman"/>
+      <w:lvlText w:val="%3."/>
+      <w:lvlJc w:val="right"/>
+      <w:pPr>
+        <w:ind w:left="2160" w:hanging="180"/>
+      </w:pPr>
+    </w:lvl>
+    <w:lvl w:ilvl="3" w:tplc="0409000F" w:tentative="1">
+      <w:start w:val="1"/>
+      <w:numFmt w:val="decimal"/>
+      <w:lvlText w:val="%4."/>
+      <w:lvlJc w:val="left"/>
+      <w:pPr>
+        <w:ind w:left="2880" w:hanging="360"/>
+      </w:pPr>
+    </w:lvl>
+    <w:lvl w:ilvl="4" w:tplc="04090019" w:tentative="1">
+      <w:start w:val="1"/>
+      <w:numFmt w:val="lowerLetter"/>
+      <w:lvlText w:val="%5."/>
+      <w:lvlJc w:val="left"/>
+      <w:pPr>
+        <w:ind w:left="3600" w:hanging="360"/>
+      </w:pPr>
+    </w:lvl>
+    <w:lvl w:ilvl="5" w:tplc="0409001B" w:tentative="1">
+      <w:start w:val="1"/>
+      <w:numFmt w:val="lowerRoman"/>
+      <w:lvlText w:val="%6."/>
+      <w:lvlJc w:val="right"/>
+      <w:pPr>
+        <w:ind w:left="4320" w:hanging="180"/>
+      </w:pPr>
+    </w:lvl>
+    <w:lvl w:ilvl="6" w:tplc="0409000F" w:tentative="1">
+      <w:start w:val="1"/>
+      <w:numFmt w:val="decimal"/>
+      <w:lvlText w:val="%7."/>
+      <w:lvlJc w:val="left"/>
+      <w:pPr>
+        <w:ind w:left="5040" w:hanging="360"/>
+      </w:pPr>
+    </w:lvl>
+    <w:lvl w:ilvl="7" w:tplc="04090019" w:tentative="1">
+      <w:start w:val="1"/>
+      <w:numFmt w:val="lowerLetter"/>
+      <w:lvlText w:val="%8."/>
+      <w:lvlJc w:val="left"/>
+      <w:pPr>
+        <w:ind w:left="5760" w:hanging="360"/>
+      </w:pPr>
+    </w:lvl>
+    <w:lvl w:ilvl="8" w:tplc="0409001B" w:tentative="1">
+      <w:start w:val="1"/>
+      <w:numFmt w:val="lowerRoman"/>
+      <w:lvlText w:val="%9."/>
+      <w:lvlJc w:val="right"/>
+      <w:pPr>
+        <w:ind w:left="6480" w:hanging="180"/>
+      </w:pPr>
+    </w:lvl>
+  </w:abstractNum>
+  <w:abstractNum w:abstractNumId="19" w15:restartNumberingAfterBreak="0">
     <w:nsid w:val="3EF15E6E"/>
     <w:multiLevelType w:val="hybridMultilevel"/>
     <w:tmpl w:val="D068BC84"/>
@@ -7547,7 +10979,7 @@
       </w:rPr>
     </w:lvl>
   </w:abstractNum>
-  <w:abstractNum w:abstractNumId="18" w15:restartNumberingAfterBreak="0">
+  <w:abstractNum w:abstractNumId="20" w15:restartNumberingAfterBreak="0">
     <w:nsid w:val="6EF15E62"/>
     <w:multiLevelType w:val="hybridMultilevel"/>
     <w:tmpl w:val="394A58EE"/>
@@ -7694,28 +11126,34 @@
     <w:abstractNumId w:val="10"/>
   </w:num>
   <w:num w:numId="12" w16cid:durableId="189535034">
-    <w:abstractNumId w:val="12"/>
+    <w:abstractNumId w:val="13"/>
   </w:num>
   <w:num w:numId="13" w16cid:durableId="668681730">
-    <w:abstractNumId w:val="18"/>
+    <w:abstractNumId w:val="20"/>
   </w:num>
   <w:num w:numId="14" w16cid:durableId="1165590071">
-    <w:abstractNumId w:val="15"/>
+    <w:abstractNumId w:val="16"/>
   </w:num>
   <w:num w:numId="15" w16cid:durableId="406808647">
     <w:abstractNumId w:val="11"/>
   </w:num>
   <w:num w:numId="16" w16cid:durableId="1255095755">
+    <w:abstractNumId w:val="15"/>
+  </w:num>
+  <w:num w:numId="17" w16cid:durableId="610284376">
+    <w:abstractNumId w:val="19"/>
+  </w:num>
+  <w:num w:numId="18" w16cid:durableId="250312997">
     <w:abstractNumId w:val="14"/>
   </w:num>
-  <w:num w:numId="17" w16cid:durableId="610284376">
+  <w:num w:numId="19" w16cid:durableId="345330181">
     <w:abstractNumId w:val="17"/>
   </w:num>
-  <w:num w:numId="18" w16cid:durableId="250312997">
-    <w:abstractNumId w:val="13"/>
+  <w:num w:numId="20" w16cid:durableId="389621322">
+    <w:abstractNumId w:val="18"/>
   </w:num>
-  <w:num w:numId="19" w16cid:durableId="345330181">
-    <w:abstractNumId w:val="16"/>
+  <w:num w:numId="21" w16cid:durableId="715467665">
+    <w:abstractNumId w:val="12"/>
   </w:num>
 </w:numbering>
 </file>
@@ -8492,6 +11930,14 @@
       <w:contextualSpacing/>
     </w:pPr>
   </w:style>
+  <w:style w:type="character" w:styleId="PageNumber">
+    <w:name w:val="page number"/>
+    <w:basedOn w:val="DefaultParagraphFont"/>
+    <w:uiPriority w:val="99"/>
+    <w:semiHidden/>
+    <w:unhideWhenUsed/>
+    <w:rsid w:val="007E2C40"/>
+  </w:style>
 </w:styles>
 </file>
 
@@ -8709,12 +12155,13 @@
     <w:rsid w:val="00230187"/>
     <w:rsid w:val="00302FDA"/>
     <w:rsid w:val="0032046F"/>
-    <w:rsid w:val="00320509"/>
     <w:rsid w:val="003A5844"/>
+    <w:rsid w:val="004133D8"/>
     <w:rsid w:val="004724DF"/>
     <w:rsid w:val="004A4065"/>
     <w:rsid w:val="004B2B15"/>
     <w:rsid w:val="004B72E9"/>
+    <w:rsid w:val="004D503A"/>
     <w:rsid w:val="004E6208"/>
     <w:rsid w:val="0053687F"/>
     <w:rsid w:val="00674A94"/>
@@ -9203,6 +12650,30 @@
     <w:name w:val="EFEF76946C2CCB4A80AD4E753049693B"/>
     <w:rsid w:val="009B4380"/>
   </w:style>
+  <w:style w:type="paragraph" w:customStyle="1" w:styleId="AF8FEFECD8352243B2605B7A83337F56">
+    <w:name w:val="AF8FEFECD8352243B2605B7A83337F56"/>
+    <w:rsid w:val="004133D8"/>
+    <w:pPr>
+      <w:spacing w:after="160" w:line="278" w:lineRule="auto"/>
+    </w:pPr>
+    <w:rPr>
+      <w:kern w:val="2"/>
+      <w:lang w:eastAsia="en-US"/>
+      <w14:ligatures w14:val="standardContextual"/>
+    </w:rPr>
+  </w:style>
+  <w:style w:type="paragraph" w:customStyle="1" w:styleId="18DBCF14A3D5BA429CF97382A0E96371">
+    <w:name w:val="18DBCF14A3D5BA429CF97382A0E96371"/>
+    <w:rsid w:val="004133D8"/>
+    <w:pPr>
+      <w:spacing w:after="160" w:line="278" w:lineRule="auto"/>
+    </w:pPr>
+    <w:rPr>
+      <w:kern w:val="2"/>
+      <w:lang w:eastAsia="en-US"/>
+      <w14:ligatures w14:val="standardContextual"/>
+    </w:rPr>
+  </w:style>
 </w:styles>
 </file>
 

--- a/derieux_resume_multipage.docx
+++ b/derieux_resume_multipage.docx
@@ -12161,7 +12161,6 @@
     <w:rsid w:val="004A4065"/>
     <w:rsid w:val="004B2B15"/>
     <w:rsid w:val="004B72E9"/>
-    <w:rsid w:val="004D503A"/>
     <w:rsid w:val="004E6208"/>
     <w:rsid w:val="0053687F"/>
     <w:rsid w:val="00674A94"/>
@@ -12192,6 +12191,7 @@
     <w:rsid w:val="00EA0651"/>
     <w:rsid w:val="00EC60A9"/>
     <w:rsid w:val="00EE20C5"/>
+    <w:rsid w:val="00EE3FE8"/>
     <w:rsid w:val="00FC2B46"/>
     <w:rsid w:val="00FC7234"/>
     <w:rsid w:val="00FE52AF"/>

--- a/derieux_resume_multipage.docx
+++ b/derieux_resume_multipage.docx
@@ -1245,25 +1245,7 @@
                     <w:pStyle w:val="Content"/>
                   </w:pPr>
                   <w:r>
-                    <w:t>Dissertation Title: “</w:t>
-                  </w:r>
-                  <w:r>
-                    <w:t>Quantum</w:t>
-                  </w:r>
-                  <w:r>
-                    <w:t>-</w:t>
-                  </w:r>
-                  <w:r>
-                    <w:t>Native Artificial Intelligence: Architectures and</w:t>
-                  </w:r>
-                  <w:r>
-                    <w:t xml:space="preserve"> </w:t>
-                  </w:r>
-                  <w:r>
-                    <w:t>Algorithms</w:t>
-                  </w:r>
-                  <w:r>
-                    <w:t>”</w:t>
+                    <w:t>Dissertation Title: “Quantum-Native Artificial Intelligence: Architectures and Algorithms”</w:t>
                   </w:r>
                 </w:p>
                 <w:p>
@@ -1432,19 +1414,7 @@
                     <w:pStyle w:val="Content"/>
                   </w:pPr>
                   <w:r>
-                    <w:t>Thesis Title: “</w:t>
-                  </w:r>
-                  <w:r>
-                    <w:t>Transformer Networks for Smart Cities: Framework and</w:t>
-                  </w:r>
-                  <w:r>
-                    <w:t xml:space="preserve"> </w:t>
-                  </w:r>
-                  <w:r>
-                    <w:t>Application to Makassar Smart Garden Alleys</w:t>
-                  </w:r>
-                  <w:r>
-                    <w:t>”</w:t>
+                    <w:t>Thesis Title: “Transformer Networks for Smart Cities: Framework and Application to Makassar Smart Garden Alleys”</w:t>
                   </w:r>
                 </w:p>
                 <w:p>
@@ -2569,19 +2539,7 @@
                     <w:keepNext w:val="0"/>
                   </w:pPr>
                   <w:r>
-                    <w:t xml:space="preserve">[ </w:t>
-                  </w:r>
-                  <w:r>
-                    <w:t>6</w:t>
-                  </w:r>
-                  <w:r>
-                    <w:t>/201</w:t>
-                  </w:r>
-                  <w:r>
-                    <w:t>0</w:t>
-                  </w:r>
-                  <w:r>
-                    <w:t xml:space="preserve"> – </w:t>
+                    <w:t xml:space="preserve">[ 6/2010 – </w:t>
                   </w:r>
                   <w:r>
                     <w:t>7</w:t>
@@ -2591,13 +2549,7 @@
                   </w:r>
                   <w:proofErr w:type="gramStart"/>
                   <w:r>
-                    <w:t>20</w:t>
-                  </w:r>
-                  <w:r>
-                    <w:t>12</w:t>
-                  </w:r>
-                  <w:r>
-                    <w:t xml:space="preserve"> ]</w:t>
+                    <w:t>2012 ]</w:t>
                   </w:r>
                   <w:proofErr w:type="gramEnd"/>
                 </w:p>
@@ -2628,10 +2580,7 @@
                     <w:t>Participated in 3 consecutive 8-week summer internships</w:t>
                   </w:r>
                   <w:r>
-                    <w:t xml:space="preserve">. </w:t>
-                  </w:r>
-                  <w:r>
-                    <w:t>Developed alternative modes of satellite propulsion using natural and induced magnetic fields. Created custom payload deployment systems for small satellites. Designed an off-the-shelf system for controlling robotic arms used in spacecraft docking and other tele-operation applications.</w:t>
+                    <w:t>. Developed alternative modes of satellite propulsion using natural and induced magnetic fields. Created custom payload deployment systems for small satellites. Designed an off-the-shelf system for controlling robotic arms used in spacecraft docking and other tele-operation applications.</w:t>
                   </w:r>
                 </w:p>
               </w:tc>
@@ -3659,7 +3608,14 @@
                 <w:b w:val="0"/>
                 <w:bCs w:val="0"/>
               </w:rPr>
-              <w:t xml:space="preserve">Virginia Tech </w:t>
+              <w:t>V</w:t>
+            </w:r>
+            <w:r>
+              <w:rPr>
+                <w:b w:val="0"/>
+                <w:bCs w:val="0"/>
+              </w:rPr>
+              <w:t xml:space="preserve">irginia Tech </w:t>
             </w:r>
             <w:r>
               <w:rPr>
@@ -3754,27 +3710,45 @@
                 <w:numId w:val="21"/>
               </w:numPr>
               <w:ind w:left="245" w:hanging="245"/>
-            </w:pPr>
-            <w:r>
-              <w:rPr>
-                <w:b w:val="0"/>
-                <w:bCs w:val="0"/>
-              </w:rPr>
-              <w:t xml:space="preserve">Quantum </w:t>
-            </w:r>
-            <w:r>
-              <w:rPr>
-                <w:b w:val="0"/>
-                <w:bCs w:val="0"/>
-              </w:rPr>
-              <w:t xml:space="preserve">and Artificial Intelligence </w:t>
-            </w:r>
-            <w:r>
-              <w:rPr>
-                <w:b w:val="0"/>
-                <w:bCs w:val="0"/>
-              </w:rPr>
-              <w:t xml:space="preserve">Research </w:t>
+              <w:rPr>
+                <w:b w:val="0"/>
+                <w:bCs w:val="0"/>
+              </w:rPr>
+            </w:pPr>
+            <w:r>
+              <w:rPr>
+                <w:b w:val="0"/>
+                <w:bCs w:val="0"/>
+              </w:rPr>
+              <w:t xml:space="preserve">Virginia Tech </w:t>
+            </w:r>
+            <w:r>
+              <w:rPr>
+                <w:b w:val="0"/>
+                <w:bCs w:val="0"/>
+              </w:rPr>
+              <w:t>Institute for Advanced Computing</w:t>
+            </w:r>
+            <w:r>
+              <w:rPr>
+                <w:b w:val="0"/>
+                <w:bCs w:val="0"/>
+              </w:rPr>
+              <w:t xml:space="preserve"> </w:t>
+            </w:r>
+            <w:r>
+              <w:rPr>
+                <w:b w:val="0"/>
+                <w:bCs w:val="0"/>
+              </w:rPr>
+              <w:t>Showcase</w:t>
+            </w:r>
+            <w:r>
+              <w:rPr>
+                <w:b w:val="0"/>
+                <w:bCs w:val="0"/>
+              </w:rPr>
+              <w:t xml:space="preserve"> </w:t>
             </w:r>
             <w:proofErr w:type="gramStart"/>
             <w:r>
@@ -3782,7 +3756,14 @@
                 <w:b w:val="0"/>
                 <w:bCs w:val="0"/>
               </w:rPr>
-              <w:t xml:space="preserve">Presentations  </w:t>
+              <w:t>Events</w:t>
+            </w:r>
+            <w:r>
+              <w:rPr>
+                <w:b w:val="0"/>
+                <w:bCs w:val="0"/>
+              </w:rPr>
+              <w:t xml:space="preserve">  </w:t>
             </w:r>
             <w:r>
               <w:rPr>
@@ -3801,6 +3782,22 @@
               </w:rPr>
               <w:t xml:space="preserve"> </w:t>
             </w:r>
+            <w:r>
+              <w:rPr>
+                <w:color w:val="4F81BD" w:themeColor="accent1"/>
+                <w:sz w:val="16"/>
+                <w:szCs w:val="16"/>
+              </w:rPr>
+              <w:t>2025</w:t>
+            </w:r>
+            <w:r>
+              <w:rPr>
+                <w:color w:val="4F81BD" w:themeColor="accent1"/>
+                <w:sz w:val="16"/>
+                <w:szCs w:val="16"/>
+              </w:rPr>
+              <w:t xml:space="preserve"> – </w:t>
+            </w:r>
             <w:proofErr w:type="gramStart"/>
             <w:r>
               <w:rPr>
@@ -3808,15 +3805,15 @@
                 <w:sz w:val="16"/>
                 <w:szCs w:val="16"/>
               </w:rPr>
-              <w:t>2023</w:t>
-            </w:r>
-            <w:r>
-              <w:rPr>
-                <w:color w:val="4F81BD" w:themeColor="accent1"/>
-                <w:sz w:val="16"/>
-                <w:szCs w:val="16"/>
-              </w:rPr>
-              <w:t xml:space="preserve">  –</w:t>
+              <w:t xml:space="preserve">Present </w:t>
+            </w:r>
+            <w:r>
+              <w:rPr>
+                <w:color w:val="4F81BD" w:themeColor="accent1"/>
+                <w:sz w:val="16"/>
+                <w:szCs w:val="16"/>
+              </w:rPr>
+              <w:t>]</w:t>
             </w:r>
             <w:proofErr w:type="gramEnd"/>
             <w:r>
@@ -3825,32 +3822,6 @@
                 <w:sz w:val="16"/>
                 <w:szCs w:val="16"/>
               </w:rPr>
-              <w:t xml:space="preserve"> </w:t>
-            </w:r>
-            <w:proofErr w:type="gramStart"/>
-            <w:r>
-              <w:rPr>
-                <w:color w:val="4F81BD" w:themeColor="accent1"/>
-                <w:sz w:val="16"/>
-                <w:szCs w:val="16"/>
-              </w:rPr>
-              <w:t xml:space="preserve">Present </w:t>
-            </w:r>
-            <w:r>
-              <w:rPr>
-                <w:color w:val="4F81BD" w:themeColor="accent1"/>
-                <w:sz w:val="16"/>
-                <w:szCs w:val="16"/>
-              </w:rPr>
-              <w:t>]</w:t>
-            </w:r>
-            <w:proofErr w:type="gramEnd"/>
-            <w:r>
-              <w:rPr>
-                <w:color w:val="4F81BD" w:themeColor="accent1"/>
-                <w:sz w:val="16"/>
-                <w:szCs w:val="16"/>
-              </w:rPr>
               <w:t xml:space="preserve">  </w:t>
             </w:r>
             <w:r>
@@ -3862,7 +3833,7 @@
                 <w:sz w:val="16"/>
                 <w:szCs w:val="16"/>
               </w:rPr>
-              <w:t>Alexandria, VA; Arlington, VA; Blacksburg, VA</w:t>
+              <w:t>Alexandria, VA</w:t>
             </w:r>
           </w:p>
           <w:p>
@@ -3880,7 +3851,21 @@
                 <w:b w:val="0"/>
                 <w:bCs w:val="0"/>
               </w:rPr>
-              <w:t xml:space="preserve">Fellowship </w:t>
+              <w:t xml:space="preserve">Quantum </w:t>
+            </w:r>
+            <w:r>
+              <w:rPr>
+                <w:b w:val="0"/>
+                <w:bCs w:val="0"/>
+              </w:rPr>
+              <w:t xml:space="preserve">and Artificial Intelligence </w:t>
+            </w:r>
+            <w:r>
+              <w:rPr>
+                <w:b w:val="0"/>
+                <w:bCs w:val="0"/>
+              </w:rPr>
+              <w:t xml:space="preserve">Research </w:t>
             </w:r>
             <w:proofErr w:type="gramStart"/>
             <w:r>
@@ -3888,14 +3873,7 @@
                 <w:b w:val="0"/>
                 <w:bCs w:val="0"/>
               </w:rPr>
-              <w:t>Panels</w:t>
-            </w:r>
-            <w:r>
-              <w:rPr>
-                <w:b w:val="0"/>
-                <w:bCs w:val="0"/>
-              </w:rPr>
-              <w:t xml:space="preserve">  </w:t>
+              <w:t xml:space="preserve">Presentations  </w:t>
             </w:r>
             <w:r>
               <w:rPr>
@@ -3914,21 +3892,31 @@
               </w:rPr>
               <w:t xml:space="preserve"> </w:t>
             </w:r>
-            <w:r>
-              <w:rPr>
-                <w:color w:val="4F81BD" w:themeColor="accent1"/>
-                <w:sz w:val="16"/>
-                <w:szCs w:val="16"/>
-              </w:rPr>
-              <w:t>2022</w:t>
-            </w:r>
-            <w:r>
-              <w:rPr>
-                <w:color w:val="4F81BD" w:themeColor="accent1"/>
-                <w:sz w:val="16"/>
-                <w:szCs w:val="16"/>
-              </w:rPr>
-              <w:t xml:space="preserve"> – </w:t>
+            <w:proofErr w:type="gramStart"/>
+            <w:r>
+              <w:rPr>
+                <w:color w:val="4F81BD" w:themeColor="accent1"/>
+                <w:sz w:val="16"/>
+                <w:szCs w:val="16"/>
+              </w:rPr>
+              <w:t>2023</w:t>
+            </w:r>
+            <w:r>
+              <w:rPr>
+                <w:color w:val="4F81BD" w:themeColor="accent1"/>
+                <w:sz w:val="16"/>
+                <w:szCs w:val="16"/>
+              </w:rPr>
+              <w:t xml:space="preserve">  –</w:t>
+            </w:r>
+            <w:proofErr w:type="gramEnd"/>
+            <w:r>
+              <w:rPr>
+                <w:color w:val="4F81BD" w:themeColor="accent1"/>
+                <w:sz w:val="16"/>
+                <w:szCs w:val="16"/>
+              </w:rPr>
+              <w:t xml:space="preserve"> </w:t>
             </w:r>
             <w:proofErr w:type="gramStart"/>
             <w:r>
@@ -3977,17 +3965,13 @@
                 <w:numId w:val="21"/>
               </w:numPr>
               <w:ind w:left="245" w:hanging="245"/>
-              <w:rPr>
-                <w:b w:val="0"/>
-                <w:bCs w:val="0"/>
-              </w:rPr>
-            </w:pPr>
-            <w:r>
-              <w:rPr>
-                <w:b w:val="0"/>
-                <w:bCs w:val="0"/>
-              </w:rPr>
-              <w:t xml:space="preserve">Ukraine </w:t>
+            </w:pPr>
+            <w:r>
+              <w:rPr>
+                <w:b w:val="0"/>
+                <w:bCs w:val="0"/>
+              </w:rPr>
+              <w:t xml:space="preserve">Fellowship </w:t>
             </w:r>
             <w:proofErr w:type="gramStart"/>
             <w:r>
@@ -3995,7 +3979,14 @@
                 <w:b w:val="0"/>
                 <w:bCs w:val="0"/>
               </w:rPr>
-              <w:t xml:space="preserve">Delegation  </w:t>
+              <w:t>Panels</w:t>
+            </w:r>
+            <w:r>
+              <w:rPr>
+                <w:b w:val="0"/>
+                <w:bCs w:val="0"/>
+              </w:rPr>
+              <w:t xml:space="preserve">  </w:t>
             </w:r>
             <w:r>
               <w:rPr>
@@ -4014,6 +4005,22 @@
               </w:rPr>
               <w:t xml:space="preserve"> </w:t>
             </w:r>
+            <w:r>
+              <w:rPr>
+                <w:color w:val="4F81BD" w:themeColor="accent1"/>
+                <w:sz w:val="16"/>
+                <w:szCs w:val="16"/>
+              </w:rPr>
+              <w:t>2022</w:t>
+            </w:r>
+            <w:r>
+              <w:rPr>
+                <w:color w:val="4F81BD" w:themeColor="accent1"/>
+                <w:sz w:val="16"/>
+                <w:szCs w:val="16"/>
+              </w:rPr>
+              <w:t xml:space="preserve"> – </w:t>
+            </w:r>
             <w:proofErr w:type="gramStart"/>
             <w:r>
               <w:rPr>
@@ -4021,15 +4028,15 @@
                 <w:sz w:val="16"/>
                 <w:szCs w:val="16"/>
               </w:rPr>
-              <w:t>2025</w:t>
-            </w:r>
-            <w:r>
-              <w:rPr>
-                <w:color w:val="4F81BD" w:themeColor="accent1"/>
-                <w:sz w:val="16"/>
-                <w:szCs w:val="16"/>
-              </w:rPr>
-              <w:t xml:space="preserve"> ]</w:t>
+              <w:t xml:space="preserve">Present </w:t>
+            </w:r>
+            <w:r>
+              <w:rPr>
+                <w:color w:val="4F81BD" w:themeColor="accent1"/>
+                <w:sz w:val="16"/>
+                <w:szCs w:val="16"/>
+              </w:rPr>
+              <w:t>]</w:t>
             </w:r>
             <w:proofErr w:type="gramEnd"/>
             <w:r>
@@ -4049,7 +4056,7 @@
                 <w:sz w:val="16"/>
                 <w:szCs w:val="16"/>
               </w:rPr>
-              <w:t>Virginia Tech Institute for Advanced Computing, Alexandria, VA</w:t>
+              <w:t>Alexandria, VA; Arlington, VA; Blacksburg, VA</w:t>
             </w:r>
           </w:p>
           <w:p>
@@ -4071,7 +4078,7 @@
                 <w:b w:val="0"/>
                 <w:bCs w:val="0"/>
               </w:rPr>
-              <w:t xml:space="preserve">Taiwan </w:t>
+              <w:t xml:space="preserve">Ukraine </w:t>
             </w:r>
             <w:proofErr w:type="gramStart"/>
             <w:r>
@@ -4155,7 +4162,7 @@
                 <w:b w:val="0"/>
                 <w:bCs w:val="0"/>
               </w:rPr>
-              <w:t>International Conference on Learning Representations (</w:t>
+              <w:t xml:space="preserve">Taiwan </w:t>
             </w:r>
             <w:proofErr w:type="gramStart"/>
             <w:r>
@@ -4163,7 +4170,7 @@
                 <w:b w:val="0"/>
                 <w:bCs w:val="0"/>
               </w:rPr>
-              <w:t xml:space="preserve">ICLR)  </w:t>
+              <w:t xml:space="preserve">Delegation  </w:t>
             </w:r>
             <w:r>
               <w:rPr>
@@ -4217,7 +4224,7 @@
                 <w:sz w:val="16"/>
                 <w:szCs w:val="16"/>
               </w:rPr>
-              <w:t>Singapore</w:t>
+              <w:t>Virginia Tech Institute for Advanced Computing, Alexandria, VA</w:t>
             </w:r>
           </w:p>
           <w:p>
@@ -4239,96 +4246,61 @@
                 <w:b w:val="0"/>
                 <w:bCs w:val="0"/>
               </w:rPr>
-              <w:t xml:space="preserve">Virginia Tech </w:t>
-            </w:r>
-            <w:r>
-              <w:rPr>
-                <w:b w:val="0"/>
-                <w:bCs w:val="0"/>
-              </w:rPr>
-              <w:t>Institute for Advanced Computing</w:t>
-            </w:r>
-            <w:r>
-              <w:rPr>
-                <w:b w:val="0"/>
-                <w:bCs w:val="0"/>
+              <w:t>International Conference on Learning Representations (</w:t>
+            </w:r>
+            <w:proofErr w:type="gramStart"/>
+            <w:r>
+              <w:rPr>
+                <w:b w:val="0"/>
+                <w:bCs w:val="0"/>
+              </w:rPr>
+              <w:t xml:space="preserve">ICLR)  </w:t>
+            </w:r>
+            <w:r>
+              <w:rPr>
+                <w:color w:val="4F81BD" w:themeColor="accent1"/>
+                <w:sz w:val="16"/>
+                <w:szCs w:val="16"/>
+              </w:rPr>
+              <w:t>[</w:t>
+            </w:r>
+            <w:proofErr w:type="gramEnd"/>
+            <w:r>
+              <w:rPr>
+                <w:color w:val="4F81BD" w:themeColor="accent1"/>
+                <w:sz w:val="16"/>
+                <w:szCs w:val="16"/>
               </w:rPr>
               <w:t xml:space="preserve"> </w:t>
             </w:r>
-            <w:r>
-              <w:rPr>
-                <w:b w:val="0"/>
-                <w:bCs w:val="0"/>
-              </w:rPr>
-              <w:t>Showcase</w:t>
-            </w:r>
-            <w:r>
-              <w:rPr>
-                <w:b w:val="0"/>
-                <w:bCs w:val="0"/>
-              </w:rPr>
-              <w:t xml:space="preserve"> </w:t>
-            </w:r>
             <w:proofErr w:type="gramStart"/>
             <w:r>
               <w:rPr>
-                <w:b w:val="0"/>
-                <w:bCs w:val="0"/>
-              </w:rPr>
-              <w:t>Events</w:t>
-            </w:r>
-            <w:r>
-              <w:rPr>
-                <w:b w:val="0"/>
-                <w:bCs w:val="0"/>
+                <w:color w:val="4F81BD" w:themeColor="accent1"/>
+                <w:sz w:val="16"/>
+                <w:szCs w:val="16"/>
+              </w:rPr>
+              <w:t>2025</w:t>
+            </w:r>
+            <w:r>
+              <w:rPr>
+                <w:color w:val="4F81BD" w:themeColor="accent1"/>
+                <w:sz w:val="16"/>
+                <w:szCs w:val="16"/>
+              </w:rPr>
+              <w:t xml:space="preserve"> ]</w:t>
+            </w:r>
+            <w:proofErr w:type="gramEnd"/>
+            <w:r>
+              <w:rPr>
+                <w:color w:val="4F81BD" w:themeColor="accent1"/>
+                <w:sz w:val="16"/>
+                <w:szCs w:val="16"/>
               </w:rPr>
               <w:t xml:space="preserve">  </w:t>
             </w:r>
             <w:r>
               <w:rPr>
-                <w:color w:val="4F81BD" w:themeColor="accent1"/>
-                <w:sz w:val="16"/>
-                <w:szCs w:val="16"/>
-              </w:rPr>
-              <w:t>[</w:t>
-            </w:r>
-            <w:proofErr w:type="gramEnd"/>
-            <w:r>
-              <w:rPr>
-                <w:color w:val="4F81BD" w:themeColor="accent1"/>
-                <w:sz w:val="16"/>
-                <w:szCs w:val="16"/>
-              </w:rPr>
-              <w:t xml:space="preserve"> </w:t>
-            </w:r>
-            <w:proofErr w:type="gramStart"/>
-            <w:r>
-              <w:rPr>
-                <w:color w:val="4F81BD" w:themeColor="accent1"/>
-                <w:sz w:val="16"/>
-                <w:szCs w:val="16"/>
-              </w:rPr>
-              <w:t>2025</w:t>
-            </w:r>
-            <w:r>
-              <w:rPr>
-                <w:color w:val="4F81BD" w:themeColor="accent1"/>
-                <w:sz w:val="16"/>
-                <w:szCs w:val="16"/>
-              </w:rPr>
-              <w:t xml:space="preserve"> ]</w:t>
-            </w:r>
-            <w:proofErr w:type="gramEnd"/>
-            <w:r>
-              <w:rPr>
-                <w:color w:val="4F81BD" w:themeColor="accent1"/>
-                <w:sz w:val="16"/>
-                <w:szCs w:val="16"/>
-              </w:rPr>
-              <w:t xml:space="preserve">  </w:t>
-            </w:r>
-            <w:r>
-              <w:rPr>
                 <w:rFonts w:ascii="Helvetica Neue" w:hAnsi="Helvetica Neue"/>
                 <w:b w:val="0"/>
                 <w:bCs w:val="0"/>
@@ -4336,7 +4308,7 @@
                 <w:sz w:val="16"/>
                 <w:szCs w:val="16"/>
               </w:rPr>
-              <w:t>Alexandria, VA</w:t>
+              <w:t>Singapore</w:t>
             </w:r>
           </w:p>
           <w:p>
@@ -5331,7 +5303,7 @@
                     <w:keepNext w:val="0"/>
                   </w:pPr>
                   <w:r>
-                    <w:t xml:space="preserve">[ 6 / </w:t>
+                    <w:t>[ 6/</w:t>
                   </w:r>
                   <w:proofErr w:type="gramStart"/>
                   <w:r>
@@ -5614,7 +5586,7 @@
                     <w:keepNext w:val="0"/>
                   </w:pPr>
                   <w:r>
-                    <w:t xml:space="preserve">[ 4 / </w:t>
+                    <w:t>[ 4/</w:t>
                   </w:r>
                   <w:proofErr w:type="gramStart"/>
                   <w:r>
@@ -5771,7 +5743,7 @@
                     <w:keepNext w:val="0"/>
                   </w:pPr>
                   <w:r>
-                    <w:t xml:space="preserve">[ 3 / </w:t>
+                    <w:t>[ 3/</w:t>
                   </w:r>
                   <w:proofErr w:type="gramStart"/>
                   <w:r>
@@ -6785,6 +6757,314 @@
             </w:pPr>
             <w:r>
               <w:lastRenderedPageBreak/>
+              <w:t>Featured Articles</w:t>
+            </w:r>
+          </w:p>
+        </w:tc>
+        <w:tc>
+          <w:tcPr>
+            <w:tcW w:w="77" w:type="pct"/>
+          </w:tcPr>
+          <w:p>
+            <w:pPr>
+              <w:rPr>
+                <w:sz w:val="10"/>
+                <w:szCs w:val="10"/>
+              </w:rPr>
+            </w:pPr>
+          </w:p>
+        </w:tc>
+        <w:tc>
+          <w:tcPr>
+            <w:tcW w:w="4456" w:type="pct"/>
+          </w:tcPr>
+          <w:p>
+            <w:pPr>
+              <w:pStyle w:val="Heading2"/>
+              <w:numPr>
+                <w:ilvl w:val="0"/>
+                <w:numId w:val="21"/>
+              </w:numPr>
+              <w:ind w:left="245" w:hanging="245"/>
+              <w:rPr>
+                <w:b w:val="0"/>
+                <w:bCs w:val="0"/>
+              </w:rPr>
+            </w:pPr>
+            <w:r>
+              <w:rPr>
+                <w:b w:val="0"/>
+                <w:bCs w:val="0"/>
+              </w:rPr>
+              <w:t xml:space="preserve">N. Frank and V. Tech, “Quantum entanglement could connect drones for disaster relief, bypassing traditional networks,” Phys.org. </w:t>
+            </w:r>
+            <w:r>
+              <w:rPr>
+                <w:b w:val="0"/>
+                <w:bCs w:val="0"/>
+              </w:rPr>
+              <w:t>Dec.</w:t>
+            </w:r>
+            <w:r>
+              <w:rPr>
+                <w:b w:val="0"/>
+                <w:bCs w:val="0"/>
+              </w:rPr>
+              <w:t xml:space="preserve"> 2026. Available: </w:t>
+            </w:r>
+            <w:hyperlink r:id="rId25" w:history="1">
+              <w:r>
+                <w:rPr>
+                  <w:rStyle w:val="Hyperlink"/>
+                  <w:b w:val="0"/>
+                  <w:bCs w:val="0"/>
+                </w:rPr>
+                <w:t>https://phys.org/news/2025-12-quantum-entanglement-drones-disaster-relief.html</w:t>
+              </w:r>
+            </w:hyperlink>
+          </w:p>
+          <w:p>
+            <w:pPr>
+              <w:pStyle w:val="Heading2"/>
+              <w:numPr>
+                <w:ilvl w:val="0"/>
+                <w:numId w:val="21"/>
+              </w:numPr>
+              <w:ind w:left="245" w:hanging="245"/>
+              <w:rPr>
+                <w:b w:val="0"/>
+                <w:bCs w:val="0"/>
+              </w:rPr>
+            </w:pPr>
+            <w:r>
+              <w:rPr>
+                <w:b w:val="0"/>
+                <w:bCs w:val="0"/>
+              </w:rPr>
+              <w:t>N. Frank, “How quantum entanglement can advance disaster relief, communication methods”</w:t>
+            </w:r>
+            <w:r>
+              <w:rPr>
+                <w:b w:val="0"/>
+                <w:bCs w:val="0"/>
+              </w:rPr>
+              <w:t>,</w:t>
+            </w:r>
+            <w:r>
+              <w:rPr>
+                <w:b w:val="0"/>
+                <w:bCs w:val="0"/>
+              </w:rPr>
+              <w:t xml:space="preserve"> </w:t>
+            </w:r>
+            <w:r>
+              <w:rPr>
+                <w:b w:val="0"/>
+                <w:bCs w:val="0"/>
+              </w:rPr>
+              <w:t>Dec. 2025</w:t>
+            </w:r>
+            <w:r>
+              <w:rPr>
+                <w:b w:val="0"/>
+                <w:bCs w:val="0"/>
+              </w:rPr>
+              <w:t xml:space="preserve">. Available: </w:t>
+            </w:r>
+            <w:hyperlink r:id="rId26" w:history="1">
+              <w:r>
+                <w:rPr>
+                  <w:rStyle w:val="Hyperlink"/>
+                  <w:b w:val="0"/>
+                  <w:bCs w:val="0"/>
+                </w:rPr>
+                <w:t>https://news.vt.edu/content/news_vt_edu/en/articles/2025/12/quantum-entanglement-disaster-relief-eqmarl.html</w:t>
+              </w:r>
+            </w:hyperlink>
+          </w:p>
+          <w:p>
+            <w:pPr>
+              <w:pStyle w:val="Heading2"/>
+              <w:numPr>
+                <w:ilvl w:val="0"/>
+                <w:numId w:val="21"/>
+              </w:numPr>
+              <w:ind w:left="245" w:hanging="245"/>
+              <w:rPr>
+                <w:b w:val="0"/>
+                <w:bCs w:val="0"/>
+              </w:rPr>
+            </w:pPr>
+            <w:r>
+              <w:rPr>
+                <w:b w:val="0"/>
+                <w:bCs w:val="0"/>
+              </w:rPr>
+              <w:t xml:space="preserve">S. Andrea, “Virginia Tech announces new Institute for Advanced Computing in the Washington, D.C., area.” </w:t>
+            </w:r>
+            <w:r>
+              <w:rPr>
+                <w:b w:val="0"/>
+                <w:bCs w:val="0"/>
+              </w:rPr>
+              <w:t>May</w:t>
+            </w:r>
+            <w:r>
+              <w:rPr>
+                <w:b w:val="0"/>
+                <w:bCs w:val="0"/>
+              </w:rPr>
+              <w:t xml:space="preserve"> 202</w:t>
+            </w:r>
+            <w:r>
+              <w:rPr>
+                <w:b w:val="0"/>
+                <w:bCs w:val="0"/>
+              </w:rPr>
+              <w:t>5</w:t>
+            </w:r>
+            <w:r>
+              <w:rPr>
+                <w:b w:val="0"/>
+                <w:bCs w:val="0"/>
+              </w:rPr>
+              <w:t xml:space="preserve">. Available: </w:t>
+            </w:r>
+            <w:hyperlink r:id="rId27" w:history="1">
+              <w:r>
+                <w:rPr>
+                  <w:rStyle w:val="Hyperlink"/>
+                  <w:b w:val="0"/>
+                  <w:bCs w:val="0"/>
+                </w:rPr>
+                <w:t>https://news.vt.edu/content/news_vt_edu/en/articles/2025/05/provost-dc-institute-for-advanced-computing.html</w:t>
+              </w:r>
+            </w:hyperlink>
+          </w:p>
+          <w:p>
+            <w:pPr>
+              <w:pStyle w:val="Heading2"/>
+              <w:numPr>
+                <w:ilvl w:val="0"/>
+                <w:numId w:val="21"/>
+              </w:numPr>
+              <w:ind w:left="245" w:hanging="245"/>
+              <w:rPr>
+                <w:b w:val="0"/>
+                <w:bCs w:val="0"/>
+              </w:rPr>
+            </w:pPr>
+            <w:r>
+              <w:rPr>
+                <w:b w:val="0"/>
+                <w:bCs w:val="0"/>
+              </w:rPr>
+              <w:t xml:space="preserve">K. Roeder, “Virginia Tech opens $1B innovation campus in Alexandria,” Technical.ly. </w:t>
+            </w:r>
+            <w:r>
+              <w:rPr>
+                <w:b w:val="0"/>
+                <w:bCs w:val="0"/>
+              </w:rPr>
+              <w:t>March</w:t>
+            </w:r>
+            <w:r>
+              <w:rPr>
+                <w:b w:val="0"/>
+                <w:bCs w:val="0"/>
+              </w:rPr>
+              <w:t xml:space="preserve"> 202</w:t>
+            </w:r>
+            <w:r>
+              <w:rPr>
+                <w:b w:val="0"/>
+                <w:bCs w:val="0"/>
+              </w:rPr>
+              <w:t>5</w:t>
+            </w:r>
+            <w:r>
+              <w:rPr>
+                <w:b w:val="0"/>
+                <w:bCs w:val="0"/>
+              </w:rPr>
+              <w:t xml:space="preserve">. Available: </w:t>
+            </w:r>
+            <w:hyperlink r:id="rId28" w:history="1">
+              <w:r>
+                <w:rPr>
+                  <w:rStyle w:val="Hyperlink"/>
+                  <w:b w:val="0"/>
+                  <w:bCs w:val="0"/>
+                </w:rPr>
+                <w:t>https://technical.ly/civic-news/virginia-tech-innovation-campus-alexandria/</w:t>
+              </w:r>
+            </w:hyperlink>
+          </w:p>
+        </w:tc>
+      </w:tr>
+      <w:tr>
+        <w:trPr>
+          <w:trHeight w:val="98"/>
+        </w:trPr>
+        <w:tc>
+          <w:tcPr>
+            <w:tcW w:w="467" w:type="pct"/>
+          </w:tcPr>
+          <w:p>
+            <w:pPr>
+              <w:pStyle w:val="Heading1"/>
+              <w:keepNext w:val="0"/>
+              <w:rPr>
+                <w:sz w:val="10"/>
+                <w:szCs w:val="10"/>
+              </w:rPr>
+            </w:pPr>
+          </w:p>
+        </w:tc>
+        <w:tc>
+          <w:tcPr>
+            <w:tcW w:w="77" w:type="pct"/>
+          </w:tcPr>
+          <w:p>
+            <w:pPr>
+              <w:rPr>
+                <w:sz w:val="10"/>
+                <w:szCs w:val="10"/>
+              </w:rPr>
+            </w:pPr>
+          </w:p>
+        </w:tc>
+        <w:tc>
+          <w:tcPr>
+            <w:tcW w:w="4456" w:type="pct"/>
+          </w:tcPr>
+          <w:p>
+            <w:pPr>
+              <w:pStyle w:val="Element"/>
+              <w:keepNext w:val="0"/>
+              <w:rPr>
+                <w:rFonts w:asciiTheme="majorHAnsi" w:hAnsiTheme="majorHAnsi"/>
+                <w:sz w:val="10"/>
+                <w:szCs w:val="10"/>
+              </w:rPr>
+            </w:pPr>
+          </w:p>
+        </w:tc>
+      </w:tr>
+      <w:tr>
+        <w:trPr>
+          <w:trHeight w:val="98"/>
+        </w:trPr>
+        <w:tc>
+          <w:tcPr>
+            <w:tcW w:w="467" w:type="pct"/>
+          </w:tcPr>
+          <w:p>
+            <w:pPr>
+              <w:pStyle w:val="Heading1"/>
+              <w:keepNext w:val="0"/>
+            </w:pPr>
+            <w:r>
               <w:t>Skills &amp; Abilities</w:t>
             </w:r>
           </w:p>
@@ -8203,7 +8483,7 @@
                 <w:sz w:val="16"/>
                 <w:szCs w:val="16"/>
               </w:rPr>
-              <w:t xml:space="preserve"> – </w:t>
+              <w:t xml:space="preserve"> – 2</w:t>
             </w:r>
             <w:r>
               <w:rPr>
@@ -8213,8 +8493,9 @@
                 <w:color w:val="7F7F7F" w:themeColor="text1" w:themeTint="80"/>
                 <w:sz w:val="16"/>
                 <w:szCs w:val="16"/>
-              </w:rPr>
-              <w:t>2</w:t>
+                <w:vertAlign w:val="superscript"/>
+              </w:rPr>
+              <w:t>nd</w:t>
             </w:r>
             <w:r>
               <w:rPr>
@@ -8224,31 +8505,8 @@
                 <w:color w:val="7F7F7F" w:themeColor="text1" w:themeTint="80"/>
                 <w:sz w:val="16"/>
                 <w:szCs w:val="16"/>
-                <w:vertAlign w:val="superscript"/>
-              </w:rPr>
-              <w:t>nd</w:t>
-            </w:r>
-            <w:r>
-              <w:rPr>
-                <w:rFonts w:ascii="Helvetica Neue" w:hAnsi="Helvetica Neue"/>
-                <w:b w:val="0"/>
-                <w:bCs w:val="0"/>
-                <w:color w:val="7F7F7F" w:themeColor="text1" w:themeTint="80"/>
-                <w:sz w:val="16"/>
-                <w:szCs w:val="16"/>
-              </w:rPr>
-              <w:t xml:space="preserve"> </w:t>
-            </w:r>
-            <w:r>
-              <w:rPr>
-                <w:rFonts w:ascii="Helvetica Neue" w:hAnsi="Helvetica Neue"/>
-                <w:b w:val="0"/>
-                <w:bCs w:val="0"/>
-                <w:color w:val="7F7F7F" w:themeColor="text1" w:themeTint="80"/>
-                <w:sz w:val="16"/>
-                <w:szCs w:val="16"/>
-              </w:rPr>
-              <w:t>Place Intern Project Presentation Award, Space Systems</w:t>
+              </w:rPr>
+              <w:t xml:space="preserve"> Place Intern Project Presentation Award, Space Systems</w:t>
             </w:r>
           </w:p>
           <w:p>
@@ -9367,8 +9625,8 @@
       </w:pPr>
     </w:p>
     <w:sectPr>
-      <w:headerReference w:type="even" r:id="rId25"/>
-      <w:footerReference w:type="default" r:id="rId26"/>
+      <w:headerReference w:type="even" r:id="rId29"/>
+      <w:footerReference w:type="default" r:id="rId30"/>
       <w:pgSz w:w="12240" w:h="15840"/>
       <w:pgMar w:top="720" w:right="720" w:bottom="720" w:left="720" w:header="720" w:footer="720" w:gutter="0"/>
       <w:cols w:space="720"/>
@@ -12146,6 +12404,7 @@
   </w:compat>
   <w:rsids>
     <w:rsidRoot w:val="009B4380"/>
+    <w:rsid w:val="00003476"/>
     <w:rsid w:val="00016ABB"/>
     <w:rsid w:val="000666D2"/>
     <w:rsid w:val="00095F4B"/>
@@ -12650,30 +12909,6 @@
     <w:name w:val="EFEF76946C2CCB4A80AD4E753049693B"/>
     <w:rsid w:val="009B4380"/>
   </w:style>
-  <w:style w:type="paragraph" w:customStyle="1" w:styleId="AF8FEFECD8352243B2605B7A83337F56">
-    <w:name w:val="AF8FEFECD8352243B2605B7A83337F56"/>
-    <w:rsid w:val="004133D8"/>
-    <w:pPr>
-      <w:spacing w:after="160" w:line="278" w:lineRule="auto"/>
-    </w:pPr>
-    <w:rPr>
-      <w:kern w:val="2"/>
-      <w:lang w:eastAsia="en-US"/>
-      <w14:ligatures w14:val="standardContextual"/>
-    </w:rPr>
-  </w:style>
-  <w:style w:type="paragraph" w:customStyle="1" w:styleId="18DBCF14A3D5BA429CF97382A0E96371">
-    <w:name w:val="18DBCF14A3D5BA429CF97382A0E96371"/>
-    <w:rsid w:val="004133D8"/>
-    <w:pPr>
-      <w:spacing w:after="160" w:line="278" w:lineRule="auto"/>
-    </w:pPr>
-    <w:rPr>
-      <w:kern w:val="2"/>
-      <w:lang w:eastAsia="en-US"/>
-      <w14:ligatures w14:val="standardContextual"/>
-    </w:rPr>
-  </w:style>
 </w:styles>
 </file>
 

--- a/derieux_resume_multipage.docx
+++ b/derieux_resume_multipage.docx
@@ -6810,7 +6810,21 @@
                 <w:b w:val="0"/>
                 <w:bCs w:val="0"/>
               </w:rPr>
-              <w:t xml:space="preserve"> 2026. Available: </w:t>
+              <w:t xml:space="preserve"> 202</w:t>
+            </w:r>
+            <w:r>
+              <w:rPr>
+                <w:b w:val="0"/>
+                <w:bCs w:val="0"/>
+              </w:rPr>
+              <w:t>5</w:t>
+            </w:r>
+            <w:r>
+              <w:rPr>
+                <w:b w:val="0"/>
+                <w:bCs w:val="0"/>
+              </w:rPr>
+              <w:t xml:space="preserve">. Available: </w:t>
             </w:r>
             <w:hyperlink r:id="rId25" w:history="1">
               <w:r>
@@ -12404,7 +12418,6 @@
   </w:compat>
   <w:rsids>
     <w:rsidRoot w:val="009B4380"/>
-    <w:rsid w:val="00003476"/>
     <w:rsid w:val="00016ABB"/>
     <w:rsid w:val="000666D2"/>
     <w:rsid w:val="00095F4B"/>
@@ -12434,6 +12447,7 @@
     <w:rsid w:val="00920774"/>
     <w:rsid w:val="00963654"/>
     <w:rsid w:val="009B4380"/>
+    <w:rsid w:val="00AA60B1"/>
     <w:rsid w:val="00B16D3B"/>
     <w:rsid w:val="00B3182F"/>
     <w:rsid w:val="00B67F5F"/>

--- a/derieux_resume_multipage.docx
+++ b/derieux_resume_multipage.docx
@@ -6855,7 +6855,7 @@
                 <w:b w:val="0"/>
                 <w:bCs w:val="0"/>
               </w:rPr>
-              <w:t>N. Frank, “How quantum entanglement can advance disaster relief, communication methods”</w:t>
+              <w:t>N. Frank, “How quantum entanglement can advance disaster relief, communication methods</w:t>
             </w:r>
             <w:r>
               <w:rPr>
@@ -6869,7 +6869,7 @@
                 <w:b w:val="0"/>
                 <w:bCs w:val="0"/>
               </w:rPr>
-              <w:t xml:space="preserve"> </w:t>
+              <w:t xml:space="preserve">” </w:t>
             </w:r>
             <w:r>
               <w:rPr>
@@ -9673,7 +9673,6 @@
   <w:p>
     <w:pPr>
       <w:pStyle w:val="Footer"/>
-      <w:jc w:val="center"/>
       <w:rPr>
         <w:rFonts w:ascii="Helvetica Neue" w:hAnsi="Helvetica Neue"/>
         <w:color w:val="4F81BD" w:themeColor="accent1"/>
@@ -9681,6 +9680,33 @@
         <w:szCs w:val="16"/>
       </w:rPr>
     </w:pPr>
+    <w:r>
+      <w:rPr>
+        <w:rFonts w:ascii="Helvetica Neue" w:hAnsi="Helvetica Neue"/>
+        <w:color w:val="984806" w:themeColor="accent6" w:themeShade="80"/>
+        <w:sz w:val="16"/>
+        <w:szCs w:val="16"/>
+      </w:rPr>
+      <w:t xml:space="preserve">                                                                              </w:t>
+    </w:r>
+    <w:r>
+      <w:rPr>
+        <w:rFonts w:ascii="Helvetica Neue" w:hAnsi="Helvetica Neue"/>
+        <w:color w:val="984806" w:themeColor="accent6" w:themeShade="80"/>
+        <w:sz w:val="16"/>
+        <w:szCs w:val="16"/>
+      </w:rPr>
+      <w:t xml:space="preserve">   </w:t>
+    </w:r>
+    <w:r>
+      <w:rPr>
+        <w:rFonts w:ascii="Helvetica Neue" w:hAnsi="Helvetica Neue"/>
+        <w:color w:val="984806" w:themeColor="accent6" w:themeShade="80"/>
+        <w:sz w:val="16"/>
+        <w:szCs w:val="16"/>
+      </w:rPr>
+      <w:t xml:space="preserve">  </w:t>
+    </w:r>
     <w:r>
       <w:rPr>
         <w:rFonts w:ascii="Helvetica Neue" w:hAnsi="Helvetica Neue"/>
@@ -12441,13 +12467,13 @@
     <w:rsid w:val="00741838"/>
     <w:rsid w:val="0075251F"/>
     <w:rsid w:val="007A77FF"/>
+    <w:rsid w:val="008242ED"/>
     <w:rsid w:val="008341C2"/>
     <w:rsid w:val="008951BE"/>
     <w:rsid w:val="008B0C3B"/>
     <w:rsid w:val="00920774"/>
     <w:rsid w:val="00963654"/>
     <w:rsid w:val="009B4380"/>
-    <w:rsid w:val="00AA60B1"/>
     <w:rsid w:val="00B16D3B"/>
     <w:rsid w:val="00B3182F"/>
     <w:rsid w:val="00B67F5F"/>

--- a/derieux_resume_multipage.docx
+++ b/derieux_resume_multipage.docx
@@ -4866,90 +4866,83 @@
               <w:keepNext w:val="0"/>
             </w:pPr>
             <w:r>
-              <w:t xml:space="preserve">University and Department </w:t>
+              <w:t xml:space="preserve">Peer </w:t>
             </w:r>
             <w:proofErr w:type="gramStart"/>
             <w:r>
-              <w:t>Tours</w:t>
-            </w:r>
-            <w:r>
-              <w:rPr>
-                <w:b w:val="0"/>
-                <w:bCs w:val="0"/>
+              <w:t xml:space="preserve">Mentorship  </w:t>
+            </w:r>
+            <w:r>
+              <w:rPr>
+                <w:color w:val="4F81BD" w:themeColor="accent1"/>
+                <w:sz w:val="16"/>
+                <w:szCs w:val="16"/>
+              </w:rPr>
+              <w:t>[</w:t>
+            </w:r>
+            <w:proofErr w:type="gramEnd"/>
+            <w:r>
+              <w:rPr>
+                <w:color w:val="4F81BD" w:themeColor="accent1"/>
+                <w:sz w:val="16"/>
+                <w:szCs w:val="16"/>
+              </w:rPr>
+              <w:t xml:space="preserve"> </w:t>
+            </w:r>
+            <w:proofErr w:type="gramStart"/>
+            <w:r>
+              <w:rPr>
+                <w:color w:val="4F81BD" w:themeColor="accent1"/>
+                <w:sz w:val="16"/>
+                <w:szCs w:val="16"/>
+              </w:rPr>
+              <w:t>2021</w:t>
+            </w:r>
+            <w:r>
+              <w:rPr>
+                <w:color w:val="4F81BD" w:themeColor="accent1"/>
+                <w:sz w:val="16"/>
+                <w:szCs w:val="16"/>
+              </w:rPr>
+              <w:t xml:space="preserve">  –</w:t>
+            </w:r>
+            <w:proofErr w:type="gramEnd"/>
+            <w:r>
+              <w:rPr>
+                <w:color w:val="4F81BD" w:themeColor="accent1"/>
+                <w:sz w:val="16"/>
+                <w:szCs w:val="16"/>
+              </w:rPr>
+              <w:t xml:space="preserve"> </w:t>
+            </w:r>
+            <w:proofErr w:type="gramStart"/>
+            <w:r>
+              <w:rPr>
+                <w:color w:val="4F81BD" w:themeColor="accent1"/>
+                <w:sz w:val="16"/>
+                <w:szCs w:val="16"/>
+              </w:rPr>
+              <w:t xml:space="preserve">Present </w:t>
+            </w:r>
+            <w:r>
+              <w:rPr>
+                <w:color w:val="4F81BD" w:themeColor="accent1"/>
+                <w:sz w:val="16"/>
+                <w:szCs w:val="16"/>
+              </w:rPr>
+              <w:t>]</w:t>
+            </w:r>
+            <w:proofErr w:type="gramEnd"/>
+            <w:r>
+              <w:rPr>
+                <w:color w:val="4F81BD" w:themeColor="accent1"/>
+                <w:sz w:val="16"/>
+                <w:szCs w:val="16"/>
               </w:rPr>
               <w:t xml:space="preserve">  </w:t>
             </w:r>
             <w:r>
               <w:rPr>
-                <w:color w:val="4F81BD" w:themeColor="accent1"/>
-                <w:sz w:val="16"/>
-                <w:szCs w:val="16"/>
-              </w:rPr>
-              <w:t>[</w:t>
-            </w:r>
-            <w:proofErr w:type="gramEnd"/>
-            <w:r>
-              <w:rPr>
-                <w:color w:val="4F81BD" w:themeColor="accent1"/>
-                <w:sz w:val="16"/>
-                <w:szCs w:val="16"/>
-              </w:rPr>
-              <w:t xml:space="preserve"> </w:t>
-            </w:r>
-            <w:proofErr w:type="gramStart"/>
-            <w:r>
-              <w:rPr>
-                <w:color w:val="4F81BD" w:themeColor="accent1"/>
-                <w:sz w:val="16"/>
-                <w:szCs w:val="16"/>
-              </w:rPr>
-              <w:t>2021</w:t>
-            </w:r>
-            <w:r>
-              <w:rPr>
-                <w:color w:val="4F81BD" w:themeColor="accent1"/>
-                <w:sz w:val="16"/>
-                <w:szCs w:val="16"/>
-              </w:rPr>
-              <w:t xml:space="preserve">  –</w:t>
-            </w:r>
-            <w:proofErr w:type="gramEnd"/>
-            <w:r>
-              <w:rPr>
-                <w:color w:val="4F81BD" w:themeColor="accent1"/>
-                <w:sz w:val="16"/>
-                <w:szCs w:val="16"/>
-              </w:rPr>
-              <w:t xml:space="preserve"> </w:t>
-            </w:r>
-            <w:proofErr w:type="gramStart"/>
-            <w:r>
-              <w:rPr>
-                <w:color w:val="4F81BD" w:themeColor="accent1"/>
-                <w:sz w:val="16"/>
-                <w:szCs w:val="16"/>
-              </w:rPr>
-              <w:t xml:space="preserve">Present </w:t>
-            </w:r>
-            <w:r>
-              <w:rPr>
-                <w:color w:val="4F81BD" w:themeColor="accent1"/>
-                <w:sz w:val="16"/>
-                <w:szCs w:val="16"/>
-              </w:rPr>
-              <w:t>]</w:t>
-            </w:r>
-            <w:proofErr w:type="gramEnd"/>
-            <w:r>
-              <w:rPr>
-                <w:color w:val="4F81BD" w:themeColor="accent1"/>
-                <w:sz w:val="16"/>
-                <w:szCs w:val="16"/>
-              </w:rPr>
-              <w:t xml:space="preserve">  </w:t>
-            </w:r>
-            <w:r>
-              <w:rPr>
                 <w:rFonts w:ascii="Helvetica Neue" w:hAnsi="Helvetica Neue"/>
                 <w:b w:val="0"/>
                 <w:bCs w:val="0"/>
@@ -4957,7 +4950,7 @@
                 <w:sz w:val="16"/>
                 <w:szCs w:val="16"/>
               </w:rPr>
-              <w:t>Alexandria, VA; Arlington, VA; Blacksburg, VA</w:t>
+              <w:t>Research direction, academic planning, software development and deployment, dataset management, high-performance computing and Linux system tutorials, presentation and paper reviews, etc.</w:t>
             </w:r>
           </w:p>
           <w:p>
@@ -4966,38 +4959,18 @@
               <w:keepNext w:val="0"/>
             </w:pPr>
             <w:r>
-              <w:t>Tutoring</w:t>
-            </w:r>
-            <w:r>
-              <w:rPr>
-                <w:b w:val="0"/>
-                <w:bCs w:val="0"/>
-              </w:rPr>
-              <w:t xml:space="preserve"> via </w:t>
-            </w:r>
-            <w:proofErr w:type="spellStart"/>
-            <w:r>
-              <w:rPr>
-                <w:b w:val="0"/>
-                <w:bCs w:val="0"/>
-              </w:rPr>
-              <w:t>Eta</w:t>
-            </w:r>
-            <w:proofErr w:type="spellEnd"/>
-            <w:r>
-              <w:rPr>
-                <w:b w:val="0"/>
-                <w:bCs w:val="0"/>
-              </w:rPr>
-              <w:t xml:space="preserve"> Kappa </w:t>
+              <w:t xml:space="preserve">University and Department </w:t>
             </w:r>
             <w:proofErr w:type="gramStart"/>
             <w:r>
-              <w:rPr>
-                <w:b w:val="0"/>
-                <w:bCs w:val="0"/>
-              </w:rPr>
-              <w:t xml:space="preserve">Nu  </w:t>
+              <w:t>Tours</w:t>
+            </w:r>
+            <w:r>
+              <w:rPr>
+                <w:b w:val="0"/>
+                <w:bCs w:val="0"/>
+              </w:rPr>
+              <w:t xml:space="preserve">  </w:t>
             </w:r>
             <w:r>
               <w:rPr>
@@ -5031,7 +5004,7 @@
                 <w:sz w:val="16"/>
                 <w:szCs w:val="16"/>
               </w:rPr>
-              <w:t xml:space="preserve"> ]</w:t>
+              <w:t xml:space="preserve">  –</w:t>
             </w:r>
             <w:proofErr w:type="gramEnd"/>
             <w:r>
@@ -5040,6 +5013,32 @@
                 <w:sz w:val="16"/>
                 <w:szCs w:val="16"/>
               </w:rPr>
+              <w:t xml:space="preserve"> </w:t>
+            </w:r>
+            <w:proofErr w:type="gramStart"/>
+            <w:r>
+              <w:rPr>
+                <w:color w:val="4F81BD" w:themeColor="accent1"/>
+                <w:sz w:val="16"/>
+                <w:szCs w:val="16"/>
+              </w:rPr>
+              <w:t xml:space="preserve">Present </w:t>
+            </w:r>
+            <w:r>
+              <w:rPr>
+                <w:color w:val="4F81BD" w:themeColor="accent1"/>
+                <w:sz w:val="16"/>
+                <w:szCs w:val="16"/>
+              </w:rPr>
+              <w:t>]</w:t>
+            </w:r>
+            <w:proofErr w:type="gramEnd"/>
+            <w:r>
+              <w:rPr>
+                <w:color w:val="4F81BD" w:themeColor="accent1"/>
+                <w:sz w:val="16"/>
+                <w:szCs w:val="16"/>
+              </w:rPr>
               <w:t xml:space="preserve">  </w:t>
             </w:r>
             <w:r>
@@ -5051,26 +5050,47 @@
                 <w:sz w:val="16"/>
                 <w:szCs w:val="16"/>
               </w:rPr>
-              <w:t>Electrical and Computer Engineering, Computer Science, and other varied non-technical subjects.</w:t>
+              <w:t>Alexandria, VA; Arlington, VA; Blacksburg, VA</w:t>
             </w:r>
           </w:p>
           <w:p>
             <w:pPr>
               <w:pStyle w:val="Heading2"/>
               <w:keepNext w:val="0"/>
-              <w:rPr>
-                <w:b w:val="0"/>
-                <w:bCs w:val="0"/>
-                <w:sz w:val="10"/>
-                <w:szCs w:val="10"/>
-              </w:rPr>
-            </w:pPr>
-            <w:r>
-              <w:t xml:space="preserve">Peer </w:t>
+            </w:pPr>
+            <w:r>
+              <w:t>Tutoring</w:t>
+            </w:r>
+            <w:r>
+              <w:rPr>
+                <w:b w:val="0"/>
+                <w:bCs w:val="0"/>
+              </w:rPr>
+              <w:t xml:space="preserve"> via </w:t>
+            </w:r>
+            <w:proofErr w:type="spellStart"/>
+            <w:r>
+              <w:rPr>
+                <w:b w:val="0"/>
+                <w:bCs w:val="0"/>
+              </w:rPr>
+              <w:t>Eta</w:t>
+            </w:r>
+            <w:proofErr w:type="spellEnd"/>
+            <w:r>
+              <w:rPr>
+                <w:b w:val="0"/>
+                <w:bCs w:val="0"/>
+              </w:rPr>
+              <w:t xml:space="preserve"> Kappa </w:t>
             </w:r>
             <w:proofErr w:type="gramStart"/>
             <w:r>
-              <w:t xml:space="preserve">Mentorship  </w:t>
+              <w:rPr>
+                <w:b w:val="0"/>
+                <w:bCs w:val="0"/>
+              </w:rPr>
+              <w:t xml:space="preserve">Nu  </w:t>
             </w:r>
             <w:r>
               <w:rPr>
@@ -5104,7 +5124,7 @@
                 <w:sz w:val="16"/>
                 <w:szCs w:val="16"/>
               </w:rPr>
-              <w:t xml:space="preserve">  –</w:t>
+              <w:t xml:space="preserve"> ]</w:t>
             </w:r>
             <w:proofErr w:type="gramEnd"/>
             <w:r>
@@ -5113,32 +5133,6 @@
                 <w:sz w:val="16"/>
                 <w:szCs w:val="16"/>
               </w:rPr>
-              <w:t xml:space="preserve"> </w:t>
-            </w:r>
-            <w:proofErr w:type="gramStart"/>
-            <w:r>
-              <w:rPr>
-                <w:color w:val="4F81BD" w:themeColor="accent1"/>
-                <w:sz w:val="16"/>
-                <w:szCs w:val="16"/>
-              </w:rPr>
-              <w:t xml:space="preserve">Present </w:t>
-            </w:r>
-            <w:r>
-              <w:rPr>
-                <w:color w:val="4F81BD" w:themeColor="accent1"/>
-                <w:sz w:val="16"/>
-                <w:szCs w:val="16"/>
-              </w:rPr>
-              <w:t>]</w:t>
-            </w:r>
-            <w:proofErr w:type="gramEnd"/>
-            <w:r>
-              <w:rPr>
-                <w:color w:val="4F81BD" w:themeColor="accent1"/>
-                <w:sz w:val="16"/>
-                <w:szCs w:val="16"/>
-              </w:rPr>
               <w:t xml:space="preserve">  </w:t>
             </w:r>
             <w:r>
@@ -5150,7 +5144,7 @@
                 <w:sz w:val="16"/>
                 <w:szCs w:val="16"/>
               </w:rPr>
-              <w:t>Research direction, academic planning, software development and deployment, dataset management, high-performance computing and Linux system tutorials, presentation and paper reviews, etc.</w:t>
+              <w:t>Electrical and Computer Engineering, Computer Science, and other varied non-technical subjects.</w:t>
             </w:r>
           </w:p>
         </w:tc>
@@ -7386,7 +7380,18 @@
                   </w:r>
                   <w:r>
                     <w:br/>
-                    <w:t>/ etc.</w:t>
+                    <w:t xml:space="preserve">/ </w:t>
+                  </w:r>
+                  <w:proofErr w:type="spellStart"/>
+                  <w:r>
+                    <w:t>WandB</w:t>
+                  </w:r>
+                  <w:proofErr w:type="spellEnd"/>
+                  <w:r>
+                    <w:t xml:space="preserve"> / </w:t>
+                  </w:r>
+                  <w:r>
+                    <w:t>etc.</w:t>
                   </w:r>
                 </w:p>
                 <w:p>
@@ -7970,23 +7975,32 @@
             </w:r>
             <w:proofErr w:type="spellEnd"/>
             <w:r>
-              <w:t xml:space="preserve"> Kappa Nu </w:t>
-            </w:r>
-            <w:r>
-              <w:t>(</w:t>
-            </w:r>
-            <w:r>
-              <w:t xml:space="preserve">IEEE </w:t>
-            </w:r>
-            <w:r>
-              <w:t xml:space="preserve">Honor </w:t>
+              <w:t xml:space="preserve"> Kappa Nu</w:t>
+            </w:r>
+            <w:r>
+              <w:rPr>
+                <w:b w:val="0"/>
+                <w:bCs w:val="0"/>
+              </w:rPr>
+              <w:t xml:space="preserve">, </w:t>
+            </w:r>
+            <w:r>
+              <w:rPr>
+                <w:b w:val="0"/>
+                <w:bCs w:val="0"/>
+              </w:rPr>
+              <w:t xml:space="preserve">IEEE Honor </w:t>
             </w:r>
             <w:proofErr w:type="gramStart"/>
             <w:r>
+              <w:rPr>
+                <w:b w:val="0"/>
+                <w:bCs w:val="0"/>
+              </w:rPr>
               <w:t>Society</w:t>
             </w:r>
             <w:r>
-              <w:t xml:space="preserve">)  </w:t>
+              <w:t xml:space="preserve">  </w:t>
             </w:r>
             <w:r>
               <w:rPr>
@@ -12459,6 +12473,7 @@
     <w:rsid w:val="004A4065"/>
     <w:rsid w:val="004B2B15"/>
     <w:rsid w:val="004B72E9"/>
+    <w:rsid w:val="004D17CE"/>
     <w:rsid w:val="004E6208"/>
     <w:rsid w:val="0053687F"/>
     <w:rsid w:val="00674A94"/>
@@ -12467,7 +12482,6 @@
     <w:rsid w:val="00741838"/>
     <w:rsid w:val="0075251F"/>
     <w:rsid w:val="007A77FF"/>
-    <w:rsid w:val="008242ED"/>
     <w:rsid w:val="008341C2"/>
     <w:rsid w:val="008951BE"/>
     <w:rsid w:val="008B0C3B"/>

--- a/derieux_resume_multipage.docx
+++ b/derieux_resume_multipage.docx
@@ -161,9 +161,11 @@
         <w:tblLook w:val="04A0" w:firstRow="1" w:lastRow="0" w:firstColumn="1" w:lastColumn="0" w:noHBand="0" w:noVBand="1"/>
       </w:tblPr>
       <w:tblGrid>
-        <w:gridCol w:w="1009"/>
+        <w:gridCol w:w="1014"/>
         <w:gridCol w:w="166"/>
-        <w:gridCol w:w="9625"/>
+        <w:gridCol w:w="3216"/>
+        <w:gridCol w:w="1594"/>
+        <w:gridCol w:w="4810"/>
       </w:tblGrid>
       <w:tr>
         <w:trPr>
@@ -171,7 +173,7 @@
         </w:trPr>
         <w:tc>
           <w:tcPr>
-            <w:tcW w:w="467" w:type="pct"/>
+            <w:tcW w:w="469" w:type="pct"/>
           </w:tcPr>
           <w:p>
             <w:pPr>
@@ -183,8 +185,8 @@
         </w:tc>
         <w:tc>
           <w:tcPr>
-            <w:tcW w:w="4533" w:type="pct"/>
-            <w:gridSpan w:val="2"/>
+            <w:tcW w:w="4531" w:type="pct"/>
+            <w:gridSpan w:val="4"/>
           </w:tcPr>
           <w:p>
             <w:pPr>
@@ -729,7 +731,7 @@
         </w:trPr>
         <w:tc>
           <w:tcPr>
-            <w:tcW w:w="467" w:type="pct"/>
+            <w:tcW w:w="469" w:type="pct"/>
           </w:tcPr>
           <w:p>
             <w:pPr>
@@ -757,7 +759,8 @@
         </w:tc>
         <w:tc>
           <w:tcPr>
-            <w:tcW w:w="4456" w:type="pct"/>
+            <w:tcW w:w="4454" w:type="pct"/>
+            <w:gridSpan w:val="3"/>
           </w:tcPr>
           <w:p>
             <w:pPr>
@@ -780,7 +783,7 @@
         </w:trPr>
         <w:tc>
           <w:tcPr>
-            <w:tcW w:w="467" w:type="pct"/>
+            <w:tcW w:w="469" w:type="pct"/>
           </w:tcPr>
           <w:p>
             <w:pPr>
@@ -811,7 +814,8 @@
         </w:tc>
         <w:tc>
           <w:tcPr>
-            <w:tcW w:w="4456" w:type="pct"/>
+            <w:tcW w:w="4454" w:type="pct"/>
+            <w:gridSpan w:val="3"/>
           </w:tcPr>
           <w:p>
             <w:pPr>
@@ -880,7 +884,7 @@
         </w:trPr>
         <w:tc>
           <w:tcPr>
-            <w:tcW w:w="467" w:type="pct"/>
+            <w:tcW w:w="469" w:type="pct"/>
           </w:tcPr>
           <w:p>
             <w:pPr>
@@ -908,7 +912,8 @@
         </w:tc>
         <w:tc>
           <w:tcPr>
-            <w:tcW w:w="4456" w:type="pct"/>
+            <w:tcW w:w="4454" w:type="pct"/>
+            <w:gridSpan w:val="3"/>
           </w:tcPr>
           <w:p>
             <w:pPr>
@@ -931,7 +936,7 @@
         </w:trPr>
         <w:tc>
           <w:tcPr>
-            <w:tcW w:w="467" w:type="pct"/>
+            <w:tcW w:w="469" w:type="pct"/>
           </w:tcPr>
           <w:p>
             <w:pPr>
@@ -962,7 +967,8 @@
         </w:tc>
         <w:tc>
           <w:tcPr>
-            <w:tcW w:w="4456" w:type="pct"/>
+            <w:tcW w:w="4454" w:type="pct"/>
+            <w:gridSpan w:val="3"/>
           </w:tcPr>
           <w:p>
             <w:pPr>
@@ -1055,7 +1061,7 @@
         </w:trPr>
         <w:tc>
           <w:tcPr>
-            <w:tcW w:w="467" w:type="pct"/>
+            <w:tcW w:w="469" w:type="pct"/>
           </w:tcPr>
           <w:p>
             <w:pPr>
@@ -1083,7 +1089,8 @@
         </w:tc>
         <w:tc>
           <w:tcPr>
-            <w:tcW w:w="4456" w:type="pct"/>
+            <w:tcW w:w="4454" w:type="pct"/>
+            <w:gridSpan w:val="3"/>
           </w:tcPr>
           <w:p>
             <w:pPr>
@@ -1106,7 +1113,7 @@
         </w:trPr>
         <w:tc>
           <w:tcPr>
-            <w:tcW w:w="467" w:type="pct"/>
+            <w:tcW w:w="469" w:type="pct"/>
           </w:tcPr>
           <w:p>
             <w:pPr>
@@ -1133,7 +1140,8 @@
         </w:tc>
         <w:tc>
           <w:tcPr>
-            <w:tcW w:w="4456" w:type="pct"/>
+            <w:tcW w:w="4454" w:type="pct"/>
+            <w:gridSpan w:val="3"/>
           </w:tcPr>
           <w:tbl>
             <w:tblPr>
@@ -1290,7 +1298,7 @@
         </w:trPr>
         <w:tc>
           <w:tcPr>
-            <w:tcW w:w="467" w:type="pct"/>
+            <w:tcW w:w="469" w:type="pct"/>
           </w:tcPr>
           <w:p>
             <w:pPr>
@@ -1318,7 +1326,8 @@
         </w:tc>
         <w:tc>
           <w:tcPr>
-            <w:tcW w:w="4456" w:type="pct"/>
+            <w:tcW w:w="4454" w:type="pct"/>
+            <w:gridSpan w:val="3"/>
           </w:tcPr>
           <w:tbl>
             <w:tblPr>
@@ -1466,7 +1475,7 @@
         </w:trPr>
         <w:tc>
           <w:tcPr>
-            <w:tcW w:w="467" w:type="pct"/>
+            <w:tcW w:w="469" w:type="pct"/>
           </w:tcPr>
           <w:p>
             <w:pPr>
@@ -1490,7 +1499,8 @@
         </w:tc>
         <w:tc>
           <w:tcPr>
-            <w:tcW w:w="4456" w:type="pct"/>
+            <w:tcW w:w="4454" w:type="pct"/>
+            <w:gridSpan w:val="3"/>
           </w:tcPr>
           <w:tbl>
             <w:tblPr>
@@ -1644,7 +1654,7 @@
         </w:trPr>
         <w:tc>
           <w:tcPr>
-            <w:tcW w:w="467" w:type="pct"/>
+            <w:tcW w:w="469" w:type="pct"/>
           </w:tcPr>
           <w:p>
             <w:pPr>
@@ -1668,7 +1678,8 @@
         </w:tc>
         <w:tc>
           <w:tcPr>
-            <w:tcW w:w="4456" w:type="pct"/>
+            <w:tcW w:w="4454" w:type="pct"/>
+            <w:gridSpan w:val="3"/>
           </w:tcPr>
           <w:tbl>
             <w:tblPr>
@@ -1813,7 +1824,7 @@
         </w:trPr>
         <w:tc>
           <w:tcPr>
-            <w:tcW w:w="467" w:type="pct"/>
+            <w:tcW w:w="469" w:type="pct"/>
           </w:tcPr>
           <w:p>
             <w:pPr>
@@ -1839,7 +1850,8 @@
         </w:tc>
         <w:tc>
           <w:tcPr>
-            <w:tcW w:w="4456" w:type="pct"/>
+            <w:tcW w:w="4454" w:type="pct"/>
+            <w:gridSpan w:val="3"/>
           </w:tcPr>
           <w:p>
             <w:pPr>
@@ -1865,7 +1877,7 @@
         </w:trPr>
         <w:tc>
           <w:tcPr>
-            <w:tcW w:w="467" w:type="pct"/>
+            <w:tcW w:w="469" w:type="pct"/>
           </w:tcPr>
           <w:p>
             <w:pPr>
@@ -1894,7 +1906,8 @@
         </w:tc>
         <w:tc>
           <w:tcPr>
-            <w:tcW w:w="4456" w:type="pct"/>
+            <w:tcW w:w="4454" w:type="pct"/>
+            <w:gridSpan w:val="3"/>
           </w:tcPr>
           <w:tbl>
             <w:tblPr>
@@ -2022,7 +2035,13 @@
                     <w:t>Developed</w:t>
                   </w:r>
                   <w:r>
-                    <w:t xml:space="preserve"> architectures and techniques to facilitate heterogeneous multi-task learning (HMTL) in smart garden alleys with diverse data sources.</w:t>
+                    <w:t xml:space="preserve"> </w:t>
+                  </w:r>
+                  <w:r>
+                    <w:t xml:space="preserve">artificial intelligence </w:t>
+                  </w:r>
+                  <w:r>
+                    <w:t>architectures and techniques to facilitate heterogeneous multi-task learning (HMTL) in smart garden alleys with diverse data sources.</w:t>
                   </w:r>
                 </w:p>
               </w:tc>
@@ -2046,7 +2065,7 @@
         </w:trPr>
         <w:tc>
           <w:tcPr>
-            <w:tcW w:w="467" w:type="pct"/>
+            <w:tcW w:w="469" w:type="pct"/>
           </w:tcPr>
           <w:p>
             <w:pPr>
@@ -2069,7 +2088,8 @@
         </w:tc>
         <w:tc>
           <w:tcPr>
-            <w:tcW w:w="4456" w:type="pct"/>
+            <w:tcW w:w="4454" w:type="pct"/>
+            <w:gridSpan w:val="3"/>
           </w:tcPr>
           <w:tbl>
             <w:tblPr>
@@ -2204,7 +2224,7 @@
         </w:trPr>
         <w:tc>
           <w:tcPr>
-            <w:tcW w:w="467" w:type="pct"/>
+            <w:tcW w:w="469" w:type="pct"/>
           </w:tcPr>
           <w:p>
             <w:pPr>
@@ -2227,7 +2247,8 @@
         </w:tc>
         <w:tc>
           <w:tcPr>
-            <w:tcW w:w="4456" w:type="pct"/>
+            <w:tcW w:w="4454" w:type="pct"/>
+            <w:gridSpan w:val="3"/>
           </w:tcPr>
           <w:tbl>
             <w:tblPr>
@@ -2338,7 +2359,7 @@
         </w:trPr>
         <w:tc>
           <w:tcPr>
-            <w:tcW w:w="467" w:type="pct"/>
+            <w:tcW w:w="469" w:type="pct"/>
           </w:tcPr>
           <w:p>
             <w:pPr>
@@ -2361,7 +2382,8 @@
         </w:tc>
         <w:tc>
           <w:tcPr>
-            <w:tcW w:w="4456" w:type="pct"/>
+            <w:tcW w:w="4454" w:type="pct"/>
+            <w:gridSpan w:val="3"/>
           </w:tcPr>
           <w:tbl>
             <w:tblPr>
@@ -2463,7 +2485,7 @@
         </w:trPr>
         <w:tc>
           <w:tcPr>
-            <w:tcW w:w="467" w:type="pct"/>
+            <w:tcW w:w="469" w:type="pct"/>
           </w:tcPr>
           <w:p>
             <w:pPr>
@@ -2486,7 +2508,8 @@
         </w:tc>
         <w:tc>
           <w:tcPr>
-            <w:tcW w:w="4456" w:type="pct"/>
+            <w:tcW w:w="4454" w:type="pct"/>
+            <w:gridSpan w:val="3"/>
           </w:tcPr>
           <w:tbl>
             <w:tblPr>
@@ -2600,7 +2623,7 @@
         </w:trPr>
         <w:tc>
           <w:tcPr>
-            <w:tcW w:w="467" w:type="pct"/>
+            <w:tcW w:w="469" w:type="pct"/>
           </w:tcPr>
           <w:p>
             <w:pPr>
@@ -2628,7 +2651,8 @@
         </w:tc>
         <w:tc>
           <w:tcPr>
-            <w:tcW w:w="4456" w:type="pct"/>
+            <w:tcW w:w="4454" w:type="pct"/>
+            <w:gridSpan w:val="3"/>
           </w:tcPr>
           <w:p>
             <w:pPr>
@@ -2656,7 +2680,7 @@
         </w:trPr>
         <w:tc>
           <w:tcPr>
-            <w:tcW w:w="467" w:type="pct"/>
+            <w:tcW w:w="469" w:type="pct"/>
           </w:tcPr>
           <w:p>
             <w:pPr>
@@ -2683,7 +2707,8 @@
         </w:tc>
         <w:tc>
           <w:tcPr>
-            <w:tcW w:w="4456" w:type="pct"/>
+            <w:tcW w:w="4454" w:type="pct"/>
+            <w:gridSpan w:val="3"/>
           </w:tcPr>
           <w:p>
             <w:pPr>
@@ -3181,7 +3206,7 @@
         </w:trPr>
         <w:tc>
           <w:tcPr>
-            <w:tcW w:w="467" w:type="pct"/>
+            <w:tcW w:w="469" w:type="pct"/>
           </w:tcPr>
           <w:p>
             <w:pPr>
@@ -3209,7 +3234,8 @@
         </w:tc>
         <w:tc>
           <w:tcPr>
-            <w:tcW w:w="4456" w:type="pct"/>
+            <w:tcW w:w="4454" w:type="pct"/>
+            <w:gridSpan w:val="3"/>
           </w:tcPr>
           <w:p>
             <w:pPr>
@@ -3231,7 +3257,7 @@
         </w:trPr>
         <w:tc>
           <w:tcPr>
-            <w:tcW w:w="467" w:type="pct"/>
+            <w:tcW w:w="469" w:type="pct"/>
           </w:tcPr>
           <w:p>
             <w:pPr>
@@ -3259,7 +3285,8 @@
         </w:tc>
         <w:tc>
           <w:tcPr>
-            <w:tcW w:w="4456" w:type="pct"/>
+            <w:tcW w:w="4454" w:type="pct"/>
+            <w:gridSpan w:val="3"/>
           </w:tcPr>
           <w:p>
             <w:pPr>
@@ -3281,7 +3308,7 @@
         </w:trPr>
         <w:tc>
           <w:tcPr>
-            <w:tcW w:w="467" w:type="pct"/>
+            <w:tcW w:w="469" w:type="pct"/>
           </w:tcPr>
           <w:p>
             <w:pPr>
@@ -3313,7 +3340,8 @@
         </w:tc>
         <w:tc>
           <w:tcPr>
-            <w:tcW w:w="4456" w:type="pct"/>
+            <w:tcW w:w="4454" w:type="pct"/>
+            <w:gridSpan w:val="3"/>
           </w:tcPr>
           <w:p>
             <w:pPr>
@@ -4666,7 +4694,7 @@
         </w:trPr>
         <w:tc>
           <w:tcPr>
-            <w:tcW w:w="467" w:type="pct"/>
+            <w:tcW w:w="469" w:type="pct"/>
           </w:tcPr>
           <w:p>
             <w:pPr>
@@ -4694,7 +4722,8 @@
         </w:tc>
         <w:tc>
           <w:tcPr>
-            <w:tcW w:w="4456" w:type="pct"/>
+            <w:tcW w:w="4454" w:type="pct"/>
+            <w:gridSpan w:val="3"/>
           </w:tcPr>
           <w:p>
             <w:pPr>
@@ -4716,7 +4745,7 @@
         </w:trPr>
         <w:tc>
           <w:tcPr>
-            <w:tcW w:w="467" w:type="pct"/>
+            <w:tcW w:w="469" w:type="pct"/>
           </w:tcPr>
           <w:p>
             <w:pPr>
@@ -4758,7 +4787,8 @@
         </w:tc>
         <w:tc>
           <w:tcPr>
-            <w:tcW w:w="4456" w:type="pct"/>
+            <w:tcW w:w="4454" w:type="pct"/>
+            <w:gridSpan w:val="3"/>
           </w:tcPr>
           <w:p>
             <w:pPr>
@@ -5155,7 +5185,7 @@
         </w:trPr>
         <w:tc>
           <w:tcPr>
-            <w:tcW w:w="467" w:type="pct"/>
+            <w:tcW w:w="469" w:type="pct"/>
           </w:tcPr>
           <w:p>
             <w:pPr>
@@ -5183,7 +5213,8 @@
         </w:tc>
         <w:tc>
           <w:tcPr>
-            <w:tcW w:w="4456" w:type="pct"/>
+            <w:tcW w:w="4454" w:type="pct"/>
+            <w:gridSpan w:val="3"/>
           </w:tcPr>
           <w:p>
             <w:pPr>
@@ -5205,7 +5236,7 @@
         </w:trPr>
         <w:tc>
           <w:tcPr>
-            <w:tcW w:w="467" w:type="pct"/>
+            <w:tcW w:w="469" w:type="pct"/>
           </w:tcPr>
           <w:p>
             <w:pPr>
@@ -5241,7 +5272,8 @@
         </w:tc>
         <w:tc>
           <w:tcPr>
-            <w:tcW w:w="4456" w:type="pct"/>
+            <w:tcW w:w="4454" w:type="pct"/>
+            <w:gridSpan w:val="3"/>
           </w:tcPr>
           <w:tbl>
             <w:tblPr>
@@ -5500,7 +5532,7 @@
         </w:trPr>
         <w:tc>
           <w:tcPr>
-            <w:tcW w:w="467" w:type="pct"/>
+            <w:tcW w:w="469" w:type="pct"/>
           </w:tcPr>
           <w:p>
             <w:pPr>
@@ -5524,7 +5556,8 @@
         </w:tc>
         <w:tc>
           <w:tcPr>
-            <w:tcW w:w="4456" w:type="pct"/>
+            <w:tcW w:w="4454" w:type="pct"/>
+            <w:gridSpan w:val="3"/>
           </w:tcPr>
           <w:tbl>
             <w:tblPr>
@@ -5662,7 +5695,7 @@
         </w:trPr>
         <w:tc>
           <w:tcPr>
-            <w:tcW w:w="467" w:type="pct"/>
+            <w:tcW w:w="469" w:type="pct"/>
           </w:tcPr>
           <w:p>
             <w:pPr>
@@ -5686,7 +5719,8 @@
         </w:tc>
         <w:tc>
           <w:tcPr>
-            <w:tcW w:w="4456" w:type="pct"/>
+            <w:tcW w:w="4454" w:type="pct"/>
+            <w:gridSpan w:val="3"/>
           </w:tcPr>
           <w:tbl>
             <w:tblPr>
@@ -5801,7 +5835,7 @@
         </w:trPr>
         <w:tc>
           <w:tcPr>
-            <w:tcW w:w="467" w:type="pct"/>
+            <w:tcW w:w="469" w:type="pct"/>
           </w:tcPr>
           <w:p>
             <w:pPr>
@@ -5825,7 +5859,8 @@
         </w:tc>
         <w:tc>
           <w:tcPr>
-            <w:tcW w:w="4456" w:type="pct"/>
+            <w:tcW w:w="4454" w:type="pct"/>
+            <w:gridSpan w:val="3"/>
           </w:tcPr>
           <w:tbl>
             <w:tblPr>
@@ -5938,7 +5973,7 @@
         </w:trPr>
         <w:tc>
           <w:tcPr>
-            <w:tcW w:w="467" w:type="pct"/>
+            <w:tcW w:w="469" w:type="pct"/>
           </w:tcPr>
           <w:p>
             <w:pPr>
@@ -5962,7 +5997,8 @@
         </w:tc>
         <w:tc>
           <w:tcPr>
-            <w:tcW w:w="4456" w:type="pct"/>
+            <w:tcW w:w="4454" w:type="pct"/>
+            <w:gridSpan w:val="3"/>
           </w:tcPr>
           <w:tbl>
             <w:tblPr>
@@ -6059,7 +6095,7 @@
         </w:trPr>
         <w:tc>
           <w:tcPr>
-            <w:tcW w:w="467" w:type="pct"/>
+            <w:tcW w:w="469" w:type="pct"/>
           </w:tcPr>
           <w:p>
             <w:pPr>
@@ -6083,7 +6119,8 @@
         </w:tc>
         <w:tc>
           <w:tcPr>
-            <w:tcW w:w="4456" w:type="pct"/>
+            <w:tcW w:w="4454" w:type="pct"/>
+            <w:gridSpan w:val="3"/>
           </w:tcPr>
           <w:tbl>
             <w:tblPr>
@@ -6180,7 +6217,7 @@
         </w:trPr>
         <w:tc>
           <w:tcPr>
-            <w:tcW w:w="467" w:type="pct"/>
+            <w:tcW w:w="469" w:type="pct"/>
           </w:tcPr>
           <w:p>
             <w:pPr>
@@ -6204,7 +6241,8 @@
         </w:tc>
         <w:tc>
           <w:tcPr>
-            <w:tcW w:w="4456" w:type="pct"/>
+            <w:tcW w:w="4454" w:type="pct"/>
+            <w:gridSpan w:val="3"/>
           </w:tcPr>
           <w:tbl>
             <w:tblPr>
@@ -6296,7 +6334,7 @@
         </w:trPr>
         <w:tc>
           <w:tcPr>
-            <w:tcW w:w="467" w:type="pct"/>
+            <w:tcW w:w="469" w:type="pct"/>
           </w:tcPr>
           <w:p>
             <w:pPr>
@@ -6320,7 +6358,8 @@
         </w:tc>
         <w:tc>
           <w:tcPr>
-            <w:tcW w:w="4456" w:type="pct"/>
+            <w:tcW w:w="4454" w:type="pct"/>
+            <w:gridSpan w:val="3"/>
           </w:tcPr>
           <w:tbl>
             <w:tblPr>
@@ -6423,7 +6462,7 @@
         </w:trPr>
         <w:tc>
           <w:tcPr>
-            <w:tcW w:w="467" w:type="pct"/>
+            <w:tcW w:w="469" w:type="pct"/>
           </w:tcPr>
           <w:p>
             <w:pPr>
@@ -6447,7 +6486,8 @@
         </w:tc>
         <w:tc>
           <w:tcPr>
-            <w:tcW w:w="4456" w:type="pct"/>
+            <w:tcW w:w="4454" w:type="pct"/>
+            <w:gridSpan w:val="3"/>
           </w:tcPr>
           <w:tbl>
             <w:tblPr>
@@ -6569,7 +6609,7 @@
         </w:trPr>
         <w:tc>
           <w:tcPr>
-            <w:tcW w:w="467" w:type="pct"/>
+            <w:tcW w:w="469" w:type="pct"/>
           </w:tcPr>
           <w:p>
             <w:pPr>
@@ -6593,7 +6633,8 @@
         </w:tc>
         <w:tc>
           <w:tcPr>
-            <w:tcW w:w="4456" w:type="pct"/>
+            <w:tcW w:w="4454" w:type="pct"/>
+            <w:gridSpan w:val="3"/>
           </w:tcPr>
           <w:tbl>
             <w:tblPr>
@@ -6694,7 +6735,7 @@
         </w:trPr>
         <w:tc>
           <w:tcPr>
-            <w:tcW w:w="467" w:type="pct"/>
+            <w:tcW w:w="469" w:type="pct"/>
           </w:tcPr>
           <w:p>
             <w:pPr>
@@ -6722,7 +6763,8 @@
         </w:tc>
         <w:tc>
           <w:tcPr>
-            <w:tcW w:w="4456" w:type="pct"/>
+            <w:tcW w:w="4454" w:type="pct"/>
+            <w:gridSpan w:val="3"/>
           </w:tcPr>
           <w:p>
             <w:pPr>
@@ -6742,7 +6784,7 @@
         </w:trPr>
         <w:tc>
           <w:tcPr>
-            <w:tcW w:w="467" w:type="pct"/>
+            <w:tcW w:w="469" w:type="pct"/>
           </w:tcPr>
           <w:p>
             <w:pPr>
@@ -6770,7 +6812,8 @@
         </w:tc>
         <w:tc>
           <w:tcPr>
-            <w:tcW w:w="4456" w:type="pct"/>
+            <w:tcW w:w="4454" w:type="pct"/>
+            <w:gridSpan w:val="3"/>
           </w:tcPr>
           <w:p>
             <w:pPr>
@@ -7016,7 +7059,7 @@
         </w:trPr>
         <w:tc>
           <w:tcPr>
-            <w:tcW w:w="467" w:type="pct"/>
+            <w:tcW w:w="469" w:type="pct"/>
           </w:tcPr>
           <w:p>
             <w:pPr>
@@ -7044,7 +7087,8 @@
         </w:tc>
         <w:tc>
           <w:tcPr>
-            <w:tcW w:w="4456" w:type="pct"/>
+            <w:tcW w:w="4454" w:type="pct"/>
+            <w:gridSpan w:val="3"/>
           </w:tcPr>
           <w:p>
             <w:pPr>
@@ -7065,7 +7109,8 @@
         </w:trPr>
         <w:tc>
           <w:tcPr>
-            <w:tcW w:w="467" w:type="pct"/>
+            <w:tcW w:w="469" w:type="pct"/>
+            <w:vMerge w:val="restart"/>
           </w:tcPr>
           <w:p>
             <w:pPr>
@@ -7092,369 +7137,43 @@
         </w:tc>
         <w:tc>
           <w:tcPr>
-            <w:tcW w:w="4456" w:type="pct"/>
-          </w:tcPr>
-          <w:tbl>
-            <w:tblPr>
-              <w:tblStyle w:val="TableGrid"/>
-              <w:tblW w:w="9634" w:type="dxa"/>
-              <w:tblInd w:w="5" w:type="dxa"/>
-              <w:tblBorders>
-                <w:top w:val="none" w:sz="0" w:space="0" w:color="auto"/>
-                <w:left w:val="none" w:sz="0" w:space="0" w:color="auto"/>
-                <w:bottom w:val="none" w:sz="0" w:space="0" w:color="auto"/>
-                <w:right w:val="none" w:sz="0" w:space="0" w:color="auto"/>
-                <w:insideH w:val="none" w:sz="0" w:space="0" w:color="auto"/>
-                <w:insideV w:val="none" w:sz="0" w:space="0" w:color="auto"/>
-              </w:tblBorders>
-              <w:tblLayout w:type="fixed"/>
-              <w:tblCellMar>
-                <w:left w:w="0" w:type="dxa"/>
-                <w:right w:w="0" w:type="dxa"/>
-              </w:tblCellMar>
-              <w:tblLook w:val="04A0" w:firstRow="1" w:lastRow="0" w:firstColumn="1" w:lastColumn="0" w:noHBand="0" w:noVBand="1"/>
-            </w:tblPr>
-            <w:tblGrid>
-              <w:gridCol w:w="3220"/>
-              <w:gridCol w:w="3426"/>
-              <w:gridCol w:w="2988"/>
-            </w:tblGrid>
-            <w:tr>
-              <w:trPr>
-                <w:gridAfter w:val="1"/>
-                <w:wAfter w:w="1551" w:type="pct"/>
-              </w:trPr>
-              <w:tc>
-                <w:tcPr>
-                  <w:tcW w:w="1671" w:type="pct"/>
-                </w:tcPr>
-                <w:p>
-                  <w:pPr>
-                    <w:pStyle w:val="Element"/>
-                    <w:keepNext w:val="0"/>
-                    <w:rPr>
-                      <w:rFonts w:asciiTheme="majorHAnsi" w:hAnsiTheme="majorHAnsi"/>
-                    </w:rPr>
-                  </w:pPr>
-                  <w:r>
-                    <w:rPr>
-                      <w:rFonts w:asciiTheme="majorHAnsi" w:hAnsiTheme="majorHAnsi"/>
-                    </w:rPr>
-                    <w:t>Programming Languages</w:t>
-                  </w:r>
-                </w:p>
-              </w:tc>
-              <w:tc>
-                <w:tcPr>
-                  <w:tcW w:w="1778" w:type="pct"/>
-                </w:tcPr>
-                <w:p>
-                  <w:pPr>
-                    <w:pStyle w:val="Element"/>
-                    <w:keepNext w:val="0"/>
-                    <w:rPr>
-                      <w:rFonts w:asciiTheme="majorHAnsi" w:hAnsiTheme="majorHAnsi"/>
-                    </w:rPr>
-                  </w:pPr>
-                  <w:r>
-                    <w:rPr>
-                      <w:rFonts w:asciiTheme="majorHAnsi" w:hAnsiTheme="majorHAnsi"/>
-                    </w:rPr>
-                    <w:t>APIs / Frameworks / Packages / Tools</w:t>
-                  </w:r>
-                </w:p>
-              </w:tc>
-            </w:tr>
-            <w:tr>
-              <w:trPr>
-                <w:trHeight w:val="360"/>
-              </w:trPr>
-              <w:tc>
-                <w:tcPr>
-                  <w:tcW w:w="1671" w:type="pct"/>
-                </w:tcPr>
-                <w:p>
-                  <w:pPr>
-                    <w:pStyle w:val="Content"/>
-                    <w:numPr>
-                      <w:ilvl w:val="0"/>
-                      <w:numId w:val="12"/>
-                    </w:numPr>
-                    <w:ind w:left="245" w:hanging="164"/>
-                  </w:pPr>
-                  <w:r>
-                    <w:t>Python</w:t>
-                  </w:r>
-                </w:p>
-                <w:p>
-                  <w:pPr>
-                    <w:pStyle w:val="Content"/>
-                    <w:numPr>
-                      <w:ilvl w:val="0"/>
-                      <w:numId w:val="12"/>
-                    </w:numPr>
-                    <w:ind w:left="245" w:hanging="164"/>
-                  </w:pPr>
-                  <w:r>
-                    <w:t>C / C++ / C#</w:t>
-                  </w:r>
-                </w:p>
-                <w:p>
-                  <w:pPr>
-                    <w:pStyle w:val="Content"/>
-                    <w:numPr>
-                      <w:ilvl w:val="0"/>
-                      <w:numId w:val="12"/>
-                    </w:numPr>
-                    <w:ind w:left="245" w:hanging="164"/>
-                  </w:pPr>
-                  <w:r>
-                    <w:t>MATLAB</w:t>
-                  </w:r>
-                </w:p>
-                <w:p>
-                  <w:pPr>
-                    <w:pStyle w:val="Content"/>
-                    <w:numPr>
-                      <w:ilvl w:val="0"/>
-                      <w:numId w:val="12"/>
-                    </w:numPr>
-                    <w:ind w:left="245" w:hanging="164"/>
-                  </w:pPr>
-                  <w:r>
-                    <w:t>JavaScript / TypeScript / HTML / CSS</w:t>
-                  </w:r>
-                </w:p>
-                <w:p>
-                  <w:pPr>
-                    <w:pStyle w:val="Content"/>
-                    <w:numPr>
-                      <w:ilvl w:val="0"/>
-                      <w:numId w:val="12"/>
-                    </w:numPr>
-                    <w:ind w:left="245" w:hanging="164"/>
-                  </w:pPr>
-                  <w:r>
-                    <w:t>Java</w:t>
-                  </w:r>
-                </w:p>
-                <w:p>
-                  <w:pPr>
-                    <w:pStyle w:val="Content"/>
-                    <w:numPr>
-                      <w:ilvl w:val="0"/>
-                      <w:numId w:val="12"/>
-                    </w:numPr>
-                    <w:ind w:left="245" w:hanging="164"/>
-                  </w:pPr>
-                  <w:r>
-                    <w:t>Rust / Go</w:t>
-                  </w:r>
-                </w:p>
-                <w:p>
-                  <w:pPr>
-                    <w:pStyle w:val="Content"/>
-                    <w:numPr>
-                      <w:ilvl w:val="0"/>
-                      <w:numId w:val="12"/>
-                    </w:numPr>
-                    <w:ind w:left="245" w:hanging="164"/>
-                  </w:pPr>
-                  <w:r>
-                    <w:t>Fortran</w:t>
-                  </w:r>
-                </w:p>
-                <w:p>
-                  <w:pPr>
-                    <w:pStyle w:val="Content"/>
-                    <w:numPr>
-                      <w:ilvl w:val="0"/>
-                      <w:numId w:val="12"/>
-                    </w:numPr>
-                    <w:ind w:left="245" w:hanging="164"/>
-                  </w:pPr>
-                  <w:r>
-                    <w:t>LaTeX</w:t>
-                  </w:r>
-                </w:p>
-              </w:tc>
-              <w:tc>
-                <w:tcPr>
-                  <w:tcW w:w="3329" w:type="pct"/>
-                  <w:gridSpan w:val="2"/>
-                </w:tcPr>
-                <w:p>
-                  <w:pPr>
-                    <w:pStyle w:val="Content"/>
-                    <w:numPr>
-                      <w:ilvl w:val="0"/>
-                      <w:numId w:val="12"/>
-                    </w:numPr>
-                    <w:ind w:left="278" w:hanging="187"/>
-                  </w:pPr>
-                  <w:r>
-                    <w:rPr>
-                      <w:b/>
-                      <w:bCs/>
-                    </w:rPr>
-                    <w:t>Python packages</w:t>
-                  </w:r>
-                  <w:r>
-                    <w:t xml:space="preserve">: JAX / FLAX / TensorFlow / </w:t>
-                  </w:r>
-                  <w:proofErr w:type="spellStart"/>
-                  <w:r>
-                    <w:t>PyTorch</w:t>
-                  </w:r>
-                  <w:proofErr w:type="spellEnd"/>
-                  <w:r>
-                    <w:t xml:space="preserve"> / Gymnasium </w:t>
-                  </w:r>
-                  <w:r>
-                    <w:br/>
-                    <w:t xml:space="preserve">/ PennyLane / </w:t>
-                  </w:r>
-                  <w:proofErr w:type="spellStart"/>
-                  <w:r>
-                    <w:t>Qiskit</w:t>
-                  </w:r>
-                  <w:proofErr w:type="spellEnd"/>
-                  <w:r>
-                    <w:t xml:space="preserve"> / Cirq / TensorFlow Quantum / Torch Quantum</w:t>
-                  </w:r>
-                  <w:r>
-                    <w:br/>
-                    <w:t xml:space="preserve">/ NumPy / Pandas / SciPy / Scikit-Learn / Matplotlib / Seaborn / Flask / </w:t>
-                  </w:r>
-                  <w:proofErr w:type="spellStart"/>
-                  <w:r>
-                    <w:t>NetworkX</w:t>
-                  </w:r>
-                  <w:proofErr w:type="spellEnd"/>
-                  <w:r>
-                    <w:t xml:space="preserve"> </w:t>
-                  </w:r>
-                  <w:r>
-                    <w:br/>
-                    <w:t xml:space="preserve">/ </w:t>
-                  </w:r>
-                  <w:proofErr w:type="spellStart"/>
-                  <w:r>
-                    <w:t>BeautifulSoup</w:t>
-                  </w:r>
-                  <w:proofErr w:type="spellEnd"/>
-                  <w:r>
-                    <w:t xml:space="preserve"> / OpenCV / Pillow / </w:t>
-                  </w:r>
-                  <w:proofErr w:type="spellStart"/>
-                  <w:r>
-                    <w:t>PyQt</w:t>
-                  </w:r>
-                  <w:proofErr w:type="spellEnd"/>
-                  <w:r>
-                    <w:t xml:space="preserve"> / </w:t>
-                  </w:r>
-                  <w:proofErr w:type="spellStart"/>
-                  <w:r>
-                    <w:t>Pytest</w:t>
-                  </w:r>
-                  <w:proofErr w:type="spellEnd"/>
-                  <w:r>
-                    <w:t xml:space="preserve"> / UV / </w:t>
-                  </w:r>
-                  <w:proofErr w:type="spellStart"/>
-                  <w:r>
-                    <w:t>Pipenv</w:t>
-                  </w:r>
-                  <w:proofErr w:type="spellEnd"/>
-                  <w:r>
-                    <w:t xml:space="preserve"> / </w:t>
-                  </w:r>
-                  <w:proofErr w:type="spellStart"/>
-                  <w:r>
-                    <w:t>Pyenv</w:t>
-                  </w:r>
-                  <w:proofErr w:type="spellEnd"/>
-                  <w:r>
-                    <w:t xml:space="preserve"> / Requests </w:t>
-                  </w:r>
-                  <w:r>
-                    <w:br/>
-                    <w:t xml:space="preserve">/ </w:t>
-                  </w:r>
-                  <w:proofErr w:type="spellStart"/>
-                  <w:r>
-                    <w:t>WandB</w:t>
-                  </w:r>
-                  <w:proofErr w:type="spellEnd"/>
-                  <w:r>
-                    <w:t xml:space="preserve"> / </w:t>
-                  </w:r>
-                  <w:r>
-                    <w:t>etc.</w:t>
-                  </w:r>
-                </w:p>
-                <w:p>
-                  <w:pPr>
-                    <w:pStyle w:val="Content"/>
-                    <w:numPr>
-                      <w:ilvl w:val="0"/>
-                      <w:numId w:val="12"/>
-                    </w:numPr>
-                    <w:ind w:left="278" w:hanging="187"/>
-                  </w:pPr>
-                  <w:r>
-                    <w:rPr>
-                      <w:b/>
-                      <w:bCs/>
-                    </w:rPr>
-                    <w:t>Webapp</w:t>
-                  </w:r>
-                  <w:r>
-                    <w:rPr>
-                      <w:b/>
-                      <w:bCs/>
-                    </w:rPr>
-                    <w:t xml:space="preserve"> packages</w:t>
-                  </w:r>
-                  <w:r>
-                    <w:t>:  React.js / Electron.js / Cesium.js / Bootstrap</w:t>
-                  </w:r>
-                </w:p>
-                <w:p>
-                  <w:pPr>
-                    <w:pStyle w:val="Content"/>
-                    <w:numPr>
-                      <w:ilvl w:val="0"/>
-                      <w:numId w:val="12"/>
-                    </w:numPr>
-                    <w:ind w:left="278" w:hanging="187"/>
-                  </w:pPr>
-                  <w:r>
-                    <w:t>Grafana</w:t>
-                  </w:r>
-                </w:p>
-                <w:p>
-                  <w:pPr>
-                    <w:pStyle w:val="Content"/>
-                    <w:numPr>
-                      <w:ilvl w:val="0"/>
-                      <w:numId w:val="12"/>
-                    </w:numPr>
-                    <w:ind w:left="278" w:hanging="187"/>
-                  </w:pPr>
-                  <w:r>
-                    <w:t>Canvas LMS</w:t>
-                  </w:r>
-                </w:p>
-              </w:tc>
-            </w:tr>
-          </w:tbl>
-          <w:p>
-            <w:pPr>
-              <w:pStyle w:val="Heading2"/>
-              <w:keepNext w:val="0"/>
-            </w:pPr>
+            <w:tcW w:w="2227" w:type="pct"/>
+            <w:gridSpan w:val="2"/>
+          </w:tcPr>
+          <w:p>
+            <w:pPr>
+              <w:pStyle w:val="Element"/>
+              <w:keepNext w:val="0"/>
+              <w:rPr>
+                <w:rFonts w:asciiTheme="majorHAnsi" w:hAnsiTheme="majorHAnsi"/>
+              </w:rPr>
+            </w:pPr>
+            <w:r>
+              <w:rPr>
+                <w:rFonts w:asciiTheme="majorHAnsi" w:hAnsiTheme="majorHAnsi"/>
+              </w:rPr>
+              <w:t>Artificial Intelligence / Machine Learning</w:t>
+            </w:r>
+          </w:p>
+        </w:tc>
+        <w:tc>
+          <w:tcPr>
+            <w:tcW w:w="2227" w:type="pct"/>
+          </w:tcPr>
+          <w:p>
+            <w:pPr>
+              <w:pStyle w:val="Element"/>
+              <w:keepNext w:val="0"/>
+              <w:rPr>
+                <w:rFonts w:asciiTheme="majorHAnsi" w:hAnsiTheme="majorHAnsi"/>
+              </w:rPr>
+            </w:pPr>
+            <w:r>
+              <w:rPr>
+                <w:rFonts w:asciiTheme="majorHAnsi" w:hAnsiTheme="majorHAnsi"/>
+              </w:rPr>
+              <w:t>Quantum Computing</w:t>
+            </w:r>
           </w:p>
         </w:tc>
       </w:tr>
@@ -7464,12 +7183,22 @@
         </w:trPr>
         <w:tc>
           <w:tcPr>
-            <w:tcW w:w="467" w:type="pct"/>
+            <w:tcW w:w="469" w:type="pct"/>
+            <w:vMerge/>
           </w:tcPr>
           <w:p>
             <w:pPr>
               <w:pStyle w:val="Heading1"/>
               <w:keepNext w:val="0"/>
+            </w:pPr>
+          </w:p>
+        </w:tc>
+        <w:tc>
+          <w:tcPr>
+            <w:tcW w:w="77" w:type="pct"/>
+          </w:tcPr>
+          <w:p>
+            <w:pPr>
               <w:rPr>
                 <w:sz w:val="10"/>
                 <w:szCs w:val="10"/>
@@ -7479,30 +7208,204 @@
         </w:tc>
         <w:tc>
           <w:tcPr>
-            <w:tcW w:w="77" w:type="pct"/>
-          </w:tcPr>
-          <w:p>
-            <w:pPr>
-              <w:rPr>
-                <w:sz w:val="10"/>
-                <w:szCs w:val="10"/>
-              </w:rPr>
-            </w:pPr>
-          </w:p>
-        </w:tc>
-        <w:tc>
-          <w:tcPr>
-            <w:tcW w:w="4456" w:type="pct"/>
-          </w:tcPr>
-          <w:p>
-            <w:pPr>
-              <w:pStyle w:val="Heading2"/>
-              <w:keepNext w:val="0"/>
-              <w:rPr>
-                <w:sz w:val="10"/>
-                <w:szCs w:val="10"/>
-              </w:rPr>
-            </w:pPr>
+            <w:tcW w:w="2227" w:type="pct"/>
+            <w:gridSpan w:val="2"/>
+          </w:tcPr>
+          <w:p>
+            <w:pPr>
+              <w:pStyle w:val="Content"/>
+              <w:numPr>
+                <w:ilvl w:val="0"/>
+                <w:numId w:val="12"/>
+              </w:numPr>
+              <w:ind w:left="245" w:hanging="164"/>
+            </w:pPr>
+            <w:r>
+              <w:t xml:space="preserve">Reinforcement Learning </w:t>
+            </w:r>
+            <w:r>
+              <w:t xml:space="preserve">(RL) </w:t>
+            </w:r>
+            <w:r>
+              <w:t>/ Multi-Agent Reinforcement Learning</w:t>
+            </w:r>
+            <w:r>
+              <w:t xml:space="preserve"> (MARL)</w:t>
+            </w:r>
+          </w:p>
+          <w:p>
+            <w:pPr>
+              <w:pStyle w:val="Content"/>
+              <w:numPr>
+                <w:ilvl w:val="0"/>
+                <w:numId w:val="12"/>
+              </w:numPr>
+              <w:ind w:left="245" w:hanging="164"/>
+            </w:pPr>
+            <w:r>
+              <w:t xml:space="preserve">Generative Modeling / </w:t>
+            </w:r>
+            <w:r>
+              <w:t>Multi-Task Learning</w:t>
+            </w:r>
+            <w:r>
+              <w:t xml:space="preserve"> / </w:t>
+            </w:r>
+            <w:r>
+              <w:t>Time-series Forecasting</w:t>
+            </w:r>
+            <w:r>
+              <w:t xml:space="preserve"> / Regression / Classification / etc.</w:t>
+            </w:r>
+          </w:p>
+          <w:p>
+            <w:pPr>
+              <w:pStyle w:val="Content"/>
+              <w:numPr>
+                <w:ilvl w:val="0"/>
+                <w:numId w:val="12"/>
+              </w:numPr>
+              <w:ind w:left="245" w:hanging="164"/>
+            </w:pPr>
+            <w:r>
+              <w:t>Multi-Arm Bandits (MAB) / Multi-Agent Multi-Arm Bandits (M</w:t>
+            </w:r>
+            <w:r>
+              <w:t>A</w:t>
+            </w:r>
+            <w:r>
+              <w:t>MAB)</w:t>
+            </w:r>
+          </w:p>
+          <w:p>
+            <w:pPr>
+              <w:pStyle w:val="Content"/>
+              <w:numPr>
+                <w:ilvl w:val="0"/>
+                <w:numId w:val="12"/>
+              </w:numPr>
+              <w:ind w:left="245" w:hanging="164"/>
+            </w:pPr>
+            <w:r>
+              <w:t>Game Theory</w:t>
+            </w:r>
+            <w:r>
+              <w:t xml:space="preserve"> / Optimization</w:t>
+            </w:r>
+          </w:p>
+          <w:p>
+            <w:pPr>
+              <w:pStyle w:val="Content"/>
+              <w:numPr>
+                <w:ilvl w:val="0"/>
+                <w:numId w:val="12"/>
+              </w:numPr>
+              <w:ind w:left="245" w:hanging="164"/>
+            </w:pPr>
+            <w:r>
+              <w:t>Transformers / Attention Mechanisms</w:t>
+            </w:r>
+            <w:r>
+              <w:t xml:space="preserve"> / </w:t>
+            </w:r>
+            <w:r>
+              <w:t xml:space="preserve">Generative Adversarial Networks (GANs) / </w:t>
+            </w:r>
+            <w:r>
+              <w:t>Convolutional Neural Networks (CNNs) / Recurrent Neural Networks (RNNs)</w:t>
+            </w:r>
+            <w:r>
+              <w:t xml:space="preserve"> / etc.</w:t>
+            </w:r>
+          </w:p>
+        </w:tc>
+        <w:tc>
+          <w:tcPr>
+            <w:tcW w:w="2227" w:type="pct"/>
+          </w:tcPr>
+          <w:p>
+            <w:pPr>
+              <w:pStyle w:val="Content"/>
+              <w:numPr>
+                <w:ilvl w:val="0"/>
+                <w:numId w:val="12"/>
+              </w:numPr>
+              <w:ind w:left="245" w:hanging="164"/>
+            </w:pPr>
+            <w:r>
+              <w:t>Quantum Artificial Intelligence (QAI) / Quantum Machine Learning (QML)</w:t>
+            </w:r>
+          </w:p>
+          <w:p>
+            <w:pPr>
+              <w:pStyle w:val="Content"/>
+              <w:numPr>
+                <w:ilvl w:val="0"/>
+                <w:numId w:val="12"/>
+              </w:numPr>
+              <w:ind w:left="245" w:hanging="164"/>
+            </w:pPr>
+            <w:r>
+              <w:t>Quantum Neural Networks (QNNs) / Quantum Generative Adversarial Networks (QGANs)</w:t>
+            </w:r>
+          </w:p>
+          <w:p>
+            <w:pPr>
+              <w:pStyle w:val="Content"/>
+              <w:numPr>
+                <w:ilvl w:val="0"/>
+                <w:numId w:val="12"/>
+              </w:numPr>
+              <w:ind w:left="245" w:hanging="164"/>
+            </w:pPr>
+            <w:r>
+              <w:t>Quantum Information Theory</w:t>
+            </w:r>
+            <w:r>
+              <w:t xml:space="preserve"> / Entanglement / etc.</w:t>
+            </w:r>
+          </w:p>
+          <w:p>
+            <w:pPr>
+              <w:pStyle w:val="Content"/>
+              <w:numPr>
+                <w:ilvl w:val="0"/>
+                <w:numId w:val="12"/>
+              </w:numPr>
+              <w:ind w:left="245" w:hanging="164"/>
+            </w:pPr>
+            <w:r>
+              <w:t>Quantum Circuits</w:t>
+            </w:r>
+            <w:r>
+              <w:t xml:space="preserve"> / Variational Quantum Circuits (VQCs)</w:t>
+            </w:r>
+          </w:p>
+          <w:p>
+            <w:pPr>
+              <w:pStyle w:val="Content"/>
+              <w:numPr>
+                <w:ilvl w:val="0"/>
+                <w:numId w:val="12"/>
+              </w:numPr>
+              <w:ind w:left="245" w:hanging="164"/>
+            </w:pPr>
+            <w:r>
+              <w:t>Quantum Simulation</w:t>
+            </w:r>
+          </w:p>
+          <w:p>
+            <w:pPr>
+              <w:pStyle w:val="Content"/>
+              <w:numPr>
+                <w:ilvl w:val="0"/>
+                <w:numId w:val="12"/>
+              </w:numPr>
+              <w:ind w:left="245" w:hanging="164"/>
+            </w:pPr>
+            <w:r>
+              <w:t>Quantum Internet / Quantum Networks</w:t>
+            </w:r>
           </w:p>
         </w:tc>
       </w:tr>
@@ -7512,7 +7415,7 @@
         </w:trPr>
         <w:tc>
           <w:tcPr>
-            <w:tcW w:w="467" w:type="pct"/>
+            <w:tcW w:w="469" w:type="pct"/>
           </w:tcPr>
           <w:p>
             <w:pPr>
@@ -7536,7 +7439,432 @@
         </w:tc>
         <w:tc>
           <w:tcPr>
-            <w:tcW w:w="4456" w:type="pct"/>
+            <w:tcW w:w="1489" w:type="pct"/>
+          </w:tcPr>
+          <w:p>
+            <w:pPr>
+              <w:pStyle w:val="Element"/>
+              <w:keepNext w:val="0"/>
+              <w:rPr>
+                <w:rFonts w:asciiTheme="majorHAnsi" w:hAnsiTheme="majorHAnsi"/>
+              </w:rPr>
+            </w:pPr>
+            <w:r>
+              <w:rPr>
+                <w:rFonts w:asciiTheme="majorHAnsi" w:hAnsiTheme="majorHAnsi"/>
+              </w:rPr>
+              <w:t>Programming Languages</w:t>
+            </w:r>
+          </w:p>
+        </w:tc>
+        <w:tc>
+          <w:tcPr>
+            <w:tcW w:w="2965" w:type="pct"/>
+            <w:gridSpan w:val="2"/>
+          </w:tcPr>
+          <w:p>
+            <w:pPr>
+              <w:pStyle w:val="Element"/>
+              <w:keepNext w:val="0"/>
+              <w:rPr>
+                <w:rFonts w:asciiTheme="majorHAnsi" w:hAnsiTheme="majorHAnsi"/>
+              </w:rPr>
+            </w:pPr>
+            <w:r>
+              <w:rPr>
+                <w:rFonts w:asciiTheme="majorHAnsi" w:hAnsiTheme="majorHAnsi"/>
+              </w:rPr>
+              <w:t>APIs / Frameworks / Packages / Tools</w:t>
+            </w:r>
+          </w:p>
+        </w:tc>
+      </w:tr>
+      <w:tr>
+        <w:trPr>
+          <w:trHeight w:val="98"/>
+        </w:trPr>
+        <w:tc>
+          <w:tcPr>
+            <w:tcW w:w="469" w:type="pct"/>
+          </w:tcPr>
+          <w:p>
+            <w:pPr>
+              <w:pStyle w:val="Heading1"/>
+              <w:keepNext w:val="0"/>
+            </w:pPr>
+          </w:p>
+        </w:tc>
+        <w:tc>
+          <w:tcPr>
+            <w:tcW w:w="77" w:type="pct"/>
+          </w:tcPr>
+          <w:p>
+            <w:pPr>
+              <w:rPr>
+                <w:sz w:val="10"/>
+                <w:szCs w:val="10"/>
+              </w:rPr>
+            </w:pPr>
+          </w:p>
+        </w:tc>
+        <w:tc>
+          <w:tcPr>
+            <w:tcW w:w="1489" w:type="pct"/>
+          </w:tcPr>
+          <w:p>
+            <w:pPr>
+              <w:pStyle w:val="Content"/>
+              <w:numPr>
+                <w:ilvl w:val="0"/>
+                <w:numId w:val="12"/>
+              </w:numPr>
+              <w:ind w:left="245" w:hanging="164"/>
+            </w:pPr>
+            <w:r>
+              <w:t>Python</w:t>
+            </w:r>
+          </w:p>
+          <w:p>
+            <w:pPr>
+              <w:pStyle w:val="Content"/>
+              <w:numPr>
+                <w:ilvl w:val="0"/>
+                <w:numId w:val="12"/>
+              </w:numPr>
+              <w:ind w:left="245" w:hanging="164"/>
+            </w:pPr>
+            <w:r>
+              <w:t>C / C++ / C#</w:t>
+            </w:r>
+          </w:p>
+          <w:p>
+            <w:pPr>
+              <w:pStyle w:val="Content"/>
+              <w:numPr>
+                <w:ilvl w:val="0"/>
+                <w:numId w:val="12"/>
+              </w:numPr>
+              <w:ind w:left="245" w:hanging="164"/>
+            </w:pPr>
+            <w:r>
+              <w:t>MATLAB</w:t>
+            </w:r>
+          </w:p>
+          <w:p>
+            <w:pPr>
+              <w:pStyle w:val="Content"/>
+              <w:numPr>
+                <w:ilvl w:val="0"/>
+                <w:numId w:val="12"/>
+              </w:numPr>
+              <w:ind w:left="245" w:hanging="164"/>
+            </w:pPr>
+            <w:r>
+              <w:t>JavaScript / TypeScript / HTML / CSS</w:t>
+            </w:r>
+          </w:p>
+          <w:p>
+            <w:pPr>
+              <w:pStyle w:val="Content"/>
+              <w:numPr>
+                <w:ilvl w:val="0"/>
+                <w:numId w:val="12"/>
+              </w:numPr>
+              <w:ind w:left="245" w:hanging="164"/>
+            </w:pPr>
+            <w:r>
+              <w:t>Java</w:t>
+            </w:r>
+          </w:p>
+          <w:p>
+            <w:pPr>
+              <w:pStyle w:val="Content"/>
+              <w:numPr>
+                <w:ilvl w:val="0"/>
+                <w:numId w:val="12"/>
+              </w:numPr>
+              <w:ind w:left="245" w:hanging="164"/>
+            </w:pPr>
+            <w:r>
+              <w:t>Rust / Go</w:t>
+            </w:r>
+          </w:p>
+          <w:p>
+            <w:pPr>
+              <w:pStyle w:val="Content"/>
+              <w:numPr>
+                <w:ilvl w:val="0"/>
+                <w:numId w:val="12"/>
+              </w:numPr>
+              <w:ind w:left="245" w:hanging="164"/>
+            </w:pPr>
+            <w:r>
+              <w:t>Fortran</w:t>
+            </w:r>
+          </w:p>
+          <w:p>
+            <w:pPr>
+              <w:pStyle w:val="Content"/>
+              <w:numPr>
+                <w:ilvl w:val="0"/>
+                <w:numId w:val="12"/>
+              </w:numPr>
+              <w:ind w:left="245" w:hanging="164"/>
+            </w:pPr>
+            <w:r>
+              <w:t>LaTeX</w:t>
+            </w:r>
+          </w:p>
+        </w:tc>
+        <w:tc>
+          <w:tcPr>
+            <w:tcW w:w="2965" w:type="pct"/>
+            <w:gridSpan w:val="2"/>
+          </w:tcPr>
+          <w:p>
+            <w:pPr>
+              <w:pStyle w:val="Content"/>
+              <w:numPr>
+                <w:ilvl w:val="0"/>
+                <w:numId w:val="12"/>
+              </w:numPr>
+              <w:ind w:left="278" w:hanging="187"/>
+            </w:pPr>
+            <w:r>
+              <w:rPr>
+                <w:b/>
+                <w:bCs/>
+              </w:rPr>
+              <w:t>Python packages</w:t>
+            </w:r>
+            <w:r>
+              <w:t xml:space="preserve">: JAX / FLAX / TensorFlow / </w:t>
+            </w:r>
+            <w:proofErr w:type="spellStart"/>
+            <w:r>
+              <w:t>PyTorch</w:t>
+            </w:r>
+            <w:proofErr w:type="spellEnd"/>
+            <w:r>
+              <w:t xml:space="preserve"> / Gymnasium </w:t>
+            </w:r>
+            <w:r>
+              <w:br/>
+              <w:t xml:space="preserve">/ PennyLane / </w:t>
+            </w:r>
+            <w:proofErr w:type="spellStart"/>
+            <w:r>
+              <w:t>Qiskit</w:t>
+            </w:r>
+            <w:proofErr w:type="spellEnd"/>
+            <w:r>
+              <w:t xml:space="preserve"> / Cirq / TensorFlow Quantum / Torch Quantum</w:t>
+            </w:r>
+            <w:r>
+              <w:br/>
+              <w:t xml:space="preserve">/ NumPy / Pandas / SciPy / Scikit-Learn / Matplotlib / Seaborn / Flask / </w:t>
+            </w:r>
+            <w:proofErr w:type="spellStart"/>
+            <w:r>
+              <w:t>NetworkX</w:t>
+            </w:r>
+            <w:proofErr w:type="spellEnd"/>
+            <w:r>
+              <w:t xml:space="preserve"> </w:t>
+            </w:r>
+            <w:r>
+              <w:br/>
+              <w:t xml:space="preserve">/ </w:t>
+            </w:r>
+            <w:proofErr w:type="spellStart"/>
+            <w:r>
+              <w:t>BeautifulSoup</w:t>
+            </w:r>
+            <w:proofErr w:type="spellEnd"/>
+            <w:r>
+              <w:t xml:space="preserve"> / OpenCV / Pillow / </w:t>
+            </w:r>
+            <w:proofErr w:type="spellStart"/>
+            <w:r>
+              <w:t>PyQt</w:t>
+            </w:r>
+            <w:proofErr w:type="spellEnd"/>
+            <w:r>
+              <w:t xml:space="preserve"> / </w:t>
+            </w:r>
+            <w:proofErr w:type="spellStart"/>
+            <w:r>
+              <w:t>Pytest</w:t>
+            </w:r>
+            <w:proofErr w:type="spellEnd"/>
+            <w:r>
+              <w:t xml:space="preserve"> / UV / </w:t>
+            </w:r>
+            <w:proofErr w:type="spellStart"/>
+            <w:r>
+              <w:t>Pipenv</w:t>
+            </w:r>
+            <w:proofErr w:type="spellEnd"/>
+            <w:r>
+              <w:t xml:space="preserve"> / </w:t>
+            </w:r>
+            <w:proofErr w:type="spellStart"/>
+            <w:r>
+              <w:t>Pyenv</w:t>
+            </w:r>
+            <w:proofErr w:type="spellEnd"/>
+            <w:r>
+              <w:t xml:space="preserve"> / Requests </w:t>
+            </w:r>
+            <w:r>
+              <w:br/>
+              <w:t xml:space="preserve">/ </w:t>
+            </w:r>
+            <w:proofErr w:type="spellStart"/>
+            <w:r>
+              <w:t>WandB</w:t>
+            </w:r>
+            <w:proofErr w:type="spellEnd"/>
+            <w:r>
+              <w:t xml:space="preserve"> / etc.</w:t>
+            </w:r>
+          </w:p>
+          <w:p>
+            <w:pPr>
+              <w:pStyle w:val="Content"/>
+              <w:numPr>
+                <w:ilvl w:val="0"/>
+                <w:numId w:val="12"/>
+              </w:numPr>
+              <w:ind w:left="278" w:hanging="187"/>
+            </w:pPr>
+            <w:r>
+              <w:rPr>
+                <w:b/>
+                <w:bCs/>
+              </w:rPr>
+              <w:t>Webapp</w:t>
+            </w:r>
+            <w:r>
+              <w:rPr>
+                <w:b/>
+                <w:bCs/>
+              </w:rPr>
+              <w:t xml:space="preserve"> packages</w:t>
+            </w:r>
+            <w:r>
+              <w:t>:  React.js / Electron.js / Cesium.js / Bootstrap</w:t>
+            </w:r>
+          </w:p>
+          <w:p>
+            <w:pPr>
+              <w:pStyle w:val="Content"/>
+              <w:numPr>
+                <w:ilvl w:val="0"/>
+                <w:numId w:val="12"/>
+              </w:numPr>
+              <w:ind w:left="278" w:hanging="187"/>
+            </w:pPr>
+            <w:r>
+              <w:t>Grafana</w:t>
+            </w:r>
+          </w:p>
+          <w:p>
+            <w:pPr>
+              <w:pStyle w:val="Content"/>
+              <w:numPr>
+                <w:ilvl w:val="0"/>
+                <w:numId w:val="12"/>
+              </w:numPr>
+              <w:ind w:left="278" w:hanging="187"/>
+            </w:pPr>
+            <w:r>
+              <w:t>Canvas LMS</w:t>
+            </w:r>
+          </w:p>
+        </w:tc>
+      </w:tr>
+      <w:tr>
+        <w:trPr>
+          <w:trHeight w:val="98"/>
+        </w:trPr>
+        <w:tc>
+          <w:tcPr>
+            <w:tcW w:w="469" w:type="pct"/>
+          </w:tcPr>
+          <w:p>
+            <w:pPr>
+              <w:pStyle w:val="Heading1"/>
+              <w:keepNext w:val="0"/>
+              <w:rPr>
+                <w:sz w:val="10"/>
+                <w:szCs w:val="10"/>
+              </w:rPr>
+            </w:pPr>
+          </w:p>
+        </w:tc>
+        <w:tc>
+          <w:tcPr>
+            <w:tcW w:w="77" w:type="pct"/>
+          </w:tcPr>
+          <w:p>
+            <w:pPr>
+              <w:rPr>
+                <w:sz w:val="10"/>
+                <w:szCs w:val="10"/>
+              </w:rPr>
+            </w:pPr>
+          </w:p>
+        </w:tc>
+        <w:tc>
+          <w:tcPr>
+            <w:tcW w:w="4454" w:type="pct"/>
+            <w:gridSpan w:val="3"/>
+          </w:tcPr>
+          <w:p>
+            <w:pPr>
+              <w:pStyle w:val="Heading2"/>
+              <w:keepNext w:val="0"/>
+              <w:rPr>
+                <w:sz w:val="10"/>
+                <w:szCs w:val="10"/>
+              </w:rPr>
+            </w:pPr>
+          </w:p>
+        </w:tc>
+      </w:tr>
+      <w:tr>
+        <w:trPr>
+          <w:trHeight w:val="98"/>
+        </w:trPr>
+        <w:tc>
+          <w:tcPr>
+            <w:tcW w:w="469" w:type="pct"/>
+          </w:tcPr>
+          <w:p>
+            <w:pPr>
+              <w:pStyle w:val="Heading1"/>
+              <w:keepNext w:val="0"/>
+            </w:pPr>
+          </w:p>
+        </w:tc>
+        <w:tc>
+          <w:tcPr>
+            <w:tcW w:w="77" w:type="pct"/>
+          </w:tcPr>
+          <w:p>
+            <w:pPr>
+              <w:rPr>
+                <w:sz w:val="10"/>
+                <w:szCs w:val="10"/>
+              </w:rPr>
+            </w:pPr>
+          </w:p>
+        </w:tc>
+        <w:tc>
+          <w:tcPr>
+            <w:tcW w:w="4454" w:type="pct"/>
+            <w:gridSpan w:val="3"/>
           </w:tcPr>
           <w:tbl>
             <w:tblPr>
@@ -7879,7 +8207,7 @@
         </w:trPr>
         <w:tc>
           <w:tcPr>
-            <w:tcW w:w="467" w:type="pct"/>
+            <w:tcW w:w="469" w:type="pct"/>
           </w:tcPr>
           <w:p>
             <w:pPr>
@@ -7907,7 +8235,8 @@
         </w:tc>
         <w:tc>
           <w:tcPr>
-            <w:tcW w:w="4456" w:type="pct"/>
+            <w:tcW w:w="4454" w:type="pct"/>
+            <w:gridSpan w:val="3"/>
           </w:tcPr>
           <w:p>
             <w:pPr>
@@ -7927,7 +8256,7 @@
         </w:trPr>
         <w:tc>
           <w:tcPr>
-            <w:tcW w:w="467" w:type="pct"/>
+            <w:tcW w:w="469" w:type="pct"/>
           </w:tcPr>
           <w:p>
             <w:pPr>
@@ -7962,7 +8291,8 @@
         </w:tc>
         <w:tc>
           <w:tcPr>
-            <w:tcW w:w="4456" w:type="pct"/>
+            <w:tcW w:w="4454" w:type="pct"/>
+            <w:gridSpan w:val="3"/>
           </w:tcPr>
           <w:p>
             <w:pPr>
@@ -7976,6 +8306,9 @@
             <w:proofErr w:type="spellEnd"/>
             <w:r>
               <w:t xml:space="preserve"> Kappa Nu</w:t>
+            </w:r>
+            <w:r>
+              <w:t xml:space="preserve"> (HKN)</w:t>
             </w:r>
             <w:r>
               <w:rPr>
@@ -8079,7 +8412,7 @@
         </w:trPr>
         <w:tc>
           <w:tcPr>
-            <w:tcW w:w="467" w:type="pct"/>
+            <w:tcW w:w="469" w:type="pct"/>
           </w:tcPr>
           <w:p>
             <w:pPr>
@@ -8107,7 +8440,8 @@
         </w:tc>
         <w:tc>
           <w:tcPr>
-            <w:tcW w:w="4456" w:type="pct"/>
+            <w:tcW w:w="4454" w:type="pct"/>
+            <w:gridSpan w:val="3"/>
           </w:tcPr>
           <w:p>
             <w:pPr>
@@ -8127,7 +8461,7 @@
         </w:trPr>
         <w:tc>
           <w:tcPr>
-            <w:tcW w:w="467" w:type="pct"/>
+            <w:tcW w:w="469" w:type="pct"/>
           </w:tcPr>
           <w:p>
             <w:pPr>
@@ -8160,7 +8494,8 @@
         </w:tc>
         <w:tc>
           <w:tcPr>
-            <w:tcW w:w="4456" w:type="pct"/>
+            <w:tcW w:w="4454" w:type="pct"/>
+            <w:gridSpan w:val="3"/>
           </w:tcPr>
           <w:p>
             <w:pPr>
@@ -8600,7 +8935,7 @@
         </w:trPr>
         <w:tc>
           <w:tcPr>
-            <w:tcW w:w="467" w:type="pct"/>
+            <w:tcW w:w="469" w:type="pct"/>
           </w:tcPr>
           <w:p>
             <w:pPr>
@@ -8628,7 +8963,8 @@
         </w:tc>
         <w:tc>
           <w:tcPr>
-            <w:tcW w:w="4456" w:type="pct"/>
+            <w:tcW w:w="4454" w:type="pct"/>
+            <w:gridSpan w:val="3"/>
           </w:tcPr>
           <w:p>
             <w:pPr>
@@ -8648,7 +8984,7 @@
         </w:trPr>
         <w:tc>
           <w:tcPr>
-            <w:tcW w:w="467" w:type="pct"/>
+            <w:tcW w:w="469" w:type="pct"/>
           </w:tcPr>
           <w:p>
             <w:pPr>
@@ -8675,7 +9011,8 @@
         </w:tc>
         <w:tc>
           <w:tcPr>
-            <w:tcW w:w="4456" w:type="pct"/>
+            <w:tcW w:w="4454" w:type="pct"/>
+            <w:gridSpan w:val="3"/>
           </w:tcPr>
           <w:p>
             <w:pPr>
@@ -8805,7 +9142,7 @@
         </w:trPr>
         <w:tc>
           <w:tcPr>
-            <w:tcW w:w="467" w:type="pct"/>
+            <w:tcW w:w="469" w:type="pct"/>
           </w:tcPr>
           <w:p>
             <w:pPr>
@@ -8829,7 +9166,8 @@
         </w:tc>
         <w:tc>
           <w:tcPr>
-            <w:tcW w:w="4456" w:type="pct"/>
+            <w:tcW w:w="4454" w:type="pct"/>
+            <w:gridSpan w:val="3"/>
           </w:tcPr>
           <w:p>
             <w:pPr>
@@ -8963,7 +9301,7 @@
         </w:trPr>
         <w:tc>
           <w:tcPr>
-            <w:tcW w:w="467" w:type="pct"/>
+            <w:tcW w:w="469" w:type="pct"/>
           </w:tcPr>
           <w:p>
             <w:pPr>
@@ -8987,7 +9325,8 @@
         </w:tc>
         <w:tc>
           <w:tcPr>
-            <w:tcW w:w="4456" w:type="pct"/>
+            <w:tcW w:w="4454" w:type="pct"/>
+            <w:gridSpan w:val="3"/>
           </w:tcPr>
           <w:p>
             <w:pPr>
@@ -9113,7 +9452,7 @@
         </w:trPr>
         <w:tc>
           <w:tcPr>
-            <w:tcW w:w="467" w:type="pct"/>
+            <w:tcW w:w="469" w:type="pct"/>
           </w:tcPr>
           <w:p>
             <w:pPr>
@@ -9137,7 +9476,8 @@
         </w:tc>
         <w:tc>
           <w:tcPr>
-            <w:tcW w:w="4456" w:type="pct"/>
+            <w:tcW w:w="4454" w:type="pct"/>
+            <w:gridSpan w:val="3"/>
           </w:tcPr>
           <w:p>
             <w:pPr>
@@ -9230,7 +9570,7 @@
         </w:trPr>
         <w:tc>
           <w:tcPr>
-            <w:tcW w:w="467" w:type="pct"/>
+            <w:tcW w:w="469" w:type="pct"/>
           </w:tcPr>
           <w:p>
             <w:pPr>
@@ -9254,7 +9594,8 @@
         </w:tc>
         <w:tc>
           <w:tcPr>
-            <w:tcW w:w="4456" w:type="pct"/>
+            <w:tcW w:w="4454" w:type="pct"/>
+            <w:gridSpan w:val="3"/>
           </w:tcPr>
           <w:p>
             <w:pPr>
@@ -9330,7 +9671,7 @@
         </w:trPr>
         <w:tc>
           <w:tcPr>
-            <w:tcW w:w="467" w:type="pct"/>
+            <w:tcW w:w="469" w:type="pct"/>
           </w:tcPr>
           <w:p>
             <w:pPr>
@@ -9358,7 +9699,8 @@
         </w:tc>
         <w:tc>
           <w:tcPr>
-            <w:tcW w:w="4456" w:type="pct"/>
+            <w:tcW w:w="4454" w:type="pct"/>
+            <w:gridSpan w:val="3"/>
           </w:tcPr>
           <w:p>
             <w:pPr>
@@ -9378,7 +9720,7 @@
         </w:trPr>
         <w:tc>
           <w:tcPr>
-            <w:tcW w:w="467" w:type="pct"/>
+            <w:tcW w:w="469" w:type="pct"/>
             <w:vMerge w:val="restart"/>
           </w:tcPr>
           <w:p>
@@ -9406,7 +9748,8 @@
         </w:tc>
         <w:tc>
           <w:tcPr>
-            <w:tcW w:w="4456" w:type="pct"/>
+            <w:tcW w:w="4454" w:type="pct"/>
+            <w:gridSpan w:val="3"/>
           </w:tcPr>
           <w:p>
             <w:pPr>
@@ -9458,7 +9801,7 @@
         </w:trPr>
         <w:tc>
           <w:tcPr>
-            <w:tcW w:w="467" w:type="pct"/>
+            <w:tcW w:w="469" w:type="pct"/>
             <w:vMerge/>
           </w:tcPr>
           <w:p>
@@ -9483,7 +9826,8 @@
         </w:tc>
         <w:tc>
           <w:tcPr>
-            <w:tcW w:w="4456" w:type="pct"/>
+            <w:tcW w:w="4454" w:type="pct"/>
+            <w:gridSpan w:val="3"/>
           </w:tcPr>
           <w:p>
             <w:pPr>
@@ -9527,7 +9871,7 @@
         </w:trPr>
         <w:tc>
           <w:tcPr>
-            <w:tcW w:w="467" w:type="pct"/>
+            <w:tcW w:w="469" w:type="pct"/>
           </w:tcPr>
           <w:p>
             <w:pPr>
@@ -9551,7 +9895,8 @@
         </w:tc>
         <w:tc>
           <w:tcPr>
-            <w:tcW w:w="4456" w:type="pct"/>
+            <w:tcW w:w="4454" w:type="pct"/>
+            <w:gridSpan w:val="3"/>
           </w:tcPr>
           <w:p>
             <w:pPr>
@@ -9595,7 +9940,7 @@
         </w:trPr>
         <w:tc>
           <w:tcPr>
-            <w:tcW w:w="467" w:type="pct"/>
+            <w:tcW w:w="469" w:type="pct"/>
           </w:tcPr>
           <w:p>
             <w:pPr>
@@ -9619,7 +9964,8 @@
         </w:tc>
         <w:tc>
           <w:tcPr>
-            <w:tcW w:w="4456" w:type="pct"/>
+            <w:tcW w:w="4454" w:type="pct"/>
+            <w:gridSpan w:val="3"/>
           </w:tcPr>
           <w:p>
             <w:pPr>
@@ -12473,7 +12819,6 @@
     <w:rsid w:val="004A4065"/>
     <w:rsid w:val="004B2B15"/>
     <w:rsid w:val="004B72E9"/>
-    <w:rsid w:val="004D17CE"/>
     <w:rsid w:val="004E6208"/>
     <w:rsid w:val="0053687F"/>
     <w:rsid w:val="00674A94"/>
@@ -12499,6 +12844,7 @@
     <w:rsid w:val="00C135B0"/>
     <w:rsid w:val="00CA3FC5"/>
     <w:rsid w:val="00CC0A20"/>
+    <w:rsid w:val="00CC4DC8"/>
     <w:rsid w:val="00E16A43"/>
     <w:rsid w:val="00E61DFF"/>
     <w:rsid w:val="00EA0651"/>

--- a/derieux_resume_multipage.docx
+++ b/derieux_resume_multipage.docx
@@ -161,11 +161,11 @@
         <w:tblLook w:val="04A0" w:firstRow="1" w:lastRow="0" w:firstColumn="1" w:lastColumn="0" w:noHBand="0" w:noVBand="1"/>
       </w:tblPr>
       <w:tblGrid>
-        <w:gridCol w:w="1014"/>
+        <w:gridCol w:w="1013"/>
         <w:gridCol w:w="166"/>
         <w:gridCol w:w="3216"/>
-        <w:gridCol w:w="1594"/>
-        <w:gridCol w:w="4810"/>
+        <w:gridCol w:w="1983"/>
+        <w:gridCol w:w="4422"/>
       </w:tblGrid>
       <w:tr>
         <w:trPr>
@@ -7137,7 +7137,7 @@
         </w:tc>
         <w:tc>
           <w:tcPr>
-            <w:tcW w:w="2227" w:type="pct"/>
+            <w:tcW w:w="2407" w:type="pct"/>
             <w:gridSpan w:val="2"/>
           </w:tcPr>
           <w:p>
@@ -7158,7 +7158,7 @@
         </w:tc>
         <w:tc>
           <w:tcPr>
-            <w:tcW w:w="2227" w:type="pct"/>
+            <w:tcW w:w="2047" w:type="pct"/>
           </w:tcPr>
           <w:p>
             <w:pPr>
@@ -7208,7 +7208,7 @@
         </w:tc>
         <w:tc>
           <w:tcPr>
-            <w:tcW w:w="2227" w:type="pct"/>
+            <w:tcW w:w="2407" w:type="pct"/>
             <w:gridSpan w:val="2"/>
           </w:tcPr>
           <w:p>
@@ -7227,7 +7227,10 @@
               <w:t xml:space="preserve">(RL) </w:t>
             </w:r>
             <w:r>
-              <w:t>/ Multi-Agent Reinforcement Learning</w:t>
+              <w:t>/</w:t>
+            </w:r>
+            <w:r>
+              <w:t xml:space="preserve"> Multi-Agent Reinforcement Learning</w:t>
             </w:r>
             <w:r>
               <w:t xml:space="preserve"> (MARL)</w:t>
@@ -7246,16 +7249,40 @@
               <w:t xml:space="preserve">Generative Modeling / </w:t>
             </w:r>
             <w:r>
-              <w:t>Multi-Task Learning</w:t>
-            </w:r>
-            <w:r>
-              <w:t xml:space="preserve"> / </w:t>
+              <w:t>Natural Language Processing (NLP)</w:t>
+            </w:r>
+            <w:r>
+              <w:t xml:space="preserve"> </w:t>
+            </w:r>
+            <w:r>
+              <w:br/>
+            </w:r>
+            <w:r>
+              <w:t xml:space="preserve">/ </w:t>
             </w:r>
             <w:r>
               <w:t>Time-series Forecasting</w:t>
             </w:r>
             <w:r>
-              <w:t xml:space="preserve"> / Regression / Classification / etc.</w:t>
+              <w:t xml:space="preserve"> / Regression / Classification </w:t>
+            </w:r>
+            <w:r>
+              <w:br/>
+            </w:r>
+            <w:r>
+              <w:t>/</w:t>
+            </w:r>
+            <w:r>
+              <w:t xml:space="preserve"> Multi-Task Learning /</w:t>
+            </w:r>
+            <w:r>
+              <w:t xml:space="preserve"> </w:t>
+            </w:r>
+            <w:r>
+              <w:t xml:space="preserve">Adversarial Learning / </w:t>
+            </w:r>
+            <w:r>
+              <w:t>etc.</w:t>
             </w:r>
           </w:p>
           <w:p>
@@ -7321,7 +7348,7 @@
         </w:tc>
         <w:tc>
           <w:tcPr>
-            <w:tcW w:w="2227" w:type="pct"/>
+            <w:tcW w:w="2047" w:type="pct"/>
           </w:tcPr>
           <w:p>
             <w:pPr>
@@ -7406,6 +7433,9 @@
             <w:r>
               <w:t>Quantum Internet / Quantum Networks</w:t>
             </w:r>
+            <w:r>
+              <w:t xml:space="preserve"> / Quantum Communications</w:t>
+            </w:r>
           </w:p>
         </w:tc>
       </w:tr>
@@ -7638,7 +7668,13 @@
               <w:t>Python packages</w:t>
             </w:r>
             <w:r>
-              <w:t xml:space="preserve">: JAX / FLAX / TensorFlow / </w:t>
+              <w:t xml:space="preserve">: </w:t>
+            </w:r>
+            <w:r>
+              <w:t xml:space="preserve"> </w:t>
+            </w:r>
+            <w:r>
+              <w:t xml:space="preserve">JAX / FLAX / TensorFlow / </w:t>
             </w:r>
             <w:proofErr w:type="spellStart"/>
             <w:r>
@@ -7753,7 +7789,13 @@
               <w:t xml:space="preserve"> packages</w:t>
             </w:r>
             <w:r>
-              <w:t>:  React.js / Electron.js / Cesium.js / Bootstrap</w:t>
+              <w:t xml:space="preserve">: </w:t>
+            </w:r>
+            <w:r>
+              <w:t xml:space="preserve"> </w:t>
+            </w:r>
+            <w:r>
+              <w:t>React.js / Electron.js / Cesium.js / Bootstrap</w:t>
             </w:r>
           </w:p>
           <w:p>
@@ -8036,7 +8078,13 @@
                     <w:t>Databases</w:t>
                   </w:r>
                   <w:r>
-                    <w:t xml:space="preserve">: </w:t>
+                    <w:t>:</w:t>
+                  </w:r>
+                  <w:r>
+                    <w:t xml:space="preserve"> </w:t>
+                  </w:r>
+                  <w:r>
+                    <w:t xml:space="preserve"> </w:t>
                   </w:r>
                   <w:proofErr w:type="spellStart"/>
                   <w:r>
@@ -8092,7 +8140,13 @@
                     <w:t xml:space="preserve"> &amp; Apps</w:t>
                   </w:r>
                   <w:r>
-                    <w:t>: Linux / macOS / Windows / iOS / Android</w:t>
+                    <w:t>:</w:t>
+                  </w:r>
+                  <w:r>
+                    <w:t xml:space="preserve"> </w:t>
+                  </w:r>
+                  <w:r>
+                    <w:t xml:space="preserve"> Linux / macOS / Windows / iOS / Android</w:t>
                   </w:r>
                 </w:p>
               </w:tc>
@@ -12839,12 +12893,12 @@
     <w:rsid w:val="00B85965"/>
     <w:rsid w:val="00BA4BB8"/>
     <w:rsid w:val="00BE09F0"/>
+    <w:rsid w:val="00BE351D"/>
     <w:rsid w:val="00BF3AAB"/>
     <w:rsid w:val="00C055D2"/>
     <w:rsid w:val="00C135B0"/>
     <w:rsid w:val="00CA3FC5"/>
     <w:rsid w:val="00CC0A20"/>
-    <w:rsid w:val="00CC4DC8"/>
     <w:rsid w:val="00E16A43"/>
     <w:rsid w:val="00E61DFF"/>
     <w:rsid w:val="00EA0651"/>

--- a/derieux_resume_multipage.docx
+++ b/derieux_resume_multipage.docx
@@ -7152,7 +7152,25 @@
               <w:rPr>
                 <w:rFonts w:asciiTheme="majorHAnsi" w:hAnsiTheme="majorHAnsi"/>
               </w:rPr>
-              <w:t>Artificial Intelligence / Machine Learning</w:t>
+              <w:t xml:space="preserve">Artificial Intelligence </w:t>
+            </w:r>
+            <w:r>
+              <w:rPr>
+                <w:rFonts w:asciiTheme="majorHAnsi" w:hAnsiTheme="majorHAnsi"/>
+              </w:rPr>
+              <w:t xml:space="preserve">(AI) </w:t>
+            </w:r>
+            <w:r>
+              <w:rPr>
+                <w:rFonts w:asciiTheme="majorHAnsi" w:hAnsiTheme="majorHAnsi"/>
+              </w:rPr>
+              <w:t>/ Machine Learning</w:t>
+            </w:r>
+            <w:r>
+              <w:rPr>
+                <w:rFonts w:asciiTheme="majorHAnsi" w:hAnsiTheme="majorHAnsi"/>
+              </w:rPr>
+              <w:t xml:space="preserve"> (ML)</w:t>
             </w:r>
           </w:p>
         </w:tc>
@@ -7436,6 +7454,72 @@
             <w:r>
               <w:t xml:space="preserve"> / Quantum Communications</w:t>
             </w:r>
+          </w:p>
+        </w:tc>
+      </w:tr>
+      <w:tr>
+        <w:trPr>
+          <w:trHeight w:val="98"/>
+        </w:trPr>
+        <w:tc>
+          <w:tcPr>
+            <w:tcW w:w="469" w:type="pct"/>
+          </w:tcPr>
+          <w:p>
+            <w:pPr>
+              <w:pStyle w:val="Heading1"/>
+              <w:keepNext w:val="0"/>
+              <w:rPr>
+                <w:sz w:val="10"/>
+                <w:szCs w:val="10"/>
+              </w:rPr>
+            </w:pPr>
+          </w:p>
+        </w:tc>
+        <w:tc>
+          <w:tcPr>
+            <w:tcW w:w="77" w:type="pct"/>
+          </w:tcPr>
+          <w:p>
+            <w:pPr>
+              <w:rPr>
+                <w:sz w:val="10"/>
+                <w:szCs w:val="10"/>
+              </w:rPr>
+            </w:pPr>
+          </w:p>
+        </w:tc>
+        <w:tc>
+          <w:tcPr>
+            <w:tcW w:w="1489" w:type="pct"/>
+          </w:tcPr>
+          <w:p>
+            <w:pPr>
+              <w:pStyle w:val="Element"/>
+              <w:keepNext w:val="0"/>
+              <w:rPr>
+                <w:rFonts w:asciiTheme="majorHAnsi" w:hAnsiTheme="majorHAnsi"/>
+                <w:sz w:val="10"/>
+                <w:szCs w:val="10"/>
+              </w:rPr>
+            </w:pPr>
+          </w:p>
+        </w:tc>
+        <w:tc>
+          <w:tcPr>
+            <w:tcW w:w="2965" w:type="pct"/>
+            <w:gridSpan w:val="2"/>
+          </w:tcPr>
+          <w:p>
+            <w:pPr>
+              <w:pStyle w:val="Element"/>
+              <w:keepNext w:val="0"/>
+              <w:rPr>
+                <w:rFonts w:asciiTheme="majorHAnsi" w:hAnsiTheme="majorHAnsi"/>
+                <w:sz w:val="10"/>
+                <w:szCs w:val="10"/>
+              </w:rPr>
+            </w:pPr>
           </w:p>
         </w:tc>
       </w:tr>
@@ -12869,6 +12953,7 @@
     <w:rsid w:val="0032046F"/>
     <w:rsid w:val="003A5844"/>
     <w:rsid w:val="004133D8"/>
+    <w:rsid w:val="004629BF"/>
     <w:rsid w:val="004724DF"/>
     <w:rsid w:val="004A4065"/>
     <w:rsid w:val="004B2B15"/>
@@ -12893,7 +12978,6 @@
     <w:rsid w:val="00B85965"/>
     <w:rsid w:val="00BA4BB8"/>
     <w:rsid w:val="00BE09F0"/>
-    <w:rsid w:val="00BE351D"/>
     <w:rsid w:val="00BF3AAB"/>
     <w:rsid w:val="00C055D2"/>
     <w:rsid w:val="00C135B0"/>

--- a/derieux_resume_multipage.docx
+++ b/derieux_resume_multipage.docx
@@ -658,7 +658,6 @@
                     <w:t xml:space="preserve">: </w:t>
                   </w:r>
                   <w:hyperlink r:id="rId18" w:history="1">
-                    <w:proofErr w:type="spellStart"/>
                     <w:r>
                       <w:rPr>
                         <w:rStyle w:val="Hyperlink"/>
@@ -669,7 +668,6 @@
                       </w:rPr>
                       <w:t>zanderman</w:t>
                     </w:r>
-                    <w:proofErr w:type="spellEnd"/>
                   </w:hyperlink>
                 </w:p>
               </w:tc>
@@ -699,7 +697,6 @@
                     <w:t xml:space="preserve">LinkedIn: </w:t>
                   </w:r>
                   <w:hyperlink r:id="rId19" w:history="1">
-                    <w:proofErr w:type="spellStart"/>
                     <w:r>
                       <w:rPr>
                         <w:rStyle w:val="Hyperlink"/>
@@ -710,7 +707,6 @@
                       </w:rPr>
                       <w:t>alexderieux</w:t>
                     </w:r>
-                    <w:proofErr w:type="spellEnd"/>
                   </w:hyperlink>
                 </w:p>
               </w:tc>
@@ -1028,7 +1024,7 @@
                 <w:sz w:val="16"/>
                 <w:szCs w:val="16"/>
               </w:rPr>
-              <w:t>07/</w:t>
+              <w:t>7/</w:t>
             </w:r>
             <w:r>
               <w:rPr>
@@ -1215,16 +1211,11 @@
                     <w:t xml:space="preserve">[ 8/2022 – </w:t>
                   </w:r>
                   <w:r>
-                    <w:t>Expected 12/</w:t>
-                  </w:r>
-                  <w:proofErr w:type="gramStart"/>
-                  <w:r>
-                    <w:t>2026</w:t>
+                    <w:t>Expected 12/2026</w:t>
                   </w:r>
                   <w:r>
                     <w:t xml:space="preserve"> ]</w:t>
                   </w:r>
-                  <w:proofErr w:type="gramEnd"/>
                 </w:p>
               </w:tc>
             </w:tr>
@@ -1388,13 +1379,8 @@
                     <w:keepNext w:val="0"/>
                   </w:pPr>
                   <w:r>
-                    <w:t>[ 1/2021 – 8/</w:t>
-                  </w:r>
-                  <w:proofErr w:type="gramStart"/>
-                  <w:r>
-                    <w:t>2022 ]</w:t>
-                  </w:r>
-                  <w:proofErr w:type="gramEnd"/>
+                    <w:t>[ 1/2021 – 8/2022 ]</w:t>
+                  </w:r>
                 </w:p>
               </w:tc>
             </w:tr>
@@ -1596,13 +1582,8 @@
                     <w:keepNext w:val="0"/>
                   </w:pPr>
                   <w:r>
-                    <w:t>[ 8/2012 – 5/</w:t>
-                  </w:r>
-                  <w:proofErr w:type="gramStart"/>
-                  <w:r>
-                    <w:t>2016 ]</w:t>
-                  </w:r>
-                  <w:proofErr w:type="gramEnd"/>
+                    <w:t>[ 8/2012 – 5/2016 ]</w:t>
+                  </w:r>
                 </w:p>
               </w:tc>
             </w:tr>
@@ -1766,13 +1747,8 @@
                     <w:keepNext w:val="0"/>
                   </w:pPr>
                   <w:r>
-                    <w:t>[ 8/2012 – 12/</w:t>
-                  </w:r>
-                  <w:proofErr w:type="gramStart"/>
-                  <w:r>
-                    <w:t>2016 ]</w:t>
-                  </w:r>
-                  <w:proofErr w:type="gramEnd"/>
+                    <w:t>[ 8/2012 – 12/2016 ]</w:t>
+                  </w:r>
                 </w:p>
               </w:tc>
             </w:tr>
@@ -1957,13 +1933,8 @@
                     <w:keepNext w:val="0"/>
                   </w:pPr>
                   <w:r>
-                    <w:t xml:space="preserve">[ 8/2021 – </w:t>
-                  </w:r>
-                  <w:proofErr w:type="gramStart"/>
-                  <w:r>
-                    <w:t>Present ]</w:t>
-                  </w:r>
-                  <w:proofErr w:type="gramEnd"/>
+                    <w:t>[ 8/2021 – Present ]</w:t>
+                  </w:r>
                 </w:p>
               </w:tc>
             </w:tr>
@@ -1981,21 +1952,12 @@
                       <w:iCs/>
                     </w:rPr>
                   </w:pPr>
-                  <w:proofErr w:type="spellStart"/>
                   <w:r>
                     <w:rPr>
                       <w:i/>
                       <w:iCs/>
                     </w:rPr>
-                    <w:t>Wireless@VT</w:t>
-                  </w:r>
-                  <w:proofErr w:type="spellEnd"/>
-                  <w:r>
-                    <w:rPr>
-                      <w:i/>
-                      <w:iCs/>
-                    </w:rPr>
-                    <w:t>, Virginia Polytechnic Institute and State University</w:t>
+                    <w:t>Wireless@VT, Virginia Polytechnic Institute and State University</w:t>
                   </w:r>
                 </w:p>
                 <w:p>
@@ -2148,16 +2110,11 @@
                     <w:t xml:space="preserve"> </w:t>
                   </w:r>
                   <w:r>
-                    <w:t>05/</w:t>
-                  </w:r>
-                  <w:proofErr w:type="gramStart"/>
-                  <w:r>
-                    <w:t>2023</w:t>
+                    <w:t>05/2023</w:t>
                   </w:r>
                   <w:r>
                     <w:t xml:space="preserve"> ]</w:t>
                   </w:r>
-                  <w:proofErr w:type="gramEnd"/>
                 </w:p>
               </w:tc>
             </w:tr>
@@ -2301,16 +2258,11 @@
                     <w:t xml:space="preserve">[ 2/2017 – </w:t>
                   </w:r>
                   <w:r>
-                    <w:t>9/</w:t>
-                  </w:r>
-                  <w:proofErr w:type="gramStart"/>
-                  <w:r>
-                    <w:t>2024</w:t>
+                    <w:t>9/2024</w:t>
                   </w:r>
                   <w:r>
                     <w:t xml:space="preserve"> ]</w:t>
                   </w:r>
-                  <w:proofErr w:type="gramEnd"/>
                 </w:p>
               </w:tc>
             </w:tr>
@@ -2433,15 +2385,7 @@
                     <w:keepNext w:val="0"/>
                   </w:pPr>
                   <w:r>
-                    <w:t>[ 7/2012 – 2/</w:t>
-                  </w:r>
-                  <w:proofErr w:type="gramStart"/>
-                  <w:r>
-                    <w:t>2017 ]</w:t>
-                  </w:r>
-                  <w:proofErr w:type="gramEnd"/>
-                  <w:r>
-                    <w:t xml:space="preserve"> </w:t>
+                    <w:t xml:space="preserve">[ 7/2012 – 2/2017 ] </w:t>
                   </w:r>
                 </w:p>
               </w:tc>
@@ -2568,13 +2512,8 @@
                     <w:t>7</w:t>
                   </w:r>
                   <w:r>
-                    <w:t>/</w:t>
-                  </w:r>
-                  <w:proofErr w:type="gramStart"/>
-                  <w:r>
-                    <w:t>2012 ]</w:t>
-                  </w:r>
-                  <w:proofErr w:type="gramEnd"/>
+                    <w:t>/2012 ]</w:t>
+                  </w:r>
                 </w:p>
               </w:tc>
             </w:tr>
@@ -2729,25 +2668,8 @@
                 <w:b w:val="0"/>
                 <w:bCs w:val="0"/>
               </w:rPr>
-              <w:t>A. DeRieux and W. Saad, “</w:t>
-            </w:r>
-            <w:proofErr w:type="spellStart"/>
-            <w:r>
-              <w:rPr>
-                <w:b w:val="0"/>
-                <w:bCs w:val="0"/>
-              </w:rPr>
-              <w:t>QnRL</w:t>
-            </w:r>
-            <w:proofErr w:type="spellEnd"/>
-            <w:r>
-              <w:rPr>
-                <w:b w:val="0"/>
-                <w:bCs w:val="0"/>
-              </w:rPr>
-              <w:t xml:space="preserve">: Quantum-Native Reinforcement Learning”, June 2026, </w:t>
-            </w:r>
-            <w:proofErr w:type="spellStart"/>
+              <w:t xml:space="preserve">A. DeRieux and W. Saad, “QnRL: Quantum-Native Reinforcement Learning”, June 2026, </w:t>
+            </w:r>
             <w:r>
               <w:rPr>
                 <w:b w:val="0"/>
@@ -2757,29 +2679,12 @@
               </w:rPr>
               <w:t>arXiv</w:t>
             </w:r>
-            <w:proofErr w:type="spellEnd"/>
-            <w:r>
-              <w:rPr>
-                <w:b w:val="0"/>
-                <w:bCs w:val="0"/>
-              </w:rPr>
-              <w:t xml:space="preserve">: arXiv:2606.08276. </w:t>
-            </w:r>
-            <w:proofErr w:type="spellStart"/>
-            <w:r>
-              <w:rPr>
-                <w:b w:val="0"/>
-                <w:bCs w:val="0"/>
-              </w:rPr>
-              <w:t>doi</w:t>
-            </w:r>
-            <w:proofErr w:type="spellEnd"/>
-            <w:r>
-              <w:rPr>
-                <w:b w:val="0"/>
-                <w:bCs w:val="0"/>
-              </w:rPr>
-              <w:t xml:space="preserve">: </w:t>
+            <w:r>
+              <w:rPr>
+                <w:b w:val="0"/>
+                <w:bCs w:val="0"/>
+              </w:rPr>
+              <w:t xml:space="preserve">: arXiv:2606.08276. doi: </w:t>
             </w:r>
             <w:hyperlink r:id="rId20" w:history="1">
               <w:r>
@@ -2818,23 +2723,7 @@
                 <w:b w:val="0"/>
                 <w:bCs w:val="0"/>
               </w:rPr>
-              <w:t>A. DeRieux and W. Saad, “</w:t>
-            </w:r>
-            <w:proofErr w:type="spellStart"/>
-            <w:r>
-              <w:rPr>
-                <w:b w:val="0"/>
-                <w:bCs w:val="0"/>
-              </w:rPr>
-              <w:t>eQMARL</w:t>
-            </w:r>
-            <w:proofErr w:type="spellEnd"/>
-            <w:r>
-              <w:rPr>
-                <w:b w:val="0"/>
-                <w:bCs w:val="0"/>
-              </w:rPr>
-              <w:t xml:space="preserve">: Entangled Quantum Multi-Agent Reinforcement Learning for Distributed Cooperation over Quantum Channels”, </w:t>
+              <w:t xml:space="preserve">A. DeRieux and W. Saad, “eQMARL: Entangled Quantum Multi-Agent Reinforcement Learning for Distributed Cooperation over Quantum Channels”, </w:t>
             </w:r>
             <w:r>
               <w:rPr>
@@ -2866,21 +2755,12 @@
               </w:rPr>
               <w:t xml:space="preserve"> </w:t>
             </w:r>
-            <w:proofErr w:type="spellStart"/>
-            <w:r>
-              <w:rPr>
-                <w:b w:val="0"/>
-                <w:bCs w:val="0"/>
-              </w:rPr>
-              <w:t>doi</w:t>
-            </w:r>
-            <w:proofErr w:type="spellEnd"/>
-            <w:r>
-              <w:rPr>
-                <w:b w:val="0"/>
-                <w:bCs w:val="0"/>
-              </w:rPr>
-              <w:t xml:space="preserve">: </w:t>
+            <w:r>
+              <w:rPr>
+                <w:b w:val="0"/>
+                <w:bCs w:val="0"/>
+              </w:rPr>
+              <w:t xml:space="preserve">doi: </w:t>
             </w:r>
             <w:hyperlink r:id="rId21" w:history="1">
               <w:r>
@@ -2963,23 +2843,7 @@
                 <w:b w:val="0"/>
                 <w:bCs w:val="0"/>
               </w:rPr>
-              <w:t xml:space="preserve">March 2023, pp. 1-6. </w:t>
-            </w:r>
-            <w:proofErr w:type="spellStart"/>
-            <w:r>
-              <w:rPr>
-                <w:b w:val="0"/>
-                <w:bCs w:val="0"/>
-              </w:rPr>
-              <w:t>doi</w:t>
-            </w:r>
-            <w:proofErr w:type="spellEnd"/>
-            <w:r>
-              <w:rPr>
-                <w:b w:val="0"/>
-                <w:bCs w:val="0"/>
-              </w:rPr>
-              <w:t xml:space="preserve">: </w:t>
+              <w:t xml:space="preserve">March 2023, pp. 1-6. doi: </w:t>
             </w:r>
             <w:hyperlink r:id="rId22" w:history="1">
               <w:r>
@@ -3018,23 +2882,7 @@
                 <w:b w:val="0"/>
                 <w:bCs w:val="0"/>
               </w:rPr>
-              <w:t xml:space="preserve">A. C. DeRieux, W. Saad, W. Zuo, R. Budiarto, M. D. </w:t>
-            </w:r>
-            <w:proofErr w:type="spellStart"/>
-            <w:r>
-              <w:rPr>
-                <w:b w:val="0"/>
-                <w:bCs w:val="0"/>
-              </w:rPr>
-              <w:t>Koerniawan</w:t>
-            </w:r>
-            <w:proofErr w:type="spellEnd"/>
-            <w:r>
-              <w:rPr>
-                <w:b w:val="0"/>
-                <w:bCs w:val="0"/>
-              </w:rPr>
-              <w:t xml:space="preserve">, and D. Novitasari, “A Transformer Framework for Data Fusion and Multi-Task Learning in Smart Cities”, </w:t>
+              <w:t xml:space="preserve">A. C. DeRieux, W. Saad, W. Zuo, R. Budiarto, M. D. Koerniawan, and D. Novitasari, “A Transformer Framework for Data Fusion and Multi-Task Learning in Smart Cities”, </w:t>
             </w:r>
             <w:r>
               <w:rPr>
@@ -3064,21 +2912,12 @@
               </w:rPr>
               <w:t xml:space="preserve"> </w:t>
             </w:r>
-            <w:proofErr w:type="spellStart"/>
-            <w:r>
-              <w:rPr>
-                <w:b w:val="0"/>
-                <w:bCs w:val="0"/>
-              </w:rPr>
-              <w:t>arXiv</w:t>
-            </w:r>
-            <w:proofErr w:type="spellEnd"/>
-            <w:r>
-              <w:rPr>
-                <w:b w:val="0"/>
-                <w:bCs w:val="0"/>
-              </w:rPr>
-              <w:t>: arXiv:2211.10506</w:t>
+            <w:r>
+              <w:rPr>
+                <w:b w:val="0"/>
+                <w:bCs w:val="0"/>
+              </w:rPr>
+              <w:t>arXiv: arXiv:2211.10506</w:t>
             </w:r>
             <w:r>
               <w:rPr>
@@ -3087,21 +2926,12 @@
               </w:rPr>
               <w:t xml:space="preserve">. </w:t>
             </w:r>
-            <w:proofErr w:type="spellStart"/>
-            <w:r>
-              <w:rPr>
-                <w:b w:val="0"/>
-                <w:bCs w:val="0"/>
-              </w:rPr>
-              <w:t>doi</w:t>
-            </w:r>
-            <w:proofErr w:type="spellEnd"/>
-            <w:r>
-              <w:rPr>
-                <w:b w:val="0"/>
-                <w:bCs w:val="0"/>
-              </w:rPr>
-              <w:t xml:space="preserve">: </w:t>
+            <w:r>
+              <w:rPr>
+                <w:b w:val="0"/>
+                <w:bCs w:val="0"/>
+              </w:rPr>
+              <w:t xml:space="preserve">doi: </w:t>
             </w:r>
             <w:hyperlink r:id="rId23" w:history="1">
               <w:r>
@@ -3362,15 +3192,7 @@
                 <w:b w:val="0"/>
                 <w:bCs w:val="0"/>
               </w:rPr>
-              <w:t xml:space="preserve">Rising Star </w:t>
-            </w:r>
-            <w:proofErr w:type="gramStart"/>
-            <w:r>
-              <w:rPr>
-                <w:b w:val="0"/>
-                <w:bCs w:val="0"/>
-              </w:rPr>
-              <w:t xml:space="preserve">Seminar  </w:t>
+              <w:t xml:space="preserve">Rising Star Seminar  </w:t>
             </w:r>
             <w:r>
               <w:rPr>
@@ -3378,35 +3200,24 @@
                 <w:sz w:val="16"/>
                 <w:szCs w:val="16"/>
               </w:rPr>
-              <w:t>[</w:t>
-            </w:r>
-            <w:proofErr w:type="gramEnd"/>
+              <w:t xml:space="preserve">[ </w:t>
+            </w:r>
             <w:r>
               <w:rPr>
                 <w:color w:val="4F81BD" w:themeColor="accent1"/>
                 <w:sz w:val="16"/>
                 <w:szCs w:val="16"/>
               </w:rPr>
-              <w:t xml:space="preserve"> </w:t>
-            </w:r>
-            <w:proofErr w:type="gramStart"/>
+              <w:t>2026</w:t>
+            </w:r>
             <w:r>
               <w:rPr>
                 <w:color w:val="4F81BD" w:themeColor="accent1"/>
                 <w:sz w:val="16"/>
                 <w:szCs w:val="16"/>
               </w:rPr>
-              <w:t>2026</w:t>
-            </w:r>
-            <w:r>
-              <w:rPr>
-                <w:color w:val="4F81BD" w:themeColor="accent1"/>
-                <w:sz w:val="16"/>
-                <w:szCs w:val="16"/>
-              </w:rPr>
               <w:t xml:space="preserve"> ]</w:t>
             </w:r>
-            <w:proofErr w:type="gramEnd"/>
             <w:r>
               <w:rPr>
                 <w:color w:val="4F81BD" w:themeColor="accent1"/>
@@ -3468,15 +3279,7 @@
                 <w:b w:val="0"/>
                 <w:bCs w:val="0"/>
               </w:rPr>
-              <w:t xml:space="preserve">Advantage Austria </w:t>
-            </w:r>
-            <w:proofErr w:type="gramStart"/>
-            <w:r>
-              <w:rPr>
-                <w:b w:val="0"/>
-                <w:bCs w:val="0"/>
-              </w:rPr>
-              <w:t xml:space="preserve">Delegation  </w:t>
+              <w:t xml:space="preserve">Advantage Austria Delegation  </w:t>
             </w:r>
             <w:r>
               <w:rPr>
@@ -3484,35 +3287,24 @@
                 <w:sz w:val="16"/>
                 <w:szCs w:val="16"/>
               </w:rPr>
-              <w:t>[</w:t>
-            </w:r>
-            <w:proofErr w:type="gramEnd"/>
+              <w:t xml:space="preserve">[ </w:t>
+            </w:r>
             <w:r>
               <w:rPr>
                 <w:color w:val="4F81BD" w:themeColor="accent1"/>
                 <w:sz w:val="16"/>
                 <w:szCs w:val="16"/>
               </w:rPr>
-              <w:t xml:space="preserve"> </w:t>
-            </w:r>
-            <w:proofErr w:type="gramStart"/>
+              <w:t>2026</w:t>
+            </w:r>
             <w:r>
               <w:rPr>
                 <w:color w:val="4F81BD" w:themeColor="accent1"/>
                 <w:sz w:val="16"/>
                 <w:szCs w:val="16"/>
               </w:rPr>
-              <w:t>2026</w:t>
-            </w:r>
-            <w:r>
-              <w:rPr>
-                <w:color w:val="4F81BD" w:themeColor="accent1"/>
-                <w:sz w:val="16"/>
-                <w:szCs w:val="16"/>
-              </w:rPr>
               <w:t xml:space="preserve"> ]</w:t>
             </w:r>
-            <w:proofErr w:type="gramEnd"/>
             <w:r>
               <w:rPr>
                 <w:color w:val="4F81BD" w:themeColor="accent1"/>
@@ -3552,15 +3344,7 @@
                 <w:b w:val="0"/>
                 <w:bCs w:val="0"/>
               </w:rPr>
-              <w:t xml:space="preserve">ICEX Digital Innovator </w:t>
-            </w:r>
-            <w:proofErr w:type="gramStart"/>
-            <w:r>
-              <w:rPr>
-                <w:b w:val="0"/>
-                <w:bCs w:val="0"/>
-              </w:rPr>
-              <w:t xml:space="preserve">Accelerator  </w:t>
+              <w:t xml:space="preserve">ICEX Digital Innovator Accelerator  </w:t>
             </w:r>
             <w:r>
               <w:rPr>
@@ -3568,35 +3352,24 @@
                 <w:sz w:val="16"/>
                 <w:szCs w:val="16"/>
               </w:rPr>
-              <w:t>[</w:t>
-            </w:r>
-            <w:proofErr w:type="gramEnd"/>
+              <w:t xml:space="preserve">[ </w:t>
+            </w:r>
             <w:r>
               <w:rPr>
                 <w:color w:val="4F81BD" w:themeColor="accent1"/>
                 <w:sz w:val="16"/>
                 <w:szCs w:val="16"/>
               </w:rPr>
-              <w:t xml:space="preserve"> </w:t>
-            </w:r>
-            <w:proofErr w:type="gramStart"/>
+              <w:t>2026</w:t>
+            </w:r>
             <w:r>
               <w:rPr>
                 <w:color w:val="4F81BD" w:themeColor="accent1"/>
                 <w:sz w:val="16"/>
                 <w:szCs w:val="16"/>
               </w:rPr>
-              <w:t>2026</w:t>
-            </w:r>
-            <w:r>
-              <w:rPr>
-                <w:color w:val="4F81BD" w:themeColor="accent1"/>
-                <w:sz w:val="16"/>
-                <w:szCs w:val="16"/>
-              </w:rPr>
               <w:t xml:space="preserve"> ]</w:t>
             </w:r>
-            <w:proofErr w:type="gramEnd"/>
             <w:r>
               <w:rPr>
                 <w:color w:val="4F81BD" w:themeColor="accent1"/>
@@ -3636,14 +3409,7 @@
                 <w:b w:val="0"/>
                 <w:bCs w:val="0"/>
               </w:rPr>
-              <w:t>V</w:t>
-            </w:r>
-            <w:r>
-              <w:rPr>
-                <w:b w:val="0"/>
-                <w:bCs w:val="0"/>
-              </w:rPr>
-              <w:t xml:space="preserve">irginia Tech </w:t>
+              <w:t xml:space="preserve">Virginia Tech </w:t>
             </w:r>
             <w:r>
               <w:rPr>
@@ -3659,7 +3425,6 @@
               </w:rPr>
               <w:t xml:space="preserve">Fellowship </w:t>
             </w:r>
-            <w:proofErr w:type="gramStart"/>
             <w:r>
               <w:rPr>
                 <w:b w:val="0"/>
@@ -3680,35 +3445,24 @@
                 <w:sz w:val="16"/>
                 <w:szCs w:val="16"/>
               </w:rPr>
-              <w:t>[</w:t>
-            </w:r>
-            <w:proofErr w:type="gramEnd"/>
+              <w:t xml:space="preserve">[ </w:t>
+            </w:r>
             <w:r>
               <w:rPr>
                 <w:color w:val="4F81BD" w:themeColor="accent1"/>
                 <w:sz w:val="16"/>
                 <w:szCs w:val="16"/>
               </w:rPr>
-              <w:t xml:space="preserve"> </w:t>
-            </w:r>
-            <w:proofErr w:type="gramStart"/>
+              <w:t>2026</w:t>
+            </w:r>
             <w:r>
               <w:rPr>
                 <w:color w:val="4F81BD" w:themeColor="accent1"/>
                 <w:sz w:val="16"/>
                 <w:szCs w:val="16"/>
               </w:rPr>
-              <w:t>2026</w:t>
-            </w:r>
-            <w:r>
-              <w:rPr>
-                <w:color w:val="4F81BD" w:themeColor="accent1"/>
-                <w:sz w:val="16"/>
-                <w:szCs w:val="16"/>
-              </w:rPr>
               <w:t xml:space="preserve"> ]</w:t>
             </w:r>
-            <w:proofErr w:type="gramEnd"/>
             <w:r>
               <w:rPr>
                 <w:color w:val="4F81BD" w:themeColor="accent1"/>
@@ -3776,15 +3530,7 @@
                 <w:b w:val="0"/>
                 <w:bCs w:val="0"/>
               </w:rPr>
-              <w:t xml:space="preserve"> </w:t>
-            </w:r>
-            <w:proofErr w:type="gramStart"/>
-            <w:r>
-              <w:rPr>
-                <w:b w:val="0"/>
-                <w:bCs w:val="0"/>
-              </w:rPr>
-              <w:t>Events</w:t>
+              <w:t xml:space="preserve"> Events</w:t>
             </w:r>
             <w:r>
               <w:rPr>
@@ -3799,16 +3545,15 @@
                 <w:sz w:val="16"/>
                 <w:szCs w:val="16"/>
               </w:rPr>
-              <w:t>[</w:t>
-            </w:r>
-            <w:proofErr w:type="gramEnd"/>
+              <w:t xml:space="preserve">[ </w:t>
+            </w:r>
             <w:r>
               <w:rPr>
                 <w:color w:val="4F81BD" w:themeColor="accent1"/>
                 <w:sz w:val="16"/>
                 <w:szCs w:val="16"/>
               </w:rPr>
-              <w:t xml:space="preserve"> </w:t>
+              <w:t>2025</w:t>
             </w:r>
             <w:r>
               <w:rPr>
@@ -3816,7 +3561,7 @@
                 <w:sz w:val="16"/>
                 <w:szCs w:val="16"/>
               </w:rPr>
-              <w:t>2025</w:t>
+              <w:t xml:space="preserve"> – </w:t>
             </w:r>
             <w:r>
               <w:rPr>
@@ -3824,26 +3569,16 @@
                 <w:sz w:val="16"/>
                 <w:szCs w:val="16"/>
               </w:rPr>
-              <w:t xml:space="preserve"> – </w:t>
-            </w:r>
-            <w:proofErr w:type="gramStart"/>
+              <w:t xml:space="preserve">Present </w:t>
+            </w:r>
             <w:r>
               <w:rPr>
                 <w:color w:val="4F81BD" w:themeColor="accent1"/>
                 <w:sz w:val="16"/>
                 <w:szCs w:val="16"/>
               </w:rPr>
-              <w:t xml:space="preserve">Present </w:t>
-            </w:r>
-            <w:r>
-              <w:rPr>
-                <w:color w:val="4F81BD" w:themeColor="accent1"/>
-                <w:sz w:val="16"/>
-                <w:szCs w:val="16"/>
-              </w:rPr>
               <w:t>]</w:t>
             </w:r>
-            <w:proofErr w:type="gramEnd"/>
             <w:r>
               <w:rPr>
                 <w:color w:val="4F81BD" w:themeColor="accent1"/>
@@ -3895,7 +3630,6 @@
               </w:rPr>
               <w:t xml:space="preserve">Research </w:t>
             </w:r>
-            <w:proofErr w:type="gramStart"/>
             <w:r>
               <w:rPr>
                 <w:b w:val="0"/>
@@ -3909,25 +3643,23 @@
                 <w:sz w:val="16"/>
                 <w:szCs w:val="16"/>
               </w:rPr>
-              <w:t>[</w:t>
-            </w:r>
-            <w:proofErr w:type="gramEnd"/>
+              <w:t xml:space="preserve">[ </w:t>
+            </w:r>
             <w:r>
               <w:rPr>
                 <w:color w:val="4F81BD" w:themeColor="accent1"/>
                 <w:sz w:val="16"/>
                 <w:szCs w:val="16"/>
               </w:rPr>
-              <w:t xml:space="preserve"> </w:t>
-            </w:r>
-            <w:proofErr w:type="gramStart"/>
+              <w:t>2023</w:t>
+            </w:r>
             <w:r>
               <w:rPr>
                 <w:color w:val="4F81BD" w:themeColor="accent1"/>
                 <w:sz w:val="16"/>
                 <w:szCs w:val="16"/>
               </w:rPr>
-              <w:t>2023</w:t>
+              <w:t xml:space="preserve">  – </w:t>
             </w:r>
             <w:r>
               <w:rPr>
@@ -3935,35 +3667,16 @@
                 <w:sz w:val="16"/>
                 <w:szCs w:val="16"/>
               </w:rPr>
-              <w:t xml:space="preserve">  –</w:t>
-            </w:r>
-            <w:proofErr w:type="gramEnd"/>
+              <w:t xml:space="preserve">Present </w:t>
+            </w:r>
             <w:r>
               <w:rPr>
                 <w:color w:val="4F81BD" w:themeColor="accent1"/>
                 <w:sz w:val="16"/>
                 <w:szCs w:val="16"/>
               </w:rPr>
-              <w:t xml:space="preserve"> </w:t>
-            </w:r>
-            <w:proofErr w:type="gramStart"/>
-            <w:r>
-              <w:rPr>
-                <w:color w:val="4F81BD" w:themeColor="accent1"/>
-                <w:sz w:val="16"/>
-                <w:szCs w:val="16"/>
-              </w:rPr>
-              <w:t xml:space="preserve">Present </w:t>
-            </w:r>
-            <w:r>
-              <w:rPr>
-                <w:color w:val="4F81BD" w:themeColor="accent1"/>
-                <w:sz w:val="16"/>
-                <w:szCs w:val="16"/>
-              </w:rPr>
               <w:t>]</w:t>
             </w:r>
-            <w:proofErr w:type="gramEnd"/>
             <w:r>
               <w:rPr>
                 <w:color w:val="4F81BD" w:themeColor="accent1"/>
@@ -3999,15 +3712,7 @@
                 <w:b w:val="0"/>
                 <w:bCs w:val="0"/>
               </w:rPr>
-              <w:t xml:space="preserve">Fellowship </w:t>
-            </w:r>
-            <w:proofErr w:type="gramStart"/>
-            <w:r>
-              <w:rPr>
-                <w:b w:val="0"/>
-                <w:bCs w:val="0"/>
-              </w:rPr>
-              <w:t>Panels</w:t>
+              <w:t>Fellowship Panels</w:t>
             </w:r>
             <w:r>
               <w:rPr>
@@ -4022,16 +3727,15 @@
                 <w:sz w:val="16"/>
                 <w:szCs w:val="16"/>
               </w:rPr>
-              <w:t>[</w:t>
-            </w:r>
-            <w:proofErr w:type="gramEnd"/>
+              <w:t xml:space="preserve">[ </w:t>
+            </w:r>
             <w:r>
               <w:rPr>
                 <w:color w:val="4F81BD" w:themeColor="accent1"/>
                 <w:sz w:val="16"/>
                 <w:szCs w:val="16"/>
               </w:rPr>
-              <w:t xml:space="preserve"> </w:t>
+              <w:t>2022</w:t>
             </w:r>
             <w:r>
               <w:rPr>
@@ -4039,7 +3743,7 @@
                 <w:sz w:val="16"/>
                 <w:szCs w:val="16"/>
               </w:rPr>
-              <w:t>2022</w:t>
+              <w:t xml:space="preserve"> – </w:t>
             </w:r>
             <w:r>
               <w:rPr>
@@ -4047,26 +3751,16 @@
                 <w:sz w:val="16"/>
                 <w:szCs w:val="16"/>
               </w:rPr>
-              <w:t xml:space="preserve"> – </w:t>
-            </w:r>
-            <w:proofErr w:type="gramStart"/>
+              <w:t xml:space="preserve">Present </w:t>
+            </w:r>
             <w:r>
               <w:rPr>
                 <w:color w:val="4F81BD" w:themeColor="accent1"/>
                 <w:sz w:val="16"/>
                 <w:szCs w:val="16"/>
               </w:rPr>
-              <w:t xml:space="preserve">Present </w:t>
-            </w:r>
-            <w:r>
-              <w:rPr>
-                <w:color w:val="4F81BD" w:themeColor="accent1"/>
-                <w:sz w:val="16"/>
-                <w:szCs w:val="16"/>
-              </w:rPr>
               <w:t>]</w:t>
             </w:r>
-            <w:proofErr w:type="gramEnd"/>
             <w:r>
               <w:rPr>
                 <w:color w:val="4F81BD" w:themeColor="accent1"/>
@@ -4106,15 +3800,7 @@
                 <w:b w:val="0"/>
                 <w:bCs w:val="0"/>
               </w:rPr>
-              <w:t xml:space="preserve">Ukraine </w:t>
-            </w:r>
-            <w:proofErr w:type="gramStart"/>
-            <w:r>
-              <w:rPr>
-                <w:b w:val="0"/>
-                <w:bCs w:val="0"/>
-              </w:rPr>
-              <w:t xml:space="preserve">Delegation  </w:t>
+              <w:t xml:space="preserve">Ukraine Delegation  </w:t>
             </w:r>
             <w:r>
               <w:rPr>
@@ -4122,35 +3808,24 @@
                 <w:sz w:val="16"/>
                 <w:szCs w:val="16"/>
               </w:rPr>
-              <w:t>[</w:t>
-            </w:r>
-            <w:proofErr w:type="gramEnd"/>
+              <w:t xml:space="preserve">[ </w:t>
+            </w:r>
             <w:r>
               <w:rPr>
                 <w:color w:val="4F81BD" w:themeColor="accent1"/>
                 <w:sz w:val="16"/>
                 <w:szCs w:val="16"/>
               </w:rPr>
-              <w:t xml:space="preserve"> </w:t>
-            </w:r>
-            <w:proofErr w:type="gramStart"/>
+              <w:t>2025</w:t>
+            </w:r>
             <w:r>
               <w:rPr>
                 <w:color w:val="4F81BD" w:themeColor="accent1"/>
                 <w:sz w:val="16"/>
                 <w:szCs w:val="16"/>
               </w:rPr>
-              <w:t>2025</w:t>
-            </w:r>
-            <w:r>
-              <w:rPr>
-                <w:color w:val="4F81BD" w:themeColor="accent1"/>
-                <w:sz w:val="16"/>
-                <w:szCs w:val="16"/>
-              </w:rPr>
               <w:t xml:space="preserve"> ]</w:t>
             </w:r>
-            <w:proofErr w:type="gramEnd"/>
             <w:r>
               <w:rPr>
                 <w:color w:val="4F81BD" w:themeColor="accent1"/>
@@ -4190,15 +3865,7 @@
                 <w:b w:val="0"/>
                 <w:bCs w:val="0"/>
               </w:rPr>
-              <w:t xml:space="preserve">Taiwan </w:t>
-            </w:r>
-            <w:proofErr w:type="gramStart"/>
-            <w:r>
-              <w:rPr>
-                <w:b w:val="0"/>
-                <w:bCs w:val="0"/>
-              </w:rPr>
-              <w:t xml:space="preserve">Delegation  </w:t>
+              <w:t xml:space="preserve">Taiwan Delegation  </w:t>
             </w:r>
             <w:r>
               <w:rPr>
@@ -4206,35 +3873,24 @@
                 <w:sz w:val="16"/>
                 <w:szCs w:val="16"/>
               </w:rPr>
-              <w:t>[</w:t>
-            </w:r>
-            <w:proofErr w:type="gramEnd"/>
+              <w:t xml:space="preserve">[ </w:t>
+            </w:r>
             <w:r>
               <w:rPr>
                 <w:color w:val="4F81BD" w:themeColor="accent1"/>
                 <w:sz w:val="16"/>
                 <w:szCs w:val="16"/>
               </w:rPr>
-              <w:t xml:space="preserve"> </w:t>
-            </w:r>
-            <w:proofErr w:type="gramStart"/>
+              <w:t>2025</w:t>
+            </w:r>
             <w:r>
               <w:rPr>
                 <w:color w:val="4F81BD" w:themeColor="accent1"/>
                 <w:sz w:val="16"/>
                 <w:szCs w:val="16"/>
               </w:rPr>
-              <w:t>2025</w:t>
-            </w:r>
-            <w:r>
-              <w:rPr>
-                <w:color w:val="4F81BD" w:themeColor="accent1"/>
-                <w:sz w:val="16"/>
-                <w:szCs w:val="16"/>
-              </w:rPr>
               <w:t xml:space="preserve"> ]</w:t>
             </w:r>
-            <w:proofErr w:type="gramEnd"/>
             <w:r>
               <w:rPr>
                 <w:color w:val="4F81BD" w:themeColor="accent1"/>
@@ -4274,15 +3930,7 @@
                 <w:b w:val="0"/>
                 <w:bCs w:val="0"/>
               </w:rPr>
-              <w:t>International Conference on Learning Representations (</w:t>
-            </w:r>
-            <w:proofErr w:type="gramStart"/>
-            <w:r>
-              <w:rPr>
-                <w:b w:val="0"/>
-                <w:bCs w:val="0"/>
-              </w:rPr>
-              <w:t xml:space="preserve">ICLR)  </w:t>
+              <w:t xml:space="preserve">International Conference on Learning Representations (ICLR)  </w:t>
             </w:r>
             <w:r>
               <w:rPr>
@@ -4290,35 +3938,24 @@
                 <w:sz w:val="16"/>
                 <w:szCs w:val="16"/>
               </w:rPr>
-              <w:t>[</w:t>
-            </w:r>
-            <w:proofErr w:type="gramEnd"/>
+              <w:t xml:space="preserve">[ </w:t>
+            </w:r>
             <w:r>
               <w:rPr>
                 <w:color w:val="4F81BD" w:themeColor="accent1"/>
                 <w:sz w:val="16"/>
                 <w:szCs w:val="16"/>
               </w:rPr>
-              <w:t xml:space="preserve"> </w:t>
-            </w:r>
-            <w:proofErr w:type="gramStart"/>
+              <w:t>2025</w:t>
+            </w:r>
             <w:r>
               <w:rPr>
                 <w:color w:val="4F81BD" w:themeColor="accent1"/>
                 <w:sz w:val="16"/>
                 <w:szCs w:val="16"/>
               </w:rPr>
-              <w:t>2025</w:t>
-            </w:r>
-            <w:r>
-              <w:rPr>
-                <w:color w:val="4F81BD" w:themeColor="accent1"/>
-                <w:sz w:val="16"/>
-                <w:szCs w:val="16"/>
-              </w:rPr>
               <w:t xml:space="preserve"> ]</w:t>
             </w:r>
-            <w:proofErr w:type="gramEnd"/>
             <w:r>
               <w:rPr>
                 <w:color w:val="4F81BD" w:themeColor="accent1"/>
@@ -4358,15 +3995,7 @@
                 <w:b w:val="0"/>
                 <w:bCs w:val="0"/>
               </w:rPr>
-              <w:t>AWS Quantum Networks Workshop (</w:t>
-            </w:r>
-            <w:proofErr w:type="gramStart"/>
-            <w:r>
-              <w:rPr>
-                <w:b w:val="0"/>
-                <w:bCs w:val="0"/>
-              </w:rPr>
-              <w:t xml:space="preserve">QNW)  </w:t>
+              <w:t xml:space="preserve">AWS Quantum Networks Workshop (QNW)  </w:t>
             </w:r>
             <w:r>
               <w:rPr>
@@ -4374,35 +4003,24 @@
                 <w:sz w:val="16"/>
                 <w:szCs w:val="16"/>
               </w:rPr>
-              <w:t>[</w:t>
-            </w:r>
-            <w:proofErr w:type="gramEnd"/>
+              <w:t xml:space="preserve">[ </w:t>
+            </w:r>
             <w:r>
               <w:rPr>
                 <w:color w:val="4F81BD" w:themeColor="accent1"/>
                 <w:sz w:val="16"/>
                 <w:szCs w:val="16"/>
               </w:rPr>
-              <w:t xml:space="preserve"> </w:t>
-            </w:r>
-            <w:proofErr w:type="gramStart"/>
+              <w:t>2023</w:t>
+            </w:r>
             <w:r>
               <w:rPr>
                 <w:color w:val="4F81BD" w:themeColor="accent1"/>
                 <w:sz w:val="16"/>
                 <w:szCs w:val="16"/>
               </w:rPr>
-              <w:t>2023</w:t>
-            </w:r>
-            <w:r>
-              <w:rPr>
-                <w:color w:val="4F81BD" w:themeColor="accent1"/>
-                <w:sz w:val="16"/>
-                <w:szCs w:val="16"/>
-              </w:rPr>
               <w:t xml:space="preserve"> ]</w:t>
             </w:r>
-            <w:proofErr w:type="gramEnd"/>
             <w:r>
               <w:rPr>
                 <w:color w:val="4F81BD" w:themeColor="accent1"/>
@@ -4453,15 +4071,7 @@
                 <w:b w:val="0"/>
                 <w:bCs w:val="0"/>
               </w:rPr>
-              <w:t xml:space="preserve"> </w:t>
-            </w:r>
-            <w:proofErr w:type="gramStart"/>
-            <w:r>
-              <w:rPr>
-                <w:b w:val="0"/>
-                <w:bCs w:val="0"/>
-              </w:rPr>
-              <w:t xml:space="preserve">Workshop  </w:t>
+              <w:t xml:space="preserve"> Workshop  </w:t>
             </w:r>
             <w:r>
               <w:rPr>
@@ -4469,35 +4079,24 @@
                 <w:sz w:val="16"/>
                 <w:szCs w:val="16"/>
               </w:rPr>
-              <w:t>[</w:t>
-            </w:r>
-            <w:proofErr w:type="gramEnd"/>
+              <w:t xml:space="preserve">[ </w:t>
+            </w:r>
             <w:r>
               <w:rPr>
                 <w:color w:val="4F81BD" w:themeColor="accent1"/>
                 <w:sz w:val="16"/>
                 <w:szCs w:val="16"/>
               </w:rPr>
-              <w:t xml:space="preserve"> </w:t>
-            </w:r>
-            <w:proofErr w:type="gramStart"/>
+              <w:t>2022</w:t>
+            </w:r>
             <w:r>
               <w:rPr>
                 <w:color w:val="4F81BD" w:themeColor="accent1"/>
                 <w:sz w:val="16"/>
                 <w:szCs w:val="16"/>
               </w:rPr>
-              <w:t>2022</w:t>
-            </w:r>
-            <w:r>
-              <w:rPr>
-                <w:color w:val="4F81BD" w:themeColor="accent1"/>
-                <w:sz w:val="16"/>
-                <w:szCs w:val="16"/>
-              </w:rPr>
               <w:t xml:space="preserve"> ]</w:t>
             </w:r>
-            <w:proofErr w:type="gramEnd"/>
             <w:r>
               <w:rPr>
                 <w:color w:val="4F81BD" w:themeColor="accent1"/>
@@ -4537,15 +4136,7 @@
                 <w:b w:val="0"/>
                 <w:bCs w:val="0"/>
               </w:rPr>
-              <w:t xml:space="preserve">International Laser Ranging Service (ILRS) Technical </w:t>
-            </w:r>
-            <w:proofErr w:type="gramStart"/>
-            <w:r>
-              <w:rPr>
-                <w:b w:val="0"/>
-                <w:bCs w:val="0"/>
-              </w:rPr>
-              <w:t xml:space="preserve">Workshop  </w:t>
+              <w:t xml:space="preserve">International Laser Ranging Service (ILRS) Technical Workshop  </w:t>
             </w:r>
             <w:r>
               <w:rPr>
@@ -4553,35 +4144,24 @@
                 <w:sz w:val="16"/>
                 <w:szCs w:val="16"/>
               </w:rPr>
-              <w:t>[</w:t>
-            </w:r>
-            <w:proofErr w:type="gramEnd"/>
+              <w:t xml:space="preserve">[ </w:t>
+            </w:r>
             <w:r>
               <w:rPr>
                 <w:color w:val="4F81BD" w:themeColor="accent1"/>
                 <w:sz w:val="16"/>
                 <w:szCs w:val="16"/>
               </w:rPr>
-              <w:t xml:space="preserve"> </w:t>
-            </w:r>
-            <w:proofErr w:type="gramStart"/>
+              <w:t>2019</w:t>
+            </w:r>
             <w:r>
               <w:rPr>
                 <w:color w:val="4F81BD" w:themeColor="accent1"/>
                 <w:sz w:val="16"/>
                 <w:szCs w:val="16"/>
               </w:rPr>
-              <w:t>2019</w:t>
-            </w:r>
-            <w:r>
-              <w:rPr>
-                <w:color w:val="4F81BD" w:themeColor="accent1"/>
-                <w:sz w:val="16"/>
-                <w:szCs w:val="16"/>
-              </w:rPr>
               <w:t xml:space="preserve"> ]</w:t>
             </w:r>
-            <w:proofErr w:type="gramEnd"/>
             <w:r>
               <w:rPr>
                 <w:color w:val="4F81BD" w:themeColor="accent1"/>
@@ -4621,15 +4201,7 @@
                 <w:b w:val="0"/>
                 <w:bCs w:val="0"/>
               </w:rPr>
-              <w:t xml:space="preserve">NRL Research Presentations and Performance </w:t>
-            </w:r>
-            <w:proofErr w:type="gramStart"/>
-            <w:r>
-              <w:rPr>
-                <w:b w:val="0"/>
-                <w:bCs w:val="0"/>
-              </w:rPr>
-              <w:t xml:space="preserve">Reviews  </w:t>
+              <w:t xml:space="preserve">NRL Research Presentations and Performance Reviews  </w:t>
             </w:r>
             <w:r>
               <w:rPr>
@@ -4637,42 +4209,23 @@
                 <w:sz w:val="16"/>
                 <w:szCs w:val="16"/>
               </w:rPr>
-              <w:t>[</w:t>
-            </w:r>
-            <w:proofErr w:type="gramEnd"/>
+              <w:t>[ 2012</w:t>
+            </w:r>
             <w:r>
               <w:rPr>
                 <w:color w:val="4F81BD" w:themeColor="accent1"/>
                 <w:sz w:val="16"/>
-                <w:szCs w:val="16"/>
-              </w:rPr>
-              <w:t xml:space="preserve"> 2012</w:t>
+                <w:szCs w:val="24"/>
+              </w:rPr>
+              <w:t xml:space="preserve"> – </w:t>
             </w:r>
             <w:r>
               <w:rPr>
                 <w:color w:val="4F81BD" w:themeColor="accent1"/>
                 <w:sz w:val="16"/>
-                <w:szCs w:val="24"/>
-              </w:rPr>
-              <w:t xml:space="preserve"> – </w:t>
-            </w:r>
-            <w:proofErr w:type="gramStart"/>
-            <w:r>
-              <w:rPr>
-                <w:color w:val="4F81BD" w:themeColor="accent1"/>
-                <w:sz w:val="16"/>
-                <w:szCs w:val="16"/>
-              </w:rPr>
-              <w:t>2024 ]</w:t>
-            </w:r>
-            <w:proofErr w:type="gramEnd"/>
-            <w:r>
-              <w:rPr>
-                <w:color w:val="4F81BD" w:themeColor="accent1"/>
-                <w:sz w:val="16"/>
-                <w:szCs w:val="16"/>
-              </w:rPr>
-              <w:t xml:space="preserve">  </w:t>
+                <w:szCs w:val="16"/>
+              </w:rPr>
+              <w:t xml:space="preserve">2024 ]  </w:t>
             </w:r>
             <w:r>
               <w:rPr>
@@ -4896,11 +4449,7 @@
               <w:keepNext w:val="0"/>
             </w:pPr>
             <w:r>
-              <w:t xml:space="preserve">Peer </w:t>
-            </w:r>
-            <w:proofErr w:type="gramStart"/>
-            <w:r>
-              <w:t xml:space="preserve">Mentorship  </w:t>
+              <w:t xml:space="preserve">Peer Mentorship  </w:t>
             </w:r>
             <w:r>
               <w:rPr>
@@ -4908,24 +4457,89 @@
                 <w:sz w:val="16"/>
                 <w:szCs w:val="16"/>
               </w:rPr>
-              <w:t>[</w:t>
-            </w:r>
-            <w:proofErr w:type="gramEnd"/>
+              <w:t xml:space="preserve">[ </w:t>
+            </w:r>
             <w:r>
               <w:rPr>
                 <w:color w:val="4F81BD" w:themeColor="accent1"/>
                 <w:sz w:val="16"/>
                 <w:szCs w:val="16"/>
               </w:rPr>
-              <w:t xml:space="preserve"> </w:t>
-            </w:r>
-            <w:proofErr w:type="gramStart"/>
+              <w:t>2021</w:t>
+            </w:r>
             <w:r>
               <w:rPr>
                 <w:color w:val="4F81BD" w:themeColor="accent1"/>
                 <w:sz w:val="16"/>
                 <w:szCs w:val="16"/>
               </w:rPr>
+              <w:t xml:space="preserve">  – </w:t>
+            </w:r>
+            <w:r>
+              <w:rPr>
+                <w:color w:val="4F81BD" w:themeColor="accent1"/>
+                <w:sz w:val="16"/>
+                <w:szCs w:val="16"/>
+              </w:rPr>
+              <w:t xml:space="preserve">Present </w:t>
+            </w:r>
+            <w:r>
+              <w:rPr>
+                <w:color w:val="4F81BD" w:themeColor="accent1"/>
+                <w:sz w:val="16"/>
+                <w:szCs w:val="16"/>
+              </w:rPr>
+              <w:t>]</w:t>
+            </w:r>
+            <w:r>
+              <w:rPr>
+                <w:color w:val="4F81BD" w:themeColor="accent1"/>
+                <w:sz w:val="16"/>
+                <w:szCs w:val="16"/>
+              </w:rPr>
+              <w:t xml:space="preserve">  </w:t>
+            </w:r>
+            <w:r>
+              <w:rPr>
+                <w:rFonts w:ascii="Helvetica Neue" w:hAnsi="Helvetica Neue"/>
+                <w:b w:val="0"/>
+                <w:bCs w:val="0"/>
+                <w:color w:val="7F7F7F" w:themeColor="text1" w:themeTint="80"/>
+                <w:sz w:val="16"/>
+                <w:szCs w:val="16"/>
+              </w:rPr>
+              <w:t>Research direction, academic planning, software development and deployment, dataset management, high-performance computing and Linux system tutorials, presentation and paper reviews, etc.</w:t>
+            </w:r>
+          </w:p>
+          <w:p>
+            <w:pPr>
+              <w:pStyle w:val="Heading2"/>
+              <w:keepNext w:val="0"/>
+            </w:pPr>
+            <w:r>
+              <w:t>University and Department Tours</w:t>
+            </w:r>
+            <w:r>
+              <w:rPr>
+                <w:b w:val="0"/>
+                <w:bCs w:val="0"/>
+              </w:rPr>
+              <w:t xml:space="preserve">  </w:t>
+            </w:r>
+            <w:r>
+              <w:rPr>
+                <w:color w:val="4F81BD" w:themeColor="accent1"/>
+                <w:sz w:val="16"/>
+                <w:szCs w:val="16"/>
+              </w:rPr>
+              <w:t xml:space="preserve">[ </w:t>
+            </w:r>
+            <w:r>
+              <w:rPr>
+                <w:color w:val="4F81BD" w:themeColor="accent1"/>
+                <w:sz w:val="16"/>
+                <w:szCs w:val="16"/>
+              </w:rPr>
               <w:t>2021</w:t>
             </w:r>
             <w:r>
@@ -4934,25 +4548,23 @@
                 <w:sz w:val="16"/>
                 <w:szCs w:val="16"/>
               </w:rPr>
-              <w:t xml:space="preserve">  –</w:t>
-            </w:r>
-            <w:proofErr w:type="gramEnd"/>
+              <w:t xml:space="preserve">  – </w:t>
+            </w:r>
             <w:r>
               <w:rPr>
                 <w:color w:val="4F81BD" w:themeColor="accent1"/>
                 <w:sz w:val="16"/>
                 <w:szCs w:val="16"/>
               </w:rPr>
-              <w:t xml:space="preserve"> </w:t>
-            </w:r>
-            <w:proofErr w:type="gramStart"/>
+              <w:t xml:space="preserve">Present </w:t>
+            </w:r>
             <w:r>
               <w:rPr>
                 <w:color w:val="4F81BD" w:themeColor="accent1"/>
                 <w:sz w:val="16"/>
                 <w:szCs w:val="16"/>
               </w:rPr>
-              <w:t xml:space="preserve">Present </w:t>
+              <w:t>]</w:t>
             </w:r>
             <w:r>
               <w:rPr>
@@ -4960,47 +4572,42 @@
                 <w:sz w:val="16"/>
                 <w:szCs w:val="16"/>
               </w:rPr>
-              <w:t>]</w:t>
-            </w:r>
-            <w:proofErr w:type="gramEnd"/>
+              <w:t xml:space="preserve">  </w:t>
+            </w:r>
+            <w:r>
+              <w:rPr>
+                <w:rFonts w:ascii="Helvetica Neue" w:hAnsi="Helvetica Neue"/>
+                <w:b w:val="0"/>
+                <w:bCs w:val="0"/>
+                <w:color w:val="7F7F7F" w:themeColor="text1" w:themeTint="80"/>
+                <w:sz w:val="16"/>
+                <w:szCs w:val="16"/>
+              </w:rPr>
+              <w:t>Alexandria, VA; Arlington, VA; Blacksburg, VA</w:t>
+            </w:r>
+          </w:p>
+          <w:p>
+            <w:pPr>
+              <w:pStyle w:val="Heading2"/>
+              <w:keepNext w:val="0"/>
+            </w:pPr>
+            <w:r>
+              <w:t>Tutoring</w:t>
+            </w:r>
+            <w:r>
+              <w:rPr>
+                <w:b w:val="0"/>
+                <w:bCs w:val="0"/>
+              </w:rPr>
+              <w:t xml:space="preserve"> via Eta Kappa Nu  </w:t>
+            </w:r>
             <w:r>
               <w:rPr>
                 <w:color w:val="4F81BD" w:themeColor="accent1"/>
                 <w:sz w:val="16"/>
                 <w:szCs w:val="16"/>
               </w:rPr>
-              <w:t xml:space="preserve">  </w:t>
-            </w:r>
-            <w:r>
-              <w:rPr>
-                <w:rFonts w:ascii="Helvetica Neue" w:hAnsi="Helvetica Neue"/>
-                <w:b w:val="0"/>
-                <w:bCs w:val="0"/>
-                <w:color w:val="7F7F7F" w:themeColor="text1" w:themeTint="80"/>
-                <w:sz w:val="16"/>
-                <w:szCs w:val="16"/>
-              </w:rPr>
-              <w:t>Research direction, academic planning, software development and deployment, dataset management, high-performance computing and Linux system tutorials, presentation and paper reviews, etc.</w:t>
-            </w:r>
-          </w:p>
-          <w:p>
-            <w:pPr>
-              <w:pStyle w:val="Heading2"/>
-              <w:keepNext w:val="0"/>
-            </w:pPr>
-            <w:r>
-              <w:t xml:space="preserve">University and Department </w:t>
-            </w:r>
-            <w:proofErr w:type="gramStart"/>
-            <w:r>
-              <w:t>Tours</w:t>
-            </w:r>
-            <w:r>
-              <w:rPr>
-                <w:b w:val="0"/>
-                <w:bCs w:val="0"/>
-              </w:rPr>
-              <w:t xml:space="preserve">  </w:t>
+              <w:t xml:space="preserve">[ </w:t>
             </w:r>
             <w:r>
               <w:rPr>
@@ -5008,155 +4615,16 @@
                 <w:sz w:val="16"/>
                 <w:szCs w:val="16"/>
               </w:rPr>
-              <w:t>[</w:t>
-            </w:r>
-            <w:proofErr w:type="gramEnd"/>
+              <w:t>2021</w:t>
+            </w:r>
             <w:r>
               <w:rPr>
                 <w:color w:val="4F81BD" w:themeColor="accent1"/>
                 <w:sz w:val="16"/>
                 <w:szCs w:val="16"/>
               </w:rPr>
-              <w:t xml:space="preserve"> </w:t>
-            </w:r>
-            <w:proofErr w:type="gramStart"/>
-            <w:r>
-              <w:rPr>
-                <w:color w:val="4F81BD" w:themeColor="accent1"/>
-                <w:sz w:val="16"/>
-                <w:szCs w:val="16"/>
-              </w:rPr>
-              <w:t>2021</w:t>
-            </w:r>
-            <w:r>
-              <w:rPr>
-                <w:color w:val="4F81BD" w:themeColor="accent1"/>
-                <w:sz w:val="16"/>
-                <w:szCs w:val="16"/>
-              </w:rPr>
-              <w:t xml:space="preserve">  –</w:t>
-            </w:r>
-            <w:proofErr w:type="gramEnd"/>
-            <w:r>
-              <w:rPr>
-                <w:color w:val="4F81BD" w:themeColor="accent1"/>
-                <w:sz w:val="16"/>
-                <w:szCs w:val="16"/>
-              </w:rPr>
-              <w:t xml:space="preserve"> </w:t>
-            </w:r>
-            <w:proofErr w:type="gramStart"/>
-            <w:r>
-              <w:rPr>
-                <w:color w:val="4F81BD" w:themeColor="accent1"/>
-                <w:sz w:val="16"/>
-                <w:szCs w:val="16"/>
-              </w:rPr>
-              <w:t xml:space="preserve">Present </w:t>
-            </w:r>
-            <w:r>
-              <w:rPr>
-                <w:color w:val="4F81BD" w:themeColor="accent1"/>
-                <w:sz w:val="16"/>
-                <w:szCs w:val="16"/>
-              </w:rPr>
-              <w:t>]</w:t>
-            </w:r>
-            <w:proofErr w:type="gramEnd"/>
-            <w:r>
-              <w:rPr>
-                <w:color w:val="4F81BD" w:themeColor="accent1"/>
-                <w:sz w:val="16"/>
-                <w:szCs w:val="16"/>
-              </w:rPr>
-              <w:t xml:space="preserve">  </w:t>
-            </w:r>
-            <w:r>
-              <w:rPr>
-                <w:rFonts w:ascii="Helvetica Neue" w:hAnsi="Helvetica Neue"/>
-                <w:b w:val="0"/>
-                <w:bCs w:val="0"/>
-                <w:color w:val="7F7F7F" w:themeColor="text1" w:themeTint="80"/>
-                <w:sz w:val="16"/>
-                <w:szCs w:val="16"/>
-              </w:rPr>
-              <w:t>Alexandria, VA; Arlington, VA; Blacksburg, VA</w:t>
-            </w:r>
-          </w:p>
-          <w:p>
-            <w:pPr>
-              <w:pStyle w:val="Heading2"/>
-              <w:keepNext w:val="0"/>
-            </w:pPr>
-            <w:r>
-              <w:t>Tutoring</w:t>
-            </w:r>
-            <w:r>
-              <w:rPr>
-                <w:b w:val="0"/>
-                <w:bCs w:val="0"/>
-              </w:rPr>
-              <w:t xml:space="preserve"> via </w:t>
-            </w:r>
-            <w:proofErr w:type="spellStart"/>
-            <w:r>
-              <w:rPr>
-                <w:b w:val="0"/>
-                <w:bCs w:val="0"/>
-              </w:rPr>
-              <w:t>Eta</w:t>
-            </w:r>
-            <w:proofErr w:type="spellEnd"/>
-            <w:r>
-              <w:rPr>
-                <w:b w:val="0"/>
-                <w:bCs w:val="0"/>
-              </w:rPr>
-              <w:t xml:space="preserve"> Kappa </w:t>
-            </w:r>
-            <w:proofErr w:type="gramStart"/>
-            <w:r>
-              <w:rPr>
-                <w:b w:val="0"/>
-                <w:bCs w:val="0"/>
-              </w:rPr>
-              <w:t xml:space="preserve">Nu  </w:t>
-            </w:r>
-            <w:r>
-              <w:rPr>
-                <w:color w:val="4F81BD" w:themeColor="accent1"/>
-                <w:sz w:val="16"/>
-                <w:szCs w:val="16"/>
-              </w:rPr>
-              <w:t>[</w:t>
-            </w:r>
-            <w:proofErr w:type="gramEnd"/>
-            <w:r>
-              <w:rPr>
-                <w:color w:val="4F81BD" w:themeColor="accent1"/>
-                <w:sz w:val="16"/>
-                <w:szCs w:val="16"/>
-              </w:rPr>
-              <w:t xml:space="preserve"> </w:t>
-            </w:r>
-            <w:proofErr w:type="gramStart"/>
-            <w:r>
-              <w:rPr>
-                <w:color w:val="4F81BD" w:themeColor="accent1"/>
-                <w:sz w:val="16"/>
-                <w:szCs w:val="16"/>
-              </w:rPr>
-              <w:t>2021</w:t>
-            </w:r>
-            <w:r>
-              <w:rPr>
-                <w:color w:val="4F81BD" w:themeColor="accent1"/>
-                <w:sz w:val="16"/>
-                <w:szCs w:val="16"/>
-              </w:rPr>
               <w:t xml:space="preserve"> ]</w:t>
             </w:r>
-            <w:proofErr w:type="gramEnd"/>
             <w:r>
               <w:rPr>
                 <w:color w:val="4F81BD" w:themeColor="accent1"/>
@@ -5309,13 +4777,8 @@
                     <w:pStyle w:val="Heading2"/>
                     <w:keepNext w:val="0"/>
                   </w:pPr>
-                  <w:proofErr w:type="spellStart"/>
-                  <w:r>
-                    <w:t>QnRL</w:t>
-                  </w:r>
-                  <w:proofErr w:type="spellEnd"/>
-                  <w:r>
-                    <w:t>: Quantum-Native Reinforcement Learning</w:t>
+                  <w:r>
+                    <w:t>QnRL: Quantum-Native Reinforcement Learning</w:t>
                   </w:r>
                 </w:p>
               </w:tc>
@@ -5329,13 +4792,8 @@
                     <w:keepNext w:val="0"/>
                   </w:pPr>
                   <w:r>
-                    <w:t>[ 6/</w:t>
-                  </w:r>
-                  <w:proofErr w:type="gramStart"/>
-                  <w:r>
-                    <w:t>2026 ]</w:t>
-                  </w:r>
-                  <w:proofErr w:type="gramEnd"/>
+                    <w:t>[ 6/2026 ]</w:t>
+                  </w:r>
                 </w:p>
               </w:tc>
             </w:tr>
@@ -5374,27 +4832,7 @@
                       <w:bCs w:val="0"/>
                       <w:color w:val="7F7F7F" w:themeColor="text1" w:themeTint="80"/>
                     </w:rPr>
-                    <w:t>a novel framework dubbed quantum-native reinforcement learning (</w:t>
-                  </w:r>
-                  <w:proofErr w:type="spellStart"/>
-                  <w:r>
-                    <w:rPr>
-                      <w:rFonts w:ascii="Helvetica Neue" w:hAnsi="Helvetica Neue"/>
-                      <w:b w:val="0"/>
-                      <w:bCs w:val="0"/>
-                      <w:color w:val="7F7F7F" w:themeColor="text1" w:themeTint="80"/>
-                    </w:rPr>
-                    <w:t>QnRL</w:t>
-                  </w:r>
-                  <w:proofErr w:type="spellEnd"/>
-                  <w:r>
-                    <w:rPr>
-                      <w:rFonts w:ascii="Helvetica Neue" w:hAnsi="Helvetica Neue"/>
-                      <w:b w:val="0"/>
-                      <w:bCs w:val="0"/>
-                      <w:color w:val="7F7F7F" w:themeColor="text1" w:themeTint="80"/>
-                    </w:rPr>
-                    <w:t>) that natively learn</w:t>
+                    <w:t>a novel framework dubbed quantum-native reinforcement learning (QnRL) that natively learn</w:t>
                   </w:r>
                   <w:r>
                     <w:rPr>
@@ -5448,67 +4886,7 @@
                       <w:bCs w:val="0"/>
                       <w:color w:val="7F7F7F" w:themeColor="text1" w:themeTint="80"/>
                     </w:rPr>
-                    <w:t>quantum amplitude kickback (</w:t>
-                  </w:r>
-                  <w:proofErr w:type="spellStart"/>
-                  <w:r>
-                    <w:rPr>
-                      <w:rFonts w:ascii="Helvetica Neue" w:hAnsi="Helvetica Neue"/>
-                      <w:b w:val="0"/>
-                      <w:bCs w:val="0"/>
-                      <w:color w:val="7F7F7F" w:themeColor="text1" w:themeTint="80"/>
-                    </w:rPr>
-                    <w:t>QuAK</w:t>
-                  </w:r>
-                  <w:proofErr w:type="spellEnd"/>
-                  <w:r>
-                    <w:rPr>
-                      <w:rFonts w:ascii="Helvetica Neue" w:hAnsi="Helvetica Neue"/>
-                      <w:b w:val="0"/>
-                      <w:bCs w:val="0"/>
-                      <w:color w:val="7F7F7F" w:themeColor="text1" w:themeTint="80"/>
-                    </w:rPr>
-                    <w:t>) algorithm that enables comparing the n-</w:t>
-                  </w:r>
-                  <w:proofErr w:type="spellStart"/>
-                  <w:r>
-                    <w:rPr>
-                      <w:rFonts w:ascii="Helvetica Neue" w:hAnsi="Helvetica Neue"/>
-                      <w:b w:val="0"/>
-                      <w:bCs w:val="0"/>
-                      <w:color w:val="7F7F7F" w:themeColor="text1" w:themeTint="80"/>
-                    </w:rPr>
-                    <w:t>th</w:t>
-                  </w:r>
-                  <w:proofErr w:type="spellEnd"/>
-                  <w:r>
-                    <w:rPr>
-                      <w:rFonts w:ascii="Helvetica Neue" w:hAnsi="Helvetica Neue"/>
-                      <w:b w:val="0"/>
-                      <w:bCs w:val="0"/>
-                      <w:color w:val="7F7F7F" w:themeColor="text1" w:themeTint="80"/>
-                    </w:rPr>
-                    <w:t xml:space="preserve"> power of the m-</w:t>
-                  </w:r>
-                  <w:proofErr w:type="spellStart"/>
-                  <w:r>
-                    <w:rPr>
-                      <w:rFonts w:ascii="Helvetica Neue" w:hAnsi="Helvetica Neue"/>
-                      <w:b w:val="0"/>
-                      <w:bCs w:val="0"/>
-                      <w:color w:val="7F7F7F" w:themeColor="text1" w:themeTint="80"/>
-                    </w:rPr>
-                    <w:t>th</w:t>
-                  </w:r>
-                  <w:proofErr w:type="spellEnd"/>
-                  <w:r>
-                    <w:rPr>
-                      <w:rFonts w:ascii="Helvetica Neue" w:hAnsi="Helvetica Neue"/>
-                      <w:b w:val="0"/>
-                      <w:bCs w:val="0"/>
-                      <w:color w:val="7F7F7F" w:themeColor="text1" w:themeTint="80"/>
-                    </w:rPr>
-                    <w:t xml:space="preserve"> moment of multiple superimposed distributions.</w:t>
+                    <w:t>quantum amplitude kickback (QuAK) algorithm that enables comparing the n-th power of the m-th moment of multiple superimposed distributions.</w:t>
                   </w:r>
                 </w:p>
               </w:tc>
@@ -5593,13 +4971,8 @@
                     <w:pStyle w:val="Heading2"/>
                     <w:keepNext w:val="0"/>
                   </w:pPr>
-                  <w:proofErr w:type="spellStart"/>
-                  <w:r>
-                    <w:t>eQMARL</w:t>
-                  </w:r>
-                  <w:proofErr w:type="spellEnd"/>
-                  <w:r>
-                    <w:t>: Entangled Quantum Multi-Agent Reinforcement Learning for Distributed Cooperation over Quantum Channels</w:t>
+                  <w:r>
+                    <w:t>eQMARL: Entangled Quantum Multi-Agent Reinforcement Learning for Distributed Cooperation over Quantum Channels</w:t>
                   </w:r>
                 </w:p>
               </w:tc>
@@ -5613,13 +4986,8 @@
                     <w:keepNext w:val="0"/>
                   </w:pPr>
                   <w:r>
-                    <w:t>[ 4/</w:t>
-                  </w:r>
-                  <w:proofErr w:type="gramStart"/>
-                  <w:r>
-                    <w:t>2025 ]</w:t>
-                  </w:r>
-                  <w:proofErr w:type="gramEnd"/>
+                    <w:t>[ 4/2025 ]</w:t>
+                  </w:r>
                 </w:p>
               </w:tc>
             </w:tr>
@@ -5771,13 +5139,8 @@
                     <w:keepNext w:val="0"/>
                   </w:pPr>
                   <w:r>
-                    <w:t>[ 3/</w:t>
-                  </w:r>
-                  <w:proofErr w:type="gramStart"/>
-                  <w:r>
-                    <w:t>2023 ]</w:t>
-                  </w:r>
-                  <w:proofErr w:type="gramEnd"/>
+                    <w:t>[ 3/2023 ]</w:t>
+                  </w:r>
                 </w:p>
               </w:tc>
             </w:tr>
@@ -5911,13 +5274,8 @@
                     <w:keepNext w:val="0"/>
                   </w:pPr>
                   <w:r>
-                    <w:t>[ 1/2021 – 8/</w:t>
-                  </w:r>
-                  <w:proofErr w:type="gramStart"/>
-                  <w:r>
-                    <w:t>2022 ]</w:t>
-                  </w:r>
-                  <w:proofErr w:type="gramEnd"/>
+                    <w:t>[ 1/2021 – 8/2022 ]</w:t>
+                  </w:r>
                 </w:p>
               </w:tc>
             </w:tr>
@@ -6034,13 +5392,8 @@
                     <w:pStyle w:val="Heading2"/>
                     <w:keepNext w:val="0"/>
                   </w:pPr>
-                  <w:proofErr w:type="spellStart"/>
-                  <w:r>
-                    <w:t>SmartStockRL</w:t>
-                  </w:r>
-                  <w:proofErr w:type="spellEnd"/>
-                  <w:r>
-                    <w:t>: Intelligent Stock Trading using Traditional and Deep Q-Learning</w:t>
+                  <w:r>
+                    <w:t>SmartStockRL: Intelligent Stock Trading using Traditional and Deep Q-Learning</w:t>
                   </w:r>
                 </w:p>
               </w:tc>
@@ -6054,13 +5407,8 @@
                     <w:keepNext w:val="0"/>
                   </w:pPr>
                   <w:r>
-                    <w:t>[ 10/2021 – 12/</w:t>
-                  </w:r>
-                  <w:proofErr w:type="gramStart"/>
-                  <w:r>
-                    <w:t>2021 ]</w:t>
-                  </w:r>
-                  <w:proofErr w:type="gramEnd"/>
+                    <w:t>[ 10/2021 – 12/2021 ]</w:t>
+                  </w:r>
                 </w:p>
               </w:tc>
             </w:tr>
@@ -6156,13 +5504,8 @@
                     <w:pStyle w:val="Heading2"/>
                     <w:keepNext w:val="0"/>
                   </w:pPr>
-                  <w:proofErr w:type="spellStart"/>
-                  <w:r>
-                    <w:t>LyricAI</w:t>
-                  </w:r>
-                  <w:proofErr w:type="spellEnd"/>
-                  <w:r>
-                    <w:t>: Using LSTMs to Write Religious Music</w:t>
+                  <w:r>
+                    <w:t>LyricAI: Using LSTMs to Write Religious Music</w:t>
                   </w:r>
                 </w:p>
               </w:tc>
@@ -6176,13 +5519,8 @@
                     <w:keepNext w:val="0"/>
                   </w:pPr>
                   <w:r>
-                    <w:t>[ 4/2021 – 5/</w:t>
-                  </w:r>
-                  <w:proofErr w:type="gramStart"/>
-                  <w:r>
-                    <w:t>2021 ]</w:t>
-                  </w:r>
-                  <w:proofErr w:type="gramEnd"/>
+                    <w:t>[ 4/2021 – 5/2021 ]</w:t>
+                  </w:r>
                 </w:p>
               </w:tc>
             </w:tr>
@@ -6293,13 +5631,8 @@
                     <w:keepNext w:val="0"/>
                   </w:pPr>
                   <w:r>
-                    <w:t>[ 8/2016 – 12/</w:t>
-                  </w:r>
-                  <w:proofErr w:type="gramStart"/>
-                  <w:r>
-                    <w:t>2016 ]</w:t>
-                  </w:r>
-                  <w:proofErr w:type="gramEnd"/>
+                    <w:t>[ 8/2016 – 12/2016 ]</w:t>
+                  </w:r>
                 </w:p>
               </w:tc>
             </w:tr>
@@ -6410,15 +5743,7 @@
                     <w:keepNext w:val="0"/>
                   </w:pPr>
                   <w:r>
-                    <w:t>[ 8/2015 – 5/</w:t>
-                  </w:r>
-                  <w:proofErr w:type="gramStart"/>
-                  <w:r>
-                    <w:t>2016 ]</w:t>
-                  </w:r>
-                  <w:proofErr w:type="gramEnd"/>
-                  <w:r>
-                    <w:t xml:space="preserve"> </w:t>
+                    <w:t xml:space="preserve">[ 8/2015 – 5/2016 ] </w:t>
                   </w:r>
                 </w:p>
               </w:tc>
@@ -6434,15 +5759,7 @@
                     <w:pStyle w:val="Content"/>
                   </w:pPr>
                   <w:r>
-                    <w:t xml:space="preserve">Created a wireless off-the-shelf device for interfacing with vehicle OBDII system. Developed companion Linux and mobile application software for wireless data acquisition and interaction. Learned project management, project documentation such as </w:t>
-                  </w:r>
-                  <w:proofErr w:type="gramStart"/>
-                  <w:r>
-                    <w:t>request</w:t>
-                  </w:r>
-                  <w:proofErr w:type="gramEnd"/>
-                  <w:r>
-                    <w:t xml:space="preserve"> for proposal, and customer relations from instructors that have extensive backgrounds in the corporate world. </w:t>
+                    <w:t xml:space="preserve">Created a wireless off-the-shelf device for interfacing with vehicle OBDII system. Developed companion Linux and mobile application software for wireless data acquisition and interaction. Learned project management, project documentation such as request for proposal, and customer relations from instructors that have extensive backgrounds in the corporate world. </w:t>
                   </w:r>
                 </w:p>
               </w:tc>
@@ -6544,13 +5861,8 @@
                     <w:keepNext w:val="0"/>
                   </w:pPr>
                   <w:r>
-                    <w:t>[ 1/2015 – 5/</w:t>
-                  </w:r>
-                  <w:proofErr w:type="gramStart"/>
-                  <w:r>
-                    <w:t>2015 ]</w:t>
-                  </w:r>
-                  <w:proofErr w:type="gramEnd"/>
+                    <w:t>[ 1/2015 – 5/2015 ]</w:t>
+                  </w:r>
                 </w:p>
               </w:tc>
             </w:tr>
@@ -6565,31 +5877,7 @@
                     <w:pStyle w:val="Content"/>
                   </w:pPr>
                   <w:r>
-                    <w:t xml:space="preserve">Developed </w:t>
-                  </w:r>
-                  <w:proofErr w:type="gramStart"/>
-                  <w:r>
-                    <w:t>a</w:t>
-                  </w:r>
-                  <w:proofErr w:type="gramEnd"/>
-                  <w:r>
-                    <w:t xml:space="preserve"> RTL-SDR receiver system called ‘</w:t>
-                  </w:r>
-                  <w:proofErr w:type="spellStart"/>
-                  <w:r>
-                    <w:t>RadioPi</w:t>
-                  </w:r>
-                  <w:proofErr w:type="spellEnd"/>
-                  <w:r>
-                    <w:t xml:space="preserve">’ to process local FM transmissions. Signal processing algorithms are written in Python using </w:t>
-                  </w:r>
-                  <w:proofErr w:type="spellStart"/>
-                  <w:r>
-                    <w:t>GNURadio</w:t>
-                  </w:r>
-                  <w:proofErr w:type="spellEnd"/>
-                  <w:r>
-                    <w:t xml:space="preserve"> API and custom signal blocks. Design elements include the Raspberry Pi, USB RTL-SDR antenna, and breadboard circuitry for user interface.</w:t>
+                    <w:t>Developed a RTL-SDR receiver system called ‘RadioPi’ to process local FM transmissions. Signal processing algorithms are written in Python using GNURadio API and custom signal blocks. Design elements include the Raspberry Pi, USB RTL-SDR antenna, and breadboard circuitry for user interface.</w:t>
                   </w:r>
                 </w:p>
               </w:tc>
@@ -6691,13 +5979,8 @@
                     <w:keepNext w:val="0"/>
                   </w:pPr>
                   <w:r>
-                    <w:t>[ 7/2015 – 08/</w:t>
-                  </w:r>
-                  <w:proofErr w:type="gramStart"/>
-                  <w:r>
-                    <w:t>2015 ]</w:t>
-                  </w:r>
-                  <w:proofErr w:type="gramEnd"/>
+                    <w:t>[ 7/2015 – 08/2015 ]</w:t>
+                  </w:r>
                 </w:p>
               </w:tc>
             </w:tr>
@@ -7276,13 +6559,7 @@
               <w:br/>
             </w:r>
             <w:r>
-              <w:t xml:space="preserve">/ </w:t>
-            </w:r>
-            <w:r>
-              <w:t>Time-series Forecasting</w:t>
-            </w:r>
-            <w:r>
-              <w:t xml:space="preserve"> / Regression / Classification </w:t>
+              <w:t xml:space="preserve">/ Time-series Forecasting / Regression / Classification </w:t>
             </w:r>
             <w:r>
               <w:br/>
@@ -7348,10 +6625,7 @@
               <w:ind w:left="245" w:hanging="164"/>
             </w:pPr>
             <w:r>
-              <w:t>Transformers / Attention Mechanisms</w:t>
-            </w:r>
-            <w:r>
-              <w:t xml:space="preserve"> / </w:t>
+              <w:t xml:space="preserve">Transformers / Attention Mechanisms / </w:t>
             </w:r>
             <w:r>
               <w:t xml:space="preserve">Generative Adversarial Networks (GANs) / </w:t>
@@ -7758,95 +7032,23 @@
               <w:t xml:space="preserve"> </w:t>
             </w:r>
             <w:r>
-              <w:t xml:space="preserve">JAX / FLAX / TensorFlow / </w:t>
-            </w:r>
-            <w:proofErr w:type="spellStart"/>
-            <w:r>
-              <w:t>PyTorch</w:t>
-            </w:r>
-            <w:proofErr w:type="spellEnd"/>
-            <w:r>
-              <w:t xml:space="preserve"> / Gymnasium </w:t>
+              <w:t xml:space="preserve">JAX / FLAX / TensorFlow / PyTorch / Gymnasium </w:t>
             </w:r>
             <w:r>
               <w:br/>
-              <w:t xml:space="preserve">/ PennyLane / </w:t>
-            </w:r>
-            <w:proofErr w:type="spellStart"/>
-            <w:r>
-              <w:t>Qiskit</w:t>
-            </w:r>
-            <w:proofErr w:type="spellEnd"/>
-            <w:r>
-              <w:t xml:space="preserve"> / Cirq / TensorFlow Quantum / Torch Quantum</w:t>
+              <w:t>/ PennyLane / Qiskit / Cirq / TensorFlow Quantum / Torch Quantum</w:t>
             </w:r>
             <w:r>
               <w:br/>
-              <w:t xml:space="preserve">/ NumPy / Pandas / SciPy / Scikit-Learn / Matplotlib / Seaborn / Flask / </w:t>
-            </w:r>
-            <w:proofErr w:type="spellStart"/>
-            <w:r>
-              <w:t>NetworkX</w:t>
-            </w:r>
-            <w:proofErr w:type="spellEnd"/>
-            <w:r>
-              <w:t xml:space="preserve"> </w:t>
+              <w:t xml:space="preserve">/ NumPy / Pandas / SciPy / Scikit-Learn / Matplotlib / Seaborn / Flask / NetworkX </w:t>
             </w:r>
             <w:r>
               <w:br/>
-              <w:t xml:space="preserve">/ </w:t>
-            </w:r>
-            <w:proofErr w:type="spellStart"/>
-            <w:r>
-              <w:t>BeautifulSoup</w:t>
-            </w:r>
-            <w:proofErr w:type="spellEnd"/>
-            <w:r>
-              <w:t xml:space="preserve"> / OpenCV / Pillow / </w:t>
-            </w:r>
-            <w:proofErr w:type="spellStart"/>
-            <w:r>
-              <w:t>PyQt</w:t>
-            </w:r>
-            <w:proofErr w:type="spellEnd"/>
-            <w:r>
-              <w:t xml:space="preserve"> / </w:t>
-            </w:r>
-            <w:proofErr w:type="spellStart"/>
-            <w:r>
-              <w:t>Pytest</w:t>
-            </w:r>
-            <w:proofErr w:type="spellEnd"/>
-            <w:r>
-              <w:t xml:space="preserve"> / UV / </w:t>
-            </w:r>
-            <w:proofErr w:type="spellStart"/>
-            <w:r>
-              <w:t>Pipenv</w:t>
-            </w:r>
-            <w:proofErr w:type="spellEnd"/>
-            <w:r>
-              <w:t xml:space="preserve"> / </w:t>
-            </w:r>
-            <w:proofErr w:type="spellStart"/>
-            <w:r>
-              <w:t>Pyenv</w:t>
-            </w:r>
-            <w:proofErr w:type="spellEnd"/>
-            <w:r>
-              <w:t xml:space="preserve"> / Requests </w:t>
+              <w:t xml:space="preserve">/ BeautifulSoup / OpenCV / Pillow / PyQt / Pytest / UV / Pipenv / Pyenv / Requests </w:t>
             </w:r>
             <w:r>
               <w:br/>
-              <w:t xml:space="preserve">/ </w:t>
-            </w:r>
-            <w:proofErr w:type="spellStart"/>
-            <w:r>
-              <w:t>WandB</w:t>
-            </w:r>
-            <w:proofErr w:type="spellEnd"/>
-            <w:r>
-              <w:t xml:space="preserve"> / etc.</w:t>
+              <w:t>/ WandB / etc.</w:t>
             </w:r>
           </w:p>
           <w:p>
@@ -8101,15 +7303,7 @@
                     <w:t>Microservices</w:t>
                   </w:r>
                   <w:r>
-                    <w:t xml:space="preserve">:  Docker / Singularity / </w:t>
-                  </w:r>
-                  <w:proofErr w:type="spellStart"/>
-                  <w:r>
-                    <w:t>Podman</w:t>
-                  </w:r>
-                  <w:proofErr w:type="spellEnd"/>
-                  <w:r>
-                    <w:t xml:space="preserve"> / Kubernetes</w:t>
+                    <w:t>:  Docker / Singularity / Podman / Kubernetes</w:t>
                   </w:r>
                 </w:p>
                 <w:p>
@@ -8168,23 +7362,7 @@
                     <w:t xml:space="preserve"> </w:t>
                   </w:r>
                   <w:r>
-                    <w:t xml:space="preserve"> </w:t>
-                  </w:r>
-                  <w:proofErr w:type="spellStart"/>
-                  <w:r>
-                    <w:t>InfluxDB</w:t>
-                  </w:r>
-                  <w:proofErr w:type="spellEnd"/>
-                  <w:r>
-                    <w:t xml:space="preserve"> / MongoDB / MySQL / SQLite / </w:t>
-                  </w:r>
-                  <w:proofErr w:type="spellStart"/>
-                  <w:r>
-                    <w:t>GraphQL</w:t>
-                  </w:r>
-                  <w:proofErr w:type="spellEnd"/>
-                  <w:r>
-                    <w:t xml:space="preserve"> / Redis</w:t>
+                    <w:t xml:space="preserve"> InfluxDB / MongoDB / MySQL / SQLite / GraphQL / Redis</w:t>
                   </w:r>
                 </w:p>
                 <w:p>
@@ -8437,13 +7615,8 @@
               <w:pStyle w:val="Heading2"/>
               <w:ind w:left="-13"/>
             </w:pPr>
-            <w:proofErr w:type="spellStart"/>
-            <w:r>
-              <w:t>Eta</w:t>
-            </w:r>
-            <w:proofErr w:type="spellEnd"/>
-            <w:r>
-              <w:t xml:space="preserve"> Kappa Nu</w:t>
+            <w:r>
+              <w:t>Eta Kappa Nu</w:t>
             </w:r>
             <w:r>
               <w:t xml:space="preserve"> (HKN)</w:t>
@@ -8460,15 +7633,7 @@
                 <w:b w:val="0"/>
                 <w:bCs w:val="0"/>
               </w:rPr>
-              <w:t xml:space="preserve">IEEE Honor </w:t>
-            </w:r>
-            <w:proofErr w:type="gramStart"/>
-            <w:r>
-              <w:rPr>
-                <w:b w:val="0"/>
-                <w:bCs w:val="0"/>
-              </w:rPr>
-              <w:t>Society</w:t>
+              <w:t>IEEE Honor Society</w:t>
             </w:r>
             <w:r>
               <w:t xml:space="preserve">  </w:t>
@@ -8479,27 +7644,8 @@
                 <w:sz w:val="16"/>
                 <w:szCs w:val="24"/>
               </w:rPr>
-              <w:t>[</w:t>
-            </w:r>
-            <w:proofErr w:type="gramEnd"/>
-            <w:r>
-              <w:rPr>
-                <w:color w:val="4F81BD" w:themeColor="accent1"/>
-                <w:sz w:val="16"/>
-                <w:szCs w:val="24"/>
-              </w:rPr>
-              <w:t xml:space="preserve"> 2021 – </w:t>
-            </w:r>
-            <w:proofErr w:type="gramStart"/>
-            <w:r>
-              <w:rPr>
-                <w:color w:val="4F81BD" w:themeColor="accent1"/>
-                <w:sz w:val="16"/>
-                <w:szCs w:val="24"/>
-              </w:rPr>
-              <w:t>Present ]</w:t>
-            </w:r>
-            <w:proofErr w:type="gramEnd"/>
+              <w:t>[ 2021 – Present ]</w:t>
+            </w:r>
           </w:p>
           <w:p>
             <w:pPr>
@@ -8510,7 +7656,6 @@
                 <w:szCs w:val="10"/>
               </w:rPr>
             </w:pPr>
-            <w:proofErr w:type="gramStart"/>
             <w:r>
               <w:t xml:space="preserve">IEEE  </w:t>
             </w:r>
@@ -8520,27 +7665,8 @@
                 <w:sz w:val="16"/>
                 <w:szCs w:val="24"/>
               </w:rPr>
-              <w:t>[</w:t>
-            </w:r>
-            <w:proofErr w:type="gramEnd"/>
-            <w:r>
-              <w:rPr>
-                <w:color w:val="4F81BD" w:themeColor="accent1"/>
-                <w:sz w:val="16"/>
-                <w:szCs w:val="24"/>
-              </w:rPr>
-              <w:t xml:space="preserve"> 2021 – </w:t>
-            </w:r>
-            <w:proofErr w:type="gramStart"/>
-            <w:r>
-              <w:rPr>
-                <w:color w:val="4F81BD" w:themeColor="accent1"/>
-                <w:sz w:val="16"/>
-                <w:szCs w:val="24"/>
-              </w:rPr>
-              <w:t>Present ]</w:t>
-            </w:r>
-            <w:proofErr w:type="gramEnd"/>
+              <w:t>[ 2021 – Present ]</w:t>
+            </w:r>
           </w:p>
         </w:tc>
       </w:tr>
@@ -8668,15 +7794,7 @@
                 <w:b w:val="0"/>
                 <w:bCs w:val="0"/>
               </w:rPr>
-              <w:t xml:space="preserve">Department of Electrical and Computer </w:t>
-            </w:r>
-            <w:proofErr w:type="gramStart"/>
-            <w:r>
-              <w:rPr>
-                <w:b w:val="0"/>
-                <w:bCs w:val="0"/>
-              </w:rPr>
-              <w:t>Engineering</w:t>
+              <w:t>Department of Electrical and Computer Engineering</w:t>
             </w:r>
             <w:r>
               <w:t xml:space="preserve"> </w:t>
@@ -8690,16 +7808,15 @@
                 <w:sz w:val="16"/>
                 <w:szCs w:val="24"/>
               </w:rPr>
-              <w:t>[</w:t>
-            </w:r>
-            <w:proofErr w:type="gramEnd"/>
+              <w:t>[ 202</w:t>
+            </w:r>
             <w:r>
               <w:rPr>
                 <w:color w:val="4F81BD" w:themeColor="accent1"/>
                 <w:sz w:val="16"/>
                 <w:szCs w:val="24"/>
               </w:rPr>
-              <w:t xml:space="preserve"> 202</w:t>
+              <w:t>2</w:t>
             </w:r>
             <w:r>
               <w:rPr>
@@ -8707,26 +7824,8 @@
                 <w:sz w:val="16"/>
                 <w:szCs w:val="24"/>
               </w:rPr>
-              <w:t>2</w:t>
-            </w:r>
-            <w:r>
-              <w:rPr>
-                <w:color w:val="4F81BD" w:themeColor="accent1"/>
-                <w:sz w:val="16"/>
-                <w:szCs w:val="24"/>
-              </w:rPr>
-              <w:t xml:space="preserve"> – </w:t>
-            </w:r>
-            <w:proofErr w:type="gramStart"/>
-            <w:r>
-              <w:rPr>
-                <w:color w:val="4F81BD" w:themeColor="accent1"/>
-                <w:sz w:val="16"/>
-                <w:szCs w:val="24"/>
-              </w:rPr>
-              <w:t>Present ]</w:t>
-            </w:r>
-            <w:proofErr w:type="gramEnd"/>
+              <w:t xml:space="preserve"> – Present ]</w:t>
+            </w:r>
           </w:p>
           <w:p>
             <w:pPr>
@@ -9172,15 +8271,7 @@
                 <w:b w:val="0"/>
                 <w:bCs w:val="0"/>
               </w:rPr>
-              <w:t xml:space="preserve">employment, Virginia </w:t>
-            </w:r>
-            <w:proofErr w:type="gramStart"/>
-            <w:r>
-              <w:rPr>
-                <w:b w:val="0"/>
-                <w:bCs w:val="0"/>
-              </w:rPr>
-              <w:t>Tech</w:t>
+              <w:t>employment, Virginia Tech</w:t>
             </w:r>
             <w:r>
               <w:t xml:space="preserve">  </w:t>
@@ -9191,16 +8282,15 @@
                 <w:sz w:val="16"/>
                 <w:szCs w:val="16"/>
               </w:rPr>
-              <w:t>[</w:t>
-            </w:r>
-            <w:proofErr w:type="gramEnd"/>
+              <w:t xml:space="preserve">[ </w:t>
+            </w:r>
             <w:r>
               <w:rPr>
                 <w:color w:val="4F81BD" w:themeColor="accent1"/>
                 <w:sz w:val="16"/>
                 <w:szCs w:val="16"/>
               </w:rPr>
-              <w:t xml:space="preserve"> </w:t>
+              <w:t>8/2016</w:t>
             </w:r>
             <w:r>
               <w:rPr>
@@ -9208,7 +8298,7 @@
                 <w:sz w:val="16"/>
                 <w:szCs w:val="16"/>
               </w:rPr>
-              <w:t>8/2016</w:t>
+              <w:t xml:space="preserve"> – </w:t>
             </w:r>
             <w:r>
               <w:rPr>
@@ -9216,7 +8306,7 @@
                 <w:sz w:val="16"/>
                 <w:szCs w:val="16"/>
               </w:rPr>
-              <w:t xml:space="preserve"> – </w:t>
+              <w:t>12/2016</w:t>
             </w:r>
             <w:r>
               <w:rPr>
@@ -9224,33 +8314,7 @@
                 <w:sz w:val="16"/>
                 <w:szCs w:val="16"/>
               </w:rPr>
-              <w:t>12/</w:t>
-            </w:r>
-            <w:proofErr w:type="gramStart"/>
-            <w:r>
-              <w:rPr>
-                <w:color w:val="4F81BD" w:themeColor="accent1"/>
-                <w:sz w:val="16"/>
-                <w:szCs w:val="16"/>
-              </w:rPr>
-              <w:t>2016</w:t>
-            </w:r>
-            <w:r>
-              <w:rPr>
-                <w:color w:val="4F81BD" w:themeColor="accent1"/>
-                <w:sz w:val="16"/>
-                <w:szCs w:val="16"/>
-              </w:rPr>
-              <w:t xml:space="preserve"> ]</w:t>
-            </w:r>
-            <w:proofErr w:type="gramEnd"/>
-            <w:r>
-              <w:rPr>
-                <w:color w:val="4F81BD" w:themeColor="accent1"/>
-                <w:sz w:val="16"/>
-                <w:szCs w:val="16"/>
-              </w:rPr>
-              <w:t xml:space="preserve"> </w:t>
+              <w:t xml:space="preserve"> ] </w:t>
             </w:r>
             <w:r>
               <w:rPr>
@@ -9320,15 +8384,7 @@
                 <w:b w:val="0"/>
                 <w:bCs w:val="0"/>
               </w:rPr>
-              <w:t xml:space="preserve">, employment, Germanna Community </w:t>
-            </w:r>
-            <w:proofErr w:type="gramStart"/>
-            <w:r>
-              <w:rPr>
-                <w:b w:val="0"/>
-                <w:bCs w:val="0"/>
-              </w:rPr>
-              <w:t>College</w:t>
+              <w:t>, employment, Germanna Community College</w:t>
             </w:r>
             <w:r>
               <w:t xml:space="preserve">  </w:t>
@@ -9339,16 +8395,15 @@
                 <w:sz w:val="16"/>
                 <w:szCs w:val="16"/>
               </w:rPr>
-              <w:t>[</w:t>
-            </w:r>
-            <w:proofErr w:type="gramEnd"/>
+              <w:t xml:space="preserve">[ </w:t>
+            </w:r>
             <w:r>
               <w:rPr>
                 <w:color w:val="4F81BD" w:themeColor="accent1"/>
                 <w:sz w:val="16"/>
                 <w:szCs w:val="16"/>
               </w:rPr>
-              <w:t xml:space="preserve"> </w:t>
+              <w:t xml:space="preserve">1/2012 </w:t>
             </w:r>
             <w:r>
               <w:rPr>
@@ -9356,7 +8411,7 @@
                 <w:sz w:val="16"/>
                 <w:szCs w:val="16"/>
               </w:rPr>
-              <w:t xml:space="preserve">1/2012 </w:t>
+              <w:t xml:space="preserve">– </w:t>
             </w:r>
             <w:r>
               <w:rPr>
@@ -9364,7 +8419,7 @@
                 <w:sz w:val="16"/>
                 <w:szCs w:val="16"/>
               </w:rPr>
-              <w:t xml:space="preserve">– </w:t>
+              <w:t>5/2012</w:t>
             </w:r>
             <w:r>
               <w:rPr>
@@ -9372,33 +8427,7 @@
                 <w:sz w:val="16"/>
                 <w:szCs w:val="16"/>
               </w:rPr>
-              <w:t>5/</w:t>
-            </w:r>
-            <w:proofErr w:type="gramStart"/>
-            <w:r>
-              <w:rPr>
-                <w:color w:val="4F81BD" w:themeColor="accent1"/>
-                <w:sz w:val="16"/>
-                <w:szCs w:val="16"/>
-              </w:rPr>
-              <w:t>2012</w:t>
-            </w:r>
-            <w:r>
-              <w:rPr>
-                <w:color w:val="4F81BD" w:themeColor="accent1"/>
-                <w:sz w:val="16"/>
-                <w:szCs w:val="16"/>
-              </w:rPr>
-              <w:t xml:space="preserve"> ]</w:t>
-            </w:r>
-            <w:proofErr w:type="gramEnd"/>
-            <w:r>
-              <w:rPr>
-                <w:color w:val="4F81BD" w:themeColor="accent1"/>
-                <w:sz w:val="16"/>
-                <w:szCs w:val="16"/>
-              </w:rPr>
-              <w:t xml:space="preserve"> </w:t>
+              <w:t xml:space="preserve"> ] </w:t>
             </w:r>
             <w:r>
               <w:rPr>
@@ -9474,7 +8503,6 @@
             <w:r>
               <w:t xml:space="preserve">Chi Alpha Campus </w:t>
             </w:r>
-            <w:proofErr w:type="gramStart"/>
             <w:r>
               <w:t>Ministries</w:t>
             </w:r>
@@ -9487,16 +8515,15 @@
                 <w:sz w:val="16"/>
                 <w:szCs w:val="16"/>
               </w:rPr>
-              <w:t>[</w:t>
-            </w:r>
-            <w:proofErr w:type="gramEnd"/>
+              <w:t>[ 201</w:t>
+            </w:r>
             <w:r>
               <w:rPr>
                 <w:color w:val="4F81BD" w:themeColor="accent1"/>
                 <w:sz w:val="16"/>
                 <w:szCs w:val="16"/>
               </w:rPr>
-              <w:t xml:space="preserve"> 201</w:t>
+              <w:t>2</w:t>
             </w:r>
             <w:r>
               <w:rPr>
@@ -9504,7 +8531,7 @@
                 <w:sz w:val="16"/>
                 <w:szCs w:val="16"/>
               </w:rPr>
-              <w:t>2</w:t>
+              <w:t xml:space="preserve"> – </w:t>
             </w:r>
             <w:r>
               <w:rPr>
@@ -9512,33 +8539,15 @@
                 <w:sz w:val="16"/>
                 <w:szCs w:val="16"/>
               </w:rPr>
-              <w:t xml:space="preserve"> – </w:t>
-            </w:r>
-            <w:proofErr w:type="gramStart"/>
+              <w:t>2023</w:t>
+            </w:r>
             <w:r>
               <w:rPr>
                 <w:color w:val="4F81BD" w:themeColor="accent1"/>
                 <w:sz w:val="16"/>
                 <w:szCs w:val="16"/>
               </w:rPr>
-              <w:t>2023</w:t>
-            </w:r>
-            <w:r>
-              <w:rPr>
-                <w:color w:val="4F81BD" w:themeColor="accent1"/>
-                <w:sz w:val="16"/>
-                <w:szCs w:val="16"/>
-              </w:rPr>
-              <w:t xml:space="preserve"> ]</w:t>
-            </w:r>
-            <w:proofErr w:type="gramEnd"/>
-            <w:r>
-              <w:rPr>
-                <w:color w:val="4F81BD" w:themeColor="accent1"/>
-                <w:sz w:val="16"/>
-                <w:szCs w:val="16"/>
-              </w:rPr>
-              <w:t xml:space="preserve"> </w:t>
+              <w:t xml:space="preserve"> ] </w:t>
             </w:r>
             <w:r>
               <w:rPr>
@@ -9623,11 +8632,7 @@
               <w:keepNext w:val="0"/>
             </w:pPr>
             <w:r>
-              <w:t xml:space="preserve">Church Audio-Visual (AV), Information Technology (IT), and Experience </w:t>
-            </w:r>
-            <w:proofErr w:type="gramStart"/>
-            <w:r>
-              <w:t xml:space="preserve">Teams  </w:t>
+              <w:t xml:space="preserve">Church Audio-Visual (AV), Information Technology (IT), and Experience Teams  </w:t>
             </w:r>
             <w:r>
               <w:rPr>
@@ -9635,16 +8640,15 @@
                 <w:sz w:val="16"/>
                 <w:szCs w:val="16"/>
               </w:rPr>
-              <w:t>[</w:t>
-            </w:r>
-            <w:proofErr w:type="gramEnd"/>
+              <w:t>[ 20</w:t>
+            </w:r>
             <w:r>
               <w:rPr>
                 <w:color w:val="4F81BD" w:themeColor="accent1"/>
                 <w:sz w:val="16"/>
                 <w:szCs w:val="16"/>
               </w:rPr>
-              <w:t xml:space="preserve"> 20</w:t>
+              <w:t>20</w:t>
             </w:r>
             <w:r>
               <w:rPr>
@@ -9652,7 +8656,7 @@
                 <w:sz w:val="16"/>
                 <w:szCs w:val="16"/>
               </w:rPr>
-              <w:t>20</w:t>
+              <w:t xml:space="preserve"> – </w:t>
             </w:r>
             <w:r>
               <w:rPr>
@@ -9660,26 +8664,16 @@
                 <w:sz w:val="16"/>
                 <w:szCs w:val="16"/>
               </w:rPr>
-              <w:t xml:space="preserve"> – </w:t>
-            </w:r>
-            <w:proofErr w:type="gramStart"/>
+              <w:t>2024</w:t>
+            </w:r>
             <w:r>
               <w:rPr>
                 <w:color w:val="4F81BD" w:themeColor="accent1"/>
                 <w:sz w:val="16"/>
                 <w:szCs w:val="16"/>
               </w:rPr>
-              <w:t>2024</w:t>
-            </w:r>
-            <w:r>
-              <w:rPr>
-                <w:color w:val="4F81BD" w:themeColor="accent1"/>
-                <w:sz w:val="16"/>
-                <w:szCs w:val="16"/>
-              </w:rPr>
               <w:t xml:space="preserve"> ]</w:t>
             </w:r>
-            <w:proofErr w:type="gramEnd"/>
             <w:r>
               <w:rPr>
                 <w:color w:val="4F81BD" w:themeColor="accent1"/>
@@ -9741,11 +8735,7 @@
               <w:keepNext w:val="0"/>
             </w:pPr>
             <w:r>
-              <w:t xml:space="preserve">Virginia Tech Fencing </w:t>
-            </w:r>
-            <w:proofErr w:type="gramStart"/>
-            <w:r>
-              <w:t xml:space="preserve">Club  </w:t>
+              <w:t xml:space="preserve">Virginia Tech Fencing Club  </w:t>
             </w:r>
             <w:r>
               <w:rPr>
@@ -9753,34 +8743,7 @@
                 <w:sz w:val="16"/>
                 <w:szCs w:val="16"/>
               </w:rPr>
-              <w:t>[</w:t>
-            </w:r>
-            <w:proofErr w:type="gramEnd"/>
-            <w:r>
-              <w:rPr>
-                <w:color w:val="4F81BD" w:themeColor="accent1"/>
-                <w:sz w:val="16"/>
-                <w:szCs w:val="16"/>
-              </w:rPr>
-              <w:t xml:space="preserve"> 2013 – </w:t>
-            </w:r>
-            <w:proofErr w:type="gramStart"/>
-            <w:r>
-              <w:rPr>
-                <w:color w:val="4F81BD" w:themeColor="accent1"/>
-                <w:sz w:val="16"/>
-                <w:szCs w:val="16"/>
-              </w:rPr>
-              <w:t>2014 ]</w:t>
-            </w:r>
-            <w:proofErr w:type="gramEnd"/>
-            <w:r>
-              <w:rPr>
-                <w:color w:val="4F81BD" w:themeColor="accent1"/>
-                <w:sz w:val="16"/>
-                <w:szCs w:val="16"/>
-              </w:rPr>
-              <w:t xml:space="preserve"> </w:t>
+              <w:t xml:space="preserve">[ 2013 – 2014 ] </w:t>
             </w:r>
             <w:r>
               <w:rPr>
@@ -12400,6 +11363,7 @@
   <w:style w:type="character" w:default="1" w:styleId="DefaultParagraphFont">
     <w:name w:val="Default Paragraph Font"/>
     <w:uiPriority w:val="1"/>
+    <w:semiHidden/>
     <w:unhideWhenUsed/>
   </w:style>
   <w:style w:type="table" w:default="1" w:styleId="TableNormal">
@@ -12947,6 +11911,7 @@
     <w:rsid w:val="00095F4B"/>
     <w:rsid w:val="001078C8"/>
     <w:rsid w:val="001E6351"/>
+    <w:rsid w:val="002017EA"/>
     <w:rsid w:val="0021737E"/>
     <w:rsid w:val="00230187"/>
     <w:rsid w:val="00302FDA"/>

--- a/derieux_resume_multipage.docx
+++ b/derieux_resume_multipage.docx
@@ -658,6 +658,7 @@
                     <w:t xml:space="preserve">: </w:t>
                   </w:r>
                   <w:hyperlink r:id="rId18" w:history="1">
+                    <w:proofErr w:type="spellStart"/>
                     <w:r>
                       <w:rPr>
                         <w:rStyle w:val="Hyperlink"/>
@@ -668,6 +669,7 @@
                       </w:rPr>
                       <w:t>zanderman</w:t>
                     </w:r>
+                    <w:proofErr w:type="spellEnd"/>
                   </w:hyperlink>
                 </w:p>
               </w:tc>
@@ -697,6 +699,7 @@
                     <w:t xml:space="preserve">LinkedIn: </w:t>
                   </w:r>
                   <w:hyperlink r:id="rId19" w:history="1">
+                    <w:proofErr w:type="spellStart"/>
                     <w:r>
                       <w:rPr>
                         <w:rStyle w:val="Hyperlink"/>
@@ -707,6 +710,7 @@
                       </w:rPr>
                       <w:t>alexderieux</w:t>
                     </w:r>
+                    <w:proofErr w:type="spellEnd"/>
                   </w:hyperlink>
                 </w:p>
               </w:tc>
@@ -1952,12 +1956,21 @@
                       <w:iCs/>
                     </w:rPr>
                   </w:pPr>
+                  <w:proofErr w:type="spellStart"/>
                   <w:r>
                     <w:rPr>
                       <w:i/>
                       <w:iCs/>
                     </w:rPr>
-                    <w:t>Wireless@VT, Virginia Polytechnic Institute and State University</w:t>
+                    <w:t>Wireless@VT</w:t>
+                  </w:r>
+                  <w:proofErr w:type="spellEnd"/>
+                  <w:r>
+                    <w:rPr>
+                      <w:i/>
+                      <w:iCs/>
+                    </w:rPr>
+                    <w:t>, Virginia Polytechnic Institute and State University</w:t>
                   </w:r>
                 </w:p>
                 <w:p>
@@ -2668,8 +2681,25 @@
                 <w:b w:val="0"/>
                 <w:bCs w:val="0"/>
               </w:rPr>
-              <w:t xml:space="preserve">A. DeRieux and W. Saad, “QnRL: Quantum-Native Reinforcement Learning”, June 2026, </w:t>
-            </w:r>
+              <w:t>A. DeRieux and W. Saad, “</w:t>
+            </w:r>
+            <w:proofErr w:type="spellStart"/>
+            <w:r>
+              <w:rPr>
+                <w:b w:val="0"/>
+                <w:bCs w:val="0"/>
+              </w:rPr>
+              <w:t>QnRL</w:t>
+            </w:r>
+            <w:proofErr w:type="spellEnd"/>
+            <w:r>
+              <w:rPr>
+                <w:b w:val="0"/>
+                <w:bCs w:val="0"/>
+              </w:rPr>
+              <w:t xml:space="preserve">: Quantum-Native Reinforcement Learning”, June 2026, </w:t>
+            </w:r>
+            <w:proofErr w:type="spellStart"/>
             <w:r>
               <w:rPr>
                 <w:b w:val="0"/>
@@ -2679,12 +2709,29 @@
               </w:rPr>
               <w:t>arXiv</w:t>
             </w:r>
-            <w:r>
-              <w:rPr>
-                <w:b w:val="0"/>
-                <w:bCs w:val="0"/>
-              </w:rPr>
-              <w:t xml:space="preserve">: arXiv:2606.08276. doi: </w:t>
+            <w:proofErr w:type="spellEnd"/>
+            <w:r>
+              <w:rPr>
+                <w:b w:val="0"/>
+                <w:bCs w:val="0"/>
+              </w:rPr>
+              <w:t xml:space="preserve">: arXiv:2606.08276. </w:t>
+            </w:r>
+            <w:proofErr w:type="spellStart"/>
+            <w:r>
+              <w:rPr>
+                <w:b w:val="0"/>
+                <w:bCs w:val="0"/>
+              </w:rPr>
+              <w:t>doi</w:t>
+            </w:r>
+            <w:proofErr w:type="spellEnd"/>
+            <w:r>
+              <w:rPr>
+                <w:b w:val="0"/>
+                <w:bCs w:val="0"/>
+              </w:rPr>
+              <w:t xml:space="preserve">: </w:t>
             </w:r>
             <w:hyperlink r:id="rId20" w:history="1">
               <w:r>
@@ -2723,7 +2770,23 @@
                 <w:b w:val="0"/>
                 <w:bCs w:val="0"/>
               </w:rPr>
-              <w:t xml:space="preserve">A. DeRieux and W. Saad, “eQMARL: Entangled Quantum Multi-Agent Reinforcement Learning for Distributed Cooperation over Quantum Channels”, </w:t>
+              <w:t>A. DeRieux and W. Saad, “</w:t>
+            </w:r>
+            <w:proofErr w:type="spellStart"/>
+            <w:r>
+              <w:rPr>
+                <w:b w:val="0"/>
+                <w:bCs w:val="0"/>
+              </w:rPr>
+              <w:t>eQMARL</w:t>
+            </w:r>
+            <w:proofErr w:type="spellEnd"/>
+            <w:r>
+              <w:rPr>
+                <w:b w:val="0"/>
+                <w:bCs w:val="0"/>
+              </w:rPr>
+              <w:t xml:space="preserve">: Entangled Quantum Multi-Agent Reinforcement Learning for Distributed Cooperation over Quantum Channels”, </w:t>
             </w:r>
             <w:r>
               <w:rPr>
@@ -2755,12 +2818,21 @@
               </w:rPr>
               <w:t xml:space="preserve"> </w:t>
             </w:r>
-            <w:r>
-              <w:rPr>
-                <w:b w:val="0"/>
-                <w:bCs w:val="0"/>
-              </w:rPr>
-              <w:t xml:space="preserve">doi: </w:t>
+            <w:proofErr w:type="spellStart"/>
+            <w:r>
+              <w:rPr>
+                <w:b w:val="0"/>
+                <w:bCs w:val="0"/>
+              </w:rPr>
+              <w:t>doi</w:t>
+            </w:r>
+            <w:proofErr w:type="spellEnd"/>
+            <w:r>
+              <w:rPr>
+                <w:b w:val="0"/>
+                <w:bCs w:val="0"/>
+              </w:rPr>
+              <w:t xml:space="preserve">: </w:t>
             </w:r>
             <w:hyperlink r:id="rId21" w:history="1">
               <w:r>
@@ -2843,7 +2915,23 @@
                 <w:b w:val="0"/>
                 <w:bCs w:val="0"/>
               </w:rPr>
-              <w:t xml:space="preserve">March 2023, pp. 1-6. doi: </w:t>
+              <w:t xml:space="preserve">March 2023, pp. 1-6. </w:t>
+            </w:r>
+            <w:proofErr w:type="spellStart"/>
+            <w:r>
+              <w:rPr>
+                <w:b w:val="0"/>
+                <w:bCs w:val="0"/>
+              </w:rPr>
+              <w:t>doi</w:t>
+            </w:r>
+            <w:proofErr w:type="spellEnd"/>
+            <w:r>
+              <w:rPr>
+                <w:b w:val="0"/>
+                <w:bCs w:val="0"/>
+              </w:rPr>
+              <w:t xml:space="preserve">: </w:t>
             </w:r>
             <w:hyperlink r:id="rId22" w:history="1">
               <w:r>
@@ -2882,7 +2970,23 @@
                 <w:b w:val="0"/>
                 <w:bCs w:val="0"/>
               </w:rPr>
-              <w:t xml:space="preserve">A. C. DeRieux, W. Saad, W. Zuo, R. Budiarto, M. D. Koerniawan, and D. Novitasari, “A Transformer Framework for Data Fusion and Multi-Task Learning in Smart Cities”, </w:t>
+              <w:t xml:space="preserve">A. C. DeRieux, W. Saad, W. Zuo, R. Budiarto, M. D. </w:t>
+            </w:r>
+            <w:proofErr w:type="spellStart"/>
+            <w:r>
+              <w:rPr>
+                <w:b w:val="0"/>
+                <w:bCs w:val="0"/>
+              </w:rPr>
+              <w:t>Koerniawan</w:t>
+            </w:r>
+            <w:proofErr w:type="spellEnd"/>
+            <w:r>
+              <w:rPr>
+                <w:b w:val="0"/>
+                <w:bCs w:val="0"/>
+              </w:rPr>
+              <w:t xml:space="preserve">, and D. Novitasari, “A Transformer Framework for Data Fusion and Multi-Task Learning in Smart Cities”, </w:t>
             </w:r>
             <w:r>
               <w:rPr>
@@ -2912,12 +3016,21 @@
               </w:rPr>
               <w:t xml:space="preserve"> </w:t>
             </w:r>
-            <w:r>
-              <w:rPr>
-                <w:b w:val="0"/>
-                <w:bCs w:val="0"/>
-              </w:rPr>
-              <w:t>arXiv: arXiv:2211.10506</w:t>
+            <w:proofErr w:type="spellStart"/>
+            <w:r>
+              <w:rPr>
+                <w:b w:val="0"/>
+                <w:bCs w:val="0"/>
+              </w:rPr>
+              <w:t>arXiv</w:t>
+            </w:r>
+            <w:proofErr w:type="spellEnd"/>
+            <w:r>
+              <w:rPr>
+                <w:b w:val="0"/>
+                <w:bCs w:val="0"/>
+              </w:rPr>
+              <w:t>: arXiv:2211.10506</w:t>
             </w:r>
             <w:r>
               <w:rPr>
@@ -2926,12 +3039,21 @@
               </w:rPr>
               <w:t xml:space="preserve">. </w:t>
             </w:r>
-            <w:r>
-              <w:rPr>
-                <w:b w:val="0"/>
-                <w:bCs w:val="0"/>
-              </w:rPr>
-              <w:t xml:space="preserve">doi: </w:t>
+            <w:proofErr w:type="spellStart"/>
+            <w:r>
+              <w:rPr>
+                <w:b w:val="0"/>
+                <w:bCs w:val="0"/>
+              </w:rPr>
+              <w:t>doi</w:t>
+            </w:r>
+            <w:proofErr w:type="spellEnd"/>
+            <w:r>
+              <w:rPr>
+                <w:b w:val="0"/>
+                <w:bCs w:val="0"/>
+              </w:rPr>
+              <w:t xml:space="preserve">: </w:t>
             </w:r>
             <w:hyperlink r:id="rId23" w:history="1">
               <w:r>
@@ -3614,28 +3736,14 @@
                 <w:b w:val="0"/>
                 <w:bCs w:val="0"/>
               </w:rPr>
-              <w:t xml:space="preserve">Quantum </w:t>
-            </w:r>
-            <w:r>
-              <w:rPr>
-                <w:b w:val="0"/>
-                <w:bCs w:val="0"/>
-              </w:rPr>
-              <w:t xml:space="preserve">and Artificial Intelligence </w:t>
-            </w:r>
-            <w:r>
-              <w:rPr>
-                <w:b w:val="0"/>
-                <w:bCs w:val="0"/>
-              </w:rPr>
-              <w:t xml:space="preserve">Research </w:t>
-            </w:r>
-            <w:r>
-              <w:rPr>
-                <w:b w:val="0"/>
-                <w:bCs w:val="0"/>
-              </w:rPr>
-              <w:t xml:space="preserve">Presentations  </w:t>
+              <w:t>Fellowship Panels</w:t>
+            </w:r>
+            <w:r>
+              <w:rPr>
+                <w:b w:val="0"/>
+                <w:bCs w:val="0"/>
+              </w:rPr>
+              <w:t xml:space="preserve">  </w:t>
             </w:r>
             <w:r>
               <w:rPr>
@@ -3651,7 +3759,7 @@
                 <w:sz w:val="16"/>
                 <w:szCs w:val="16"/>
               </w:rPr>
-              <w:t>2023</w:t>
+              <w:t>2022</w:t>
             </w:r>
             <w:r>
               <w:rPr>
@@ -3659,7 +3767,7 @@
                 <w:sz w:val="16"/>
                 <w:szCs w:val="16"/>
               </w:rPr>
-              <w:t xml:space="preserve">  – </w:t>
+              <w:t xml:space="preserve"> – </w:t>
             </w:r>
             <w:r>
               <w:rPr>
@@ -3712,14 +3820,28 @@
                 <w:b w:val="0"/>
                 <w:bCs w:val="0"/>
               </w:rPr>
-              <w:t>Fellowship Panels</w:t>
-            </w:r>
-            <w:r>
-              <w:rPr>
-                <w:b w:val="0"/>
-                <w:bCs w:val="0"/>
-              </w:rPr>
-              <w:t xml:space="preserve">  </w:t>
+              <w:t xml:space="preserve">Quantum </w:t>
+            </w:r>
+            <w:r>
+              <w:rPr>
+                <w:b w:val="0"/>
+                <w:bCs w:val="0"/>
+              </w:rPr>
+              <w:t xml:space="preserve">and Artificial Intelligence </w:t>
+            </w:r>
+            <w:r>
+              <w:rPr>
+                <w:b w:val="0"/>
+                <w:bCs w:val="0"/>
+              </w:rPr>
+              <w:t xml:space="preserve">Research </w:t>
+            </w:r>
+            <w:r>
+              <w:rPr>
+                <w:b w:val="0"/>
+                <w:bCs w:val="0"/>
+              </w:rPr>
+              <w:t xml:space="preserve">Presentations  </w:t>
             </w:r>
             <w:r>
               <w:rPr>
@@ -3735,7 +3857,7 @@
                 <w:sz w:val="16"/>
                 <w:szCs w:val="16"/>
               </w:rPr>
-              <w:t>2022</w:t>
+              <w:t>202</w:t>
             </w:r>
             <w:r>
               <w:rPr>
@@ -3743,7 +3865,15 @@
                 <w:sz w:val="16"/>
                 <w:szCs w:val="16"/>
               </w:rPr>
-              <w:t xml:space="preserve"> – </w:t>
+              <w:t>1</w:t>
+            </w:r>
+            <w:r>
+              <w:rPr>
+                <w:color w:val="4F81BD" w:themeColor="accent1"/>
+                <w:sz w:val="16"/>
+                <w:szCs w:val="16"/>
+              </w:rPr>
+              <w:t xml:space="preserve">  – </w:t>
             </w:r>
             <w:r>
               <w:rPr>
@@ -4599,7 +4729,23 @@
                 <w:b w:val="0"/>
                 <w:bCs w:val="0"/>
               </w:rPr>
-              <w:t xml:space="preserve"> via Eta Kappa Nu  </w:t>
+              <w:t xml:space="preserve"> via </w:t>
+            </w:r>
+            <w:proofErr w:type="spellStart"/>
+            <w:r>
+              <w:rPr>
+                <w:b w:val="0"/>
+                <w:bCs w:val="0"/>
+              </w:rPr>
+              <w:t>Eta</w:t>
+            </w:r>
+            <w:proofErr w:type="spellEnd"/>
+            <w:r>
+              <w:rPr>
+                <w:b w:val="0"/>
+                <w:bCs w:val="0"/>
+              </w:rPr>
+              <w:t xml:space="preserve"> Kappa Nu  </w:t>
             </w:r>
             <w:r>
               <w:rPr>
@@ -4777,8 +4923,13 @@
                     <w:pStyle w:val="Heading2"/>
                     <w:keepNext w:val="0"/>
                   </w:pPr>
-                  <w:r>
-                    <w:t>QnRL: Quantum-Native Reinforcement Learning</w:t>
+                  <w:proofErr w:type="spellStart"/>
+                  <w:r>
+                    <w:t>QnRL</w:t>
+                  </w:r>
+                  <w:proofErr w:type="spellEnd"/>
+                  <w:r>
+                    <w:t>: Quantum-Native Reinforcement Learning</w:t>
                   </w:r>
                 </w:p>
               </w:tc>
@@ -4832,7 +4983,27 @@
                       <w:bCs w:val="0"/>
                       <w:color w:val="7F7F7F" w:themeColor="text1" w:themeTint="80"/>
                     </w:rPr>
-                    <w:t>a novel framework dubbed quantum-native reinforcement learning (QnRL) that natively learn</w:t>
+                    <w:t>a novel framework dubbed quantum-native reinforcement learning (</w:t>
+                  </w:r>
+                  <w:proofErr w:type="spellStart"/>
+                  <w:r>
+                    <w:rPr>
+                      <w:rFonts w:ascii="Helvetica Neue" w:hAnsi="Helvetica Neue"/>
+                      <w:b w:val="0"/>
+                      <w:bCs w:val="0"/>
+                      <w:color w:val="7F7F7F" w:themeColor="text1" w:themeTint="80"/>
+                    </w:rPr>
+                    <w:t>QnRL</w:t>
+                  </w:r>
+                  <w:proofErr w:type="spellEnd"/>
+                  <w:r>
+                    <w:rPr>
+                      <w:rFonts w:ascii="Helvetica Neue" w:hAnsi="Helvetica Neue"/>
+                      <w:b w:val="0"/>
+                      <w:bCs w:val="0"/>
+                      <w:color w:val="7F7F7F" w:themeColor="text1" w:themeTint="80"/>
+                    </w:rPr>
+                    <w:t>) that natively learn</w:t>
                   </w:r>
                   <w:r>
                     <w:rPr>
@@ -4886,7 +5057,67 @@
                       <w:bCs w:val="0"/>
                       <w:color w:val="7F7F7F" w:themeColor="text1" w:themeTint="80"/>
                     </w:rPr>
-                    <w:t>quantum amplitude kickback (QuAK) algorithm that enables comparing the n-th power of the m-th moment of multiple superimposed distributions.</w:t>
+                    <w:t>quantum amplitude kickback (</w:t>
+                  </w:r>
+                  <w:proofErr w:type="spellStart"/>
+                  <w:r>
+                    <w:rPr>
+                      <w:rFonts w:ascii="Helvetica Neue" w:hAnsi="Helvetica Neue"/>
+                      <w:b w:val="0"/>
+                      <w:bCs w:val="0"/>
+                      <w:color w:val="7F7F7F" w:themeColor="text1" w:themeTint="80"/>
+                    </w:rPr>
+                    <w:t>QuAK</w:t>
+                  </w:r>
+                  <w:proofErr w:type="spellEnd"/>
+                  <w:r>
+                    <w:rPr>
+                      <w:rFonts w:ascii="Helvetica Neue" w:hAnsi="Helvetica Neue"/>
+                      <w:b w:val="0"/>
+                      <w:bCs w:val="0"/>
+                      <w:color w:val="7F7F7F" w:themeColor="text1" w:themeTint="80"/>
+                    </w:rPr>
+                    <w:t>) algorithm that enables comparing the n-</w:t>
+                  </w:r>
+                  <w:proofErr w:type="spellStart"/>
+                  <w:r>
+                    <w:rPr>
+                      <w:rFonts w:ascii="Helvetica Neue" w:hAnsi="Helvetica Neue"/>
+                      <w:b w:val="0"/>
+                      <w:bCs w:val="0"/>
+                      <w:color w:val="7F7F7F" w:themeColor="text1" w:themeTint="80"/>
+                    </w:rPr>
+                    <w:t>th</w:t>
+                  </w:r>
+                  <w:proofErr w:type="spellEnd"/>
+                  <w:r>
+                    <w:rPr>
+                      <w:rFonts w:ascii="Helvetica Neue" w:hAnsi="Helvetica Neue"/>
+                      <w:b w:val="0"/>
+                      <w:bCs w:val="0"/>
+                      <w:color w:val="7F7F7F" w:themeColor="text1" w:themeTint="80"/>
+                    </w:rPr>
+                    <w:t xml:space="preserve"> power of the m-</w:t>
+                  </w:r>
+                  <w:proofErr w:type="spellStart"/>
+                  <w:r>
+                    <w:rPr>
+                      <w:rFonts w:ascii="Helvetica Neue" w:hAnsi="Helvetica Neue"/>
+                      <w:b w:val="0"/>
+                      <w:bCs w:val="0"/>
+                      <w:color w:val="7F7F7F" w:themeColor="text1" w:themeTint="80"/>
+                    </w:rPr>
+                    <w:t>th</w:t>
+                  </w:r>
+                  <w:proofErr w:type="spellEnd"/>
+                  <w:r>
+                    <w:rPr>
+                      <w:rFonts w:ascii="Helvetica Neue" w:hAnsi="Helvetica Neue"/>
+                      <w:b w:val="0"/>
+                      <w:bCs w:val="0"/>
+                      <w:color w:val="7F7F7F" w:themeColor="text1" w:themeTint="80"/>
+                    </w:rPr>
+                    <w:t xml:space="preserve"> moment of multiple superimposed distributions.</w:t>
                   </w:r>
                 </w:p>
               </w:tc>
@@ -4971,8 +5202,13 @@
                     <w:pStyle w:val="Heading2"/>
                     <w:keepNext w:val="0"/>
                   </w:pPr>
-                  <w:r>
-                    <w:t>eQMARL: Entangled Quantum Multi-Agent Reinforcement Learning for Distributed Cooperation over Quantum Channels</w:t>
+                  <w:proofErr w:type="spellStart"/>
+                  <w:r>
+                    <w:t>eQMARL</w:t>
+                  </w:r>
+                  <w:proofErr w:type="spellEnd"/>
+                  <w:r>
+                    <w:t>: Entangled Quantum Multi-Agent Reinforcement Learning for Distributed Cooperation over Quantum Channels</w:t>
                   </w:r>
                 </w:p>
               </w:tc>
@@ -5392,8 +5628,13 @@
                     <w:pStyle w:val="Heading2"/>
                     <w:keepNext w:val="0"/>
                   </w:pPr>
-                  <w:r>
-                    <w:t>SmartStockRL: Intelligent Stock Trading using Traditional and Deep Q-Learning</w:t>
+                  <w:proofErr w:type="spellStart"/>
+                  <w:r>
+                    <w:t>SmartStockRL</w:t>
+                  </w:r>
+                  <w:proofErr w:type="spellEnd"/>
+                  <w:r>
+                    <w:t>: Intelligent Stock Trading using Traditional and Deep Q-Learning</w:t>
                   </w:r>
                 </w:p>
               </w:tc>
@@ -5504,8 +5745,13 @@
                     <w:pStyle w:val="Heading2"/>
                     <w:keepNext w:val="0"/>
                   </w:pPr>
-                  <w:r>
-                    <w:t>LyricAI: Using LSTMs to Write Religious Music</w:t>
+                  <w:proofErr w:type="spellStart"/>
+                  <w:r>
+                    <w:t>LyricAI</w:t>
+                  </w:r>
+                  <w:proofErr w:type="spellEnd"/>
+                  <w:r>
+                    <w:t>: Using LSTMs to Write Religious Music</w:t>
                   </w:r>
                 </w:p>
               </w:tc>
@@ -5877,7 +6123,23 @@
                     <w:pStyle w:val="Content"/>
                   </w:pPr>
                   <w:r>
-                    <w:t>Developed a RTL-SDR receiver system called ‘RadioPi’ to process local FM transmissions. Signal processing algorithms are written in Python using GNURadio API and custom signal blocks. Design elements include the Raspberry Pi, USB RTL-SDR antenna, and breadboard circuitry for user interface.</w:t>
+                    <w:t>Developed a RTL-SDR receiver system called ‘</w:t>
+                  </w:r>
+                  <w:proofErr w:type="spellStart"/>
+                  <w:r>
+                    <w:t>RadioPi</w:t>
+                  </w:r>
+                  <w:proofErr w:type="spellEnd"/>
+                  <w:r>
+                    <w:t xml:space="preserve">’ to process local FM transmissions. Signal processing algorithms are written in Python using </w:t>
+                  </w:r>
+                  <w:proofErr w:type="spellStart"/>
+                  <w:r>
+                    <w:t>GNURadio</w:t>
+                  </w:r>
+                  <w:proofErr w:type="spellEnd"/>
+                  <w:r>
+                    <w:t xml:space="preserve"> API and custom signal blocks. Design elements include the Raspberry Pi, USB RTL-SDR antenna, and breadboard circuitry for user interface.</w:t>
                   </w:r>
                 </w:p>
               </w:tc>
@@ -7032,23 +7294,95 @@
               <w:t xml:space="preserve"> </w:t>
             </w:r>
             <w:r>
-              <w:t xml:space="preserve">JAX / FLAX / TensorFlow / PyTorch / Gymnasium </w:t>
+              <w:t xml:space="preserve">JAX / FLAX / TensorFlow / </w:t>
+            </w:r>
+            <w:proofErr w:type="spellStart"/>
+            <w:r>
+              <w:t>PyTorch</w:t>
+            </w:r>
+            <w:proofErr w:type="spellEnd"/>
+            <w:r>
+              <w:t xml:space="preserve"> / Gymnasium </w:t>
             </w:r>
             <w:r>
               <w:br/>
-              <w:t>/ PennyLane / Qiskit / Cirq / TensorFlow Quantum / Torch Quantum</w:t>
+              <w:t xml:space="preserve">/ PennyLane / </w:t>
+            </w:r>
+            <w:proofErr w:type="spellStart"/>
+            <w:r>
+              <w:t>Qiskit</w:t>
+            </w:r>
+            <w:proofErr w:type="spellEnd"/>
+            <w:r>
+              <w:t xml:space="preserve"> / Cirq / TensorFlow Quantum / Torch Quantum</w:t>
             </w:r>
             <w:r>
               <w:br/>
-              <w:t xml:space="preserve">/ NumPy / Pandas / SciPy / Scikit-Learn / Matplotlib / Seaborn / Flask / NetworkX </w:t>
+              <w:t xml:space="preserve">/ NumPy / Pandas / SciPy / Scikit-Learn / Matplotlib / Seaborn / Flask / </w:t>
+            </w:r>
+            <w:proofErr w:type="spellStart"/>
+            <w:r>
+              <w:t>NetworkX</w:t>
+            </w:r>
+            <w:proofErr w:type="spellEnd"/>
+            <w:r>
+              <w:t xml:space="preserve"> </w:t>
             </w:r>
             <w:r>
               <w:br/>
-              <w:t xml:space="preserve">/ BeautifulSoup / OpenCV / Pillow / PyQt / Pytest / UV / Pipenv / Pyenv / Requests </w:t>
+              <w:t xml:space="preserve">/ </w:t>
+            </w:r>
+            <w:proofErr w:type="spellStart"/>
+            <w:r>
+              <w:t>BeautifulSoup</w:t>
+            </w:r>
+            <w:proofErr w:type="spellEnd"/>
+            <w:r>
+              <w:t xml:space="preserve"> / OpenCV / Pillow / </w:t>
+            </w:r>
+            <w:proofErr w:type="spellStart"/>
+            <w:r>
+              <w:t>PyQt</w:t>
+            </w:r>
+            <w:proofErr w:type="spellEnd"/>
+            <w:r>
+              <w:t xml:space="preserve"> / </w:t>
+            </w:r>
+            <w:proofErr w:type="spellStart"/>
+            <w:r>
+              <w:t>Pytest</w:t>
+            </w:r>
+            <w:proofErr w:type="spellEnd"/>
+            <w:r>
+              <w:t xml:space="preserve"> / UV / </w:t>
+            </w:r>
+            <w:proofErr w:type="spellStart"/>
+            <w:r>
+              <w:t>Pipenv</w:t>
+            </w:r>
+            <w:proofErr w:type="spellEnd"/>
+            <w:r>
+              <w:t xml:space="preserve"> / </w:t>
+            </w:r>
+            <w:proofErr w:type="spellStart"/>
+            <w:r>
+              <w:t>Pyenv</w:t>
+            </w:r>
+            <w:proofErr w:type="spellEnd"/>
+            <w:r>
+              <w:t xml:space="preserve"> / Requests </w:t>
             </w:r>
             <w:r>
               <w:br/>
-              <w:t>/ WandB / etc.</w:t>
+              <w:t xml:space="preserve">/ </w:t>
+            </w:r>
+            <w:proofErr w:type="spellStart"/>
+            <w:r>
+              <w:t>WandB</w:t>
+            </w:r>
+            <w:proofErr w:type="spellEnd"/>
+            <w:r>
+              <w:t xml:space="preserve"> / etc.</w:t>
             </w:r>
           </w:p>
           <w:p>
@@ -7303,7 +7637,15 @@
                     <w:t>Microservices</w:t>
                   </w:r>
                   <w:r>
-                    <w:t>:  Docker / Singularity / Podman / Kubernetes</w:t>
+                    <w:t xml:space="preserve">:  Docker / Singularity / </w:t>
+                  </w:r>
+                  <w:proofErr w:type="spellStart"/>
+                  <w:r>
+                    <w:t>Podman</w:t>
+                  </w:r>
+                  <w:proofErr w:type="spellEnd"/>
+                  <w:r>
+                    <w:t xml:space="preserve"> / Kubernetes</w:t>
                   </w:r>
                 </w:p>
                 <w:p>
@@ -7362,7 +7704,23 @@
                     <w:t xml:space="preserve"> </w:t>
                   </w:r>
                   <w:r>
-                    <w:t xml:space="preserve"> InfluxDB / MongoDB / MySQL / SQLite / GraphQL / Redis</w:t>
+                    <w:t xml:space="preserve"> </w:t>
+                  </w:r>
+                  <w:proofErr w:type="spellStart"/>
+                  <w:r>
+                    <w:t>InfluxDB</w:t>
+                  </w:r>
+                  <w:proofErr w:type="spellEnd"/>
+                  <w:r>
+                    <w:t xml:space="preserve"> / MongoDB / MySQL / SQLite / </w:t>
+                  </w:r>
+                  <w:proofErr w:type="spellStart"/>
+                  <w:r>
+                    <w:t>GraphQL</w:t>
+                  </w:r>
+                  <w:proofErr w:type="spellEnd"/>
+                  <w:r>
+                    <w:t xml:space="preserve"> / Redis</w:t>
                   </w:r>
                 </w:p>
                 <w:p>
@@ -7615,8 +7973,13 @@
               <w:pStyle w:val="Heading2"/>
               <w:ind w:left="-13"/>
             </w:pPr>
-            <w:r>
-              <w:t>Eta Kappa Nu</w:t>
+            <w:proofErr w:type="spellStart"/>
+            <w:r>
+              <w:t>Eta</w:t>
+            </w:r>
+            <w:proofErr w:type="spellEnd"/>
+            <w:r>
+              <w:t xml:space="preserve"> Kappa Nu</w:t>
             </w:r>
             <w:r>
               <w:t xml:space="preserve"> (HKN)</w:t>
@@ -11911,9 +12274,9 @@
     <w:rsid w:val="00095F4B"/>
     <w:rsid w:val="001078C8"/>
     <w:rsid w:val="001E6351"/>
-    <w:rsid w:val="002017EA"/>
     <w:rsid w:val="0021737E"/>
     <w:rsid w:val="00230187"/>
+    <w:rsid w:val="002D408F"/>
     <w:rsid w:val="00302FDA"/>
     <w:rsid w:val="0032046F"/>
     <w:rsid w:val="003A5844"/>

--- a/derieux_resume_multipage.docx
+++ b/derieux_resume_multipage.docx
@@ -1215,11 +1215,16 @@
                     <w:t xml:space="preserve">[ 8/2022 – </w:t>
                   </w:r>
                   <w:r>
-                    <w:t>Expected 12/2026</w:t>
+                    <w:t>Expected 12/</w:t>
+                  </w:r>
+                  <w:proofErr w:type="gramStart"/>
+                  <w:r>
+                    <w:t>2026</w:t>
                   </w:r>
                   <w:r>
                     <w:t xml:space="preserve"> ]</w:t>
                   </w:r>
+                  <w:proofErr w:type="gramEnd"/>
                 </w:p>
               </w:tc>
             </w:tr>
@@ -1383,8 +1388,13 @@
                     <w:keepNext w:val="0"/>
                   </w:pPr>
                   <w:r>
-                    <w:t>[ 1/2021 – 8/2022 ]</w:t>
-                  </w:r>
+                    <w:t>[ 1/2021 – 8/</w:t>
+                  </w:r>
+                  <w:proofErr w:type="gramStart"/>
+                  <w:r>
+                    <w:t>2022 ]</w:t>
+                  </w:r>
+                  <w:proofErr w:type="gramEnd"/>
                 </w:p>
               </w:tc>
             </w:tr>
@@ -1586,8 +1596,13 @@
                     <w:keepNext w:val="0"/>
                   </w:pPr>
                   <w:r>
-                    <w:t>[ 8/2012 – 5/2016 ]</w:t>
-                  </w:r>
+                    <w:t>[ 8/2012 – 5/</w:t>
+                  </w:r>
+                  <w:proofErr w:type="gramStart"/>
+                  <w:r>
+                    <w:t>2016 ]</w:t>
+                  </w:r>
+                  <w:proofErr w:type="gramEnd"/>
                 </w:p>
               </w:tc>
             </w:tr>
@@ -1751,8 +1766,13 @@
                     <w:keepNext w:val="0"/>
                   </w:pPr>
                   <w:r>
-                    <w:t>[ 8/2012 – 12/2016 ]</w:t>
-                  </w:r>
+                    <w:t>[ 8/2012 – 12/</w:t>
+                  </w:r>
+                  <w:proofErr w:type="gramStart"/>
+                  <w:r>
+                    <w:t>2016 ]</w:t>
+                  </w:r>
+                  <w:proofErr w:type="gramEnd"/>
                 </w:p>
               </w:tc>
             </w:tr>
@@ -1937,8 +1957,13 @@
                     <w:keepNext w:val="0"/>
                   </w:pPr>
                   <w:r>
-                    <w:t>[ 8/2021 – Present ]</w:t>
-                  </w:r>
+                    <w:t xml:space="preserve">[ 8/2021 – </w:t>
+                  </w:r>
+                  <w:proofErr w:type="gramStart"/>
+                  <w:r>
+                    <w:t>Present ]</w:t>
+                  </w:r>
+                  <w:proofErr w:type="gramEnd"/>
                 </w:p>
               </w:tc>
             </w:tr>
@@ -2123,11 +2148,16 @@
                     <w:t xml:space="preserve"> </w:t>
                   </w:r>
                   <w:r>
-                    <w:t>05/2023</w:t>
+                    <w:t>05/</w:t>
+                  </w:r>
+                  <w:proofErr w:type="gramStart"/>
+                  <w:r>
+                    <w:t>2023</w:t>
                   </w:r>
                   <w:r>
                     <w:t xml:space="preserve"> ]</w:t>
                   </w:r>
+                  <w:proofErr w:type="gramEnd"/>
                 </w:p>
               </w:tc>
             </w:tr>
@@ -2271,11 +2301,16 @@
                     <w:t xml:space="preserve">[ 2/2017 – </w:t>
                   </w:r>
                   <w:r>
-                    <w:t>9/2024</w:t>
+                    <w:t>9/</w:t>
+                  </w:r>
+                  <w:proofErr w:type="gramStart"/>
+                  <w:r>
+                    <w:t>2024</w:t>
                   </w:r>
                   <w:r>
                     <w:t xml:space="preserve"> ]</w:t>
                   </w:r>
+                  <w:proofErr w:type="gramEnd"/>
                 </w:p>
               </w:tc>
             </w:tr>
@@ -2398,7 +2433,15 @@
                     <w:keepNext w:val="0"/>
                   </w:pPr>
                   <w:r>
-                    <w:t xml:space="preserve">[ 7/2012 – 2/2017 ] </w:t>
+                    <w:t>[ 7/2012 – 2/</w:t>
+                  </w:r>
+                  <w:proofErr w:type="gramStart"/>
+                  <w:r>
+                    <w:t>2017 ]</w:t>
+                  </w:r>
+                  <w:proofErr w:type="gramEnd"/>
+                  <w:r>
+                    <w:t xml:space="preserve"> </w:t>
                   </w:r>
                 </w:p>
               </w:tc>
@@ -2525,8 +2568,13 @@
                     <w:t>7</w:t>
                   </w:r>
                   <w:r>
-                    <w:t>/2012 ]</w:t>
-                  </w:r>
+                    <w:t>/</w:t>
+                  </w:r>
+                  <w:proofErr w:type="gramStart"/>
+                  <w:r>
+                    <w:t>2012 ]</w:t>
+                  </w:r>
+                  <w:proofErr w:type="gramEnd"/>
                 </w:p>
               </w:tc>
             </w:tr>
@@ -3314,16 +3362,34 @@
                 <w:b w:val="0"/>
                 <w:bCs w:val="0"/>
               </w:rPr>
-              <w:t xml:space="preserve">Rising Star Seminar  </w:t>
-            </w:r>
-            <w:r>
-              <w:rPr>
-                <w:color w:val="4F81BD" w:themeColor="accent1"/>
-                <w:sz w:val="16"/>
-                <w:szCs w:val="16"/>
-              </w:rPr>
-              <w:t xml:space="preserve">[ </w:t>
-            </w:r>
+              <w:t xml:space="preserve">Rising Star </w:t>
+            </w:r>
+            <w:proofErr w:type="gramStart"/>
+            <w:r>
+              <w:rPr>
+                <w:b w:val="0"/>
+                <w:bCs w:val="0"/>
+              </w:rPr>
+              <w:t xml:space="preserve">Seminar  </w:t>
+            </w:r>
+            <w:r>
+              <w:rPr>
+                <w:color w:val="4F81BD" w:themeColor="accent1"/>
+                <w:sz w:val="16"/>
+                <w:szCs w:val="16"/>
+              </w:rPr>
+              <w:t>[</w:t>
+            </w:r>
+            <w:proofErr w:type="gramEnd"/>
+            <w:r>
+              <w:rPr>
+                <w:color w:val="4F81BD" w:themeColor="accent1"/>
+                <w:sz w:val="16"/>
+                <w:szCs w:val="16"/>
+              </w:rPr>
+              <w:t xml:space="preserve"> </w:t>
+            </w:r>
+            <w:proofErr w:type="gramStart"/>
             <w:r>
               <w:rPr>
                 <w:color w:val="4F81BD" w:themeColor="accent1"/>
@@ -3340,6 +3406,7 @@
               </w:rPr>
               <w:t xml:space="preserve"> ]</w:t>
             </w:r>
+            <w:proofErr w:type="gramEnd"/>
             <w:r>
               <w:rPr>
                 <w:color w:val="4F81BD" w:themeColor="accent1"/>
@@ -3401,16 +3468,34 @@
                 <w:b w:val="0"/>
                 <w:bCs w:val="0"/>
               </w:rPr>
-              <w:t xml:space="preserve">Advantage Austria Delegation  </w:t>
-            </w:r>
-            <w:r>
-              <w:rPr>
-                <w:color w:val="4F81BD" w:themeColor="accent1"/>
-                <w:sz w:val="16"/>
-                <w:szCs w:val="16"/>
-              </w:rPr>
-              <w:t xml:space="preserve">[ </w:t>
-            </w:r>
+              <w:t xml:space="preserve">Advantage Austria </w:t>
+            </w:r>
+            <w:proofErr w:type="gramStart"/>
+            <w:r>
+              <w:rPr>
+                <w:b w:val="0"/>
+                <w:bCs w:val="0"/>
+              </w:rPr>
+              <w:t xml:space="preserve">Delegation  </w:t>
+            </w:r>
+            <w:r>
+              <w:rPr>
+                <w:color w:val="4F81BD" w:themeColor="accent1"/>
+                <w:sz w:val="16"/>
+                <w:szCs w:val="16"/>
+              </w:rPr>
+              <w:t>[</w:t>
+            </w:r>
+            <w:proofErr w:type="gramEnd"/>
+            <w:r>
+              <w:rPr>
+                <w:color w:val="4F81BD" w:themeColor="accent1"/>
+                <w:sz w:val="16"/>
+                <w:szCs w:val="16"/>
+              </w:rPr>
+              <w:t xml:space="preserve"> </w:t>
+            </w:r>
+            <w:proofErr w:type="gramStart"/>
             <w:r>
               <w:rPr>
                 <w:color w:val="4F81BD" w:themeColor="accent1"/>
@@ -3427,6 +3512,7 @@
               </w:rPr>
               <w:t xml:space="preserve"> ]</w:t>
             </w:r>
+            <w:proofErr w:type="gramEnd"/>
             <w:r>
               <w:rPr>
                 <w:color w:val="4F81BD" w:themeColor="accent1"/>
@@ -3466,16 +3552,34 @@
                 <w:b w:val="0"/>
                 <w:bCs w:val="0"/>
               </w:rPr>
-              <w:t xml:space="preserve">ICEX Digital Innovator Accelerator  </w:t>
-            </w:r>
-            <w:r>
-              <w:rPr>
-                <w:color w:val="4F81BD" w:themeColor="accent1"/>
-                <w:sz w:val="16"/>
-                <w:szCs w:val="16"/>
-              </w:rPr>
-              <w:t xml:space="preserve">[ </w:t>
-            </w:r>
+              <w:t xml:space="preserve">ICEX Digital Innovator </w:t>
+            </w:r>
+            <w:proofErr w:type="gramStart"/>
+            <w:r>
+              <w:rPr>
+                <w:b w:val="0"/>
+                <w:bCs w:val="0"/>
+              </w:rPr>
+              <w:t xml:space="preserve">Accelerator  </w:t>
+            </w:r>
+            <w:r>
+              <w:rPr>
+                <w:color w:val="4F81BD" w:themeColor="accent1"/>
+                <w:sz w:val="16"/>
+                <w:szCs w:val="16"/>
+              </w:rPr>
+              <w:t>[</w:t>
+            </w:r>
+            <w:proofErr w:type="gramEnd"/>
+            <w:r>
+              <w:rPr>
+                <w:color w:val="4F81BD" w:themeColor="accent1"/>
+                <w:sz w:val="16"/>
+                <w:szCs w:val="16"/>
+              </w:rPr>
+              <w:t xml:space="preserve"> </w:t>
+            </w:r>
+            <w:proofErr w:type="gramStart"/>
             <w:r>
               <w:rPr>
                 <w:color w:val="4F81BD" w:themeColor="accent1"/>
@@ -3492,6 +3596,7 @@
               </w:rPr>
               <w:t xml:space="preserve"> ]</w:t>
             </w:r>
+            <w:proofErr w:type="gramEnd"/>
             <w:r>
               <w:rPr>
                 <w:color w:val="4F81BD" w:themeColor="accent1"/>
@@ -3547,6 +3652,7 @@
               </w:rPr>
               <w:t xml:space="preserve">Fellowship </w:t>
             </w:r>
+            <w:proofErr w:type="gramStart"/>
             <w:r>
               <w:rPr>
                 <w:b w:val="0"/>
@@ -3567,8 +3673,18 @@
                 <w:sz w:val="16"/>
                 <w:szCs w:val="16"/>
               </w:rPr>
-              <w:t xml:space="preserve">[ </w:t>
-            </w:r>
+              <w:t>[</w:t>
+            </w:r>
+            <w:proofErr w:type="gramEnd"/>
+            <w:r>
+              <w:rPr>
+                <w:color w:val="4F81BD" w:themeColor="accent1"/>
+                <w:sz w:val="16"/>
+                <w:szCs w:val="16"/>
+              </w:rPr>
+              <w:t xml:space="preserve"> </w:t>
+            </w:r>
+            <w:proofErr w:type="gramStart"/>
             <w:r>
               <w:rPr>
                 <w:color w:val="4F81BD" w:themeColor="accent1"/>
@@ -3585,6 +3701,7 @@
               </w:rPr>
               <w:t xml:space="preserve"> ]</w:t>
             </w:r>
+            <w:proofErr w:type="gramEnd"/>
             <w:r>
               <w:rPr>
                 <w:color w:val="4F81BD" w:themeColor="accent1"/>
@@ -3652,7 +3769,15 @@
                 <w:b w:val="0"/>
                 <w:bCs w:val="0"/>
               </w:rPr>
-              <w:t xml:space="preserve"> Events</w:t>
+              <w:t xml:space="preserve"> </w:t>
+            </w:r>
+            <w:proofErr w:type="gramStart"/>
+            <w:r>
+              <w:rPr>
+                <w:b w:val="0"/>
+                <w:bCs w:val="0"/>
+              </w:rPr>
+              <w:t>Events</w:t>
             </w:r>
             <w:r>
               <w:rPr>
@@ -3667,7 +3792,16 @@
                 <w:sz w:val="16"/>
                 <w:szCs w:val="16"/>
               </w:rPr>
-              <w:t xml:space="preserve">[ </w:t>
+              <w:t>[</w:t>
+            </w:r>
+            <w:proofErr w:type="gramEnd"/>
+            <w:r>
+              <w:rPr>
+                <w:color w:val="4F81BD" w:themeColor="accent1"/>
+                <w:sz w:val="16"/>
+                <w:szCs w:val="16"/>
+              </w:rPr>
+              <w:t xml:space="preserve"> </w:t>
             </w:r>
             <w:r>
               <w:rPr>
@@ -3685,6 +3819,7 @@
               </w:rPr>
               <w:t xml:space="preserve"> – </w:t>
             </w:r>
+            <w:proofErr w:type="gramStart"/>
             <w:r>
               <w:rPr>
                 <w:color w:val="4F81BD" w:themeColor="accent1"/>
@@ -3701,6 +3836,7 @@
               </w:rPr>
               <w:t>]</w:t>
             </w:r>
+            <w:proofErr w:type="gramEnd"/>
             <w:r>
               <w:rPr>
                 <w:color w:val="4F81BD" w:themeColor="accent1"/>
@@ -3736,7 +3872,15 @@
                 <w:b w:val="0"/>
                 <w:bCs w:val="0"/>
               </w:rPr>
-              <w:t>Fellowship Panels</w:t>
+              <w:t xml:space="preserve">Fellowship </w:t>
+            </w:r>
+            <w:proofErr w:type="gramStart"/>
+            <w:r>
+              <w:rPr>
+                <w:b w:val="0"/>
+                <w:bCs w:val="0"/>
+              </w:rPr>
+              <w:t>Panels</w:t>
             </w:r>
             <w:r>
               <w:rPr>
@@ -3751,7 +3895,16 @@
                 <w:sz w:val="16"/>
                 <w:szCs w:val="16"/>
               </w:rPr>
-              <w:t xml:space="preserve">[ </w:t>
+              <w:t>[</w:t>
+            </w:r>
+            <w:proofErr w:type="gramEnd"/>
+            <w:r>
+              <w:rPr>
+                <w:color w:val="4F81BD" w:themeColor="accent1"/>
+                <w:sz w:val="16"/>
+                <w:szCs w:val="16"/>
+              </w:rPr>
+              <w:t xml:space="preserve"> </w:t>
             </w:r>
             <w:r>
               <w:rPr>
@@ -3769,6 +3922,7 @@
               </w:rPr>
               <w:t xml:space="preserve"> – </w:t>
             </w:r>
+            <w:proofErr w:type="gramStart"/>
             <w:r>
               <w:rPr>
                 <w:color w:val="4F81BD" w:themeColor="accent1"/>
@@ -3785,6 +3939,7 @@
               </w:rPr>
               <w:t>]</w:t>
             </w:r>
+            <w:proofErr w:type="gramEnd"/>
             <w:r>
               <w:rPr>
                 <w:color w:val="4F81BD" w:themeColor="accent1"/>
@@ -3836,6 +3991,7 @@
               </w:rPr>
               <w:t xml:space="preserve">Research </w:t>
             </w:r>
+            <w:proofErr w:type="gramStart"/>
             <w:r>
               <w:rPr>
                 <w:b w:val="0"/>
@@ -3849,8 +4005,18 @@
                 <w:sz w:val="16"/>
                 <w:szCs w:val="16"/>
               </w:rPr>
-              <w:t xml:space="preserve">[ </w:t>
-            </w:r>
+              <w:t>[</w:t>
+            </w:r>
+            <w:proofErr w:type="gramEnd"/>
+            <w:r>
+              <w:rPr>
+                <w:color w:val="4F81BD" w:themeColor="accent1"/>
+                <w:sz w:val="16"/>
+                <w:szCs w:val="16"/>
+              </w:rPr>
+              <w:t xml:space="preserve"> </w:t>
+            </w:r>
+            <w:proofErr w:type="gramStart"/>
             <w:r>
               <w:rPr>
                 <w:color w:val="4F81BD" w:themeColor="accent1"/>
@@ -3873,8 +4039,18 @@
                 <w:sz w:val="16"/>
                 <w:szCs w:val="16"/>
               </w:rPr>
-              <w:t xml:space="preserve">  – </w:t>
-            </w:r>
+              <w:t xml:space="preserve">  –</w:t>
+            </w:r>
+            <w:proofErr w:type="gramEnd"/>
+            <w:r>
+              <w:rPr>
+                <w:color w:val="4F81BD" w:themeColor="accent1"/>
+                <w:sz w:val="16"/>
+                <w:szCs w:val="16"/>
+              </w:rPr>
+              <w:t xml:space="preserve"> </w:t>
+            </w:r>
+            <w:proofErr w:type="gramStart"/>
             <w:r>
               <w:rPr>
                 <w:color w:val="4F81BD" w:themeColor="accent1"/>
@@ -3891,6 +4067,7 @@
               </w:rPr>
               <w:t>]</w:t>
             </w:r>
+            <w:proofErr w:type="gramEnd"/>
             <w:r>
               <w:rPr>
                 <w:color w:val="4F81BD" w:themeColor="accent1"/>
@@ -3930,16 +4107,34 @@
                 <w:b w:val="0"/>
                 <w:bCs w:val="0"/>
               </w:rPr>
-              <w:t xml:space="preserve">Ukraine Delegation  </w:t>
-            </w:r>
-            <w:r>
-              <w:rPr>
-                <w:color w:val="4F81BD" w:themeColor="accent1"/>
-                <w:sz w:val="16"/>
-                <w:szCs w:val="16"/>
-              </w:rPr>
-              <w:t xml:space="preserve">[ </w:t>
-            </w:r>
+              <w:t xml:space="preserve">Ukraine </w:t>
+            </w:r>
+            <w:proofErr w:type="gramStart"/>
+            <w:r>
+              <w:rPr>
+                <w:b w:val="0"/>
+                <w:bCs w:val="0"/>
+              </w:rPr>
+              <w:t xml:space="preserve">Delegation  </w:t>
+            </w:r>
+            <w:r>
+              <w:rPr>
+                <w:color w:val="4F81BD" w:themeColor="accent1"/>
+                <w:sz w:val="16"/>
+                <w:szCs w:val="16"/>
+              </w:rPr>
+              <w:t>[</w:t>
+            </w:r>
+            <w:proofErr w:type="gramEnd"/>
+            <w:r>
+              <w:rPr>
+                <w:color w:val="4F81BD" w:themeColor="accent1"/>
+                <w:sz w:val="16"/>
+                <w:szCs w:val="16"/>
+              </w:rPr>
+              <w:t xml:space="preserve"> </w:t>
+            </w:r>
+            <w:proofErr w:type="gramStart"/>
             <w:r>
               <w:rPr>
                 <w:color w:val="4F81BD" w:themeColor="accent1"/>
@@ -3956,6 +4151,7 @@
               </w:rPr>
               <w:t xml:space="preserve"> ]</w:t>
             </w:r>
+            <w:proofErr w:type="gramEnd"/>
             <w:r>
               <w:rPr>
                 <w:color w:val="4F81BD" w:themeColor="accent1"/>
@@ -3995,16 +4191,34 @@
                 <w:b w:val="0"/>
                 <w:bCs w:val="0"/>
               </w:rPr>
-              <w:t xml:space="preserve">Taiwan Delegation  </w:t>
-            </w:r>
-            <w:r>
-              <w:rPr>
-                <w:color w:val="4F81BD" w:themeColor="accent1"/>
-                <w:sz w:val="16"/>
-                <w:szCs w:val="16"/>
-              </w:rPr>
-              <w:t xml:space="preserve">[ </w:t>
-            </w:r>
+              <w:t xml:space="preserve">Taiwan </w:t>
+            </w:r>
+            <w:proofErr w:type="gramStart"/>
+            <w:r>
+              <w:rPr>
+                <w:b w:val="0"/>
+                <w:bCs w:val="0"/>
+              </w:rPr>
+              <w:t xml:space="preserve">Delegation  </w:t>
+            </w:r>
+            <w:r>
+              <w:rPr>
+                <w:color w:val="4F81BD" w:themeColor="accent1"/>
+                <w:sz w:val="16"/>
+                <w:szCs w:val="16"/>
+              </w:rPr>
+              <w:t>[</w:t>
+            </w:r>
+            <w:proofErr w:type="gramEnd"/>
+            <w:r>
+              <w:rPr>
+                <w:color w:val="4F81BD" w:themeColor="accent1"/>
+                <w:sz w:val="16"/>
+                <w:szCs w:val="16"/>
+              </w:rPr>
+              <w:t xml:space="preserve"> </w:t>
+            </w:r>
+            <w:proofErr w:type="gramStart"/>
             <w:r>
               <w:rPr>
                 <w:color w:val="4F81BD" w:themeColor="accent1"/>
@@ -4021,6 +4235,7 @@
               </w:rPr>
               <w:t xml:space="preserve"> ]</w:t>
             </w:r>
+            <w:proofErr w:type="gramEnd"/>
             <w:r>
               <w:rPr>
                 <w:color w:val="4F81BD" w:themeColor="accent1"/>
@@ -4060,16 +4275,34 @@
                 <w:b w:val="0"/>
                 <w:bCs w:val="0"/>
               </w:rPr>
-              <w:t xml:space="preserve">International Conference on Learning Representations (ICLR)  </w:t>
-            </w:r>
-            <w:r>
-              <w:rPr>
-                <w:color w:val="4F81BD" w:themeColor="accent1"/>
-                <w:sz w:val="16"/>
-                <w:szCs w:val="16"/>
-              </w:rPr>
-              <w:t xml:space="preserve">[ </w:t>
-            </w:r>
+              <w:t>International Conference on Learning Representations (</w:t>
+            </w:r>
+            <w:proofErr w:type="gramStart"/>
+            <w:r>
+              <w:rPr>
+                <w:b w:val="0"/>
+                <w:bCs w:val="0"/>
+              </w:rPr>
+              <w:t xml:space="preserve">ICLR)  </w:t>
+            </w:r>
+            <w:r>
+              <w:rPr>
+                <w:color w:val="4F81BD" w:themeColor="accent1"/>
+                <w:sz w:val="16"/>
+                <w:szCs w:val="16"/>
+              </w:rPr>
+              <w:t>[</w:t>
+            </w:r>
+            <w:proofErr w:type="gramEnd"/>
+            <w:r>
+              <w:rPr>
+                <w:color w:val="4F81BD" w:themeColor="accent1"/>
+                <w:sz w:val="16"/>
+                <w:szCs w:val="16"/>
+              </w:rPr>
+              <w:t xml:space="preserve"> </w:t>
+            </w:r>
+            <w:proofErr w:type="gramStart"/>
             <w:r>
               <w:rPr>
                 <w:color w:val="4F81BD" w:themeColor="accent1"/>
@@ -4086,6 +4319,7 @@
               </w:rPr>
               <w:t xml:space="preserve"> ]</w:t>
             </w:r>
+            <w:proofErr w:type="gramEnd"/>
             <w:r>
               <w:rPr>
                 <w:color w:val="4F81BD" w:themeColor="accent1"/>
@@ -4125,16 +4359,34 @@
                 <w:b w:val="0"/>
                 <w:bCs w:val="0"/>
               </w:rPr>
-              <w:t xml:space="preserve">AWS Quantum Networks Workshop (QNW)  </w:t>
-            </w:r>
-            <w:r>
-              <w:rPr>
-                <w:color w:val="4F81BD" w:themeColor="accent1"/>
-                <w:sz w:val="16"/>
-                <w:szCs w:val="16"/>
-              </w:rPr>
-              <w:t xml:space="preserve">[ </w:t>
-            </w:r>
+              <w:t>AWS Quantum Networks Workshop (</w:t>
+            </w:r>
+            <w:proofErr w:type="gramStart"/>
+            <w:r>
+              <w:rPr>
+                <w:b w:val="0"/>
+                <w:bCs w:val="0"/>
+              </w:rPr>
+              <w:t xml:space="preserve">QNW)  </w:t>
+            </w:r>
+            <w:r>
+              <w:rPr>
+                <w:color w:val="4F81BD" w:themeColor="accent1"/>
+                <w:sz w:val="16"/>
+                <w:szCs w:val="16"/>
+              </w:rPr>
+              <w:t>[</w:t>
+            </w:r>
+            <w:proofErr w:type="gramEnd"/>
+            <w:r>
+              <w:rPr>
+                <w:color w:val="4F81BD" w:themeColor="accent1"/>
+                <w:sz w:val="16"/>
+                <w:szCs w:val="16"/>
+              </w:rPr>
+              <w:t xml:space="preserve"> </w:t>
+            </w:r>
+            <w:proofErr w:type="gramStart"/>
             <w:r>
               <w:rPr>
                 <w:color w:val="4F81BD" w:themeColor="accent1"/>
@@ -4151,6 +4403,7 @@
               </w:rPr>
               <w:t xml:space="preserve"> ]</w:t>
             </w:r>
+            <w:proofErr w:type="gramEnd"/>
             <w:r>
               <w:rPr>
                 <w:color w:val="4F81BD" w:themeColor="accent1"/>
@@ -4201,16 +4454,34 @@
                 <w:b w:val="0"/>
                 <w:bCs w:val="0"/>
               </w:rPr>
-              <w:t xml:space="preserve"> Workshop  </w:t>
-            </w:r>
-            <w:r>
-              <w:rPr>
-                <w:color w:val="4F81BD" w:themeColor="accent1"/>
-                <w:sz w:val="16"/>
-                <w:szCs w:val="16"/>
-              </w:rPr>
-              <w:t xml:space="preserve">[ </w:t>
-            </w:r>
+              <w:t xml:space="preserve"> </w:t>
+            </w:r>
+            <w:proofErr w:type="gramStart"/>
+            <w:r>
+              <w:rPr>
+                <w:b w:val="0"/>
+                <w:bCs w:val="0"/>
+              </w:rPr>
+              <w:t xml:space="preserve">Workshop  </w:t>
+            </w:r>
+            <w:r>
+              <w:rPr>
+                <w:color w:val="4F81BD" w:themeColor="accent1"/>
+                <w:sz w:val="16"/>
+                <w:szCs w:val="16"/>
+              </w:rPr>
+              <w:t>[</w:t>
+            </w:r>
+            <w:proofErr w:type="gramEnd"/>
+            <w:r>
+              <w:rPr>
+                <w:color w:val="4F81BD" w:themeColor="accent1"/>
+                <w:sz w:val="16"/>
+                <w:szCs w:val="16"/>
+              </w:rPr>
+              <w:t xml:space="preserve"> </w:t>
+            </w:r>
+            <w:proofErr w:type="gramStart"/>
             <w:r>
               <w:rPr>
                 <w:color w:val="4F81BD" w:themeColor="accent1"/>
@@ -4227,6 +4498,7 @@
               </w:rPr>
               <w:t xml:space="preserve"> ]</w:t>
             </w:r>
+            <w:proofErr w:type="gramEnd"/>
             <w:r>
               <w:rPr>
                 <w:color w:val="4F81BD" w:themeColor="accent1"/>
@@ -4266,16 +4538,34 @@
                 <w:b w:val="0"/>
                 <w:bCs w:val="0"/>
               </w:rPr>
-              <w:t xml:space="preserve">International Laser Ranging Service (ILRS) Technical Workshop  </w:t>
-            </w:r>
-            <w:r>
-              <w:rPr>
-                <w:color w:val="4F81BD" w:themeColor="accent1"/>
-                <w:sz w:val="16"/>
-                <w:szCs w:val="16"/>
-              </w:rPr>
-              <w:t xml:space="preserve">[ </w:t>
-            </w:r>
+              <w:t xml:space="preserve">International Laser Ranging Service (ILRS) Technical </w:t>
+            </w:r>
+            <w:proofErr w:type="gramStart"/>
+            <w:r>
+              <w:rPr>
+                <w:b w:val="0"/>
+                <w:bCs w:val="0"/>
+              </w:rPr>
+              <w:t xml:space="preserve">Workshop  </w:t>
+            </w:r>
+            <w:r>
+              <w:rPr>
+                <w:color w:val="4F81BD" w:themeColor="accent1"/>
+                <w:sz w:val="16"/>
+                <w:szCs w:val="16"/>
+              </w:rPr>
+              <w:t>[</w:t>
+            </w:r>
+            <w:proofErr w:type="gramEnd"/>
+            <w:r>
+              <w:rPr>
+                <w:color w:val="4F81BD" w:themeColor="accent1"/>
+                <w:sz w:val="16"/>
+                <w:szCs w:val="16"/>
+              </w:rPr>
+              <w:t xml:space="preserve"> </w:t>
+            </w:r>
+            <w:proofErr w:type="gramStart"/>
             <w:r>
               <w:rPr>
                 <w:color w:val="4F81BD" w:themeColor="accent1"/>
@@ -4292,6 +4582,7 @@
               </w:rPr>
               <w:t xml:space="preserve"> ]</w:t>
             </w:r>
+            <w:proofErr w:type="gramEnd"/>
             <w:r>
               <w:rPr>
                 <w:color w:val="4F81BD" w:themeColor="accent1"/>
@@ -4331,15 +4622,32 @@
                 <w:b w:val="0"/>
                 <w:bCs w:val="0"/>
               </w:rPr>
-              <w:t xml:space="preserve">NRL Research Presentations and Performance Reviews  </w:t>
-            </w:r>
-            <w:r>
-              <w:rPr>
-                <w:color w:val="4F81BD" w:themeColor="accent1"/>
-                <w:sz w:val="16"/>
-                <w:szCs w:val="16"/>
-              </w:rPr>
-              <w:t>[ 2012</w:t>
+              <w:t xml:space="preserve">NRL Research Presentations and Performance </w:t>
+            </w:r>
+            <w:proofErr w:type="gramStart"/>
+            <w:r>
+              <w:rPr>
+                <w:b w:val="0"/>
+                <w:bCs w:val="0"/>
+              </w:rPr>
+              <w:t xml:space="preserve">Reviews  </w:t>
+            </w:r>
+            <w:r>
+              <w:rPr>
+                <w:color w:val="4F81BD" w:themeColor="accent1"/>
+                <w:sz w:val="16"/>
+                <w:szCs w:val="16"/>
+              </w:rPr>
+              <w:t>[</w:t>
+            </w:r>
+            <w:proofErr w:type="gramEnd"/>
+            <w:r>
+              <w:rPr>
+                <w:color w:val="4F81BD" w:themeColor="accent1"/>
+                <w:sz w:val="16"/>
+                <w:szCs w:val="16"/>
+              </w:rPr>
+              <w:t xml:space="preserve"> 2012</w:t>
             </w:r>
             <w:r>
               <w:rPr>
@@ -4349,13 +4657,23 @@
               </w:rPr>
               <w:t xml:space="preserve"> – </w:t>
             </w:r>
-            <w:r>
-              <w:rPr>
-                <w:color w:val="4F81BD" w:themeColor="accent1"/>
-                <w:sz w:val="16"/>
-                <w:szCs w:val="16"/>
-              </w:rPr>
-              <w:t xml:space="preserve">2024 ]  </w:t>
+            <w:proofErr w:type="gramStart"/>
+            <w:r>
+              <w:rPr>
+                <w:color w:val="4F81BD" w:themeColor="accent1"/>
+                <w:sz w:val="16"/>
+                <w:szCs w:val="16"/>
+              </w:rPr>
+              <w:t>2024 ]</w:t>
+            </w:r>
+            <w:proofErr w:type="gramEnd"/>
+            <w:r>
+              <w:rPr>
+                <w:color w:val="4F81BD" w:themeColor="accent1"/>
+                <w:sz w:val="16"/>
+                <w:szCs w:val="16"/>
+              </w:rPr>
+              <w:t xml:space="preserve">  </w:t>
             </w:r>
             <w:r>
               <w:rPr>
@@ -4579,16 +4897,30 @@
               <w:keepNext w:val="0"/>
             </w:pPr>
             <w:r>
-              <w:t xml:space="preserve">Peer Mentorship  </w:t>
-            </w:r>
-            <w:r>
-              <w:rPr>
-                <w:color w:val="4F81BD" w:themeColor="accent1"/>
-                <w:sz w:val="16"/>
-                <w:szCs w:val="16"/>
-              </w:rPr>
-              <w:t xml:space="preserve">[ </w:t>
-            </w:r>
+              <w:t xml:space="preserve">Peer </w:t>
+            </w:r>
+            <w:proofErr w:type="gramStart"/>
+            <w:r>
+              <w:t xml:space="preserve">Mentorship  </w:t>
+            </w:r>
+            <w:r>
+              <w:rPr>
+                <w:color w:val="4F81BD" w:themeColor="accent1"/>
+                <w:sz w:val="16"/>
+                <w:szCs w:val="16"/>
+              </w:rPr>
+              <w:t>[</w:t>
+            </w:r>
+            <w:proofErr w:type="gramEnd"/>
+            <w:r>
+              <w:rPr>
+                <w:color w:val="4F81BD" w:themeColor="accent1"/>
+                <w:sz w:val="16"/>
+                <w:szCs w:val="16"/>
+              </w:rPr>
+              <w:t xml:space="preserve"> </w:t>
+            </w:r>
+            <w:proofErr w:type="gramStart"/>
             <w:r>
               <w:rPr>
                 <w:color w:val="4F81BD" w:themeColor="accent1"/>
@@ -4603,8 +4935,18 @@
                 <w:sz w:val="16"/>
                 <w:szCs w:val="16"/>
               </w:rPr>
-              <w:t xml:space="preserve">  – </w:t>
-            </w:r>
+              <w:t xml:space="preserve">  –</w:t>
+            </w:r>
+            <w:proofErr w:type="gramEnd"/>
+            <w:r>
+              <w:rPr>
+                <w:color w:val="4F81BD" w:themeColor="accent1"/>
+                <w:sz w:val="16"/>
+                <w:szCs w:val="16"/>
+              </w:rPr>
+              <w:t xml:space="preserve"> </w:t>
+            </w:r>
+            <w:proofErr w:type="gramStart"/>
             <w:r>
               <w:rPr>
                 <w:color w:val="4F81BD" w:themeColor="accent1"/>
@@ -4621,6 +4963,7 @@
               </w:rPr>
               <w:t>]</w:t>
             </w:r>
+            <w:proofErr w:type="gramEnd"/>
             <w:r>
               <w:rPr>
                 <w:color w:val="4F81BD" w:themeColor="accent1"/>
@@ -4647,7 +4990,11 @@
               <w:keepNext w:val="0"/>
             </w:pPr>
             <w:r>
-              <w:t>University and Department Tours</w:t>
+              <w:t xml:space="preserve">University and Department </w:t>
+            </w:r>
+            <w:proofErr w:type="gramStart"/>
+            <w:r>
+              <w:t>Tours</w:t>
             </w:r>
             <w:r>
               <w:rPr>
@@ -4662,8 +5009,18 @@
                 <w:sz w:val="16"/>
                 <w:szCs w:val="16"/>
               </w:rPr>
-              <w:t xml:space="preserve">[ </w:t>
-            </w:r>
+              <w:t>[</w:t>
+            </w:r>
+            <w:proofErr w:type="gramEnd"/>
+            <w:r>
+              <w:rPr>
+                <w:color w:val="4F81BD" w:themeColor="accent1"/>
+                <w:sz w:val="16"/>
+                <w:szCs w:val="16"/>
+              </w:rPr>
+              <w:t xml:space="preserve"> </w:t>
+            </w:r>
+            <w:proofErr w:type="gramStart"/>
             <w:r>
               <w:rPr>
                 <w:color w:val="4F81BD" w:themeColor="accent1"/>
@@ -4678,8 +5035,18 @@
                 <w:sz w:val="16"/>
                 <w:szCs w:val="16"/>
               </w:rPr>
-              <w:t xml:space="preserve">  – </w:t>
-            </w:r>
+              <w:t xml:space="preserve">  –</w:t>
+            </w:r>
+            <w:proofErr w:type="gramEnd"/>
+            <w:r>
+              <w:rPr>
+                <w:color w:val="4F81BD" w:themeColor="accent1"/>
+                <w:sz w:val="16"/>
+                <w:szCs w:val="16"/>
+              </w:rPr>
+              <w:t xml:space="preserve"> </w:t>
+            </w:r>
+            <w:proofErr w:type="gramStart"/>
             <w:r>
               <w:rPr>
                 <w:color w:val="4F81BD" w:themeColor="accent1"/>
@@ -4696,6 +5063,7 @@
               </w:rPr>
               <w:t>]</w:t>
             </w:r>
+            <w:proofErr w:type="gramEnd"/>
             <w:r>
               <w:rPr>
                 <w:color w:val="4F81BD" w:themeColor="accent1"/>
@@ -4745,16 +5113,34 @@
                 <w:b w:val="0"/>
                 <w:bCs w:val="0"/>
               </w:rPr>
-              <w:t xml:space="preserve"> Kappa Nu  </w:t>
-            </w:r>
-            <w:r>
-              <w:rPr>
-                <w:color w:val="4F81BD" w:themeColor="accent1"/>
-                <w:sz w:val="16"/>
-                <w:szCs w:val="16"/>
-              </w:rPr>
-              <w:t xml:space="preserve">[ </w:t>
-            </w:r>
+              <w:t xml:space="preserve"> Kappa </w:t>
+            </w:r>
+            <w:proofErr w:type="gramStart"/>
+            <w:r>
+              <w:rPr>
+                <w:b w:val="0"/>
+                <w:bCs w:val="0"/>
+              </w:rPr>
+              <w:t xml:space="preserve">Nu  </w:t>
+            </w:r>
+            <w:r>
+              <w:rPr>
+                <w:color w:val="4F81BD" w:themeColor="accent1"/>
+                <w:sz w:val="16"/>
+                <w:szCs w:val="16"/>
+              </w:rPr>
+              <w:t>[</w:t>
+            </w:r>
+            <w:proofErr w:type="gramEnd"/>
+            <w:r>
+              <w:rPr>
+                <w:color w:val="4F81BD" w:themeColor="accent1"/>
+                <w:sz w:val="16"/>
+                <w:szCs w:val="16"/>
+              </w:rPr>
+              <w:t xml:space="preserve"> </w:t>
+            </w:r>
+            <w:proofErr w:type="gramStart"/>
             <w:r>
               <w:rPr>
                 <w:color w:val="4F81BD" w:themeColor="accent1"/>
@@ -4771,6 +5157,7 @@
               </w:rPr>
               <w:t xml:space="preserve"> ]</w:t>
             </w:r>
+            <w:proofErr w:type="gramEnd"/>
             <w:r>
               <w:rPr>
                 <w:color w:val="4F81BD" w:themeColor="accent1"/>
@@ -4943,8 +5330,13 @@
                     <w:keepNext w:val="0"/>
                   </w:pPr>
                   <w:r>
-                    <w:t>[ 6/2026 ]</w:t>
-                  </w:r>
+                    <w:t>[ 6/</w:t>
+                  </w:r>
+                  <w:proofErr w:type="gramStart"/>
+                  <w:r>
+                    <w:t>2026 ]</w:t>
+                  </w:r>
+                  <w:proofErr w:type="gramEnd"/>
                 </w:p>
               </w:tc>
             </w:tr>
@@ -5222,8 +5614,13 @@
                     <w:keepNext w:val="0"/>
                   </w:pPr>
                   <w:r>
-                    <w:t>[ 4/2025 ]</w:t>
-                  </w:r>
+                    <w:t>[ 4/</w:t>
+                  </w:r>
+                  <w:proofErr w:type="gramStart"/>
+                  <w:r>
+                    <w:t>2025 ]</w:t>
+                  </w:r>
+                  <w:proofErr w:type="gramEnd"/>
                 </w:p>
               </w:tc>
             </w:tr>
@@ -5375,8 +5772,13 @@
                     <w:keepNext w:val="0"/>
                   </w:pPr>
                   <w:r>
-                    <w:t>[ 3/2023 ]</w:t>
-                  </w:r>
+                    <w:t>[ 3/</w:t>
+                  </w:r>
+                  <w:proofErr w:type="gramStart"/>
+                  <w:r>
+                    <w:t>2023 ]</w:t>
+                  </w:r>
+                  <w:proofErr w:type="gramEnd"/>
                 </w:p>
               </w:tc>
             </w:tr>
@@ -5510,8 +5912,13 @@
                     <w:keepNext w:val="0"/>
                   </w:pPr>
                   <w:r>
-                    <w:t>[ 1/2021 – 8/2022 ]</w:t>
-                  </w:r>
+                    <w:t>[ 1/2021 – 8/</w:t>
+                  </w:r>
+                  <w:proofErr w:type="gramStart"/>
+                  <w:r>
+                    <w:t>2022 ]</w:t>
+                  </w:r>
+                  <w:proofErr w:type="gramEnd"/>
                 </w:p>
               </w:tc>
             </w:tr>
@@ -5648,8 +6055,13 @@
                     <w:keepNext w:val="0"/>
                   </w:pPr>
                   <w:r>
-                    <w:t>[ 10/2021 – 12/2021 ]</w:t>
-                  </w:r>
+                    <w:t>[ 10/2021 – 12/</w:t>
+                  </w:r>
+                  <w:proofErr w:type="gramStart"/>
+                  <w:r>
+                    <w:t>2021 ]</w:t>
+                  </w:r>
+                  <w:proofErr w:type="gramEnd"/>
                 </w:p>
               </w:tc>
             </w:tr>
@@ -5765,8 +6177,13 @@
                     <w:keepNext w:val="0"/>
                   </w:pPr>
                   <w:r>
-                    <w:t>[ 4/2021 – 5/2021 ]</w:t>
-                  </w:r>
+                    <w:t>[ 4/2021 – 5/</w:t>
+                  </w:r>
+                  <w:proofErr w:type="gramStart"/>
+                  <w:r>
+                    <w:t>2021 ]</w:t>
+                  </w:r>
+                  <w:proofErr w:type="gramEnd"/>
                 </w:p>
               </w:tc>
             </w:tr>
@@ -5877,8 +6294,13 @@
                     <w:keepNext w:val="0"/>
                   </w:pPr>
                   <w:r>
-                    <w:t>[ 8/2016 – 12/2016 ]</w:t>
-                  </w:r>
+                    <w:t>[ 8/2016 – 12/</w:t>
+                  </w:r>
+                  <w:proofErr w:type="gramStart"/>
+                  <w:r>
+                    <w:t>2016 ]</w:t>
+                  </w:r>
+                  <w:proofErr w:type="gramEnd"/>
                 </w:p>
               </w:tc>
             </w:tr>
@@ -5989,7 +6411,15 @@
                     <w:keepNext w:val="0"/>
                   </w:pPr>
                   <w:r>
-                    <w:t xml:space="preserve">[ 8/2015 – 5/2016 ] </w:t>
+                    <w:t>[ 8/2015 – 5/</w:t>
+                  </w:r>
+                  <w:proofErr w:type="gramStart"/>
+                  <w:r>
+                    <w:t>2016 ]</w:t>
+                  </w:r>
+                  <w:proofErr w:type="gramEnd"/>
+                  <w:r>
+                    <w:t xml:space="preserve"> </w:t>
                   </w:r>
                 </w:p>
               </w:tc>
@@ -6005,7 +6435,15 @@
                     <w:pStyle w:val="Content"/>
                   </w:pPr>
                   <w:r>
-                    <w:t xml:space="preserve">Created a wireless off-the-shelf device for interfacing with vehicle OBDII system. Developed companion Linux and mobile application software for wireless data acquisition and interaction. Learned project management, project documentation such as request for proposal, and customer relations from instructors that have extensive backgrounds in the corporate world. </w:t>
+                    <w:t xml:space="preserve">Created a wireless off-the-shelf device for interfacing with vehicle OBDII system. Developed companion Linux and mobile application software for wireless data acquisition and interaction. Learned project management, project documentation such as </w:t>
+                  </w:r>
+                  <w:proofErr w:type="gramStart"/>
+                  <w:r>
+                    <w:t>request</w:t>
+                  </w:r>
+                  <w:proofErr w:type="gramEnd"/>
+                  <w:r>
+                    <w:t xml:space="preserve"> for proposal, and customer relations from instructors that have extensive backgrounds in the corporate world. </w:t>
                   </w:r>
                 </w:p>
               </w:tc>
@@ -6107,8 +6545,13 @@
                     <w:keepNext w:val="0"/>
                   </w:pPr>
                   <w:r>
-                    <w:t>[ 1/2015 – 5/2015 ]</w:t>
-                  </w:r>
+                    <w:t>[ 1/2015 – 5/</w:t>
+                  </w:r>
+                  <w:proofErr w:type="gramStart"/>
+                  <w:r>
+                    <w:t>2015 ]</w:t>
+                  </w:r>
+                  <w:proofErr w:type="gramEnd"/>
                 </w:p>
               </w:tc>
             </w:tr>
@@ -6123,7 +6566,15 @@
                     <w:pStyle w:val="Content"/>
                   </w:pPr>
                   <w:r>
-                    <w:t>Developed a RTL-SDR receiver system called ‘</w:t>
+                    <w:t xml:space="preserve">Developed </w:t>
+                  </w:r>
+                  <w:proofErr w:type="gramStart"/>
+                  <w:r>
+                    <w:t>a</w:t>
+                  </w:r>
+                  <w:proofErr w:type="gramEnd"/>
+                  <w:r>
+                    <w:t xml:space="preserve"> RTL-SDR receiver system called ‘</w:t>
                   </w:r>
                   <w:proofErr w:type="spellStart"/>
                   <w:r>
@@ -6241,8 +6692,13 @@
                     <w:keepNext w:val="0"/>
                   </w:pPr>
                   <w:r>
-                    <w:t>[ 7/2015 – 08/2015 ]</w:t>
-                  </w:r>
+                    <w:t>[ 7/2015 – 08/</w:t>
+                  </w:r>
+                  <w:proofErr w:type="gramStart"/>
+                  <w:r>
+                    <w:t>2015 ]</w:t>
+                  </w:r>
+                  <w:proofErr w:type="gramEnd"/>
                 </w:p>
               </w:tc>
             </w:tr>
@@ -7996,7 +8452,15 @@
                 <w:b w:val="0"/>
                 <w:bCs w:val="0"/>
               </w:rPr>
-              <w:t>IEEE Honor Society</w:t>
+              <w:t xml:space="preserve">IEEE Honor </w:t>
+            </w:r>
+            <w:proofErr w:type="gramStart"/>
+            <w:r>
+              <w:rPr>
+                <w:b w:val="0"/>
+                <w:bCs w:val="0"/>
+              </w:rPr>
+              <w:t>Society</w:t>
             </w:r>
             <w:r>
               <w:t xml:space="preserve">  </w:t>
@@ -8007,8 +8471,27 @@
                 <w:sz w:val="16"/>
                 <w:szCs w:val="24"/>
               </w:rPr>
-              <w:t>[ 2021 – Present ]</w:t>
-            </w:r>
+              <w:t>[</w:t>
+            </w:r>
+            <w:proofErr w:type="gramEnd"/>
+            <w:r>
+              <w:rPr>
+                <w:color w:val="4F81BD" w:themeColor="accent1"/>
+                <w:sz w:val="16"/>
+                <w:szCs w:val="24"/>
+              </w:rPr>
+              <w:t xml:space="preserve"> 2021 – </w:t>
+            </w:r>
+            <w:proofErr w:type="gramStart"/>
+            <w:r>
+              <w:rPr>
+                <w:color w:val="4F81BD" w:themeColor="accent1"/>
+                <w:sz w:val="16"/>
+                <w:szCs w:val="24"/>
+              </w:rPr>
+              <w:t>Present ]</w:t>
+            </w:r>
+            <w:proofErr w:type="gramEnd"/>
           </w:p>
           <w:p>
             <w:pPr>
@@ -8019,6 +8502,7 @@
                 <w:szCs w:val="10"/>
               </w:rPr>
             </w:pPr>
+            <w:proofErr w:type="gramStart"/>
             <w:r>
               <w:t xml:space="preserve">IEEE  </w:t>
             </w:r>
@@ -8028,8 +8512,27 @@
                 <w:sz w:val="16"/>
                 <w:szCs w:val="24"/>
               </w:rPr>
-              <w:t>[ 2021 – Present ]</w:t>
-            </w:r>
+              <w:t>[</w:t>
+            </w:r>
+            <w:proofErr w:type="gramEnd"/>
+            <w:r>
+              <w:rPr>
+                <w:color w:val="4F81BD" w:themeColor="accent1"/>
+                <w:sz w:val="16"/>
+                <w:szCs w:val="24"/>
+              </w:rPr>
+              <w:t xml:space="preserve"> 2021 – </w:t>
+            </w:r>
+            <w:proofErr w:type="gramStart"/>
+            <w:r>
+              <w:rPr>
+                <w:color w:val="4F81BD" w:themeColor="accent1"/>
+                <w:sz w:val="16"/>
+                <w:szCs w:val="24"/>
+              </w:rPr>
+              <w:t>Present ]</w:t>
+            </w:r>
+            <w:proofErr w:type="gramEnd"/>
           </w:p>
         </w:tc>
       </w:tr>
@@ -8157,7 +8660,15 @@
                 <w:b w:val="0"/>
                 <w:bCs w:val="0"/>
               </w:rPr>
-              <w:t>Department of Electrical and Computer Engineering</w:t>
+              <w:t xml:space="preserve">Department of Electrical and Computer </w:t>
+            </w:r>
+            <w:proofErr w:type="gramStart"/>
+            <w:r>
+              <w:rPr>
+                <w:b w:val="0"/>
+                <w:bCs w:val="0"/>
+              </w:rPr>
+              <w:t>Engineering</w:t>
             </w:r>
             <w:r>
               <w:t xml:space="preserve"> </w:t>
@@ -8171,14 +8682,23 @@
                 <w:sz w:val="16"/>
                 <w:szCs w:val="24"/>
               </w:rPr>
-              <w:t>[ 202</w:t>
-            </w:r>
+              <w:t>[</w:t>
+            </w:r>
+            <w:proofErr w:type="gramEnd"/>
             <w:r>
               <w:rPr>
                 <w:color w:val="4F81BD" w:themeColor="accent1"/>
                 <w:sz w:val="16"/>
                 <w:szCs w:val="24"/>
               </w:rPr>
+              <w:t xml:space="preserve"> 202</w:t>
+            </w:r>
+            <w:r>
+              <w:rPr>
+                <w:color w:val="4F81BD" w:themeColor="accent1"/>
+                <w:sz w:val="16"/>
+                <w:szCs w:val="24"/>
+              </w:rPr>
               <w:t>2</w:t>
             </w:r>
             <w:r>
@@ -8187,8 +8707,18 @@
                 <w:sz w:val="16"/>
                 <w:szCs w:val="24"/>
               </w:rPr>
-              <w:t xml:space="preserve"> – Present ]</w:t>
-            </w:r>
+              <w:t xml:space="preserve"> – </w:t>
+            </w:r>
+            <w:proofErr w:type="gramStart"/>
+            <w:r>
+              <w:rPr>
+                <w:color w:val="4F81BD" w:themeColor="accent1"/>
+                <w:sz w:val="16"/>
+                <w:szCs w:val="24"/>
+              </w:rPr>
+              <w:t>Present ]</w:t>
+            </w:r>
+            <w:proofErr w:type="gramEnd"/>
           </w:p>
           <w:p>
             <w:pPr>
@@ -8634,7 +9164,15 @@
                 <w:b w:val="0"/>
                 <w:bCs w:val="0"/>
               </w:rPr>
-              <w:t>employment, Virginia Tech</w:t>
+              <w:t xml:space="preserve">employment, Virginia </w:t>
+            </w:r>
+            <w:proofErr w:type="gramStart"/>
+            <w:r>
+              <w:rPr>
+                <w:b w:val="0"/>
+                <w:bCs w:val="0"/>
+              </w:rPr>
+              <w:t>Tech</w:t>
             </w:r>
             <w:r>
               <w:t xml:space="preserve">  </w:t>
@@ -8645,7 +9183,16 @@
                 <w:sz w:val="16"/>
                 <w:szCs w:val="16"/>
               </w:rPr>
-              <w:t xml:space="preserve">[ </w:t>
+              <w:t>[</w:t>
+            </w:r>
+            <w:proofErr w:type="gramEnd"/>
+            <w:r>
+              <w:rPr>
+                <w:color w:val="4F81BD" w:themeColor="accent1"/>
+                <w:sz w:val="16"/>
+                <w:szCs w:val="16"/>
+              </w:rPr>
+              <w:t xml:space="preserve"> </w:t>
             </w:r>
             <w:r>
               <w:rPr>
@@ -8669,15 +9216,33 @@
                 <w:sz w:val="16"/>
                 <w:szCs w:val="16"/>
               </w:rPr>
-              <w:t>12/2016</w:t>
-            </w:r>
-            <w:r>
-              <w:rPr>
-                <w:color w:val="4F81BD" w:themeColor="accent1"/>
-                <w:sz w:val="16"/>
-                <w:szCs w:val="16"/>
-              </w:rPr>
-              <w:t xml:space="preserve"> ] </w:t>
+              <w:t>12/</w:t>
+            </w:r>
+            <w:proofErr w:type="gramStart"/>
+            <w:r>
+              <w:rPr>
+                <w:color w:val="4F81BD" w:themeColor="accent1"/>
+                <w:sz w:val="16"/>
+                <w:szCs w:val="16"/>
+              </w:rPr>
+              <w:t>2016</w:t>
+            </w:r>
+            <w:r>
+              <w:rPr>
+                <w:color w:val="4F81BD" w:themeColor="accent1"/>
+                <w:sz w:val="16"/>
+                <w:szCs w:val="16"/>
+              </w:rPr>
+              <w:t xml:space="preserve"> ]</w:t>
+            </w:r>
+            <w:proofErr w:type="gramEnd"/>
+            <w:r>
+              <w:rPr>
+                <w:color w:val="4F81BD" w:themeColor="accent1"/>
+                <w:sz w:val="16"/>
+                <w:szCs w:val="16"/>
+              </w:rPr>
+              <w:t xml:space="preserve"> </w:t>
             </w:r>
             <w:r>
               <w:rPr>
@@ -8747,7 +9312,15 @@
                 <w:b w:val="0"/>
                 <w:bCs w:val="0"/>
               </w:rPr>
-              <w:t>, employment, Germanna Community College</w:t>
+              <w:t xml:space="preserve">, employment, Germanna Community </w:t>
+            </w:r>
+            <w:proofErr w:type="gramStart"/>
+            <w:r>
+              <w:rPr>
+                <w:b w:val="0"/>
+                <w:bCs w:val="0"/>
+              </w:rPr>
+              <w:t>College</w:t>
             </w:r>
             <w:r>
               <w:t xml:space="preserve">  </w:t>
@@ -8758,7 +9331,16 @@
                 <w:sz w:val="16"/>
                 <w:szCs w:val="16"/>
               </w:rPr>
-              <w:t xml:space="preserve">[ </w:t>
+              <w:t>[</w:t>
+            </w:r>
+            <w:proofErr w:type="gramEnd"/>
+            <w:r>
+              <w:rPr>
+                <w:color w:val="4F81BD" w:themeColor="accent1"/>
+                <w:sz w:val="16"/>
+                <w:szCs w:val="16"/>
+              </w:rPr>
+              <w:t xml:space="preserve"> </w:t>
             </w:r>
             <w:r>
               <w:rPr>
@@ -8782,15 +9364,33 @@
                 <w:sz w:val="16"/>
                 <w:szCs w:val="16"/>
               </w:rPr>
-              <w:t>5/2012</w:t>
-            </w:r>
-            <w:r>
-              <w:rPr>
-                <w:color w:val="4F81BD" w:themeColor="accent1"/>
-                <w:sz w:val="16"/>
-                <w:szCs w:val="16"/>
-              </w:rPr>
-              <w:t xml:space="preserve"> ] </w:t>
+              <w:t>5/</w:t>
+            </w:r>
+            <w:proofErr w:type="gramStart"/>
+            <w:r>
+              <w:rPr>
+                <w:color w:val="4F81BD" w:themeColor="accent1"/>
+                <w:sz w:val="16"/>
+                <w:szCs w:val="16"/>
+              </w:rPr>
+              <w:t>2012</w:t>
+            </w:r>
+            <w:r>
+              <w:rPr>
+                <w:color w:val="4F81BD" w:themeColor="accent1"/>
+                <w:sz w:val="16"/>
+                <w:szCs w:val="16"/>
+              </w:rPr>
+              <w:t xml:space="preserve"> ]</w:t>
+            </w:r>
+            <w:proofErr w:type="gramEnd"/>
+            <w:r>
+              <w:rPr>
+                <w:color w:val="4F81BD" w:themeColor="accent1"/>
+                <w:sz w:val="16"/>
+                <w:szCs w:val="16"/>
+              </w:rPr>
+              <w:t xml:space="preserve"> </w:t>
             </w:r>
             <w:r>
               <w:rPr>
@@ -8866,6 +9466,7 @@
             <w:r>
               <w:t xml:space="preserve">Chi Alpha Campus </w:t>
             </w:r>
+            <w:proofErr w:type="gramStart"/>
             <w:r>
               <w:t>Ministries</w:t>
             </w:r>
@@ -8878,7 +9479,16 @@
                 <w:sz w:val="16"/>
                 <w:szCs w:val="16"/>
               </w:rPr>
-              <w:t>[ 201</w:t>
+              <w:t>[</w:t>
+            </w:r>
+            <w:proofErr w:type="gramEnd"/>
+            <w:r>
+              <w:rPr>
+                <w:color w:val="4F81BD" w:themeColor="accent1"/>
+                <w:sz w:val="16"/>
+                <w:szCs w:val="16"/>
+              </w:rPr>
+              <w:t xml:space="preserve"> 201</w:t>
             </w:r>
             <w:r>
               <w:rPr>
@@ -8896,6 +9506,7 @@
               </w:rPr>
               <w:t xml:space="preserve"> – </w:t>
             </w:r>
+            <w:proofErr w:type="gramStart"/>
             <w:r>
               <w:rPr>
                 <w:color w:val="4F81BD" w:themeColor="accent1"/>
@@ -8910,7 +9521,16 @@
                 <w:sz w:val="16"/>
                 <w:szCs w:val="16"/>
               </w:rPr>
-              <w:t xml:space="preserve"> ] </w:t>
+              <w:t xml:space="preserve"> ]</w:t>
+            </w:r>
+            <w:proofErr w:type="gramEnd"/>
+            <w:r>
+              <w:rPr>
+                <w:color w:val="4F81BD" w:themeColor="accent1"/>
+                <w:sz w:val="16"/>
+                <w:szCs w:val="16"/>
+              </w:rPr>
+              <w:t xml:space="preserve"> </w:t>
             </w:r>
             <w:r>
               <w:rPr>
@@ -8995,15 +9615,28 @@
               <w:keepNext w:val="0"/>
             </w:pPr>
             <w:r>
-              <w:t xml:space="preserve">Church Audio-Visual (AV), Information Technology (IT), and Experience Teams  </w:t>
-            </w:r>
-            <w:r>
-              <w:rPr>
-                <w:color w:val="4F81BD" w:themeColor="accent1"/>
-                <w:sz w:val="16"/>
-                <w:szCs w:val="16"/>
-              </w:rPr>
-              <w:t>[ 20</w:t>
+              <w:t xml:space="preserve">Church Audio-Visual (AV), Information Technology (IT), and Experience </w:t>
+            </w:r>
+            <w:proofErr w:type="gramStart"/>
+            <w:r>
+              <w:t xml:space="preserve">Teams  </w:t>
+            </w:r>
+            <w:r>
+              <w:rPr>
+                <w:color w:val="4F81BD" w:themeColor="accent1"/>
+                <w:sz w:val="16"/>
+                <w:szCs w:val="16"/>
+              </w:rPr>
+              <w:t>[</w:t>
+            </w:r>
+            <w:proofErr w:type="gramEnd"/>
+            <w:r>
+              <w:rPr>
+                <w:color w:val="4F81BD" w:themeColor="accent1"/>
+                <w:sz w:val="16"/>
+                <w:szCs w:val="16"/>
+              </w:rPr>
+              <w:t xml:space="preserve"> 20</w:t>
             </w:r>
             <w:r>
               <w:rPr>
@@ -9021,6 +9654,7 @@
               </w:rPr>
               <w:t xml:space="preserve"> – </w:t>
             </w:r>
+            <w:proofErr w:type="gramStart"/>
             <w:r>
               <w:rPr>
                 <w:color w:val="4F81BD" w:themeColor="accent1"/>
@@ -9037,6 +9671,7 @@
               </w:rPr>
               <w:t xml:space="preserve"> ]</w:t>
             </w:r>
+            <w:proofErr w:type="gramEnd"/>
             <w:r>
               <w:rPr>
                 <w:color w:val="4F81BD" w:themeColor="accent1"/>
@@ -9098,15 +9733,46 @@
               <w:keepNext w:val="0"/>
             </w:pPr>
             <w:r>
-              <w:t xml:space="preserve">Virginia Tech Fencing Club  </w:t>
-            </w:r>
-            <w:r>
-              <w:rPr>
-                <w:color w:val="4F81BD" w:themeColor="accent1"/>
-                <w:sz w:val="16"/>
-                <w:szCs w:val="16"/>
-              </w:rPr>
-              <w:t xml:space="preserve">[ 2013 – 2014 ] </w:t>
+              <w:t xml:space="preserve">Virginia Tech Fencing </w:t>
+            </w:r>
+            <w:proofErr w:type="gramStart"/>
+            <w:r>
+              <w:t xml:space="preserve">Club  </w:t>
+            </w:r>
+            <w:r>
+              <w:rPr>
+                <w:color w:val="4F81BD" w:themeColor="accent1"/>
+                <w:sz w:val="16"/>
+                <w:szCs w:val="16"/>
+              </w:rPr>
+              <w:t>[</w:t>
+            </w:r>
+            <w:proofErr w:type="gramEnd"/>
+            <w:r>
+              <w:rPr>
+                <w:color w:val="4F81BD" w:themeColor="accent1"/>
+                <w:sz w:val="16"/>
+                <w:szCs w:val="16"/>
+              </w:rPr>
+              <w:t xml:space="preserve"> 2013 – </w:t>
+            </w:r>
+            <w:proofErr w:type="gramStart"/>
+            <w:r>
+              <w:rPr>
+                <w:color w:val="4F81BD" w:themeColor="accent1"/>
+                <w:sz w:val="16"/>
+                <w:szCs w:val="16"/>
+              </w:rPr>
+              <w:t>2014 ]</w:t>
+            </w:r>
+            <w:proofErr w:type="gramEnd"/>
+            <w:r>
+              <w:rPr>
+                <w:color w:val="4F81BD" w:themeColor="accent1"/>
+                <w:sz w:val="16"/>
+                <w:szCs w:val="16"/>
+              </w:rPr>
+              <w:t xml:space="preserve"> </w:t>
             </w:r>
             <w:r>
               <w:rPr>
@@ -12276,7 +12942,6 @@
     <w:rsid w:val="001E6351"/>
     <w:rsid w:val="0021737E"/>
     <w:rsid w:val="00230187"/>
-    <w:rsid w:val="002D408F"/>
     <w:rsid w:val="00302FDA"/>
     <w:rsid w:val="0032046F"/>
     <w:rsid w:val="003A5844"/>
@@ -12300,6 +12965,7 @@
     <w:rsid w:val="00920774"/>
     <w:rsid w:val="00963654"/>
     <w:rsid w:val="009B4380"/>
+    <w:rsid w:val="00A86165"/>
     <w:rsid w:val="00B16D3B"/>
     <w:rsid w:val="00B3182F"/>
     <w:rsid w:val="00B67F5F"/>

--- a/derieux_resume_multipage.docx
+++ b/derieux_resume_multipage.docx
@@ -4647,7 +4647,15 @@
                 <w:sz w:val="16"/>
                 <w:szCs w:val="16"/>
               </w:rPr>
-              <w:t xml:space="preserve"> 2012</w:t>
+              <w:t xml:space="preserve"> 201</w:t>
+            </w:r>
+            <w:r>
+              <w:rPr>
+                <w:color w:val="4F81BD" w:themeColor="accent1"/>
+                <w:sz w:val="16"/>
+                <w:szCs w:val="16"/>
+              </w:rPr>
+              <w:t>0</w:t>
             </w:r>
             <w:r>
               <w:rPr>
@@ -12953,6 +12961,7 @@
     <w:rsid w:val="004B72E9"/>
     <w:rsid w:val="004E6208"/>
     <w:rsid w:val="0053687F"/>
+    <w:rsid w:val="006113AA"/>
     <w:rsid w:val="00674A94"/>
     <w:rsid w:val="006B5A05"/>
     <w:rsid w:val="006D4195"/>
@@ -12965,7 +12974,6 @@
     <w:rsid w:val="00920774"/>
     <w:rsid w:val="00963654"/>
     <w:rsid w:val="009B4380"/>
-    <w:rsid w:val="00A86165"/>
     <w:rsid w:val="00B16D3B"/>
     <w:rsid w:val="00B3182F"/>
     <w:rsid w:val="00B67F5F"/>

--- a/derieux_resume_multipage.docx
+++ b/derieux_resume_multipage.docx
@@ -9776,22 +9776,16 @@
             <w:proofErr w:type="gramEnd"/>
             <w:r>
               <w:rPr>
-                <w:color w:val="4F81BD" w:themeColor="accent1"/>
-                <w:sz w:val="16"/>
-                <w:szCs w:val="16"/>
-              </w:rPr>
-              <w:t xml:space="preserve"> </w:t>
-            </w:r>
-            <w:r>
-              <w:rPr>
-                <w:color w:val="4F81BD" w:themeColor="accent1"/>
-                <w:sz w:val="16"/>
-                <w:szCs w:val="16"/>
-              </w:rPr>
-              <w:t xml:space="preserve"> </w:t>
-            </w:r>
-            <w:r>
-              <w:rPr>
+                <w:rFonts w:ascii="Helvetica Neue" w:hAnsi="Helvetica Neue"/>
+                <w:color w:val="4F81BD" w:themeColor="accent1"/>
+                <w:sz w:val="16"/>
+                <w:szCs w:val="16"/>
+              </w:rPr>
+              <w:t xml:space="preserve">  </w:t>
+            </w:r>
+            <w:r>
+              <w:rPr>
+                <w:rFonts w:ascii="Helvetica Neue" w:hAnsi="Helvetica Neue"/>
                 <w:b w:val="0"/>
                 <w:bCs w:val="0"/>
                 <w:color w:val="7F7F7F" w:themeColor="text1" w:themeTint="80"/>
@@ -12960,8 +12954,8 @@
     <w:rsid w:val="004B2B15"/>
     <w:rsid w:val="004B72E9"/>
     <w:rsid w:val="004E6208"/>
+    <w:rsid w:val="0050079B"/>
     <w:rsid w:val="0053687F"/>
-    <w:rsid w:val="006113AA"/>
     <w:rsid w:val="00674A94"/>
     <w:rsid w:val="006B5A05"/>
     <w:rsid w:val="006D4195"/>

--- a/derieux_resume_multipage.docx
+++ b/derieux_resume_multipage.docx
@@ -1215,16 +1215,11 @@
                     <w:t xml:space="preserve">[ 8/2022 – </w:t>
                   </w:r>
                   <w:r>
-                    <w:t>Expected 12/</w:t>
-                  </w:r>
-                  <w:proofErr w:type="gramStart"/>
-                  <w:r>
-                    <w:t>2026</w:t>
+                    <w:t>Expected 12/2026</w:t>
                   </w:r>
                   <w:r>
                     <w:t xml:space="preserve"> ]</w:t>
                   </w:r>
-                  <w:proofErr w:type="gramEnd"/>
                 </w:p>
               </w:tc>
             </w:tr>
@@ -1388,13 +1383,8 @@
                     <w:keepNext w:val="0"/>
                   </w:pPr>
                   <w:r>
-                    <w:t>[ 1/2021 – 8/</w:t>
-                  </w:r>
-                  <w:proofErr w:type="gramStart"/>
-                  <w:r>
-                    <w:t>2022 ]</w:t>
-                  </w:r>
-                  <w:proofErr w:type="gramEnd"/>
+                    <w:t>[ 1/2021 – 8/2022 ]</w:t>
+                  </w:r>
                 </w:p>
               </w:tc>
             </w:tr>
@@ -1596,13 +1586,8 @@
                     <w:keepNext w:val="0"/>
                   </w:pPr>
                   <w:r>
-                    <w:t>[ 8/2012 – 5/</w:t>
-                  </w:r>
-                  <w:proofErr w:type="gramStart"/>
-                  <w:r>
-                    <w:t>2016 ]</w:t>
-                  </w:r>
-                  <w:proofErr w:type="gramEnd"/>
+                    <w:t>[ 8/2012 – 5/2016 ]</w:t>
+                  </w:r>
                 </w:p>
               </w:tc>
             </w:tr>
@@ -1766,13 +1751,8 @@
                     <w:keepNext w:val="0"/>
                   </w:pPr>
                   <w:r>
-                    <w:t>[ 8/2012 – 12/</w:t>
-                  </w:r>
-                  <w:proofErr w:type="gramStart"/>
-                  <w:r>
-                    <w:t>2016 ]</w:t>
-                  </w:r>
-                  <w:proofErr w:type="gramEnd"/>
+                    <w:t>[ 8/2012 – 12/2016 ]</w:t>
+                  </w:r>
                 </w:p>
               </w:tc>
             </w:tr>
@@ -1957,13 +1937,8 @@
                     <w:keepNext w:val="0"/>
                   </w:pPr>
                   <w:r>
-                    <w:t xml:space="preserve">[ 8/2021 – </w:t>
-                  </w:r>
-                  <w:proofErr w:type="gramStart"/>
-                  <w:r>
-                    <w:t>Present ]</w:t>
-                  </w:r>
-                  <w:proofErr w:type="gramEnd"/>
+                    <w:t>[ 8/2021 – Present ]</w:t>
+                  </w:r>
                 </w:p>
               </w:tc>
             </w:tr>
@@ -2148,16 +2123,11 @@
                     <w:t xml:space="preserve"> </w:t>
                   </w:r>
                   <w:r>
-                    <w:t>05/</w:t>
-                  </w:r>
-                  <w:proofErr w:type="gramStart"/>
-                  <w:r>
-                    <w:t>2023</w:t>
+                    <w:t>05/2023</w:t>
                   </w:r>
                   <w:r>
                     <w:t xml:space="preserve"> ]</w:t>
                   </w:r>
-                  <w:proofErr w:type="gramEnd"/>
                 </w:p>
               </w:tc>
             </w:tr>
@@ -2301,16 +2271,11 @@
                     <w:t xml:space="preserve">[ 2/2017 – </w:t>
                   </w:r>
                   <w:r>
-                    <w:t>9/</w:t>
-                  </w:r>
-                  <w:proofErr w:type="gramStart"/>
-                  <w:r>
-                    <w:t>2024</w:t>
+                    <w:t>9/2024</w:t>
                   </w:r>
                   <w:r>
                     <w:t xml:space="preserve"> ]</w:t>
                   </w:r>
-                  <w:proofErr w:type="gramEnd"/>
                 </w:p>
               </w:tc>
             </w:tr>
@@ -2433,15 +2398,7 @@
                     <w:keepNext w:val="0"/>
                   </w:pPr>
                   <w:r>
-                    <w:t>[ 7/2012 – 2/</w:t>
-                  </w:r>
-                  <w:proofErr w:type="gramStart"/>
-                  <w:r>
-                    <w:t>2017 ]</w:t>
-                  </w:r>
-                  <w:proofErr w:type="gramEnd"/>
-                  <w:r>
-                    <w:t xml:space="preserve"> </w:t>
+                    <w:t xml:space="preserve">[ 7/2012 – 2/2017 ] </w:t>
                   </w:r>
                 </w:p>
               </w:tc>
@@ -2568,13 +2525,8 @@
                     <w:t>7</w:t>
                   </w:r>
                   <w:r>
-                    <w:t>/</w:t>
-                  </w:r>
-                  <w:proofErr w:type="gramStart"/>
-                  <w:r>
-                    <w:t>2012 ]</w:t>
-                  </w:r>
-                  <w:proofErr w:type="gramEnd"/>
+                    <w:t>/2012 ]</w:t>
+                  </w:r>
                 </w:p>
               </w:tc>
             </w:tr>
@@ -3362,15 +3314,7 @@
                 <w:b w:val="0"/>
                 <w:bCs w:val="0"/>
               </w:rPr>
-              <w:t xml:space="preserve">Rising Star </w:t>
-            </w:r>
-            <w:proofErr w:type="gramStart"/>
-            <w:r>
-              <w:rPr>
-                <w:b w:val="0"/>
-                <w:bCs w:val="0"/>
-              </w:rPr>
-              <w:t xml:space="preserve">Seminar  </w:t>
+              <w:t xml:space="preserve">Rising Star Seminar  </w:t>
             </w:r>
             <w:r>
               <w:rPr>
@@ -3378,35 +3322,24 @@
                 <w:sz w:val="16"/>
                 <w:szCs w:val="16"/>
               </w:rPr>
-              <w:t>[</w:t>
-            </w:r>
-            <w:proofErr w:type="gramEnd"/>
+              <w:t xml:space="preserve">[ </w:t>
+            </w:r>
             <w:r>
               <w:rPr>
                 <w:color w:val="4F81BD" w:themeColor="accent1"/>
                 <w:sz w:val="16"/>
                 <w:szCs w:val="16"/>
               </w:rPr>
-              <w:t xml:space="preserve"> </w:t>
-            </w:r>
-            <w:proofErr w:type="gramStart"/>
+              <w:t>2026</w:t>
+            </w:r>
             <w:r>
               <w:rPr>
                 <w:color w:val="4F81BD" w:themeColor="accent1"/>
                 <w:sz w:val="16"/>
                 <w:szCs w:val="16"/>
               </w:rPr>
-              <w:t>2026</w:t>
-            </w:r>
-            <w:r>
-              <w:rPr>
-                <w:color w:val="4F81BD" w:themeColor="accent1"/>
-                <w:sz w:val="16"/>
-                <w:szCs w:val="16"/>
-              </w:rPr>
               <w:t xml:space="preserve"> ]</w:t>
             </w:r>
-            <w:proofErr w:type="gramEnd"/>
             <w:r>
               <w:rPr>
                 <w:color w:val="4F81BD" w:themeColor="accent1"/>
@@ -3468,15 +3401,7 @@
                 <w:b w:val="0"/>
                 <w:bCs w:val="0"/>
               </w:rPr>
-              <w:t xml:space="preserve">Advantage Austria </w:t>
-            </w:r>
-            <w:proofErr w:type="gramStart"/>
-            <w:r>
-              <w:rPr>
-                <w:b w:val="0"/>
-                <w:bCs w:val="0"/>
-              </w:rPr>
-              <w:t xml:space="preserve">Delegation  </w:t>
+              <w:t xml:space="preserve">Advantage Austria Delegation  </w:t>
             </w:r>
             <w:r>
               <w:rPr>
@@ -3484,35 +3409,24 @@
                 <w:sz w:val="16"/>
                 <w:szCs w:val="16"/>
               </w:rPr>
-              <w:t>[</w:t>
-            </w:r>
-            <w:proofErr w:type="gramEnd"/>
+              <w:t xml:space="preserve">[ </w:t>
+            </w:r>
             <w:r>
               <w:rPr>
                 <w:color w:val="4F81BD" w:themeColor="accent1"/>
                 <w:sz w:val="16"/>
                 <w:szCs w:val="16"/>
               </w:rPr>
-              <w:t xml:space="preserve"> </w:t>
-            </w:r>
-            <w:proofErr w:type="gramStart"/>
+              <w:t>2026</w:t>
+            </w:r>
             <w:r>
               <w:rPr>
                 <w:color w:val="4F81BD" w:themeColor="accent1"/>
                 <w:sz w:val="16"/>
                 <w:szCs w:val="16"/>
               </w:rPr>
-              <w:t>2026</w:t>
-            </w:r>
-            <w:r>
-              <w:rPr>
-                <w:color w:val="4F81BD" w:themeColor="accent1"/>
-                <w:sz w:val="16"/>
-                <w:szCs w:val="16"/>
-              </w:rPr>
               <w:t xml:space="preserve"> ]</w:t>
             </w:r>
-            <w:proofErr w:type="gramEnd"/>
             <w:r>
               <w:rPr>
                 <w:color w:val="4F81BD" w:themeColor="accent1"/>
@@ -3552,15 +3466,7 @@
                 <w:b w:val="0"/>
                 <w:bCs w:val="0"/>
               </w:rPr>
-              <w:t xml:space="preserve">ICEX Digital Innovator </w:t>
-            </w:r>
-            <w:proofErr w:type="gramStart"/>
-            <w:r>
-              <w:rPr>
-                <w:b w:val="0"/>
-                <w:bCs w:val="0"/>
-              </w:rPr>
-              <w:t xml:space="preserve">Accelerator  </w:t>
+              <w:t xml:space="preserve">ICEX Digital Innovator Accelerator  </w:t>
             </w:r>
             <w:r>
               <w:rPr>
@@ -3568,35 +3474,24 @@
                 <w:sz w:val="16"/>
                 <w:szCs w:val="16"/>
               </w:rPr>
-              <w:t>[</w:t>
-            </w:r>
-            <w:proofErr w:type="gramEnd"/>
+              <w:t xml:space="preserve">[ </w:t>
+            </w:r>
             <w:r>
               <w:rPr>
                 <w:color w:val="4F81BD" w:themeColor="accent1"/>
                 <w:sz w:val="16"/>
                 <w:szCs w:val="16"/>
               </w:rPr>
-              <w:t xml:space="preserve"> </w:t>
-            </w:r>
-            <w:proofErr w:type="gramStart"/>
+              <w:t>2026</w:t>
+            </w:r>
             <w:r>
               <w:rPr>
                 <w:color w:val="4F81BD" w:themeColor="accent1"/>
                 <w:sz w:val="16"/>
                 <w:szCs w:val="16"/>
               </w:rPr>
-              <w:t>2026</w:t>
-            </w:r>
-            <w:r>
-              <w:rPr>
-                <w:color w:val="4F81BD" w:themeColor="accent1"/>
-                <w:sz w:val="16"/>
-                <w:szCs w:val="16"/>
-              </w:rPr>
               <w:t xml:space="preserve"> ]</w:t>
             </w:r>
-            <w:proofErr w:type="gramEnd"/>
             <w:r>
               <w:rPr>
                 <w:color w:val="4F81BD" w:themeColor="accent1"/>
@@ -3652,7 +3547,6 @@
               </w:rPr>
               <w:t xml:space="preserve">Fellowship </w:t>
             </w:r>
-            <w:proofErr w:type="gramStart"/>
             <w:r>
               <w:rPr>
                 <w:b w:val="0"/>
@@ -3673,35 +3567,24 @@
                 <w:sz w:val="16"/>
                 <w:szCs w:val="16"/>
               </w:rPr>
-              <w:t>[</w:t>
-            </w:r>
-            <w:proofErr w:type="gramEnd"/>
+              <w:t xml:space="preserve">[ </w:t>
+            </w:r>
             <w:r>
               <w:rPr>
                 <w:color w:val="4F81BD" w:themeColor="accent1"/>
                 <w:sz w:val="16"/>
                 <w:szCs w:val="16"/>
               </w:rPr>
-              <w:t xml:space="preserve"> </w:t>
-            </w:r>
-            <w:proofErr w:type="gramStart"/>
+              <w:t>2026</w:t>
+            </w:r>
             <w:r>
               <w:rPr>
                 <w:color w:val="4F81BD" w:themeColor="accent1"/>
                 <w:sz w:val="16"/>
                 <w:szCs w:val="16"/>
               </w:rPr>
-              <w:t>2026</w:t>
-            </w:r>
-            <w:r>
-              <w:rPr>
-                <w:color w:val="4F81BD" w:themeColor="accent1"/>
-                <w:sz w:val="16"/>
-                <w:szCs w:val="16"/>
-              </w:rPr>
               <w:t xml:space="preserve"> ]</w:t>
             </w:r>
-            <w:proofErr w:type="gramEnd"/>
             <w:r>
               <w:rPr>
                 <w:color w:val="4F81BD" w:themeColor="accent1"/>
@@ -3769,15 +3652,7 @@
                 <w:b w:val="0"/>
                 <w:bCs w:val="0"/>
               </w:rPr>
-              <w:t xml:space="preserve"> </w:t>
-            </w:r>
-            <w:proofErr w:type="gramStart"/>
-            <w:r>
-              <w:rPr>
-                <w:b w:val="0"/>
-                <w:bCs w:val="0"/>
-              </w:rPr>
-              <w:t>Events</w:t>
+              <w:t xml:space="preserve"> Events</w:t>
             </w:r>
             <w:r>
               <w:rPr>
@@ -3792,16 +3667,15 @@
                 <w:sz w:val="16"/>
                 <w:szCs w:val="16"/>
               </w:rPr>
-              <w:t>[</w:t>
-            </w:r>
-            <w:proofErr w:type="gramEnd"/>
+              <w:t xml:space="preserve">[ </w:t>
+            </w:r>
             <w:r>
               <w:rPr>
                 <w:color w:val="4F81BD" w:themeColor="accent1"/>
                 <w:sz w:val="16"/>
                 <w:szCs w:val="16"/>
               </w:rPr>
-              <w:t xml:space="preserve"> </w:t>
+              <w:t>2025</w:t>
             </w:r>
             <w:r>
               <w:rPr>
@@ -3809,7 +3683,7 @@
                 <w:sz w:val="16"/>
                 <w:szCs w:val="16"/>
               </w:rPr>
-              <w:t>2025</w:t>
+              <w:t xml:space="preserve"> – </w:t>
             </w:r>
             <w:r>
               <w:rPr>
@@ -3817,26 +3691,16 @@
                 <w:sz w:val="16"/>
                 <w:szCs w:val="16"/>
               </w:rPr>
-              <w:t xml:space="preserve"> – </w:t>
-            </w:r>
-            <w:proofErr w:type="gramStart"/>
+              <w:t xml:space="preserve">Present </w:t>
+            </w:r>
             <w:r>
               <w:rPr>
                 <w:color w:val="4F81BD" w:themeColor="accent1"/>
                 <w:sz w:val="16"/>
                 <w:szCs w:val="16"/>
               </w:rPr>
-              <w:t xml:space="preserve">Present </w:t>
-            </w:r>
-            <w:r>
-              <w:rPr>
-                <w:color w:val="4F81BD" w:themeColor="accent1"/>
-                <w:sz w:val="16"/>
-                <w:szCs w:val="16"/>
-              </w:rPr>
               <w:t>]</w:t>
             </w:r>
-            <w:proofErr w:type="gramEnd"/>
             <w:r>
               <w:rPr>
                 <w:color w:val="4F81BD" w:themeColor="accent1"/>
@@ -3872,15 +3736,7 @@
                 <w:b w:val="0"/>
                 <w:bCs w:val="0"/>
               </w:rPr>
-              <w:t xml:space="preserve">Fellowship </w:t>
-            </w:r>
-            <w:proofErr w:type="gramStart"/>
-            <w:r>
-              <w:rPr>
-                <w:b w:val="0"/>
-                <w:bCs w:val="0"/>
-              </w:rPr>
-              <w:t>Panels</w:t>
+              <w:t>Fellowship Panels</w:t>
             </w:r>
             <w:r>
               <w:rPr>
@@ -3895,16 +3751,15 @@
                 <w:sz w:val="16"/>
                 <w:szCs w:val="16"/>
               </w:rPr>
-              <w:t>[</w:t>
-            </w:r>
-            <w:proofErr w:type="gramEnd"/>
+              <w:t xml:space="preserve">[ </w:t>
+            </w:r>
             <w:r>
               <w:rPr>
                 <w:color w:val="4F81BD" w:themeColor="accent1"/>
                 <w:sz w:val="16"/>
                 <w:szCs w:val="16"/>
               </w:rPr>
-              <w:t xml:space="preserve"> </w:t>
+              <w:t>2022</w:t>
             </w:r>
             <w:r>
               <w:rPr>
@@ -3912,7 +3767,7 @@
                 <w:sz w:val="16"/>
                 <w:szCs w:val="16"/>
               </w:rPr>
-              <w:t>2022</w:t>
+              <w:t xml:space="preserve"> – </w:t>
             </w:r>
             <w:r>
               <w:rPr>
@@ -3920,26 +3775,16 @@
                 <w:sz w:val="16"/>
                 <w:szCs w:val="16"/>
               </w:rPr>
-              <w:t xml:space="preserve"> – </w:t>
-            </w:r>
-            <w:proofErr w:type="gramStart"/>
+              <w:t xml:space="preserve">Present </w:t>
+            </w:r>
             <w:r>
               <w:rPr>
                 <w:color w:val="4F81BD" w:themeColor="accent1"/>
                 <w:sz w:val="16"/>
                 <w:szCs w:val="16"/>
               </w:rPr>
-              <w:t xml:space="preserve">Present </w:t>
-            </w:r>
-            <w:r>
-              <w:rPr>
-                <w:color w:val="4F81BD" w:themeColor="accent1"/>
-                <w:sz w:val="16"/>
-                <w:szCs w:val="16"/>
-              </w:rPr>
               <w:t>]</w:t>
             </w:r>
-            <w:proofErr w:type="gramEnd"/>
             <w:r>
               <w:rPr>
                 <w:color w:val="4F81BD" w:themeColor="accent1"/>
@@ -3991,7 +3836,6 @@
               </w:rPr>
               <w:t xml:space="preserve">Research </w:t>
             </w:r>
-            <w:proofErr w:type="gramStart"/>
             <w:r>
               <w:rPr>
                 <w:b w:val="0"/>
@@ -4005,25 +3849,23 @@
                 <w:sz w:val="16"/>
                 <w:szCs w:val="16"/>
               </w:rPr>
-              <w:t>[</w:t>
-            </w:r>
-            <w:proofErr w:type="gramEnd"/>
+              <w:t xml:space="preserve">[ </w:t>
+            </w:r>
             <w:r>
               <w:rPr>
                 <w:color w:val="4F81BD" w:themeColor="accent1"/>
                 <w:sz w:val="16"/>
                 <w:szCs w:val="16"/>
               </w:rPr>
-              <w:t xml:space="preserve"> </w:t>
-            </w:r>
-            <w:proofErr w:type="gramStart"/>
+              <w:t>202</w:t>
+            </w:r>
             <w:r>
               <w:rPr>
                 <w:color w:val="4F81BD" w:themeColor="accent1"/>
                 <w:sz w:val="16"/>
                 <w:szCs w:val="16"/>
               </w:rPr>
-              <w:t>202</w:t>
+              <w:t>1</w:t>
             </w:r>
             <w:r>
               <w:rPr>
@@ -4031,7 +3873,7 @@
                 <w:sz w:val="16"/>
                 <w:szCs w:val="16"/>
               </w:rPr>
-              <w:t>1</w:t>
+              <w:t xml:space="preserve">  – </w:t>
             </w:r>
             <w:r>
               <w:rPr>
@@ -4039,35 +3881,16 @@
                 <w:sz w:val="16"/>
                 <w:szCs w:val="16"/>
               </w:rPr>
-              <w:t xml:space="preserve">  –</w:t>
-            </w:r>
-            <w:proofErr w:type="gramEnd"/>
+              <w:t xml:space="preserve">Present </w:t>
+            </w:r>
             <w:r>
               <w:rPr>
                 <w:color w:val="4F81BD" w:themeColor="accent1"/>
                 <w:sz w:val="16"/>
                 <w:szCs w:val="16"/>
               </w:rPr>
-              <w:t xml:space="preserve"> </w:t>
-            </w:r>
-            <w:proofErr w:type="gramStart"/>
-            <w:r>
-              <w:rPr>
-                <w:color w:val="4F81BD" w:themeColor="accent1"/>
-                <w:sz w:val="16"/>
-                <w:szCs w:val="16"/>
-              </w:rPr>
-              <w:t xml:space="preserve">Present </w:t>
-            </w:r>
-            <w:r>
-              <w:rPr>
-                <w:color w:val="4F81BD" w:themeColor="accent1"/>
-                <w:sz w:val="16"/>
-                <w:szCs w:val="16"/>
-              </w:rPr>
               <w:t>]</w:t>
             </w:r>
-            <w:proofErr w:type="gramEnd"/>
             <w:r>
               <w:rPr>
                 <w:color w:val="4F81BD" w:themeColor="accent1"/>
@@ -4107,15 +3930,7 @@
                 <w:b w:val="0"/>
                 <w:bCs w:val="0"/>
               </w:rPr>
-              <w:t xml:space="preserve">Ukraine </w:t>
-            </w:r>
-            <w:proofErr w:type="gramStart"/>
-            <w:r>
-              <w:rPr>
-                <w:b w:val="0"/>
-                <w:bCs w:val="0"/>
-              </w:rPr>
-              <w:t xml:space="preserve">Delegation  </w:t>
+              <w:t xml:space="preserve">Ukraine Delegation  </w:t>
             </w:r>
             <w:r>
               <w:rPr>
@@ -4123,35 +3938,24 @@
                 <w:sz w:val="16"/>
                 <w:szCs w:val="16"/>
               </w:rPr>
-              <w:t>[</w:t>
-            </w:r>
-            <w:proofErr w:type="gramEnd"/>
+              <w:t xml:space="preserve">[ </w:t>
+            </w:r>
             <w:r>
               <w:rPr>
                 <w:color w:val="4F81BD" w:themeColor="accent1"/>
                 <w:sz w:val="16"/>
                 <w:szCs w:val="16"/>
               </w:rPr>
-              <w:t xml:space="preserve"> </w:t>
-            </w:r>
-            <w:proofErr w:type="gramStart"/>
+              <w:t>2025</w:t>
+            </w:r>
             <w:r>
               <w:rPr>
                 <w:color w:val="4F81BD" w:themeColor="accent1"/>
                 <w:sz w:val="16"/>
                 <w:szCs w:val="16"/>
               </w:rPr>
-              <w:t>2025</w:t>
-            </w:r>
-            <w:r>
-              <w:rPr>
-                <w:color w:val="4F81BD" w:themeColor="accent1"/>
-                <w:sz w:val="16"/>
-                <w:szCs w:val="16"/>
-              </w:rPr>
               <w:t xml:space="preserve"> ]</w:t>
             </w:r>
-            <w:proofErr w:type="gramEnd"/>
             <w:r>
               <w:rPr>
                 <w:color w:val="4F81BD" w:themeColor="accent1"/>
@@ -4191,15 +3995,7 @@
                 <w:b w:val="0"/>
                 <w:bCs w:val="0"/>
               </w:rPr>
-              <w:t xml:space="preserve">Taiwan </w:t>
-            </w:r>
-            <w:proofErr w:type="gramStart"/>
-            <w:r>
-              <w:rPr>
-                <w:b w:val="0"/>
-                <w:bCs w:val="0"/>
-              </w:rPr>
-              <w:t xml:space="preserve">Delegation  </w:t>
+              <w:t xml:space="preserve">Taiwan Delegation  </w:t>
             </w:r>
             <w:r>
               <w:rPr>
@@ -4207,35 +4003,24 @@
                 <w:sz w:val="16"/>
                 <w:szCs w:val="16"/>
               </w:rPr>
-              <w:t>[</w:t>
-            </w:r>
-            <w:proofErr w:type="gramEnd"/>
+              <w:t xml:space="preserve">[ </w:t>
+            </w:r>
             <w:r>
               <w:rPr>
                 <w:color w:val="4F81BD" w:themeColor="accent1"/>
                 <w:sz w:val="16"/>
                 <w:szCs w:val="16"/>
               </w:rPr>
-              <w:t xml:space="preserve"> </w:t>
-            </w:r>
-            <w:proofErr w:type="gramStart"/>
+              <w:t>2025</w:t>
+            </w:r>
             <w:r>
               <w:rPr>
                 <w:color w:val="4F81BD" w:themeColor="accent1"/>
                 <w:sz w:val="16"/>
                 <w:szCs w:val="16"/>
               </w:rPr>
-              <w:t>2025</w:t>
-            </w:r>
-            <w:r>
-              <w:rPr>
-                <w:color w:val="4F81BD" w:themeColor="accent1"/>
-                <w:sz w:val="16"/>
-                <w:szCs w:val="16"/>
-              </w:rPr>
               <w:t xml:space="preserve"> ]</w:t>
             </w:r>
-            <w:proofErr w:type="gramEnd"/>
             <w:r>
               <w:rPr>
                 <w:color w:val="4F81BD" w:themeColor="accent1"/>
@@ -4275,15 +4060,7 @@
                 <w:b w:val="0"/>
                 <w:bCs w:val="0"/>
               </w:rPr>
-              <w:t>International Conference on Learning Representations (</w:t>
-            </w:r>
-            <w:proofErr w:type="gramStart"/>
-            <w:r>
-              <w:rPr>
-                <w:b w:val="0"/>
-                <w:bCs w:val="0"/>
-              </w:rPr>
-              <w:t xml:space="preserve">ICLR)  </w:t>
+              <w:t xml:space="preserve">International Conference on Learning Representations (ICLR)  </w:t>
             </w:r>
             <w:r>
               <w:rPr>
@@ -4291,35 +4068,24 @@
                 <w:sz w:val="16"/>
                 <w:szCs w:val="16"/>
               </w:rPr>
-              <w:t>[</w:t>
-            </w:r>
-            <w:proofErr w:type="gramEnd"/>
+              <w:t xml:space="preserve">[ </w:t>
+            </w:r>
             <w:r>
               <w:rPr>
                 <w:color w:val="4F81BD" w:themeColor="accent1"/>
                 <w:sz w:val="16"/>
                 <w:szCs w:val="16"/>
               </w:rPr>
-              <w:t xml:space="preserve"> </w:t>
-            </w:r>
-            <w:proofErr w:type="gramStart"/>
+              <w:t>2025</w:t>
+            </w:r>
             <w:r>
               <w:rPr>
                 <w:color w:val="4F81BD" w:themeColor="accent1"/>
                 <w:sz w:val="16"/>
                 <w:szCs w:val="16"/>
               </w:rPr>
-              <w:t>2025</w:t>
-            </w:r>
-            <w:r>
-              <w:rPr>
-                <w:color w:val="4F81BD" w:themeColor="accent1"/>
-                <w:sz w:val="16"/>
-                <w:szCs w:val="16"/>
-              </w:rPr>
               <w:t xml:space="preserve"> ]</w:t>
             </w:r>
-            <w:proofErr w:type="gramEnd"/>
             <w:r>
               <w:rPr>
                 <w:color w:val="4F81BD" w:themeColor="accent1"/>
@@ -4359,15 +4125,7 @@
                 <w:b w:val="0"/>
                 <w:bCs w:val="0"/>
               </w:rPr>
-              <w:t>AWS Quantum Networks Workshop (</w:t>
-            </w:r>
-            <w:proofErr w:type="gramStart"/>
-            <w:r>
-              <w:rPr>
-                <w:b w:val="0"/>
-                <w:bCs w:val="0"/>
-              </w:rPr>
-              <w:t xml:space="preserve">QNW)  </w:t>
+              <w:t xml:space="preserve">AWS Quantum Networks Workshop (QNW)  </w:t>
             </w:r>
             <w:r>
               <w:rPr>
@@ -4375,35 +4133,24 @@
                 <w:sz w:val="16"/>
                 <w:szCs w:val="16"/>
               </w:rPr>
-              <w:t>[</w:t>
-            </w:r>
-            <w:proofErr w:type="gramEnd"/>
+              <w:t xml:space="preserve">[ </w:t>
+            </w:r>
             <w:r>
               <w:rPr>
                 <w:color w:val="4F81BD" w:themeColor="accent1"/>
                 <w:sz w:val="16"/>
                 <w:szCs w:val="16"/>
               </w:rPr>
-              <w:t xml:space="preserve"> </w:t>
-            </w:r>
-            <w:proofErr w:type="gramStart"/>
+              <w:t>2023</w:t>
+            </w:r>
             <w:r>
               <w:rPr>
                 <w:color w:val="4F81BD" w:themeColor="accent1"/>
                 <w:sz w:val="16"/>
                 <w:szCs w:val="16"/>
               </w:rPr>
-              <w:t>2023</w:t>
-            </w:r>
-            <w:r>
-              <w:rPr>
-                <w:color w:val="4F81BD" w:themeColor="accent1"/>
-                <w:sz w:val="16"/>
-                <w:szCs w:val="16"/>
-              </w:rPr>
               <w:t xml:space="preserve"> ]</w:t>
             </w:r>
-            <w:proofErr w:type="gramEnd"/>
             <w:r>
               <w:rPr>
                 <w:color w:val="4F81BD" w:themeColor="accent1"/>
@@ -4454,15 +4201,7 @@
                 <w:b w:val="0"/>
                 <w:bCs w:val="0"/>
               </w:rPr>
-              <w:t xml:space="preserve"> </w:t>
-            </w:r>
-            <w:proofErr w:type="gramStart"/>
-            <w:r>
-              <w:rPr>
-                <w:b w:val="0"/>
-                <w:bCs w:val="0"/>
-              </w:rPr>
-              <w:t xml:space="preserve">Workshop  </w:t>
+              <w:t xml:space="preserve"> Workshop  </w:t>
             </w:r>
             <w:r>
               <w:rPr>
@@ -4470,35 +4209,24 @@
                 <w:sz w:val="16"/>
                 <w:szCs w:val="16"/>
               </w:rPr>
-              <w:t>[</w:t>
-            </w:r>
-            <w:proofErr w:type="gramEnd"/>
+              <w:t xml:space="preserve">[ </w:t>
+            </w:r>
             <w:r>
               <w:rPr>
                 <w:color w:val="4F81BD" w:themeColor="accent1"/>
                 <w:sz w:val="16"/>
                 <w:szCs w:val="16"/>
               </w:rPr>
-              <w:t xml:space="preserve"> </w:t>
-            </w:r>
-            <w:proofErr w:type="gramStart"/>
+              <w:t>2022</w:t>
+            </w:r>
             <w:r>
               <w:rPr>
                 <w:color w:val="4F81BD" w:themeColor="accent1"/>
                 <w:sz w:val="16"/>
                 <w:szCs w:val="16"/>
               </w:rPr>
-              <w:t>2022</w:t>
-            </w:r>
-            <w:r>
-              <w:rPr>
-                <w:color w:val="4F81BD" w:themeColor="accent1"/>
-                <w:sz w:val="16"/>
-                <w:szCs w:val="16"/>
-              </w:rPr>
               <w:t xml:space="preserve"> ]</w:t>
             </w:r>
-            <w:proofErr w:type="gramEnd"/>
             <w:r>
               <w:rPr>
                 <w:color w:val="4F81BD" w:themeColor="accent1"/>
@@ -4538,15 +4266,7 @@
                 <w:b w:val="0"/>
                 <w:bCs w:val="0"/>
               </w:rPr>
-              <w:t xml:space="preserve">International Laser Ranging Service (ILRS) Technical </w:t>
-            </w:r>
-            <w:proofErr w:type="gramStart"/>
-            <w:r>
-              <w:rPr>
-                <w:b w:val="0"/>
-                <w:bCs w:val="0"/>
-              </w:rPr>
-              <w:t xml:space="preserve">Workshop  </w:t>
+              <w:t xml:space="preserve">International Laser Ranging Service (ILRS) Technical Workshop  </w:t>
             </w:r>
             <w:r>
               <w:rPr>
@@ -4554,35 +4274,24 @@
                 <w:sz w:val="16"/>
                 <w:szCs w:val="16"/>
               </w:rPr>
-              <w:t>[</w:t>
-            </w:r>
-            <w:proofErr w:type="gramEnd"/>
+              <w:t xml:space="preserve">[ </w:t>
+            </w:r>
             <w:r>
               <w:rPr>
                 <w:color w:val="4F81BD" w:themeColor="accent1"/>
                 <w:sz w:val="16"/>
                 <w:szCs w:val="16"/>
               </w:rPr>
-              <w:t xml:space="preserve"> </w:t>
-            </w:r>
-            <w:proofErr w:type="gramStart"/>
+              <w:t>2019</w:t>
+            </w:r>
             <w:r>
               <w:rPr>
                 <w:color w:val="4F81BD" w:themeColor="accent1"/>
                 <w:sz w:val="16"/>
                 <w:szCs w:val="16"/>
               </w:rPr>
-              <w:t>2019</w:t>
-            </w:r>
-            <w:r>
-              <w:rPr>
-                <w:color w:val="4F81BD" w:themeColor="accent1"/>
-                <w:sz w:val="16"/>
-                <w:szCs w:val="16"/>
-              </w:rPr>
               <w:t xml:space="preserve"> ]</w:t>
             </w:r>
-            <w:proofErr w:type="gramEnd"/>
             <w:r>
               <w:rPr>
                 <w:color w:val="4F81BD" w:themeColor="accent1"/>
@@ -4622,15 +4331,7 @@
                 <w:b w:val="0"/>
                 <w:bCs w:val="0"/>
               </w:rPr>
-              <w:t xml:space="preserve">NRL Research Presentations and Performance </w:t>
-            </w:r>
-            <w:proofErr w:type="gramStart"/>
-            <w:r>
-              <w:rPr>
-                <w:b w:val="0"/>
-                <w:bCs w:val="0"/>
-              </w:rPr>
-              <w:t xml:space="preserve">Reviews  </w:t>
+              <w:t xml:space="preserve">NRL Research Presentations and Performance Reviews  </w:t>
             </w:r>
             <w:r>
               <w:rPr>
@@ -4638,50 +4339,31 @@
                 <w:sz w:val="16"/>
                 <w:szCs w:val="16"/>
               </w:rPr>
-              <w:t>[</w:t>
-            </w:r>
-            <w:proofErr w:type="gramEnd"/>
+              <w:t>[ 201</w:t>
+            </w:r>
             <w:r>
               <w:rPr>
                 <w:color w:val="4F81BD" w:themeColor="accent1"/>
                 <w:sz w:val="16"/>
                 <w:szCs w:val="16"/>
               </w:rPr>
-              <w:t xml:space="preserve"> 201</w:t>
+              <w:t>0</w:t>
             </w:r>
             <w:r>
               <w:rPr>
                 <w:color w:val="4F81BD" w:themeColor="accent1"/>
                 <w:sz w:val="16"/>
-                <w:szCs w:val="16"/>
-              </w:rPr>
-              <w:t>0</w:t>
+                <w:szCs w:val="24"/>
+              </w:rPr>
+              <w:t xml:space="preserve"> – </w:t>
             </w:r>
             <w:r>
               <w:rPr>
                 <w:color w:val="4F81BD" w:themeColor="accent1"/>
                 <w:sz w:val="16"/>
-                <w:szCs w:val="24"/>
-              </w:rPr>
-              <w:t xml:space="preserve"> – </w:t>
-            </w:r>
-            <w:proofErr w:type="gramStart"/>
-            <w:r>
-              <w:rPr>
-                <w:color w:val="4F81BD" w:themeColor="accent1"/>
-                <w:sz w:val="16"/>
-                <w:szCs w:val="16"/>
-              </w:rPr>
-              <w:t>2024 ]</w:t>
-            </w:r>
-            <w:proofErr w:type="gramEnd"/>
-            <w:r>
-              <w:rPr>
-                <w:color w:val="4F81BD" w:themeColor="accent1"/>
-                <w:sz w:val="16"/>
-                <w:szCs w:val="16"/>
-              </w:rPr>
-              <w:t xml:space="preserve">  </w:t>
+                <w:szCs w:val="16"/>
+              </w:rPr>
+              <w:t xml:space="preserve">2024 ]  </w:t>
             </w:r>
             <w:r>
               <w:rPr>
@@ -4905,11 +4587,7 @@
               <w:keepNext w:val="0"/>
             </w:pPr>
             <w:r>
-              <w:t xml:space="preserve">Peer </w:t>
-            </w:r>
-            <w:proofErr w:type="gramStart"/>
-            <w:r>
-              <w:t xml:space="preserve">Mentorship  </w:t>
+              <w:t xml:space="preserve">Peer Mentorship  </w:t>
             </w:r>
             <w:r>
               <w:rPr>
@@ -4917,24 +4595,89 @@
                 <w:sz w:val="16"/>
                 <w:szCs w:val="16"/>
               </w:rPr>
-              <w:t>[</w:t>
-            </w:r>
-            <w:proofErr w:type="gramEnd"/>
+              <w:t xml:space="preserve">[ </w:t>
+            </w:r>
             <w:r>
               <w:rPr>
                 <w:color w:val="4F81BD" w:themeColor="accent1"/>
                 <w:sz w:val="16"/>
                 <w:szCs w:val="16"/>
               </w:rPr>
-              <w:t xml:space="preserve"> </w:t>
-            </w:r>
-            <w:proofErr w:type="gramStart"/>
+              <w:t>2021</w:t>
+            </w:r>
             <w:r>
               <w:rPr>
                 <w:color w:val="4F81BD" w:themeColor="accent1"/>
                 <w:sz w:val="16"/>
                 <w:szCs w:val="16"/>
               </w:rPr>
+              <w:t xml:space="preserve">  – </w:t>
+            </w:r>
+            <w:r>
+              <w:rPr>
+                <w:color w:val="4F81BD" w:themeColor="accent1"/>
+                <w:sz w:val="16"/>
+                <w:szCs w:val="16"/>
+              </w:rPr>
+              <w:t xml:space="preserve">Present </w:t>
+            </w:r>
+            <w:r>
+              <w:rPr>
+                <w:color w:val="4F81BD" w:themeColor="accent1"/>
+                <w:sz w:val="16"/>
+                <w:szCs w:val="16"/>
+              </w:rPr>
+              <w:t>]</w:t>
+            </w:r>
+            <w:r>
+              <w:rPr>
+                <w:color w:val="4F81BD" w:themeColor="accent1"/>
+                <w:sz w:val="16"/>
+                <w:szCs w:val="16"/>
+              </w:rPr>
+              <w:t xml:space="preserve">  </w:t>
+            </w:r>
+            <w:r>
+              <w:rPr>
+                <w:rFonts w:ascii="Helvetica Neue" w:hAnsi="Helvetica Neue"/>
+                <w:b w:val="0"/>
+                <w:bCs w:val="0"/>
+                <w:color w:val="7F7F7F" w:themeColor="text1" w:themeTint="80"/>
+                <w:sz w:val="16"/>
+                <w:szCs w:val="16"/>
+              </w:rPr>
+              <w:t>Research direction, academic planning, software development and deployment, dataset management, high-performance computing and Linux system tutorials, presentation and paper reviews, etc.</w:t>
+            </w:r>
+          </w:p>
+          <w:p>
+            <w:pPr>
+              <w:pStyle w:val="Heading2"/>
+              <w:keepNext w:val="0"/>
+            </w:pPr>
+            <w:r>
+              <w:t>University and Department Tours</w:t>
+            </w:r>
+            <w:r>
+              <w:rPr>
+                <w:b w:val="0"/>
+                <w:bCs w:val="0"/>
+              </w:rPr>
+              <w:t xml:space="preserve">  </w:t>
+            </w:r>
+            <w:r>
+              <w:rPr>
+                <w:color w:val="4F81BD" w:themeColor="accent1"/>
+                <w:sz w:val="16"/>
+                <w:szCs w:val="16"/>
+              </w:rPr>
+              <w:t xml:space="preserve">[ </w:t>
+            </w:r>
+            <w:r>
+              <w:rPr>
+                <w:color w:val="4F81BD" w:themeColor="accent1"/>
+                <w:sz w:val="16"/>
+                <w:szCs w:val="16"/>
+              </w:rPr>
               <w:t>2021</w:t>
             </w:r>
             <w:r>
@@ -4943,25 +4686,23 @@
                 <w:sz w:val="16"/>
                 <w:szCs w:val="16"/>
               </w:rPr>
-              <w:t xml:space="preserve">  –</w:t>
-            </w:r>
-            <w:proofErr w:type="gramEnd"/>
+              <w:t xml:space="preserve">  – </w:t>
+            </w:r>
             <w:r>
               <w:rPr>
                 <w:color w:val="4F81BD" w:themeColor="accent1"/>
                 <w:sz w:val="16"/>
                 <w:szCs w:val="16"/>
               </w:rPr>
-              <w:t xml:space="preserve"> </w:t>
-            </w:r>
-            <w:proofErr w:type="gramStart"/>
+              <w:t xml:space="preserve">Present </w:t>
+            </w:r>
             <w:r>
               <w:rPr>
                 <w:color w:val="4F81BD" w:themeColor="accent1"/>
                 <w:sz w:val="16"/>
                 <w:szCs w:val="16"/>
               </w:rPr>
-              <w:t xml:space="preserve">Present </w:t>
+              <w:t>]</w:t>
             </w:r>
             <w:r>
               <w:rPr>
@@ -4969,47 +4710,58 @@
                 <w:sz w:val="16"/>
                 <w:szCs w:val="16"/>
               </w:rPr>
-              <w:t>]</w:t>
-            </w:r>
-            <w:proofErr w:type="gramEnd"/>
+              <w:t xml:space="preserve">  </w:t>
+            </w:r>
+            <w:r>
+              <w:rPr>
+                <w:rFonts w:ascii="Helvetica Neue" w:hAnsi="Helvetica Neue"/>
+                <w:b w:val="0"/>
+                <w:bCs w:val="0"/>
+                <w:color w:val="7F7F7F" w:themeColor="text1" w:themeTint="80"/>
+                <w:sz w:val="16"/>
+                <w:szCs w:val="16"/>
+              </w:rPr>
+              <w:t>Alexandria, VA; Arlington, VA; Blacksburg, VA</w:t>
+            </w:r>
+          </w:p>
+          <w:p>
+            <w:pPr>
+              <w:pStyle w:val="Heading2"/>
+              <w:keepNext w:val="0"/>
+            </w:pPr>
+            <w:r>
+              <w:t>Tutoring</w:t>
+            </w:r>
+            <w:r>
+              <w:rPr>
+                <w:b w:val="0"/>
+                <w:bCs w:val="0"/>
+              </w:rPr>
+              <w:t xml:space="preserve"> via </w:t>
+            </w:r>
+            <w:proofErr w:type="spellStart"/>
+            <w:r>
+              <w:rPr>
+                <w:b w:val="0"/>
+                <w:bCs w:val="0"/>
+              </w:rPr>
+              <w:t>Eta</w:t>
+            </w:r>
+            <w:proofErr w:type="spellEnd"/>
+            <w:r>
+              <w:rPr>
+                <w:b w:val="0"/>
+                <w:bCs w:val="0"/>
+              </w:rPr>
+              <w:t xml:space="preserve"> Kappa Nu  </w:t>
+            </w:r>
             <w:r>
               <w:rPr>
                 <w:color w:val="4F81BD" w:themeColor="accent1"/>
                 <w:sz w:val="16"/>
                 <w:szCs w:val="16"/>
               </w:rPr>
-              <w:t xml:space="preserve">  </w:t>
-            </w:r>
-            <w:r>
-              <w:rPr>
-                <w:rFonts w:ascii="Helvetica Neue" w:hAnsi="Helvetica Neue"/>
-                <w:b w:val="0"/>
-                <w:bCs w:val="0"/>
-                <w:color w:val="7F7F7F" w:themeColor="text1" w:themeTint="80"/>
-                <w:sz w:val="16"/>
-                <w:szCs w:val="16"/>
-              </w:rPr>
-              <w:t>Research direction, academic planning, software development and deployment, dataset management, high-performance computing and Linux system tutorials, presentation and paper reviews, etc.</w:t>
-            </w:r>
-          </w:p>
-          <w:p>
-            <w:pPr>
-              <w:pStyle w:val="Heading2"/>
-              <w:keepNext w:val="0"/>
-            </w:pPr>
-            <w:r>
-              <w:t xml:space="preserve">University and Department </w:t>
-            </w:r>
-            <w:proofErr w:type="gramStart"/>
-            <w:r>
-              <w:t>Tours</w:t>
-            </w:r>
-            <w:r>
-              <w:rPr>
-                <w:b w:val="0"/>
-                <w:bCs w:val="0"/>
-              </w:rPr>
-              <w:t xml:space="preserve">  </w:t>
+              <w:t xml:space="preserve">[ </w:t>
             </w:r>
             <w:r>
               <w:rPr>
@@ -5017,155 +4769,16 @@
                 <w:sz w:val="16"/>
                 <w:szCs w:val="16"/>
               </w:rPr>
-              <w:t>[</w:t>
-            </w:r>
-            <w:proofErr w:type="gramEnd"/>
+              <w:t>2021</w:t>
+            </w:r>
             <w:r>
               <w:rPr>
                 <w:color w:val="4F81BD" w:themeColor="accent1"/>
                 <w:sz w:val="16"/>
                 <w:szCs w:val="16"/>
               </w:rPr>
-              <w:t xml:space="preserve"> </w:t>
-            </w:r>
-            <w:proofErr w:type="gramStart"/>
-            <w:r>
-              <w:rPr>
-                <w:color w:val="4F81BD" w:themeColor="accent1"/>
-                <w:sz w:val="16"/>
-                <w:szCs w:val="16"/>
-              </w:rPr>
-              <w:t>2021</w:t>
-            </w:r>
-            <w:r>
-              <w:rPr>
-                <w:color w:val="4F81BD" w:themeColor="accent1"/>
-                <w:sz w:val="16"/>
-                <w:szCs w:val="16"/>
-              </w:rPr>
-              <w:t xml:space="preserve">  –</w:t>
-            </w:r>
-            <w:proofErr w:type="gramEnd"/>
-            <w:r>
-              <w:rPr>
-                <w:color w:val="4F81BD" w:themeColor="accent1"/>
-                <w:sz w:val="16"/>
-                <w:szCs w:val="16"/>
-              </w:rPr>
-              <w:t xml:space="preserve"> </w:t>
-            </w:r>
-            <w:proofErr w:type="gramStart"/>
-            <w:r>
-              <w:rPr>
-                <w:color w:val="4F81BD" w:themeColor="accent1"/>
-                <w:sz w:val="16"/>
-                <w:szCs w:val="16"/>
-              </w:rPr>
-              <w:t xml:space="preserve">Present </w:t>
-            </w:r>
-            <w:r>
-              <w:rPr>
-                <w:color w:val="4F81BD" w:themeColor="accent1"/>
-                <w:sz w:val="16"/>
-                <w:szCs w:val="16"/>
-              </w:rPr>
-              <w:t>]</w:t>
-            </w:r>
-            <w:proofErr w:type="gramEnd"/>
-            <w:r>
-              <w:rPr>
-                <w:color w:val="4F81BD" w:themeColor="accent1"/>
-                <w:sz w:val="16"/>
-                <w:szCs w:val="16"/>
-              </w:rPr>
-              <w:t xml:space="preserve">  </w:t>
-            </w:r>
-            <w:r>
-              <w:rPr>
-                <w:rFonts w:ascii="Helvetica Neue" w:hAnsi="Helvetica Neue"/>
-                <w:b w:val="0"/>
-                <w:bCs w:val="0"/>
-                <w:color w:val="7F7F7F" w:themeColor="text1" w:themeTint="80"/>
-                <w:sz w:val="16"/>
-                <w:szCs w:val="16"/>
-              </w:rPr>
-              <w:t>Alexandria, VA; Arlington, VA; Blacksburg, VA</w:t>
-            </w:r>
-          </w:p>
-          <w:p>
-            <w:pPr>
-              <w:pStyle w:val="Heading2"/>
-              <w:keepNext w:val="0"/>
-            </w:pPr>
-            <w:r>
-              <w:t>Tutoring</w:t>
-            </w:r>
-            <w:r>
-              <w:rPr>
-                <w:b w:val="0"/>
-                <w:bCs w:val="0"/>
-              </w:rPr>
-              <w:t xml:space="preserve"> via </w:t>
-            </w:r>
-            <w:proofErr w:type="spellStart"/>
-            <w:r>
-              <w:rPr>
-                <w:b w:val="0"/>
-                <w:bCs w:val="0"/>
-              </w:rPr>
-              <w:t>Eta</w:t>
-            </w:r>
-            <w:proofErr w:type="spellEnd"/>
-            <w:r>
-              <w:rPr>
-                <w:b w:val="0"/>
-                <w:bCs w:val="0"/>
-              </w:rPr>
-              <w:t xml:space="preserve"> Kappa </w:t>
-            </w:r>
-            <w:proofErr w:type="gramStart"/>
-            <w:r>
-              <w:rPr>
-                <w:b w:val="0"/>
-                <w:bCs w:val="0"/>
-              </w:rPr>
-              <w:t xml:space="preserve">Nu  </w:t>
-            </w:r>
-            <w:r>
-              <w:rPr>
-                <w:color w:val="4F81BD" w:themeColor="accent1"/>
-                <w:sz w:val="16"/>
-                <w:szCs w:val="16"/>
-              </w:rPr>
-              <w:t>[</w:t>
-            </w:r>
-            <w:proofErr w:type="gramEnd"/>
-            <w:r>
-              <w:rPr>
-                <w:color w:val="4F81BD" w:themeColor="accent1"/>
-                <w:sz w:val="16"/>
-                <w:szCs w:val="16"/>
-              </w:rPr>
-              <w:t xml:space="preserve"> </w:t>
-            </w:r>
-            <w:proofErr w:type="gramStart"/>
-            <w:r>
-              <w:rPr>
-                <w:color w:val="4F81BD" w:themeColor="accent1"/>
-                <w:sz w:val="16"/>
-                <w:szCs w:val="16"/>
-              </w:rPr>
-              <w:t>2021</w:t>
-            </w:r>
-            <w:r>
-              <w:rPr>
-                <w:color w:val="4F81BD" w:themeColor="accent1"/>
-                <w:sz w:val="16"/>
-                <w:szCs w:val="16"/>
-              </w:rPr>
               <w:t xml:space="preserve"> ]</w:t>
             </w:r>
-            <w:proofErr w:type="gramEnd"/>
             <w:r>
               <w:rPr>
                 <w:color w:val="4F81BD" w:themeColor="accent1"/>
@@ -5338,13 +4951,8 @@
                     <w:keepNext w:val="0"/>
                   </w:pPr>
                   <w:r>
-                    <w:t>[ 6/</w:t>
-                  </w:r>
-                  <w:proofErr w:type="gramStart"/>
-                  <w:r>
-                    <w:t>2026 ]</w:t>
-                  </w:r>
-                  <w:proofErr w:type="gramEnd"/>
+                    <w:t>[ 6/2026 ]</w:t>
+                  </w:r>
                 </w:p>
               </w:tc>
             </w:tr>
@@ -5622,13 +5230,8 @@
                     <w:keepNext w:val="0"/>
                   </w:pPr>
                   <w:r>
-                    <w:t>[ 4/</w:t>
-                  </w:r>
-                  <w:proofErr w:type="gramStart"/>
-                  <w:r>
-                    <w:t>2025 ]</w:t>
-                  </w:r>
-                  <w:proofErr w:type="gramEnd"/>
+                    <w:t>[ 4/2025 ]</w:t>
+                  </w:r>
                 </w:p>
               </w:tc>
             </w:tr>
@@ -5780,13 +5383,8 @@
                     <w:keepNext w:val="0"/>
                   </w:pPr>
                   <w:r>
-                    <w:t>[ 3/</w:t>
-                  </w:r>
-                  <w:proofErr w:type="gramStart"/>
-                  <w:r>
-                    <w:t>2023 ]</w:t>
-                  </w:r>
-                  <w:proofErr w:type="gramEnd"/>
+                    <w:t>[ 3/2023 ]</w:t>
+                  </w:r>
                 </w:p>
               </w:tc>
             </w:tr>
@@ -5920,13 +5518,8 @@
                     <w:keepNext w:val="0"/>
                   </w:pPr>
                   <w:r>
-                    <w:t>[ 1/2021 – 8/</w:t>
-                  </w:r>
-                  <w:proofErr w:type="gramStart"/>
-                  <w:r>
-                    <w:t>2022 ]</w:t>
-                  </w:r>
-                  <w:proofErr w:type="gramEnd"/>
+                    <w:t>[ 1/2021 – 8/2022 ]</w:t>
+                  </w:r>
                 </w:p>
               </w:tc>
             </w:tr>
@@ -6063,13 +5656,8 @@
                     <w:keepNext w:val="0"/>
                   </w:pPr>
                   <w:r>
-                    <w:t>[ 10/2021 – 12/</w:t>
-                  </w:r>
-                  <w:proofErr w:type="gramStart"/>
-                  <w:r>
-                    <w:t>2021 ]</w:t>
-                  </w:r>
-                  <w:proofErr w:type="gramEnd"/>
+                    <w:t>[ 10/2021 – 12/2021 ]</w:t>
+                  </w:r>
                 </w:p>
               </w:tc>
             </w:tr>
@@ -6185,13 +5773,8 @@
                     <w:keepNext w:val="0"/>
                   </w:pPr>
                   <w:r>
-                    <w:t>[ 4/2021 – 5/</w:t>
-                  </w:r>
-                  <w:proofErr w:type="gramStart"/>
-                  <w:r>
-                    <w:t>2021 ]</w:t>
-                  </w:r>
-                  <w:proofErr w:type="gramEnd"/>
+                    <w:t>[ 4/2021 – 5/2021 ]</w:t>
+                  </w:r>
                 </w:p>
               </w:tc>
             </w:tr>
@@ -6302,13 +5885,8 @@
                     <w:keepNext w:val="0"/>
                   </w:pPr>
                   <w:r>
-                    <w:t>[ 8/2016 – 12/</w:t>
-                  </w:r>
-                  <w:proofErr w:type="gramStart"/>
-                  <w:r>
-                    <w:t>2016 ]</w:t>
-                  </w:r>
-                  <w:proofErr w:type="gramEnd"/>
+                    <w:t>[ 8/2016 – 12/2016 ]</w:t>
+                  </w:r>
                 </w:p>
               </w:tc>
             </w:tr>
@@ -6419,15 +5997,7 @@
                     <w:keepNext w:val="0"/>
                   </w:pPr>
                   <w:r>
-                    <w:t>[ 8/2015 – 5/</w:t>
-                  </w:r>
-                  <w:proofErr w:type="gramStart"/>
-                  <w:r>
-                    <w:t>2016 ]</w:t>
-                  </w:r>
-                  <w:proofErr w:type="gramEnd"/>
-                  <w:r>
-                    <w:t xml:space="preserve"> </w:t>
+                    <w:t xml:space="preserve">[ 8/2015 – 5/2016 ] </w:t>
                   </w:r>
                 </w:p>
               </w:tc>
@@ -6443,15 +6013,7 @@
                     <w:pStyle w:val="Content"/>
                   </w:pPr>
                   <w:r>
-                    <w:t xml:space="preserve">Created a wireless off-the-shelf device for interfacing with vehicle OBDII system. Developed companion Linux and mobile application software for wireless data acquisition and interaction. Learned project management, project documentation such as </w:t>
-                  </w:r>
-                  <w:proofErr w:type="gramStart"/>
-                  <w:r>
-                    <w:t>request</w:t>
-                  </w:r>
-                  <w:proofErr w:type="gramEnd"/>
-                  <w:r>
-                    <w:t xml:space="preserve"> for proposal, and customer relations from instructors that have extensive backgrounds in the corporate world. </w:t>
+                    <w:t xml:space="preserve">Created a wireless off-the-shelf device for interfacing with vehicle OBDII system. Developed companion Linux and mobile application software for wireless data acquisition and interaction. Learned project management, project documentation such as request for proposal, and customer relations from instructors that have extensive backgrounds in the corporate world. </w:t>
                   </w:r>
                 </w:p>
               </w:tc>
@@ -6553,13 +6115,8 @@
                     <w:keepNext w:val="0"/>
                   </w:pPr>
                   <w:r>
-                    <w:t>[ 1/2015 – 5/</w:t>
-                  </w:r>
-                  <w:proofErr w:type="gramStart"/>
-                  <w:r>
-                    <w:t>2015 ]</w:t>
-                  </w:r>
-                  <w:proofErr w:type="gramEnd"/>
+                    <w:t>[ 1/2015 – 5/2015 ]</w:t>
+                  </w:r>
                 </w:p>
               </w:tc>
             </w:tr>
@@ -6574,15 +6131,7 @@
                     <w:pStyle w:val="Content"/>
                   </w:pPr>
                   <w:r>
-                    <w:t xml:space="preserve">Developed </w:t>
-                  </w:r>
-                  <w:proofErr w:type="gramStart"/>
-                  <w:r>
-                    <w:t>a</w:t>
-                  </w:r>
-                  <w:proofErr w:type="gramEnd"/>
-                  <w:r>
-                    <w:t xml:space="preserve"> RTL-SDR receiver system called ‘</w:t>
+                    <w:t>Developed a RTL-SDR receiver system called ‘</w:t>
                   </w:r>
                   <w:proofErr w:type="spellStart"/>
                   <w:r>
@@ -6700,13 +6249,8 @@
                     <w:keepNext w:val="0"/>
                   </w:pPr>
                   <w:r>
-                    <w:t>[ 7/2015 – 08/</w:t>
-                  </w:r>
-                  <w:proofErr w:type="gramStart"/>
-                  <w:r>
-                    <w:t>2015 ]</w:t>
-                  </w:r>
-                  <w:proofErr w:type="gramEnd"/>
+                    <w:t>[ 7/2015 – 08/2015 ]</w:t>
+                  </w:r>
                 </w:p>
               </w:tc>
             </w:tr>
@@ -8460,15 +8004,7 @@
                 <w:b w:val="0"/>
                 <w:bCs w:val="0"/>
               </w:rPr>
-              <w:t xml:space="preserve">IEEE Honor </w:t>
-            </w:r>
-            <w:proofErr w:type="gramStart"/>
-            <w:r>
-              <w:rPr>
-                <w:b w:val="0"/>
-                <w:bCs w:val="0"/>
-              </w:rPr>
-              <w:t>Society</w:t>
+              <w:t>IEEE Honor Society</w:t>
             </w:r>
             <w:r>
               <w:t xml:space="preserve">  </w:t>
@@ -8479,27 +8015,8 @@
                 <w:sz w:val="16"/>
                 <w:szCs w:val="24"/>
               </w:rPr>
-              <w:t>[</w:t>
-            </w:r>
-            <w:proofErr w:type="gramEnd"/>
-            <w:r>
-              <w:rPr>
-                <w:color w:val="4F81BD" w:themeColor="accent1"/>
-                <w:sz w:val="16"/>
-                <w:szCs w:val="24"/>
-              </w:rPr>
-              <w:t xml:space="preserve"> 2021 – </w:t>
-            </w:r>
-            <w:proofErr w:type="gramStart"/>
-            <w:r>
-              <w:rPr>
-                <w:color w:val="4F81BD" w:themeColor="accent1"/>
-                <w:sz w:val="16"/>
-                <w:szCs w:val="24"/>
-              </w:rPr>
-              <w:t>Present ]</w:t>
-            </w:r>
-            <w:proofErr w:type="gramEnd"/>
+              <w:t>[ 2021 – Present ]</w:t>
+            </w:r>
           </w:p>
           <w:p>
             <w:pPr>
@@ -8510,7 +8027,6 @@
                 <w:szCs w:val="10"/>
               </w:rPr>
             </w:pPr>
-            <w:proofErr w:type="gramStart"/>
             <w:r>
               <w:t xml:space="preserve">IEEE  </w:t>
             </w:r>
@@ -8520,27 +8036,8 @@
                 <w:sz w:val="16"/>
                 <w:szCs w:val="24"/>
               </w:rPr>
-              <w:t>[</w:t>
-            </w:r>
-            <w:proofErr w:type="gramEnd"/>
-            <w:r>
-              <w:rPr>
-                <w:color w:val="4F81BD" w:themeColor="accent1"/>
-                <w:sz w:val="16"/>
-                <w:szCs w:val="24"/>
-              </w:rPr>
-              <w:t xml:space="preserve"> 2021 – </w:t>
-            </w:r>
-            <w:proofErr w:type="gramStart"/>
-            <w:r>
-              <w:rPr>
-                <w:color w:val="4F81BD" w:themeColor="accent1"/>
-                <w:sz w:val="16"/>
-                <w:szCs w:val="24"/>
-              </w:rPr>
-              <w:t>Present ]</w:t>
-            </w:r>
-            <w:proofErr w:type="gramEnd"/>
+              <w:t>[ 2021 – Present ]</w:t>
+            </w:r>
           </w:p>
         </w:tc>
       </w:tr>
@@ -8668,15 +8165,7 @@
                 <w:b w:val="0"/>
                 <w:bCs w:val="0"/>
               </w:rPr>
-              <w:t xml:space="preserve">Department of Electrical and Computer </w:t>
-            </w:r>
-            <w:proofErr w:type="gramStart"/>
-            <w:r>
-              <w:rPr>
-                <w:b w:val="0"/>
-                <w:bCs w:val="0"/>
-              </w:rPr>
-              <w:t>Engineering</w:t>
+              <w:t>Department of Electrical and Computer Engineering</w:t>
             </w:r>
             <w:r>
               <w:t xml:space="preserve"> </w:t>
@@ -8690,16 +8179,15 @@
                 <w:sz w:val="16"/>
                 <w:szCs w:val="24"/>
               </w:rPr>
-              <w:t>[</w:t>
-            </w:r>
-            <w:proofErr w:type="gramEnd"/>
+              <w:t>[ 202</w:t>
+            </w:r>
             <w:r>
               <w:rPr>
                 <w:color w:val="4F81BD" w:themeColor="accent1"/>
                 <w:sz w:val="16"/>
                 <w:szCs w:val="24"/>
               </w:rPr>
-              <w:t xml:space="preserve"> 202</w:t>
+              <w:t>2</w:t>
             </w:r>
             <w:r>
               <w:rPr>
@@ -8707,26 +8195,8 @@
                 <w:sz w:val="16"/>
                 <w:szCs w:val="24"/>
               </w:rPr>
-              <w:t>2</w:t>
-            </w:r>
-            <w:r>
-              <w:rPr>
-                <w:color w:val="4F81BD" w:themeColor="accent1"/>
-                <w:sz w:val="16"/>
-                <w:szCs w:val="24"/>
-              </w:rPr>
-              <w:t xml:space="preserve"> – </w:t>
-            </w:r>
-            <w:proofErr w:type="gramStart"/>
-            <w:r>
-              <w:rPr>
-                <w:color w:val="4F81BD" w:themeColor="accent1"/>
-                <w:sz w:val="16"/>
-                <w:szCs w:val="24"/>
-              </w:rPr>
-              <w:t>Present ]</w:t>
-            </w:r>
-            <w:proofErr w:type="gramEnd"/>
+              <w:t xml:space="preserve"> – Present ]</w:t>
+            </w:r>
           </w:p>
           <w:p>
             <w:pPr>
@@ -9172,15 +8642,7 @@
                 <w:b w:val="0"/>
                 <w:bCs w:val="0"/>
               </w:rPr>
-              <w:t xml:space="preserve">employment, Virginia </w:t>
-            </w:r>
-            <w:proofErr w:type="gramStart"/>
-            <w:r>
-              <w:rPr>
-                <w:b w:val="0"/>
-                <w:bCs w:val="0"/>
-              </w:rPr>
-              <w:t>Tech</w:t>
+              <w:t>employment, Virginia Tech</w:t>
             </w:r>
             <w:r>
               <w:t xml:space="preserve">  </w:t>
@@ -9191,16 +8653,15 @@
                 <w:sz w:val="16"/>
                 <w:szCs w:val="16"/>
               </w:rPr>
-              <w:t>[</w:t>
-            </w:r>
-            <w:proofErr w:type="gramEnd"/>
+              <w:t xml:space="preserve">[ </w:t>
+            </w:r>
             <w:r>
               <w:rPr>
                 <w:color w:val="4F81BD" w:themeColor="accent1"/>
                 <w:sz w:val="16"/>
                 <w:szCs w:val="16"/>
               </w:rPr>
-              <w:t xml:space="preserve"> </w:t>
+              <w:t>8/2016</w:t>
             </w:r>
             <w:r>
               <w:rPr>
@@ -9208,7 +8669,7 @@
                 <w:sz w:val="16"/>
                 <w:szCs w:val="16"/>
               </w:rPr>
-              <w:t>8/2016</w:t>
+              <w:t xml:space="preserve"> – </w:t>
             </w:r>
             <w:r>
               <w:rPr>
@@ -9216,7 +8677,7 @@
                 <w:sz w:val="16"/>
                 <w:szCs w:val="16"/>
               </w:rPr>
-              <w:t xml:space="preserve"> – </w:t>
+              <w:t>12/2016</w:t>
             </w:r>
             <w:r>
               <w:rPr>
@@ -9224,33 +8685,7 @@
                 <w:sz w:val="16"/>
                 <w:szCs w:val="16"/>
               </w:rPr>
-              <w:t>12/</w:t>
-            </w:r>
-            <w:proofErr w:type="gramStart"/>
-            <w:r>
-              <w:rPr>
-                <w:color w:val="4F81BD" w:themeColor="accent1"/>
-                <w:sz w:val="16"/>
-                <w:szCs w:val="16"/>
-              </w:rPr>
-              <w:t>2016</w:t>
-            </w:r>
-            <w:r>
-              <w:rPr>
-                <w:color w:val="4F81BD" w:themeColor="accent1"/>
-                <w:sz w:val="16"/>
-                <w:szCs w:val="16"/>
-              </w:rPr>
-              <w:t xml:space="preserve"> ]</w:t>
-            </w:r>
-            <w:proofErr w:type="gramEnd"/>
-            <w:r>
-              <w:rPr>
-                <w:color w:val="4F81BD" w:themeColor="accent1"/>
-                <w:sz w:val="16"/>
-                <w:szCs w:val="16"/>
-              </w:rPr>
-              <w:t xml:space="preserve"> </w:t>
+              <w:t xml:space="preserve"> ] </w:t>
             </w:r>
             <w:r>
               <w:rPr>
@@ -9320,15 +8755,7 @@
                 <w:b w:val="0"/>
                 <w:bCs w:val="0"/>
               </w:rPr>
-              <w:t xml:space="preserve">, employment, Germanna Community </w:t>
-            </w:r>
-            <w:proofErr w:type="gramStart"/>
-            <w:r>
-              <w:rPr>
-                <w:b w:val="0"/>
-                <w:bCs w:val="0"/>
-              </w:rPr>
-              <w:t>College</w:t>
+              <w:t>, employment, Germanna Community College</w:t>
             </w:r>
             <w:r>
               <w:t xml:space="preserve">  </w:t>
@@ -9339,16 +8766,15 @@
                 <w:sz w:val="16"/>
                 <w:szCs w:val="16"/>
               </w:rPr>
-              <w:t>[</w:t>
-            </w:r>
-            <w:proofErr w:type="gramEnd"/>
+              <w:t xml:space="preserve">[ </w:t>
+            </w:r>
             <w:r>
               <w:rPr>
                 <w:color w:val="4F81BD" w:themeColor="accent1"/>
                 <w:sz w:val="16"/>
                 <w:szCs w:val="16"/>
               </w:rPr>
-              <w:t xml:space="preserve"> </w:t>
+              <w:t xml:space="preserve">1/2012 </w:t>
             </w:r>
             <w:r>
               <w:rPr>
@@ -9356,7 +8782,7 @@
                 <w:sz w:val="16"/>
                 <w:szCs w:val="16"/>
               </w:rPr>
-              <w:t xml:space="preserve">1/2012 </w:t>
+              <w:t xml:space="preserve">– </w:t>
             </w:r>
             <w:r>
               <w:rPr>
@@ -9364,7 +8790,7 @@
                 <w:sz w:val="16"/>
                 <w:szCs w:val="16"/>
               </w:rPr>
-              <w:t xml:space="preserve">– </w:t>
+              <w:t>5/2012</w:t>
             </w:r>
             <w:r>
               <w:rPr>
@@ -9372,33 +8798,7 @@
                 <w:sz w:val="16"/>
                 <w:szCs w:val="16"/>
               </w:rPr>
-              <w:t>5/</w:t>
-            </w:r>
-            <w:proofErr w:type="gramStart"/>
-            <w:r>
-              <w:rPr>
-                <w:color w:val="4F81BD" w:themeColor="accent1"/>
-                <w:sz w:val="16"/>
-                <w:szCs w:val="16"/>
-              </w:rPr>
-              <w:t>2012</w:t>
-            </w:r>
-            <w:r>
-              <w:rPr>
-                <w:color w:val="4F81BD" w:themeColor="accent1"/>
-                <w:sz w:val="16"/>
-                <w:szCs w:val="16"/>
-              </w:rPr>
-              <w:t xml:space="preserve"> ]</w:t>
-            </w:r>
-            <w:proofErr w:type="gramEnd"/>
-            <w:r>
-              <w:rPr>
-                <w:color w:val="4F81BD" w:themeColor="accent1"/>
-                <w:sz w:val="16"/>
-                <w:szCs w:val="16"/>
-              </w:rPr>
-              <w:t xml:space="preserve"> </w:t>
+              <w:t xml:space="preserve"> ] </w:t>
             </w:r>
             <w:r>
               <w:rPr>
@@ -9474,7 +8874,6 @@
             <w:r>
               <w:t xml:space="preserve">Chi Alpha Campus </w:t>
             </w:r>
-            <w:proofErr w:type="gramStart"/>
             <w:r>
               <w:t>Ministries</w:t>
             </w:r>
@@ -9487,16 +8886,15 @@
                 <w:sz w:val="16"/>
                 <w:szCs w:val="16"/>
               </w:rPr>
-              <w:t>[</w:t>
-            </w:r>
-            <w:proofErr w:type="gramEnd"/>
+              <w:t>[ 201</w:t>
+            </w:r>
             <w:r>
               <w:rPr>
                 <w:color w:val="4F81BD" w:themeColor="accent1"/>
                 <w:sz w:val="16"/>
                 <w:szCs w:val="16"/>
               </w:rPr>
-              <w:t xml:space="preserve"> 201</w:t>
+              <w:t>2</w:t>
             </w:r>
             <w:r>
               <w:rPr>
@@ -9504,7 +8902,7 @@
                 <w:sz w:val="16"/>
                 <w:szCs w:val="16"/>
               </w:rPr>
-              <w:t>2</w:t>
+              <w:t xml:space="preserve"> – </w:t>
             </w:r>
             <w:r>
               <w:rPr>
@@ -9512,33 +8910,15 @@
                 <w:sz w:val="16"/>
                 <w:szCs w:val="16"/>
               </w:rPr>
-              <w:t xml:space="preserve"> – </w:t>
-            </w:r>
-            <w:proofErr w:type="gramStart"/>
+              <w:t>2023</w:t>
+            </w:r>
             <w:r>
               <w:rPr>
                 <w:color w:val="4F81BD" w:themeColor="accent1"/>
                 <w:sz w:val="16"/>
                 <w:szCs w:val="16"/>
               </w:rPr>
-              <w:t>2023</w:t>
-            </w:r>
-            <w:r>
-              <w:rPr>
-                <w:color w:val="4F81BD" w:themeColor="accent1"/>
-                <w:sz w:val="16"/>
-                <w:szCs w:val="16"/>
-              </w:rPr>
-              <w:t xml:space="preserve"> ]</w:t>
-            </w:r>
-            <w:proofErr w:type="gramEnd"/>
-            <w:r>
-              <w:rPr>
-                <w:color w:val="4F81BD" w:themeColor="accent1"/>
-                <w:sz w:val="16"/>
-                <w:szCs w:val="16"/>
-              </w:rPr>
-              <w:t xml:space="preserve"> </w:t>
+              <w:t xml:space="preserve"> ] </w:t>
             </w:r>
             <w:r>
               <w:rPr>
@@ -9623,11 +9003,7 @@
               <w:keepNext w:val="0"/>
             </w:pPr>
             <w:r>
-              <w:t xml:space="preserve">Church Audio-Visual (AV), Information Technology (IT), and Experience </w:t>
-            </w:r>
-            <w:proofErr w:type="gramStart"/>
-            <w:r>
-              <w:t xml:space="preserve">Teams  </w:t>
+              <w:t xml:space="preserve">Church Audio-Visual (AV), Information Technology (IT), and Experience Teams  </w:t>
             </w:r>
             <w:r>
               <w:rPr>
@@ -9635,16 +9011,15 @@
                 <w:sz w:val="16"/>
                 <w:szCs w:val="16"/>
               </w:rPr>
-              <w:t>[</w:t>
-            </w:r>
-            <w:proofErr w:type="gramEnd"/>
+              <w:t>[ 20</w:t>
+            </w:r>
             <w:r>
               <w:rPr>
                 <w:color w:val="4F81BD" w:themeColor="accent1"/>
                 <w:sz w:val="16"/>
                 <w:szCs w:val="16"/>
               </w:rPr>
-              <w:t xml:space="preserve"> 20</w:t>
+              <w:t>20</w:t>
             </w:r>
             <w:r>
               <w:rPr>
@@ -9652,7 +9027,7 @@
                 <w:sz w:val="16"/>
                 <w:szCs w:val="16"/>
               </w:rPr>
-              <w:t>20</w:t>
+              <w:t xml:space="preserve"> – </w:t>
             </w:r>
             <w:r>
               <w:rPr>
@@ -9660,26 +9035,16 @@
                 <w:sz w:val="16"/>
                 <w:szCs w:val="16"/>
               </w:rPr>
-              <w:t xml:space="preserve"> – </w:t>
-            </w:r>
-            <w:proofErr w:type="gramStart"/>
+              <w:t>2024</w:t>
+            </w:r>
             <w:r>
               <w:rPr>
                 <w:color w:val="4F81BD" w:themeColor="accent1"/>
                 <w:sz w:val="16"/>
                 <w:szCs w:val="16"/>
               </w:rPr>
-              <w:t>2024</w:t>
-            </w:r>
-            <w:r>
-              <w:rPr>
-                <w:color w:val="4F81BD" w:themeColor="accent1"/>
-                <w:sz w:val="16"/>
-                <w:szCs w:val="16"/>
-              </w:rPr>
               <w:t xml:space="preserve"> ]</w:t>
             </w:r>
-            <w:proofErr w:type="gramEnd"/>
             <w:r>
               <w:rPr>
                 <w:color w:val="4F81BD" w:themeColor="accent1"/>
@@ -9741,11 +9106,7 @@
               <w:keepNext w:val="0"/>
             </w:pPr>
             <w:r>
-              <w:t xml:space="preserve">Virginia Tech Fencing </w:t>
-            </w:r>
-            <w:proofErr w:type="gramStart"/>
-            <w:r>
-              <w:t xml:space="preserve">Club  </w:t>
+              <w:t xml:space="preserve">Virginia Tech Fencing Club  </w:t>
             </w:r>
             <w:r>
               <w:rPr>
@@ -9753,27 +9114,8 @@
                 <w:sz w:val="16"/>
                 <w:szCs w:val="16"/>
               </w:rPr>
-              <w:t>[</w:t>
-            </w:r>
-            <w:proofErr w:type="gramEnd"/>
-            <w:r>
-              <w:rPr>
-                <w:color w:val="4F81BD" w:themeColor="accent1"/>
-                <w:sz w:val="16"/>
-                <w:szCs w:val="16"/>
-              </w:rPr>
-              <w:t xml:space="preserve"> 2013 – </w:t>
-            </w:r>
-            <w:proofErr w:type="gramStart"/>
-            <w:r>
-              <w:rPr>
-                <w:color w:val="4F81BD" w:themeColor="accent1"/>
-                <w:sz w:val="16"/>
-                <w:szCs w:val="16"/>
-              </w:rPr>
-              <w:t>2014 ]</w:t>
-            </w:r>
-            <w:proofErr w:type="gramEnd"/>
+              <w:t>[ 2013 – 2014 ]</w:t>
+            </w:r>
             <w:r>
               <w:rPr>
                 <w:rFonts w:ascii="Helvetica Neue" w:hAnsi="Helvetica Neue"/>
@@ -12938,10 +12280,12 @@
   <w:rsids>
     <w:rsidRoot w:val="009B4380"/>
     <w:rsid w:val="00016ABB"/>
+    <w:rsid w:val="00024160"/>
     <w:rsid w:val="000666D2"/>
     <w:rsid w:val="00095F4B"/>
     <w:rsid w:val="001078C8"/>
     <w:rsid w:val="001E6351"/>
+    <w:rsid w:val="0021240F"/>
     <w:rsid w:val="0021737E"/>
     <w:rsid w:val="00230187"/>
     <w:rsid w:val="00302FDA"/>
@@ -12954,7 +12298,6 @@
     <w:rsid w:val="004B2B15"/>
     <w:rsid w:val="004B72E9"/>
     <w:rsid w:val="004E6208"/>
-    <w:rsid w:val="0050079B"/>
     <w:rsid w:val="0053687F"/>
     <w:rsid w:val="00674A94"/>
     <w:rsid w:val="006B5A05"/>
